--- a/08-architecture-testing/REPORT_LAB08.docx
+++ b/08-architecture-testing/REPORT_LAB08.docx
@@ -4,104 +4,479 @@
   <w:body>
     <w:p>
       <w:pPr>
-        <w:spacing w:before="280" w:after="140" w:line="260" w:lineRule="auto"/>
-      </w:pPr>
-      <w:r>
-        <w:rPr>
-          <w:rFonts w:ascii="Times New Roman" w:hAnsi="Times New Roman" w:cs="Times New Roman"/>
-          <w:b/>
-          <w:color w:val="003366"/>
-          <w:sz w:val="32"/>
-        </w:rPr>
-        <w:t xml:space="preserve">ЗВІТ ПРО ПРАКТИЧНУ РОБОТУ №8</w:t>
+        <w:spacing w:after="0"/>
+        <w:jc w:val="center"/>
+        <w:rPr>
+          <w:rFonts w:ascii="Times New Roman" w:hAnsi="Times New Roman" w:cs="Times New Roman"/>
+          <w:color w:val="000000"/>
+          <w:sz w:val="28"/>
+          <w:szCs w:val="28"/>
+        </w:rPr>
+      </w:pPr>
+      <w:r>
+        <w:rPr>
+          <w:rFonts w:ascii="Times New Roman" w:hAnsi="Times New Roman" w:cs="Times New Roman"/>
+          <w:color w:val="000000"/>
+          <w:sz w:val="28"/>
+          <w:szCs w:val="28"/>
+        </w:rPr>
+        <w:t xml:space="preserve">Міністерство освіти і науки України</w:t>
+      </w:r>
+    </w:p>
+    <w:p>
+      <w:pPr>
+        <w:spacing w:after="0"/>
+        <w:jc w:val="center"/>
+        <w:rPr>
+          <w:rFonts w:ascii="Times New Roman" w:hAnsi="Times New Roman" w:cs="Times New Roman"/>
+          <w:color w:val="000000"/>
+          <w:sz w:val="28"/>
+          <w:szCs w:val="28"/>
+        </w:rPr>
+      </w:pPr>
+      <w:r>
+        <w:rPr>
+          <w:rFonts w:ascii="Times New Roman" w:hAnsi="Times New Roman" w:cs="Times New Roman"/>
+          <w:color w:val="000000"/>
+          <w:sz w:val="28"/>
+          <w:szCs w:val="28"/>
+        </w:rPr>
+        <w:t xml:space="preserve">Вінницький національний технічний університет</w:t>
+      </w:r>
+    </w:p>
+    <w:p>
+      <w:pPr>
+        <w:spacing w:after="0"/>
+        <w:jc w:val="center"/>
+        <w:rPr>
+          <w:rFonts w:ascii="Times New Roman" w:hAnsi="Times New Roman" w:cs="Times New Roman"/>
+          <w:color w:val="000000"/>
+          <w:sz w:val="28"/>
+          <w:szCs w:val="28"/>
+        </w:rPr>
+      </w:pPr>
+      <w:r>
+        <w:rPr>
+          <w:rFonts w:ascii="Times New Roman" w:hAnsi="Times New Roman" w:cs="Times New Roman"/>
+          <w:color w:val="000000"/>
+          <w:sz w:val="28"/>
+          <w:szCs w:val="28"/>
+        </w:rPr>
+        <w:t xml:space="preserve">Факультет інформаційних технологій та комп’ютерної інженерії</w:t>
+      </w:r>
+    </w:p>
+    <w:p>
+      <w:pPr>
+        <w:spacing w:after="1400"/>
+        <w:jc w:val="center"/>
+        <w:rPr>
+          <w:rFonts w:ascii="Times New Roman" w:hAnsi="Times New Roman" w:cs="Times New Roman"/>
+          <w:color w:val="000000"/>
+          <w:sz w:val="28"/>
+          <w:szCs w:val="28"/>
+        </w:rPr>
+      </w:pPr>
+      <w:r>
+        <w:rPr>
+          <w:rFonts w:ascii="Times New Roman" w:hAnsi="Times New Roman" w:cs="Times New Roman"/>
+          <w:color w:val="000000"/>
+          <w:sz w:val="28"/>
+          <w:szCs w:val="28"/>
+        </w:rPr>
+        <w:t xml:space="preserve">Кафедра ПЗ</w:t>
+      </w:r>
+    </w:p>
+    <w:p>
+      <w:pPr>
+        <w:spacing w:after="120"/>
+        <w:jc w:val="center"/>
+        <w:rPr>
+          <w:rFonts w:ascii="Times New Roman" w:hAnsi="Times New Roman" w:cs="Times New Roman"/>
+          <w:color w:val="000000"/>
+          <w:sz w:val="28"/>
+          <w:szCs w:val="28"/>
+        </w:rPr>
+      </w:pPr>
+      <w:r>
+        <w:rPr>
+          <w:rFonts w:ascii="Times New Roman" w:hAnsi="Times New Roman" w:cs="Times New Roman"/>
+          <w:color w:val="000000"/>
+          <w:sz w:val="28"/>
+          <w:szCs w:val="28"/>
+        </w:rPr>
+        <w:t xml:space="preserve">Лабораторна робота №8</w:t>
+      </w:r>
+    </w:p>
+    <w:p>
+      <w:pPr>
+        <w:spacing w:after="0"/>
+        <w:jc w:val="center"/>
+        <w:rPr>
+          <w:rFonts w:ascii="Times New Roman" w:hAnsi="Times New Roman" w:cs="Times New Roman"/>
+          <w:color w:val="000000"/>
+          <w:sz w:val="28"/>
+          <w:szCs w:val="28"/>
+        </w:rPr>
+      </w:pPr>
+      <w:r>
+        <w:rPr>
+          <w:rFonts w:ascii="Times New Roman" w:hAnsi="Times New Roman" w:cs="Times New Roman"/>
+          <w:color w:val="000000"/>
+          <w:sz w:val="28"/>
+          <w:szCs w:val="28"/>
+        </w:rPr>
+        <w:t xml:space="preserve">Архітектурні патерни та тестування .NET-застосунку</w:t>
+      </w:r>
+    </w:p>
+    <w:p>
+      <w:pPr>
+        <w:ind w:left="5102"/>
+        <w:jc w:val="right"/>
+        <w:rPr>
+          <w:rFonts w:ascii="Times New Roman" w:hAnsi="Times New Roman" w:cs="Times New Roman"/>
+          <w:color w:val="000000"/>
+          <w:sz w:val="28"/>
+          <w:szCs w:val="28"/>
+        </w:rPr>
+      </w:pPr>
+      <w:r>
+        <w:rPr>
+          <w:rFonts w:ascii="Times New Roman" w:hAnsi="Times New Roman" w:cs="Times New Roman"/>
+          <w:color w:val="000000"/>
+          <w:sz w:val="28"/>
+          <w:szCs w:val="28"/>
+        </w:rPr>
+        <w:t xml:space="preserve">Виконав: ст. 2ПІ-24б</w:t>
+        <w:br/>
+        <w:t xml:space="preserve">Слободян І. В.</w:t>
+        <w:br/>
+        <w:br/>
+        <w:t xml:space="preserve">Перевірив: Позур М. Ю.</w:t>
+      </w:r>
+    </w:p>
+    <w:p>
+      <w:pPr>
+        <w:ind w:left="5102"/>
+        <w:jc w:val="right"/>
+        <w:rPr>
+          <w:rFonts w:ascii="Times New Roman" w:hAnsi="Times New Roman" w:cs="Times New Roman"/>
+          <w:color w:val="000000"/>
+          <w:sz w:val="28"/>
+        </w:rPr>
+      </w:pPr>
+    </w:p>
+    <w:p>
+      <w:pPr>
+        <w:ind w:left="5102"/>
+        <w:jc w:val="right"/>
+        <w:rPr>
+          <w:rFonts w:ascii="Times New Roman" w:hAnsi="Times New Roman" w:cs="Times New Roman"/>
+          <w:color w:val="000000"/>
+          <w:sz w:val="28"/>
+        </w:rPr>
+      </w:pPr>
+    </w:p>
+    <w:p>
+      <w:pPr>
+        <w:ind w:left="5102"/>
+        <w:jc w:val="right"/>
+        <w:rPr>
+          <w:rFonts w:ascii="Times New Roman" w:hAnsi="Times New Roman" w:cs="Times New Roman"/>
+          <w:color w:val="000000"/>
+          <w:sz w:val="28"/>
+        </w:rPr>
+      </w:pPr>
+    </w:p>
+    <w:p>
+      <w:pPr>
+        <w:ind w:left="5102"/>
+        <w:jc w:val="right"/>
+        <w:rPr>
+          <w:rFonts w:ascii="Times New Roman" w:hAnsi="Times New Roman" w:cs="Times New Roman"/>
+          <w:color w:val="000000"/>
+          <w:sz w:val="28"/>
+        </w:rPr>
+      </w:pPr>
+    </w:p>
+    <w:p>
+      <w:pPr>
+        <w:ind w:left="5102"/>
+        <w:jc w:val="right"/>
+        <w:rPr>
+          <w:rFonts w:ascii="Times New Roman" w:hAnsi="Times New Roman" w:cs="Times New Roman"/>
+          <w:color w:val="000000"/>
+          <w:sz w:val="28"/>
+        </w:rPr>
+      </w:pPr>
+    </w:p>
+    <w:p>
+      <w:pPr>
+        <w:ind w:left="5102"/>
+        <w:jc w:val="right"/>
+        <w:rPr>
+          <w:rFonts w:ascii="Times New Roman" w:hAnsi="Times New Roman" w:cs="Times New Roman"/>
+          <w:color w:val="000000"/>
+          <w:sz w:val="28"/>
+        </w:rPr>
+      </w:pPr>
+    </w:p>
+    <w:p>
+      <w:pPr>
+        <w:ind w:left="5102"/>
+        <w:jc w:val="right"/>
+        <w:rPr>
+          <w:rFonts w:ascii="Times New Roman" w:hAnsi="Times New Roman" w:cs="Times New Roman"/>
+          <w:color w:val="000000"/>
+          <w:sz w:val="28"/>
+        </w:rPr>
+      </w:pPr>
+    </w:p>
+    <w:p>
+      <w:pPr>
+        <w:ind w:left="5102"/>
+        <w:jc w:val="right"/>
+        <w:rPr>
+          <w:rFonts w:ascii="Times New Roman" w:hAnsi="Times New Roman" w:cs="Times New Roman"/>
+          <w:color w:val="000000"/>
+          <w:sz w:val="28"/>
+        </w:rPr>
+      </w:pPr>
+    </w:p>
+    <w:p>
+      <w:pPr>
+        <w:ind w:left="5102"/>
+        <w:jc w:val="right"/>
+        <w:rPr>
+          <w:rFonts w:ascii="Times New Roman" w:hAnsi="Times New Roman" w:cs="Times New Roman"/>
+          <w:color w:val="000000"/>
+          <w:sz w:val="28"/>
+        </w:rPr>
+      </w:pPr>
+    </w:p>
+    <w:p>
+      <w:pPr>
+        <w:ind w:left="5102"/>
+        <w:jc w:val="right"/>
+        <w:rPr>
+          <w:rFonts w:ascii="Times New Roman" w:hAnsi="Times New Roman" w:cs="Times New Roman"/>
+          <w:color w:val="000000"/>
+          <w:sz w:val="28"/>
+        </w:rPr>
+      </w:pPr>
+    </w:p>
+    <w:p>
+      <w:pPr>
+        <w:spacing w:before="2200"/>
+        <w:jc w:val="center"/>
+        <w:rPr>
+          <w:rFonts w:ascii="Times New Roman" w:hAnsi="Times New Roman" w:cs="Times New Roman"/>
+          <w:color w:val="000000"/>
+          <w:sz w:val="28"/>
+        </w:rPr>
+      </w:pPr>
+      <w:r>
+        <w:rPr>
+          <w:rFonts w:ascii="Times New Roman" w:hAnsi="Times New Roman" w:cs="Times New Roman"/>
+          <w:color w:val="000000"/>
+          <w:sz w:val="28"/>
+        </w:rPr>
+        <w:t>м. Вінниця – 2026</w:t>
+      </w:r>
+    </w:p>
+    <w:p>
+      <w:pPr>
+        <w:rPr>
+          <w:rFonts w:ascii="Times New Roman" w:hAnsi="Times New Roman" w:cs="Times New Roman"/>
+          <w:color w:val="000000"/>
+          <w:sz w:val="28"/>
+        </w:rPr>
+      </w:pPr>
+      <w:r>
+        <w:br w:type="page"/>
+      </w:r>
+    </w:p>
+    <w:p>
+      <w:pPr>
+        <w:spacing w:before="240" w:after="100" w:line="260" w:lineRule="auto"/>
+        <w:rPr>
+          <w:rFonts w:ascii="Times New Roman" w:hAnsi="Times New Roman" w:cs="Times New Roman"/>
+          <w:color w:val="000000"/>
+          <w:sz w:val="28"/>
+        </w:rPr>
+      </w:pPr>
+      <w:r>
+        <w:rPr>
+          <w:rFonts w:ascii="Times New Roman" w:hAnsi="Times New Roman" w:cs="Times New Roman"/>
+          <w:b/>
+          <w:sz w:val="28"/>
+          <w:color w:val="000000"/>
+        </w:rPr>
+        <w:t xml:space="preserve">1. Мета роботи</w:t>
       </w:r>
     </w:p>
     <w:p>
       <w:pPr>
         <w:spacing w:before="0" w:after="120" w:line="260" w:lineRule="auto"/>
-      </w:pPr>
-      <w:r>
-        <w:rPr>
-          <w:rFonts w:ascii="Times New Roman" w:hAnsi="Times New Roman" w:cs="Times New Roman"/>
-          <w:b/>
-          <w:color w:val="222222"/>
-          <w:sz w:val="22"/>
-        </w:rPr>
-        <w:t xml:space="preserve">Дисципліна:</w:t>
-      </w:r>
-      <w:r>
-        <w:rPr>
-          <w:rFonts w:ascii="Times New Roman" w:hAnsi="Times New Roman" w:cs="Times New Roman"/>
-          <w:color w:val="222222"/>
-          <w:sz w:val="22"/>
-        </w:rPr>
-        <w:t xml:space="preserve"> Розробка проєктів засобами платформи .NET</w:t>
-      </w:r>
-      <w:r>
-        <w:br/>
-      </w:r>
-      <w:r>
-        <w:rPr>
-          <w:rFonts w:ascii="Times New Roman" w:hAnsi="Times New Roman" w:cs="Times New Roman"/>
-          <w:b/>
-          <w:color w:val="222222"/>
-          <w:sz w:val="22"/>
-        </w:rPr>
-        <w:t xml:space="preserve">Тема:</w:t>
-      </w:r>
-      <w:r>
-        <w:rPr>
-          <w:rFonts w:ascii="Times New Roman" w:hAnsi="Times New Roman" w:cs="Times New Roman"/>
-          <w:color w:val="222222"/>
-          <w:sz w:val="22"/>
-        </w:rPr>
-        <w:t xml:space="preserve"> Архітектурні патерни та тестування .NET-застосунку</w:t>
-      </w:r>
-      <w:r>
-        <w:br/>
-      </w:r>
-      <w:r>
-        <w:rPr>
-          <w:rFonts w:ascii="Times New Roman" w:hAnsi="Times New Roman" w:cs="Times New Roman"/>
-          <w:b/>
-          <w:color w:val="222222"/>
-          <w:sz w:val="22"/>
-        </w:rPr>
-        <w:t xml:space="preserve">Номер варіанта:</w:t>
-      </w:r>
-      <w:r>
-        <w:rPr>
-          <w:rFonts w:ascii="Times New Roman" w:hAnsi="Times New Roman" w:cs="Times New Roman"/>
-          <w:color w:val="222222"/>
-          <w:sz w:val="22"/>
-        </w:rPr>
-        <w:t xml:space="preserve"> Варіант 1 (Студент №17 за журналом)</w:t>
-      </w:r>
-      <w:r>
-        <w:br/>
-      </w:r>
-      <w:r>
-        <w:rPr>
-          <w:rFonts w:ascii="Times New Roman" w:hAnsi="Times New Roman" w:cs="Times New Roman"/>
-          <w:b/>
-          <w:color w:val="222222"/>
-          <w:sz w:val="22"/>
-        </w:rPr>
-        <w:t xml:space="preserve">Предметна область:</w:t>
-      </w:r>
-      <w:r>
-        <w:rPr>
-          <w:rFonts w:ascii="Times New Roman" w:hAnsi="Times New Roman" w:cs="Times New Roman"/>
-          <w:color w:val="222222"/>
-          <w:sz w:val="22"/>
-        </w:rPr>
-        <w:t xml:space="preserve"> «Бібліотека» (Library Management System: книги, автори, читачі, формуляри видачі)</w:t>
+        <w:rPr>
+          <w:rFonts w:ascii="Times New Roman" w:hAnsi="Times New Roman" w:cs="Times New Roman"/>
+          <w:color w:val="000000"/>
+          <w:sz w:val="28"/>
+        </w:rPr>
+      </w:pPr>
+      <w:r>
+        <w:rPr>
+          <w:rFonts w:ascii="Times New Roman" w:hAnsi="Times New Roman" w:cs="Times New Roman"/>
+          <w:sz w:val="28"/>
+          <w:color w:val="000000"/>
+        </w:rPr>
+        <w:t xml:space="preserve">Опанувати практичні навички проєктування архітектури enterprise-застосунків на платформі .NET з використанням принципів Чистої Архітектури (Clean Architecture / Onion Architecture), шаблонів проєктування </w:t>
+      </w:r>
+      <w:r>
+        <w:rPr>
+          <w:rFonts w:ascii="Times New Roman" w:hAnsi="Times New Roman" w:cs="Times New Roman"/>
+          <w:b/>
+          <w:sz w:val="28"/>
+          <w:color w:val="000000"/>
+        </w:rPr>
+        <w:t xml:space="preserve">Repository</w:t>
+      </w:r>
+      <w:r>
+        <w:rPr>
+          <w:rFonts w:ascii="Times New Roman" w:hAnsi="Times New Roman" w:cs="Times New Roman"/>
+          <w:sz w:val="28"/>
+          <w:color w:val="000000"/>
+        </w:rPr>
+        <w:t xml:space="preserve"> та </w:t>
+      </w:r>
+      <w:r>
+        <w:rPr>
+          <w:rFonts w:ascii="Times New Roman" w:hAnsi="Times New Roman" w:cs="Times New Roman"/>
+          <w:b/>
+          <w:sz w:val="28"/>
+          <w:color w:val="000000"/>
+        </w:rPr>
+        <w:t xml:space="preserve">Unit of Work</w:t>
+      </w:r>
+      <w:r>
+        <w:rPr>
+          <w:rFonts w:ascii="Times New Roman" w:hAnsi="Times New Roman" w:cs="Times New Roman"/>
+          <w:sz w:val="28"/>
+          <w:color w:val="000000"/>
+        </w:rPr>
+        <w:t xml:space="preserve">, розшарування бізнес-логіки у виділений сервісний шар, а також реалізувати всебічне автоматизоване тестування:</w:t>
+      </w:r>
+    </w:p>
+    <w:p>
+      <w:pPr>
+        <w:ind w:left="720" w:hanging="360"/>
+        <w:spacing w:before="0" w:after="60" w:line="240" w:lineRule="auto"/>
+        <w:rPr>
+          <w:rFonts w:ascii="Times New Roman" w:hAnsi="Times New Roman" w:cs="Times New Roman"/>
+          <w:color w:val="000000"/>
+          <w:sz w:val="28"/>
+        </w:rPr>
+      </w:pPr>
+      <w:r>
+        <w:rPr>
+          <w:rFonts w:ascii="Times New Roman" w:hAnsi="Times New Roman"/>
+          <w:color w:val="000000"/>
+          <w:sz w:val="28"/>
+          <w:b/>
+        </w:rPr>
+        <w:t xml:space="preserve">1. </w:t>
+      </w:r>
+      <w:r>
+        <w:rPr>
+          <w:rFonts w:ascii="Times New Roman" w:hAnsi="Times New Roman" w:cs="Times New Roman"/>
+          <w:sz w:val="28"/>
+          <w:color w:val="000000"/>
+        </w:rPr>
+        <w:t xml:space="preserve">Модульне тестування (Unit Testing) сервісного шару з ізоляцією залежностей за допомогою </w:t>
+      </w:r>
+      <w:r>
+        <w:rPr>
+          <w:rFonts w:ascii="Times New Roman" w:hAnsi="Times New Roman" w:cs="Times New Roman"/>
+          <w:b/>
+          <w:sz w:val="28"/>
+          <w:color w:val="000000"/>
+        </w:rPr>
+        <w:t xml:space="preserve">xUnit</w:t>
+      </w:r>
+      <w:r>
+        <w:rPr>
+          <w:rFonts w:ascii="Times New Roman" w:hAnsi="Times New Roman" w:cs="Times New Roman"/>
+          <w:sz w:val="28"/>
+          <w:color w:val="000000"/>
+        </w:rPr>
+        <w:t xml:space="preserve"> та </w:t>
+      </w:r>
+      <w:r>
+        <w:rPr>
+          <w:rFonts w:ascii="Times New Roman" w:hAnsi="Times New Roman" w:cs="Times New Roman"/>
+          <w:b/>
+          <w:sz w:val="28"/>
+          <w:color w:val="000000"/>
+        </w:rPr>
+        <w:t xml:space="preserve">Moq</w:t>
+      </w:r>
+      <w:r>
+        <w:rPr>
+          <w:rFonts w:ascii="Times New Roman" w:hAnsi="Times New Roman" w:cs="Times New Roman"/>
+          <w:sz w:val="28"/>
+          <w:color w:val="000000"/>
+        </w:rPr>
+        <w:t xml:space="preserve">.</w:t>
+      </w:r>
+    </w:p>
+    <w:p>
+      <w:pPr>
+        <w:ind w:left="720" w:hanging="360"/>
+        <w:spacing w:before="0" w:after="60" w:line="240" w:lineRule="auto"/>
+        <w:rPr>
+          <w:rFonts w:ascii="Times New Roman" w:hAnsi="Times New Roman" w:cs="Times New Roman"/>
+          <w:color w:val="000000"/>
+          <w:sz w:val="28"/>
+        </w:rPr>
+      </w:pPr>
+      <w:r>
+        <w:rPr>
+          <w:rFonts w:ascii="Times New Roman" w:hAnsi="Times New Roman"/>
+          <w:color w:val="000000"/>
+          <w:sz w:val="28"/>
+          <w:b/>
+        </w:rPr>
+        <w:t xml:space="preserve">2. </w:t>
+      </w:r>
+      <w:r>
+        <w:rPr>
+          <w:rFonts w:ascii="Times New Roman" w:hAnsi="Times New Roman" w:cs="Times New Roman"/>
+          <w:sz w:val="28"/>
+          <w:color w:val="000000"/>
+        </w:rPr>
+        <w:t xml:space="preserve">Інтеграційне тестування (Integration Testing) кінцевих точок Web API за допомогою </w:t>
+      </w:r>
+      <w:r>
+        <w:rPr>
+          <w:rFonts w:ascii="Times New Roman" w:hAnsi="Times New Roman" w:cs="Times New Roman"/>
+          <w:b/>
+          <w:sz w:val="28"/>
+          <w:color w:val="000000"/>
+        </w:rPr>
+        <w:t xml:space="preserve">WebApplicationFactory</w:t>
+      </w:r>
+      <w:r>
+        <w:rPr>
+          <w:rFonts w:ascii="Times New Roman" w:hAnsi="Times New Roman" w:cs="Times New Roman"/>
+          <w:sz w:val="28"/>
+          <w:color w:val="000000"/>
+        </w:rPr>
+        <w:t xml:space="preserve"> та реального тестового HTTP-клієнта.</w:t>
       </w:r>
     </w:p>
     <w:p>
       <w:pPr>
         <w:pBdr>
-          <w:bottom w:val="single" w:color="B0C4DE" w:sz="6"/>
+          <w:bottom w:val="single" w:color="888888" w:sz="6"/>
         </w:pBdr>
         <w:spacing w:before="120" w:after="120"/>
       </w:pPr>
@@ -109,165 +484,1060 @@
     <w:p>
       <w:pPr>
         <w:spacing w:before="240" w:after="100" w:line="260" w:lineRule="auto"/>
-      </w:pPr>
-      <w:r>
-        <w:rPr>
-          <w:rFonts w:ascii="Times New Roman" w:hAnsi="Times New Roman" w:cs="Times New Roman"/>
-          <w:b/>
-          <w:color w:val="1B365D"/>
-          <w:sz w:val="28"/>
-        </w:rPr>
-        <w:t xml:space="preserve">1. Мета роботи</w:t>
-      </w:r>
-    </w:p>
-    <w:p>
-      <w:pPr>
-        <w:spacing w:before="0" w:after="120" w:line="260" w:lineRule="auto"/>
-      </w:pPr>
-      <w:r>
-        <w:rPr>
-          <w:rFonts w:ascii="Times New Roman" w:hAnsi="Times New Roman" w:cs="Times New Roman"/>
-          <w:color w:val="222222"/>
-          <w:sz w:val="22"/>
-        </w:rPr>
-        <w:t xml:space="preserve">Опанувати практичні навички проєктування архітектури enterprise-застосунків на платформі .NET з використанням принципів Чистої Архітектури (Clean Architecture / Onion Architecture), шаблонів проєктування </w:t>
-      </w:r>
-      <w:r>
-        <w:rPr>
-          <w:rFonts w:ascii="Times New Roman" w:hAnsi="Times New Roman" w:cs="Times New Roman"/>
-          <w:b/>
-          <w:color w:val="222222"/>
-          <w:sz w:val="22"/>
+        <w:rPr>
+          <w:rFonts w:ascii="Times New Roman" w:hAnsi="Times New Roman" w:cs="Times New Roman"/>
+          <w:color w:val="000000"/>
+          <w:sz w:val="28"/>
+        </w:rPr>
+      </w:pPr>
+      <w:r>
+        <w:rPr>
+          <w:rFonts w:ascii="Times New Roman" w:hAnsi="Times New Roman" w:cs="Times New Roman"/>
+          <w:b/>
+          <w:sz w:val="28"/>
+          <w:color w:val="000000"/>
+        </w:rPr>
+        <w:t xml:space="preserve">2. Завдання варіанту</w:t>
+      </w:r>
+    </w:p>
+    <w:p>
+      <w:pPr>
+        <w:ind w:left="720" w:hanging="360"/>
+        <w:spacing w:before="0" w:after="60" w:line="240" w:lineRule="auto"/>
+        <w:rPr>
+          <w:rFonts w:ascii="Times New Roman" w:hAnsi="Times New Roman" w:cs="Times New Roman"/>
+          <w:color w:val="000000"/>
+          <w:sz w:val="28"/>
+        </w:rPr>
+      </w:pPr>
+      <w:r>
+        <w:rPr>
+          <w:rFonts w:ascii="Times New Roman" w:hAnsi="Times New Roman"/>
+          <w:color w:val="000000"/>
+          <w:sz w:val="28"/>
+          <w:b/>
+        </w:rPr>
+        <w:t xml:space="preserve">1. </w:t>
+      </w:r>
+      <w:r>
+        <w:rPr>
+          <w:rFonts w:ascii="Times New Roman" w:hAnsi="Times New Roman" w:cs="Times New Roman"/>
+          <w:b/>
+          <w:sz w:val="28"/>
+          <w:color w:val="000000"/>
+        </w:rPr>
+        <w:t xml:space="preserve">Рефакторинг архітектури проєкту:</w:t>
+      </w:r>
+    </w:p>
+    <w:p>
+      <w:pPr>
+        <w:ind w:left="1440" w:hanging="360"/>
+        <w:spacing w:before="0" w:after="60" w:line="240" w:lineRule="auto"/>
+        <w:rPr>
+          <w:rFonts w:ascii="Times New Roman" w:hAnsi="Times New Roman" w:cs="Times New Roman"/>
+          <w:color w:val="000000"/>
+          <w:sz w:val="28"/>
+        </w:rPr>
+      </w:pPr>
+      <w:r>
+        <w:rPr>
+          <w:rFonts w:ascii="Times New Roman" w:hAnsi="Times New Roman"/>
+          <w:color w:val="000000"/>
+          <w:sz w:val="28"/>
+          <w:b/>
+        </w:rPr>
+        <w:t xml:space="preserve">• </w:t>
+      </w:r>
+      <w:r>
+        <w:rPr>
+          <w:rFonts w:ascii="Times New Roman" w:hAnsi="Times New Roman" w:cs="Times New Roman"/>
+          <w:sz w:val="28"/>
+          <w:color w:val="000000"/>
+        </w:rPr>
+        <w:t xml:space="preserve">Повністю ізолювати шар доступу до даних (</w:t>
+      </w:r>
+      <w:r>
+        <w:rPr>
+          <w:rFonts w:ascii="Times New Roman" w:hAnsi="Times New Roman"/>
+          <w:sz w:val="28"/>
+          <w:color w:val="000000"/>
+        </w:rPr>
+        <w:t xml:space="preserve">DbContext</w:t>
+      </w:r>
+      <w:r>
+        <w:rPr>
+          <w:rFonts w:ascii="Times New Roman" w:hAnsi="Times New Roman" w:cs="Times New Roman"/>
+          <w:sz w:val="28"/>
+          <w:color w:val="000000"/>
+        </w:rPr>
+        <w:t xml:space="preserve">) від презентаційного шару (контролерів).</w:t>
+      </w:r>
+    </w:p>
+    <w:p>
+      <w:pPr>
+        <w:ind w:left="1440" w:hanging="360"/>
+        <w:spacing w:before="0" w:after="60" w:line="240" w:lineRule="auto"/>
+        <w:rPr>
+          <w:rFonts w:ascii="Times New Roman" w:hAnsi="Times New Roman" w:cs="Times New Roman"/>
+          <w:color w:val="000000"/>
+          <w:sz w:val="28"/>
+        </w:rPr>
+      </w:pPr>
+      <w:r>
+        <w:rPr>
+          <w:rFonts w:ascii="Times New Roman" w:hAnsi="Times New Roman"/>
+          <w:color w:val="000000"/>
+          <w:sz w:val="28"/>
+          <w:b/>
+        </w:rPr>
+        <w:t xml:space="preserve">• </w:t>
+      </w:r>
+      <w:r>
+        <w:rPr>
+          <w:rFonts w:ascii="Times New Roman" w:hAnsi="Times New Roman" w:cs="Times New Roman"/>
+          <w:sz w:val="28"/>
+          <w:color w:val="000000"/>
+        </w:rPr>
+        <w:t xml:space="preserve">Реалізувати патерн </w:t>
+      </w:r>
+      <w:r>
+        <w:rPr>
+          <w:rFonts w:ascii="Times New Roman" w:hAnsi="Times New Roman" w:cs="Times New Roman"/>
+          <w:b/>
+          <w:sz w:val="28"/>
+          <w:color w:val="000000"/>
         </w:rPr>
         <w:t xml:space="preserve">Repository</w:t>
       </w:r>
       <w:r>
         <w:rPr>
           <w:rFonts w:ascii="Times New Roman" w:hAnsi="Times New Roman" w:cs="Times New Roman"/>
-          <w:color w:val="222222"/>
-          <w:sz w:val="22"/>
+          <w:sz w:val="28"/>
+          <w:color w:val="000000"/>
+        </w:rPr>
+        <w:t xml:space="preserve"> для сутностей бібліотеки (</w:t>
+      </w:r>
+      <w:r>
+        <w:rPr>
+          <w:rFonts w:ascii="Times New Roman" w:hAnsi="Times New Roman"/>
+          <w:sz w:val="28"/>
+          <w:color w:val="000000"/>
+        </w:rPr>
+        <w:t xml:space="preserve">IBookRepository</w:t>
+      </w:r>
+      <w:r>
+        <w:rPr>
+          <w:rFonts w:ascii="Times New Roman" w:hAnsi="Times New Roman" w:cs="Times New Roman"/>
+          <w:sz w:val="28"/>
+          <w:color w:val="000000"/>
+        </w:rPr>
+        <w:t xml:space="preserve">, </w:t>
+      </w:r>
+      <w:r>
+        <w:rPr>
+          <w:rFonts w:ascii="Times New Roman" w:hAnsi="Times New Roman"/>
+          <w:sz w:val="28"/>
+          <w:color w:val="000000"/>
+        </w:rPr>
+        <w:t xml:space="preserve">IAuthorRepository</w:t>
+      </w:r>
+      <w:r>
+        <w:rPr>
+          <w:rFonts w:ascii="Times New Roman" w:hAnsi="Times New Roman" w:cs="Times New Roman"/>
+          <w:sz w:val="28"/>
+          <w:color w:val="000000"/>
+        </w:rPr>
+        <w:t xml:space="preserve">).</w:t>
+      </w:r>
+    </w:p>
+    <w:p>
+      <w:pPr>
+        <w:ind w:left="1440" w:hanging="360"/>
+        <w:spacing w:before="0" w:after="60" w:line="240" w:lineRule="auto"/>
+        <w:rPr>
+          <w:rFonts w:ascii="Times New Roman" w:hAnsi="Times New Roman" w:cs="Times New Roman"/>
+          <w:color w:val="000000"/>
+          <w:sz w:val="28"/>
+        </w:rPr>
+      </w:pPr>
+      <w:r>
+        <w:rPr>
+          <w:rFonts w:ascii="Times New Roman" w:hAnsi="Times New Roman"/>
+          <w:color w:val="000000"/>
+          <w:sz w:val="28"/>
+          <w:b/>
+        </w:rPr>
+        <w:t xml:space="preserve">• </w:t>
+      </w:r>
+      <w:r>
+        <w:rPr>
+          <w:rFonts w:ascii="Times New Roman" w:hAnsi="Times New Roman" w:cs="Times New Roman"/>
+          <w:sz w:val="28"/>
+          <w:color w:val="000000"/>
+        </w:rPr>
+        <w:t xml:space="preserve">Реалізувати патерн </w:t>
+      </w:r>
+      <w:r>
+        <w:rPr>
+          <w:rFonts w:ascii="Times New Roman" w:hAnsi="Times New Roman" w:cs="Times New Roman"/>
+          <w:b/>
+          <w:sz w:val="28"/>
+          <w:color w:val="000000"/>
+        </w:rPr>
+        <w:t xml:space="preserve">Unit of Work</w:t>
+      </w:r>
+      <w:r>
+        <w:rPr>
+          <w:rFonts w:ascii="Times New Roman" w:hAnsi="Times New Roman" w:cs="Times New Roman"/>
+          <w:sz w:val="28"/>
+          <w:color w:val="000000"/>
+        </w:rPr>
+        <w:t xml:space="preserve"> (</w:t>
+      </w:r>
+      <w:r>
+        <w:rPr>
+          <w:rFonts w:ascii="Times New Roman" w:hAnsi="Times New Roman"/>
+          <w:sz w:val="28"/>
+          <w:color w:val="000000"/>
+        </w:rPr>
+        <w:t xml:space="preserve">IUnitOfWork</w:t>
+      </w:r>
+      <w:r>
+        <w:rPr>
+          <w:rFonts w:ascii="Times New Roman" w:hAnsi="Times New Roman" w:cs="Times New Roman"/>
+          <w:sz w:val="28"/>
+          <w:color w:val="000000"/>
+        </w:rPr>
+        <w:t xml:space="preserve">) для гарантування атомарності операцій збереження змін кількох репозиторіїв у межах єдиної транзакції.</w:t>
+      </w:r>
+    </w:p>
+    <w:p>
+      <w:pPr>
+        <w:ind w:left="1440" w:hanging="360"/>
+        <w:spacing w:before="0" w:after="60" w:line="240" w:lineRule="auto"/>
+        <w:rPr>
+          <w:rFonts w:ascii="Times New Roman" w:hAnsi="Times New Roman" w:cs="Times New Roman"/>
+          <w:color w:val="000000"/>
+          <w:sz w:val="28"/>
+        </w:rPr>
+      </w:pPr>
+      <w:r>
+        <w:rPr>
+          <w:rFonts w:ascii="Times New Roman" w:hAnsi="Times New Roman"/>
+          <w:color w:val="000000"/>
+          <w:sz w:val="28"/>
+          <w:b/>
+        </w:rPr>
+        <w:t xml:space="preserve">• </w:t>
+      </w:r>
+      <w:r>
+        <w:rPr>
+          <w:rFonts w:ascii="Times New Roman" w:hAnsi="Times New Roman" w:cs="Times New Roman"/>
+          <w:sz w:val="28"/>
+          <w:color w:val="000000"/>
+        </w:rPr>
+        <w:t xml:space="preserve">Винести бізнес-логіку та бізнес-правила з контролерів у спеціалізований сервісний шар (</w:t>
+      </w:r>
+      <w:r>
+        <w:rPr>
+          <w:rFonts w:ascii="Times New Roman" w:hAnsi="Times New Roman"/>
+          <w:sz w:val="28"/>
+          <w:color w:val="000000"/>
+        </w:rPr>
+        <w:t xml:space="preserve">IBookService</w:t>
+      </w:r>
+      <w:r>
+        <w:rPr>
+          <w:rFonts w:ascii="Times New Roman" w:hAnsi="Times New Roman" w:cs="Times New Roman"/>
+          <w:sz w:val="28"/>
+          <w:color w:val="000000"/>
+        </w:rPr>
+        <w:t xml:space="preserve">, </w:t>
+      </w:r>
+      <w:r>
+        <w:rPr>
+          <w:rFonts w:ascii="Times New Roman" w:hAnsi="Times New Roman"/>
+          <w:sz w:val="28"/>
+          <w:color w:val="000000"/>
+        </w:rPr>
+        <w:t xml:space="preserve">BookService</w:t>
+      </w:r>
+      <w:r>
+        <w:rPr>
+          <w:rFonts w:ascii="Times New Roman" w:hAnsi="Times New Roman" w:cs="Times New Roman"/>
+          <w:sz w:val="28"/>
+          <w:color w:val="000000"/>
+        </w:rPr>
+        <w:t xml:space="preserve">).</w:t>
+      </w:r>
+    </w:p>
+    <w:p>
+      <w:pPr>
+        <w:ind w:left="720" w:hanging="360"/>
+        <w:spacing w:before="0" w:after="60" w:line="240" w:lineRule="auto"/>
+        <w:rPr>
+          <w:rFonts w:ascii="Times New Roman" w:hAnsi="Times New Roman" w:cs="Times New Roman"/>
+          <w:color w:val="000000"/>
+          <w:sz w:val="28"/>
+        </w:rPr>
+      </w:pPr>
+      <w:r>
+        <w:rPr>
+          <w:rFonts w:ascii="Times New Roman" w:hAnsi="Times New Roman"/>
+          <w:color w:val="000000"/>
+          <w:sz w:val="28"/>
+          <w:b/>
+        </w:rPr>
+        <w:t xml:space="preserve">2. </w:t>
+      </w:r>
+      <w:r>
+        <w:rPr>
+          <w:rFonts w:ascii="Times New Roman" w:hAnsi="Times New Roman" w:cs="Times New Roman"/>
+          <w:b/>
+          <w:sz w:val="28"/>
+          <w:color w:val="000000"/>
+        </w:rPr>
+        <w:t xml:space="preserve">Розподіл на шари (Clean Architecture):</w:t>
+      </w:r>
+    </w:p>
+    <w:p>
+      <w:pPr>
+        <w:ind w:left="1440" w:hanging="360"/>
+        <w:spacing w:before="0" w:after="60" w:line="240" w:lineRule="auto"/>
+        <w:rPr>
+          <w:rFonts w:ascii="Times New Roman" w:hAnsi="Times New Roman" w:cs="Times New Roman"/>
+          <w:color w:val="000000"/>
+          <w:sz w:val="28"/>
+        </w:rPr>
+      </w:pPr>
+      <w:r>
+        <w:rPr>
+          <w:rFonts w:ascii="Times New Roman" w:hAnsi="Times New Roman"/>
+          <w:color w:val="000000"/>
+          <w:sz w:val="28"/>
+          <w:b/>
+        </w:rPr>
+        <w:t xml:space="preserve">• </w:t>
+      </w:r>
+      <w:r>
+        <w:rPr>
+          <w:rFonts w:ascii="Times New Roman" w:hAnsi="Times New Roman" w:cs="Times New Roman"/>
+          <w:b/>
+          <w:sz w:val="28"/>
+          <w:color w:val="000000"/>
+        </w:rPr>
+        <w:t xml:space="preserve">Domain:</w:t>
+      </w:r>
+      <w:r>
+        <w:rPr>
+          <w:rFonts w:ascii="Times New Roman" w:hAnsi="Times New Roman" w:cs="Times New Roman"/>
+          <w:sz w:val="28"/>
+          <w:color w:val="000000"/>
+        </w:rPr>
+        <w:t xml:space="preserve"> Сутності (</w:t>
+      </w:r>
+      <w:r>
+        <w:rPr>
+          <w:rFonts w:ascii="Times New Roman" w:hAnsi="Times New Roman"/>
+          <w:sz w:val="28"/>
+          <w:color w:val="000000"/>
+        </w:rPr>
+        <w:t xml:space="preserve">Author</w:t>
+      </w:r>
+      <w:r>
+        <w:rPr>
+          <w:rFonts w:ascii="Times New Roman" w:hAnsi="Times New Roman" w:cs="Times New Roman"/>
+          <w:sz w:val="28"/>
+          <w:color w:val="000000"/>
+        </w:rPr>
+        <w:t xml:space="preserve">, </w:t>
+      </w:r>
+      <w:r>
+        <w:rPr>
+          <w:rFonts w:ascii="Times New Roman" w:hAnsi="Times New Roman"/>
+          <w:sz w:val="28"/>
+          <w:color w:val="000000"/>
+        </w:rPr>
+        <w:t xml:space="preserve">Book</w:t>
+      </w:r>
+      <w:r>
+        <w:rPr>
+          <w:rFonts w:ascii="Times New Roman" w:hAnsi="Times New Roman" w:cs="Times New Roman"/>
+          <w:sz w:val="28"/>
+          <w:color w:val="000000"/>
+        </w:rPr>
+        <w:t xml:space="preserve">, </w:t>
+      </w:r>
+      <w:r>
+        <w:rPr>
+          <w:rFonts w:ascii="Times New Roman" w:hAnsi="Times New Roman"/>
+          <w:sz w:val="28"/>
+          <w:color w:val="000000"/>
+        </w:rPr>
+        <w:t xml:space="preserve">Reader</w:t>
+      </w:r>
+      <w:r>
+        <w:rPr>
+          <w:rFonts w:ascii="Times New Roman" w:hAnsi="Times New Roman" w:cs="Times New Roman"/>
+          <w:sz w:val="28"/>
+          <w:color w:val="000000"/>
+        </w:rPr>
+        <w:t xml:space="preserve">, </w:t>
+      </w:r>
+      <w:r>
+        <w:rPr>
+          <w:rFonts w:ascii="Times New Roman" w:hAnsi="Times New Roman"/>
+          <w:sz w:val="28"/>
+          <w:color w:val="000000"/>
+        </w:rPr>
+        <w:t xml:space="preserve">BookLoan</w:t>
+      </w:r>
+      <w:r>
+        <w:rPr>
+          <w:rFonts w:ascii="Times New Roman" w:hAnsi="Times New Roman" w:cs="Times New Roman"/>
+          <w:sz w:val="28"/>
+          <w:color w:val="000000"/>
+        </w:rPr>
+        <w:t xml:space="preserve">), інтерфейси сховищ, доменні винятки (</w:t>
+      </w:r>
+      <w:r>
+        <w:rPr>
+          <w:rFonts w:ascii="Times New Roman" w:hAnsi="Times New Roman"/>
+          <w:sz w:val="28"/>
+          <w:color w:val="000000"/>
+        </w:rPr>
+        <w:t xml:space="preserve">EntityNotFoundException</w:t>
+      </w:r>
+      <w:r>
+        <w:rPr>
+          <w:rFonts w:ascii="Times New Roman" w:hAnsi="Times New Roman" w:cs="Times New Roman"/>
+          <w:sz w:val="28"/>
+          <w:color w:val="000000"/>
+        </w:rPr>
+        <w:t xml:space="preserve">, </w:t>
+      </w:r>
+      <w:r>
+        <w:rPr>
+          <w:rFonts w:ascii="Times New Roman" w:hAnsi="Times New Roman"/>
+          <w:sz w:val="28"/>
+          <w:color w:val="000000"/>
+        </w:rPr>
+        <w:t xml:space="preserve">BusinessRuleValidationException</w:t>
+      </w:r>
+      <w:r>
+        <w:rPr>
+          <w:rFonts w:ascii="Times New Roman" w:hAnsi="Times New Roman" w:cs="Times New Roman"/>
+          <w:sz w:val="28"/>
+          <w:color w:val="000000"/>
+        </w:rPr>
+        <w:t xml:space="preserve">). Шар не має жодних зовнішніх залежностей.</w:t>
+      </w:r>
+    </w:p>
+    <w:p>
+      <w:pPr>
+        <w:ind w:left="1440" w:hanging="360"/>
+        <w:spacing w:before="0" w:after="60" w:line="240" w:lineRule="auto"/>
+        <w:rPr>
+          <w:rFonts w:ascii="Times New Roman" w:hAnsi="Times New Roman" w:cs="Times New Roman"/>
+          <w:color w:val="000000"/>
+          <w:sz w:val="28"/>
+        </w:rPr>
+      </w:pPr>
+      <w:r>
+        <w:rPr>
+          <w:rFonts w:ascii="Times New Roman" w:hAnsi="Times New Roman"/>
+          <w:color w:val="000000"/>
+          <w:sz w:val="28"/>
+          <w:b/>
+        </w:rPr>
+        <w:t xml:space="preserve">• </w:t>
+      </w:r>
+      <w:r>
+        <w:rPr>
+          <w:rFonts w:ascii="Times New Roman" w:hAnsi="Times New Roman" w:cs="Times New Roman"/>
+          <w:b/>
+          <w:sz w:val="28"/>
+          <w:color w:val="000000"/>
+        </w:rPr>
+        <w:t xml:space="preserve">Application:</w:t>
+      </w:r>
+      <w:r>
+        <w:rPr>
+          <w:rFonts w:ascii="Times New Roman" w:hAnsi="Times New Roman" w:cs="Times New Roman"/>
+          <w:sz w:val="28"/>
+          <w:color w:val="000000"/>
+        </w:rPr>
+        <w:t xml:space="preserve"> DTO-моделі (</w:t>
+      </w:r>
+      <w:r>
+        <w:rPr>
+          <w:rFonts w:ascii="Times New Roman" w:hAnsi="Times New Roman"/>
+          <w:sz w:val="28"/>
+          <w:color w:val="000000"/>
+        </w:rPr>
+        <w:t xml:space="preserve">BookDto</w:t>
+      </w:r>
+      <w:r>
+        <w:rPr>
+          <w:rFonts w:ascii="Times New Roman" w:hAnsi="Times New Roman" w:cs="Times New Roman"/>
+          <w:sz w:val="28"/>
+          <w:color w:val="000000"/>
+        </w:rPr>
+        <w:t xml:space="preserve">, </w:t>
+      </w:r>
+      <w:r>
+        <w:rPr>
+          <w:rFonts w:ascii="Times New Roman" w:hAnsi="Times New Roman"/>
+          <w:sz w:val="28"/>
+          <w:color w:val="000000"/>
+        </w:rPr>
+        <w:t xml:space="preserve">CreateBookDto</w:t>
+      </w:r>
+      <w:r>
+        <w:rPr>
+          <w:rFonts w:ascii="Times New Roman" w:hAnsi="Times New Roman" w:cs="Times New Roman"/>
+          <w:sz w:val="28"/>
+          <w:color w:val="000000"/>
+        </w:rPr>
+        <w:t xml:space="preserve">, </w:t>
+      </w:r>
+      <w:r>
+        <w:rPr>
+          <w:rFonts w:ascii="Times New Roman" w:hAnsi="Times New Roman"/>
+          <w:sz w:val="28"/>
+          <w:color w:val="000000"/>
+        </w:rPr>
+        <w:t xml:space="preserve">UpdateBookDto</w:t>
+      </w:r>
+      <w:r>
+        <w:rPr>
+          <w:rFonts w:ascii="Times New Roman" w:hAnsi="Times New Roman" w:cs="Times New Roman"/>
+          <w:sz w:val="28"/>
+          <w:color w:val="000000"/>
+        </w:rPr>
+        <w:t xml:space="preserve">), інтерфейси та реалізації сервісів (</w:t>
+      </w:r>
+      <w:r>
+        <w:rPr>
+          <w:rFonts w:ascii="Times New Roman" w:hAnsi="Times New Roman"/>
+          <w:sz w:val="28"/>
+          <w:color w:val="000000"/>
+        </w:rPr>
+        <w:t xml:space="preserve">IBookService</w:t>
+      </w:r>
+      <w:r>
+        <w:rPr>
+          <w:rFonts w:ascii="Times New Roman" w:hAnsi="Times New Roman" w:cs="Times New Roman"/>
+          <w:sz w:val="28"/>
+          <w:color w:val="000000"/>
+        </w:rPr>
+        <w:t xml:space="preserve">, </w:t>
+      </w:r>
+      <w:r>
+        <w:rPr>
+          <w:rFonts w:ascii="Times New Roman" w:hAnsi="Times New Roman"/>
+          <w:sz w:val="28"/>
+          <w:color w:val="000000"/>
+        </w:rPr>
+        <w:t xml:space="preserve">BookService</w:t>
+      </w:r>
+      <w:r>
+        <w:rPr>
+          <w:rFonts w:ascii="Times New Roman" w:hAnsi="Times New Roman" w:cs="Times New Roman"/>
+          <w:sz w:val="28"/>
+          <w:color w:val="000000"/>
+        </w:rPr>
+        <w:t xml:space="preserve">).</w:t>
+      </w:r>
+    </w:p>
+    <w:p>
+      <w:pPr>
+        <w:ind w:left="1440" w:hanging="360"/>
+        <w:spacing w:before="0" w:after="60" w:line="240" w:lineRule="auto"/>
+        <w:rPr>
+          <w:rFonts w:ascii="Times New Roman" w:hAnsi="Times New Roman" w:cs="Times New Roman"/>
+          <w:color w:val="000000"/>
+          <w:sz w:val="28"/>
+        </w:rPr>
+      </w:pPr>
+      <w:r>
+        <w:rPr>
+          <w:rFonts w:ascii="Times New Roman" w:hAnsi="Times New Roman"/>
+          <w:color w:val="000000"/>
+          <w:sz w:val="28"/>
+          <w:b/>
+        </w:rPr>
+        <w:t xml:space="preserve">• </w:t>
+      </w:r>
+      <w:r>
+        <w:rPr>
+          <w:rFonts w:ascii="Times New Roman" w:hAnsi="Times New Roman" w:cs="Times New Roman"/>
+          <w:b/>
+          <w:sz w:val="28"/>
+          <w:color w:val="000000"/>
+        </w:rPr>
+        <w:t xml:space="preserve">Infrastructure:</w:t>
+      </w:r>
+      <w:r>
+        <w:rPr>
+          <w:rFonts w:ascii="Times New Roman" w:hAnsi="Times New Roman" w:cs="Times New Roman"/>
+          <w:sz w:val="28"/>
+          <w:color w:val="000000"/>
+        </w:rPr>
+        <w:t xml:space="preserve"> Реалізація </w:t>
+      </w:r>
+      <w:r>
+        <w:rPr>
+          <w:rFonts w:ascii="Times New Roman" w:hAnsi="Times New Roman"/>
+          <w:sz w:val="28"/>
+          <w:color w:val="000000"/>
+        </w:rPr>
+        <w:t xml:space="preserve">LibraryDbContext</w:t>
+      </w:r>
+      <w:r>
+        <w:rPr>
+          <w:rFonts w:ascii="Times New Roman" w:hAnsi="Times New Roman" w:cs="Times New Roman"/>
+          <w:sz w:val="28"/>
+          <w:color w:val="000000"/>
+        </w:rPr>
+        <w:t xml:space="preserve"> (EF Core SQLite), конкретні класи репозиторіїв (</w:t>
+      </w:r>
+      <w:r>
+        <w:rPr>
+          <w:rFonts w:ascii="Times New Roman" w:hAnsi="Times New Roman"/>
+          <w:sz w:val="28"/>
+          <w:color w:val="000000"/>
+        </w:rPr>
+        <w:t xml:space="preserve">BookRepository</w:t>
+      </w:r>
+      <w:r>
+        <w:rPr>
+          <w:rFonts w:ascii="Times New Roman" w:hAnsi="Times New Roman" w:cs="Times New Roman"/>
+          <w:sz w:val="28"/>
+          <w:color w:val="000000"/>
+        </w:rPr>
+        <w:t xml:space="preserve">, </w:t>
+      </w:r>
+      <w:r>
+        <w:rPr>
+          <w:rFonts w:ascii="Times New Roman" w:hAnsi="Times New Roman"/>
+          <w:sz w:val="28"/>
+          <w:color w:val="000000"/>
+        </w:rPr>
+        <w:t xml:space="preserve">AuthorRepository</w:t>
+      </w:r>
+      <w:r>
+        <w:rPr>
+          <w:rFonts w:ascii="Times New Roman" w:hAnsi="Times New Roman" w:cs="Times New Roman"/>
+          <w:sz w:val="28"/>
+          <w:color w:val="000000"/>
+        </w:rPr>
+        <w:t xml:space="preserve">, </w:t>
+      </w:r>
+      <w:r>
+        <w:rPr>
+          <w:rFonts w:ascii="Times New Roman" w:hAnsi="Times New Roman"/>
+          <w:sz w:val="28"/>
+          <w:color w:val="000000"/>
+        </w:rPr>
+        <w:t xml:space="preserve">UnitOfWork</w:t>
+      </w:r>
+      <w:r>
+        <w:rPr>
+          <w:rFonts w:ascii="Times New Roman" w:hAnsi="Times New Roman" w:cs="Times New Roman"/>
+          <w:sz w:val="28"/>
+          <w:color w:val="000000"/>
+        </w:rPr>
+        <w:t xml:space="preserve">).</w:t>
+      </w:r>
+    </w:p>
+    <w:p>
+      <w:pPr>
+        <w:ind w:left="1440" w:hanging="360"/>
+        <w:spacing w:before="0" w:after="60" w:line="240" w:lineRule="auto"/>
+        <w:rPr>
+          <w:rFonts w:ascii="Times New Roman" w:hAnsi="Times New Roman" w:cs="Times New Roman"/>
+          <w:color w:val="000000"/>
+          <w:sz w:val="28"/>
+        </w:rPr>
+      </w:pPr>
+      <w:r>
+        <w:rPr>
+          <w:rFonts w:ascii="Times New Roman" w:hAnsi="Times New Roman"/>
+          <w:color w:val="000000"/>
+          <w:sz w:val="28"/>
+          <w:b/>
+        </w:rPr>
+        <w:t xml:space="preserve">• </w:t>
+      </w:r>
+      <w:r>
+        <w:rPr>
+          <w:rFonts w:ascii="Times New Roman" w:hAnsi="Times New Roman" w:cs="Times New Roman"/>
+          <w:b/>
+          <w:sz w:val="28"/>
+          <w:color w:val="000000"/>
+        </w:rPr>
+        <w:t xml:space="preserve">Presentation (API):</w:t>
+      </w:r>
+      <w:r>
+        <w:rPr>
+          <w:rFonts w:ascii="Times New Roman" w:hAnsi="Times New Roman" w:cs="Times New Roman"/>
+          <w:sz w:val="28"/>
+          <w:color w:val="000000"/>
+        </w:rPr>
+        <w:t xml:space="preserve"> Тонкі REST-контролери (</w:t>
+      </w:r>
+      <w:r>
+        <w:rPr>
+          <w:rFonts w:ascii="Times New Roman" w:hAnsi="Times New Roman"/>
+          <w:sz w:val="28"/>
+          <w:color w:val="000000"/>
+        </w:rPr>
+        <w:t xml:space="preserve">BooksController</w:t>
+      </w:r>
+      <w:r>
+        <w:rPr>
+          <w:rFonts w:ascii="Times New Roman" w:hAnsi="Times New Roman" w:cs="Times New Roman"/>
+          <w:sz w:val="28"/>
+          <w:color w:val="000000"/>
+        </w:rPr>
+        <w:t xml:space="preserve">), які приймають HTTP-запити, транслюють їх у виклики сервісного шару та повертають стандартизовані HTTP-відповіді.</w:t>
+      </w:r>
+    </w:p>
+    <w:p>
+      <w:pPr>
+        <w:ind w:left="720" w:hanging="360"/>
+        <w:spacing w:before="0" w:after="60" w:line="240" w:lineRule="auto"/>
+        <w:rPr>
+          <w:rFonts w:ascii="Times New Roman" w:hAnsi="Times New Roman" w:cs="Times New Roman"/>
+          <w:color w:val="000000"/>
+          <w:sz w:val="28"/>
+        </w:rPr>
+      </w:pPr>
+      <w:r>
+        <w:rPr>
+          <w:rFonts w:ascii="Times New Roman" w:hAnsi="Times New Roman"/>
+          <w:color w:val="000000"/>
+          <w:sz w:val="28"/>
+          <w:b/>
+        </w:rPr>
+        <w:t xml:space="preserve">3. </w:t>
+      </w:r>
+      <w:r>
+        <w:rPr>
+          <w:rFonts w:ascii="Times New Roman" w:hAnsi="Times New Roman" w:cs="Times New Roman"/>
+          <w:b/>
+          <w:sz w:val="28"/>
+          <w:color w:val="000000"/>
+        </w:rPr>
+        <w:t xml:space="preserve">Модульне тестування (Unit Testing):</w:t>
+      </w:r>
+    </w:p>
+    <w:p>
+      <w:pPr>
+        <w:ind w:left="1440" w:hanging="360"/>
+        <w:spacing w:before="0" w:after="60" w:line="240" w:lineRule="auto"/>
+        <w:rPr>
+          <w:rFonts w:ascii="Times New Roman" w:hAnsi="Times New Roman" w:cs="Times New Roman"/>
+          <w:color w:val="000000"/>
+          <w:sz w:val="28"/>
+        </w:rPr>
+      </w:pPr>
+      <w:r>
+        <w:rPr>
+          <w:rFonts w:ascii="Times New Roman" w:hAnsi="Times New Roman"/>
+          <w:color w:val="000000"/>
+          <w:sz w:val="28"/>
+          <w:b/>
+        </w:rPr>
+        <w:t xml:space="preserve">• </w:t>
+      </w:r>
+      <w:r>
+        <w:rPr>
+          <w:rFonts w:ascii="Times New Roman" w:hAnsi="Times New Roman" w:cs="Times New Roman"/>
+          <w:sz w:val="28"/>
+          <w:color w:val="000000"/>
+        </w:rPr>
+        <w:t xml:space="preserve">Написати щонайменше 6 тестів (реалізовано 8) на базі </w:t>
+      </w:r>
+      <w:r>
+        <w:rPr>
+          <w:rFonts w:ascii="Times New Roman" w:hAnsi="Times New Roman"/>
+          <w:sz w:val="28"/>
+          <w:color w:val="000000"/>
+        </w:rPr>
+        <w:t xml:space="preserve">xUnit</w:t>
+      </w:r>
+      <w:r>
+        <w:rPr>
+          <w:rFonts w:ascii="Times New Roman" w:hAnsi="Times New Roman" w:cs="Times New Roman"/>
+          <w:sz w:val="28"/>
+          <w:color w:val="000000"/>
         </w:rPr>
         <w:t xml:space="preserve"> та </w:t>
       </w:r>
       <w:r>
         <w:rPr>
-          <w:rFonts w:ascii="Times New Roman" w:hAnsi="Times New Roman" w:cs="Times New Roman"/>
-          <w:b/>
-          <w:color w:val="222222"/>
-          <w:sz w:val="22"/>
-        </w:rPr>
-        <w:t xml:space="preserve">Unit of Work</w:t>
-      </w:r>
-      <w:r>
-        <w:rPr>
-          <w:rFonts w:ascii="Times New Roman" w:hAnsi="Times New Roman" w:cs="Times New Roman"/>
-          <w:color w:val="222222"/>
-          <w:sz w:val="22"/>
-        </w:rPr>
-        <w:t xml:space="preserve">, розшарування бізнес-логіки у виділений сервісний шар, а також реалізувати всебічне автоматизоване тестування:</w:t>
-      </w:r>
-    </w:p>
-    <w:p>
-      <w:pPr>
+          <w:rFonts w:ascii="Times New Roman" w:hAnsi="Times New Roman"/>
+          <w:sz w:val="28"/>
+          <w:color w:val="000000"/>
+        </w:rPr>
+        <w:t xml:space="preserve">Moq</w:t>
+      </w:r>
+      <w:r>
+        <w:rPr>
+          <w:rFonts w:ascii="Times New Roman" w:hAnsi="Times New Roman" w:cs="Times New Roman"/>
+          <w:sz w:val="28"/>
+          <w:color w:val="000000"/>
+        </w:rPr>
+        <w:t xml:space="preserve">.</w:t>
+      </w:r>
+    </w:p>
+    <w:p>
+      <w:pPr>
+        <w:ind w:left="1440" w:hanging="360"/>
         <w:spacing w:before="0" w:after="60" w:line="240" w:lineRule="auto"/>
+        <w:rPr>
+          <w:rFonts w:ascii="Times New Roman" w:hAnsi="Times New Roman" w:cs="Times New Roman"/>
+          <w:color w:val="000000"/>
+          <w:sz w:val="28"/>
+        </w:rPr>
+      </w:pPr>
+      <w:r>
+        <w:rPr>
+          <w:rFonts w:ascii="Times New Roman" w:hAnsi="Times New Roman"/>
+          <w:color w:val="000000"/>
+          <w:sz w:val="28"/>
+          <w:b/>
+        </w:rPr>
+        <w:t xml:space="preserve">• </w:t>
+      </w:r>
+      <w:r>
+        <w:rPr>
+          <w:rFonts w:ascii="Times New Roman" w:hAnsi="Times New Roman" w:cs="Times New Roman"/>
+          <w:sz w:val="28"/>
+          <w:color w:val="000000"/>
+        </w:rPr>
+        <w:t xml:space="preserve">Покрити позитивні та негативні сценарії (читання, створення, валідація наявності автора, оновлення, видалення, помилки </w:t>
+      </w:r>
+      <w:r>
+        <w:rPr>
+          <w:rFonts w:ascii="Times New Roman" w:hAnsi="Times New Roman"/>
+          <w:sz w:val="28"/>
+          <w:color w:val="000000"/>
+        </w:rPr>
+        <w:t xml:space="preserve">EntityNotFoundException</w:t>
+      </w:r>
+      <w:r>
+        <w:rPr>
+          <w:rFonts w:ascii="Times New Roman" w:hAnsi="Times New Roman" w:cs="Times New Roman"/>
+          <w:sz w:val="28"/>
+          <w:color w:val="000000"/>
+        </w:rPr>
+        <w:t xml:space="preserve"> та </w:t>
+      </w:r>
+      <w:r>
+        <w:rPr>
+          <w:rFonts w:ascii="Times New Roman" w:hAnsi="Times New Roman"/>
+          <w:sz w:val="28"/>
+          <w:color w:val="000000"/>
+        </w:rPr>
+        <w:t xml:space="preserve">BusinessRuleValidationException</w:t>
+      </w:r>
+      <w:r>
+        <w:rPr>
+          <w:rFonts w:ascii="Times New Roman" w:hAnsi="Times New Roman" w:cs="Times New Roman"/>
+          <w:sz w:val="28"/>
+          <w:color w:val="000000"/>
+        </w:rPr>
+        <w:t xml:space="preserve">).</w:t>
+      </w:r>
+    </w:p>
+    <w:p>
+      <w:pPr>
         <w:ind w:left="720" w:hanging="360"/>
-      </w:pPr>
-      <w:r>
-        <w:rPr>
-          <w:rFonts w:ascii="Calibri" w:hAnsi="Calibri"/>
-          <w:b/>
-          <w:color w:val="003366"/>
-          <w:sz w:val="22"/>
-        </w:rPr>
-        <w:t xml:space="preserve">1. </w:t>
-      </w:r>
-      <w:r>
-        <w:rPr>
-          <w:rFonts w:ascii="Times New Roman" w:hAnsi="Times New Roman" w:cs="Times New Roman"/>
-          <w:color w:val="222222"/>
-          <w:sz w:val="22"/>
-        </w:rPr>
-        <w:t xml:space="preserve">Модульне тестування (Unit Testing) сервісного шару з ізоляцією залежностей за допомогою </w:t>
-      </w:r>
-      <w:r>
-        <w:rPr>
-          <w:rFonts w:ascii="Times New Roman" w:hAnsi="Times New Roman" w:cs="Times New Roman"/>
-          <w:b/>
-          <w:color w:val="222222"/>
-          <w:sz w:val="22"/>
-        </w:rPr>
-        <w:t xml:space="preserve">xUnit</w:t>
-      </w:r>
-      <w:r>
-        <w:rPr>
-          <w:rFonts w:ascii="Times New Roman" w:hAnsi="Times New Roman" w:cs="Times New Roman"/>
-          <w:color w:val="222222"/>
-          <w:sz w:val="22"/>
-        </w:rPr>
-        <w:t xml:space="preserve"> та </w:t>
-      </w:r>
-      <w:r>
-        <w:rPr>
-          <w:rFonts w:ascii="Times New Roman" w:hAnsi="Times New Roman" w:cs="Times New Roman"/>
-          <w:b/>
-          <w:color w:val="222222"/>
-          <w:sz w:val="22"/>
-        </w:rPr>
-        <w:t xml:space="preserve">Moq</w:t>
-      </w:r>
-      <w:r>
-        <w:rPr>
-          <w:rFonts w:ascii="Times New Roman" w:hAnsi="Times New Roman" w:cs="Times New Roman"/>
-          <w:color w:val="222222"/>
-          <w:sz w:val="22"/>
+        <w:spacing w:before="0" w:after="60" w:line="240" w:lineRule="auto"/>
+        <w:rPr>
+          <w:rFonts w:ascii="Times New Roman" w:hAnsi="Times New Roman" w:cs="Times New Roman"/>
+          <w:color w:val="000000"/>
+          <w:sz w:val="28"/>
+        </w:rPr>
+      </w:pPr>
+      <w:r>
+        <w:rPr>
+          <w:rFonts w:ascii="Times New Roman" w:hAnsi="Times New Roman"/>
+          <w:color w:val="000000"/>
+          <w:sz w:val="28"/>
+          <w:b/>
+        </w:rPr>
+        <w:t xml:space="preserve">4. </w:t>
+      </w:r>
+      <w:r>
+        <w:rPr>
+          <w:rFonts w:ascii="Times New Roman" w:hAnsi="Times New Roman" w:cs="Times New Roman"/>
+          <w:b/>
+          <w:sz w:val="28"/>
+          <w:color w:val="000000"/>
+        </w:rPr>
+        <w:t xml:space="preserve">Інтеграційне тестування (Integration Testing):</w:t>
+      </w:r>
+    </w:p>
+    <w:p>
+      <w:pPr>
+        <w:ind w:left="1440" w:hanging="360"/>
+        <w:spacing w:before="0" w:after="60" w:line="240" w:lineRule="auto"/>
+        <w:rPr>
+          <w:rFonts w:ascii="Times New Roman" w:hAnsi="Times New Roman" w:cs="Times New Roman"/>
+          <w:color w:val="000000"/>
+          <w:sz w:val="28"/>
+        </w:rPr>
+      </w:pPr>
+      <w:r>
+        <w:rPr>
+          <w:rFonts w:ascii="Times New Roman" w:hAnsi="Times New Roman"/>
+          <w:color w:val="000000"/>
+          <w:sz w:val="28"/>
+          <w:b/>
+        </w:rPr>
+        <w:t xml:space="preserve">• </w:t>
+      </w:r>
+      <w:r>
+        <w:rPr>
+          <w:rFonts w:ascii="Times New Roman" w:hAnsi="Times New Roman" w:cs="Times New Roman"/>
+          <w:sz w:val="28"/>
+          <w:color w:val="000000"/>
+        </w:rPr>
+        <w:t xml:space="preserve">Написати інтеграційні тести за допомогою </w:t>
+      </w:r>
+      <w:r>
+        <w:rPr>
+          <w:rFonts w:ascii="Times New Roman" w:hAnsi="Times New Roman"/>
+          <w:sz w:val="28"/>
+          <w:color w:val="000000"/>
+        </w:rPr>
+        <w:t xml:space="preserve">WebApplicationFactory&lt;Program&gt;</w:t>
+      </w:r>
+      <w:r>
+        <w:rPr>
+          <w:rFonts w:ascii="Times New Roman" w:hAnsi="Times New Roman" w:cs="Times New Roman"/>
+          <w:sz w:val="28"/>
+          <w:color w:val="000000"/>
+        </w:rPr>
+        <w:t xml:space="preserve"> для ендпоінтів </w:t>
+      </w:r>
+      <w:r>
+        <w:rPr>
+          <w:rFonts w:ascii="Times New Roman" w:hAnsi="Times New Roman"/>
+          <w:sz w:val="28"/>
+          <w:color w:val="000000"/>
+        </w:rPr>
+        <w:t xml:space="preserve">/api/books</w:t>
+      </w:r>
+      <w:r>
+        <w:rPr>
+          <w:rFonts w:ascii="Times New Roman" w:hAnsi="Times New Roman" w:cs="Times New Roman"/>
+          <w:sz w:val="28"/>
+          <w:color w:val="000000"/>
         </w:rPr>
         <w:t xml:space="preserve">.</w:t>
       </w:r>
     </w:p>
     <w:p>
       <w:pPr>
+        <w:ind w:left="1440" w:hanging="360"/>
         <w:spacing w:before="0" w:after="60" w:line="240" w:lineRule="auto"/>
-        <w:ind w:left="720" w:hanging="360"/>
-      </w:pPr>
-      <w:r>
-        <w:rPr>
-          <w:rFonts w:ascii="Calibri" w:hAnsi="Calibri"/>
-          <w:b/>
-          <w:color w:val="003366"/>
-          <w:sz w:val="22"/>
-        </w:rPr>
-        <w:t xml:space="preserve">2. </w:t>
-      </w:r>
-      <w:r>
-        <w:rPr>
-          <w:rFonts w:ascii="Times New Roman" w:hAnsi="Times New Roman" w:cs="Times New Roman"/>
-          <w:color w:val="222222"/>
-          <w:sz w:val="22"/>
-        </w:rPr>
-        <w:t xml:space="preserve">Інтеграційне тестування (Integration Testing) кінцевих точок Web API за допомогою </w:t>
-      </w:r>
-      <w:r>
-        <w:rPr>
-          <w:rFonts w:ascii="Times New Roman" w:hAnsi="Times New Roman" w:cs="Times New Roman"/>
-          <w:b/>
-          <w:color w:val="222222"/>
-          <w:sz w:val="22"/>
-        </w:rPr>
-        <w:t xml:space="preserve">WebApplicationFactory</w:t>
-      </w:r>
-      <w:r>
-        <w:rPr>
-          <w:rFonts w:ascii="Times New Roman" w:hAnsi="Times New Roman" w:cs="Times New Roman"/>
-          <w:color w:val="222222"/>
-          <w:sz w:val="22"/>
-        </w:rPr>
-        <w:t xml:space="preserve"> та реального тестового HTTP-клієнта.</w:t>
+        <w:rPr>
+          <w:rFonts w:ascii="Times New Roman" w:hAnsi="Times New Roman" w:cs="Times New Roman"/>
+          <w:color w:val="000000"/>
+          <w:sz w:val="28"/>
+        </w:rPr>
+      </w:pPr>
+      <w:r>
+        <w:rPr>
+          <w:rFonts w:ascii="Times New Roman" w:hAnsi="Times New Roman"/>
+          <w:color w:val="000000"/>
+          <w:sz w:val="28"/>
+          <w:b/>
+        </w:rPr>
+        <w:t xml:space="preserve">• </w:t>
+      </w:r>
+      <w:r>
+        <w:rPr>
+          <w:rFonts w:ascii="Times New Roman" w:hAnsi="Times New Roman" w:cs="Times New Roman"/>
+          <w:sz w:val="28"/>
+          <w:color w:val="000000"/>
+        </w:rPr>
+        <w:t xml:space="preserve">Перевірити повернення статусів HTTP </w:t>
+      </w:r>
+      <w:r>
+        <w:rPr>
+          <w:rFonts w:ascii="Times New Roman" w:hAnsi="Times New Roman"/>
+          <w:sz w:val="28"/>
+          <w:color w:val="000000"/>
+        </w:rPr>
+        <w:t xml:space="preserve">200 OK</w:t>
+      </w:r>
+      <w:r>
+        <w:rPr>
+          <w:rFonts w:ascii="Times New Roman" w:hAnsi="Times New Roman" w:cs="Times New Roman"/>
+          <w:sz w:val="28"/>
+          <w:color w:val="000000"/>
+        </w:rPr>
+        <w:t xml:space="preserve">, </w:t>
+      </w:r>
+      <w:r>
+        <w:rPr>
+          <w:rFonts w:ascii="Times New Roman" w:hAnsi="Times New Roman"/>
+          <w:sz w:val="28"/>
+          <w:color w:val="000000"/>
+        </w:rPr>
+        <w:t xml:space="preserve">201 Created</w:t>
+      </w:r>
+      <w:r>
+        <w:rPr>
+          <w:rFonts w:ascii="Times New Roman" w:hAnsi="Times New Roman" w:cs="Times New Roman"/>
+          <w:sz w:val="28"/>
+          <w:color w:val="000000"/>
+        </w:rPr>
+        <w:t xml:space="preserve">, </w:t>
+      </w:r>
+      <w:r>
+        <w:rPr>
+          <w:rFonts w:ascii="Times New Roman" w:hAnsi="Times New Roman"/>
+          <w:sz w:val="28"/>
+          <w:color w:val="000000"/>
+        </w:rPr>
+        <w:t xml:space="preserve">400 Bad Request</w:t>
+      </w:r>
+      <w:r>
+        <w:rPr>
+          <w:rFonts w:ascii="Times New Roman" w:hAnsi="Times New Roman" w:cs="Times New Roman"/>
+          <w:sz w:val="28"/>
+          <w:color w:val="000000"/>
+        </w:rPr>
+        <w:t xml:space="preserve">, </w:t>
+      </w:r>
+      <w:r>
+        <w:rPr>
+          <w:rFonts w:ascii="Times New Roman" w:hAnsi="Times New Roman"/>
+          <w:sz w:val="28"/>
+          <w:color w:val="000000"/>
+        </w:rPr>
+        <w:t xml:space="preserve">404 Not Found</w:t>
+      </w:r>
+      <w:r>
+        <w:rPr>
+          <w:rFonts w:ascii="Times New Roman" w:hAnsi="Times New Roman" w:cs="Times New Roman"/>
+          <w:sz w:val="28"/>
+          <w:color w:val="000000"/>
+        </w:rPr>
+        <w:t xml:space="preserve">.</w:t>
       </w:r>
     </w:p>
     <w:p>
       <w:pPr>
         <w:pBdr>
-          <w:bottom w:val="single" w:color="B0C4DE" w:sz="6"/>
+          <w:bottom w:val="single" w:color="888888" w:sz="6"/>
         </w:pBdr>
         <w:spacing w:before="120" w:after="120"/>
       </w:pPr>
@@ -275,1021 +1545,18 @@
     <w:p>
       <w:pPr>
         <w:spacing w:before="240" w:after="100" w:line="260" w:lineRule="auto"/>
-      </w:pPr>
-      <w:r>
-        <w:rPr>
-          <w:rFonts w:ascii="Times New Roman" w:hAnsi="Times New Roman" w:cs="Times New Roman"/>
-          <w:b/>
-          <w:color w:val="1B365D"/>
-          <w:sz w:val="28"/>
-        </w:rPr>
-        <w:t xml:space="preserve">2. Завдання варіанту</w:t>
-      </w:r>
-    </w:p>
-    <w:p>
-      <w:pPr>
-        <w:spacing w:before="0" w:after="60" w:line="240" w:lineRule="auto"/>
-        <w:ind w:left="720" w:hanging="360"/>
-      </w:pPr>
-      <w:r>
-        <w:rPr>
-          <w:rFonts w:ascii="Calibri" w:hAnsi="Calibri"/>
-          <w:b/>
-          <w:color w:val="003366"/>
-          <w:sz w:val="22"/>
-        </w:rPr>
-        <w:t xml:space="preserve">1. </w:t>
-      </w:r>
-      <w:r>
-        <w:rPr>
-          <w:rFonts w:ascii="Times New Roman" w:hAnsi="Times New Roman" w:cs="Times New Roman"/>
-          <w:b/>
-          <w:color w:val="222222"/>
-          <w:sz w:val="22"/>
-        </w:rPr>
-        <w:t xml:space="preserve">Рефакторинг архітектури проєкту:</w:t>
-      </w:r>
-    </w:p>
-    <w:p>
-      <w:pPr>
-        <w:spacing w:before="0" w:after="60" w:line="240" w:lineRule="auto"/>
-        <w:ind w:left="1440" w:hanging="360"/>
-      </w:pPr>
-      <w:r>
-        <w:rPr>
-          <w:rFonts w:ascii="Calibri" w:hAnsi="Calibri"/>
-          <w:b/>
-          <w:color w:val="003366"/>
-          <w:sz w:val="22"/>
-        </w:rPr>
-        <w:t xml:space="preserve">• </w:t>
-      </w:r>
-      <w:r>
-        <w:rPr>
-          <w:rFonts w:ascii="Times New Roman" w:hAnsi="Times New Roman" w:cs="Times New Roman"/>
-          <w:color w:val="222222"/>
-          <w:sz w:val="22"/>
-        </w:rPr>
-        <w:t xml:space="preserve">Повністю ізолювати шар доступу до даних (</w:t>
-      </w:r>
-      <w:r>
-        <w:rPr>
-          <w:rFonts w:ascii="Consolas" w:hAnsi="Consolas"/>
-          <w:color w:val="C7254E"/>
-          <w:sz w:val="20"/>
-          <w:shd w:val="clear" w:color="auto" w:fill="F9F2F4"/>
-        </w:rPr>
-        <w:t xml:space="preserve">DbContext</w:t>
-      </w:r>
-      <w:r>
-        <w:rPr>
-          <w:rFonts w:ascii="Times New Roman" w:hAnsi="Times New Roman" w:cs="Times New Roman"/>
-          <w:color w:val="222222"/>
-          <w:sz w:val="22"/>
-        </w:rPr>
-        <w:t xml:space="preserve">) від презентаційного шару (контролерів).</w:t>
-      </w:r>
-    </w:p>
-    <w:p>
-      <w:pPr>
-        <w:spacing w:before="0" w:after="60" w:line="240" w:lineRule="auto"/>
-        <w:ind w:left="1440" w:hanging="360"/>
-      </w:pPr>
-      <w:r>
-        <w:rPr>
-          <w:rFonts w:ascii="Calibri" w:hAnsi="Calibri"/>
-          <w:b/>
-          <w:color w:val="003366"/>
-          <w:sz w:val="22"/>
-        </w:rPr>
-        <w:t xml:space="preserve">• </w:t>
-      </w:r>
-      <w:r>
-        <w:rPr>
-          <w:rFonts w:ascii="Times New Roman" w:hAnsi="Times New Roman" w:cs="Times New Roman"/>
-          <w:color w:val="222222"/>
-          <w:sz w:val="22"/>
-        </w:rPr>
-        <w:t xml:space="preserve">Реалізувати патерн </w:t>
-      </w:r>
-      <w:r>
-        <w:rPr>
-          <w:rFonts w:ascii="Times New Roman" w:hAnsi="Times New Roman" w:cs="Times New Roman"/>
-          <w:b/>
-          <w:color w:val="222222"/>
-          <w:sz w:val="22"/>
-        </w:rPr>
-        <w:t xml:space="preserve">Repository</w:t>
-      </w:r>
-      <w:r>
-        <w:rPr>
-          <w:rFonts w:ascii="Times New Roman" w:hAnsi="Times New Roman" w:cs="Times New Roman"/>
-          <w:color w:val="222222"/>
-          <w:sz w:val="22"/>
-        </w:rPr>
-        <w:t xml:space="preserve"> для сутностей бібліотеки (</w:t>
-      </w:r>
-      <w:r>
-        <w:rPr>
-          <w:rFonts w:ascii="Consolas" w:hAnsi="Consolas"/>
-          <w:color w:val="C7254E"/>
-          <w:sz w:val="20"/>
-          <w:shd w:val="clear" w:color="auto" w:fill="F9F2F4"/>
-        </w:rPr>
-        <w:t xml:space="preserve">IBookRepository</w:t>
-      </w:r>
-      <w:r>
-        <w:rPr>
-          <w:rFonts w:ascii="Times New Roman" w:hAnsi="Times New Roman" w:cs="Times New Roman"/>
-          <w:color w:val="222222"/>
-          <w:sz w:val="22"/>
-        </w:rPr>
-        <w:t xml:space="preserve">, </w:t>
-      </w:r>
-      <w:r>
-        <w:rPr>
-          <w:rFonts w:ascii="Consolas" w:hAnsi="Consolas"/>
-          <w:color w:val="C7254E"/>
-          <w:sz w:val="20"/>
-          <w:shd w:val="clear" w:color="auto" w:fill="F9F2F4"/>
-        </w:rPr>
-        <w:t xml:space="preserve">IAuthorRepository</w:t>
-      </w:r>
-      <w:r>
-        <w:rPr>
-          <w:rFonts w:ascii="Times New Roman" w:hAnsi="Times New Roman" w:cs="Times New Roman"/>
-          <w:color w:val="222222"/>
-          <w:sz w:val="22"/>
-        </w:rPr>
-        <w:t xml:space="preserve">).</w:t>
-      </w:r>
-    </w:p>
-    <w:p>
-      <w:pPr>
-        <w:spacing w:before="0" w:after="60" w:line="240" w:lineRule="auto"/>
-        <w:ind w:left="1440" w:hanging="360"/>
-      </w:pPr>
-      <w:r>
-        <w:rPr>
-          <w:rFonts w:ascii="Calibri" w:hAnsi="Calibri"/>
-          <w:b/>
-          <w:color w:val="003366"/>
-          <w:sz w:val="22"/>
-        </w:rPr>
-        <w:t xml:space="preserve">• </w:t>
-      </w:r>
-      <w:r>
-        <w:rPr>
-          <w:rFonts w:ascii="Times New Roman" w:hAnsi="Times New Roman" w:cs="Times New Roman"/>
-          <w:color w:val="222222"/>
-          <w:sz w:val="22"/>
-        </w:rPr>
-        <w:t xml:space="preserve">Реалізувати патерн </w:t>
-      </w:r>
-      <w:r>
-        <w:rPr>
-          <w:rFonts w:ascii="Times New Roman" w:hAnsi="Times New Roman" w:cs="Times New Roman"/>
-          <w:b/>
-          <w:color w:val="222222"/>
-          <w:sz w:val="22"/>
-        </w:rPr>
-        <w:t xml:space="preserve">Unit of Work</w:t>
-      </w:r>
-      <w:r>
-        <w:rPr>
-          <w:rFonts w:ascii="Times New Roman" w:hAnsi="Times New Roman" w:cs="Times New Roman"/>
-          <w:color w:val="222222"/>
-          <w:sz w:val="22"/>
-        </w:rPr>
-        <w:t xml:space="preserve"> (</w:t>
-      </w:r>
-      <w:r>
-        <w:rPr>
-          <w:rFonts w:ascii="Consolas" w:hAnsi="Consolas"/>
-          <w:color w:val="C7254E"/>
-          <w:sz w:val="20"/>
-          <w:shd w:val="clear" w:color="auto" w:fill="F9F2F4"/>
-        </w:rPr>
-        <w:t xml:space="preserve">IUnitOfWork</w:t>
-      </w:r>
-      <w:r>
-        <w:rPr>
-          <w:rFonts w:ascii="Times New Roman" w:hAnsi="Times New Roman" w:cs="Times New Roman"/>
-          <w:color w:val="222222"/>
-          <w:sz w:val="22"/>
-        </w:rPr>
-        <w:t xml:space="preserve">) для гарантування атомарності операцій збереження змін кількох репозиторіїв у межах єдиної транзакції.</w:t>
-      </w:r>
-    </w:p>
-    <w:p>
-      <w:pPr>
-        <w:spacing w:before="0" w:after="60" w:line="240" w:lineRule="auto"/>
-        <w:ind w:left="1440" w:hanging="360"/>
-      </w:pPr>
-      <w:r>
-        <w:rPr>
-          <w:rFonts w:ascii="Calibri" w:hAnsi="Calibri"/>
-          <w:b/>
-          <w:color w:val="003366"/>
-          <w:sz w:val="22"/>
-        </w:rPr>
-        <w:t xml:space="preserve">• </w:t>
-      </w:r>
-      <w:r>
-        <w:rPr>
-          <w:rFonts w:ascii="Times New Roman" w:hAnsi="Times New Roman" w:cs="Times New Roman"/>
-          <w:color w:val="222222"/>
-          <w:sz w:val="22"/>
-        </w:rPr>
-        <w:t xml:space="preserve">Винести бізнес-логіку та бізнес-правила з контролерів у спеціалізований сервісний шар (</w:t>
-      </w:r>
-      <w:r>
-        <w:rPr>
-          <w:rFonts w:ascii="Consolas" w:hAnsi="Consolas"/>
-          <w:color w:val="C7254E"/>
-          <w:sz w:val="20"/>
-          <w:shd w:val="clear" w:color="auto" w:fill="F9F2F4"/>
-        </w:rPr>
-        <w:t xml:space="preserve">IBookService</w:t>
-      </w:r>
-      <w:r>
-        <w:rPr>
-          <w:rFonts w:ascii="Times New Roman" w:hAnsi="Times New Roman" w:cs="Times New Roman"/>
-          <w:color w:val="222222"/>
-          <w:sz w:val="22"/>
-        </w:rPr>
-        <w:t xml:space="preserve">, </w:t>
-      </w:r>
-      <w:r>
-        <w:rPr>
-          <w:rFonts w:ascii="Consolas" w:hAnsi="Consolas"/>
-          <w:color w:val="C7254E"/>
-          <w:sz w:val="20"/>
-          <w:shd w:val="clear" w:color="auto" w:fill="F9F2F4"/>
-        </w:rPr>
-        <w:t xml:space="preserve">BookService</w:t>
-      </w:r>
-      <w:r>
-        <w:rPr>
-          <w:rFonts w:ascii="Times New Roman" w:hAnsi="Times New Roman" w:cs="Times New Roman"/>
-          <w:color w:val="222222"/>
-          <w:sz w:val="22"/>
-        </w:rPr>
-        <w:t xml:space="preserve">).</w:t>
-      </w:r>
-    </w:p>
-    <w:p>
-      <w:pPr>
-        <w:spacing w:before="0" w:after="60" w:line="240" w:lineRule="auto"/>
-        <w:ind w:left="720" w:hanging="360"/>
-      </w:pPr>
-      <w:r>
-        <w:rPr>
-          <w:rFonts w:ascii="Calibri" w:hAnsi="Calibri"/>
-          <w:b/>
-          <w:color w:val="003366"/>
-          <w:sz w:val="22"/>
-        </w:rPr>
-        <w:t xml:space="preserve">2. </w:t>
-      </w:r>
-      <w:r>
-        <w:rPr>
-          <w:rFonts w:ascii="Times New Roman" w:hAnsi="Times New Roman" w:cs="Times New Roman"/>
-          <w:b/>
-          <w:color w:val="222222"/>
-          <w:sz w:val="22"/>
-        </w:rPr>
-        <w:t xml:space="preserve">Розподіл на шари (Clean Architecture):</w:t>
-      </w:r>
-    </w:p>
-    <w:p>
-      <w:pPr>
-        <w:spacing w:before="0" w:after="60" w:line="240" w:lineRule="auto"/>
-        <w:ind w:left="1440" w:hanging="360"/>
-      </w:pPr>
-      <w:r>
-        <w:rPr>
-          <w:rFonts w:ascii="Calibri" w:hAnsi="Calibri"/>
-          <w:b/>
-          <w:color w:val="003366"/>
-          <w:sz w:val="22"/>
-        </w:rPr>
-        <w:t xml:space="preserve">• </w:t>
-      </w:r>
-      <w:r>
-        <w:rPr>
-          <w:rFonts w:ascii="Times New Roman" w:hAnsi="Times New Roman" w:cs="Times New Roman"/>
-          <w:b/>
-          <w:color w:val="222222"/>
-          <w:sz w:val="22"/>
-        </w:rPr>
-        <w:t xml:space="preserve">Domain:</w:t>
-      </w:r>
-      <w:r>
-        <w:rPr>
-          <w:rFonts w:ascii="Times New Roman" w:hAnsi="Times New Roman" w:cs="Times New Roman"/>
-          <w:color w:val="222222"/>
-          <w:sz w:val="22"/>
-        </w:rPr>
-        <w:t xml:space="preserve"> Сутності (</w:t>
-      </w:r>
-      <w:r>
-        <w:rPr>
-          <w:rFonts w:ascii="Consolas" w:hAnsi="Consolas"/>
-          <w:color w:val="C7254E"/>
-          <w:sz w:val="20"/>
-          <w:shd w:val="clear" w:color="auto" w:fill="F9F2F4"/>
-        </w:rPr>
-        <w:t xml:space="preserve">Author</w:t>
-      </w:r>
-      <w:r>
-        <w:rPr>
-          <w:rFonts w:ascii="Times New Roman" w:hAnsi="Times New Roman" w:cs="Times New Roman"/>
-          <w:color w:val="222222"/>
-          <w:sz w:val="22"/>
-        </w:rPr>
-        <w:t xml:space="preserve">, </w:t>
-      </w:r>
-      <w:r>
-        <w:rPr>
-          <w:rFonts w:ascii="Consolas" w:hAnsi="Consolas"/>
-          <w:color w:val="C7254E"/>
-          <w:sz w:val="20"/>
-          <w:shd w:val="clear" w:color="auto" w:fill="F9F2F4"/>
-        </w:rPr>
-        <w:t xml:space="preserve">Book</w:t>
-      </w:r>
-      <w:r>
-        <w:rPr>
-          <w:rFonts w:ascii="Times New Roman" w:hAnsi="Times New Roman" w:cs="Times New Roman"/>
-          <w:color w:val="222222"/>
-          <w:sz w:val="22"/>
-        </w:rPr>
-        <w:t xml:space="preserve">, </w:t>
-      </w:r>
-      <w:r>
-        <w:rPr>
-          <w:rFonts w:ascii="Consolas" w:hAnsi="Consolas"/>
-          <w:color w:val="C7254E"/>
-          <w:sz w:val="20"/>
-          <w:shd w:val="clear" w:color="auto" w:fill="F9F2F4"/>
-        </w:rPr>
-        <w:t xml:space="preserve">Reader</w:t>
-      </w:r>
-      <w:r>
-        <w:rPr>
-          <w:rFonts w:ascii="Times New Roman" w:hAnsi="Times New Roman" w:cs="Times New Roman"/>
-          <w:color w:val="222222"/>
-          <w:sz w:val="22"/>
-        </w:rPr>
-        <w:t xml:space="preserve">, </w:t>
-      </w:r>
-      <w:r>
-        <w:rPr>
-          <w:rFonts w:ascii="Consolas" w:hAnsi="Consolas"/>
-          <w:color w:val="C7254E"/>
-          <w:sz w:val="20"/>
-          <w:shd w:val="clear" w:color="auto" w:fill="F9F2F4"/>
-        </w:rPr>
-        <w:t xml:space="preserve">BookLoan</w:t>
-      </w:r>
-      <w:r>
-        <w:rPr>
-          <w:rFonts w:ascii="Times New Roman" w:hAnsi="Times New Roman" w:cs="Times New Roman"/>
-          <w:color w:val="222222"/>
-          <w:sz w:val="22"/>
-        </w:rPr>
-        <w:t xml:space="preserve">), інтерфейси сховищ, доменні винятки (</w:t>
-      </w:r>
-      <w:r>
-        <w:rPr>
-          <w:rFonts w:ascii="Consolas" w:hAnsi="Consolas"/>
-          <w:color w:val="C7254E"/>
-          <w:sz w:val="20"/>
-          <w:shd w:val="clear" w:color="auto" w:fill="F9F2F4"/>
-        </w:rPr>
-        <w:t xml:space="preserve">EntityNotFoundException</w:t>
-      </w:r>
-      <w:r>
-        <w:rPr>
-          <w:rFonts w:ascii="Times New Roman" w:hAnsi="Times New Roman" w:cs="Times New Roman"/>
-          <w:color w:val="222222"/>
-          <w:sz w:val="22"/>
-        </w:rPr>
-        <w:t xml:space="preserve">, </w:t>
-      </w:r>
-      <w:r>
-        <w:rPr>
-          <w:rFonts w:ascii="Consolas" w:hAnsi="Consolas"/>
-          <w:color w:val="C7254E"/>
-          <w:sz w:val="20"/>
-          <w:shd w:val="clear" w:color="auto" w:fill="F9F2F4"/>
-        </w:rPr>
-        <w:t xml:space="preserve">BusinessRuleValidationException</w:t>
-      </w:r>
-      <w:r>
-        <w:rPr>
-          <w:rFonts w:ascii="Times New Roman" w:hAnsi="Times New Roman" w:cs="Times New Roman"/>
-          <w:color w:val="222222"/>
-          <w:sz w:val="22"/>
-        </w:rPr>
-        <w:t xml:space="preserve">). Шар не має жодних зовнішніх залежностей.</w:t>
-      </w:r>
-    </w:p>
-    <w:p>
-      <w:pPr>
-        <w:spacing w:before="0" w:after="60" w:line="240" w:lineRule="auto"/>
-        <w:ind w:left="1440" w:hanging="360"/>
-      </w:pPr>
-      <w:r>
-        <w:rPr>
-          <w:rFonts w:ascii="Calibri" w:hAnsi="Calibri"/>
-          <w:b/>
-          <w:color w:val="003366"/>
-          <w:sz w:val="22"/>
-        </w:rPr>
-        <w:t xml:space="preserve">• </w:t>
-      </w:r>
-      <w:r>
-        <w:rPr>
-          <w:rFonts w:ascii="Times New Roman" w:hAnsi="Times New Roman" w:cs="Times New Roman"/>
-          <w:b/>
-          <w:color w:val="222222"/>
-          <w:sz w:val="22"/>
-        </w:rPr>
-        <w:t xml:space="preserve">Application:</w:t>
-      </w:r>
-      <w:r>
-        <w:rPr>
-          <w:rFonts w:ascii="Times New Roman" w:hAnsi="Times New Roman" w:cs="Times New Roman"/>
-          <w:color w:val="222222"/>
-          <w:sz w:val="22"/>
-        </w:rPr>
-        <w:t xml:space="preserve"> DTO-моделі (</w:t>
-      </w:r>
-      <w:r>
-        <w:rPr>
-          <w:rFonts w:ascii="Consolas" w:hAnsi="Consolas"/>
-          <w:color w:val="C7254E"/>
-          <w:sz w:val="20"/>
-          <w:shd w:val="clear" w:color="auto" w:fill="F9F2F4"/>
-        </w:rPr>
-        <w:t xml:space="preserve">BookDto</w:t>
-      </w:r>
-      <w:r>
-        <w:rPr>
-          <w:rFonts w:ascii="Times New Roman" w:hAnsi="Times New Roman" w:cs="Times New Roman"/>
-          <w:color w:val="222222"/>
-          <w:sz w:val="22"/>
-        </w:rPr>
-        <w:t xml:space="preserve">, </w:t>
-      </w:r>
-      <w:r>
-        <w:rPr>
-          <w:rFonts w:ascii="Consolas" w:hAnsi="Consolas"/>
-          <w:color w:val="C7254E"/>
-          <w:sz w:val="20"/>
-          <w:shd w:val="clear" w:color="auto" w:fill="F9F2F4"/>
-        </w:rPr>
-        <w:t xml:space="preserve">CreateBookDto</w:t>
-      </w:r>
-      <w:r>
-        <w:rPr>
-          <w:rFonts w:ascii="Times New Roman" w:hAnsi="Times New Roman" w:cs="Times New Roman"/>
-          <w:color w:val="222222"/>
-          <w:sz w:val="22"/>
-        </w:rPr>
-        <w:t xml:space="preserve">, </w:t>
-      </w:r>
-      <w:r>
-        <w:rPr>
-          <w:rFonts w:ascii="Consolas" w:hAnsi="Consolas"/>
-          <w:color w:val="C7254E"/>
-          <w:sz w:val="20"/>
-          <w:shd w:val="clear" w:color="auto" w:fill="F9F2F4"/>
-        </w:rPr>
-        <w:t xml:space="preserve">UpdateBookDto</w:t>
-      </w:r>
-      <w:r>
-        <w:rPr>
-          <w:rFonts w:ascii="Times New Roman" w:hAnsi="Times New Roman" w:cs="Times New Roman"/>
-          <w:color w:val="222222"/>
-          <w:sz w:val="22"/>
-        </w:rPr>
-        <w:t xml:space="preserve">), інтерфейси та реалізації сервісів (</w:t>
-      </w:r>
-      <w:r>
-        <w:rPr>
-          <w:rFonts w:ascii="Consolas" w:hAnsi="Consolas"/>
-          <w:color w:val="C7254E"/>
-          <w:sz w:val="20"/>
-          <w:shd w:val="clear" w:color="auto" w:fill="F9F2F4"/>
-        </w:rPr>
-        <w:t xml:space="preserve">IBookService</w:t>
-      </w:r>
-      <w:r>
-        <w:rPr>
-          <w:rFonts w:ascii="Times New Roman" w:hAnsi="Times New Roman" w:cs="Times New Roman"/>
-          <w:color w:val="222222"/>
-          <w:sz w:val="22"/>
-        </w:rPr>
-        <w:t xml:space="preserve">, </w:t>
-      </w:r>
-      <w:r>
-        <w:rPr>
-          <w:rFonts w:ascii="Consolas" w:hAnsi="Consolas"/>
-          <w:color w:val="C7254E"/>
-          <w:sz w:val="20"/>
-          <w:shd w:val="clear" w:color="auto" w:fill="F9F2F4"/>
-        </w:rPr>
-        <w:t xml:space="preserve">BookService</w:t>
-      </w:r>
-      <w:r>
-        <w:rPr>
-          <w:rFonts w:ascii="Times New Roman" w:hAnsi="Times New Roman" w:cs="Times New Roman"/>
-          <w:color w:val="222222"/>
-          <w:sz w:val="22"/>
-        </w:rPr>
-        <w:t xml:space="preserve">).</w:t>
-      </w:r>
-    </w:p>
-    <w:p>
-      <w:pPr>
-        <w:spacing w:before="0" w:after="60" w:line="240" w:lineRule="auto"/>
-        <w:ind w:left="1440" w:hanging="360"/>
-      </w:pPr>
-      <w:r>
-        <w:rPr>
-          <w:rFonts w:ascii="Calibri" w:hAnsi="Calibri"/>
-          <w:b/>
-          <w:color w:val="003366"/>
-          <w:sz w:val="22"/>
-        </w:rPr>
-        <w:t xml:space="preserve">• </w:t>
-      </w:r>
-      <w:r>
-        <w:rPr>
-          <w:rFonts w:ascii="Times New Roman" w:hAnsi="Times New Roman" w:cs="Times New Roman"/>
-          <w:b/>
-          <w:color w:val="222222"/>
-          <w:sz w:val="22"/>
-        </w:rPr>
-        <w:t xml:space="preserve">Infrastructure:</w:t>
-      </w:r>
-      <w:r>
-        <w:rPr>
-          <w:rFonts w:ascii="Times New Roman" w:hAnsi="Times New Roman" w:cs="Times New Roman"/>
-          <w:color w:val="222222"/>
-          <w:sz w:val="22"/>
-        </w:rPr>
-        <w:t xml:space="preserve"> Реалізація </w:t>
-      </w:r>
-      <w:r>
-        <w:rPr>
-          <w:rFonts w:ascii="Consolas" w:hAnsi="Consolas"/>
-          <w:color w:val="C7254E"/>
-          <w:sz w:val="20"/>
-          <w:shd w:val="clear" w:color="auto" w:fill="F9F2F4"/>
-        </w:rPr>
-        <w:t xml:space="preserve">LibraryDbContext</w:t>
-      </w:r>
-      <w:r>
-        <w:rPr>
-          <w:rFonts w:ascii="Times New Roman" w:hAnsi="Times New Roman" w:cs="Times New Roman"/>
-          <w:color w:val="222222"/>
-          <w:sz w:val="22"/>
-        </w:rPr>
-        <w:t xml:space="preserve"> (EF Core SQLite), конкретні класи репозиторіїв (</w:t>
-      </w:r>
-      <w:r>
-        <w:rPr>
-          <w:rFonts w:ascii="Consolas" w:hAnsi="Consolas"/>
-          <w:color w:val="C7254E"/>
-          <w:sz w:val="20"/>
-          <w:shd w:val="clear" w:color="auto" w:fill="F9F2F4"/>
-        </w:rPr>
-        <w:t xml:space="preserve">BookRepository</w:t>
-      </w:r>
-      <w:r>
-        <w:rPr>
-          <w:rFonts w:ascii="Times New Roman" w:hAnsi="Times New Roman" w:cs="Times New Roman"/>
-          <w:color w:val="222222"/>
-          <w:sz w:val="22"/>
-        </w:rPr>
-        <w:t xml:space="preserve">, </w:t>
-      </w:r>
-      <w:r>
-        <w:rPr>
-          <w:rFonts w:ascii="Consolas" w:hAnsi="Consolas"/>
-          <w:color w:val="C7254E"/>
-          <w:sz w:val="20"/>
-          <w:shd w:val="clear" w:color="auto" w:fill="F9F2F4"/>
-        </w:rPr>
-        <w:t xml:space="preserve">AuthorRepository</w:t>
-      </w:r>
-      <w:r>
-        <w:rPr>
-          <w:rFonts w:ascii="Times New Roman" w:hAnsi="Times New Roman" w:cs="Times New Roman"/>
-          <w:color w:val="222222"/>
-          <w:sz w:val="22"/>
-        </w:rPr>
-        <w:t xml:space="preserve">, </w:t>
-      </w:r>
-      <w:r>
-        <w:rPr>
-          <w:rFonts w:ascii="Consolas" w:hAnsi="Consolas"/>
-          <w:color w:val="C7254E"/>
-          <w:sz w:val="20"/>
-          <w:shd w:val="clear" w:color="auto" w:fill="F9F2F4"/>
-        </w:rPr>
-        <w:t xml:space="preserve">UnitOfWork</w:t>
-      </w:r>
-      <w:r>
-        <w:rPr>
-          <w:rFonts w:ascii="Times New Roman" w:hAnsi="Times New Roman" w:cs="Times New Roman"/>
-          <w:color w:val="222222"/>
-          <w:sz w:val="22"/>
-        </w:rPr>
-        <w:t xml:space="preserve">).</w:t>
-      </w:r>
-    </w:p>
-    <w:p>
-      <w:pPr>
-        <w:spacing w:before="0" w:after="60" w:line="240" w:lineRule="auto"/>
-        <w:ind w:left="1440" w:hanging="360"/>
-      </w:pPr>
-      <w:r>
-        <w:rPr>
-          <w:rFonts w:ascii="Calibri" w:hAnsi="Calibri"/>
-          <w:b/>
-          <w:color w:val="003366"/>
-          <w:sz w:val="22"/>
-        </w:rPr>
-        <w:t xml:space="preserve">• </w:t>
-      </w:r>
-      <w:r>
-        <w:rPr>
-          <w:rFonts w:ascii="Times New Roman" w:hAnsi="Times New Roman" w:cs="Times New Roman"/>
-          <w:b/>
-          <w:color w:val="222222"/>
-          <w:sz w:val="22"/>
-        </w:rPr>
-        <w:t xml:space="preserve">Presentation (API):</w:t>
-      </w:r>
-      <w:r>
-        <w:rPr>
-          <w:rFonts w:ascii="Times New Roman" w:hAnsi="Times New Roman" w:cs="Times New Roman"/>
-          <w:color w:val="222222"/>
-          <w:sz w:val="22"/>
-        </w:rPr>
-        <w:t xml:space="preserve"> Тонкі REST-контролери (</w:t>
-      </w:r>
-      <w:r>
-        <w:rPr>
-          <w:rFonts w:ascii="Consolas" w:hAnsi="Consolas"/>
-          <w:color w:val="C7254E"/>
-          <w:sz w:val="20"/>
-          <w:shd w:val="clear" w:color="auto" w:fill="F9F2F4"/>
-        </w:rPr>
-        <w:t xml:space="preserve">BooksController</w:t>
-      </w:r>
-      <w:r>
-        <w:rPr>
-          <w:rFonts w:ascii="Times New Roman" w:hAnsi="Times New Roman" w:cs="Times New Roman"/>
-          <w:color w:val="222222"/>
-          <w:sz w:val="22"/>
-        </w:rPr>
-        <w:t xml:space="preserve">), які приймають HTTP-запити, транслюють їх у виклики сервісного шару та повертають стандартизовані HTTP-відповіді.</w:t>
-      </w:r>
-    </w:p>
-    <w:p>
-      <w:pPr>
-        <w:spacing w:before="0" w:after="60" w:line="240" w:lineRule="auto"/>
-        <w:ind w:left="720" w:hanging="360"/>
-      </w:pPr>
-      <w:r>
-        <w:rPr>
-          <w:rFonts w:ascii="Calibri" w:hAnsi="Calibri"/>
-          <w:b/>
-          <w:color w:val="003366"/>
-          <w:sz w:val="22"/>
-        </w:rPr>
-        <w:t xml:space="preserve">3. </w:t>
-      </w:r>
-      <w:r>
-        <w:rPr>
-          <w:rFonts w:ascii="Times New Roman" w:hAnsi="Times New Roman" w:cs="Times New Roman"/>
-          <w:b/>
-          <w:color w:val="222222"/>
-          <w:sz w:val="22"/>
-        </w:rPr>
-        <w:t xml:space="preserve">Модульне тестування (Unit Testing):</w:t>
-      </w:r>
-    </w:p>
-    <w:p>
-      <w:pPr>
-        <w:spacing w:before="0" w:after="60" w:line="240" w:lineRule="auto"/>
-        <w:ind w:left="1440" w:hanging="360"/>
-      </w:pPr>
-      <w:r>
-        <w:rPr>
-          <w:rFonts w:ascii="Calibri" w:hAnsi="Calibri"/>
-          <w:b/>
-          <w:color w:val="003366"/>
-          <w:sz w:val="22"/>
-        </w:rPr>
-        <w:t xml:space="preserve">• </w:t>
-      </w:r>
-      <w:r>
-        <w:rPr>
-          <w:rFonts w:ascii="Times New Roman" w:hAnsi="Times New Roman" w:cs="Times New Roman"/>
-          <w:color w:val="222222"/>
-          <w:sz w:val="22"/>
-        </w:rPr>
-        <w:t xml:space="preserve">Написати щонайменше 6 тестів (реалізовано 8) на базі </w:t>
-      </w:r>
-      <w:r>
-        <w:rPr>
-          <w:rFonts w:ascii="Consolas" w:hAnsi="Consolas"/>
-          <w:color w:val="C7254E"/>
-          <w:sz w:val="20"/>
-          <w:shd w:val="clear" w:color="auto" w:fill="F9F2F4"/>
-        </w:rPr>
-        <w:t xml:space="preserve">xUnit</w:t>
-      </w:r>
-      <w:r>
-        <w:rPr>
-          <w:rFonts w:ascii="Times New Roman" w:hAnsi="Times New Roman" w:cs="Times New Roman"/>
-          <w:color w:val="222222"/>
-          <w:sz w:val="22"/>
-        </w:rPr>
-        <w:t xml:space="preserve"> та </w:t>
-      </w:r>
-      <w:r>
-        <w:rPr>
-          <w:rFonts w:ascii="Consolas" w:hAnsi="Consolas"/>
-          <w:color w:val="C7254E"/>
-          <w:sz w:val="20"/>
-          <w:shd w:val="clear" w:color="auto" w:fill="F9F2F4"/>
-        </w:rPr>
-        <w:t xml:space="preserve">Moq</w:t>
-      </w:r>
-      <w:r>
-        <w:rPr>
-          <w:rFonts w:ascii="Times New Roman" w:hAnsi="Times New Roman" w:cs="Times New Roman"/>
-          <w:color w:val="222222"/>
-          <w:sz w:val="22"/>
-        </w:rPr>
-        <w:t xml:space="preserve">.</w:t>
-      </w:r>
-    </w:p>
-    <w:p>
-      <w:pPr>
-        <w:spacing w:before="0" w:after="60" w:line="240" w:lineRule="auto"/>
-        <w:ind w:left="1440" w:hanging="360"/>
-      </w:pPr>
-      <w:r>
-        <w:rPr>
-          <w:rFonts w:ascii="Calibri" w:hAnsi="Calibri"/>
-          <w:b/>
-          <w:color w:val="003366"/>
-          <w:sz w:val="22"/>
-        </w:rPr>
-        <w:t xml:space="preserve">• </w:t>
-      </w:r>
-      <w:r>
-        <w:rPr>
-          <w:rFonts w:ascii="Times New Roman" w:hAnsi="Times New Roman" w:cs="Times New Roman"/>
-          <w:color w:val="222222"/>
-          <w:sz w:val="22"/>
-        </w:rPr>
-        <w:t xml:space="preserve">Покрити позитивні та негативні сценарії (читання, створення, валідація наявності автора, оновлення, видалення, помилки </w:t>
-      </w:r>
-      <w:r>
-        <w:rPr>
-          <w:rFonts w:ascii="Consolas" w:hAnsi="Consolas"/>
-          <w:color w:val="C7254E"/>
-          <w:sz w:val="20"/>
-          <w:shd w:val="clear" w:color="auto" w:fill="F9F2F4"/>
-        </w:rPr>
-        <w:t xml:space="preserve">EntityNotFoundException</w:t>
-      </w:r>
-      <w:r>
-        <w:rPr>
-          <w:rFonts w:ascii="Times New Roman" w:hAnsi="Times New Roman" w:cs="Times New Roman"/>
-          <w:color w:val="222222"/>
-          <w:sz w:val="22"/>
-        </w:rPr>
-        <w:t xml:space="preserve"> та </w:t>
-      </w:r>
-      <w:r>
-        <w:rPr>
-          <w:rFonts w:ascii="Consolas" w:hAnsi="Consolas"/>
-          <w:color w:val="C7254E"/>
-          <w:sz w:val="20"/>
-          <w:shd w:val="clear" w:color="auto" w:fill="F9F2F4"/>
-        </w:rPr>
-        <w:t xml:space="preserve">BusinessRuleValidationException</w:t>
-      </w:r>
-      <w:r>
-        <w:rPr>
-          <w:rFonts w:ascii="Times New Roman" w:hAnsi="Times New Roman" w:cs="Times New Roman"/>
-          <w:color w:val="222222"/>
-          <w:sz w:val="22"/>
-        </w:rPr>
-        <w:t xml:space="preserve">).</w:t>
-      </w:r>
-    </w:p>
-    <w:p>
-      <w:pPr>
-        <w:spacing w:before="0" w:after="60" w:line="240" w:lineRule="auto"/>
-        <w:ind w:left="720" w:hanging="360"/>
-      </w:pPr>
-      <w:r>
-        <w:rPr>
-          <w:rFonts w:ascii="Calibri" w:hAnsi="Calibri"/>
-          <w:b/>
-          <w:color w:val="003366"/>
-          <w:sz w:val="22"/>
-        </w:rPr>
-        <w:t xml:space="preserve">4. </w:t>
-      </w:r>
-      <w:r>
-        <w:rPr>
-          <w:rFonts w:ascii="Times New Roman" w:hAnsi="Times New Roman" w:cs="Times New Roman"/>
-          <w:b/>
-          <w:color w:val="222222"/>
-          <w:sz w:val="22"/>
-        </w:rPr>
-        <w:t xml:space="preserve">Інтеграційне тестування (Integration Testing):</w:t>
-      </w:r>
-    </w:p>
-    <w:p>
-      <w:pPr>
-        <w:spacing w:before="0" w:after="60" w:line="240" w:lineRule="auto"/>
-        <w:ind w:left="1440" w:hanging="360"/>
-      </w:pPr>
-      <w:r>
-        <w:rPr>
-          <w:rFonts w:ascii="Calibri" w:hAnsi="Calibri"/>
-          <w:b/>
-          <w:color w:val="003366"/>
-          <w:sz w:val="22"/>
-        </w:rPr>
-        <w:t xml:space="preserve">• </w:t>
-      </w:r>
-      <w:r>
-        <w:rPr>
-          <w:rFonts w:ascii="Times New Roman" w:hAnsi="Times New Roman" w:cs="Times New Roman"/>
-          <w:color w:val="222222"/>
-          <w:sz w:val="22"/>
-        </w:rPr>
-        <w:t xml:space="preserve">Написати інтеграційні тести за допомогою </w:t>
-      </w:r>
-      <w:r>
-        <w:rPr>
-          <w:rFonts w:ascii="Consolas" w:hAnsi="Consolas"/>
-          <w:color w:val="C7254E"/>
-          <w:sz w:val="20"/>
-          <w:shd w:val="clear" w:color="auto" w:fill="F9F2F4"/>
-        </w:rPr>
-        <w:t xml:space="preserve">WebApplicationFactory&lt;Program&gt;</w:t>
-      </w:r>
-      <w:r>
-        <w:rPr>
-          <w:rFonts w:ascii="Times New Roman" w:hAnsi="Times New Roman" w:cs="Times New Roman"/>
-          <w:color w:val="222222"/>
-          <w:sz w:val="22"/>
-        </w:rPr>
-        <w:t xml:space="preserve"> для ендпоінтів </w:t>
-      </w:r>
-      <w:r>
-        <w:rPr>
-          <w:rFonts w:ascii="Consolas" w:hAnsi="Consolas"/>
-          <w:color w:val="C7254E"/>
-          <w:sz w:val="20"/>
-          <w:shd w:val="clear" w:color="auto" w:fill="F9F2F4"/>
-        </w:rPr>
-        <w:t xml:space="preserve">/api/books</w:t>
-      </w:r>
-      <w:r>
-        <w:rPr>
-          <w:rFonts w:ascii="Times New Roman" w:hAnsi="Times New Roman" w:cs="Times New Roman"/>
-          <w:color w:val="222222"/>
-          <w:sz w:val="22"/>
-        </w:rPr>
-        <w:t xml:space="preserve">.</w:t>
-      </w:r>
-    </w:p>
-    <w:p>
-      <w:pPr>
-        <w:spacing w:before="0" w:after="60" w:line="240" w:lineRule="auto"/>
-        <w:ind w:left="1440" w:hanging="360"/>
-      </w:pPr>
-      <w:r>
-        <w:rPr>
-          <w:rFonts w:ascii="Calibri" w:hAnsi="Calibri"/>
-          <w:b/>
-          <w:color w:val="003366"/>
-          <w:sz w:val="22"/>
-        </w:rPr>
-        <w:t xml:space="preserve">• </w:t>
-      </w:r>
-      <w:r>
-        <w:rPr>
-          <w:rFonts w:ascii="Times New Roman" w:hAnsi="Times New Roman" w:cs="Times New Roman"/>
-          <w:color w:val="222222"/>
-          <w:sz w:val="22"/>
-        </w:rPr>
-        <w:t xml:space="preserve">Перевірити повернення статусів HTTP </w:t>
-      </w:r>
-      <w:r>
-        <w:rPr>
-          <w:rFonts w:ascii="Consolas" w:hAnsi="Consolas"/>
-          <w:color w:val="C7254E"/>
-          <w:sz w:val="20"/>
-          <w:shd w:val="clear" w:color="auto" w:fill="F9F2F4"/>
-        </w:rPr>
-        <w:t xml:space="preserve">200 OK</w:t>
-      </w:r>
-      <w:r>
-        <w:rPr>
-          <w:rFonts w:ascii="Times New Roman" w:hAnsi="Times New Roman" w:cs="Times New Roman"/>
-          <w:color w:val="222222"/>
-          <w:sz w:val="22"/>
-        </w:rPr>
-        <w:t xml:space="preserve">, </w:t>
-      </w:r>
-      <w:r>
-        <w:rPr>
-          <w:rFonts w:ascii="Consolas" w:hAnsi="Consolas"/>
-          <w:color w:val="C7254E"/>
-          <w:sz w:val="20"/>
-          <w:shd w:val="clear" w:color="auto" w:fill="F9F2F4"/>
-        </w:rPr>
-        <w:t xml:space="preserve">201 Created</w:t>
-      </w:r>
-      <w:r>
-        <w:rPr>
-          <w:rFonts w:ascii="Times New Roman" w:hAnsi="Times New Roman" w:cs="Times New Roman"/>
-          <w:color w:val="222222"/>
-          <w:sz w:val="22"/>
-        </w:rPr>
-        <w:t xml:space="preserve">, </w:t>
-      </w:r>
-      <w:r>
-        <w:rPr>
-          <w:rFonts w:ascii="Consolas" w:hAnsi="Consolas"/>
-          <w:color w:val="C7254E"/>
-          <w:sz w:val="20"/>
-          <w:shd w:val="clear" w:color="auto" w:fill="F9F2F4"/>
-        </w:rPr>
-        <w:t xml:space="preserve">400 Bad Request</w:t>
-      </w:r>
-      <w:r>
-        <w:rPr>
-          <w:rFonts w:ascii="Times New Roman" w:hAnsi="Times New Roman" w:cs="Times New Roman"/>
-          <w:color w:val="222222"/>
-          <w:sz w:val="22"/>
-        </w:rPr>
-        <w:t xml:space="preserve">, </w:t>
-      </w:r>
-      <w:r>
-        <w:rPr>
-          <w:rFonts w:ascii="Consolas" w:hAnsi="Consolas"/>
-          <w:color w:val="C7254E"/>
-          <w:sz w:val="20"/>
-          <w:shd w:val="clear" w:color="auto" w:fill="F9F2F4"/>
-        </w:rPr>
-        <w:t xml:space="preserve">404 Not Found</w:t>
-      </w:r>
-      <w:r>
-        <w:rPr>
-          <w:rFonts w:ascii="Times New Roman" w:hAnsi="Times New Roman" w:cs="Times New Roman"/>
-          <w:color w:val="222222"/>
-          <w:sz w:val="22"/>
-        </w:rPr>
-        <w:t xml:space="preserve">.</w:t>
-      </w:r>
-    </w:p>
-    <w:p>
-      <w:pPr>
-        <w:pBdr>
-          <w:bottom w:val="single" w:color="B0C4DE" w:sz="6"/>
-        </w:pBdr>
-        <w:spacing w:before="120" w:after="120"/>
-      </w:pPr>
-    </w:p>
-    <w:p>
-      <w:pPr>
-        <w:spacing w:before="240" w:after="100" w:line="260" w:lineRule="auto"/>
-      </w:pPr>
-      <w:r>
-        <w:rPr>
-          <w:rFonts w:ascii="Times New Roman" w:hAnsi="Times New Roman" w:cs="Times New Roman"/>
-          <w:b/>
-          <w:color w:val="1B365D"/>
-          <w:sz w:val="28"/>
+        <w:rPr>
+          <w:rFonts w:ascii="Times New Roman" w:hAnsi="Times New Roman" w:cs="Times New Roman"/>
+          <w:color w:val="000000"/>
+          <w:sz w:val="28"/>
+        </w:rPr>
+      </w:pPr>
+      <w:r>
+        <w:rPr>
+          <w:rFonts w:ascii="Times New Roman" w:hAnsi="Times New Roman" w:cs="Times New Roman"/>
+          <w:b/>
+          <w:sz w:val="28"/>
+          <w:color w:val="000000"/>
         </w:rPr>
         <w:t xml:space="preserve">3. Архітектурна схема Clean Architecture та напрямок залежностей</w:t>
       </w:r>
@@ -1302,8 +1569,6 @@
           <w:bottom w:val="single" w:color="CCCCCC" w:sz="4"/>
           <w:left w:val="single" w:color="003366" w:sz="12"/>
           <w:right w:val="single" w:color="CCCCCC" w:sz="4"/>
-          <w:insideH w:val="none"/>
-          <w:insideV w:val="none"/>
         </w:tblBorders>
         <w:tblCellMar>
           <w:top w:w="120"/>
@@ -1323,9 +1588,9 @@
             </w:pPr>
             <w:r>
               <w:rPr>
-                <w:rFonts w:ascii="Consolas" w:hAnsi="Consolas" w:eastAsia="Consolas" w:cs="Consolas"/>
-                <w:color w:val="1A1A1A"/>
-                <w:sz w:val="19"/>
+                <w:rFonts w:ascii="Times New Roman" w:hAnsi="Times New Roman" w:eastAsia="Consolas" w:cs="Times New Roman"/>
+                <w:sz w:val="28"/>
+                <w:color w:val="000000"/>
               </w:rPr>
               <w:t xml:space="preserve">flowchart TD</w:t>
             </w:r>
@@ -1336,9 +1601,9 @@
             </w:pPr>
             <w:r>
               <w:rPr>
-                <w:rFonts w:ascii="Consolas" w:hAnsi="Consolas" w:eastAsia="Consolas" w:cs="Consolas"/>
-                <w:color w:val="1A1A1A"/>
-                <w:sz w:val="19"/>
+                <w:rFonts w:ascii="Times New Roman" w:hAnsi="Times New Roman" w:eastAsia="Consolas" w:cs="Times New Roman"/>
+                <w:sz w:val="28"/>
+                <w:color w:val="000000"/>
               </w:rPr>
               <w:t xml:space="preserve">    subgraph Presentation["Presentation Layer (API)"]</w:t>
             </w:r>
@@ -1349,9 +1614,9 @@
             </w:pPr>
             <w:r>
               <w:rPr>
-                <w:rFonts w:ascii="Consolas" w:hAnsi="Consolas" w:eastAsia="Consolas" w:cs="Consolas"/>
-                <w:color w:val="1A1A1A"/>
-                <w:sz w:val="19"/>
+                <w:rFonts w:ascii="Times New Roman" w:hAnsi="Times New Roman" w:eastAsia="Consolas" w:cs="Times New Roman"/>
+                <w:sz w:val="28"/>
+                <w:color w:val="000000"/>
               </w:rPr>
               <w:t xml:space="preserve">        Controller["BooksController"]</w:t>
             </w:r>
@@ -1362,9 +1627,9 @@
             </w:pPr>
             <w:r>
               <w:rPr>
-                <w:rFonts w:ascii="Consolas" w:hAnsi="Consolas" w:eastAsia="Consolas" w:cs="Consolas"/>
-                <w:color w:val="1A1A1A"/>
-                <w:sz w:val="19"/>
+                <w:rFonts w:ascii="Times New Roman" w:hAnsi="Times New Roman" w:eastAsia="Consolas" w:cs="Times New Roman"/>
+                <w:sz w:val="28"/>
+                <w:color w:val="000000"/>
               </w:rPr>
               <w:t xml:space="preserve">    end</w:t>
             </w:r>
@@ -1375,9 +1640,9 @@
             </w:pPr>
             <w:r>
               <w:rPr>
-                <w:rFonts w:ascii="Consolas" w:hAnsi="Consolas" w:eastAsia="Consolas" w:cs="Consolas"/>
-                <w:color w:val="1A1A1A"/>
-                <w:sz w:val="19"/>
+                <w:rFonts w:ascii="Times New Roman" w:hAnsi="Times New Roman" w:eastAsia="Consolas" w:cs="Times New Roman"/>
+                <w:sz w:val="28"/>
+                <w:color w:val="000000"/>
               </w:rPr>
               <w:t xml:space="preserve"/>
             </w:r>
@@ -1388,9 +1653,9 @@
             </w:pPr>
             <w:r>
               <w:rPr>
-                <w:rFonts w:ascii="Consolas" w:hAnsi="Consolas" w:eastAsia="Consolas" w:cs="Consolas"/>
-                <w:color w:val="1A1A1A"/>
-                <w:sz w:val="19"/>
+                <w:rFonts w:ascii="Times New Roman" w:hAnsi="Times New Roman" w:eastAsia="Consolas" w:cs="Times New Roman"/>
+                <w:sz w:val="28"/>
+                <w:color w:val="000000"/>
               </w:rPr>
               <w:t xml:space="preserve">    subgraph Application["Application Layer"]</w:t>
             </w:r>
@@ -1401,9 +1666,9 @@
             </w:pPr>
             <w:r>
               <w:rPr>
-                <w:rFonts w:ascii="Consolas" w:hAnsi="Consolas" w:eastAsia="Consolas" w:cs="Consolas"/>
-                <w:color w:val="1A1A1A"/>
-                <w:sz w:val="19"/>
+                <w:rFonts w:ascii="Times New Roman" w:hAnsi="Times New Roman" w:eastAsia="Consolas" w:cs="Times New Roman"/>
+                <w:sz w:val="28"/>
+                <w:color w:val="000000"/>
               </w:rPr>
               <w:t xml:space="preserve">        Service["BookService (IBookService)"]</w:t>
             </w:r>
@@ -1414,9 +1679,9 @@
             </w:pPr>
             <w:r>
               <w:rPr>
-                <w:rFonts w:ascii="Consolas" w:hAnsi="Consolas" w:eastAsia="Consolas" w:cs="Consolas"/>
-                <w:color w:val="1A1A1A"/>
-                <w:sz w:val="19"/>
+                <w:rFonts w:ascii="Times New Roman" w:hAnsi="Times New Roman" w:eastAsia="Consolas" w:cs="Times New Roman"/>
+                <w:sz w:val="28"/>
+                <w:color w:val="000000"/>
               </w:rPr>
               <w:t xml:space="preserve">        DTOs["DTO Models (BookDto, CreateBookDto)"]</w:t>
             </w:r>
@@ -1427,9 +1692,9 @@
             </w:pPr>
             <w:r>
               <w:rPr>
-                <w:rFonts w:ascii="Consolas" w:hAnsi="Consolas" w:eastAsia="Consolas" w:cs="Consolas"/>
-                <w:color w:val="1A1A1A"/>
-                <w:sz w:val="19"/>
+                <w:rFonts w:ascii="Times New Roman" w:hAnsi="Times New Roman" w:eastAsia="Consolas" w:cs="Times New Roman"/>
+                <w:sz w:val="28"/>
+                <w:color w:val="000000"/>
               </w:rPr>
               <w:t xml:space="preserve">    end</w:t>
             </w:r>
@@ -1440,9 +1705,9 @@
             </w:pPr>
             <w:r>
               <w:rPr>
-                <w:rFonts w:ascii="Consolas" w:hAnsi="Consolas" w:eastAsia="Consolas" w:cs="Consolas"/>
-                <w:color w:val="1A1A1A"/>
-                <w:sz w:val="19"/>
+                <w:rFonts w:ascii="Times New Roman" w:hAnsi="Times New Roman" w:eastAsia="Consolas" w:cs="Times New Roman"/>
+                <w:sz w:val="28"/>
+                <w:color w:val="000000"/>
               </w:rPr>
               <w:t xml:space="preserve"/>
             </w:r>
@@ -1453,9 +1718,9 @@
             </w:pPr>
             <w:r>
               <w:rPr>
-                <w:rFonts w:ascii="Consolas" w:hAnsi="Consolas" w:eastAsia="Consolas" w:cs="Consolas"/>
-                <w:color w:val="1A1A1A"/>
-                <w:sz w:val="19"/>
+                <w:rFonts w:ascii="Times New Roman" w:hAnsi="Times New Roman" w:eastAsia="Consolas" w:cs="Times New Roman"/>
+                <w:sz w:val="28"/>
+                <w:color w:val="000000"/>
               </w:rPr>
               <w:t xml:space="preserve">    subgraph Domain["Domain Layer (Core)"]</w:t>
             </w:r>
@@ -1466,9 +1731,9 @@
             </w:pPr>
             <w:r>
               <w:rPr>
-                <w:rFonts w:ascii="Consolas" w:hAnsi="Consolas" w:eastAsia="Consolas" w:cs="Consolas"/>
-                <w:color w:val="1A1A1A"/>
-                <w:sz w:val="19"/>
+                <w:rFonts w:ascii="Times New Roman" w:hAnsi="Times New Roman" w:eastAsia="Consolas" w:cs="Times New Roman"/>
+                <w:sz w:val="28"/>
+                <w:color w:val="000000"/>
               </w:rPr>
               <w:t xml:space="preserve">        Entities["Entities (Book, Author, Reader, BookLoan)"]</w:t>
             </w:r>
@@ -1479,9 +1744,9 @@
             </w:pPr>
             <w:r>
               <w:rPr>
-                <w:rFonts w:ascii="Consolas" w:hAnsi="Consolas" w:eastAsia="Consolas" w:cs="Consolas"/>
-                <w:color w:val="1A1A1A"/>
-                <w:sz w:val="19"/>
+                <w:rFonts w:ascii="Times New Roman" w:hAnsi="Times New Roman" w:eastAsia="Consolas" w:cs="Times New Roman"/>
+                <w:sz w:val="28"/>
+                <w:color w:val="000000"/>
               </w:rPr>
               <w:t xml:space="preserve">        RepoInterfaces["Interfaces (IBookRepository, IUnitOfWork)"]</w:t>
             </w:r>
@@ -1492,9 +1757,9 @@
             </w:pPr>
             <w:r>
               <w:rPr>
-                <w:rFonts w:ascii="Consolas" w:hAnsi="Consolas" w:eastAsia="Consolas" w:cs="Consolas"/>
-                <w:color w:val="1A1A1A"/>
-                <w:sz w:val="19"/>
+                <w:rFonts w:ascii="Times New Roman" w:hAnsi="Times New Roman" w:eastAsia="Consolas" w:cs="Times New Roman"/>
+                <w:sz w:val="28"/>
+                <w:color w:val="000000"/>
               </w:rPr>
               <w:t xml:space="preserve">        DomainEx["Domain Exceptions"]</w:t>
             </w:r>
@@ -1505,9 +1770,9 @@
             </w:pPr>
             <w:r>
               <w:rPr>
-                <w:rFonts w:ascii="Consolas" w:hAnsi="Consolas" w:eastAsia="Consolas" w:cs="Consolas"/>
-                <w:color w:val="1A1A1A"/>
-                <w:sz w:val="19"/>
+                <w:rFonts w:ascii="Times New Roman" w:hAnsi="Times New Roman" w:eastAsia="Consolas" w:cs="Times New Roman"/>
+                <w:sz w:val="28"/>
+                <w:color w:val="000000"/>
               </w:rPr>
               <w:t xml:space="preserve">    end</w:t>
             </w:r>
@@ -1518,9 +1783,9 @@
             </w:pPr>
             <w:r>
               <w:rPr>
-                <w:rFonts w:ascii="Consolas" w:hAnsi="Consolas" w:eastAsia="Consolas" w:cs="Consolas"/>
-                <w:color w:val="1A1A1A"/>
-                <w:sz w:val="19"/>
+                <w:rFonts w:ascii="Times New Roman" w:hAnsi="Times New Roman" w:eastAsia="Consolas" w:cs="Times New Roman"/>
+                <w:sz w:val="28"/>
+                <w:color w:val="000000"/>
               </w:rPr>
               <w:t xml:space="preserve"/>
             </w:r>
@@ -1531,9 +1796,9 @@
             </w:pPr>
             <w:r>
               <w:rPr>
-                <w:rFonts w:ascii="Consolas" w:hAnsi="Consolas" w:eastAsia="Consolas" w:cs="Consolas"/>
-                <w:color w:val="1A1A1A"/>
-                <w:sz w:val="19"/>
+                <w:rFonts w:ascii="Times New Roman" w:hAnsi="Times New Roman" w:eastAsia="Consolas" w:cs="Times New Roman"/>
+                <w:sz w:val="28"/>
+                <w:color w:val="000000"/>
               </w:rPr>
               <w:t xml:space="preserve">    subgraph Infrastructure["Infrastructure Layer"]</w:t>
             </w:r>
@@ -1544,9 +1809,9 @@
             </w:pPr>
             <w:r>
               <w:rPr>
-                <w:rFonts w:ascii="Consolas" w:hAnsi="Consolas" w:eastAsia="Consolas" w:cs="Consolas"/>
-                <w:color w:val="1A1A1A"/>
-                <w:sz w:val="19"/>
+                <w:rFonts w:ascii="Times New Roman" w:hAnsi="Times New Roman" w:eastAsia="Consolas" w:cs="Times New Roman"/>
+                <w:sz w:val="28"/>
+                <w:color w:val="000000"/>
               </w:rPr>
               <w:t xml:space="preserve">        DbContext["LibraryDbContext (EF Core / SQLite)"]</w:t>
             </w:r>
@@ -1557,9 +1822,9 @@
             </w:pPr>
             <w:r>
               <w:rPr>
-                <w:rFonts w:ascii="Consolas" w:hAnsi="Consolas" w:eastAsia="Consolas" w:cs="Consolas"/>
-                <w:color w:val="1A1A1A"/>
-                <w:sz w:val="19"/>
+                <w:rFonts w:ascii="Times New Roman" w:hAnsi="Times New Roman" w:eastAsia="Consolas" w:cs="Times New Roman"/>
+                <w:sz w:val="28"/>
+                <w:color w:val="000000"/>
               </w:rPr>
               <w:t xml:space="preserve">        RepoImpl["Repositories &amp; UnitOfWork Implementation"]</w:t>
             </w:r>
@@ -1570,9 +1835,9 @@
             </w:pPr>
             <w:r>
               <w:rPr>
-                <w:rFonts w:ascii="Consolas" w:hAnsi="Consolas" w:eastAsia="Consolas" w:cs="Consolas"/>
-                <w:color w:val="1A1A1A"/>
-                <w:sz w:val="19"/>
+                <w:rFonts w:ascii="Times New Roman" w:hAnsi="Times New Roman" w:eastAsia="Consolas" w:cs="Times New Roman"/>
+                <w:sz w:val="28"/>
+                <w:color w:val="000000"/>
               </w:rPr>
               <w:t xml:space="preserve">    end</w:t>
             </w:r>
@@ -1583,9 +1848,9 @@
             </w:pPr>
             <w:r>
               <w:rPr>
-                <w:rFonts w:ascii="Consolas" w:hAnsi="Consolas" w:eastAsia="Consolas" w:cs="Consolas"/>
-                <w:color w:val="1A1A1A"/>
-                <w:sz w:val="19"/>
+                <w:rFonts w:ascii="Times New Roman" w:hAnsi="Times New Roman" w:eastAsia="Consolas" w:cs="Times New Roman"/>
+                <w:sz w:val="28"/>
+                <w:color w:val="000000"/>
               </w:rPr>
               <w:t xml:space="preserve"/>
             </w:r>
@@ -1596,9 +1861,9 @@
             </w:pPr>
             <w:r>
               <w:rPr>
-                <w:rFonts w:ascii="Consolas" w:hAnsi="Consolas" w:eastAsia="Consolas" w:cs="Consolas"/>
-                <w:color w:val="1A1A1A"/>
-                <w:sz w:val="19"/>
+                <w:rFonts w:ascii="Times New Roman" w:hAnsi="Times New Roman" w:eastAsia="Consolas" w:cs="Times New Roman"/>
+                <w:sz w:val="28"/>
+                <w:color w:val="000000"/>
               </w:rPr>
               <w:t xml:space="preserve">    Controller --&gt;|викликає| Service</w:t>
             </w:r>
@@ -1609,9 +1874,9 @@
             </w:pPr>
             <w:r>
               <w:rPr>
-                <w:rFonts w:ascii="Consolas" w:hAnsi="Consolas" w:eastAsia="Consolas" w:cs="Consolas"/>
-                <w:color w:val="1A1A1A"/>
-                <w:sz w:val="19"/>
+                <w:rFonts w:ascii="Times New Roman" w:hAnsi="Times New Roman" w:eastAsia="Consolas" w:cs="Times New Roman"/>
+                <w:sz w:val="28"/>
+                <w:color w:val="000000"/>
               </w:rPr>
               <w:t xml:space="preserve">    Service --&gt;|використовує| RepoInterfaces</w:t>
             </w:r>
@@ -1622,9 +1887,9 @@
             </w:pPr>
             <w:r>
               <w:rPr>
-                <w:rFonts w:ascii="Consolas" w:hAnsi="Consolas" w:eastAsia="Consolas" w:cs="Consolas"/>
-                <w:color w:val="1A1A1A"/>
-                <w:sz w:val="19"/>
+                <w:rFonts w:ascii="Times New Roman" w:hAnsi="Times New Roman" w:eastAsia="Consolas" w:cs="Times New Roman"/>
+                <w:sz w:val="28"/>
+                <w:color w:val="000000"/>
               </w:rPr>
               <w:t xml:space="preserve">    Service --&gt;|мапить на| DTOs</w:t>
             </w:r>
@@ -1635,9 +1900,9 @@
             </w:pPr>
             <w:r>
               <w:rPr>
-                <w:rFonts w:ascii="Consolas" w:hAnsi="Consolas" w:eastAsia="Consolas" w:cs="Consolas"/>
-                <w:color w:val="1A1A1A"/>
-                <w:sz w:val="19"/>
+                <w:rFonts w:ascii="Times New Roman" w:hAnsi="Times New Roman" w:eastAsia="Consolas" w:cs="Times New Roman"/>
+                <w:sz w:val="28"/>
+                <w:color w:val="000000"/>
               </w:rPr>
               <w:t xml:space="preserve">    RepoImpl -.-&gt;|реалізує| RepoInterfaces</w:t>
             </w:r>
@@ -1648,9 +1913,9 @@
             </w:pPr>
             <w:r>
               <w:rPr>
-                <w:rFonts w:ascii="Consolas" w:hAnsi="Consolas" w:eastAsia="Consolas" w:cs="Consolas"/>
-                <w:color w:val="1A1A1A"/>
-                <w:sz w:val="19"/>
+                <w:rFonts w:ascii="Times New Roman" w:hAnsi="Times New Roman" w:eastAsia="Consolas" w:cs="Times New Roman"/>
+                <w:sz w:val="28"/>
+                <w:color w:val="000000"/>
               </w:rPr>
               <w:t xml:space="preserve">    RepoImpl --&gt;|використовує| DbContext</w:t>
             </w:r>
@@ -1661,9 +1926,9 @@
             </w:pPr>
             <w:r>
               <w:rPr>
-                <w:rFonts w:ascii="Consolas" w:hAnsi="Consolas" w:eastAsia="Consolas" w:cs="Consolas"/>
-                <w:color w:val="1A1A1A"/>
-                <w:sz w:val="19"/>
+                <w:rFonts w:ascii="Times New Roman" w:hAnsi="Times New Roman" w:eastAsia="Consolas" w:cs="Times New Roman"/>
+                <w:sz w:val="28"/>
+                <w:color w:val="000000"/>
               </w:rPr>
               <w:t xml:space="preserve">    DbContext --&gt;|керує| Entities</w:t>
             </w:r>
@@ -1674,9 +1939,9 @@
             </w:pPr>
             <w:r>
               <w:rPr>
-                <w:rFonts w:ascii="Consolas" w:hAnsi="Consolas" w:eastAsia="Consolas" w:cs="Consolas"/>
-                <w:color w:val="1A1A1A"/>
-                <w:sz w:val="19"/>
+                <w:rFonts w:ascii="Times New Roman" w:hAnsi="Times New Roman" w:eastAsia="Consolas" w:cs="Times New Roman"/>
+                <w:sz w:val="28"/>
+                <w:color w:val="000000"/>
               </w:rPr>
               <w:t xml:space="preserve">    RepoInterfaces --&gt;|оперує| Entities</w:t>
             </w:r>
@@ -1686,69 +1951,207 @@
     </w:tbl>
     <w:p>
       <w:pPr>
-        <w:spacing w:before="180" w:after="80" w:line="260" w:lineRule="auto"/>
-      </w:pPr>
-      <w:r>
-        <w:rPr>
-          <w:rFonts w:ascii="Times New Roman" w:hAnsi="Times New Roman" w:cs="Times New Roman"/>
-          <w:b/>
-          <w:color w:val="2C3E50"/>
-          <w:sz w:val="24"/>
+        <w:spacing w:before="240" w:after="100" w:line="260" w:lineRule="auto"/>
+        <w:rPr>
+          <w:rFonts w:ascii="Times New Roman" w:hAnsi="Times New Roman" w:cs="Times New Roman"/>
+          <w:color w:val="000000"/>
+          <w:sz w:val="28"/>
+        </w:rPr>
+      </w:pPr>
+      <w:r>
+        <w:rPr>
+          <w:rFonts w:ascii="Times New Roman" w:hAnsi="Times New Roman" w:cs="Times New Roman"/>
+          <w:b/>
+          <w:sz w:val="28"/>
+          <w:color w:val="000000"/>
         </w:rPr>
         <w:t xml:space="preserve">Принцип інверсії залежностей (Dependency Inversion Principle)</w:t>
       </w:r>
     </w:p>
     <w:p>
       <w:pPr>
+        <w:ind w:left="720" w:hanging="360"/>
         <w:spacing w:before="0" w:after="60" w:line="240" w:lineRule="auto"/>
+        <w:rPr>
+          <w:rFonts w:ascii="Times New Roman" w:hAnsi="Times New Roman" w:cs="Times New Roman"/>
+          <w:color w:val="000000"/>
+          <w:sz w:val="28"/>
+        </w:rPr>
+      </w:pPr>
+      <w:r>
+        <w:rPr>
+          <w:rFonts w:ascii="Times New Roman" w:hAnsi="Times New Roman"/>
+          <w:color w:val="000000"/>
+          <w:sz w:val="28"/>
+          <w:b/>
+        </w:rPr>
+        <w:t xml:space="preserve">• </w:t>
+      </w:r>
+      <w:r>
+        <w:rPr>
+          <w:rFonts w:ascii="Times New Roman" w:hAnsi="Times New Roman" w:cs="Times New Roman"/>
+          <w:sz w:val="28"/>
+          <w:color w:val="000000"/>
+        </w:rPr>
+        <w:t xml:space="preserve">Ядром системи є </w:t>
+      </w:r>
+      <w:r>
+        <w:rPr>
+          <w:rFonts w:ascii="Times New Roman" w:hAnsi="Times New Roman" w:cs="Times New Roman"/>
+          <w:b/>
+          <w:sz w:val="28"/>
+          <w:color w:val="000000"/>
+        </w:rPr>
+        <w:t xml:space="preserve">Domain Layer</w:t>
+      </w:r>
+      <w:r>
+        <w:rPr>
+          <w:rFonts w:ascii="Times New Roman" w:hAnsi="Times New Roman" w:cs="Times New Roman"/>
+          <w:sz w:val="28"/>
+          <w:color w:val="000000"/>
+        </w:rPr>
+        <w:t xml:space="preserve">, що містить чисті бізнес-сутності та інтерфейси. Він не посилається на жодні зовнішні бібліотеки (ні EF Core, ні ASP.NET Core).</w:t>
+      </w:r>
+    </w:p>
+    <w:p>
+      <w:pPr>
         <w:ind w:left="720" w:hanging="360"/>
-      </w:pPr>
-      <w:r>
-        <w:rPr>
-          <w:rFonts w:ascii="Calibri" w:hAnsi="Calibri"/>
-          <w:b/>
-          <w:color w:val="003366"/>
-          <w:sz w:val="22"/>
+        <w:spacing w:before="0" w:after="60" w:line="240" w:lineRule="auto"/>
+        <w:rPr>
+          <w:rFonts w:ascii="Times New Roman" w:hAnsi="Times New Roman" w:cs="Times New Roman"/>
+          <w:color w:val="000000"/>
+          <w:sz w:val="28"/>
+        </w:rPr>
+      </w:pPr>
+      <w:r>
+        <w:rPr>
+          <w:rFonts w:ascii="Times New Roman" w:hAnsi="Times New Roman"/>
+          <w:color w:val="000000"/>
+          <w:sz w:val="28"/>
+          <w:b/>
         </w:rPr>
         <w:t xml:space="preserve">• </w:t>
       </w:r>
       <w:r>
         <w:rPr>
           <w:rFonts w:ascii="Times New Roman" w:hAnsi="Times New Roman" w:cs="Times New Roman"/>
-          <w:color w:val="222222"/>
-          <w:sz w:val="22"/>
-        </w:rPr>
-        <w:t xml:space="preserve">Ядром системи є </w:t>
-      </w:r>
-      <w:r>
-        <w:rPr>
-          <w:rFonts w:ascii="Times New Roman" w:hAnsi="Times New Roman" w:cs="Times New Roman"/>
-          <w:b/>
-          <w:color w:val="222222"/>
-          <w:sz w:val="22"/>
+          <w:b/>
+          <w:sz w:val="28"/>
+          <w:color w:val="000000"/>
+        </w:rPr>
+        <w:t xml:space="preserve">Application Layer</w:t>
+      </w:r>
+      <w:r>
+        <w:rPr>
+          <w:rFonts w:ascii="Times New Roman" w:hAnsi="Times New Roman" w:cs="Times New Roman"/>
+          <w:sz w:val="28"/>
+          <w:color w:val="000000"/>
+        </w:rPr>
+        <w:t xml:space="preserve"> залежить виключно від </w:t>
+      </w:r>
+      <w:r>
+        <w:rPr>
+          <w:rFonts w:ascii="Times New Roman" w:hAnsi="Times New Roman" w:cs="Times New Roman"/>
+          <w:b/>
+          <w:sz w:val="28"/>
+          <w:color w:val="000000"/>
         </w:rPr>
         <w:t xml:space="preserve">Domain Layer</w:t>
       </w:r>
       <w:r>
         <w:rPr>
           <w:rFonts w:ascii="Times New Roman" w:hAnsi="Times New Roman" w:cs="Times New Roman"/>
-          <w:color w:val="222222"/>
-          <w:sz w:val="22"/>
-        </w:rPr>
-        <w:t xml:space="preserve">, що містить чисті бізнес-сутності та інтерфейси. Він не посилається на жодні зовнішні бібліотеки (ні EF Core, ні ASP.NET Core).</w:t>
-      </w:r>
-    </w:p>
-    <w:p>
-      <w:pPr>
+          <w:sz w:val="28"/>
+          <w:color w:val="000000"/>
+        </w:rPr>
+        <w:t xml:space="preserve">. Сервіси оперують інтерфейсами </w:t>
+      </w:r>
+      <w:r>
+        <w:rPr>
+          <w:rFonts w:ascii="Times New Roman" w:hAnsi="Times New Roman"/>
+          <w:sz w:val="28"/>
+          <w:color w:val="000000"/>
+        </w:rPr>
+        <w:t xml:space="preserve">IUnitOfWork</w:t>
+      </w:r>
+      <w:r>
+        <w:rPr>
+          <w:rFonts w:ascii="Times New Roman" w:hAnsi="Times New Roman" w:cs="Times New Roman"/>
+          <w:sz w:val="28"/>
+          <w:color w:val="000000"/>
+        </w:rPr>
+        <w:t xml:space="preserve"> та </w:t>
+      </w:r>
+      <w:r>
+        <w:rPr>
+          <w:rFonts w:ascii="Times New Roman" w:hAnsi="Times New Roman"/>
+          <w:sz w:val="28"/>
+          <w:color w:val="000000"/>
+        </w:rPr>
+        <w:t xml:space="preserve">IBookRepository</w:t>
+      </w:r>
+      <w:r>
+        <w:rPr>
+          <w:rFonts w:ascii="Times New Roman" w:hAnsi="Times New Roman" w:cs="Times New Roman"/>
+          <w:sz w:val="28"/>
+          <w:color w:val="000000"/>
+        </w:rPr>
+        <w:t xml:space="preserve">.</w:t>
+      </w:r>
+    </w:p>
+    <w:p>
+      <w:pPr>
+        <w:ind w:left="720" w:hanging="360"/>
         <w:spacing w:before="0" w:after="60" w:line="240" w:lineRule="auto"/>
+        <w:rPr>
+          <w:rFonts w:ascii="Times New Roman" w:hAnsi="Times New Roman" w:cs="Times New Roman"/>
+          <w:color w:val="000000"/>
+          <w:sz w:val="28"/>
+        </w:rPr>
+      </w:pPr>
+      <w:r>
+        <w:rPr>
+          <w:rFonts w:ascii="Times New Roman" w:hAnsi="Times New Roman"/>
+          <w:color w:val="000000"/>
+          <w:sz w:val="28"/>
+          <w:b/>
+        </w:rPr>
+        <w:t xml:space="preserve">• </w:t>
+      </w:r>
+      <w:r>
+        <w:rPr>
+          <w:rFonts w:ascii="Times New Roman" w:hAnsi="Times New Roman" w:cs="Times New Roman"/>
+          <w:b/>
+          <w:sz w:val="28"/>
+          <w:color w:val="000000"/>
+        </w:rPr>
+        <w:t xml:space="preserve">Infrastructure Layer</w:t>
+      </w:r>
+      <w:r>
+        <w:rPr>
+          <w:rFonts w:ascii="Times New Roman" w:hAnsi="Times New Roman" w:cs="Times New Roman"/>
+          <w:sz w:val="28"/>
+          <w:color w:val="000000"/>
+        </w:rPr>
+        <w:t xml:space="preserve"> реалізує інтерфейси, оголошені в Domain, та інкапсулює специфіку роботи з базою даних SQLite через EF Core.</w:t>
+      </w:r>
+    </w:p>
+    <w:p>
+      <w:pPr>
         <w:ind w:left="720" w:hanging="360"/>
-      </w:pPr>
-      <w:r>
-        <w:rPr>
-          <w:rFonts w:ascii="Calibri" w:hAnsi="Calibri"/>
-          <w:b/>
-          <w:color w:val="003366"/>
-          <w:sz w:val="22"/>
+        <w:spacing w:before="0" w:after="60" w:line="240" w:lineRule="auto"/>
+        <w:rPr>
+          <w:rFonts w:ascii="Times New Roman" w:hAnsi="Times New Roman" w:cs="Times New Roman"/>
+          <w:color w:val="000000"/>
+          <w:sz w:val="28"/>
+        </w:rPr>
+      </w:pPr>
+      <w:r>
+        <w:rPr>
+          <w:rFonts w:ascii="Times New Roman" w:hAnsi="Times New Roman"/>
+          <w:color w:val="000000"/>
+          <w:sz w:val="28"/>
+          <w:b/>
         </w:rPr>
         <w:t xml:space="preserve">• </w:t>
       </w:r>
@@ -1756,131 +2159,16 @@
         <w:rPr>
           <w:rFonts w:ascii="Times New Roman" w:hAnsi="Times New Roman" w:cs="Times New Roman"/>
           <w:b/>
-          <w:color w:val="222222"/>
-          <w:sz w:val="22"/>
-        </w:rPr>
-        <w:t xml:space="preserve">Application Layer</w:t>
-      </w:r>
-      <w:r>
-        <w:rPr>
-          <w:rFonts w:ascii="Times New Roman" w:hAnsi="Times New Roman" w:cs="Times New Roman"/>
-          <w:color w:val="222222"/>
-          <w:sz w:val="22"/>
-        </w:rPr>
-        <w:t xml:space="preserve"> залежить виключно від </w:t>
-      </w:r>
-      <w:r>
-        <w:rPr>
-          <w:rFonts w:ascii="Times New Roman" w:hAnsi="Times New Roman" w:cs="Times New Roman"/>
-          <w:b/>
-          <w:color w:val="222222"/>
-          <w:sz w:val="22"/>
-        </w:rPr>
-        <w:t xml:space="preserve">Domain Layer</w:t>
-      </w:r>
-      <w:r>
-        <w:rPr>
-          <w:rFonts w:ascii="Times New Roman" w:hAnsi="Times New Roman" w:cs="Times New Roman"/>
-          <w:color w:val="222222"/>
-          <w:sz w:val="22"/>
-        </w:rPr>
-        <w:t xml:space="preserve">. Сервіси оперують інтерфейсами </w:t>
-      </w:r>
-      <w:r>
-        <w:rPr>
-          <w:rFonts w:ascii="Consolas" w:hAnsi="Consolas"/>
-          <w:color w:val="C7254E"/>
-          <w:sz w:val="20"/>
-          <w:shd w:val="clear" w:color="auto" w:fill="F9F2F4"/>
-        </w:rPr>
-        <w:t xml:space="preserve">IUnitOfWork</w:t>
-      </w:r>
-      <w:r>
-        <w:rPr>
-          <w:rFonts w:ascii="Times New Roman" w:hAnsi="Times New Roman" w:cs="Times New Roman"/>
-          <w:color w:val="222222"/>
-          <w:sz w:val="22"/>
-        </w:rPr>
-        <w:t xml:space="preserve"> та </w:t>
-      </w:r>
-      <w:r>
-        <w:rPr>
-          <w:rFonts w:ascii="Consolas" w:hAnsi="Consolas"/>
-          <w:color w:val="C7254E"/>
-          <w:sz w:val="20"/>
-          <w:shd w:val="clear" w:color="auto" w:fill="F9F2F4"/>
-        </w:rPr>
-        <w:t xml:space="preserve">IBookRepository</w:t>
-      </w:r>
-      <w:r>
-        <w:rPr>
-          <w:rFonts w:ascii="Times New Roman" w:hAnsi="Times New Roman" w:cs="Times New Roman"/>
-          <w:color w:val="222222"/>
-          <w:sz w:val="22"/>
-        </w:rPr>
-        <w:t xml:space="preserve">.</w:t>
-      </w:r>
-    </w:p>
-    <w:p>
-      <w:pPr>
-        <w:spacing w:before="0" w:after="60" w:line="240" w:lineRule="auto"/>
-        <w:ind w:left="720" w:hanging="360"/>
-      </w:pPr>
-      <w:r>
-        <w:rPr>
-          <w:rFonts w:ascii="Calibri" w:hAnsi="Calibri"/>
-          <w:b/>
-          <w:color w:val="003366"/>
-          <w:sz w:val="22"/>
-        </w:rPr>
-        <w:t xml:space="preserve">• </w:t>
-      </w:r>
-      <w:r>
-        <w:rPr>
-          <w:rFonts w:ascii="Times New Roman" w:hAnsi="Times New Roman" w:cs="Times New Roman"/>
-          <w:b/>
-          <w:color w:val="222222"/>
-          <w:sz w:val="22"/>
-        </w:rPr>
-        <w:t xml:space="preserve">Infrastructure Layer</w:t>
-      </w:r>
-      <w:r>
-        <w:rPr>
-          <w:rFonts w:ascii="Times New Roman" w:hAnsi="Times New Roman" w:cs="Times New Roman"/>
-          <w:color w:val="222222"/>
-          <w:sz w:val="22"/>
-        </w:rPr>
-        <w:t xml:space="preserve"> реалізує інтерфейси, оголошені в Domain, та інкапсулює специфіку роботи з базою даних SQLite через EF Core.</w:t>
-      </w:r>
-    </w:p>
-    <w:p>
-      <w:pPr>
-        <w:spacing w:before="0" w:after="60" w:line="240" w:lineRule="auto"/>
-        <w:ind w:left="720" w:hanging="360"/>
-      </w:pPr>
-      <w:r>
-        <w:rPr>
-          <w:rFonts w:ascii="Calibri" w:hAnsi="Calibri"/>
-          <w:b/>
-          <w:color w:val="003366"/>
-          <w:sz w:val="22"/>
-        </w:rPr>
-        <w:t xml:space="preserve">• </w:t>
-      </w:r>
-      <w:r>
-        <w:rPr>
-          <w:rFonts w:ascii="Times New Roman" w:hAnsi="Times New Roman" w:cs="Times New Roman"/>
-          <w:b/>
-          <w:color w:val="222222"/>
-          <w:sz w:val="22"/>
+          <w:sz w:val="28"/>
+          <w:color w:val="000000"/>
         </w:rPr>
         <w:t xml:space="preserve">Presentation Layer (Api)</w:t>
       </w:r>
       <w:r>
         <w:rPr>
           <w:rFonts w:ascii="Times New Roman" w:hAnsi="Times New Roman" w:cs="Times New Roman"/>
-          <w:color w:val="222222"/>
-          <w:sz w:val="22"/>
+          <w:sz w:val="28"/>
+          <w:color w:val="000000"/>
         </w:rPr>
         <w:t xml:space="preserve"> залежить від Application та Domain для прив'язки моделей та налаштування контейнера впровадження залежностей (IoC Container).</w:t>
       </w:r>
@@ -1888,7 +2176,7 @@
     <w:p>
       <w:pPr>
         <w:pBdr>
-          <w:bottom w:val="single" w:color="B0C4DE" w:sz="6"/>
+          <w:bottom w:val="single" w:color="888888" w:sz="6"/>
         </w:pBdr>
         <w:spacing w:before="120" w:after="120"/>
       </w:pPr>
@@ -1896,36 +2184,45 @@
     <w:p>
       <w:pPr>
         <w:spacing w:before="240" w:after="100" w:line="260" w:lineRule="auto"/>
-      </w:pPr>
-      <w:r>
-        <w:rPr>
-          <w:rFonts w:ascii="Times New Roman" w:hAnsi="Times New Roman" w:cs="Times New Roman"/>
-          <w:b/>
-          <w:color w:val="1B365D"/>
-          <w:sz w:val="28"/>
+        <w:rPr>
+          <w:rFonts w:ascii="Times New Roman" w:hAnsi="Times New Roman" w:cs="Times New Roman"/>
+          <w:color w:val="000000"/>
+          <w:sz w:val="28"/>
+        </w:rPr>
+      </w:pPr>
+      <w:r>
+        <w:rPr>
+          <w:rFonts w:ascii="Times New Roman" w:hAnsi="Times New Roman" w:cs="Times New Roman"/>
+          <w:b/>
+          <w:sz w:val="28"/>
+          <w:color w:val="000000"/>
         </w:rPr>
         <w:t xml:space="preserve">4. Структура реалізації проєкту</w:t>
       </w:r>
     </w:p>
     <w:p>
       <w:pPr>
-        <w:spacing w:before="180" w:after="80" w:line="260" w:lineRule="auto"/>
-      </w:pPr>
-      <w:r>
-        <w:rPr>
-          <w:rFonts w:ascii="Times New Roman" w:hAnsi="Times New Roman" w:cs="Times New Roman"/>
-          <w:b/>
-          <w:color w:val="2C3E50"/>
-          <w:sz w:val="24"/>
+        <w:spacing w:before="240" w:after="100" w:line="260" w:lineRule="auto"/>
+        <w:rPr>
+          <w:rFonts w:ascii="Times New Roman" w:hAnsi="Times New Roman" w:cs="Times New Roman"/>
+          <w:color w:val="000000"/>
+          <w:sz w:val="28"/>
+        </w:rPr>
+      </w:pPr>
+      <w:r>
+        <w:rPr>
+          <w:rFonts w:ascii="Times New Roman" w:hAnsi="Times New Roman" w:cs="Times New Roman"/>
+          <w:b/>
+          <w:sz w:val="28"/>
+          <w:color w:val="000000"/>
         </w:rPr>
         <w:t xml:space="preserve">4.1. Доменні сутності та інтерфейси (</w:t>
       </w:r>
       <w:r>
         <w:rPr>
-          <w:rFonts w:ascii="Consolas" w:hAnsi="Consolas"/>
-          <w:color w:val="C7254E"/>
-          <w:sz w:val="22"/>
-          <w:shd w:val="clear" w:color="auto" w:fill="F9F2F4"/>
+          <w:rFonts w:ascii="Times New Roman" w:hAnsi="Times New Roman"/>
+          <w:sz w:val="28"/>
+          <w:color w:val="000000"/>
         </w:rPr>
         <w:t xml:space="preserve">Domain</w:t>
       </w:r>
@@ -1933,31 +2230,35 @@
         <w:rPr>
           <w:rFonts w:ascii="Times New Roman" w:hAnsi="Times New Roman" w:cs="Times New Roman"/>
           <w:b/>
-          <w:color w:val="2C3E50"/>
-          <w:sz w:val="24"/>
+          <w:sz w:val="28"/>
+          <w:color w:val="000000"/>
         </w:rPr>
         <w:t xml:space="preserve">)</w:t>
       </w:r>
     </w:p>
     <w:p>
       <w:pPr>
-        <w:spacing w:before="120" w:after="60" w:line="260" w:lineRule="auto"/>
-      </w:pPr>
-      <w:r>
-        <w:rPr>
-          <w:rFonts w:ascii="Times New Roman" w:hAnsi="Times New Roman" w:cs="Times New Roman"/>
-          <w:b/>
-          <w:color w:val="333333"/>
-          <w:sz w:val="22"/>
+        <w:spacing w:before="240" w:after="100" w:line="260" w:lineRule="auto"/>
+        <w:rPr>
+          <w:rFonts w:ascii="Times New Roman" w:hAnsi="Times New Roman" w:cs="Times New Roman"/>
+          <w:color w:val="000000"/>
+          <w:sz w:val="28"/>
+        </w:rPr>
+      </w:pPr>
+      <w:r>
+        <w:rPr>
+          <w:rFonts w:ascii="Times New Roman" w:hAnsi="Times New Roman" w:cs="Times New Roman"/>
+          <w:b/>
+          <w:sz w:val="28"/>
+          <w:color w:val="000000"/>
         </w:rPr>
         <w:t xml:space="preserve">Сутності (</w:t>
       </w:r>
       <w:r>
         <w:rPr>
-          <w:rFonts w:ascii="Consolas" w:hAnsi="Consolas"/>
-          <w:color w:val="C7254E"/>
-          <w:sz w:val="20"/>
-          <w:shd w:val="clear" w:color="auto" w:fill="F9F2F4"/>
+          <w:rFonts w:ascii="Times New Roman" w:hAnsi="Times New Roman"/>
+          <w:sz w:val="28"/>
+          <w:color w:val="000000"/>
         </w:rPr>
         <w:t xml:space="preserve">Domain/Entities/LibraryEntities.cs</w:t>
       </w:r>
@@ -1965,8 +2266,8 @@
         <w:rPr>
           <w:rFonts w:ascii="Times New Roman" w:hAnsi="Times New Roman" w:cs="Times New Roman"/>
           <w:b/>
-          <w:color w:val="333333"/>
-          <w:sz w:val="22"/>
+          <w:sz w:val="28"/>
+          <w:color w:val="000000"/>
         </w:rPr>
         <w:t xml:space="preserve">)</w:t>
       </w:r>
@@ -1979,8 +2280,6 @@
           <w:bottom w:val="single" w:color="CCCCCC" w:sz="4"/>
           <w:left w:val="single" w:color="003366" w:sz="12"/>
           <w:right w:val="single" w:color="CCCCCC" w:sz="4"/>
-          <w:insideH w:val="none"/>
-          <w:insideV w:val="none"/>
         </w:tblBorders>
         <w:tblCellMar>
           <w:top w:w="120"/>
@@ -2000,9 +2299,9 @@
             </w:pPr>
             <w:r>
               <w:rPr>
-                <w:rFonts w:ascii="Consolas" w:hAnsi="Consolas" w:eastAsia="Consolas" w:cs="Consolas"/>
-                <w:color w:val="1A1A1A"/>
-                <w:sz w:val="19"/>
+                <w:rFonts w:ascii="Times New Roman" w:hAnsi="Times New Roman" w:eastAsia="Consolas" w:cs="Times New Roman"/>
+                <w:sz w:val="28"/>
+                <w:color w:val="000000"/>
               </w:rPr>
               <w:t xml:space="preserve">public class Book</w:t>
             </w:r>
@@ -2013,9 +2312,9 @@
             </w:pPr>
             <w:r>
               <w:rPr>
-                <w:rFonts w:ascii="Consolas" w:hAnsi="Consolas" w:eastAsia="Consolas" w:cs="Consolas"/>
-                <w:color w:val="1A1A1A"/>
-                <w:sz w:val="19"/>
+                <w:rFonts w:ascii="Times New Roman" w:hAnsi="Times New Roman" w:eastAsia="Consolas" w:cs="Times New Roman"/>
+                <w:sz w:val="28"/>
+                <w:color w:val="000000"/>
               </w:rPr>
               <w:t xml:space="preserve">{</w:t>
             </w:r>
@@ -2026,9 +2325,9 @@
             </w:pPr>
             <w:r>
               <w:rPr>
-                <w:rFonts w:ascii="Consolas" w:hAnsi="Consolas" w:eastAsia="Consolas" w:cs="Consolas"/>
-                <w:color w:val="1A1A1A"/>
-                <w:sz w:val="19"/>
+                <w:rFonts w:ascii="Times New Roman" w:hAnsi="Times New Roman" w:eastAsia="Consolas" w:cs="Times New Roman"/>
+                <w:sz w:val="28"/>
+                <w:color w:val="000000"/>
               </w:rPr>
               <w:t xml:space="preserve">    public int Id { get; set; }</w:t>
             </w:r>
@@ -2039,9 +2338,9 @@
             </w:pPr>
             <w:r>
               <w:rPr>
-                <w:rFonts w:ascii="Consolas" w:hAnsi="Consolas" w:eastAsia="Consolas" w:cs="Consolas"/>
-                <w:color w:val="1A1A1A"/>
-                <w:sz w:val="19"/>
+                <w:rFonts w:ascii="Times New Roman" w:hAnsi="Times New Roman" w:eastAsia="Consolas" w:cs="Times New Roman"/>
+                <w:sz w:val="28"/>
+                <w:color w:val="000000"/>
               </w:rPr>
               <w:t xml:space="preserve">    public string Title { get; set; } = string.Empty;</w:t>
             </w:r>
@@ -2052,9 +2351,9 @@
             </w:pPr>
             <w:r>
               <w:rPr>
-                <w:rFonts w:ascii="Consolas" w:hAnsi="Consolas" w:eastAsia="Consolas" w:cs="Consolas"/>
-                <w:color w:val="1A1A1A"/>
-                <w:sz w:val="19"/>
+                <w:rFonts w:ascii="Times New Roman" w:hAnsi="Times New Roman" w:eastAsia="Consolas" w:cs="Times New Roman"/>
+                <w:sz w:val="28"/>
+                <w:color w:val="000000"/>
               </w:rPr>
               <w:t xml:space="preserve">    public string ISBN { get; set; } = string.Empty;</w:t>
             </w:r>
@@ -2065,9 +2364,9 @@
             </w:pPr>
             <w:r>
               <w:rPr>
-                <w:rFonts w:ascii="Consolas" w:hAnsi="Consolas" w:eastAsia="Consolas" w:cs="Consolas"/>
-                <w:color w:val="1A1A1A"/>
-                <w:sz w:val="19"/>
+                <w:rFonts w:ascii="Times New Roman" w:hAnsi="Times New Roman" w:eastAsia="Consolas" w:cs="Times New Roman"/>
+                <w:sz w:val="28"/>
+                <w:color w:val="000000"/>
               </w:rPr>
               <w:t xml:space="preserve">    public int PublicationYear { get; set; }</w:t>
             </w:r>
@@ -2078,9 +2377,9 @@
             </w:pPr>
             <w:r>
               <w:rPr>
-                <w:rFonts w:ascii="Consolas" w:hAnsi="Consolas" w:eastAsia="Consolas" w:cs="Consolas"/>
-                <w:color w:val="1A1A1A"/>
-                <w:sz w:val="19"/>
+                <w:rFonts w:ascii="Times New Roman" w:hAnsi="Times New Roman" w:eastAsia="Consolas" w:cs="Times New Roman"/>
+                <w:sz w:val="28"/>
+                <w:color w:val="000000"/>
               </w:rPr>
               <w:t xml:space="preserve">    public string Genre { get; set; } = string.Empty;</w:t>
             </w:r>
@@ -2091,9 +2390,9 @@
             </w:pPr>
             <w:r>
               <w:rPr>
-                <w:rFonts w:ascii="Consolas" w:hAnsi="Consolas" w:eastAsia="Consolas" w:cs="Consolas"/>
-                <w:color w:val="1A1A1A"/>
-                <w:sz w:val="19"/>
+                <w:rFonts w:ascii="Times New Roman" w:hAnsi="Times New Roman" w:eastAsia="Consolas" w:cs="Times New Roman"/>
+                <w:sz w:val="28"/>
+                <w:color w:val="000000"/>
               </w:rPr>
               <w:t xml:space="preserve"/>
             </w:r>
@@ -2104,9 +2403,9 @@
             </w:pPr>
             <w:r>
               <w:rPr>
-                <w:rFonts w:ascii="Consolas" w:hAnsi="Consolas" w:eastAsia="Consolas" w:cs="Consolas"/>
-                <w:color w:val="1A1A1A"/>
-                <w:sz w:val="19"/>
+                <w:rFonts w:ascii="Times New Roman" w:hAnsi="Times New Roman" w:eastAsia="Consolas" w:cs="Times New Roman"/>
+                <w:sz w:val="28"/>
+                <w:color w:val="000000"/>
               </w:rPr>
               <w:t xml:space="preserve">    public int AuthorId { get; set; }</w:t>
             </w:r>
@@ -2117,9 +2416,9 @@
             </w:pPr>
             <w:r>
               <w:rPr>
-                <w:rFonts w:ascii="Consolas" w:hAnsi="Consolas" w:eastAsia="Consolas" w:cs="Consolas"/>
-                <w:color w:val="1A1A1A"/>
-                <w:sz w:val="19"/>
+                <w:rFonts w:ascii="Times New Roman" w:hAnsi="Times New Roman" w:eastAsia="Consolas" w:cs="Times New Roman"/>
+                <w:sz w:val="28"/>
+                <w:color w:val="000000"/>
               </w:rPr>
               <w:t xml:space="preserve">    public Author? Author { get; set; }</w:t>
             </w:r>
@@ -2130,9 +2429,9 @@
             </w:pPr>
             <w:r>
               <w:rPr>
-                <w:rFonts w:ascii="Consolas" w:hAnsi="Consolas" w:eastAsia="Consolas" w:cs="Consolas"/>
-                <w:color w:val="1A1A1A"/>
-                <w:sz w:val="19"/>
+                <w:rFonts w:ascii="Times New Roman" w:hAnsi="Times New Roman" w:eastAsia="Consolas" w:cs="Times New Roman"/>
+                <w:sz w:val="28"/>
+                <w:color w:val="000000"/>
               </w:rPr>
               <w:t xml:space="preserve"/>
             </w:r>
@@ -2143,9 +2442,9 @@
             </w:pPr>
             <w:r>
               <w:rPr>
-                <w:rFonts w:ascii="Consolas" w:hAnsi="Consolas" w:eastAsia="Consolas" w:cs="Consolas"/>
-                <w:color w:val="1A1A1A"/>
-                <w:sz w:val="19"/>
+                <w:rFonts w:ascii="Times New Roman" w:hAnsi="Times New Roman" w:eastAsia="Consolas" w:cs="Times New Roman"/>
+                <w:sz w:val="28"/>
+                <w:color w:val="000000"/>
               </w:rPr>
               <w:t xml:space="preserve">    public ICollection&lt;BookLoan&gt; BookLoans { get; set; } = new List&lt;BookLoan&gt;();</w:t>
             </w:r>
@@ -2156,9 +2455,9 @@
             </w:pPr>
             <w:r>
               <w:rPr>
-                <w:rFonts w:ascii="Consolas" w:hAnsi="Consolas" w:eastAsia="Consolas" w:cs="Consolas"/>
-                <w:color w:val="1A1A1A"/>
-                <w:sz w:val="19"/>
+                <w:rFonts w:ascii="Times New Roman" w:hAnsi="Times New Roman" w:eastAsia="Consolas" w:cs="Times New Roman"/>
+                <w:sz w:val="28"/>
+                <w:color w:val="000000"/>
               </w:rPr>
               <w:t xml:space="preserve">}</w:t>
             </w:r>
@@ -2168,23 +2467,27 @@
     </w:tbl>
     <w:p>
       <w:pPr>
-        <w:spacing w:before="120" w:after="60" w:line="260" w:lineRule="auto"/>
-      </w:pPr>
-      <w:r>
-        <w:rPr>
-          <w:rFonts w:ascii="Times New Roman" w:hAnsi="Times New Roman" w:cs="Times New Roman"/>
-          <w:b/>
-          <w:color w:val="333333"/>
-          <w:sz w:val="22"/>
+        <w:spacing w:before="240" w:after="100" w:line="260" w:lineRule="auto"/>
+        <w:rPr>
+          <w:rFonts w:ascii="Times New Roman" w:hAnsi="Times New Roman" w:cs="Times New Roman"/>
+          <w:color w:val="000000"/>
+          <w:sz w:val="28"/>
+        </w:rPr>
+      </w:pPr>
+      <w:r>
+        <w:rPr>
+          <w:rFonts w:ascii="Times New Roman" w:hAnsi="Times New Roman" w:cs="Times New Roman"/>
+          <w:b/>
+          <w:sz w:val="28"/>
+          <w:color w:val="000000"/>
         </w:rPr>
         <w:t xml:space="preserve">Інтерфейси репозиторіїв та Unit of Work (</w:t>
       </w:r>
       <w:r>
         <w:rPr>
-          <w:rFonts w:ascii="Consolas" w:hAnsi="Consolas"/>
-          <w:color w:val="C7254E"/>
-          <w:sz w:val="20"/>
-          <w:shd w:val="clear" w:color="auto" w:fill="F9F2F4"/>
+          <w:rFonts w:ascii="Times New Roman" w:hAnsi="Times New Roman"/>
+          <w:sz w:val="28"/>
+          <w:color w:val="000000"/>
         </w:rPr>
         <w:t xml:space="preserve">Domain/Interfaces/IRepositories.cs</w:t>
       </w:r>
@@ -2192,8 +2495,8 @@
         <w:rPr>
           <w:rFonts w:ascii="Times New Roman" w:hAnsi="Times New Roman" w:cs="Times New Roman"/>
           <w:b/>
-          <w:color w:val="333333"/>
-          <w:sz w:val="22"/>
+          <w:sz w:val="28"/>
+          <w:color w:val="000000"/>
         </w:rPr>
         <w:t xml:space="preserve">)</w:t>
       </w:r>
@@ -2206,8 +2509,6 @@
           <w:bottom w:val="single" w:color="CCCCCC" w:sz="4"/>
           <w:left w:val="single" w:color="003366" w:sz="12"/>
           <w:right w:val="single" w:color="CCCCCC" w:sz="4"/>
-          <w:insideH w:val="none"/>
-          <w:insideV w:val="none"/>
         </w:tblBorders>
         <w:tblCellMar>
           <w:top w:w="120"/>
@@ -2227,9 +2528,9 @@
             </w:pPr>
             <w:r>
               <w:rPr>
-                <w:rFonts w:ascii="Consolas" w:hAnsi="Consolas" w:eastAsia="Consolas" w:cs="Consolas"/>
-                <w:color w:val="1A1A1A"/>
-                <w:sz w:val="19"/>
+                <w:rFonts w:ascii="Times New Roman" w:hAnsi="Times New Roman" w:eastAsia="Consolas" w:cs="Times New Roman"/>
+                <w:sz w:val="28"/>
+                <w:color w:val="000000"/>
               </w:rPr>
               <w:t xml:space="preserve">public interface IBookRepository</w:t>
             </w:r>
@@ -2240,9 +2541,9 @@
             </w:pPr>
             <w:r>
               <w:rPr>
-                <w:rFonts w:ascii="Consolas" w:hAnsi="Consolas" w:eastAsia="Consolas" w:cs="Consolas"/>
-                <w:color w:val="1A1A1A"/>
-                <w:sz w:val="19"/>
+                <w:rFonts w:ascii="Times New Roman" w:hAnsi="Times New Roman" w:eastAsia="Consolas" w:cs="Times New Roman"/>
+                <w:sz w:val="28"/>
+                <w:color w:val="000000"/>
               </w:rPr>
               <w:t xml:space="preserve">{</w:t>
             </w:r>
@@ -2253,9 +2554,9 @@
             </w:pPr>
             <w:r>
               <w:rPr>
-                <w:rFonts w:ascii="Consolas" w:hAnsi="Consolas" w:eastAsia="Consolas" w:cs="Consolas"/>
-                <w:color w:val="1A1A1A"/>
-                <w:sz w:val="19"/>
+                <w:rFonts w:ascii="Times New Roman" w:hAnsi="Times New Roman" w:eastAsia="Consolas" w:cs="Times New Roman"/>
+                <w:sz w:val="28"/>
+                <w:color w:val="000000"/>
               </w:rPr>
               <w:t xml:space="preserve">    Task&lt;IReadOnlyList&lt;Book&gt;&gt; GetAllAsync();</w:t>
             </w:r>
@@ -2266,9 +2567,9 @@
             </w:pPr>
             <w:r>
               <w:rPr>
-                <w:rFonts w:ascii="Consolas" w:hAnsi="Consolas" w:eastAsia="Consolas" w:cs="Consolas"/>
-                <w:color w:val="1A1A1A"/>
-                <w:sz w:val="19"/>
+                <w:rFonts w:ascii="Times New Roman" w:hAnsi="Times New Roman" w:eastAsia="Consolas" w:cs="Times New Roman"/>
+                <w:sz w:val="28"/>
+                <w:color w:val="000000"/>
               </w:rPr>
               <w:t xml:space="preserve">    Task&lt;Book?&gt; GetByIdAsync(int id);</w:t>
             </w:r>
@@ -2279,9 +2580,9 @@
             </w:pPr>
             <w:r>
               <w:rPr>
-                <w:rFonts w:ascii="Consolas" w:hAnsi="Consolas" w:eastAsia="Consolas" w:cs="Consolas"/>
-                <w:color w:val="1A1A1A"/>
-                <w:sz w:val="19"/>
+                <w:rFonts w:ascii="Times New Roman" w:hAnsi="Times New Roman" w:eastAsia="Consolas" w:cs="Times New Roman"/>
+                <w:sz w:val="28"/>
+                <w:color w:val="000000"/>
               </w:rPr>
               <w:t xml:space="preserve">    Task AddAsync(Book book);</w:t>
             </w:r>
@@ -2292,9 +2593,9 @@
             </w:pPr>
             <w:r>
               <w:rPr>
-                <w:rFonts w:ascii="Consolas" w:hAnsi="Consolas" w:eastAsia="Consolas" w:cs="Consolas"/>
-                <w:color w:val="1A1A1A"/>
-                <w:sz w:val="19"/>
+                <w:rFonts w:ascii="Times New Roman" w:hAnsi="Times New Roman" w:eastAsia="Consolas" w:cs="Times New Roman"/>
+                <w:sz w:val="28"/>
+                <w:color w:val="000000"/>
               </w:rPr>
               <w:t xml:space="preserve">    void Update(Book book);</w:t>
             </w:r>
@@ -2305,9 +2606,9 @@
             </w:pPr>
             <w:r>
               <w:rPr>
-                <w:rFonts w:ascii="Consolas" w:hAnsi="Consolas" w:eastAsia="Consolas" w:cs="Consolas"/>
-                <w:color w:val="1A1A1A"/>
-                <w:sz w:val="19"/>
+                <w:rFonts w:ascii="Times New Roman" w:hAnsi="Times New Roman" w:eastAsia="Consolas" w:cs="Times New Roman"/>
+                <w:sz w:val="28"/>
+                <w:color w:val="000000"/>
               </w:rPr>
               <w:t xml:space="preserve">    void Delete(Book book);</w:t>
             </w:r>
@@ -2318,9 +2619,9 @@
             </w:pPr>
             <w:r>
               <w:rPr>
-                <w:rFonts w:ascii="Consolas" w:hAnsi="Consolas" w:eastAsia="Consolas" w:cs="Consolas"/>
-                <w:color w:val="1A1A1A"/>
-                <w:sz w:val="19"/>
+                <w:rFonts w:ascii="Times New Roman" w:hAnsi="Times New Roman" w:eastAsia="Consolas" w:cs="Times New Roman"/>
+                <w:sz w:val="28"/>
+                <w:color w:val="000000"/>
               </w:rPr>
               <w:t xml:space="preserve">}</w:t>
             </w:r>
@@ -2331,9 +2632,9 @@
             </w:pPr>
             <w:r>
               <w:rPr>
-                <w:rFonts w:ascii="Consolas" w:hAnsi="Consolas" w:eastAsia="Consolas" w:cs="Consolas"/>
-                <w:color w:val="1A1A1A"/>
-                <w:sz w:val="19"/>
+                <w:rFonts w:ascii="Times New Roman" w:hAnsi="Times New Roman" w:eastAsia="Consolas" w:cs="Times New Roman"/>
+                <w:sz w:val="28"/>
+                <w:color w:val="000000"/>
               </w:rPr>
               <w:t xml:space="preserve"/>
             </w:r>
@@ -2344,9 +2645,9 @@
             </w:pPr>
             <w:r>
               <w:rPr>
-                <w:rFonts w:ascii="Consolas" w:hAnsi="Consolas" w:eastAsia="Consolas" w:cs="Consolas"/>
-                <w:color w:val="1A1A1A"/>
-                <w:sz w:val="19"/>
+                <w:rFonts w:ascii="Times New Roman" w:hAnsi="Times New Roman" w:eastAsia="Consolas" w:cs="Times New Roman"/>
+                <w:sz w:val="28"/>
+                <w:color w:val="000000"/>
               </w:rPr>
               <w:t xml:space="preserve">public interface IAuthorRepository</w:t>
             </w:r>
@@ -2357,9 +2658,9 @@
             </w:pPr>
             <w:r>
               <w:rPr>
-                <w:rFonts w:ascii="Consolas" w:hAnsi="Consolas" w:eastAsia="Consolas" w:cs="Consolas"/>
-                <w:color w:val="1A1A1A"/>
-                <w:sz w:val="19"/>
+                <w:rFonts w:ascii="Times New Roman" w:hAnsi="Times New Roman" w:eastAsia="Consolas" w:cs="Times New Roman"/>
+                <w:sz w:val="28"/>
+                <w:color w:val="000000"/>
               </w:rPr>
               <w:t xml:space="preserve">{</w:t>
             </w:r>
@@ -2370,9 +2671,9 @@
             </w:pPr>
             <w:r>
               <w:rPr>
-                <w:rFonts w:ascii="Consolas" w:hAnsi="Consolas" w:eastAsia="Consolas" w:cs="Consolas"/>
-                <w:color w:val="1A1A1A"/>
-                <w:sz w:val="19"/>
+                <w:rFonts w:ascii="Times New Roman" w:hAnsi="Times New Roman" w:eastAsia="Consolas" w:cs="Times New Roman"/>
+                <w:sz w:val="28"/>
+                <w:color w:val="000000"/>
               </w:rPr>
               <w:t xml:space="preserve">    Task&lt;bool&gt; ExistsAsync(int id);</w:t>
             </w:r>
@@ -2383,9 +2684,9 @@
             </w:pPr>
             <w:r>
               <w:rPr>
-                <w:rFonts w:ascii="Consolas" w:hAnsi="Consolas" w:eastAsia="Consolas" w:cs="Consolas"/>
-                <w:color w:val="1A1A1A"/>
-                <w:sz w:val="19"/>
+                <w:rFonts w:ascii="Times New Roman" w:hAnsi="Times New Roman" w:eastAsia="Consolas" w:cs="Times New Roman"/>
+                <w:sz w:val="28"/>
+                <w:color w:val="000000"/>
               </w:rPr>
               <w:t xml:space="preserve">    Task&lt;Author?&gt; GetByIdAsync(int id);</w:t>
             </w:r>
@@ -2396,9 +2697,9 @@
             </w:pPr>
             <w:r>
               <w:rPr>
-                <w:rFonts w:ascii="Consolas" w:hAnsi="Consolas" w:eastAsia="Consolas" w:cs="Consolas"/>
-                <w:color w:val="1A1A1A"/>
-                <w:sz w:val="19"/>
+                <w:rFonts w:ascii="Times New Roman" w:hAnsi="Times New Roman" w:eastAsia="Consolas" w:cs="Times New Roman"/>
+                <w:sz w:val="28"/>
+                <w:color w:val="000000"/>
               </w:rPr>
               <w:t xml:space="preserve">}</w:t>
             </w:r>
@@ -2409,9 +2710,9 @@
             </w:pPr>
             <w:r>
               <w:rPr>
-                <w:rFonts w:ascii="Consolas" w:hAnsi="Consolas" w:eastAsia="Consolas" w:cs="Consolas"/>
-                <w:color w:val="1A1A1A"/>
-                <w:sz w:val="19"/>
+                <w:rFonts w:ascii="Times New Roman" w:hAnsi="Times New Roman" w:eastAsia="Consolas" w:cs="Times New Roman"/>
+                <w:sz w:val="28"/>
+                <w:color w:val="000000"/>
               </w:rPr>
               <w:t xml:space="preserve"/>
             </w:r>
@@ -2422,9 +2723,9 @@
             </w:pPr>
             <w:r>
               <w:rPr>
-                <w:rFonts w:ascii="Consolas" w:hAnsi="Consolas" w:eastAsia="Consolas" w:cs="Consolas"/>
-                <w:color w:val="1A1A1A"/>
-                <w:sz w:val="19"/>
+                <w:rFonts w:ascii="Times New Roman" w:hAnsi="Times New Roman" w:eastAsia="Consolas" w:cs="Times New Roman"/>
+                <w:sz w:val="28"/>
+                <w:color w:val="000000"/>
               </w:rPr>
               <w:t xml:space="preserve">public interface IUnitOfWork : IDisposable</w:t>
             </w:r>
@@ -2435,9 +2736,9 @@
             </w:pPr>
             <w:r>
               <w:rPr>
-                <w:rFonts w:ascii="Consolas" w:hAnsi="Consolas" w:eastAsia="Consolas" w:cs="Consolas"/>
-                <w:color w:val="1A1A1A"/>
-                <w:sz w:val="19"/>
+                <w:rFonts w:ascii="Times New Roman" w:hAnsi="Times New Roman" w:eastAsia="Consolas" w:cs="Times New Roman"/>
+                <w:sz w:val="28"/>
+                <w:color w:val="000000"/>
               </w:rPr>
               <w:t xml:space="preserve">{</w:t>
             </w:r>
@@ -2448,9 +2749,9 @@
             </w:pPr>
             <w:r>
               <w:rPr>
-                <w:rFonts w:ascii="Consolas" w:hAnsi="Consolas" w:eastAsia="Consolas" w:cs="Consolas"/>
-                <w:color w:val="1A1A1A"/>
-                <w:sz w:val="19"/>
+                <w:rFonts w:ascii="Times New Roman" w:hAnsi="Times New Roman" w:eastAsia="Consolas" w:cs="Times New Roman"/>
+                <w:sz w:val="28"/>
+                <w:color w:val="000000"/>
               </w:rPr>
               <w:t xml:space="preserve">    IBookRepository Books { get; }</w:t>
             </w:r>
@@ -2461,9 +2762,9 @@
             </w:pPr>
             <w:r>
               <w:rPr>
-                <w:rFonts w:ascii="Consolas" w:hAnsi="Consolas" w:eastAsia="Consolas" w:cs="Consolas"/>
-                <w:color w:val="1A1A1A"/>
-                <w:sz w:val="19"/>
+                <w:rFonts w:ascii="Times New Roman" w:hAnsi="Times New Roman" w:eastAsia="Consolas" w:cs="Times New Roman"/>
+                <w:sz w:val="28"/>
+                <w:color w:val="000000"/>
               </w:rPr>
               <w:t xml:space="preserve">    IAuthorRepository Authors { get; }</w:t>
             </w:r>
@@ -2474,9 +2775,9 @@
             </w:pPr>
             <w:r>
               <w:rPr>
-                <w:rFonts w:ascii="Consolas" w:hAnsi="Consolas" w:eastAsia="Consolas" w:cs="Consolas"/>
-                <w:color w:val="1A1A1A"/>
-                <w:sz w:val="19"/>
+                <w:rFonts w:ascii="Times New Roman" w:hAnsi="Times New Roman" w:eastAsia="Consolas" w:cs="Times New Roman"/>
+                <w:sz w:val="28"/>
+                <w:color w:val="000000"/>
               </w:rPr>
               <w:t xml:space="preserve">    Task&lt;int&gt; SaveChangesAsync();</w:t>
             </w:r>
@@ -2487,9 +2788,9 @@
             </w:pPr>
             <w:r>
               <w:rPr>
-                <w:rFonts w:ascii="Consolas" w:hAnsi="Consolas" w:eastAsia="Consolas" w:cs="Consolas"/>
-                <w:color w:val="1A1A1A"/>
-                <w:sz w:val="19"/>
+                <w:rFonts w:ascii="Times New Roman" w:hAnsi="Times New Roman" w:eastAsia="Consolas" w:cs="Times New Roman"/>
+                <w:sz w:val="28"/>
+                <w:color w:val="000000"/>
               </w:rPr>
               <w:t xml:space="preserve">}</w:t>
             </w:r>
@@ -2500,30 +2801,34 @@
     <w:p>
       <w:pPr>
         <w:pBdr>
-          <w:bottom w:val="single" w:color="B0C4DE" w:sz="6"/>
+          <w:bottom w:val="single" w:color="888888" w:sz="6"/>
         </w:pBdr>
         <w:spacing w:before="120" w:after="120"/>
       </w:pPr>
     </w:p>
     <w:p>
       <w:pPr>
-        <w:spacing w:before="180" w:after="80" w:line="260" w:lineRule="auto"/>
-      </w:pPr>
-      <w:r>
-        <w:rPr>
-          <w:rFonts w:ascii="Times New Roman" w:hAnsi="Times New Roman" w:cs="Times New Roman"/>
-          <w:b/>
-          <w:color w:val="2C3E50"/>
-          <w:sz w:val="24"/>
+        <w:spacing w:before="240" w:after="100" w:line="260" w:lineRule="auto"/>
+        <w:rPr>
+          <w:rFonts w:ascii="Times New Roman" w:hAnsi="Times New Roman" w:cs="Times New Roman"/>
+          <w:color w:val="000000"/>
+          <w:sz w:val="28"/>
+        </w:rPr>
+      </w:pPr>
+      <w:r>
+        <w:rPr>
+          <w:rFonts w:ascii="Times New Roman" w:hAnsi="Times New Roman" w:cs="Times New Roman"/>
+          <w:b/>
+          <w:sz w:val="28"/>
+          <w:color w:val="000000"/>
         </w:rPr>
         <w:t xml:space="preserve">4.2. Сервісний шар бізнес-логіки (</w:t>
       </w:r>
       <w:r>
         <w:rPr>
-          <w:rFonts w:ascii="Consolas" w:hAnsi="Consolas"/>
-          <w:color w:val="C7254E"/>
-          <w:sz w:val="22"/>
-          <w:shd w:val="clear" w:color="auto" w:fill="F9F2F4"/>
+          <w:rFonts w:ascii="Times New Roman" w:hAnsi="Times New Roman"/>
+          <w:sz w:val="28"/>
+          <w:color w:val="000000"/>
         </w:rPr>
         <w:t xml:space="preserve">Application/Services/BookService.cs</w:t>
       </w:r>
@@ -2531,8 +2836,8 @@
         <w:rPr>
           <w:rFonts w:ascii="Times New Roman" w:hAnsi="Times New Roman" w:cs="Times New Roman"/>
           <w:b/>
-          <w:color w:val="2C3E50"/>
-          <w:sz w:val="24"/>
+          <w:sz w:val="28"/>
+          <w:color w:val="000000"/>
         </w:rPr>
         <w:t xml:space="preserve">)</w:t>
       </w:r>
@@ -2540,12 +2845,17 @@
     <w:p>
       <w:pPr>
         <w:spacing w:before="0" w:after="120" w:line="260" w:lineRule="auto"/>
-      </w:pPr>
-      <w:r>
-        <w:rPr>
-          <w:rFonts w:ascii="Times New Roman" w:hAnsi="Times New Roman" w:cs="Times New Roman"/>
-          <w:color w:val="222222"/>
-          <w:sz w:val="22"/>
+        <w:rPr>
+          <w:rFonts w:ascii="Times New Roman" w:hAnsi="Times New Roman" w:cs="Times New Roman"/>
+          <w:color w:val="000000"/>
+          <w:sz w:val="28"/>
+        </w:rPr>
+      </w:pPr>
+      <w:r>
+        <w:rPr>
+          <w:rFonts w:ascii="Times New Roman" w:hAnsi="Times New Roman" w:cs="Times New Roman"/>
+          <w:sz w:val="28"/>
+          <w:color w:val="000000"/>
         </w:rPr>
         <w:t xml:space="preserve">Сервіс інкапсулює бізнес-правила (перевірку обов'язкової наявності автора книги перед збереженням) та трансляцію доменних сутностей у DTO.</w:t>
       </w:r>
@@ -2558,8 +2868,6 @@
           <w:bottom w:val="single" w:color="CCCCCC" w:sz="4"/>
           <w:left w:val="single" w:color="003366" w:sz="12"/>
           <w:right w:val="single" w:color="CCCCCC" w:sz="4"/>
-          <w:insideH w:val="none"/>
-          <w:insideV w:val="none"/>
         </w:tblBorders>
         <w:tblCellMar>
           <w:top w:w="120"/>
@@ -2579,9 +2887,9 @@
             </w:pPr>
             <w:r>
               <w:rPr>
-                <w:rFonts w:ascii="Consolas" w:hAnsi="Consolas" w:eastAsia="Consolas" w:cs="Consolas"/>
-                <w:color w:val="1A1A1A"/>
-                <w:sz w:val="19"/>
+                <w:rFonts w:ascii="Times New Roman" w:hAnsi="Times New Roman" w:eastAsia="Consolas" w:cs="Times New Roman"/>
+                <w:sz w:val="28"/>
+                <w:color w:val="000000"/>
               </w:rPr>
               <w:t xml:space="preserve">public class BookService : IBookService</w:t>
             </w:r>
@@ -2592,9 +2900,9 @@
             </w:pPr>
             <w:r>
               <w:rPr>
-                <w:rFonts w:ascii="Consolas" w:hAnsi="Consolas" w:eastAsia="Consolas" w:cs="Consolas"/>
-                <w:color w:val="1A1A1A"/>
-                <w:sz w:val="19"/>
+                <w:rFonts w:ascii="Times New Roman" w:hAnsi="Times New Roman" w:eastAsia="Consolas" w:cs="Times New Roman"/>
+                <w:sz w:val="28"/>
+                <w:color w:val="000000"/>
               </w:rPr>
               <w:t xml:space="preserve">{</w:t>
             </w:r>
@@ -2605,9 +2913,9 @@
             </w:pPr>
             <w:r>
               <w:rPr>
-                <w:rFonts w:ascii="Consolas" w:hAnsi="Consolas" w:eastAsia="Consolas" w:cs="Consolas"/>
-                <w:color w:val="1A1A1A"/>
-                <w:sz w:val="19"/>
+                <w:rFonts w:ascii="Times New Roman" w:hAnsi="Times New Roman" w:eastAsia="Consolas" w:cs="Times New Roman"/>
+                <w:sz w:val="28"/>
+                <w:color w:val="000000"/>
               </w:rPr>
               <w:t xml:space="preserve">    private readonly IUnitOfWork _unitOfWork;</w:t>
             </w:r>
@@ -2618,9 +2926,9 @@
             </w:pPr>
             <w:r>
               <w:rPr>
-                <w:rFonts w:ascii="Consolas" w:hAnsi="Consolas" w:eastAsia="Consolas" w:cs="Consolas"/>
-                <w:color w:val="1A1A1A"/>
-                <w:sz w:val="19"/>
+                <w:rFonts w:ascii="Times New Roman" w:hAnsi="Times New Roman" w:eastAsia="Consolas" w:cs="Times New Roman"/>
+                <w:sz w:val="28"/>
+                <w:color w:val="000000"/>
               </w:rPr>
               <w:t xml:space="preserve"/>
             </w:r>
@@ -2631,9 +2939,9 @@
             </w:pPr>
             <w:r>
               <w:rPr>
-                <w:rFonts w:ascii="Consolas" w:hAnsi="Consolas" w:eastAsia="Consolas" w:cs="Consolas"/>
-                <w:color w:val="1A1A1A"/>
-                <w:sz w:val="19"/>
+                <w:rFonts w:ascii="Times New Roman" w:hAnsi="Times New Roman" w:eastAsia="Consolas" w:cs="Times New Roman"/>
+                <w:sz w:val="28"/>
+                <w:color w:val="000000"/>
               </w:rPr>
               <w:t xml:space="preserve">    public BookService(IUnitOfWork unitOfWork)</w:t>
             </w:r>
@@ -2644,9 +2952,9 @@
             </w:pPr>
             <w:r>
               <w:rPr>
-                <w:rFonts w:ascii="Consolas" w:hAnsi="Consolas" w:eastAsia="Consolas" w:cs="Consolas"/>
-                <w:color w:val="1A1A1A"/>
-                <w:sz w:val="19"/>
+                <w:rFonts w:ascii="Times New Roman" w:hAnsi="Times New Roman" w:eastAsia="Consolas" w:cs="Times New Roman"/>
+                <w:sz w:val="28"/>
+                <w:color w:val="000000"/>
               </w:rPr>
               <w:t xml:space="preserve">    {</w:t>
             </w:r>
@@ -2657,9 +2965,9 @@
             </w:pPr>
             <w:r>
               <w:rPr>
-                <w:rFonts w:ascii="Consolas" w:hAnsi="Consolas" w:eastAsia="Consolas" w:cs="Consolas"/>
-                <w:color w:val="1A1A1A"/>
-                <w:sz w:val="19"/>
+                <w:rFonts w:ascii="Times New Roman" w:hAnsi="Times New Roman" w:eastAsia="Consolas" w:cs="Times New Roman"/>
+                <w:sz w:val="28"/>
+                <w:color w:val="000000"/>
               </w:rPr>
               <w:t xml:space="preserve">        _unitOfWork = unitOfWork;</w:t>
             </w:r>
@@ -2670,9 +2978,9 @@
             </w:pPr>
             <w:r>
               <w:rPr>
-                <w:rFonts w:ascii="Consolas" w:hAnsi="Consolas" w:eastAsia="Consolas" w:cs="Consolas"/>
-                <w:color w:val="1A1A1A"/>
-                <w:sz w:val="19"/>
+                <w:rFonts w:ascii="Times New Roman" w:hAnsi="Times New Roman" w:eastAsia="Consolas" w:cs="Times New Roman"/>
+                <w:sz w:val="28"/>
+                <w:color w:val="000000"/>
               </w:rPr>
               <w:t xml:space="preserve">    }</w:t>
             </w:r>
@@ -2683,9 +2991,9 @@
             </w:pPr>
             <w:r>
               <w:rPr>
-                <w:rFonts w:ascii="Consolas" w:hAnsi="Consolas" w:eastAsia="Consolas" w:cs="Consolas"/>
-                <w:color w:val="1A1A1A"/>
-                <w:sz w:val="19"/>
+                <w:rFonts w:ascii="Times New Roman" w:hAnsi="Times New Roman" w:eastAsia="Consolas" w:cs="Times New Roman"/>
+                <w:sz w:val="28"/>
+                <w:color w:val="000000"/>
               </w:rPr>
               <w:t xml:space="preserve"/>
             </w:r>
@@ -2696,9 +3004,9 @@
             </w:pPr>
             <w:r>
               <w:rPr>
-                <w:rFonts w:ascii="Consolas" w:hAnsi="Consolas" w:eastAsia="Consolas" w:cs="Consolas"/>
-                <w:color w:val="1A1A1A"/>
-                <w:sz w:val="19"/>
+                <w:rFonts w:ascii="Times New Roman" w:hAnsi="Times New Roman" w:eastAsia="Consolas" w:cs="Times New Roman"/>
+                <w:sz w:val="28"/>
+                <w:color w:val="000000"/>
               </w:rPr>
               <w:t xml:space="preserve">    public async Task&lt;BookDto&gt; CreateBookAsync(CreateBookDto dto)</w:t>
             </w:r>
@@ -2709,9 +3017,9 @@
             </w:pPr>
             <w:r>
               <w:rPr>
-                <w:rFonts w:ascii="Consolas" w:hAnsi="Consolas" w:eastAsia="Consolas" w:cs="Consolas"/>
-                <w:color w:val="1A1A1A"/>
-                <w:sz w:val="19"/>
+                <w:rFonts w:ascii="Times New Roman" w:hAnsi="Times New Roman" w:eastAsia="Consolas" w:cs="Times New Roman"/>
+                <w:sz w:val="28"/>
+                <w:color w:val="000000"/>
               </w:rPr>
               <w:t xml:space="preserve">    {</w:t>
             </w:r>
@@ -2722,9 +3030,9 @@
             </w:pPr>
             <w:r>
               <w:rPr>
-                <w:rFonts w:ascii="Consolas" w:hAnsi="Consolas" w:eastAsia="Consolas" w:cs="Consolas"/>
-                <w:color w:val="1A1A1A"/>
-                <w:sz w:val="19"/>
+                <w:rFonts w:ascii="Times New Roman" w:hAnsi="Times New Roman" w:eastAsia="Consolas" w:cs="Times New Roman"/>
+                <w:sz w:val="28"/>
+                <w:color w:val="000000"/>
               </w:rPr>
               <w:t xml:space="preserve">        ArgumentNullException.ThrowIfNull(dto);</w:t>
             </w:r>
@@ -2735,9 +3043,9 @@
             </w:pPr>
             <w:r>
               <w:rPr>
-                <w:rFonts w:ascii="Consolas" w:hAnsi="Consolas" w:eastAsia="Consolas" w:cs="Consolas"/>
-                <w:color w:val="1A1A1A"/>
-                <w:sz w:val="19"/>
+                <w:rFonts w:ascii="Times New Roman" w:hAnsi="Times New Roman" w:eastAsia="Consolas" w:cs="Times New Roman"/>
+                <w:sz w:val="28"/>
+                <w:color w:val="000000"/>
               </w:rPr>
               <w:t xml:space="preserve"/>
             </w:r>
@@ -2748,9 +3056,9 @@
             </w:pPr>
             <w:r>
               <w:rPr>
-                <w:rFonts w:ascii="Consolas" w:hAnsi="Consolas" w:eastAsia="Consolas" w:cs="Consolas"/>
-                <w:color w:val="1A1A1A"/>
-                <w:sz w:val="19"/>
+                <w:rFonts w:ascii="Times New Roman" w:hAnsi="Times New Roman" w:eastAsia="Consolas" w:cs="Times New Roman"/>
+                <w:sz w:val="28"/>
+                <w:color w:val="000000"/>
               </w:rPr>
               <w:t xml:space="preserve">        // Бізнес-правило: Перевірка існування автора перед створенням книги</w:t>
             </w:r>
@@ -2761,9 +3069,9 @@
             </w:pPr>
             <w:r>
               <w:rPr>
-                <w:rFonts w:ascii="Consolas" w:hAnsi="Consolas" w:eastAsia="Consolas" w:cs="Consolas"/>
-                <w:color w:val="1A1A1A"/>
-                <w:sz w:val="19"/>
+                <w:rFonts w:ascii="Times New Roman" w:hAnsi="Times New Roman" w:eastAsia="Consolas" w:cs="Times New Roman"/>
+                <w:sz w:val="28"/>
+                <w:color w:val="000000"/>
               </w:rPr>
               <w:t xml:space="preserve">        bool authorExists = await _unitOfWork.Authors.ExistsAsync(dto.AuthorId);</w:t>
             </w:r>
@@ -2774,9 +3082,9 @@
             </w:pPr>
             <w:r>
               <w:rPr>
-                <w:rFonts w:ascii="Consolas" w:hAnsi="Consolas" w:eastAsia="Consolas" w:cs="Consolas"/>
-                <w:color w:val="1A1A1A"/>
-                <w:sz w:val="19"/>
+                <w:rFonts w:ascii="Times New Roman" w:hAnsi="Times New Roman" w:eastAsia="Consolas" w:cs="Times New Roman"/>
+                <w:sz w:val="28"/>
+                <w:color w:val="000000"/>
               </w:rPr>
               <w:t xml:space="preserve">        if (!authorExists)</w:t>
             </w:r>
@@ -2787,9 +3095,9 @@
             </w:pPr>
             <w:r>
               <w:rPr>
-                <w:rFonts w:ascii="Consolas" w:hAnsi="Consolas" w:eastAsia="Consolas" w:cs="Consolas"/>
-                <w:color w:val="1A1A1A"/>
-                <w:sz w:val="19"/>
+                <w:rFonts w:ascii="Times New Roman" w:hAnsi="Times New Roman" w:eastAsia="Consolas" w:cs="Times New Roman"/>
+                <w:sz w:val="28"/>
+                <w:color w:val="000000"/>
               </w:rPr>
               <w:t xml:space="preserve">        {</w:t>
             </w:r>
@@ -2800,9 +3108,9 @@
             </w:pPr>
             <w:r>
               <w:rPr>
-                <w:rFonts w:ascii="Consolas" w:hAnsi="Consolas" w:eastAsia="Consolas" w:cs="Consolas"/>
-                <w:color w:val="1A1A1A"/>
-                <w:sz w:val="19"/>
+                <w:rFonts w:ascii="Times New Roman" w:hAnsi="Times New Roman" w:eastAsia="Consolas" w:cs="Times New Roman"/>
+                <w:sz w:val="28"/>
+                <w:color w:val="000000"/>
               </w:rPr>
               <w:t xml:space="preserve">            throw new BusinessRuleValidationException($"Автора з Id={dto.AuthorId} не знайдено в базі даних.");</w:t>
             </w:r>
@@ -2813,9 +3121,9 @@
             </w:pPr>
             <w:r>
               <w:rPr>
-                <w:rFonts w:ascii="Consolas" w:hAnsi="Consolas" w:eastAsia="Consolas" w:cs="Consolas"/>
-                <w:color w:val="1A1A1A"/>
-                <w:sz w:val="19"/>
+                <w:rFonts w:ascii="Times New Roman" w:hAnsi="Times New Roman" w:eastAsia="Consolas" w:cs="Times New Roman"/>
+                <w:sz w:val="28"/>
+                <w:color w:val="000000"/>
               </w:rPr>
               <w:t xml:space="preserve">        }</w:t>
             </w:r>
@@ -2826,9 +3134,9 @@
             </w:pPr>
             <w:r>
               <w:rPr>
-                <w:rFonts w:ascii="Consolas" w:hAnsi="Consolas" w:eastAsia="Consolas" w:cs="Consolas"/>
-                <w:color w:val="1A1A1A"/>
-                <w:sz w:val="19"/>
+                <w:rFonts w:ascii="Times New Roman" w:hAnsi="Times New Roman" w:eastAsia="Consolas" w:cs="Times New Roman"/>
+                <w:sz w:val="28"/>
+                <w:color w:val="000000"/>
               </w:rPr>
               <w:t xml:space="preserve"/>
             </w:r>
@@ -2839,9 +3147,9 @@
             </w:pPr>
             <w:r>
               <w:rPr>
-                <w:rFonts w:ascii="Consolas" w:hAnsi="Consolas" w:eastAsia="Consolas" w:cs="Consolas"/>
-                <w:color w:val="1A1A1A"/>
-                <w:sz w:val="19"/>
+                <w:rFonts w:ascii="Times New Roman" w:hAnsi="Times New Roman" w:eastAsia="Consolas" w:cs="Times New Roman"/>
+                <w:sz w:val="28"/>
+                <w:color w:val="000000"/>
               </w:rPr>
               <w:t xml:space="preserve">        var book = new Book</w:t>
             </w:r>
@@ -2852,9 +3160,9 @@
             </w:pPr>
             <w:r>
               <w:rPr>
-                <w:rFonts w:ascii="Consolas" w:hAnsi="Consolas" w:eastAsia="Consolas" w:cs="Consolas"/>
-                <w:color w:val="1A1A1A"/>
-                <w:sz w:val="19"/>
+                <w:rFonts w:ascii="Times New Roman" w:hAnsi="Times New Roman" w:eastAsia="Consolas" w:cs="Times New Roman"/>
+                <w:sz w:val="28"/>
+                <w:color w:val="000000"/>
               </w:rPr>
               <w:t xml:space="preserve">        {</w:t>
             </w:r>
@@ -2865,9 +3173,9 @@
             </w:pPr>
             <w:r>
               <w:rPr>
-                <w:rFonts w:ascii="Consolas" w:hAnsi="Consolas" w:eastAsia="Consolas" w:cs="Consolas"/>
-                <w:color w:val="1A1A1A"/>
-                <w:sz w:val="19"/>
+                <w:rFonts w:ascii="Times New Roman" w:hAnsi="Times New Roman" w:eastAsia="Consolas" w:cs="Times New Roman"/>
+                <w:sz w:val="28"/>
+                <w:color w:val="000000"/>
               </w:rPr>
               <w:t xml:space="preserve">            Title = dto.Title,</w:t>
             </w:r>
@@ -2878,9 +3186,9 @@
             </w:pPr>
             <w:r>
               <w:rPr>
-                <w:rFonts w:ascii="Consolas" w:hAnsi="Consolas" w:eastAsia="Consolas" w:cs="Consolas"/>
-                <w:color w:val="1A1A1A"/>
-                <w:sz w:val="19"/>
+                <w:rFonts w:ascii="Times New Roman" w:hAnsi="Times New Roman" w:eastAsia="Consolas" w:cs="Times New Roman"/>
+                <w:sz w:val="28"/>
+                <w:color w:val="000000"/>
               </w:rPr>
               <w:t xml:space="preserve">            ISBN = dto.ISBN,</w:t>
             </w:r>
@@ -2891,9 +3199,9 @@
             </w:pPr>
             <w:r>
               <w:rPr>
-                <w:rFonts w:ascii="Consolas" w:hAnsi="Consolas" w:eastAsia="Consolas" w:cs="Consolas"/>
-                <w:color w:val="1A1A1A"/>
-                <w:sz w:val="19"/>
+                <w:rFonts w:ascii="Times New Roman" w:hAnsi="Times New Roman" w:eastAsia="Consolas" w:cs="Times New Roman"/>
+                <w:sz w:val="28"/>
+                <w:color w:val="000000"/>
               </w:rPr>
               <w:t xml:space="preserve">            PublicationYear = dto.PublicationYear,</w:t>
             </w:r>
@@ -2904,9 +3212,9 @@
             </w:pPr>
             <w:r>
               <w:rPr>
-                <w:rFonts w:ascii="Consolas" w:hAnsi="Consolas" w:eastAsia="Consolas" w:cs="Consolas"/>
-                <w:color w:val="1A1A1A"/>
-                <w:sz w:val="19"/>
+                <w:rFonts w:ascii="Times New Roman" w:hAnsi="Times New Roman" w:eastAsia="Consolas" w:cs="Times New Roman"/>
+                <w:sz w:val="28"/>
+                <w:color w:val="000000"/>
               </w:rPr>
               <w:t xml:space="preserve">            Genre = dto.Genre,</w:t>
             </w:r>
@@ -2917,9 +3225,9 @@
             </w:pPr>
             <w:r>
               <w:rPr>
-                <w:rFonts w:ascii="Consolas" w:hAnsi="Consolas" w:eastAsia="Consolas" w:cs="Consolas"/>
-                <w:color w:val="1A1A1A"/>
-                <w:sz w:val="19"/>
+                <w:rFonts w:ascii="Times New Roman" w:hAnsi="Times New Roman" w:eastAsia="Consolas" w:cs="Times New Roman"/>
+                <w:sz w:val="28"/>
+                <w:color w:val="000000"/>
               </w:rPr>
               <w:t xml:space="preserve">            AuthorId = dto.AuthorId</w:t>
             </w:r>
@@ -2930,9 +3238,9 @@
             </w:pPr>
             <w:r>
               <w:rPr>
-                <w:rFonts w:ascii="Consolas" w:hAnsi="Consolas" w:eastAsia="Consolas" w:cs="Consolas"/>
-                <w:color w:val="1A1A1A"/>
-                <w:sz w:val="19"/>
+                <w:rFonts w:ascii="Times New Roman" w:hAnsi="Times New Roman" w:eastAsia="Consolas" w:cs="Times New Roman"/>
+                <w:sz w:val="28"/>
+                <w:color w:val="000000"/>
               </w:rPr>
               <w:t xml:space="preserve">        };</w:t>
             </w:r>
@@ -2943,9 +3251,9 @@
             </w:pPr>
             <w:r>
               <w:rPr>
-                <w:rFonts w:ascii="Consolas" w:hAnsi="Consolas" w:eastAsia="Consolas" w:cs="Consolas"/>
-                <w:color w:val="1A1A1A"/>
-                <w:sz w:val="19"/>
+                <w:rFonts w:ascii="Times New Roman" w:hAnsi="Times New Roman" w:eastAsia="Consolas" w:cs="Times New Roman"/>
+                <w:sz w:val="28"/>
+                <w:color w:val="000000"/>
               </w:rPr>
               <w:t xml:space="preserve"/>
             </w:r>
@@ -2956,9 +3264,9 @@
             </w:pPr>
             <w:r>
               <w:rPr>
-                <w:rFonts w:ascii="Consolas" w:hAnsi="Consolas" w:eastAsia="Consolas" w:cs="Consolas"/>
-                <w:color w:val="1A1A1A"/>
-                <w:sz w:val="19"/>
+                <w:rFonts w:ascii="Times New Roman" w:hAnsi="Times New Roman" w:eastAsia="Consolas" w:cs="Times New Roman"/>
+                <w:sz w:val="28"/>
+                <w:color w:val="000000"/>
               </w:rPr>
               <w:t xml:space="preserve">        await _unitOfWork.Books.AddAsync(book);</w:t>
             </w:r>
@@ -2969,9 +3277,9 @@
             </w:pPr>
             <w:r>
               <w:rPr>
-                <w:rFonts w:ascii="Consolas" w:hAnsi="Consolas" w:eastAsia="Consolas" w:cs="Consolas"/>
-                <w:color w:val="1A1A1A"/>
-                <w:sz w:val="19"/>
+                <w:rFonts w:ascii="Times New Roman" w:hAnsi="Times New Roman" w:eastAsia="Consolas" w:cs="Times New Roman"/>
+                <w:sz w:val="28"/>
+                <w:color w:val="000000"/>
               </w:rPr>
               <w:t xml:space="preserve">        await _unitOfWork.SaveChangesAsync();</w:t>
             </w:r>
@@ -2982,9 +3290,9 @@
             </w:pPr>
             <w:r>
               <w:rPr>
-                <w:rFonts w:ascii="Consolas" w:hAnsi="Consolas" w:eastAsia="Consolas" w:cs="Consolas"/>
-                <w:color w:val="1A1A1A"/>
-                <w:sz w:val="19"/>
+                <w:rFonts w:ascii="Times New Roman" w:hAnsi="Times New Roman" w:eastAsia="Consolas" w:cs="Times New Roman"/>
+                <w:sz w:val="28"/>
+                <w:color w:val="000000"/>
               </w:rPr>
               <w:t xml:space="preserve"/>
             </w:r>
@@ -2995,9 +3303,9 @@
             </w:pPr>
             <w:r>
               <w:rPr>
-                <w:rFonts w:ascii="Consolas" w:hAnsi="Consolas" w:eastAsia="Consolas" w:cs="Consolas"/>
-                <w:color w:val="1A1A1A"/>
-                <w:sz w:val="19"/>
+                <w:rFonts w:ascii="Times New Roman" w:hAnsi="Times New Roman" w:eastAsia="Consolas" w:cs="Times New Roman"/>
+                <w:sz w:val="28"/>
+                <w:color w:val="000000"/>
               </w:rPr>
               <w:t xml:space="preserve">        var author = await _unitOfWork.Authors.GetByIdAsync(dto.AuthorId);</w:t>
             </w:r>
@@ -3008,9 +3316,9 @@
             </w:pPr>
             <w:r>
               <w:rPr>
-                <w:rFonts w:ascii="Consolas" w:hAnsi="Consolas" w:eastAsia="Consolas" w:cs="Consolas"/>
-                <w:color w:val="1A1A1A"/>
-                <w:sz w:val="19"/>
+                <w:rFonts w:ascii="Times New Roman" w:hAnsi="Times New Roman" w:eastAsia="Consolas" w:cs="Times New Roman"/>
+                <w:sz w:val="28"/>
+                <w:color w:val="000000"/>
               </w:rPr>
               <w:t xml:space="preserve">        book.Author = author;</w:t>
             </w:r>
@@ -3021,9 +3329,9 @@
             </w:pPr>
             <w:r>
               <w:rPr>
-                <w:rFonts w:ascii="Consolas" w:hAnsi="Consolas" w:eastAsia="Consolas" w:cs="Consolas"/>
-                <w:color w:val="1A1A1A"/>
-                <w:sz w:val="19"/>
+                <w:rFonts w:ascii="Times New Roman" w:hAnsi="Times New Roman" w:eastAsia="Consolas" w:cs="Times New Roman"/>
+                <w:sz w:val="28"/>
+                <w:color w:val="000000"/>
               </w:rPr>
               <w:t xml:space="preserve"/>
             </w:r>
@@ -3034,9 +3342,9 @@
             </w:pPr>
             <w:r>
               <w:rPr>
-                <w:rFonts w:ascii="Consolas" w:hAnsi="Consolas" w:eastAsia="Consolas" w:cs="Consolas"/>
-                <w:color w:val="1A1A1A"/>
-                <w:sz w:val="19"/>
+                <w:rFonts w:ascii="Times New Roman" w:hAnsi="Times New Roman" w:eastAsia="Consolas" w:cs="Times New Roman"/>
+                <w:sz w:val="28"/>
+                <w:color w:val="000000"/>
               </w:rPr>
               <w:t xml:space="preserve">        return MapToDto(book);</w:t>
             </w:r>
@@ -3047,9 +3355,9 @@
             </w:pPr>
             <w:r>
               <w:rPr>
-                <w:rFonts w:ascii="Consolas" w:hAnsi="Consolas" w:eastAsia="Consolas" w:cs="Consolas"/>
-                <w:color w:val="1A1A1A"/>
-                <w:sz w:val="19"/>
+                <w:rFonts w:ascii="Times New Roman" w:hAnsi="Times New Roman" w:eastAsia="Consolas" w:cs="Times New Roman"/>
+                <w:sz w:val="28"/>
+                <w:color w:val="000000"/>
               </w:rPr>
               <w:t xml:space="preserve">    }</w:t>
             </w:r>
@@ -3060,9 +3368,9 @@
             </w:pPr>
             <w:r>
               <w:rPr>
-                <w:rFonts w:ascii="Consolas" w:hAnsi="Consolas" w:eastAsia="Consolas" w:cs="Consolas"/>
-                <w:color w:val="1A1A1A"/>
-                <w:sz w:val="19"/>
+                <w:rFonts w:ascii="Times New Roman" w:hAnsi="Times New Roman" w:eastAsia="Consolas" w:cs="Times New Roman"/>
+                <w:sz w:val="28"/>
+                <w:color w:val="000000"/>
               </w:rPr>
               <w:t xml:space="preserve">    // ... реалізація GetAll, GetById, Update, Delete</w:t>
             </w:r>
@@ -3073,9 +3381,9 @@
             </w:pPr>
             <w:r>
               <w:rPr>
-                <w:rFonts w:ascii="Consolas" w:hAnsi="Consolas" w:eastAsia="Consolas" w:cs="Consolas"/>
-                <w:color w:val="1A1A1A"/>
-                <w:sz w:val="19"/>
+                <w:rFonts w:ascii="Times New Roman" w:hAnsi="Times New Roman" w:eastAsia="Consolas" w:cs="Times New Roman"/>
+                <w:sz w:val="28"/>
+                <w:color w:val="000000"/>
               </w:rPr>
               <w:t xml:space="preserve">}</w:t>
             </w:r>
@@ -3086,30 +3394,34 @@
     <w:p>
       <w:pPr>
         <w:pBdr>
-          <w:bottom w:val="single" w:color="B0C4DE" w:sz="6"/>
+          <w:bottom w:val="single" w:color="888888" w:sz="6"/>
         </w:pBdr>
         <w:spacing w:before="120" w:after="120"/>
       </w:pPr>
     </w:p>
     <w:p>
       <w:pPr>
-        <w:spacing w:before="180" w:after="80" w:line="260" w:lineRule="auto"/>
-      </w:pPr>
-      <w:r>
-        <w:rPr>
-          <w:rFonts w:ascii="Times New Roman" w:hAnsi="Times New Roman" w:cs="Times New Roman"/>
-          <w:b/>
-          <w:color w:val="2C3E50"/>
-          <w:sz w:val="24"/>
+        <w:spacing w:before="240" w:after="100" w:line="260" w:lineRule="auto"/>
+        <w:rPr>
+          <w:rFonts w:ascii="Times New Roman" w:hAnsi="Times New Roman" w:cs="Times New Roman"/>
+          <w:color w:val="000000"/>
+          <w:sz w:val="28"/>
+        </w:rPr>
+      </w:pPr>
+      <w:r>
+        <w:rPr>
+          <w:rFonts w:ascii="Times New Roman" w:hAnsi="Times New Roman" w:cs="Times New Roman"/>
+          <w:b/>
+          <w:sz w:val="28"/>
+          <w:color w:val="000000"/>
         </w:rPr>
         <w:t xml:space="preserve">4.3. Інфраструктурний шар (</w:t>
       </w:r>
       <w:r>
         <w:rPr>
-          <w:rFonts w:ascii="Consolas" w:hAnsi="Consolas"/>
-          <w:color w:val="C7254E"/>
-          <w:sz w:val="22"/>
-          <w:shd w:val="clear" w:color="auto" w:fill="F9F2F4"/>
+          <w:rFonts w:ascii="Times New Roman" w:hAnsi="Times New Roman"/>
+          <w:sz w:val="28"/>
+          <w:color w:val="000000"/>
         </w:rPr>
         <w:t xml:space="preserve">Infrastructure/Repositories/Repositories.cs</w:t>
       </w:r>
@@ -3117,8 +3429,8 @@
         <w:rPr>
           <w:rFonts w:ascii="Times New Roman" w:hAnsi="Times New Roman" w:cs="Times New Roman"/>
           <w:b/>
-          <w:color w:val="2C3E50"/>
-          <w:sz w:val="24"/>
+          <w:sz w:val="28"/>
+          <w:color w:val="000000"/>
         </w:rPr>
         <w:t xml:space="preserve">)</w:t>
       </w:r>
@@ -3131,8 +3443,6 @@
           <w:bottom w:val="single" w:color="CCCCCC" w:sz="4"/>
           <w:left w:val="single" w:color="003366" w:sz="12"/>
           <w:right w:val="single" w:color="CCCCCC" w:sz="4"/>
-          <w:insideH w:val="none"/>
-          <w:insideV w:val="none"/>
         </w:tblBorders>
         <w:tblCellMar>
           <w:top w:w="120"/>
@@ -3152,9 +3462,9 @@
             </w:pPr>
             <w:r>
               <w:rPr>
-                <w:rFonts w:ascii="Consolas" w:hAnsi="Consolas" w:eastAsia="Consolas" w:cs="Consolas"/>
-                <w:color w:val="1A1A1A"/>
-                <w:sz w:val="19"/>
+                <w:rFonts w:ascii="Times New Roman" w:hAnsi="Times New Roman" w:eastAsia="Consolas" w:cs="Times New Roman"/>
+                <w:sz w:val="28"/>
+                <w:color w:val="000000"/>
               </w:rPr>
               <w:t xml:space="preserve">public class UnitOfWork : IUnitOfWork</w:t>
             </w:r>
@@ -3165,9 +3475,9 @@
             </w:pPr>
             <w:r>
               <w:rPr>
-                <w:rFonts w:ascii="Consolas" w:hAnsi="Consolas" w:eastAsia="Consolas" w:cs="Consolas"/>
-                <w:color w:val="1A1A1A"/>
-                <w:sz w:val="19"/>
+                <w:rFonts w:ascii="Times New Roman" w:hAnsi="Times New Roman" w:eastAsia="Consolas" w:cs="Times New Roman"/>
+                <w:sz w:val="28"/>
+                <w:color w:val="000000"/>
               </w:rPr>
               <w:t xml:space="preserve">{</w:t>
             </w:r>
@@ -3178,9 +3488,9 @@
             </w:pPr>
             <w:r>
               <w:rPr>
-                <w:rFonts w:ascii="Consolas" w:hAnsi="Consolas" w:eastAsia="Consolas" w:cs="Consolas"/>
-                <w:color w:val="1A1A1A"/>
-                <w:sz w:val="19"/>
+                <w:rFonts w:ascii="Times New Roman" w:hAnsi="Times New Roman" w:eastAsia="Consolas" w:cs="Times New Roman"/>
+                <w:sz w:val="28"/>
+                <w:color w:val="000000"/>
               </w:rPr>
               <w:t xml:space="preserve">    private readonly LibraryDbContext _context;</w:t>
             </w:r>
@@ -3191,9 +3501,9 @@
             </w:pPr>
             <w:r>
               <w:rPr>
-                <w:rFonts w:ascii="Consolas" w:hAnsi="Consolas" w:eastAsia="Consolas" w:cs="Consolas"/>
-                <w:color w:val="1A1A1A"/>
-                <w:sz w:val="19"/>
+                <w:rFonts w:ascii="Times New Roman" w:hAnsi="Times New Roman" w:eastAsia="Consolas" w:cs="Times New Roman"/>
+                <w:sz w:val="28"/>
+                <w:color w:val="000000"/>
               </w:rPr>
               <w:t xml:space="preserve">    private IBookRepository? _books;</w:t>
             </w:r>
@@ -3204,9 +3514,9 @@
             </w:pPr>
             <w:r>
               <w:rPr>
-                <w:rFonts w:ascii="Consolas" w:hAnsi="Consolas" w:eastAsia="Consolas" w:cs="Consolas"/>
-                <w:color w:val="1A1A1A"/>
-                <w:sz w:val="19"/>
+                <w:rFonts w:ascii="Times New Roman" w:hAnsi="Times New Roman" w:eastAsia="Consolas" w:cs="Times New Roman"/>
+                <w:sz w:val="28"/>
+                <w:color w:val="000000"/>
               </w:rPr>
               <w:t xml:space="preserve">    private IAuthorRepository? _authors;</w:t>
             </w:r>
@@ -3217,9 +3527,9 @@
             </w:pPr>
             <w:r>
               <w:rPr>
-                <w:rFonts w:ascii="Consolas" w:hAnsi="Consolas" w:eastAsia="Consolas" w:cs="Consolas"/>
-                <w:color w:val="1A1A1A"/>
-                <w:sz w:val="19"/>
+                <w:rFonts w:ascii="Times New Roman" w:hAnsi="Times New Roman" w:eastAsia="Consolas" w:cs="Times New Roman"/>
+                <w:sz w:val="28"/>
+                <w:color w:val="000000"/>
               </w:rPr>
               <w:t xml:space="preserve"/>
             </w:r>
@@ -3230,9 +3540,9 @@
             </w:pPr>
             <w:r>
               <w:rPr>
-                <w:rFonts w:ascii="Consolas" w:hAnsi="Consolas" w:eastAsia="Consolas" w:cs="Consolas"/>
-                <w:color w:val="1A1A1A"/>
-                <w:sz w:val="19"/>
+                <w:rFonts w:ascii="Times New Roman" w:hAnsi="Times New Roman" w:eastAsia="Consolas" w:cs="Times New Roman"/>
+                <w:sz w:val="28"/>
+                <w:color w:val="000000"/>
               </w:rPr>
               <w:t xml:space="preserve">    public UnitOfWork(LibraryDbContext context) =&gt; _context = context;</w:t>
             </w:r>
@@ -3243,9 +3553,9 @@
             </w:pPr>
             <w:r>
               <w:rPr>
-                <w:rFonts w:ascii="Consolas" w:hAnsi="Consolas" w:eastAsia="Consolas" w:cs="Consolas"/>
-                <w:color w:val="1A1A1A"/>
-                <w:sz w:val="19"/>
+                <w:rFonts w:ascii="Times New Roman" w:hAnsi="Times New Roman" w:eastAsia="Consolas" w:cs="Times New Roman"/>
+                <w:sz w:val="28"/>
+                <w:color w:val="000000"/>
               </w:rPr>
               <w:t xml:space="preserve"/>
             </w:r>
@@ -3256,9 +3566,9 @@
             </w:pPr>
             <w:r>
               <w:rPr>
-                <w:rFonts w:ascii="Consolas" w:hAnsi="Consolas" w:eastAsia="Consolas" w:cs="Consolas"/>
-                <w:color w:val="1A1A1A"/>
-                <w:sz w:val="19"/>
+                <w:rFonts w:ascii="Times New Roman" w:hAnsi="Times New Roman" w:eastAsia="Consolas" w:cs="Times New Roman"/>
+                <w:sz w:val="28"/>
+                <w:color w:val="000000"/>
               </w:rPr>
               <w:t xml:space="preserve">    public IBookRepository Books =&gt; _books ??= new BookRepository(_context);</w:t>
             </w:r>
@@ -3269,9 +3579,9 @@
             </w:pPr>
             <w:r>
               <w:rPr>
-                <w:rFonts w:ascii="Consolas" w:hAnsi="Consolas" w:eastAsia="Consolas" w:cs="Consolas"/>
-                <w:color w:val="1A1A1A"/>
-                <w:sz w:val="19"/>
+                <w:rFonts w:ascii="Times New Roman" w:hAnsi="Times New Roman" w:eastAsia="Consolas" w:cs="Times New Roman"/>
+                <w:sz w:val="28"/>
+                <w:color w:val="000000"/>
               </w:rPr>
               <w:t xml:space="preserve">    public IAuthorRepository Authors =&gt; _authors ??= new AuthorRepository(_context);</w:t>
             </w:r>
@@ -3282,9 +3592,9 @@
             </w:pPr>
             <w:r>
               <w:rPr>
-                <w:rFonts w:ascii="Consolas" w:hAnsi="Consolas" w:eastAsia="Consolas" w:cs="Consolas"/>
-                <w:color w:val="1A1A1A"/>
-                <w:sz w:val="19"/>
+                <w:rFonts w:ascii="Times New Roman" w:hAnsi="Times New Roman" w:eastAsia="Consolas" w:cs="Times New Roman"/>
+                <w:sz w:val="28"/>
+                <w:color w:val="000000"/>
               </w:rPr>
               <w:t xml:space="preserve"/>
             </w:r>
@@ -3295,9 +3605,9 @@
             </w:pPr>
             <w:r>
               <w:rPr>
-                <w:rFonts w:ascii="Consolas" w:hAnsi="Consolas" w:eastAsia="Consolas" w:cs="Consolas"/>
-                <w:color w:val="1A1A1A"/>
-                <w:sz w:val="19"/>
+                <w:rFonts w:ascii="Times New Roman" w:hAnsi="Times New Roman" w:eastAsia="Consolas" w:cs="Times New Roman"/>
+                <w:sz w:val="28"/>
+                <w:color w:val="000000"/>
               </w:rPr>
               <w:t xml:space="preserve">    public async Task&lt;int&gt; SaveChangesAsync() =&gt; await _context.SaveChangesAsync();</w:t>
             </w:r>
@@ -3308,9 +3618,9 @@
             </w:pPr>
             <w:r>
               <w:rPr>
-                <w:rFonts w:ascii="Consolas" w:hAnsi="Consolas" w:eastAsia="Consolas" w:cs="Consolas"/>
-                <w:color w:val="1A1A1A"/>
-                <w:sz w:val="19"/>
+                <w:rFonts w:ascii="Times New Roman" w:hAnsi="Times New Roman" w:eastAsia="Consolas" w:cs="Times New Roman"/>
+                <w:sz w:val="28"/>
+                <w:color w:val="000000"/>
               </w:rPr>
               <w:t xml:space="preserve"/>
             </w:r>
@@ -3321,9 +3631,9 @@
             </w:pPr>
             <w:r>
               <w:rPr>
-                <w:rFonts w:ascii="Consolas" w:hAnsi="Consolas" w:eastAsia="Consolas" w:cs="Consolas"/>
-                <w:color w:val="1A1A1A"/>
-                <w:sz w:val="19"/>
+                <w:rFonts w:ascii="Times New Roman" w:hAnsi="Times New Roman" w:eastAsia="Consolas" w:cs="Times New Roman"/>
+                <w:sz w:val="28"/>
+                <w:color w:val="000000"/>
               </w:rPr>
               <w:t xml:space="preserve">    public void Dispose()</w:t>
             </w:r>
@@ -3334,9 +3644,9 @@
             </w:pPr>
             <w:r>
               <w:rPr>
-                <w:rFonts w:ascii="Consolas" w:hAnsi="Consolas" w:eastAsia="Consolas" w:cs="Consolas"/>
-                <w:color w:val="1A1A1A"/>
-                <w:sz w:val="19"/>
+                <w:rFonts w:ascii="Times New Roman" w:hAnsi="Times New Roman" w:eastAsia="Consolas" w:cs="Times New Roman"/>
+                <w:sz w:val="28"/>
+                <w:color w:val="000000"/>
               </w:rPr>
               <w:t xml:space="preserve">    {</w:t>
             </w:r>
@@ -3347,9 +3657,9 @@
             </w:pPr>
             <w:r>
               <w:rPr>
-                <w:rFonts w:ascii="Consolas" w:hAnsi="Consolas" w:eastAsia="Consolas" w:cs="Consolas"/>
-                <w:color w:val="1A1A1A"/>
-                <w:sz w:val="19"/>
+                <w:rFonts w:ascii="Times New Roman" w:hAnsi="Times New Roman" w:eastAsia="Consolas" w:cs="Times New Roman"/>
+                <w:sz w:val="28"/>
+                <w:color w:val="000000"/>
               </w:rPr>
               <w:t xml:space="preserve">        _context.Dispose();</w:t>
             </w:r>
@@ -3360,9 +3670,9 @@
             </w:pPr>
             <w:r>
               <w:rPr>
-                <w:rFonts w:ascii="Consolas" w:hAnsi="Consolas" w:eastAsia="Consolas" w:cs="Consolas"/>
-                <w:color w:val="1A1A1A"/>
-                <w:sz w:val="19"/>
+                <w:rFonts w:ascii="Times New Roman" w:hAnsi="Times New Roman" w:eastAsia="Consolas" w:cs="Times New Roman"/>
+                <w:sz w:val="28"/>
+                <w:color w:val="000000"/>
               </w:rPr>
               <w:t xml:space="preserve">        GC.SuppressFinalize(this);</w:t>
             </w:r>
@@ -3373,9 +3683,9 @@
             </w:pPr>
             <w:r>
               <w:rPr>
-                <w:rFonts w:ascii="Consolas" w:hAnsi="Consolas" w:eastAsia="Consolas" w:cs="Consolas"/>
-                <w:color w:val="1A1A1A"/>
-                <w:sz w:val="19"/>
+                <w:rFonts w:ascii="Times New Roman" w:hAnsi="Times New Roman" w:eastAsia="Consolas" w:cs="Times New Roman"/>
+                <w:sz w:val="28"/>
+                <w:color w:val="000000"/>
               </w:rPr>
               <w:t xml:space="preserve">    }</w:t>
             </w:r>
@@ -3386,9 +3696,9 @@
             </w:pPr>
             <w:r>
               <w:rPr>
-                <w:rFonts w:ascii="Consolas" w:hAnsi="Consolas" w:eastAsia="Consolas" w:cs="Consolas"/>
-                <w:color w:val="1A1A1A"/>
-                <w:sz w:val="19"/>
+                <w:rFonts w:ascii="Times New Roman" w:hAnsi="Times New Roman" w:eastAsia="Consolas" w:cs="Times New Roman"/>
+                <w:sz w:val="28"/>
+                <w:color w:val="000000"/>
               </w:rPr>
               <w:t xml:space="preserve">}</w:t>
             </w:r>
@@ -3399,30 +3709,34 @@
     <w:p>
       <w:pPr>
         <w:pBdr>
-          <w:bottom w:val="single" w:color="B0C4DE" w:sz="6"/>
+          <w:bottom w:val="single" w:color="888888" w:sz="6"/>
         </w:pBdr>
         <w:spacing w:before="120" w:after="120"/>
       </w:pPr>
     </w:p>
     <w:p>
       <w:pPr>
-        <w:spacing w:before="180" w:after="80" w:line="260" w:lineRule="auto"/>
-      </w:pPr>
-      <w:r>
-        <w:rPr>
-          <w:rFonts w:ascii="Times New Roman" w:hAnsi="Times New Roman" w:cs="Times New Roman"/>
-          <w:b/>
-          <w:color w:val="2C3E50"/>
-          <w:sz w:val="24"/>
+        <w:spacing w:before="240" w:after="100" w:line="260" w:lineRule="auto"/>
+        <w:rPr>
+          <w:rFonts w:ascii="Times New Roman" w:hAnsi="Times New Roman" w:cs="Times New Roman"/>
+          <w:color w:val="000000"/>
+          <w:sz w:val="28"/>
+        </w:rPr>
+      </w:pPr>
+      <w:r>
+        <w:rPr>
+          <w:rFonts w:ascii="Times New Roman" w:hAnsi="Times New Roman" w:cs="Times New Roman"/>
+          <w:b/>
+          <w:sz w:val="28"/>
+          <w:color w:val="000000"/>
         </w:rPr>
         <w:t xml:space="preserve">4.4. Тонкий контролер Web API (</w:t>
       </w:r>
       <w:r>
         <w:rPr>
-          <w:rFonts w:ascii="Consolas" w:hAnsi="Consolas"/>
-          <w:color w:val="C7254E"/>
-          <w:sz w:val="22"/>
-          <w:shd w:val="clear" w:color="auto" w:fill="F9F2F4"/>
+          <w:rFonts w:ascii="Times New Roman" w:hAnsi="Times New Roman"/>
+          <w:sz w:val="28"/>
+          <w:color w:val="000000"/>
         </w:rPr>
         <w:t xml:space="preserve">Controllers/BooksController.cs</w:t>
       </w:r>
@@ -3430,8 +3744,8 @@
         <w:rPr>
           <w:rFonts w:ascii="Times New Roman" w:hAnsi="Times New Roman" w:cs="Times New Roman"/>
           <w:b/>
-          <w:color w:val="2C3E50"/>
-          <w:sz w:val="24"/>
+          <w:sz w:val="28"/>
+          <w:color w:val="000000"/>
         </w:rPr>
         <w:t xml:space="preserve">)</w:t>
       </w:r>
@@ -3439,46 +3753,49 @@
     <w:p>
       <w:pPr>
         <w:spacing w:before="0" w:after="120" w:line="260" w:lineRule="auto"/>
-      </w:pPr>
-      <w:r>
-        <w:rPr>
-          <w:rFonts w:ascii="Times New Roman" w:hAnsi="Times New Roman" w:cs="Times New Roman"/>
-          <w:color w:val="222222"/>
-          <w:sz w:val="22"/>
+        <w:rPr>
+          <w:rFonts w:ascii="Times New Roman" w:hAnsi="Times New Roman" w:cs="Times New Roman"/>
+          <w:color w:val="000000"/>
+          <w:sz w:val="28"/>
+        </w:rPr>
+      </w:pPr>
+      <w:r>
+        <w:rPr>
+          <w:rFonts w:ascii="Times New Roman" w:hAnsi="Times New Roman" w:cs="Times New Roman"/>
+          <w:sz w:val="28"/>
+          <w:color w:val="000000"/>
         </w:rPr>
         <w:t xml:space="preserve">Контролер не має жодного зв'язку з </w:t>
       </w:r>
       <w:r>
         <w:rPr>
-          <w:rFonts w:ascii="Consolas" w:hAnsi="Consolas"/>
-          <w:color w:val="C7254E"/>
-          <w:sz w:val="20"/>
-          <w:shd w:val="clear" w:color="auto" w:fill="F9F2F4"/>
+          <w:rFonts w:ascii="Times New Roman" w:hAnsi="Times New Roman"/>
+          <w:sz w:val="28"/>
+          <w:color w:val="000000"/>
         </w:rPr>
         <w:t xml:space="preserve">DbContext</w:t>
       </w:r>
       <w:r>
         <w:rPr>
           <w:rFonts w:ascii="Times New Roman" w:hAnsi="Times New Roman" w:cs="Times New Roman"/>
-          <w:color w:val="222222"/>
-          <w:sz w:val="22"/>
+          <w:sz w:val="28"/>
+          <w:color w:val="000000"/>
         </w:rPr>
         <w:t xml:space="preserve"> чи SQL-базою. Він оперує виключно сервісним інтерфейсом </w:t>
       </w:r>
       <w:r>
         <w:rPr>
-          <w:rFonts w:ascii="Consolas" w:hAnsi="Consolas"/>
-          <w:color w:val="C7254E"/>
-          <w:sz w:val="20"/>
-          <w:shd w:val="clear" w:color="auto" w:fill="F9F2F4"/>
+          <w:rFonts w:ascii="Times New Roman" w:hAnsi="Times New Roman"/>
+          <w:sz w:val="28"/>
+          <w:color w:val="000000"/>
         </w:rPr>
         <w:t xml:space="preserve">IBookService</w:t>
       </w:r>
       <w:r>
         <w:rPr>
           <w:rFonts w:ascii="Times New Roman" w:hAnsi="Times New Roman" w:cs="Times New Roman"/>
-          <w:color w:val="222222"/>
-          <w:sz w:val="22"/>
+          <w:sz w:val="28"/>
+          <w:color w:val="000000"/>
         </w:rPr>
         <w:t xml:space="preserve"> та транслює доменні винятки у стандартні коди помилок HTTP:</w:t>
       </w:r>
@@ -3491,8 +3808,6 @@
           <w:bottom w:val="single" w:color="CCCCCC" w:sz="4"/>
           <w:left w:val="single" w:color="003366" w:sz="12"/>
           <w:right w:val="single" w:color="CCCCCC" w:sz="4"/>
-          <w:insideH w:val="none"/>
-          <w:insideV w:val="none"/>
         </w:tblBorders>
         <w:tblCellMar>
           <w:top w:w="120"/>
@@ -3512,9 +3827,9 @@
             </w:pPr>
             <w:r>
               <w:rPr>
-                <w:rFonts w:ascii="Consolas" w:hAnsi="Consolas" w:eastAsia="Consolas" w:cs="Consolas"/>
-                <w:color w:val="1A1A1A"/>
-                <w:sz w:val="19"/>
+                <w:rFonts w:ascii="Times New Roman" w:hAnsi="Times New Roman" w:eastAsia="Consolas" w:cs="Times New Roman"/>
+                <w:sz w:val="28"/>
+                <w:color w:val="000000"/>
               </w:rPr>
               <w:t xml:space="preserve">[ApiController]</w:t>
             </w:r>
@@ -3525,9 +3840,9 @@
             </w:pPr>
             <w:r>
               <w:rPr>
-                <w:rFonts w:ascii="Consolas" w:hAnsi="Consolas" w:eastAsia="Consolas" w:cs="Consolas"/>
-                <w:color w:val="1A1A1A"/>
-                <w:sz w:val="19"/>
+                <w:rFonts w:ascii="Times New Roman" w:hAnsi="Times New Roman" w:eastAsia="Consolas" w:cs="Times New Roman"/>
+                <w:sz w:val="28"/>
+                <w:color w:val="000000"/>
               </w:rPr>
               <w:t xml:space="preserve">[Route("api/[controller]")]</w:t>
             </w:r>
@@ -3538,9 +3853,9 @@
             </w:pPr>
             <w:r>
               <w:rPr>
-                <w:rFonts w:ascii="Consolas" w:hAnsi="Consolas" w:eastAsia="Consolas" w:cs="Consolas"/>
-                <w:color w:val="1A1A1A"/>
-                <w:sz w:val="19"/>
+                <w:rFonts w:ascii="Times New Roman" w:hAnsi="Times New Roman" w:eastAsia="Consolas" w:cs="Times New Roman"/>
+                <w:sz w:val="28"/>
+                <w:color w:val="000000"/>
               </w:rPr>
               <w:t xml:space="preserve">public class BooksController : ControllerBase</w:t>
             </w:r>
@@ -3551,9 +3866,9 @@
             </w:pPr>
             <w:r>
               <w:rPr>
-                <w:rFonts w:ascii="Consolas" w:hAnsi="Consolas" w:eastAsia="Consolas" w:cs="Consolas"/>
-                <w:color w:val="1A1A1A"/>
-                <w:sz w:val="19"/>
+                <w:rFonts w:ascii="Times New Roman" w:hAnsi="Times New Roman" w:eastAsia="Consolas" w:cs="Times New Roman"/>
+                <w:sz w:val="28"/>
+                <w:color w:val="000000"/>
               </w:rPr>
               <w:t xml:space="preserve">{</w:t>
             </w:r>
@@ -3564,9 +3879,9 @@
             </w:pPr>
             <w:r>
               <w:rPr>
-                <w:rFonts w:ascii="Consolas" w:hAnsi="Consolas" w:eastAsia="Consolas" w:cs="Consolas"/>
-                <w:color w:val="1A1A1A"/>
-                <w:sz w:val="19"/>
+                <w:rFonts w:ascii="Times New Roman" w:hAnsi="Times New Roman" w:eastAsia="Consolas" w:cs="Times New Roman"/>
+                <w:sz w:val="28"/>
+                <w:color w:val="000000"/>
               </w:rPr>
               <w:t xml:space="preserve">    private readonly IBookService _bookService;</w:t>
             </w:r>
@@ -3577,9 +3892,9 @@
             </w:pPr>
             <w:r>
               <w:rPr>
-                <w:rFonts w:ascii="Consolas" w:hAnsi="Consolas" w:eastAsia="Consolas" w:cs="Consolas"/>
-                <w:color w:val="1A1A1A"/>
-                <w:sz w:val="19"/>
+                <w:rFonts w:ascii="Times New Roman" w:hAnsi="Times New Roman" w:eastAsia="Consolas" w:cs="Times New Roman"/>
+                <w:sz w:val="28"/>
+                <w:color w:val="000000"/>
               </w:rPr>
               <w:t xml:space="preserve"/>
             </w:r>
@@ -3590,9 +3905,9 @@
             </w:pPr>
             <w:r>
               <w:rPr>
-                <w:rFonts w:ascii="Consolas" w:hAnsi="Consolas" w:eastAsia="Consolas" w:cs="Consolas"/>
-                <w:color w:val="1A1A1A"/>
-                <w:sz w:val="19"/>
+                <w:rFonts w:ascii="Times New Roman" w:hAnsi="Times New Roman" w:eastAsia="Consolas" w:cs="Times New Roman"/>
+                <w:sz w:val="28"/>
+                <w:color w:val="000000"/>
               </w:rPr>
               <w:t xml:space="preserve">    public BooksController(IBookService bookService) =&gt; _bookService = bookService;</w:t>
             </w:r>
@@ -3603,9 +3918,9 @@
             </w:pPr>
             <w:r>
               <w:rPr>
-                <w:rFonts w:ascii="Consolas" w:hAnsi="Consolas" w:eastAsia="Consolas" w:cs="Consolas"/>
-                <w:color w:val="1A1A1A"/>
-                <w:sz w:val="19"/>
+                <w:rFonts w:ascii="Times New Roman" w:hAnsi="Times New Roman" w:eastAsia="Consolas" w:cs="Times New Roman"/>
+                <w:sz w:val="28"/>
+                <w:color w:val="000000"/>
               </w:rPr>
               <w:t xml:space="preserve"/>
             </w:r>
@@ -3616,9 +3931,9 @@
             </w:pPr>
             <w:r>
               <w:rPr>
-                <w:rFonts w:ascii="Consolas" w:hAnsi="Consolas" w:eastAsia="Consolas" w:cs="Consolas"/>
-                <w:color w:val="1A1A1A"/>
-                <w:sz w:val="19"/>
+                <w:rFonts w:ascii="Times New Roman" w:hAnsi="Times New Roman" w:eastAsia="Consolas" w:cs="Times New Roman"/>
+                <w:sz w:val="28"/>
+                <w:color w:val="000000"/>
               </w:rPr>
               <w:t xml:space="preserve">    [HttpGet]</w:t>
             </w:r>
@@ -3629,9 +3944,9 @@
             </w:pPr>
             <w:r>
               <w:rPr>
-                <w:rFonts w:ascii="Consolas" w:hAnsi="Consolas" w:eastAsia="Consolas" w:cs="Consolas"/>
-                <w:color w:val="1A1A1A"/>
-                <w:sz w:val="19"/>
+                <w:rFonts w:ascii="Times New Roman" w:hAnsi="Times New Roman" w:eastAsia="Consolas" w:cs="Times New Roman"/>
+                <w:sz w:val="28"/>
+                <w:color w:val="000000"/>
               </w:rPr>
               <w:t xml:space="preserve">    public async Task&lt;ActionResult&lt;IReadOnlyList&lt;BookDto&gt;&gt;&gt; GetAll() =&gt;</w:t>
             </w:r>
@@ -3642,9 +3957,9 @@
             </w:pPr>
             <w:r>
               <w:rPr>
-                <w:rFonts w:ascii="Consolas" w:hAnsi="Consolas" w:eastAsia="Consolas" w:cs="Consolas"/>
-                <w:color w:val="1A1A1A"/>
-                <w:sz w:val="19"/>
+                <w:rFonts w:ascii="Times New Roman" w:hAnsi="Times New Roman" w:eastAsia="Consolas" w:cs="Times New Roman"/>
+                <w:sz w:val="28"/>
+                <w:color w:val="000000"/>
               </w:rPr>
               <w:t xml:space="preserve">        Ok(await _bookService.GetAllBooksAsync());</w:t>
             </w:r>
@@ -3655,9 +3970,9 @@
             </w:pPr>
             <w:r>
               <w:rPr>
-                <w:rFonts w:ascii="Consolas" w:hAnsi="Consolas" w:eastAsia="Consolas" w:cs="Consolas"/>
-                <w:color w:val="1A1A1A"/>
-                <w:sz w:val="19"/>
+                <w:rFonts w:ascii="Times New Roman" w:hAnsi="Times New Roman" w:eastAsia="Consolas" w:cs="Times New Roman"/>
+                <w:sz w:val="28"/>
+                <w:color w:val="000000"/>
               </w:rPr>
               <w:t xml:space="preserve"/>
             </w:r>
@@ -3668,9 +3983,9 @@
             </w:pPr>
             <w:r>
               <w:rPr>
-                <w:rFonts w:ascii="Consolas" w:hAnsi="Consolas" w:eastAsia="Consolas" w:cs="Consolas"/>
-                <w:color w:val="1A1A1A"/>
-                <w:sz w:val="19"/>
+                <w:rFonts w:ascii="Times New Roman" w:hAnsi="Times New Roman" w:eastAsia="Consolas" w:cs="Times New Roman"/>
+                <w:sz w:val="28"/>
+                <w:color w:val="000000"/>
               </w:rPr>
               <w:t xml:space="preserve">    [HttpPost]</w:t>
             </w:r>
@@ -3681,9 +3996,9 @@
             </w:pPr>
             <w:r>
               <w:rPr>
-                <w:rFonts w:ascii="Consolas" w:hAnsi="Consolas" w:eastAsia="Consolas" w:cs="Consolas"/>
-                <w:color w:val="1A1A1A"/>
-                <w:sz w:val="19"/>
+                <w:rFonts w:ascii="Times New Roman" w:hAnsi="Times New Roman" w:eastAsia="Consolas" w:cs="Times New Roman"/>
+                <w:sz w:val="28"/>
+                <w:color w:val="000000"/>
               </w:rPr>
               <w:t xml:space="preserve">    public async Task&lt;ActionResult&lt;BookDto&gt;&gt; Create([FromBody] CreateBookDto dto)</w:t>
             </w:r>
@@ -3694,9 +4009,9 @@
             </w:pPr>
             <w:r>
               <w:rPr>
-                <w:rFonts w:ascii="Consolas" w:hAnsi="Consolas" w:eastAsia="Consolas" w:cs="Consolas"/>
-                <w:color w:val="1A1A1A"/>
-                <w:sz w:val="19"/>
+                <w:rFonts w:ascii="Times New Roman" w:hAnsi="Times New Roman" w:eastAsia="Consolas" w:cs="Times New Roman"/>
+                <w:sz w:val="28"/>
+                <w:color w:val="000000"/>
               </w:rPr>
               <w:t xml:space="preserve">    {</w:t>
             </w:r>
@@ -3707,9 +4022,9 @@
             </w:pPr>
             <w:r>
               <w:rPr>
-                <w:rFonts w:ascii="Consolas" w:hAnsi="Consolas" w:eastAsia="Consolas" w:cs="Consolas"/>
-                <w:color w:val="1A1A1A"/>
-                <w:sz w:val="19"/>
+                <w:rFonts w:ascii="Times New Roman" w:hAnsi="Times New Roman" w:eastAsia="Consolas" w:cs="Times New Roman"/>
+                <w:sz w:val="28"/>
+                <w:color w:val="000000"/>
               </w:rPr>
               <w:t xml:space="preserve">        try</w:t>
             </w:r>
@@ -3720,9 +4035,9 @@
             </w:pPr>
             <w:r>
               <w:rPr>
-                <w:rFonts w:ascii="Consolas" w:hAnsi="Consolas" w:eastAsia="Consolas" w:cs="Consolas"/>
-                <w:color w:val="1A1A1A"/>
-                <w:sz w:val="19"/>
+                <w:rFonts w:ascii="Times New Roman" w:hAnsi="Times New Roman" w:eastAsia="Consolas" w:cs="Times New Roman"/>
+                <w:sz w:val="28"/>
+                <w:color w:val="000000"/>
               </w:rPr>
               <w:t xml:space="preserve">        {</w:t>
             </w:r>
@@ -3733,9 +4048,9 @@
             </w:pPr>
             <w:r>
               <w:rPr>
-                <w:rFonts w:ascii="Consolas" w:hAnsi="Consolas" w:eastAsia="Consolas" w:cs="Consolas"/>
-                <w:color w:val="1A1A1A"/>
-                <w:sz w:val="19"/>
+                <w:rFonts w:ascii="Times New Roman" w:hAnsi="Times New Roman" w:eastAsia="Consolas" w:cs="Times New Roman"/>
+                <w:sz w:val="28"/>
+                <w:color w:val="000000"/>
               </w:rPr>
               <w:t xml:space="preserve">            var created = await _bookService.CreateBookAsync(dto);</w:t>
             </w:r>
@@ -3746,9 +4061,9 @@
             </w:pPr>
             <w:r>
               <w:rPr>
-                <w:rFonts w:ascii="Consolas" w:hAnsi="Consolas" w:eastAsia="Consolas" w:cs="Consolas"/>
-                <w:color w:val="1A1A1A"/>
-                <w:sz w:val="19"/>
+                <w:rFonts w:ascii="Times New Roman" w:hAnsi="Times New Roman" w:eastAsia="Consolas" w:cs="Times New Roman"/>
+                <w:sz w:val="28"/>
+                <w:color w:val="000000"/>
               </w:rPr>
               <w:t xml:space="preserve">            return CreatedAtAction(nameof(GetById), new { id = created.Id }, created);</w:t>
             </w:r>
@@ -3759,9 +4074,9 @@
             </w:pPr>
             <w:r>
               <w:rPr>
-                <w:rFonts w:ascii="Consolas" w:hAnsi="Consolas" w:eastAsia="Consolas" w:cs="Consolas"/>
-                <w:color w:val="1A1A1A"/>
-                <w:sz w:val="19"/>
+                <w:rFonts w:ascii="Times New Roman" w:hAnsi="Times New Roman" w:eastAsia="Consolas" w:cs="Times New Roman"/>
+                <w:sz w:val="28"/>
+                <w:color w:val="000000"/>
               </w:rPr>
               <w:t xml:space="preserve">        }</w:t>
             </w:r>
@@ -3772,9 +4087,9 @@
             </w:pPr>
             <w:r>
               <w:rPr>
-                <w:rFonts w:ascii="Consolas" w:hAnsi="Consolas" w:eastAsia="Consolas" w:cs="Consolas"/>
-                <w:color w:val="1A1A1A"/>
-                <w:sz w:val="19"/>
+                <w:rFonts w:ascii="Times New Roman" w:hAnsi="Times New Roman" w:eastAsia="Consolas" w:cs="Times New Roman"/>
+                <w:sz w:val="28"/>
+                <w:color w:val="000000"/>
               </w:rPr>
               <w:t xml:space="preserve">        catch (BusinessRuleValidationException ex)</w:t>
             </w:r>
@@ -3785,9 +4100,9 @@
             </w:pPr>
             <w:r>
               <w:rPr>
-                <w:rFonts w:ascii="Consolas" w:hAnsi="Consolas" w:eastAsia="Consolas" w:cs="Consolas"/>
-                <w:color w:val="1A1A1A"/>
-                <w:sz w:val="19"/>
+                <w:rFonts w:ascii="Times New Roman" w:hAnsi="Times New Roman" w:eastAsia="Consolas" w:cs="Times New Roman"/>
+                <w:sz w:val="28"/>
+                <w:color w:val="000000"/>
               </w:rPr>
               <w:t xml:space="preserve">        {</w:t>
             </w:r>
@@ -3798,9 +4113,9 @@
             </w:pPr>
             <w:r>
               <w:rPr>
-                <w:rFonts w:ascii="Consolas" w:hAnsi="Consolas" w:eastAsia="Consolas" w:cs="Consolas"/>
-                <w:color w:val="1A1A1A"/>
-                <w:sz w:val="19"/>
+                <w:rFonts w:ascii="Times New Roman" w:hAnsi="Times New Roman" w:eastAsia="Consolas" w:cs="Times New Roman"/>
+                <w:sz w:val="28"/>
+                <w:color w:val="000000"/>
               </w:rPr>
               <w:t xml:space="preserve">            return BadRequest(new { error = ex.Message });</w:t>
             </w:r>
@@ -3811,9 +4126,9 @@
             </w:pPr>
             <w:r>
               <w:rPr>
-                <w:rFonts w:ascii="Consolas" w:hAnsi="Consolas" w:eastAsia="Consolas" w:cs="Consolas"/>
-                <w:color w:val="1A1A1A"/>
-                <w:sz w:val="19"/>
+                <w:rFonts w:ascii="Times New Roman" w:hAnsi="Times New Roman" w:eastAsia="Consolas" w:cs="Times New Roman"/>
+                <w:sz w:val="28"/>
+                <w:color w:val="000000"/>
               </w:rPr>
               <w:t xml:space="preserve">        }</w:t>
             </w:r>
@@ -3824,9 +4139,9 @@
             </w:pPr>
             <w:r>
               <w:rPr>
-                <w:rFonts w:ascii="Consolas" w:hAnsi="Consolas" w:eastAsia="Consolas" w:cs="Consolas"/>
-                <w:color w:val="1A1A1A"/>
-                <w:sz w:val="19"/>
+                <w:rFonts w:ascii="Times New Roman" w:hAnsi="Times New Roman" w:eastAsia="Consolas" w:cs="Times New Roman"/>
+                <w:sz w:val="28"/>
+                <w:color w:val="000000"/>
               </w:rPr>
               <w:t xml:space="preserve">    }</w:t>
             </w:r>
@@ -3837,9 +4152,9 @@
             </w:pPr>
             <w:r>
               <w:rPr>
-                <w:rFonts w:ascii="Consolas" w:hAnsi="Consolas" w:eastAsia="Consolas" w:cs="Consolas"/>
-                <w:color w:val="1A1A1A"/>
-                <w:sz w:val="19"/>
+                <w:rFonts w:ascii="Times New Roman" w:hAnsi="Times New Roman" w:eastAsia="Consolas" w:cs="Times New Roman"/>
+                <w:sz w:val="28"/>
+                <w:color w:val="000000"/>
               </w:rPr>
               <w:t xml:space="preserve">}</w:t>
             </w:r>
@@ -3850,7 +4165,7 @@
     <w:p>
       <w:pPr>
         <w:pBdr>
-          <w:bottom w:val="single" w:color="B0C4DE" w:sz="6"/>
+          <w:bottom w:val="single" w:color="888888" w:sz="6"/>
         </w:pBdr>
         <w:spacing w:before="120" w:after="120"/>
       </w:pPr>
@@ -3858,36 +4173,45 @@
     <w:p>
       <w:pPr>
         <w:spacing w:before="240" w:after="100" w:line="260" w:lineRule="auto"/>
-      </w:pPr>
-      <w:r>
-        <w:rPr>
-          <w:rFonts w:ascii="Times New Roman" w:hAnsi="Times New Roman" w:cs="Times New Roman"/>
-          <w:b/>
-          <w:color w:val="1B365D"/>
-          <w:sz w:val="28"/>
+        <w:rPr>
+          <w:rFonts w:ascii="Times New Roman" w:hAnsi="Times New Roman" w:cs="Times New Roman"/>
+          <w:color w:val="000000"/>
+          <w:sz w:val="28"/>
+        </w:rPr>
+      </w:pPr>
+      <w:r>
+        <w:rPr>
+          <w:rFonts w:ascii="Times New Roman" w:hAnsi="Times New Roman" w:cs="Times New Roman"/>
+          <w:b/>
+          <w:sz w:val="28"/>
+          <w:color w:val="000000"/>
         </w:rPr>
         <w:t xml:space="preserve">5. Модульне та інтеграційне тестування</w:t>
       </w:r>
     </w:p>
     <w:p>
       <w:pPr>
-        <w:spacing w:before="180" w:after="80" w:line="260" w:lineRule="auto"/>
-      </w:pPr>
-      <w:r>
-        <w:rPr>
-          <w:rFonts w:ascii="Times New Roman" w:hAnsi="Times New Roman" w:cs="Times New Roman"/>
-          <w:b/>
-          <w:color w:val="2C3E50"/>
-          <w:sz w:val="24"/>
+        <w:spacing w:before="240" w:after="100" w:line="260" w:lineRule="auto"/>
+        <w:rPr>
+          <w:rFonts w:ascii="Times New Roman" w:hAnsi="Times New Roman" w:cs="Times New Roman"/>
+          <w:color w:val="000000"/>
+          <w:sz w:val="28"/>
+        </w:rPr>
+      </w:pPr>
+      <w:r>
+        <w:rPr>
+          <w:rFonts w:ascii="Times New Roman" w:hAnsi="Times New Roman" w:cs="Times New Roman"/>
+          <w:b/>
+          <w:sz w:val="28"/>
+          <w:color w:val="000000"/>
         </w:rPr>
         <w:t xml:space="preserve">5.1. Модульні тести з Moq (</w:t>
       </w:r>
       <w:r>
         <w:rPr>
-          <w:rFonts w:ascii="Consolas" w:hAnsi="Consolas"/>
-          <w:color w:val="C7254E"/>
-          <w:sz w:val="22"/>
-          <w:shd w:val="clear" w:color="auto" w:fill="F9F2F4"/>
+          <w:rFonts w:ascii="Times New Roman" w:hAnsi="Times New Roman"/>
+          <w:sz w:val="28"/>
+          <w:color w:val="000000"/>
         </w:rPr>
         <w:t xml:space="preserve">BookServiceTests.cs</w:t>
       </w:r>
@@ -3895,8 +4219,8 @@
         <w:rPr>
           <w:rFonts w:ascii="Times New Roman" w:hAnsi="Times New Roman" w:cs="Times New Roman"/>
           <w:b/>
-          <w:color w:val="2C3E50"/>
-          <w:sz w:val="24"/>
+          <w:sz w:val="28"/>
+          <w:color w:val="000000"/>
         </w:rPr>
         <w:t xml:space="preserve">)</w:t>
       </w:r>
@@ -3904,46 +4228,49 @@
     <w:p>
       <w:pPr>
         <w:spacing w:before="0" w:after="120" w:line="260" w:lineRule="auto"/>
-      </w:pPr>
-      <w:r>
-        <w:rPr>
-          <w:rFonts w:ascii="Times New Roman" w:hAnsi="Times New Roman" w:cs="Times New Roman"/>
-          <w:color w:val="222222"/>
-          <w:sz w:val="22"/>
+        <w:rPr>
+          <w:rFonts w:ascii="Times New Roman" w:hAnsi="Times New Roman" w:cs="Times New Roman"/>
+          <w:color w:val="000000"/>
+          <w:sz w:val="28"/>
+        </w:rPr>
+      </w:pPr>
+      <w:r>
+        <w:rPr>
+          <w:rFonts w:ascii="Times New Roman" w:hAnsi="Times New Roman" w:cs="Times New Roman"/>
+          <w:sz w:val="28"/>
+          <w:color w:val="000000"/>
         </w:rPr>
         <w:t xml:space="preserve">Сервіс </w:t>
       </w:r>
       <w:r>
         <w:rPr>
-          <w:rFonts w:ascii="Consolas" w:hAnsi="Consolas"/>
-          <w:color w:val="C7254E"/>
-          <w:sz w:val="20"/>
-          <w:shd w:val="clear" w:color="auto" w:fill="F9F2F4"/>
+          <w:rFonts w:ascii="Times New Roman" w:hAnsi="Times New Roman"/>
+          <w:sz w:val="28"/>
+          <w:color w:val="000000"/>
         </w:rPr>
         <w:t xml:space="preserve">BookService</w:t>
       </w:r>
       <w:r>
         <w:rPr>
           <w:rFonts w:ascii="Times New Roman" w:hAnsi="Times New Roman" w:cs="Times New Roman"/>
-          <w:color w:val="222222"/>
-          <w:sz w:val="22"/>
+          <w:sz w:val="28"/>
+          <w:color w:val="000000"/>
         </w:rPr>
         <w:t xml:space="preserve"> тестується в повній ізоляції від фізичної бази даних завдяки симуляції поведінки репозиторіїв та </w:t>
       </w:r>
       <w:r>
         <w:rPr>
-          <w:rFonts w:ascii="Consolas" w:hAnsi="Consolas"/>
-          <w:color w:val="C7254E"/>
-          <w:sz w:val="20"/>
-          <w:shd w:val="clear" w:color="auto" w:fill="F9F2F4"/>
+          <w:rFonts w:ascii="Times New Roman" w:hAnsi="Times New Roman"/>
+          <w:sz w:val="28"/>
+          <w:color w:val="000000"/>
         </w:rPr>
         <w:t xml:space="preserve">IUnitOfWork</w:t>
       </w:r>
       <w:r>
         <w:rPr>
           <w:rFonts w:ascii="Times New Roman" w:hAnsi="Times New Roman" w:cs="Times New Roman"/>
-          <w:color w:val="222222"/>
-          <w:sz w:val="22"/>
+          <w:sz w:val="28"/>
+          <w:color w:val="000000"/>
         </w:rPr>
         <w:t xml:space="preserve">.</w:t>
       </w:r>
@@ -3972,7 +4299,7 @@
         </w:trPr>
         <w:tc>
           <w:tcPr>
-            <w:shd w:val="clear" w:color="auto" w:fill="D9E1F2"/>
+            <w:shd w:val="clear" w:color="auto" w:fill="EAEAEA"/>
           </w:tcPr>
           <w:p>
             <w:pPr>
@@ -3982,8 +4309,8 @@
               <w:rPr>
                 <w:rFonts w:ascii="Times New Roman" w:hAnsi="Times New Roman" w:cs="Times New Roman"/>
                 <w:b/>
-                <w:color w:val="222222"/>
-                <w:sz w:val="20"/>
+                <w:sz w:val="28"/>
+                <w:color w:val="000000"/>
               </w:rPr>
               <w:t xml:space="preserve">№</w:t>
             </w:r>
@@ -3991,7 +4318,7 @@
         </w:tc>
         <w:tc>
           <w:tcPr>
-            <w:shd w:val="clear" w:color="auto" w:fill="D9E1F2"/>
+            <w:shd w:val="clear" w:color="auto" w:fill="EAEAEA"/>
           </w:tcPr>
           <w:p>
             <w:pPr>
@@ -4001,8 +4328,8 @@
               <w:rPr>
                 <w:rFonts w:ascii="Times New Roman" w:hAnsi="Times New Roman" w:cs="Times New Roman"/>
                 <w:b/>
-                <w:color w:val="222222"/>
-                <w:sz w:val="20"/>
+                <w:sz w:val="28"/>
+                <w:color w:val="000000"/>
               </w:rPr>
               <w:t xml:space="preserve">Метод тесту</w:t>
             </w:r>
@@ -4010,7 +4337,7 @@
         </w:tc>
         <w:tc>
           <w:tcPr>
-            <w:shd w:val="clear" w:color="auto" w:fill="D9E1F2"/>
+            <w:shd w:val="clear" w:color="auto" w:fill="EAEAEA"/>
           </w:tcPr>
           <w:p>
             <w:pPr>
@@ -4020,8 +4347,8 @@
               <w:rPr>
                 <w:rFonts w:ascii="Times New Roman" w:hAnsi="Times New Roman" w:cs="Times New Roman"/>
                 <w:b/>
-                <w:color w:val="222222"/>
-                <w:sz w:val="20"/>
+                <w:sz w:val="28"/>
+                <w:color w:val="000000"/>
               </w:rPr>
               <w:t xml:space="preserve">Що перевіряє (Сценарій)</w:t>
             </w:r>
@@ -4029,7 +4356,7 @@
         </w:tc>
         <w:tc>
           <w:tcPr>
-            <w:shd w:val="clear" w:color="auto" w:fill="D9E1F2"/>
+            <w:shd w:val="clear" w:color="auto" w:fill="EAEAEA"/>
           </w:tcPr>
           <w:p>
             <w:pPr>
@@ -4039,8 +4366,8 @@
               <w:rPr>
                 <w:rFonts w:ascii="Times New Roman" w:hAnsi="Times New Roman" w:cs="Times New Roman"/>
                 <w:b/>
-                <w:color w:val="222222"/>
-                <w:sz w:val="20"/>
+                <w:sz w:val="28"/>
+                <w:color w:val="000000"/>
               </w:rPr>
               <w:t xml:space="preserve">Очікуваний результат</w:t>
             </w:r>
@@ -4059,8 +4386,8 @@
             <w:r>
               <w:rPr>
                 <w:rFonts w:ascii="Times New Roman" w:hAnsi="Times New Roman" w:cs="Times New Roman"/>
-                <w:color w:val="222222"/>
-                <w:sz w:val="20"/>
+                <w:sz w:val="28"/>
+                <w:color w:val="000000"/>
               </w:rPr>
               <w:t xml:space="preserve">1</w:t>
             </w:r>
@@ -4077,25 +4404,24 @@
             <w:r>
               <w:rPr>
                 <w:rFonts w:ascii="Times New Roman" w:hAnsi="Times New Roman" w:cs="Times New Roman"/>
-                <w:color w:val="222222"/>
-                <w:sz w:val="20"/>
+                <w:sz w:val="28"/>
+                <w:color w:val="000000"/>
               </w:rPr>
               <w:t xml:space="preserve"/>
             </w:r>
             <w:r>
               <w:rPr>
-                <w:rFonts w:ascii="Consolas" w:hAnsi="Consolas"/>
-                <w:color w:val="C7254E"/>
-                <w:sz w:val="18"/>
-                <w:shd w:val="clear" w:color="auto" w:fill="F9F2F4"/>
+                <w:rFonts w:ascii="Times New Roman" w:hAnsi="Times New Roman"/>
+                <w:sz w:val="28"/>
+                <w:color w:val="000000"/>
               </w:rPr>
               <w:t xml:space="preserve">GetAllBooksAsync_WhenBooksExist_ReturnsListOfBookDtos</w:t>
             </w:r>
             <w:r>
               <w:rPr>
                 <w:rFonts w:ascii="Times New Roman" w:hAnsi="Times New Roman" w:cs="Times New Roman"/>
-                <w:color w:val="222222"/>
-                <w:sz w:val="20"/>
+                <w:sz w:val="28"/>
+                <w:color w:val="000000"/>
               </w:rPr>
               <w:t xml:space="preserve"/>
             </w:r>
@@ -4112,8 +4438,8 @@
             <w:r>
               <w:rPr>
                 <w:rFonts w:ascii="Times New Roman" w:hAnsi="Times New Roman" w:cs="Times New Roman"/>
-                <w:color w:val="222222"/>
-                <w:sz w:val="20"/>
+                <w:sz w:val="28"/>
+                <w:color w:val="000000"/>
               </w:rPr>
               <w:t xml:space="preserve">Отримання колекції всіх книг через репозиторій</w:t>
             </w:r>
@@ -4130,8 +4456,8 @@
             <w:r>
               <w:rPr>
                 <w:rFonts w:ascii="Times New Roman" w:hAnsi="Times New Roman" w:cs="Times New Roman"/>
-                <w:color w:val="222222"/>
-                <w:sz w:val="20"/>
+                <w:sz w:val="28"/>
+                <w:color w:val="000000"/>
               </w:rPr>
               <w:t xml:space="preserve">Повертає список DTO з коректними даними автора</w:t>
             </w:r>
@@ -4150,8 +4476,8 @@
             <w:r>
               <w:rPr>
                 <w:rFonts w:ascii="Times New Roman" w:hAnsi="Times New Roman" w:cs="Times New Roman"/>
-                <w:color w:val="222222"/>
-                <w:sz w:val="20"/>
+                <w:sz w:val="28"/>
+                <w:color w:val="000000"/>
               </w:rPr>
               <w:t xml:space="preserve">2</w:t>
             </w:r>
@@ -4168,25 +4494,24 @@
             <w:r>
               <w:rPr>
                 <w:rFonts w:ascii="Times New Roman" w:hAnsi="Times New Roman" w:cs="Times New Roman"/>
-                <w:color w:val="222222"/>
-                <w:sz w:val="20"/>
+                <w:sz w:val="28"/>
+                <w:color w:val="000000"/>
               </w:rPr>
               <w:t xml:space="preserve"/>
             </w:r>
             <w:r>
               <w:rPr>
-                <w:rFonts w:ascii="Consolas" w:hAnsi="Consolas"/>
-                <w:color w:val="C7254E"/>
-                <w:sz w:val="18"/>
-                <w:shd w:val="clear" w:color="auto" w:fill="F9F2F4"/>
+                <w:rFonts w:ascii="Times New Roman" w:hAnsi="Times New Roman"/>
+                <w:sz w:val="28"/>
+                <w:color w:val="000000"/>
               </w:rPr>
               <w:t xml:space="preserve">GetBookByIdAsync_WhenBookExists_ReturnsBookDto</w:t>
             </w:r>
             <w:r>
               <w:rPr>
                 <w:rFonts w:ascii="Times New Roman" w:hAnsi="Times New Roman" w:cs="Times New Roman"/>
-                <w:color w:val="222222"/>
-                <w:sz w:val="20"/>
+                <w:sz w:val="28"/>
+                <w:color w:val="000000"/>
               </w:rPr>
               <w:t xml:space="preserve"/>
             </w:r>
@@ -4203,8 +4528,8 @@
             <w:r>
               <w:rPr>
                 <w:rFonts w:ascii="Times New Roman" w:hAnsi="Times New Roman" w:cs="Times New Roman"/>
-                <w:color w:val="222222"/>
-                <w:sz w:val="20"/>
+                <w:sz w:val="28"/>
+                <w:color w:val="000000"/>
               </w:rPr>
               <w:t xml:space="preserve">Пошук книги за існуючим первинним ключем</w:t>
             </w:r>
@@ -4221,8 +4546,8 @@
             <w:r>
               <w:rPr>
                 <w:rFonts w:ascii="Times New Roman" w:hAnsi="Times New Roman" w:cs="Times New Roman"/>
-                <w:color w:val="222222"/>
-                <w:sz w:val="20"/>
+                <w:sz w:val="28"/>
+                <w:color w:val="000000"/>
               </w:rPr>
               <w:t xml:space="preserve">Повертає відповідний DTO об'єкт</w:t>
             </w:r>
@@ -4241,8 +4566,8 @@
             <w:r>
               <w:rPr>
                 <w:rFonts w:ascii="Times New Roman" w:hAnsi="Times New Roman" w:cs="Times New Roman"/>
-                <w:color w:val="222222"/>
-                <w:sz w:val="20"/>
+                <w:sz w:val="28"/>
+                <w:color w:val="000000"/>
               </w:rPr>
               <w:t xml:space="preserve">3</w:t>
             </w:r>
@@ -4259,25 +4584,24 @@
             <w:r>
               <w:rPr>
                 <w:rFonts w:ascii="Times New Roman" w:hAnsi="Times New Roman" w:cs="Times New Roman"/>
-                <w:color w:val="222222"/>
-                <w:sz w:val="20"/>
+                <w:sz w:val="28"/>
+                <w:color w:val="000000"/>
               </w:rPr>
               <w:t xml:space="preserve"/>
             </w:r>
             <w:r>
               <w:rPr>
-                <w:rFonts w:ascii="Consolas" w:hAnsi="Consolas"/>
-                <w:color w:val="C7254E"/>
-                <w:sz w:val="18"/>
-                <w:shd w:val="clear" w:color="auto" w:fill="F9F2F4"/>
+                <w:rFonts w:ascii="Times New Roman" w:hAnsi="Times New Roman"/>
+                <w:sz w:val="28"/>
+                <w:color w:val="000000"/>
               </w:rPr>
               <w:t xml:space="preserve">GetBookByIdAsync_WhenBookDoesNotExist_ThrowsEntityNotFoundException</w:t>
             </w:r>
             <w:r>
               <w:rPr>
                 <w:rFonts w:ascii="Times New Roman" w:hAnsi="Times New Roman" w:cs="Times New Roman"/>
-                <w:color w:val="222222"/>
-                <w:sz w:val="20"/>
+                <w:sz w:val="28"/>
+                <w:color w:val="000000"/>
               </w:rPr>
               <w:t xml:space="preserve"/>
             </w:r>
@@ -4294,8 +4618,8 @@
             <w:r>
               <w:rPr>
                 <w:rFonts w:ascii="Times New Roman" w:hAnsi="Times New Roman" w:cs="Times New Roman"/>
-                <w:color w:val="222222"/>
-                <w:sz w:val="20"/>
+                <w:sz w:val="28"/>
+                <w:color w:val="000000"/>
               </w:rPr>
               <w:t xml:space="preserve">Пошук неіснуючої книги</w:t>
             </w:r>
@@ -4312,25 +4636,24 @@
             <w:r>
               <w:rPr>
                 <w:rFonts w:ascii="Times New Roman" w:hAnsi="Times New Roman" w:cs="Times New Roman"/>
-                <w:color w:val="222222"/>
-                <w:sz w:val="20"/>
+                <w:sz w:val="28"/>
+                <w:color w:val="000000"/>
               </w:rPr>
               <w:t xml:space="preserve">Викликає виняток </w:t>
             </w:r>
             <w:r>
               <w:rPr>
-                <w:rFonts w:ascii="Consolas" w:hAnsi="Consolas"/>
-                <w:color w:val="C7254E"/>
-                <w:sz w:val="18"/>
-                <w:shd w:val="clear" w:color="auto" w:fill="F9F2F4"/>
+                <w:rFonts w:ascii="Times New Roman" w:hAnsi="Times New Roman"/>
+                <w:sz w:val="28"/>
+                <w:color w:val="000000"/>
               </w:rPr>
               <w:t xml:space="preserve">EntityNotFoundException</w:t>
             </w:r>
             <w:r>
               <w:rPr>
                 <w:rFonts w:ascii="Times New Roman" w:hAnsi="Times New Roman" w:cs="Times New Roman"/>
-                <w:color w:val="222222"/>
-                <w:sz w:val="20"/>
+                <w:sz w:val="28"/>
+                <w:color w:val="000000"/>
               </w:rPr>
               <w:t xml:space="preserve"/>
             </w:r>
@@ -4349,8 +4672,8 @@
             <w:r>
               <w:rPr>
                 <w:rFonts w:ascii="Times New Roman" w:hAnsi="Times New Roman" w:cs="Times New Roman"/>
-                <w:color w:val="222222"/>
-                <w:sz w:val="20"/>
+                <w:sz w:val="28"/>
+                <w:color w:val="000000"/>
               </w:rPr>
               <w:t xml:space="preserve">4</w:t>
             </w:r>
@@ -4367,25 +4690,24 @@
             <w:r>
               <w:rPr>
                 <w:rFonts w:ascii="Times New Roman" w:hAnsi="Times New Roman" w:cs="Times New Roman"/>
-                <w:color w:val="222222"/>
-                <w:sz w:val="20"/>
+                <w:sz w:val="28"/>
+                <w:color w:val="000000"/>
               </w:rPr>
               <w:t xml:space="preserve"/>
             </w:r>
             <w:r>
               <w:rPr>
-                <w:rFonts w:ascii="Consolas" w:hAnsi="Consolas"/>
-                <w:color w:val="C7254E"/>
-                <w:sz w:val="18"/>
-                <w:shd w:val="clear" w:color="auto" w:fill="F9F2F4"/>
+                <w:rFonts w:ascii="Times New Roman" w:hAnsi="Times New Roman"/>
+                <w:sz w:val="28"/>
+                <w:color w:val="000000"/>
               </w:rPr>
               <w:t xml:space="preserve">CreateBookAsync_WhenAuthorExists_CreatesAndReturnsBookDto</w:t>
             </w:r>
             <w:r>
               <w:rPr>
                 <w:rFonts w:ascii="Times New Roman" w:hAnsi="Times New Roman" w:cs="Times New Roman"/>
-                <w:color w:val="222222"/>
-                <w:sz w:val="20"/>
+                <w:sz w:val="28"/>
+                <w:color w:val="000000"/>
               </w:rPr>
               <w:t xml:space="preserve"/>
             </w:r>
@@ -4402,8 +4724,8 @@
             <w:r>
               <w:rPr>
                 <w:rFonts w:ascii="Times New Roman" w:hAnsi="Times New Roman" w:cs="Times New Roman"/>
-                <w:color w:val="222222"/>
-                <w:sz w:val="20"/>
+                <w:sz w:val="28"/>
+                <w:color w:val="000000"/>
               </w:rPr>
               <w:t xml:space="preserve">Створення книги з валідним автором</w:t>
             </w:r>
@@ -4420,25 +4742,24 @@
             <w:r>
               <w:rPr>
                 <w:rFonts w:ascii="Times New Roman" w:hAnsi="Times New Roman" w:cs="Times New Roman"/>
-                <w:color w:val="222222"/>
-                <w:sz w:val="20"/>
+                <w:sz w:val="28"/>
+                <w:color w:val="000000"/>
               </w:rPr>
               <w:t xml:space="preserve">Книга додається, викликається </w:t>
             </w:r>
             <w:r>
               <w:rPr>
-                <w:rFonts w:ascii="Consolas" w:hAnsi="Consolas"/>
-                <w:color w:val="C7254E"/>
-                <w:sz w:val="18"/>
-                <w:shd w:val="clear" w:color="auto" w:fill="F9F2F4"/>
+                <w:rFonts w:ascii="Times New Roman" w:hAnsi="Times New Roman"/>
+                <w:sz w:val="28"/>
+                <w:color w:val="000000"/>
               </w:rPr>
               <w:t xml:space="preserve">SaveChangesAsync</w:t>
             </w:r>
             <w:r>
               <w:rPr>
                 <w:rFonts w:ascii="Times New Roman" w:hAnsi="Times New Roman" w:cs="Times New Roman"/>
-                <w:color w:val="222222"/>
-                <w:sz w:val="20"/>
+                <w:sz w:val="28"/>
+                <w:color w:val="000000"/>
               </w:rPr>
               <w:t xml:space="preserve">, повертається DTO</w:t>
             </w:r>
@@ -4457,8 +4778,8 @@
             <w:r>
               <w:rPr>
                 <w:rFonts w:ascii="Times New Roman" w:hAnsi="Times New Roman" w:cs="Times New Roman"/>
-                <w:color w:val="222222"/>
-                <w:sz w:val="20"/>
+                <w:sz w:val="28"/>
+                <w:color w:val="000000"/>
               </w:rPr>
               <w:t xml:space="preserve">5</w:t>
             </w:r>
@@ -4475,25 +4796,24 @@
             <w:r>
               <w:rPr>
                 <w:rFonts w:ascii="Times New Roman" w:hAnsi="Times New Roman" w:cs="Times New Roman"/>
-                <w:color w:val="222222"/>
-                <w:sz w:val="20"/>
+                <w:sz w:val="28"/>
+                <w:color w:val="000000"/>
               </w:rPr>
               <w:t xml:space="preserve"/>
             </w:r>
             <w:r>
               <w:rPr>
-                <w:rFonts w:ascii="Consolas" w:hAnsi="Consolas"/>
-                <w:color w:val="C7254E"/>
-                <w:sz w:val="18"/>
-                <w:shd w:val="clear" w:color="auto" w:fill="F9F2F4"/>
+                <w:rFonts w:ascii="Times New Roman" w:hAnsi="Times New Roman"/>
+                <w:sz w:val="28"/>
+                <w:color w:val="000000"/>
               </w:rPr>
               <w:t xml:space="preserve">CreateBookAsync_WhenAuthorDoesNotExist_ThrowsBusinessRuleValidationException</w:t>
             </w:r>
             <w:r>
               <w:rPr>
                 <w:rFonts w:ascii="Times New Roman" w:hAnsi="Times New Roman" w:cs="Times New Roman"/>
-                <w:color w:val="222222"/>
-                <w:sz w:val="20"/>
+                <w:sz w:val="28"/>
+                <w:color w:val="000000"/>
               </w:rPr>
               <w:t xml:space="preserve"/>
             </w:r>
@@ -4510,8 +4830,8 @@
             <w:r>
               <w:rPr>
                 <w:rFonts w:ascii="Times New Roman" w:hAnsi="Times New Roman" w:cs="Times New Roman"/>
-                <w:color w:val="222222"/>
-                <w:sz w:val="20"/>
+                <w:sz w:val="28"/>
+                <w:color w:val="000000"/>
               </w:rPr>
               <w:t xml:space="preserve">Створення книги з неіснуючим автором</w:t>
             </w:r>
@@ -4528,25 +4848,24 @@
             <w:r>
               <w:rPr>
                 <w:rFonts w:ascii="Times New Roman" w:hAnsi="Times New Roman" w:cs="Times New Roman"/>
-                <w:color w:val="222222"/>
-                <w:sz w:val="20"/>
+                <w:sz w:val="28"/>
+                <w:color w:val="000000"/>
               </w:rPr>
               <w:t xml:space="preserve">Викликає </w:t>
             </w:r>
             <w:r>
               <w:rPr>
-                <w:rFonts w:ascii="Consolas" w:hAnsi="Consolas"/>
-                <w:color w:val="C7254E"/>
-                <w:sz w:val="18"/>
-                <w:shd w:val="clear" w:color="auto" w:fill="F9F2F4"/>
+                <w:rFonts w:ascii="Times New Roman" w:hAnsi="Times New Roman"/>
+                <w:sz w:val="28"/>
+                <w:color w:val="000000"/>
               </w:rPr>
               <w:t xml:space="preserve">BusinessRuleValidationException</w:t>
             </w:r>
             <w:r>
               <w:rPr>
                 <w:rFonts w:ascii="Times New Roman" w:hAnsi="Times New Roman" w:cs="Times New Roman"/>
-                <w:color w:val="222222"/>
-                <w:sz w:val="20"/>
+                <w:sz w:val="28"/>
+                <w:color w:val="000000"/>
               </w:rPr>
               <w:t xml:space="preserve">, транзакція блокується</w:t>
             </w:r>
@@ -4565,8 +4884,8 @@
             <w:r>
               <w:rPr>
                 <w:rFonts w:ascii="Times New Roman" w:hAnsi="Times New Roman" w:cs="Times New Roman"/>
-                <w:color w:val="222222"/>
-                <w:sz w:val="20"/>
+                <w:sz w:val="28"/>
+                <w:color w:val="000000"/>
               </w:rPr>
               <w:t xml:space="preserve">6</w:t>
             </w:r>
@@ -4583,25 +4902,24 @@
             <w:r>
               <w:rPr>
                 <w:rFonts w:ascii="Times New Roman" w:hAnsi="Times New Roman" w:cs="Times New Roman"/>
-                <w:color w:val="222222"/>
-                <w:sz w:val="20"/>
+                <w:sz w:val="28"/>
+                <w:color w:val="000000"/>
               </w:rPr>
               <w:t xml:space="preserve"/>
             </w:r>
             <w:r>
               <w:rPr>
-                <w:rFonts w:ascii="Consolas" w:hAnsi="Consolas"/>
-                <w:color w:val="C7254E"/>
-                <w:sz w:val="18"/>
-                <w:shd w:val="clear" w:color="auto" w:fill="F9F2F4"/>
+                <w:rFonts w:ascii="Times New Roman" w:hAnsi="Times New Roman"/>
+                <w:sz w:val="28"/>
+                <w:color w:val="000000"/>
               </w:rPr>
               <w:t xml:space="preserve">UpdateBookAsync_WhenBookAndAuthorExist_UpdatesBookAndSavesChanges</w:t>
             </w:r>
             <w:r>
               <w:rPr>
                 <w:rFonts w:ascii="Times New Roman" w:hAnsi="Times New Roman" w:cs="Times New Roman"/>
-                <w:color w:val="222222"/>
-                <w:sz w:val="20"/>
+                <w:sz w:val="28"/>
+                <w:color w:val="000000"/>
               </w:rPr>
               <w:t xml:space="preserve"/>
             </w:r>
@@ -4618,8 +4936,8 @@
             <w:r>
               <w:rPr>
                 <w:rFonts w:ascii="Times New Roman" w:hAnsi="Times New Roman" w:cs="Times New Roman"/>
-                <w:color w:val="222222"/>
-                <w:sz w:val="20"/>
+                <w:sz w:val="28"/>
+                <w:color w:val="000000"/>
               </w:rPr>
               <w:t xml:space="preserve">Оновлення полів існуючої книги</w:t>
             </w:r>
@@ -4636,8 +4954,8 @@
             <w:r>
               <w:rPr>
                 <w:rFonts w:ascii="Times New Roman" w:hAnsi="Times New Roman" w:cs="Times New Roman"/>
-                <w:color w:val="222222"/>
-                <w:sz w:val="20"/>
+                <w:sz w:val="28"/>
+                <w:color w:val="000000"/>
               </w:rPr>
               <w:t xml:space="preserve">Викликається метод оновлення та збереження змін</w:t>
             </w:r>
@@ -4656,8 +4974,8 @@
             <w:r>
               <w:rPr>
                 <w:rFonts w:ascii="Times New Roman" w:hAnsi="Times New Roman" w:cs="Times New Roman"/>
-                <w:color w:val="222222"/>
-                <w:sz w:val="20"/>
+                <w:sz w:val="28"/>
+                <w:color w:val="000000"/>
               </w:rPr>
               <w:t xml:space="preserve">7</w:t>
             </w:r>
@@ -4674,25 +4992,24 @@
             <w:r>
               <w:rPr>
                 <w:rFonts w:ascii="Times New Roman" w:hAnsi="Times New Roman" w:cs="Times New Roman"/>
-                <w:color w:val="222222"/>
-                <w:sz w:val="20"/>
+                <w:sz w:val="28"/>
+                <w:color w:val="000000"/>
               </w:rPr>
               <w:t xml:space="preserve"/>
             </w:r>
             <w:r>
               <w:rPr>
-                <w:rFonts w:ascii="Consolas" w:hAnsi="Consolas"/>
-                <w:color w:val="C7254E"/>
-                <w:sz w:val="18"/>
-                <w:shd w:val="clear" w:color="auto" w:fill="F9F2F4"/>
+                <w:rFonts w:ascii="Times New Roman" w:hAnsi="Times New Roman"/>
+                <w:sz w:val="28"/>
+                <w:color w:val="000000"/>
               </w:rPr>
               <w:t xml:space="preserve">DeleteBookAsync_WhenBookExists_DeletesBookAndSavesChanges</w:t>
             </w:r>
             <w:r>
               <w:rPr>
                 <w:rFonts w:ascii="Times New Roman" w:hAnsi="Times New Roman" w:cs="Times New Roman"/>
-                <w:color w:val="222222"/>
-                <w:sz w:val="20"/>
+                <w:sz w:val="28"/>
+                <w:color w:val="000000"/>
               </w:rPr>
               <w:t xml:space="preserve"/>
             </w:r>
@@ -4709,8 +5026,8 @@
             <w:r>
               <w:rPr>
                 <w:rFonts w:ascii="Times New Roman" w:hAnsi="Times New Roman" w:cs="Times New Roman"/>
-                <w:color w:val="222222"/>
-                <w:sz w:val="20"/>
+                <w:sz w:val="28"/>
+                <w:color w:val="000000"/>
               </w:rPr>
               <w:t xml:space="preserve">Видалення існуючої книги</w:t>
             </w:r>
@@ -4727,42 +5044,40 @@
             <w:r>
               <w:rPr>
                 <w:rFonts w:ascii="Times New Roman" w:hAnsi="Times New Roman" w:cs="Times New Roman"/>
-                <w:color w:val="222222"/>
-                <w:sz w:val="20"/>
+                <w:sz w:val="28"/>
+                <w:color w:val="000000"/>
               </w:rPr>
               <w:t xml:space="preserve">Викликається </w:t>
             </w:r>
             <w:r>
               <w:rPr>
-                <w:rFonts w:ascii="Consolas" w:hAnsi="Consolas"/>
-                <w:color w:val="C7254E"/>
-                <w:sz w:val="18"/>
-                <w:shd w:val="clear" w:color="auto" w:fill="F9F2F4"/>
+                <w:rFonts w:ascii="Times New Roman" w:hAnsi="Times New Roman"/>
+                <w:sz w:val="28"/>
+                <w:color w:val="000000"/>
               </w:rPr>
               <w:t xml:space="preserve">Delete</w:t>
             </w:r>
             <w:r>
               <w:rPr>
                 <w:rFonts w:ascii="Times New Roman" w:hAnsi="Times New Roman" w:cs="Times New Roman"/>
-                <w:color w:val="222222"/>
-                <w:sz w:val="20"/>
+                <w:sz w:val="28"/>
+                <w:color w:val="000000"/>
               </w:rPr>
               <w:t xml:space="preserve"> і </w:t>
             </w:r>
             <w:r>
               <w:rPr>
-                <w:rFonts w:ascii="Consolas" w:hAnsi="Consolas"/>
-                <w:color w:val="C7254E"/>
-                <w:sz w:val="18"/>
-                <w:shd w:val="clear" w:color="auto" w:fill="F9F2F4"/>
+                <w:rFonts w:ascii="Times New Roman" w:hAnsi="Times New Roman"/>
+                <w:sz w:val="28"/>
+                <w:color w:val="000000"/>
               </w:rPr>
               <w:t xml:space="preserve">SaveChangesAsync</w:t>
             </w:r>
             <w:r>
               <w:rPr>
                 <w:rFonts w:ascii="Times New Roman" w:hAnsi="Times New Roman" w:cs="Times New Roman"/>
-                <w:color w:val="222222"/>
-                <w:sz w:val="20"/>
+                <w:sz w:val="28"/>
+                <w:color w:val="000000"/>
               </w:rPr>
               <w:t xml:space="preserve"/>
             </w:r>
@@ -4781,8 +5096,8 @@
             <w:r>
               <w:rPr>
                 <w:rFonts w:ascii="Times New Roman" w:hAnsi="Times New Roman" w:cs="Times New Roman"/>
-                <w:color w:val="222222"/>
-                <w:sz w:val="20"/>
+                <w:sz w:val="28"/>
+                <w:color w:val="000000"/>
               </w:rPr>
               <w:t xml:space="preserve">8</w:t>
             </w:r>
@@ -4799,25 +5114,24 @@
             <w:r>
               <w:rPr>
                 <w:rFonts w:ascii="Times New Roman" w:hAnsi="Times New Roman" w:cs="Times New Roman"/>
-                <w:color w:val="222222"/>
-                <w:sz w:val="20"/>
+                <w:sz w:val="28"/>
+                <w:color w:val="000000"/>
               </w:rPr>
               <w:t xml:space="preserve"/>
             </w:r>
             <w:r>
               <w:rPr>
-                <w:rFonts w:ascii="Consolas" w:hAnsi="Consolas"/>
-                <w:color w:val="C7254E"/>
-                <w:sz w:val="18"/>
-                <w:shd w:val="clear" w:color="auto" w:fill="F9F2F4"/>
+                <w:rFonts w:ascii="Times New Roman" w:hAnsi="Times New Roman"/>
+                <w:sz w:val="28"/>
+                <w:color w:val="000000"/>
               </w:rPr>
               <w:t xml:space="preserve">DeleteBookAsync_WhenBookDoesNotExist_ThrowsEntityNotFoundException</w:t>
             </w:r>
             <w:r>
               <w:rPr>
                 <w:rFonts w:ascii="Times New Roman" w:hAnsi="Times New Roman" w:cs="Times New Roman"/>
-                <w:color w:val="222222"/>
-                <w:sz w:val="20"/>
+                <w:sz w:val="28"/>
+                <w:color w:val="000000"/>
               </w:rPr>
               <w:t xml:space="preserve"/>
             </w:r>
@@ -4834,8 +5148,8 @@
             <w:r>
               <w:rPr>
                 <w:rFonts w:ascii="Times New Roman" w:hAnsi="Times New Roman" w:cs="Times New Roman"/>
-                <w:color w:val="222222"/>
-                <w:sz w:val="20"/>
+                <w:sz w:val="28"/>
+                <w:color w:val="000000"/>
               </w:rPr>
               <w:t xml:space="preserve">Спроба видалення неіснуючої книги</w:t>
             </w:r>
@@ -4852,25 +5166,24 @@
             <w:r>
               <w:rPr>
                 <w:rFonts w:ascii="Times New Roman" w:hAnsi="Times New Roman" w:cs="Times New Roman"/>
-                <w:color w:val="222222"/>
-                <w:sz w:val="20"/>
+                <w:sz w:val="28"/>
+                <w:color w:val="000000"/>
               </w:rPr>
               <w:t xml:space="preserve">Викликає </w:t>
             </w:r>
             <w:r>
               <w:rPr>
-                <w:rFonts w:ascii="Consolas" w:hAnsi="Consolas"/>
-                <w:color w:val="C7254E"/>
-                <w:sz w:val="18"/>
-                <w:shd w:val="clear" w:color="auto" w:fill="F9F2F4"/>
+                <w:rFonts w:ascii="Times New Roman" w:hAnsi="Times New Roman"/>
+                <w:sz w:val="28"/>
+                <w:color w:val="000000"/>
               </w:rPr>
               <w:t xml:space="preserve">EntityNotFoundException</w:t>
             </w:r>
             <w:r>
               <w:rPr>
                 <w:rFonts w:ascii="Times New Roman" w:hAnsi="Times New Roman" w:cs="Times New Roman"/>
-                <w:color w:val="222222"/>
-                <w:sz w:val="20"/>
+                <w:sz w:val="28"/>
+                <w:color w:val="000000"/>
               </w:rPr>
               <w:t xml:space="preserve">, видалення блокується</w:t>
             </w:r>
@@ -4880,14 +5193,19 @@
     </w:tbl>
     <w:p>
       <w:pPr>
-        <w:spacing w:before="120" w:after="60" w:line="260" w:lineRule="auto"/>
-      </w:pPr>
-      <w:r>
-        <w:rPr>
-          <w:rFonts w:ascii="Times New Roman" w:hAnsi="Times New Roman" w:cs="Times New Roman"/>
-          <w:b/>
-          <w:color w:val="333333"/>
-          <w:sz w:val="22"/>
+        <w:spacing w:before="240" w:after="100" w:line="260" w:lineRule="auto"/>
+        <w:rPr>
+          <w:rFonts w:ascii="Times New Roman" w:hAnsi="Times New Roman" w:cs="Times New Roman"/>
+          <w:color w:val="000000"/>
+          <w:sz w:val="28"/>
+        </w:rPr>
+      </w:pPr>
+      <w:r>
+        <w:rPr>
+          <w:rFonts w:ascii="Times New Roman" w:hAnsi="Times New Roman" w:cs="Times New Roman"/>
+          <w:b/>
+          <w:sz w:val="28"/>
+          <w:color w:val="000000"/>
         </w:rPr>
         <w:t xml:space="preserve">Приклад модульного тесту з перевіркою викликів Moq:</w:t>
       </w:r>
@@ -4900,8 +5218,6 @@
           <w:bottom w:val="single" w:color="CCCCCC" w:sz="4"/>
           <w:left w:val="single" w:color="003366" w:sz="12"/>
           <w:right w:val="single" w:color="CCCCCC" w:sz="4"/>
-          <w:insideH w:val="none"/>
-          <w:insideV w:val="none"/>
         </w:tblBorders>
         <w:tblCellMar>
           <w:top w:w="120"/>
@@ -4921,9 +5237,9 @@
             </w:pPr>
             <w:r>
               <w:rPr>
-                <w:rFonts w:ascii="Consolas" w:hAnsi="Consolas" w:eastAsia="Consolas" w:cs="Consolas"/>
-                <w:color w:val="1A1A1A"/>
-                <w:sz w:val="19"/>
+                <w:rFonts w:ascii="Times New Roman" w:hAnsi="Times New Roman" w:eastAsia="Consolas" w:cs="Times New Roman"/>
+                <w:sz w:val="28"/>
+                <w:color w:val="000000"/>
               </w:rPr>
               <w:t xml:space="preserve">[Fact]</w:t>
             </w:r>
@@ -4934,9 +5250,9 @@
             </w:pPr>
             <w:r>
               <w:rPr>
-                <w:rFonts w:ascii="Consolas" w:hAnsi="Consolas" w:eastAsia="Consolas" w:cs="Consolas"/>
-                <w:color w:val="1A1A1A"/>
-                <w:sz w:val="19"/>
+                <w:rFonts w:ascii="Times New Roman" w:hAnsi="Times New Roman" w:eastAsia="Consolas" w:cs="Times New Roman"/>
+                <w:sz w:val="28"/>
+                <w:color w:val="000000"/>
               </w:rPr>
               <w:t xml:space="preserve">public async Task CreateBookAsync_WhenAuthorDoesNotExist_ThrowsBusinessRuleValidationException()</w:t>
             </w:r>
@@ -4947,9 +5263,9 @@
             </w:pPr>
             <w:r>
               <w:rPr>
-                <w:rFonts w:ascii="Consolas" w:hAnsi="Consolas" w:eastAsia="Consolas" w:cs="Consolas"/>
-                <w:color w:val="1A1A1A"/>
-                <w:sz w:val="19"/>
+                <w:rFonts w:ascii="Times New Roman" w:hAnsi="Times New Roman" w:eastAsia="Consolas" w:cs="Times New Roman"/>
+                <w:sz w:val="28"/>
+                <w:color w:val="000000"/>
               </w:rPr>
               <w:t xml:space="preserve">{</w:t>
             </w:r>
@@ -4960,9 +5276,9 @@
             </w:pPr>
             <w:r>
               <w:rPr>
-                <w:rFonts w:ascii="Consolas" w:hAnsi="Consolas" w:eastAsia="Consolas" w:cs="Consolas"/>
-                <w:color w:val="1A1A1A"/>
-                <w:sz w:val="19"/>
+                <w:rFonts w:ascii="Times New Roman" w:hAnsi="Times New Roman" w:eastAsia="Consolas" w:cs="Times New Roman"/>
+                <w:sz w:val="28"/>
+                <w:color w:val="000000"/>
               </w:rPr>
               <w:t xml:space="preserve">    // Arrange (Підготовка)</w:t>
             </w:r>
@@ -4973,9 +5289,9 @@
             </w:pPr>
             <w:r>
               <w:rPr>
-                <w:rFonts w:ascii="Consolas" w:hAnsi="Consolas" w:eastAsia="Consolas" w:cs="Consolas"/>
-                <w:color w:val="1A1A1A"/>
-                <w:sz w:val="19"/>
+                <w:rFonts w:ascii="Times New Roman" w:hAnsi="Times New Roman" w:eastAsia="Consolas" w:cs="Times New Roman"/>
+                <w:sz w:val="28"/>
+                <w:color w:val="000000"/>
               </w:rPr>
               <w:t xml:space="preserve">    var dto = new CreateBookDto { Title = "Книга", AuthorId = 999 };</w:t>
             </w:r>
@@ -4986,9 +5302,9 @@
             </w:pPr>
             <w:r>
               <w:rPr>
-                <w:rFonts w:ascii="Consolas" w:hAnsi="Consolas" w:eastAsia="Consolas" w:cs="Consolas"/>
-                <w:color w:val="1A1A1A"/>
-                <w:sz w:val="19"/>
+                <w:rFonts w:ascii="Times New Roman" w:hAnsi="Times New Roman" w:eastAsia="Consolas" w:cs="Times New Roman"/>
+                <w:sz w:val="28"/>
+                <w:color w:val="000000"/>
               </w:rPr>
               <w:t xml:space="preserve">    _mockAuthorRepo.Setup(a =&gt; a.ExistsAsync(999)).ReturnsAsync(false);</w:t>
             </w:r>
@@ -4999,9 +5315,9 @@
             </w:pPr>
             <w:r>
               <w:rPr>
-                <w:rFonts w:ascii="Consolas" w:hAnsi="Consolas" w:eastAsia="Consolas" w:cs="Consolas"/>
-                <w:color w:val="1A1A1A"/>
-                <w:sz w:val="19"/>
+                <w:rFonts w:ascii="Times New Roman" w:hAnsi="Times New Roman" w:eastAsia="Consolas" w:cs="Times New Roman"/>
+                <w:sz w:val="28"/>
+                <w:color w:val="000000"/>
               </w:rPr>
               <w:t xml:space="preserve"/>
             </w:r>
@@ -5012,9 +5328,9 @@
             </w:pPr>
             <w:r>
               <w:rPr>
-                <w:rFonts w:ascii="Consolas" w:hAnsi="Consolas" w:eastAsia="Consolas" w:cs="Consolas"/>
-                <w:color w:val="1A1A1A"/>
-                <w:sz w:val="19"/>
+                <w:rFonts w:ascii="Times New Roman" w:hAnsi="Times New Roman" w:eastAsia="Consolas" w:cs="Times New Roman"/>
+                <w:sz w:val="28"/>
+                <w:color w:val="000000"/>
               </w:rPr>
               <w:t xml:space="preserve">    // Act &amp; Assert (Виклик та перевірка винятку)</w:t>
             </w:r>
@@ -5025,9 +5341,9 @@
             </w:pPr>
             <w:r>
               <w:rPr>
-                <w:rFonts w:ascii="Consolas" w:hAnsi="Consolas" w:eastAsia="Consolas" w:cs="Consolas"/>
-                <w:color w:val="1A1A1A"/>
-                <w:sz w:val="19"/>
+                <w:rFonts w:ascii="Times New Roman" w:hAnsi="Times New Roman" w:eastAsia="Consolas" w:cs="Times New Roman"/>
+                <w:sz w:val="28"/>
+                <w:color w:val="000000"/>
               </w:rPr>
               <w:t xml:space="preserve">    var ex = await Assert.ThrowsAsync&lt;BusinessRuleValidationException&gt;(() =&gt; _bookService.CreateBookAsync(dto));</w:t>
             </w:r>
@@ -5038,9 +5354,9 @@
             </w:pPr>
             <w:r>
               <w:rPr>
-                <w:rFonts w:ascii="Consolas" w:hAnsi="Consolas" w:eastAsia="Consolas" w:cs="Consolas"/>
-                <w:color w:val="1A1A1A"/>
-                <w:sz w:val="19"/>
+                <w:rFonts w:ascii="Times New Roman" w:hAnsi="Times New Roman" w:eastAsia="Consolas" w:cs="Times New Roman"/>
+                <w:sz w:val="28"/>
+                <w:color w:val="000000"/>
               </w:rPr>
               <w:t xml:space="preserve">    Assert.Contains("999", ex.Message);</w:t>
             </w:r>
@@ -5051,9 +5367,9 @@
             </w:pPr>
             <w:r>
               <w:rPr>
-                <w:rFonts w:ascii="Consolas" w:hAnsi="Consolas" w:eastAsia="Consolas" w:cs="Consolas"/>
-                <w:color w:val="1A1A1A"/>
-                <w:sz w:val="19"/>
+                <w:rFonts w:ascii="Times New Roman" w:hAnsi="Times New Roman" w:eastAsia="Consolas" w:cs="Times New Roman"/>
+                <w:sz w:val="28"/>
+                <w:color w:val="000000"/>
               </w:rPr>
               <w:t xml:space="preserve"/>
             </w:r>
@@ -5064,9 +5380,9 @@
             </w:pPr>
             <w:r>
               <w:rPr>
-                <w:rFonts w:ascii="Consolas" w:hAnsi="Consolas" w:eastAsia="Consolas" w:cs="Consolas"/>
-                <w:color w:val="1A1A1A"/>
-                <w:sz w:val="19"/>
+                <w:rFonts w:ascii="Times New Roman" w:hAnsi="Times New Roman" w:eastAsia="Consolas" w:cs="Times New Roman"/>
+                <w:sz w:val="28"/>
+                <w:color w:val="000000"/>
               </w:rPr>
               <w:t xml:space="preserve">    // Перевірка (Verify): методи додавання та збереження не викликалися</w:t>
             </w:r>
@@ -5077,9 +5393,9 @@
             </w:pPr>
             <w:r>
               <w:rPr>
-                <w:rFonts w:ascii="Consolas" w:hAnsi="Consolas" w:eastAsia="Consolas" w:cs="Consolas"/>
-                <w:color w:val="1A1A1A"/>
-                <w:sz w:val="19"/>
+                <w:rFonts w:ascii="Times New Roman" w:hAnsi="Times New Roman" w:eastAsia="Consolas" w:cs="Times New Roman"/>
+                <w:sz w:val="28"/>
+                <w:color w:val="000000"/>
               </w:rPr>
               <w:t xml:space="preserve">    _mockBookRepo.Verify(b =&gt; b.AddAsync(It.IsAny&lt;Book&gt;()), Times.Never);</w:t>
             </w:r>
@@ -5090,9 +5406,9 @@
             </w:pPr>
             <w:r>
               <w:rPr>
-                <w:rFonts w:ascii="Consolas" w:hAnsi="Consolas" w:eastAsia="Consolas" w:cs="Consolas"/>
-                <w:color w:val="1A1A1A"/>
-                <w:sz w:val="19"/>
+                <w:rFonts w:ascii="Times New Roman" w:hAnsi="Times New Roman" w:eastAsia="Consolas" w:cs="Times New Roman"/>
+                <w:sz w:val="28"/>
+                <w:color w:val="000000"/>
               </w:rPr>
               <w:t xml:space="preserve">    _mockUnitOfWork.Verify(u =&gt; u.SaveChangesAsync(), Times.Never);</w:t>
             </w:r>
@@ -5103,9 +5419,9 @@
             </w:pPr>
             <w:r>
               <w:rPr>
-                <w:rFonts w:ascii="Consolas" w:hAnsi="Consolas" w:eastAsia="Consolas" w:cs="Consolas"/>
-                <w:color w:val="1A1A1A"/>
-                <w:sz w:val="19"/>
+                <w:rFonts w:ascii="Times New Roman" w:hAnsi="Times New Roman" w:eastAsia="Consolas" w:cs="Times New Roman"/>
+                <w:sz w:val="28"/>
+                <w:color w:val="000000"/>
               </w:rPr>
               <w:t xml:space="preserve">}</w:t>
             </w:r>
@@ -5116,30 +5432,34 @@
     <w:p>
       <w:pPr>
         <w:pBdr>
-          <w:bottom w:val="single" w:color="B0C4DE" w:sz="6"/>
+          <w:bottom w:val="single" w:color="888888" w:sz="6"/>
         </w:pBdr>
         <w:spacing w:before="120" w:after="120"/>
       </w:pPr>
     </w:p>
     <w:p>
       <w:pPr>
-        <w:spacing w:before="180" w:after="80" w:line="260" w:lineRule="auto"/>
-      </w:pPr>
-      <w:r>
-        <w:rPr>
-          <w:rFonts w:ascii="Times New Roman" w:hAnsi="Times New Roman" w:cs="Times New Roman"/>
-          <w:b/>
-          <w:color w:val="2C3E50"/>
-          <w:sz w:val="24"/>
+        <w:spacing w:before="240" w:after="100" w:line="260" w:lineRule="auto"/>
+        <w:rPr>
+          <w:rFonts w:ascii="Times New Roman" w:hAnsi="Times New Roman" w:cs="Times New Roman"/>
+          <w:color w:val="000000"/>
+          <w:sz w:val="28"/>
+        </w:rPr>
+      </w:pPr>
+      <w:r>
+        <w:rPr>
+          <w:rFonts w:ascii="Times New Roman" w:hAnsi="Times New Roman" w:cs="Times New Roman"/>
+          <w:b/>
+          <w:sz w:val="28"/>
+          <w:color w:val="000000"/>
         </w:rPr>
         <w:t xml:space="preserve">5.2. Інтеграційні тести з WebApplicationFactory (</w:t>
       </w:r>
       <w:r>
         <w:rPr>
-          <w:rFonts w:ascii="Consolas" w:hAnsi="Consolas"/>
-          <w:color w:val="C7254E"/>
-          <w:sz w:val="22"/>
-          <w:shd w:val="clear" w:color="auto" w:fill="F9F2F4"/>
+          <w:rFonts w:ascii="Times New Roman" w:hAnsi="Times New Roman"/>
+          <w:sz w:val="28"/>
+          <w:color w:val="000000"/>
         </w:rPr>
         <w:t xml:space="preserve">BookApiIntegrationTests.cs</w:t>
       </w:r>
@@ -5147,8 +5467,8 @@
         <w:rPr>
           <w:rFonts w:ascii="Times New Roman" w:hAnsi="Times New Roman" w:cs="Times New Roman"/>
           <w:b/>
-          <w:color w:val="2C3E50"/>
-          <w:sz w:val="24"/>
+          <w:sz w:val="28"/>
+          <w:color w:val="000000"/>
         </w:rPr>
         <w:t xml:space="preserve">)</w:t>
       </w:r>
@@ -5156,12 +5476,17 @@
     <w:p>
       <w:pPr>
         <w:spacing w:before="0" w:after="120" w:line="260" w:lineRule="auto"/>
-      </w:pPr>
-      <w:r>
-        <w:rPr>
-          <w:rFonts w:ascii="Times New Roman" w:hAnsi="Times New Roman" w:cs="Times New Roman"/>
-          <w:color w:val="222222"/>
-          <w:sz w:val="22"/>
+        <w:rPr>
+          <w:rFonts w:ascii="Times New Roman" w:hAnsi="Times New Roman" w:cs="Times New Roman"/>
+          <w:color w:val="000000"/>
+          <w:sz w:val="28"/>
+        </w:rPr>
+      </w:pPr>
+      <w:r>
+        <w:rPr>
+          <w:rFonts w:ascii="Times New Roman" w:hAnsi="Times New Roman" w:cs="Times New Roman"/>
+          <w:sz w:val="28"/>
+          <w:color w:val="000000"/>
         </w:rPr>
         <w:t xml:space="preserve">Тестується реальна робота ASP.NET Core конвеєра (маршрутизація, серіалізація JSON, валідація, DI) без необхідності підняття зовнішнього веб-сервера.</w:t>
       </w:r>
@@ -5190,7 +5515,7 @@
         </w:trPr>
         <w:tc>
           <w:tcPr>
-            <w:shd w:val="clear" w:color="auto" w:fill="D9E1F2"/>
+            <w:shd w:val="clear" w:color="auto" w:fill="EAEAEA"/>
           </w:tcPr>
           <w:p>
             <w:pPr>
@@ -5200,8 +5525,8 @@
               <w:rPr>
                 <w:rFonts w:ascii="Times New Roman" w:hAnsi="Times New Roman" w:cs="Times New Roman"/>
                 <w:b/>
-                <w:color w:val="222222"/>
-                <w:sz w:val="20"/>
+                <w:sz w:val="28"/>
+                <w:color w:val="000000"/>
               </w:rPr>
               <w:t xml:space="preserve">№</w:t>
             </w:r>
@@ -5209,7 +5534,7 @@
         </w:tc>
         <w:tc>
           <w:tcPr>
-            <w:shd w:val="clear" w:color="auto" w:fill="D9E1F2"/>
+            <w:shd w:val="clear" w:color="auto" w:fill="EAEAEA"/>
           </w:tcPr>
           <w:p>
             <w:pPr>
@@ -5219,8 +5544,8 @@
               <w:rPr>
                 <w:rFonts w:ascii="Times New Roman" w:hAnsi="Times New Roman" w:cs="Times New Roman"/>
                 <w:b/>
-                <w:color w:val="222222"/>
-                <w:sz w:val="20"/>
+                <w:sz w:val="28"/>
+                <w:color w:val="000000"/>
               </w:rPr>
               <w:t xml:space="preserve">Метод тесту</w:t>
             </w:r>
@@ -5228,7 +5553,7 @@
         </w:tc>
         <w:tc>
           <w:tcPr>
-            <w:shd w:val="clear" w:color="auto" w:fill="D9E1F2"/>
+            <w:shd w:val="clear" w:color="auto" w:fill="EAEAEA"/>
           </w:tcPr>
           <w:p>
             <w:pPr>
@@ -5238,8 +5563,8 @@
               <w:rPr>
                 <w:rFonts w:ascii="Times New Roman" w:hAnsi="Times New Roman" w:cs="Times New Roman"/>
                 <w:b/>
-                <w:color w:val="222222"/>
-                <w:sz w:val="20"/>
+                <w:sz w:val="28"/>
+                <w:color w:val="000000"/>
               </w:rPr>
               <w:t xml:space="preserve">Ендпоінт</w:t>
             </w:r>
@@ -5247,7 +5572,7 @@
         </w:tc>
         <w:tc>
           <w:tcPr>
-            <w:shd w:val="clear" w:color="auto" w:fill="D9E1F2"/>
+            <w:shd w:val="clear" w:color="auto" w:fill="EAEAEA"/>
           </w:tcPr>
           <w:p>
             <w:pPr>
@@ -5257,8 +5582,8 @@
               <w:rPr>
                 <w:rFonts w:ascii="Times New Roman" w:hAnsi="Times New Roman" w:cs="Times New Roman"/>
                 <w:b/>
-                <w:color w:val="222222"/>
-                <w:sz w:val="20"/>
+                <w:sz w:val="28"/>
+                <w:color w:val="000000"/>
               </w:rPr>
               <w:t xml:space="preserve">Перевірка</w:t>
             </w:r>
@@ -5277,8 +5602,8 @@
             <w:r>
               <w:rPr>
                 <w:rFonts w:ascii="Times New Roman" w:hAnsi="Times New Roman" w:cs="Times New Roman"/>
-                <w:color w:val="222222"/>
-                <w:sz w:val="20"/>
+                <w:sz w:val="28"/>
+                <w:color w:val="000000"/>
               </w:rPr>
               <w:t xml:space="preserve">1</w:t>
             </w:r>
@@ -5295,25 +5620,24 @@
             <w:r>
               <w:rPr>
                 <w:rFonts w:ascii="Times New Roman" w:hAnsi="Times New Roman" w:cs="Times New Roman"/>
-                <w:color w:val="222222"/>
-                <w:sz w:val="20"/>
+                <w:sz w:val="28"/>
+                <w:color w:val="000000"/>
               </w:rPr>
               <w:t xml:space="preserve"/>
             </w:r>
             <w:r>
               <w:rPr>
-                <w:rFonts w:ascii="Consolas" w:hAnsi="Consolas"/>
-                <w:color w:val="C7254E"/>
-                <w:sz w:val="18"/>
-                <w:shd w:val="clear" w:color="auto" w:fill="F9F2F4"/>
+                <w:rFonts w:ascii="Times New Roman" w:hAnsi="Times New Roman"/>
+                <w:sz w:val="28"/>
+                <w:color w:val="000000"/>
               </w:rPr>
               <w:t xml:space="preserve">GetAllBooks_ReturnsSuccessStatusCodeAndJsonArray</w:t>
             </w:r>
             <w:r>
               <w:rPr>
                 <w:rFonts w:ascii="Times New Roman" w:hAnsi="Times New Roman" w:cs="Times New Roman"/>
-                <w:color w:val="222222"/>
-                <w:sz w:val="20"/>
+                <w:sz w:val="28"/>
+                <w:color w:val="000000"/>
               </w:rPr>
               <w:t xml:space="preserve"/>
             </w:r>
@@ -5330,25 +5654,24 @@
             <w:r>
               <w:rPr>
                 <w:rFonts w:ascii="Times New Roman" w:hAnsi="Times New Roman" w:cs="Times New Roman"/>
-                <w:color w:val="222222"/>
-                <w:sz w:val="20"/>
+                <w:sz w:val="28"/>
+                <w:color w:val="000000"/>
               </w:rPr>
               <w:t xml:space="preserve"/>
             </w:r>
             <w:r>
               <w:rPr>
-                <w:rFonts w:ascii="Consolas" w:hAnsi="Consolas"/>
-                <w:color w:val="C7254E"/>
-                <w:sz w:val="18"/>
-                <w:shd w:val="clear" w:color="auto" w:fill="F9F2F4"/>
+                <w:rFonts w:ascii="Times New Roman" w:hAnsi="Times New Roman"/>
+                <w:sz w:val="28"/>
+                <w:color w:val="000000"/>
               </w:rPr>
               <w:t xml:space="preserve">GET /api/books</w:t>
             </w:r>
             <w:r>
               <w:rPr>
                 <w:rFonts w:ascii="Times New Roman" w:hAnsi="Times New Roman" w:cs="Times New Roman"/>
-                <w:color w:val="222222"/>
-                <w:sz w:val="20"/>
+                <w:sz w:val="28"/>
+                <w:color w:val="000000"/>
               </w:rPr>
               <w:t xml:space="preserve"/>
             </w:r>
@@ -5365,8 +5688,8 @@
             <w:r>
               <w:rPr>
                 <w:rFonts w:ascii="Times New Roman" w:hAnsi="Times New Roman" w:cs="Times New Roman"/>
-                <w:color w:val="222222"/>
-                <w:sz w:val="20"/>
+                <w:sz w:val="28"/>
+                <w:color w:val="000000"/>
               </w:rPr>
               <w:t xml:space="preserve">Код 200 OK, непорожній JSON масив</w:t>
             </w:r>
@@ -5385,8 +5708,8 @@
             <w:r>
               <w:rPr>
                 <w:rFonts w:ascii="Times New Roman" w:hAnsi="Times New Roman" w:cs="Times New Roman"/>
-                <w:color w:val="222222"/>
-                <w:sz w:val="20"/>
+                <w:sz w:val="28"/>
+                <w:color w:val="000000"/>
               </w:rPr>
               <w:t xml:space="preserve">2</w:t>
             </w:r>
@@ -5403,25 +5726,24 @@
             <w:r>
               <w:rPr>
                 <w:rFonts w:ascii="Times New Roman" w:hAnsi="Times New Roman" w:cs="Times New Roman"/>
-                <w:color w:val="222222"/>
-                <w:sz w:val="20"/>
+                <w:sz w:val="28"/>
+                <w:color w:val="000000"/>
               </w:rPr>
               <w:t xml:space="preserve"/>
             </w:r>
             <w:r>
               <w:rPr>
-                <w:rFonts w:ascii="Consolas" w:hAnsi="Consolas"/>
-                <w:color w:val="C7254E"/>
-                <w:sz w:val="18"/>
-                <w:shd w:val="clear" w:color="auto" w:fill="F9F2F4"/>
+                <w:rFonts w:ascii="Times New Roman" w:hAnsi="Times New Roman"/>
+                <w:sz w:val="28"/>
+                <w:color w:val="000000"/>
               </w:rPr>
               <w:t xml:space="preserve">GetBookById_WhenBookExists_ReturnsOkAndBookDetails</w:t>
             </w:r>
             <w:r>
               <w:rPr>
                 <w:rFonts w:ascii="Times New Roman" w:hAnsi="Times New Roman" w:cs="Times New Roman"/>
-                <w:color w:val="222222"/>
-                <w:sz w:val="20"/>
+                <w:sz w:val="28"/>
+                <w:color w:val="000000"/>
               </w:rPr>
               <w:t xml:space="preserve"/>
             </w:r>
@@ -5438,25 +5760,24 @@
             <w:r>
               <w:rPr>
                 <w:rFonts w:ascii="Times New Roman" w:hAnsi="Times New Roman" w:cs="Times New Roman"/>
-                <w:color w:val="222222"/>
-                <w:sz w:val="20"/>
+                <w:sz w:val="28"/>
+                <w:color w:val="000000"/>
               </w:rPr>
               <w:t xml:space="preserve"/>
             </w:r>
             <w:r>
               <w:rPr>
-                <w:rFonts w:ascii="Consolas" w:hAnsi="Consolas"/>
-                <w:color w:val="C7254E"/>
-                <w:sz w:val="18"/>
-                <w:shd w:val="clear" w:color="auto" w:fill="F9F2F4"/>
+                <w:rFonts w:ascii="Times New Roman" w:hAnsi="Times New Roman"/>
+                <w:sz w:val="28"/>
+                <w:color w:val="000000"/>
               </w:rPr>
               <w:t xml:space="preserve">GET /api/books/1</w:t>
             </w:r>
             <w:r>
               <w:rPr>
                 <w:rFonts w:ascii="Times New Roman" w:hAnsi="Times New Roman" w:cs="Times New Roman"/>
-                <w:color w:val="222222"/>
-                <w:sz w:val="20"/>
+                <w:sz w:val="28"/>
+                <w:color w:val="000000"/>
               </w:rPr>
               <w:t xml:space="preserve"/>
             </w:r>
@@ -5473,8 +5794,8 @@
             <w:r>
               <w:rPr>
                 <w:rFonts w:ascii="Times New Roman" w:hAnsi="Times New Roman" w:cs="Times New Roman"/>
-                <w:color w:val="222222"/>
-                <w:sz w:val="20"/>
+                <w:sz w:val="28"/>
+                <w:color w:val="000000"/>
               </w:rPr>
               <w:t xml:space="preserve">Код 200 OK, книга «Кобзар»</w:t>
             </w:r>
@@ -5493,8 +5814,8 @@
             <w:r>
               <w:rPr>
                 <w:rFonts w:ascii="Times New Roman" w:hAnsi="Times New Roman" w:cs="Times New Roman"/>
-                <w:color w:val="222222"/>
-                <w:sz w:val="20"/>
+                <w:sz w:val="28"/>
+                <w:color w:val="000000"/>
               </w:rPr>
               <w:t xml:space="preserve">3</w:t>
             </w:r>
@@ -5511,25 +5832,24 @@
             <w:r>
               <w:rPr>
                 <w:rFonts w:ascii="Times New Roman" w:hAnsi="Times New Roman" w:cs="Times New Roman"/>
-                <w:color w:val="222222"/>
-                <w:sz w:val="20"/>
+                <w:sz w:val="28"/>
+                <w:color w:val="000000"/>
               </w:rPr>
               <w:t xml:space="preserve"/>
             </w:r>
             <w:r>
               <w:rPr>
-                <w:rFonts w:ascii="Consolas" w:hAnsi="Consolas"/>
-                <w:color w:val="C7254E"/>
-                <w:sz w:val="18"/>
-                <w:shd w:val="clear" w:color="auto" w:fill="F9F2F4"/>
+                <w:rFonts w:ascii="Times New Roman" w:hAnsi="Times New Roman"/>
+                <w:sz w:val="28"/>
+                <w:color w:val="000000"/>
               </w:rPr>
               <w:t xml:space="preserve">GetBookById_WhenBookDoesNotExist_ReturnsNotFound</w:t>
             </w:r>
             <w:r>
               <w:rPr>
                 <w:rFonts w:ascii="Times New Roman" w:hAnsi="Times New Roman" w:cs="Times New Roman"/>
-                <w:color w:val="222222"/>
-                <w:sz w:val="20"/>
+                <w:sz w:val="28"/>
+                <w:color w:val="000000"/>
               </w:rPr>
               <w:t xml:space="preserve"/>
             </w:r>
@@ -5546,25 +5866,24 @@
             <w:r>
               <w:rPr>
                 <w:rFonts w:ascii="Times New Roman" w:hAnsi="Times New Roman" w:cs="Times New Roman"/>
-                <w:color w:val="222222"/>
-                <w:sz w:val="20"/>
+                <w:sz w:val="28"/>
+                <w:color w:val="000000"/>
               </w:rPr>
               <w:t xml:space="preserve"/>
             </w:r>
             <w:r>
               <w:rPr>
-                <w:rFonts w:ascii="Consolas" w:hAnsi="Consolas"/>
-                <w:color w:val="C7254E"/>
-                <w:sz w:val="18"/>
-                <w:shd w:val="clear" w:color="auto" w:fill="F9F2F4"/>
+                <w:rFonts w:ascii="Times New Roman" w:hAnsi="Times New Roman"/>
+                <w:sz w:val="28"/>
+                <w:color w:val="000000"/>
               </w:rPr>
               <w:t xml:space="preserve">GET /api/books/9999</w:t>
             </w:r>
             <w:r>
               <w:rPr>
                 <w:rFonts w:ascii="Times New Roman" w:hAnsi="Times New Roman" w:cs="Times New Roman"/>
-                <w:color w:val="222222"/>
-                <w:sz w:val="20"/>
+                <w:sz w:val="28"/>
+                <w:color w:val="000000"/>
               </w:rPr>
               <w:t xml:space="preserve"/>
             </w:r>
@@ -5581,8 +5900,8 @@
             <w:r>
               <w:rPr>
                 <w:rFonts w:ascii="Times New Roman" w:hAnsi="Times New Roman" w:cs="Times New Roman"/>
-                <w:color w:val="222222"/>
-                <w:sz w:val="20"/>
+                <w:sz w:val="28"/>
+                <w:color w:val="000000"/>
               </w:rPr>
               <w:t xml:space="preserve">Код 404 Not Found</w:t>
             </w:r>
@@ -5601,8 +5920,8 @@
             <w:r>
               <w:rPr>
                 <w:rFonts w:ascii="Times New Roman" w:hAnsi="Times New Roman" w:cs="Times New Roman"/>
-                <w:color w:val="222222"/>
-                <w:sz w:val="20"/>
+                <w:sz w:val="28"/>
+                <w:color w:val="000000"/>
               </w:rPr>
               <w:t xml:space="preserve">4</w:t>
             </w:r>
@@ -5619,25 +5938,24 @@
             <w:r>
               <w:rPr>
                 <w:rFonts w:ascii="Times New Roman" w:hAnsi="Times New Roman" w:cs="Times New Roman"/>
-                <w:color w:val="222222"/>
-                <w:sz w:val="20"/>
+                <w:sz w:val="28"/>
+                <w:color w:val="000000"/>
               </w:rPr>
               <w:t xml:space="preserve"/>
             </w:r>
             <w:r>
               <w:rPr>
-                <w:rFonts w:ascii="Consolas" w:hAnsi="Consolas"/>
-                <w:color w:val="C7254E"/>
-                <w:sz w:val="18"/>
-                <w:shd w:val="clear" w:color="auto" w:fill="F9F2F4"/>
+                <w:rFonts w:ascii="Times New Roman" w:hAnsi="Times New Roman"/>
+                <w:sz w:val="28"/>
+                <w:color w:val="000000"/>
               </w:rPr>
               <w:t xml:space="preserve">CreateBook_WithValidData_ReturnsCreated</w:t>
             </w:r>
             <w:r>
               <w:rPr>
                 <w:rFonts w:ascii="Times New Roman" w:hAnsi="Times New Roman" w:cs="Times New Roman"/>
-                <w:color w:val="222222"/>
-                <w:sz w:val="20"/>
+                <w:sz w:val="28"/>
+                <w:color w:val="000000"/>
               </w:rPr>
               <w:t xml:space="preserve"/>
             </w:r>
@@ -5654,25 +5972,24 @@
             <w:r>
               <w:rPr>
                 <w:rFonts w:ascii="Times New Roman" w:hAnsi="Times New Roman" w:cs="Times New Roman"/>
-                <w:color w:val="222222"/>
-                <w:sz w:val="20"/>
+                <w:sz w:val="28"/>
+                <w:color w:val="000000"/>
               </w:rPr>
               <w:t xml:space="preserve"/>
             </w:r>
             <w:r>
               <w:rPr>
-                <w:rFonts w:ascii="Consolas" w:hAnsi="Consolas"/>
-                <w:color w:val="C7254E"/>
-                <w:sz w:val="18"/>
-                <w:shd w:val="clear" w:color="auto" w:fill="F9F2F4"/>
+                <w:rFonts w:ascii="Times New Roman" w:hAnsi="Times New Roman"/>
+                <w:sz w:val="28"/>
+                <w:color w:val="000000"/>
               </w:rPr>
               <w:t xml:space="preserve">POST /api/books</w:t>
             </w:r>
             <w:r>
               <w:rPr>
                 <w:rFonts w:ascii="Times New Roman" w:hAnsi="Times New Roman" w:cs="Times New Roman"/>
-                <w:color w:val="222222"/>
-                <w:sz w:val="20"/>
+                <w:sz w:val="28"/>
+                <w:color w:val="000000"/>
               </w:rPr>
               <w:t xml:space="preserve"/>
             </w:r>
@@ -5689,8 +6006,8 @@
             <w:r>
               <w:rPr>
                 <w:rFonts w:ascii="Times New Roman" w:hAnsi="Times New Roman" w:cs="Times New Roman"/>
-                <w:color w:val="222222"/>
-                <w:sz w:val="20"/>
+                <w:sz w:val="28"/>
+                <w:color w:val="000000"/>
               </w:rPr>
               <w:t xml:space="preserve">Код 201 Created, повертає створену сутність</w:t>
             </w:r>
@@ -5709,8 +6026,8 @@
             <w:r>
               <w:rPr>
                 <w:rFonts w:ascii="Times New Roman" w:hAnsi="Times New Roman" w:cs="Times New Roman"/>
-                <w:color w:val="222222"/>
-                <w:sz w:val="20"/>
+                <w:sz w:val="28"/>
+                <w:color w:val="000000"/>
               </w:rPr>
               <w:t xml:space="preserve">5</w:t>
             </w:r>
@@ -5727,25 +6044,24 @@
             <w:r>
               <w:rPr>
                 <w:rFonts w:ascii="Times New Roman" w:hAnsi="Times New Roman" w:cs="Times New Roman"/>
-                <w:color w:val="222222"/>
-                <w:sz w:val="20"/>
+                <w:sz w:val="28"/>
+                <w:color w:val="000000"/>
               </w:rPr>
               <w:t xml:space="preserve"/>
             </w:r>
             <w:r>
               <w:rPr>
-                <w:rFonts w:ascii="Consolas" w:hAnsi="Consolas"/>
-                <w:color w:val="C7254E"/>
-                <w:sz w:val="18"/>
-                <w:shd w:val="clear" w:color="auto" w:fill="F9F2F4"/>
+                <w:rFonts w:ascii="Times New Roman" w:hAnsi="Times New Roman"/>
+                <w:sz w:val="28"/>
+                <w:color w:val="000000"/>
               </w:rPr>
               <w:t xml:space="preserve">CreateBook_WithNonExistentAuthor_ReturnsBadRequest</w:t>
             </w:r>
             <w:r>
               <w:rPr>
                 <w:rFonts w:ascii="Times New Roman" w:hAnsi="Times New Roman" w:cs="Times New Roman"/>
-                <w:color w:val="222222"/>
-                <w:sz w:val="20"/>
+                <w:sz w:val="28"/>
+                <w:color w:val="000000"/>
               </w:rPr>
               <w:t xml:space="preserve"/>
             </w:r>
@@ -5762,25 +6078,24 @@
             <w:r>
               <w:rPr>
                 <w:rFonts w:ascii="Times New Roman" w:hAnsi="Times New Roman" w:cs="Times New Roman"/>
-                <w:color w:val="222222"/>
-                <w:sz w:val="20"/>
+                <w:sz w:val="28"/>
+                <w:color w:val="000000"/>
               </w:rPr>
               <w:t xml:space="preserve"/>
             </w:r>
             <w:r>
               <w:rPr>
-                <w:rFonts w:ascii="Consolas" w:hAnsi="Consolas"/>
-                <w:color w:val="C7254E"/>
-                <w:sz w:val="18"/>
-                <w:shd w:val="clear" w:color="auto" w:fill="F9F2F4"/>
+                <w:rFonts w:ascii="Times New Roman" w:hAnsi="Times New Roman"/>
+                <w:sz w:val="28"/>
+                <w:color w:val="000000"/>
               </w:rPr>
               <w:t xml:space="preserve">POST /api/books</w:t>
             </w:r>
             <w:r>
               <w:rPr>
                 <w:rFonts w:ascii="Times New Roman" w:hAnsi="Times New Roman" w:cs="Times New Roman"/>
-                <w:color w:val="222222"/>
-                <w:sz w:val="20"/>
+                <w:sz w:val="28"/>
+                <w:color w:val="000000"/>
               </w:rPr>
               <w:t xml:space="preserve"/>
             </w:r>
@@ -5797,8 +6112,8 @@
             <w:r>
               <w:rPr>
                 <w:rFonts w:ascii="Times New Roman" w:hAnsi="Times New Roman" w:cs="Times New Roman"/>
-                <w:color w:val="222222"/>
-                <w:sz w:val="20"/>
+                <w:sz w:val="28"/>
+                <w:color w:val="000000"/>
               </w:rPr>
               <w:t xml:space="preserve">Код 400 Bad Request при неіснуючому авторі</w:t>
             </w:r>
@@ -5809,7 +6124,7 @@
     <w:p>
       <w:pPr>
         <w:pBdr>
-          <w:bottom w:val="single" w:color="B0C4DE" w:sz="6"/>
+          <w:bottom w:val="single" w:color="888888" w:sz="6"/>
         </w:pBdr>
         <w:spacing w:before="120" w:after="120"/>
       </w:pPr>
@@ -5817,27 +6132,37 @@
     <w:p>
       <w:pPr>
         <w:spacing w:before="240" w:after="100" w:line="260" w:lineRule="auto"/>
-      </w:pPr>
-      <w:r>
-        <w:rPr>
-          <w:rFonts w:ascii="Times New Roman" w:hAnsi="Times New Roman" w:cs="Times New Roman"/>
-          <w:b/>
-          <w:color w:val="1B365D"/>
-          <w:sz w:val="28"/>
+        <w:rPr>
+          <w:rFonts w:ascii="Times New Roman" w:hAnsi="Times New Roman" w:cs="Times New Roman"/>
+          <w:color w:val="000000"/>
+          <w:sz w:val="28"/>
+        </w:rPr>
+      </w:pPr>
+      <w:r>
+        <w:rPr>
+          <w:rFonts w:ascii="Times New Roman" w:hAnsi="Times New Roman" w:cs="Times New Roman"/>
+          <w:b/>
+          <w:sz w:val="28"/>
+          <w:color w:val="000000"/>
         </w:rPr>
         <w:t xml:space="preserve">6. Відповіді на контрольні питання</w:t>
       </w:r>
     </w:p>
     <w:p>
       <w:pPr>
-        <w:spacing w:before="180" w:after="80" w:line="260" w:lineRule="auto"/>
-      </w:pPr>
-      <w:r>
-        <w:rPr>
-          <w:rFonts w:ascii="Times New Roman" w:hAnsi="Times New Roman" w:cs="Times New Roman"/>
-          <w:b/>
-          <w:color w:val="2C3E50"/>
-          <w:sz w:val="24"/>
+        <w:spacing w:before="240" w:after="100" w:line="260" w:lineRule="auto"/>
+        <w:rPr>
+          <w:rFonts w:ascii="Times New Roman" w:hAnsi="Times New Roman" w:cs="Times New Roman"/>
+          <w:color w:val="000000"/>
+          <w:sz w:val="28"/>
+        </w:rPr>
+      </w:pPr>
+      <w:r>
+        <w:rPr>
+          <w:rFonts w:ascii="Times New Roman" w:hAnsi="Times New Roman" w:cs="Times New Roman"/>
+          <w:b/>
+          <w:sz w:val="28"/>
+          <w:color w:val="000000"/>
         </w:rPr>
         <w:t xml:space="preserve">1. Яку проблему вирішує патерн Repository і чому це полегшує тестування бізнес-логіки?</w:t>
       </w:r>
@@ -5845,13 +6170,18 @@
     <w:p>
       <w:pPr>
         <w:spacing w:before="0" w:after="120" w:line="260" w:lineRule="auto"/>
-      </w:pPr>
-      <w:r>
-        <w:rPr>
-          <w:rFonts w:ascii="Times New Roman" w:hAnsi="Times New Roman" w:cs="Times New Roman"/>
-          <w:b/>
-          <w:color w:val="222222"/>
-          <w:sz w:val="22"/>
+        <w:rPr>
+          <w:rFonts w:ascii="Times New Roman" w:hAnsi="Times New Roman" w:cs="Times New Roman"/>
+          <w:color w:val="000000"/>
+          <w:sz w:val="28"/>
+        </w:rPr>
+      </w:pPr>
+      <w:r>
+        <w:rPr>
+          <w:rFonts w:ascii="Times New Roman" w:hAnsi="Times New Roman" w:cs="Times New Roman"/>
+          <w:b/>
+          <w:sz w:val="28"/>
+          <w:color w:val="000000"/>
         </w:rPr>
         <w:t xml:space="preserve">Відповідь:</w:t>
       </w:r>
@@ -5861,8 +6191,8 @@
       <w:r>
         <w:rPr>
           <w:rFonts w:ascii="Times New Roman" w:hAnsi="Times New Roman" w:cs="Times New Roman"/>
-          <w:color w:val="222222"/>
-          <w:sz w:val="22"/>
+          <w:sz w:val="28"/>
+          <w:color w:val="000000"/>
         </w:rPr>
         <w:t xml:space="preserve">Патерн </w:t>
       </w:r>
@@ -5870,31 +6200,89 @@
         <w:rPr>
           <w:rFonts w:ascii="Times New Roman" w:hAnsi="Times New Roman" w:cs="Times New Roman"/>
           <w:b/>
-          <w:color w:val="222222"/>
-          <w:sz w:val="22"/>
+          <w:sz w:val="28"/>
+          <w:color w:val="000000"/>
         </w:rPr>
         <w:t xml:space="preserve">Repository</w:t>
       </w:r>
       <w:r>
         <w:rPr>
           <w:rFonts w:ascii="Times New Roman" w:hAnsi="Times New Roman" w:cs="Times New Roman"/>
-          <w:color w:val="222222"/>
-          <w:sz w:val="22"/>
+          <w:sz w:val="28"/>
+          <w:color w:val="000000"/>
         </w:rPr>
         <w:t xml:space="preserve"> інкапсулює логіку роботи з рівнем персистентності даних (доступ до бази даних, побудова запитів LINQ/SQL, кешування).</w:t>
       </w:r>
     </w:p>
     <w:p>
       <w:pPr>
+        <w:ind w:left="720" w:hanging="360"/>
         <w:spacing w:before="0" w:after="60" w:line="240" w:lineRule="auto"/>
+        <w:rPr>
+          <w:rFonts w:ascii="Times New Roman" w:hAnsi="Times New Roman" w:cs="Times New Roman"/>
+          <w:color w:val="000000"/>
+          <w:sz w:val="28"/>
+        </w:rPr>
+      </w:pPr>
+      <w:r>
+        <w:rPr>
+          <w:rFonts w:ascii="Times New Roman" w:hAnsi="Times New Roman"/>
+          <w:color w:val="000000"/>
+          <w:sz w:val="28"/>
+          <w:b/>
+        </w:rPr>
+        <w:t xml:space="preserve">• </w:t>
+      </w:r>
+      <w:r>
+        <w:rPr>
+          <w:rFonts w:ascii="Times New Roman" w:hAnsi="Times New Roman" w:cs="Times New Roman"/>
+          <w:b/>
+          <w:sz w:val="28"/>
+          <w:color w:val="000000"/>
+        </w:rPr>
+        <w:t xml:space="preserve">Проблема, яку він вирішує:</w:t>
+      </w:r>
+      <w:r>
+        <w:rPr>
+          <w:rFonts w:ascii="Times New Roman" w:hAnsi="Times New Roman" w:cs="Times New Roman"/>
+          <w:sz w:val="28"/>
+          <w:color w:val="000000"/>
+        </w:rPr>
+        <w:t xml:space="preserve"> Без репозиторію контролери або сервіси безпосередньо звертаються до </w:t>
+      </w:r>
+      <w:r>
+        <w:rPr>
+          <w:rFonts w:ascii="Times New Roman" w:hAnsi="Times New Roman"/>
+          <w:sz w:val="28"/>
+          <w:color w:val="000000"/>
+        </w:rPr>
+        <w:t xml:space="preserve">DbContext</w:t>
+      </w:r>
+      <w:r>
+        <w:rPr>
+          <w:rFonts w:ascii="Times New Roman" w:hAnsi="Times New Roman" w:cs="Times New Roman"/>
+          <w:sz w:val="28"/>
+          <w:color w:val="000000"/>
+        </w:rPr>
+        <w:t xml:space="preserve"> чи SQL-драйверів, що призводить до жорсткої зв'язності (tight coupling) між бізнес-логікою та конкретною СУБД.</w:t>
+      </w:r>
+    </w:p>
+    <w:p>
+      <w:pPr>
         <w:ind w:left="720" w:hanging="360"/>
-      </w:pPr>
-      <w:r>
-        <w:rPr>
-          <w:rFonts w:ascii="Calibri" w:hAnsi="Calibri"/>
-          <w:b/>
-          <w:color w:val="003366"/>
-          <w:sz w:val="22"/>
+        <w:spacing w:before="0" w:after="60" w:line="240" w:lineRule="auto"/>
+        <w:rPr>
+          <w:rFonts w:ascii="Times New Roman" w:hAnsi="Times New Roman" w:cs="Times New Roman"/>
+          <w:color w:val="000000"/>
+          <w:sz w:val="28"/>
+        </w:rPr>
+      </w:pPr>
+      <w:r>
+        <w:rPr>
+          <w:rFonts w:ascii="Times New Roman" w:hAnsi="Times New Roman"/>
+          <w:color w:val="000000"/>
+          <w:sz w:val="28"/>
+          <w:b/>
         </w:rPr>
         <w:t xml:space="preserve">• </w:t>
       </w:r>
@@ -5902,82 +6290,32 @@
         <w:rPr>
           <w:rFonts w:ascii="Times New Roman" w:hAnsi="Times New Roman" w:cs="Times New Roman"/>
           <w:b/>
-          <w:color w:val="222222"/>
-          <w:sz w:val="22"/>
-        </w:rPr>
-        <w:t xml:space="preserve">Проблема, яку він вирішує:</w:t>
-      </w:r>
-      <w:r>
-        <w:rPr>
-          <w:rFonts w:ascii="Times New Roman" w:hAnsi="Times New Roman" w:cs="Times New Roman"/>
-          <w:color w:val="222222"/>
-          <w:sz w:val="22"/>
-        </w:rPr>
-        <w:t xml:space="preserve"> Без репозиторію контролери або сервіси безпосередньо звертаються до </w:t>
-      </w:r>
-      <w:r>
-        <w:rPr>
-          <w:rFonts w:ascii="Consolas" w:hAnsi="Consolas"/>
-          <w:color w:val="C7254E"/>
-          <w:sz w:val="20"/>
-          <w:shd w:val="clear" w:color="auto" w:fill="F9F2F4"/>
-        </w:rPr>
-        <w:t xml:space="preserve">DbContext</w:t>
-      </w:r>
-      <w:r>
-        <w:rPr>
-          <w:rFonts w:ascii="Times New Roman" w:hAnsi="Times New Roman" w:cs="Times New Roman"/>
-          <w:color w:val="222222"/>
-          <w:sz w:val="22"/>
-        </w:rPr>
-        <w:t xml:space="preserve"> чи SQL-драйверів, що призводить до жорсткої зв'язності (tight coupling) між бізнес-логікою та конкретною СУБД.</w:t>
-      </w:r>
-    </w:p>
-    <w:p>
-      <w:pPr>
-        <w:spacing w:before="0" w:after="60" w:line="240" w:lineRule="auto"/>
-        <w:ind w:left="720" w:hanging="360"/>
-      </w:pPr>
-      <w:r>
-        <w:rPr>
-          <w:rFonts w:ascii="Calibri" w:hAnsi="Calibri"/>
-          <w:b/>
-          <w:color w:val="003366"/>
-          <w:sz w:val="22"/>
-        </w:rPr>
-        <w:t xml:space="preserve">• </w:t>
-      </w:r>
-      <w:r>
-        <w:rPr>
-          <w:rFonts w:ascii="Times New Roman" w:hAnsi="Times New Roman" w:cs="Times New Roman"/>
-          <w:b/>
-          <w:color w:val="222222"/>
-          <w:sz w:val="22"/>
+          <w:sz w:val="28"/>
+          <w:color w:val="000000"/>
         </w:rPr>
         <w:t xml:space="preserve">Полегшення тестування:</w:t>
       </w:r>
       <w:r>
         <w:rPr>
           <w:rFonts w:ascii="Times New Roman" w:hAnsi="Times New Roman" w:cs="Times New Roman"/>
-          <w:color w:val="222222"/>
-          <w:sz w:val="22"/>
+          <w:sz w:val="28"/>
+          <w:color w:val="000000"/>
         </w:rPr>
         <w:t xml:space="preserve"> Завдяки інтерфейсу (</w:t>
       </w:r>
       <w:r>
         <w:rPr>
-          <w:rFonts w:ascii="Consolas" w:hAnsi="Consolas"/>
-          <w:color w:val="C7254E"/>
-          <w:sz w:val="20"/>
-          <w:shd w:val="clear" w:color="auto" w:fill="F9F2F4"/>
+          <w:rFonts w:ascii="Times New Roman" w:hAnsi="Times New Roman"/>
+          <w:sz w:val="28"/>
+          <w:color w:val="000000"/>
         </w:rPr>
         <w:t xml:space="preserve">IBookRepository</w:t>
       </w:r>
       <w:r>
         <w:rPr>
           <w:rFonts w:ascii="Times New Roman" w:hAnsi="Times New Roman" w:cs="Times New Roman"/>
-          <w:color w:val="222222"/>
-          <w:sz w:val="22"/>
+          <w:sz w:val="28"/>
+          <w:color w:val="000000"/>
         </w:rPr>
         <w:t xml:space="preserve">), бізнес-логіку можна протестувати у повній ізоляції за допомогою інструментів мокування (Moq/NSubstitute). Мок-об'єкт замінює реальний доступ до БД миттєвим поверненням даних із пам'яті, що робить unit-тести надзвичайно швидкими, стабільними та незалежними від наявності зв'язку з базою даних.</w:t>
       </w:r>
@@ -5985,21 +6323,26 @@
     <w:p>
       <w:pPr>
         <w:pBdr>
-          <w:bottom w:val="single" w:color="B0C4DE" w:sz="6"/>
+          <w:bottom w:val="single" w:color="888888" w:sz="6"/>
         </w:pBdr>
         <w:spacing w:before="120" w:after="120"/>
       </w:pPr>
     </w:p>
     <w:p>
       <w:pPr>
-        <w:spacing w:before="180" w:after="80" w:line="260" w:lineRule="auto"/>
-      </w:pPr>
-      <w:r>
-        <w:rPr>
-          <w:rFonts w:ascii="Times New Roman" w:hAnsi="Times New Roman" w:cs="Times New Roman"/>
-          <w:b/>
-          <w:color w:val="2C3E50"/>
-          <w:sz w:val="24"/>
+        <w:spacing w:before="240" w:after="100" w:line="260" w:lineRule="auto"/>
+        <w:rPr>
+          <w:rFonts w:ascii="Times New Roman" w:hAnsi="Times New Roman" w:cs="Times New Roman"/>
+          <w:color w:val="000000"/>
+          <w:sz w:val="28"/>
+        </w:rPr>
+      </w:pPr>
+      <w:r>
+        <w:rPr>
+          <w:rFonts w:ascii="Times New Roman" w:hAnsi="Times New Roman" w:cs="Times New Roman"/>
+          <w:b/>
+          <w:sz w:val="28"/>
+          <w:color w:val="000000"/>
         </w:rPr>
         <w:t xml:space="preserve">2. У чому призначення Unit of Work і чим він відрізняється від окремих незалежних репозиторіїв?</w:t>
       </w:r>
@@ -6007,28 +6350,108 @@
     <w:p>
       <w:pPr>
         <w:spacing w:before="0" w:after="120" w:line="260" w:lineRule="auto"/>
-      </w:pPr>
-      <w:r>
-        <w:rPr>
-          <w:rFonts w:ascii="Times New Roman" w:hAnsi="Times New Roman" w:cs="Times New Roman"/>
-          <w:b/>
-          <w:color w:val="222222"/>
-          <w:sz w:val="22"/>
+        <w:rPr>
+          <w:rFonts w:ascii="Times New Roman" w:hAnsi="Times New Roman" w:cs="Times New Roman"/>
+          <w:color w:val="000000"/>
+          <w:sz w:val="28"/>
+        </w:rPr>
+      </w:pPr>
+      <w:r>
+        <w:rPr>
+          <w:rFonts w:ascii="Times New Roman" w:hAnsi="Times New Roman" w:cs="Times New Roman"/>
+          <w:b/>
+          <w:sz w:val="28"/>
+          <w:color w:val="000000"/>
         </w:rPr>
         <w:t xml:space="preserve">Відповідь:</w:t>
       </w:r>
     </w:p>
     <w:p>
       <w:pPr>
+        <w:ind w:left="720" w:hanging="360"/>
         <w:spacing w:before="0" w:after="60" w:line="240" w:lineRule="auto"/>
+        <w:rPr>
+          <w:rFonts w:ascii="Times New Roman" w:hAnsi="Times New Roman" w:cs="Times New Roman"/>
+          <w:color w:val="000000"/>
+          <w:sz w:val="28"/>
+        </w:rPr>
+      </w:pPr>
+      <w:r>
+        <w:rPr>
+          <w:rFonts w:ascii="Times New Roman" w:hAnsi="Times New Roman"/>
+          <w:color w:val="000000"/>
+          <w:sz w:val="28"/>
+          <w:b/>
+        </w:rPr>
+        <w:t xml:space="preserve">• </w:t>
+      </w:r>
+      <w:r>
+        <w:rPr>
+          <w:rFonts w:ascii="Times New Roman" w:hAnsi="Times New Roman" w:cs="Times New Roman"/>
+          <w:b/>
+          <w:sz w:val="28"/>
+          <w:color w:val="000000"/>
+        </w:rPr>
+        <w:t xml:space="preserve">Призначення:</w:t>
+      </w:r>
+      <w:r>
+        <w:rPr>
+          <w:rFonts w:ascii="Times New Roman" w:hAnsi="Times New Roman" w:cs="Times New Roman"/>
+          <w:sz w:val="28"/>
+          <w:color w:val="000000"/>
+        </w:rPr>
+        <w:t xml:space="preserve"> Шаблон </w:t>
+      </w:r>
+      <w:r>
+        <w:rPr>
+          <w:rFonts w:ascii="Times New Roman" w:hAnsi="Times New Roman" w:cs="Times New Roman"/>
+          <w:b/>
+          <w:sz w:val="28"/>
+          <w:color w:val="000000"/>
+        </w:rPr>
+        <w:t xml:space="preserve">Unit of Work</w:t>
+      </w:r>
+      <w:r>
+        <w:rPr>
+          <w:rFonts w:ascii="Times New Roman" w:hAnsi="Times New Roman" w:cs="Times New Roman"/>
+          <w:sz w:val="28"/>
+          <w:color w:val="000000"/>
+        </w:rPr>
+        <w:t xml:space="preserve"> забезпечує підтримку транзакційної цілісності (ACID) під час виконання операцій, що зачіпають декілька різних репозиторіїв. Він веде облік усіх змін (створення, редагування, видалення) і гарантує, що вони будуть або збережені в базі даних одночасно в межах єдиної транзакції через спільний виклик </w:t>
+      </w:r>
+      <w:r>
+        <w:rPr>
+          <w:rFonts w:ascii="Times New Roman" w:hAnsi="Times New Roman"/>
+          <w:sz w:val="28"/>
+          <w:color w:val="000000"/>
+        </w:rPr>
+        <w:t xml:space="preserve">SaveChangesAsync()</w:t>
+      </w:r>
+      <w:r>
+        <w:rPr>
+          <w:rFonts w:ascii="Times New Roman" w:hAnsi="Times New Roman" w:cs="Times New Roman"/>
+          <w:sz w:val="28"/>
+          <w:color w:val="000000"/>
+        </w:rPr>
+        <w:t xml:space="preserve">, або скасовані (rollback) у разі помилки.</w:t>
+      </w:r>
+    </w:p>
+    <w:p>
+      <w:pPr>
         <w:ind w:left="720" w:hanging="360"/>
-      </w:pPr>
-      <w:r>
-        <w:rPr>
-          <w:rFonts w:ascii="Calibri" w:hAnsi="Calibri"/>
-          <w:b/>
-          <w:color w:val="003366"/>
-          <w:sz w:val="22"/>
+        <w:spacing w:before="0" w:after="60" w:line="240" w:lineRule="auto"/>
+        <w:rPr>
+          <w:rFonts w:ascii="Times New Roman" w:hAnsi="Times New Roman" w:cs="Times New Roman"/>
+          <w:color w:val="000000"/>
+          <w:sz w:val="28"/>
+        </w:rPr>
+      </w:pPr>
+      <w:r>
+        <w:rPr>
+          <w:rFonts w:ascii="Times New Roman" w:hAnsi="Times New Roman"/>
+          <w:color w:val="000000"/>
+          <w:sz w:val="28"/>
+          <w:b/>
         </w:rPr>
         <w:t xml:space="preserve">• </w:t>
       </w:r>
@@ -6036,133 +6459,64 @@
         <w:rPr>
           <w:rFonts w:ascii="Times New Roman" w:hAnsi="Times New Roman" w:cs="Times New Roman"/>
           <w:b/>
-          <w:color w:val="222222"/>
-          <w:sz w:val="22"/>
-        </w:rPr>
-        <w:t xml:space="preserve">Призначення:</w:t>
-      </w:r>
-      <w:r>
-        <w:rPr>
-          <w:rFonts w:ascii="Times New Roman" w:hAnsi="Times New Roman" w:cs="Times New Roman"/>
-          <w:color w:val="222222"/>
-          <w:sz w:val="22"/>
-        </w:rPr>
-        <w:t xml:space="preserve"> Шаблон </w:t>
-      </w:r>
-      <w:r>
-        <w:rPr>
-          <w:rFonts w:ascii="Times New Roman" w:hAnsi="Times New Roman" w:cs="Times New Roman"/>
-          <w:b/>
-          <w:color w:val="222222"/>
-          <w:sz w:val="22"/>
+          <w:sz w:val="28"/>
+          <w:color w:val="000000"/>
+        </w:rPr>
+        <w:t xml:space="preserve">Відмінність від окремих репозиторіїв:</w:t>
+      </w:r>
+      <w:r>
+        <w:rPr>
+          <w:rFonts w:ascii="Times New Roman" w:hAnsi="Times New Roman" w:cs="Times New Roman"/>
+          <w:sz w:val="28"/>
+          <w:color w:val="000000"/>
+        </w:rPr>
+        <w:t xml:space="preserve"> Якщо кожен репозиторій самостійно викликатиме </w:t>
+      </w:r>
+      <w:r>
+        <w:rPr>
+          <w:rFonts w:ascii="Times New Roman" w:hAnsi="Times New Roman"/>
+          <w:sz w:val="28"/>
+          <w:color w:val="000000"/>
+        </w:rPr>
+        <w:t xml:space="preserve">SaveChanges()</w:t>
+      </w:r>
+      <w:r>
+        <w:rPr>
+          <w:rFonts w:ascii="Times New Roman" w:hAnsi="Times New Roman" w:cs="Times New Roman"/>
+          <w:sz w:val="28"/>
+          <w:color w:val="000000"/>
+        </w:rPr>
+        <w:t xml:space="preserve">, то операція, яка створює книгу і списує екземпляр у формулярі видачі, може зберегти першу сутність і впасти на другій, спричинивши розрив узгодженості даних. </w:t>
+      </w:r>
+      <w:r>
+        <w:rPr>
+          <w:rFonts w:ascii="Times New Roman" w:hAnsi="Times New Roman"/>
+          <w:sz w:val="28"/>
+          <w:color w:val="000000"/>
         </w:rPr>
         <w:t xml:space="preserve">Unit of Work</w:t>
       </w:r>
       <w:r>
         <w:rPr>
           <w:rFonts w:ascii="Times New Roman" w:hAnsi="Times New Roman" w:cs="Times New Roman"/>
-          <w:color w:val="222222"/>
-          <w:sz w:val="22"/>
-        </w:rPr>
-        <w:t xml:space="preserve"> забезпечує підтримку транзакційної цілісності (ACID) під час виконання операцій, що зачіпають декілька різних репозиторіїв. Він веде облік усіх змін (створення, редагування, видалення) і гарантує, що вони будуть або збережені в базі даних одночасно в межах єдиної транзакції через спільний виклик </w:t>
-      </w:r>
-      <w:r>
-        <w:rPr>
-          <w:rFonts w:ascii="Consolas" w:hAnsi="Consolas"/>
-          <w:color w:val="C7254E"/>
-          <w:sz w:val="20"/>
-          <w:shd w:val="clear" w:color="auto" w:fill="F9F2F4"/>
-        </w:rPr>
-        <w:t xml:space="preserve">SaveChangesAsync()</w:t>
-      </w:r>
-      <w:r>
-        <w:rPr>
-          <w:rFonts w:ascii="Times New Roman" w:hAnsi="Times New Roman" w:cs="Times New Roman"/>
-          <w:color w:val="222222"/>
-          <w:sz w:val="22"/>
-        </w:rPr>
-        <w:t xml:space="preserve">, або скасовані (rollback) у разі помилки.</w:t>
-      </w:r>
-    </w:p>
-    <w:p>
-      <w:pPr>
-        <w:spacing w:before="0" w:after="60" w:line="240" w:lineRule="auto"/>
-        <w:ind w:left="720" w:hanging="360"/>
-      </w:pPr>
-      <w:r>
-        <w:rPr>
-          <w:rFonts w:ascii="Calibri" w:hAnsi="Calibri"/>
-          <w:b/>
-          <w:color w:val="003366"/>
-          <w:sz w:val="22"/>
-        </w:rPr>
-        <w:t xml:space="preserve">• </w:t>
-      </w:r>
-      <w:r>
-        <w:rPr>
-          <w:rFonts w:ascii="Times New Roman" w:hAnsi="Times New Roman" w:cs="Times New Roman"/>
-          <w:b/>
-          <w:color w:val="222222"/>
-          <w:sz w:val="22"/>
-        </w:rPr>
-        <w:t xml:space="preserve">Відмінність від окремих репозиторіїв:</w:t>
-      </w:r>
-      <w:r>
-        <w:rPr>
-          <w:rFonts w:ascii="Times New Roman" w:hAnsi="Times New Roman" w:cs="Times New Roman"/>
-          <w:color w:val="222222"/>
-          <w:sz w:val="22"/>
-        </w:rPr>
-        <w:t xml:space="preserve"> Якщо кожен репозиторій самостійно викликатиме </w:t>
-      </w:r>
-      <w:r>
-        <w:rPr>
-          <w:rFonts w:ascii="Consolas" w:hAnsi="Consolas"/>
-          <w:color w:val="C7254E"/>
-          <w:sz w:val="20"/>
-          <w:shd w:val="clear" w:color="auto" w:fill="F9F2F4"/>
-        </w:rPr>
-        <w:t xml:space="preserve">SaveChanges()</w:t>
-      </w:r>
-      <w:r>
-        <w:rPr>
-          <w:rFonts w:ascii="Times New Roman" w:hAnsi="Times New Roman" w:cs="Times New Roman"/>
-          <w:color w:val="222222"/>
-          <w:sz w:val="22"/>
-        </w:rPr>
-        <w:t xml:space="preserve">, то операція, яка створює книгу і списує екземпляр у формулярі видачі, може зберегти першу сутність і впасти на другій, спричинивши розрив узгодженості даних. </w:t>
-      </w:r>
-      <w:r>
-        <w:rPr>
-          <w:rFonts w:ascii="Consolas" w:hAnsi="Consolas"/>
-          <w:color w:val="C7254E"/>
-          <w:sz w:val="20"/>
-          <w:shd w:val="clear" w:color="auto" w:fill="F9F2F4"/>
-        </w:rPr>
-        <w:t xml:space="preserve">Unit of Work</w:t>
-      </w:r>
-      <w:r>
-        <w:rPr>
-          <w:rFonts w:ascii="Times New Roman" w:hAnsi="Times New Roman" w:cs="Times New Roman"/>
-          <w:color w:val="222222"/>
-          <w:sz w:val="22"/>
+          <w:sz w:val="28"/>
+          <w:color w:val="000000"/>
         </w:rPr>
         <w:t xml:space="preserve"> об'єднує всі репозиторії навколо єдиного контексту (</w:t>
       </w:r>
       <w:r>
         <w:rPr>
-          <w:rFonts w:ascii="Consolas" w:hAnsi="Consolas"/>
-          <w:color w:val="C7254E"/>
-          <w:sz w:val="20"/>
-          <w:shd w:val="clear" w:color="auto" w:fill="F9F2F4"/>
+          <w:rFonts w:ascii="Times New Roman" w:hAnsi="Times New Roman"/>
+          <w:sz w:val="28"/>
+          <w:color w:val="000000"/>
         </w:rPr>
         <w:t xml:space="preserve">DbContext</w:t>
       </w:r>
       <w:r>
         <w:rPr>
           <w:rFonts w:ascii="Times New Roman" w:hAnsi="Times New Roman" w:cs="Times New Roman"/>
-          <w:color w:val="222222"/>
-          <w:sz w:val="22"/>
+          <w:sz w:val="28"/>
+          <w:color w:val="000000"/>
         </w:rPr>
         <w:t xml:space="preserve">).</w:t>
       </w:r>
@@ -6170,21 +6524,26 @@
     <w:p>
       <w:pPr>
         <w:pBdr>
-          <w:bottom w:val="single" w:color="B0C4DE" w:sz="6"/>
+          <w:bottom w:val="single" w:color="888888" w:sz="6"/>
         </w:pBdr>
         <w:spacing w:before="120" w:after="120"/>
       </w:pPr>
     </w:p>
     <w:p>
       <w:pPr>
-        <w:spacing w:before="180" w:after="80" w:line="260" w:lineRule="auto"/>
-      </w:pPr>
-      <w:r>
-        <w:rPr>
-          <w:rFonts w:ascii="Times New Roman" w:hAnsi="Times New Roman" w:cs="Times New Roman"/>
-          <w:b/>
-          <w:color w:val="2C3E50"/>
-          <w:sz w:val="24"/>
+        <w:spacing w:before="240" w:after="100" w:line="260" w:lineRule="auto"/>
+        <w:rPr>
+          <w:rFonts w:ascii="Times New Roman" w:hAnsi="Times New Roman" w:cs="Times New Roman"/>
+          <w:color w:val="000000"/>
+          <w:sz w:val="28"/>
+        </w:rPr>
+      </w:pPr>
+      <w:r>
+        <w:rPr>
+          <w:rFonts w:ascii="Times New Roman" w:hAnsi="Times New Roman" w:cs="Times New Roman"/>
+          <w:b/>
+          <w:sz w:val="28"/>
+          <w:color w:val="000000"/>
         </w:rPr>
         <w:t xml:space="preserve">3. Чим unit-тест принципово відрізняється від інтеграційного тесту? Наведіть приклад кожного для цього проєкту.</w:t>
       </w:r>
@@ -6192,28 +6551,160 @@
     <w:p>
       <w:pPr>
         <w:spacing w:before="0" w:after="120" w:line="260" w:lineRule="auto"/>
-      </w:pPr>
-      <w:r>
-        <w:rPr>
-          <w:rFonts w:ascii="Times New Roman" w:hAnsi="Times New Roman" w:cs="Times New Roman"/>
-          <w:b/>
-          <w:color w:val="222222"/>
-          <w:sz w:val="22"/>
+        <w:rPr>
+          <w:rFonts w:ascii="Times New Roman" w:hAnsi="Times New Roman" w:cs="Times New Roman"/>
+          <w:color w:val="000000"/>
+          <w:sz w:val="28"/>
+        </w:rPr>
+      </w:pPr>
+      <w:r>
+        <w:rPr>
+          <w:rFonts w:ascii="Times New Roman" w:hAnsi="Times New Roman" w:cs="Times New Roman"/>
+          <w:b/>
+          <w:sz w:val="28"/>
+          <w:color w:val="000000"/>
         </w:rPr>
         <w:t xml:space="preserve">Відповідь:</w:t>
       </w:r>
     </w:p>
     <w:p>
       <w:pPr>
+        <w:ind w:left="720" w:hanging="360"/>
         <w:spacing w:before="0" w:after="60" w:line="240" w:lineRule="auto"/>
+        <w:rPr>
+          <w:rFonts w:ascii="Times New Roman" w:hAnsi="Times New Roman" w:cs="Times New Roman"/>
+          <w:color w:val="000000"/>
+          <w:sz w:val="28"/>
+        </w:rPr>
+      </w:pPr>
+      <w:r>
+        <w:rPr>
+          <w:rFonts w:ascii="Times New Roman" w:hAnsi="Times New Roman"/>
+          <w:color w:val="000000"/>
+          <w:sz w:val="28"/>
+          <w:b/>
+        </w:rPr>
+        <w:t xml:space="preserve">• </w:t>
+      </w:r>
+      <w:r>
+        <w:rPr>
+          <w:rFonts w:ascii="Times New Roman" w:hAnsi="Times New Roman" w:cs="Times New Roman"/>
+          <w:b/>
+          <w:sz w:val="28"/>
+          <w:color w:val="000000"/>
+        </w:rPr>
+        <w:t xml:space="preserve">Unit-тест (модульний тест):</w:t>
+      </w:r>
+      <w:r>
+        <w:rPr>
+          <w:rFonts w:ascii="Times New Roman" w:hAnsi="Times New Roman" w:cs="Times New Roman"/>
+          <w:sz w:val="28"/>
+          <w:color w:val="000000"/>
+        </w:rPr>
+        <w:t xml:space="preserve"> Перевіряє роботу одного ізольованого компонента (класу чи методу) у повній ізоляції від зовнішнього середовища (БД, файлової системи, мережі, HTTP-контексту). Усі зовнішні залежності замінюються заглушками (Mocks/Stubs). Працює за частки мілісекунди.</w:t>
+      </w:r>
+    </w:p>
+    <w:p>
+      <w:pPr>
+        <w:ind w:left="1440" w:hanging="360"/>
+        <w:spacing w:before="0" w:after="60" w:line="240" w:lineRule="auto"/>
+        <w:rPr>
+          <w:rFonts w:ascii="Times New Roman" w:hAnsi="Times New Roman" w:cs="Times New Roman"/>
+          <w:color w:val="000000"/>
+          <w:sz w:val="28"/>
+        </w:rPr>
+      </w:pPr>
+      <w:r>
+        <w:rPr>
+          <w:rFonts w:ascii="Times New Roman" w:hAnsi="Times New Roman"/>
+          <w:color w:val="000000"/>
+          <w:sz w:val="28"/>
+          <w:b/>
+        </w:rPr>
+        <w:t xml:space="preserve">• </w:t>
+      </w:r>
+      <w:r>
+        <w:rPr>
+          <w:rFonts w:ascii="Times New Roman" w:hAnsi="Times New Roman" w:cs="Times New Roman"/>
+          <w:i/>
+          <w:sz w:val="28"/>
+          <w:color w:val="000000"/>
+        </w:rPr>
+        <w:t xml:space="preserve">Приклад у проєкті:</w:t>
+      </w:r>
+      <w:r>
+        <w:rPr>
+          <w:rFonts w:ascii="Times New Roman" w:hAnsi="Times New Roman" w:cs="Times New Roman"/>
+          <w:sz w:val="28"/>
+          <w:color w:val="000000"/>
+        </w:rPr>
+        <w:t xml:space="preserve"> Метод </w:t>
+      </w:r>
+      <w:r>
+        <w:rPr>
+          <w:rFonts w:ascii="Times New Roman" w:hAnsi="Times New Roman"/>
+          <w:sz w:val="28"/>
+          <w:color w:val="000000"/>
+        </w:rPr>
+        <w:t xml:space="preserve">CreateBookAsync_WhenAuthorDoesNotExist_ThrowsBusinessRuleValidationException</w:t>
+      </w:r>
+      <w:r>
+        <w:rPr>
+          <w:rFonts w:ascii="Times New Roman" w:hAnsi="Times New Roman" w:cs="Times New Roman"/>
+          <w:sz w:val="28"/>
+          <w:color w:val="000000"/>
+        </w:rPr>
+        <w:t xml:space="preserve">, де </w:t>
+      </w:r>
+      <w:r>
+        <w:rPr>
+          <w:rFonts w:ascii="Times New Roman" w:hAnsi="Times New Roman"/>
+          <w:sz w:val="28"/>
+          <w:color w:val="000000"/>
+        </w:rPr>
+        <w:t xml:space="preserve">IUnitOfWork</w:t>
+      </w:r>
+      <w:r>
+        <w:rPr>
+          <w:rFonts w:ascii="Times New Roman" w:hAnsi="Times New Roman" w:cs="Times New Roman"/>
+          <w:sz w:val="28"/>
+          <w:color w:val="000000"/>
+        </w:rPr>
+        <w:t xml:space="preserve"> та репозиторії змоковані за допомогою Moq, перевіряючи лише правильність спрацювання перевірки правила в </w:t>
+      </w:r>
+      <w:r>
+        <w:rPr>
+          <w:rFonts w:ascii="Times New Roman" w:hAnsi="Times New Roman"/>
+          <w:sz w:val="28"/>
+          <w:color w:val="000000"/>
+        </w:rPr>
+        <w:t xml:space="preserve">BookService</w:t>
+      </w:r>
+      <w:r>
+        <w:rPr>
+          <w:rFonts w:ascii="Times New Roman" w:hAnsi="Times New Roman" w:cs="Times New Roman"/>
+          <w:sz w:val="28"/>
+          <w:color w:val="000000"/>
+        </w:rPr>
+        <w:t xml:space="preserve">.</w:t>
+      </w:r>
+    </w:p>
+    <w:p>
+      <w:pPr>
         <w:ind w:left="720" w:hanging="360"/>
-      </w:pPr>
-      <w:r>
-        <w:rPr>
-          <w:rFonts w:ascii="Calibri" w:hAnsi="Calibri"/>
-          <w:b/>
-          <w:color w:val="003366"/>
-          <w:sz w:val="22"/>
+        <w:spacing w:before="0" w:after="60" w:line="240" w:lineRule="auto"/>
+        <w:rPr>
+          <w:rFonts w:ascii="Times New Roman" w:hAnsi="Times New Roman" w:cs="Times New Roman"/>
+          <w:color w:val="000000"/>
+          <w:sz w:val="28"/>
+        </w:rPr>
+      </w:pPr>
+      <w:r>
+        <w:rPr>
+          <w:rFonts w:ascii="Times New Roman" w:hAnsi="Times New Roman"/>
+          <w:color w:val="000000"/>
+          <w:sz w:val="28"/>
+          <w:b/>
         </w:rPr>
         <w:t xml:space="preserve">• </w:t>
       </w:r>
@@ -6221,31 +6712,36 @@
         <w:rPr>
           <w:rFonts w:ascii="Times New Roman" w:hAnsi="Times New Roman" w:cs="Times New Roman"/>
           <w:b/>
-          <w:color w:val="222222"/>
-          <w:sz w:val="22"/>
-        </w:rPr>
-        <w:t xml:space="preserve">Unit-тест (модульний тест):</w:t>
-      </w:r>
-      <w:r>
-        <w:rPr>
-          <w:rFonts w:ascii="Times New Roman" w:hAnsi="Times New Roman" w:cs="Times New Roman"/>
-          <w:color w:val="222222"/>
-          <w:sz w:val="22"/>
-        </w:rPr>
-        <w:t xml:space="preserve"> Перевіряє роботу одного ізольованого компонента (класу чи методу) у повній ізоляції від зовнішнього середовища (БД, файлової системи, мережі, HTTP-контексту). Усі зовнішні залежності замінюються заглушками (Mocks/Stubs). Працює за частки мілісекунди.</w:t>
-      </w:r>
-    </w:p>
-    <w:p>
-      <w:pPr>
+          <w:sz w:val="28"/>
+          <w:color w:val="000000"/>
+        </w:rPr>
+        <w:t xml:space="preserve">Інтеграційний тест:</w:t>
+      </w:r>
+      <w:r>
+        <w:rPr>
+          <w:rFonts w:ascii="Times New Roman" w:hAnsi="Times New Roman" w:cs="Times New Roman"/>
+          <w:sz w:val="28"/>
+          <w:color w:val="000000"/>
+        </w:rPr>
+        <w:t xml:space="preserve"> Перевіряє взаємодію декількох взаємопов'язаних компонентів системи між собою (конвеєр ASP.NET Core, routing, model binding, валідація, DI-контейнер, реальна БД або in-memory база).</w:t>
+      </w:r>
+    </w:p>
+    <w:p>
+      <w:pPr>
+        <w:ind w:left="1440" w:hanging="360"/>
         <w:spacing w:before="0" w:after="60" w:line="240" w:lineRule="auto"/>
-        <w:ind w:left="1440" w:hanging="360"/>
-      </w:pPr>
-      <w:r>
-        <w:rPr>
-          <w:rFonts w:ascii="Calibri" w:hAnsi="Calibri"/>
-          <w:b/>
-          <w:color w:val="003366"/>
-          <w:sz w:val="22"/>
+        <w:rPr>
+          <w:rFonts w:ascii="Times New Roman" w:hAnsi="Times New Roman" w:cs="Times New Roman"/>
+          <w:color w:val="000000"/>
+          <w:sz w:val="28"/>
+        </w:rPr>
+      </w:pPr>
+      <w:r>
+        <w:rPr>
+          <w:rFonts w:ascii="Times New Roman" w:hAnsi="Times New Roman"/>
+          <w:color w:val="000000"/>
+          <w:sz w:val="28"/>
+          <w:b/>
         </w:rPr>
         <w:t xml:space="preserve">• </w:t>
       </w:r>
@@ -6253,204 +6749,91 @@
         <w:rPr>
           <w:rFonts w:ascii="Times New Roman" w:hAnsi="Times New Roman" w:cs="Times New Roman"/>
           <w:i/>
-          <w:color w:val="222222"/>
-          <w:sz w:val="22"/>
+          <w:sz w:val="28"/>
+          <w:color w:val="000000"/>
         </w:rPr>
         <w:t xml:space="preserve">Приклад у проєкті:</w:t>
       </w:r>
       <w:r>
         <w:rPr>
           <w:rFonts w:ascii="Times New Roman" w:hAnsi="Times New Roman" w:cs="Times New Roman"/>
-          <w:color w:val="222222"/>
-          <w:sz w:val="22"/>
+          <w:sz w:val="28"/>
+          <w:color w:val="000000"/>
         </w:rPr>
         <w:t xml:space="preserve"> Метод </w:t>
       </w:r>
       <w:r>
         <w:rPr>
-          <w:rFonts w:ascii="Consolas" w:hAnsi="Consolas"/>
-          <w:color w:val="C7254E"/>
-          <w:sz w:val="20"/>
-          <w:shd w:val="clear" w:color="auto" w:fill="F9F2F4"/>
-        </w:rPr>
-        <w:t xml:space="preserve">CreateBookAsync_WhenAuthorDoesNotExist_ThrowsBusinessRuleValidationException</w:t>
-      </w:r>
-      <w:r>
-        <w:rPr>
-          <w:rFonts w:ascii="Times New Roman" w:hAnsi="Times New Roman" w:cs="Times New Roman"/>
-          <w:color w:val="222222"/>
-          <w:sz w:val="22"/>
-        </w:rPr>
-        <w:t xml:space="preserve">, де </w:t>
-      </w:r>
-      <w:r>
-        <w:rPr>
-          <w:rFonts w:ascii="Consolas" w:hAnsi="Consolas"/>
-          <w:color w:val="C7254E"/>
-          <w:sz w:val="20"/>
-          <w:shd w:val="clear" w:color="auto" w:fill="F9F2F4"/>
-        </w:rPr>
-        <w:t xml:space="preserve">IUnitOfWork</w:t>
-      </w:r>
-      <w:r>
-        <w:rPr>
-          <w:rFonts w:ascii="Times New Roman" w:hAnsi="Times New Roman" w:cs="Times New Roman"/>
-          <w:color w:val="222222"/>
-          <w:sz w:val="22"/>
-        </w:rPr>
-        <w:t xml:space="preserve"> та репозиторії змоковані за допомогою Moq, перевіряючи лише правильність спрацювання перевірки правила в </w:t>
-      </w:r>
-      <w:r>
-        <w:rPr>
-          <w:rFonts w:ascii="Consolas" w:hAnsi="Consolas"/>
-          <w:color w:val="C7254E"/>
-          <w:sz w:val="20"/>
-          <w:shd w:val="clear" w:color="auto" w:fill="F9F2F4"/>
-        </w:rPr>
-        <w:t xml:space="preserve">BookService</w:t>
-      </w:r>
-      <w:r>
-        <w:rPr>
-          <w:rFonts w:ascii="Times New Roman" w:hAnsi="Times New Roman" w:cs="Times New Roman"/>
-          <w:color w:val="222222"/>
-          <w:sz w:val="22"/>
+          <w:rFonts w:ascii="Times New Roman" w:hAnsi="Times New Roman"/>
+          <w:sz w:val="28"/>
+          <w:color w:val="000000"/>
+        </w:rPr>
+        <w:t xml:space="preserve">CreateBook_WithValidData_ReturnsCreated</w:t>
+      </w:r>
+      <w:r>
+        <w:rPr>
+          <w:rFonts w:ascii="Times New Roman" w:hAnsi="Times New Roman" w:cs="Times New Roman"/>
+          <w:sz w:val="28"/>
+          <w:color w:val="000000"/>
+        </w:rPr>
+        <w:t xml:space="preserve"> за допомогою </w:t>
+      </w:r>
+      <w:r>
+        <w:rPr>
+          <w:rFonts w:ascii="Times New Roman" w:hAnsi="Times New Roman"/>
+          <w:sz w:val="28"/>
+          <w:color w:val="000000"/>
+        </w:rPr>
+        <w:t xml:space="preserve">WebApplicationFactory&lt;Program&gt;</w:t>
+      </w:r>
+      <w:r>
+        <w:rPr>
+          <w:rFonts w:ascii="Times New Roman" w:hAnsi="Times New Roman" w:cs="Times New Roman"/>
+          <w:sz w:val="28"/>
+          <w:color w:val="000000"/>
+        </w:rPr>
+        <w:t xml:space="preserve">, що відправляє реальний HTTP POST-запит, проходить весь стек middleware, звертається до SQLite-бази та перевіряє код статусу </w:t>
+      </w:r>
+      <w:r>
+        <w:rPr>
+          <w:rFonts w:ascii="Times New Roman" w:hAnsi="Times New Roman"/>
+          <w:sz w:val="28"/>
+          <w:color w:val="000000"/>
+        </w:rPr>
+        <w:t xml:space="preserve">201 Created</w:t>
+      </w:r>
+      <w:r>
+        <w:rPr>
+          <w:rFonts w:ascii="Times New Roman" w:hAnsi="Times New Roman" w:cs="Times New Roman"/>
+          <w:sz w:val="28"/>
+          <w:color w:val="000000"/>
         </w:rPr>
         <w:t xml:space="preserve">.</w:t>
       </w:r>
     </w:p>
     <w:p>
       <w:pPr>
-        <w:spacing w:before="0" w:after="60" w:line="240" w:lineRule="auto"/>
-        <w:ind w:left="720" w:hanging="360"/>
-      </w:pPr>
-      <w:r>
-        <w:rPr>
-          <w:rFonts w:ascii="Calibri" w:hAnsi="Calibri"/>
-          <w:b/>
-          <w:color w:val="003366"/>
-          <w:sz w:val="22"/>
-        </w:rPr>
-        <w:t xml:space="preserve">• </w:t>
-      </w:r>
-      <w:r>
-        <w:rPr>
-          <w:rFonts w:ascii="Times New Roman" w:hAnsi="Times New Roman" w:cs="Times New Roman"/>
-          <w:b/>
-          <w:color w:val="222222"/>
-          <w:sz w:val="22"/>
-        </w:rPr>
-        <w:t xml:space="preserve">Інтеграційний тест:</w:t>
-      </w:r>
-      <w:r>
-        <w:rPr>
-          <w:rFonts w:ascii="Times New Roman" w:hAnsi="Times New Roman" w:cs="Times New Roman"/>
-          <w:color w:val="222222"/>
-          <w:sz w:val="22"/>
-        </w:rPr>
-        <w:t xml:space="preserve"> Перевіряє взаємодію декількох взаємопов'язаних компонентів системи між собою (конвеєр ASP.NET Core, routing, model binding, валідація, DI-контейнер, реальна БД або in-memory база).</w:t>
-      </w:r>
-    </w:p>
-    <w:p>
-      <w:pPr>
-        <w:spacing w:before="0" w:after="60" w:line="240" w:lineRule="auto"/>
-        <w:ind w:left="1440" w:hanging="360"/>
-      </w:pPr>
-      <w:r>
-        <w:rPr>
-          <w:rFonts w:ascii="Calibri" w:hAnsi="Calibri"/>
-          <w:b/>
-          <w:color w:val="003366"/>
-          <w:sz w:val="22"/>
-        </w:rPr>
-        <w:t xml:space="preserve">• </w:t>
-      </w:r>
-      <w:r>
-        <w:rPr>
-          <w:rFonts w:ascii="Times New Roman" w:hAnsi="Times New Roman" w:cs="Times New Roman"/>
-          <w:i/>
-          <w:color w:val="222222"/>
-          <w:sz w:val="22"/>
-        </w:rPr>
-        <w:t xml:space="preserve">Приклад у проєкті:</w:t>
-      </w:r>
-      <w:r>
-        <w:rPr>
-          <w:rFonts w:ascii="Times New Roman" w:hAnsi="Times New Roman" w:cs="Times New Roman"/>
-          <w:color w:val="222222"/>
-          <w:sz w:val="22"/>
-        </w:rPr>
-        <w:t xml:space="preserve"> Метод </w:t>
-      </w:r>
-      <w:r>
-        <w:rPr>
-          <w:rFonts w:ascii="Consolas" w:hAnsi="Consolas"/>
-          <w:color w:val="C7254E"/>
-          <w:sz w:val="20"/>
-          <w:shd w:val="clear" w:color="auto" w:fill="F9F2F4"/>
-        </w:rPr>
-        <w:t xml:space="preserve">CreateBook_WithValidData_ReturnsCreated</w:t>
-      </w:r>
-      <w:r>
-        <w:rPr>
-          <w:rFonts w:ascii="Times New Roman" w:hAnsi="Times New Roman" w:cs="Times New Roman"/>
-          <w:color w:val="222222"/>
-          <w:sz w:val="22"/>
-        </w:rPr>
-        <w:t xml:space="preserve"> за допомогою </w:t>
-      </w:r>
-      <w:r>
-        <w:rPr>
-          <w:rFonts w:ascii="Consolas" w:hAnsi="Consolas"/>
-          <w:color w:val="C7254E"/>
-          <w:sz w:val="20"/>
-          <w:shd w:val="clear" w:color="auto" w:fill="F9F2F4"/>
-        </w:rPr>
-        <w:t xml:space="preserve">WebApplicationFactory&lt;Program&gt;</w:t>
-      </w:r>
-      <w:r>
-        <w:rPr>
-          <w:rFonts w:ascii="Times New Roman" w:hAnsi="Times New Roman" w:cs="Times New Roman"/>
-          <w:color w:val="222222"/>
-          <w:sz w:val="22"/>
-        </w:rPr>
-        <w:t xml:space="preserve">, що відправляє реальний HTTP POST-запит, проходить весь стек middleware, звертається до SQLite-бази та перевіряє код статусу </w:t>
-      </w:r>
-      <w:r>
-        <w:rPr>
-          <w:rFonts w:ascii="Consolas" w:hAnsi="Consolas"/>
-          <w:color w:val="C7254E"/>
-          <w:sz w:val="20"/>
-          <w:shd w:val="clear" w:color="auto" w:fill="F9F2F4"/>
-        </w:rPr>
-        <w:t xml:space="preserve">201 Created</w:t>
-      </w:r>
-      <w:r>
-        <w:rPr>
-          <w:rFonts w:ascii="Times New Roman" w:hAnsi="Times New Roman" w:cs="Times New Roman"/>
-          <w:color w:val="222222"/>
-          <w:sz w:val="22"/>
-        </w:rPr>
-        <w:t xml:space="preserve">.</w:t>
-      </w:r>
-    </w:p>
-    <w:p>
-      <w:pPr>
         <w:pBdr>
-          <w:bottom w:val="single" w:color="B0C4DE" w:sz="6"/>
+          <w:bottom w:val="single" w:color="888888" w:sz="6"/>
         </w:pBdr>
         <w:spacing w:before="120" w:after="120"/>
       </w:pPr>
     </w:p>
     <w:p>
       <w:pPr>
-        <w:spacing w:before="180" w:after="80" w:line="260" w:lineRule="auto"/>
-      </w:pPr>
-      <w:r>
-        <w:rPr>
-          <w:rFonts w:ascii="Times New Roman" w:hAnsi="Times New Roman" w:cs="Times New Roman"/>
-          <w:b/>
-          <w:color w:val="2C3E50"/>
-          <w:sz w:val="24"/>
+        <w:spacing w:before="240" w:after="100" w:line="260" w:lineRule="auto"/>
+        <w:rPr>
+          <w:rFonts w:ascii="Times New Roman" w:hAnsi="Times New Roman" w:cs="Times New Roman"/>
+          <w:color w:val="000000"/>
+          <w:sz w:val="28"/>
+        </w:rPr>
+      </w:pPr>
+      <w:r>
+        <w:rPr>
+          <w:rFonts w:ascii="Times New Roman" w:hAnsi="Times New Roman" w:cs="Times New Roman"/>
+          <w:b/>
+          <w:sz w:val="28"/>
+          <w:color w:val="000000"/>
         </w:rPr>
         <w:t xml:space="preserve">4. Навіщо в unit-тестах сервісного шару мокати репозиторії, а не використовувати реальну базу даних?</w:t>
       </w:r>
@@ -6458,141 +6841,165 @@
     <w:p>
       <w:pPr>
         <w:spacing w:before="0" w:after="120" w:line="260" w:lineRule="auto"/>
-      </w:pPr>
-      <w:r>
-        <w:rPr>
-          <w:rFonts w:ascii="Times New Roman" w:hAnsi="Times New Roman" w:cs="Times New Roman"/>
-          <w:b/>
-          <w:color w:val="222222"/>
-          <w:sz w:val="22"/>
+        <w:rPr>
+          <w:rFonts w:ascii="Times New Roman" w:hAnsi="Times New Roman" w:cs="Times New Roman"/>
+          <w:color w:val="000000"/>
+          <w:sz w:val="28"/>
+        </w:rPr>
+      </w:pPr>
+      <w:r>
+        <w:rPr>
+          <w:rFonts w:ascii="Times New Roman" w:hAnsi="Times New Roman" w:cs="Times New Roman"/>
+          <w:b/>
+          <w:sz w:val="28"/>
+          <w:color w:val="000000"/>
         </w:rPr>
         <w:t xml:space="preserve">Відповідь:</w:t>
       </w:r>
     </w:p>
     <w:p>
       <w:pPr>
+        <w:ind w:left="720" w:hanging="360"/>
         <w:spacing w:before="0" w:after="60" w:line="240" w:lineRule="auto"/>
+        <w:rPr>
+          <w:rFonts w:ascii="Times New Roman" w:hAnsi="Times New Roman" w:cs="Times New Roman"/>
+          <w:color w:val="000000"/>
+          <w:sz w:val="28"/>
+        </w:rPr>
+      </w:pPr>
+      <w:r>
+        <w:rPr>
+          <w:rFonts w:ascii="Times New Roman" w:hAnsi="Times New Roman"/>
+          <w:color w:val="000000"/>
+          <w:sz w:val="28"/>
+          <w:b/>
+        </w:rPr>
+        <w:t xml:space="preserve">1. </w:t>
+      </w:r>
+      <w:r>
+        <w:rPr>
+          <w:rFonts w:ascii="Times New Roman" w:hAnsi="Times New Roman" w:cs="Times New Roman"/>
+          <w:b/>
+          <w:sz w:val="28"/>
+          <w:color w:val="000000"/>
+        </w:rPr>
+        <w:t xml:space="preserve">Швидкість:</w:t>
+      </w:r>
+      <w:r>
+        <w:rPr>
+          <w:rFonts w:ascii="Times New Roman" w:hAnsi="Times New Roman" w:cs="Times New Roman"/>
+          <w:sz w:val="28"/>
+          <w:color w:val="000000"/>
+        </w:rPr>
+        <w:t xml:space="preserve"> Тести на реальній БД витрачають час на відкриття сокетів, I/O операції та ініціалізацію з'єднання. Моки в пам'яті виконуються за частки мілісекунд, що дозволяє запускати сотні й тисячі тестів під час кожної збірки CI/CD.</w:t>
+      </w:r>
+    </w:p>
+    <w:p>
+      <w:pPr>
         <w:ind w:left="720" w:hanging="360"/>
-      </w:pPr>
-      <w:r>
-        <w:rPr>
-          <w:rFonts w:ascii="Calibri" w:hAnsi="Calibri"/>
-          <w:b/>
-          <w:color w:val="003366"/>
-          <w:sz w:val="22"/>
-        </w:rPr>
-        <w:t xml:space="preserve">1. </w:t>
-      </w:r>
-      <w:r>
-        <w:rPr>
-          <w:rFonts w:ascii="Times New Roman" w:hAnsi="Times New Roman" w:cs="Times New Roman"/>
-          <w:b/>
-          <w:color w:val="222222"/>
-          <w:sz w:val="22"/>
-        </w:rPr>
-        <w:t xml:space="preserve">Швидкість:</w:t>
-      </w:r>
-      <w:r>
-        <w:rPr>
-          <w:rFonts w:ascii="Times New Roman" w:hAnsi="Times New Roman" w:cs="Times New Roman"/>
-          <w:color w:val="222222"/>
-          <w:sz w:val="22"/>
-        </w:rPr>
-        <w:t xml:space="preserve"> Тести на реальній БД витрачають час на відкриття сокетів, I/O операції та ініціалізацію з'єднання. Моки в пам'яті виконуються за частки мілісекунд, що дозволяє запускати сотні й тисячі тестів під час кожної збірки CI/CD.</w:t>
-      </w:r>
-    </w:p>
-    <w:p>
-      <w:pPr>
         <w:spacing w:before="0" w:after="60" w:line="240" w:lineRule="auto"/>
+        <w:rPr>
+          <w:rFonts w:ascii="Times New Roman" w:hAnsi="Times New Roman" w:cs="Times New Roman"/>
+          <w:color w:val="000000"/>
+          <w:sz w:val="28"/>
+        </w:rPr>
+      </w:pPr>
+      <w:r>
+        <w:rPr>
+          <w:rFonts w:ascii="Times New Roman" w:hAnsi="Times New Roman"/>
+          <w:color w:val="000000"/>
+          <w:sz w:val="28"/>
+          <w:b/>
+        </w:rPr>
+        <w:t xml:space="preserve">2. </w:t>
+      </w:r>
+      <w:r>
+        <w:rPr>
+          <w:rFonts w:ascii="Times New Roman" w:hAnsi="Times New Roman" w:cs="Times New Roman"/>
+          <w:b/>
+          <w:sz w:val="28"/>
+          <w:color w:val="000000"/>
+        </w:rPr>
+        <w:t xml:space="preserve">Ізоляція та повторюваність (Determinism):</w:t>
+      </w:r>
+      <w:r>
+        <w:rPr>
+          <w:rFonts w:ascii="Times New Roman" w:hAnsi="Times New Roman" w:cs="Times New Roman"/>
+          <w:sz w:val="28"/>
+          <w:color w:val="000000"/>
+        </w:rPr>
+        <w:t xml:space="preserve"> Реальна БД містить стан, який може змінюватися попередніми тестами або зовнішніми факторами. Мок завжди повертає строго детермінований результат, заданий у секції </w:t>
+      </w:r>
+      <w:r>
+        <w:rPr>
+          <w:rFonts w:ascii="Times New Roman" w:hAnsi="Times New Roman"/>
+          <w:sz w:val="28"/>
+          <w:color w:val="000000"/>
+        </w:rPr>
+        <w:t xml:space="preserve">Arrange</w:t>
+      </w:r>
+      <w:r>
+        <w:rPr>
+          <w:rFonts w:ascii="Times New Roman" w:hAnsi="Times New Roman" w:cs="Times New Roman"/>
+          <w:sz w:val="28"/>
+          <w:color w:val="000000"/>
+        </w:rPr>
+        <w:t xml:space="preserve">.</w:t>
+      </w:r>
+    </w:p>
+    <w:p>
+      <w:pPr>
         <w:ind w:left="720" w:hanging="360"/>
-      </w:pPr>
-      <w:r>
-        <w:rPr>
-          <w:rFonts w:ascii="Calibri" w:hAnsi="Calibri"/>
-          <w:b/>
-          <w:color w:val="003366"/>
-          <w:sz w:val="22"/>
-        </w:rPr>
-        <w:t xml:space="preserve">2. </w:t>
-      </w:r>
-      <w:r>
-        <w:rPr>
-          <w:rFonts w:ascii="Times New Roman" w:hAnsi="Times New Roman" w:cs="Times New Roman"/>
-          <w:b/>
-          <w:color w:val="222222"/>
-          <w:sz w:val="22"/>
-        </w:rPr>
-        <w:t xml:space="preserve">Ізоляція та повторюваність (Determinism):</w:t>
-      </w:r>
-      <w:r>
-        <w:rPr>
-          <w:rFonts w:ascii="Times New Roman" w:hAnsi="Times New Roman" w:cs="Times New Roman"/>
-          <w:color w:val="222222"/>
-          <w:sz w:val="22"/>
-        </w:rPr>
-        <w:t xml:space="preserve"> Реальна БД містить стан, який може змінюватися попередніми тестами або зовнішніми факторами. Мок завжди повертає строго детермінований результат, заданий у секції </w:t>
-      </w:r>
-      <w:r>
-        <w:rPr>
-          <w:rFonts w:ascii="Consolas" w:hAnsi="Consolas"/>
-          <w:color w:val="C7254E"/>
-          <w:sz w:val="20"/>
-          <w:shd w:val="clear" w:color="auto" w:fill="F9F2F4"/>
-        </w:rPr>
-        <w:t xml:space="preserve">Arrange</w:t>
-      </w:r>
-      <w:r>
-        <w:rPr>
-          <w:rFonts w:ascii="Times New Roman" w:hAnsi="Times New Roman" w:cs="Times New Roman"/>
-          <w:color w:val="222222"/>
-          <w:sz w:val="22"/>
-        </w:rPr>
-        <w:t xml:space="preserve">.</w:t>
-      </w:r>
-    </w:p>
-    <w:p>
-      <w:pPr>
         <w:spacing w:before="0" w:after="60" w:line="240" w:lineRule="auto"/>
+        <w:rPr>
+          <w:rFonts w:ascii="Times New Roman" w:hAnsi="Times New Roman" w:cs="Times New Roman"/>
+          <w:color w:val="000000"/>
+          <w:sz w:val="28"/>
+        </w:rPr>
+      </w:pPr>
+      <w:r>
+        <w:rPr>
+          <w:rFonts w:ascii="Times New Roman" w:hAnsi="Times New Roman"/>
+          <w:color w:val="000000"/>
+          <w:sz w:val="28"/>
+          <w:b/>
+        </w:rPr>
+        <w:t xml:space="preserve">3. </w:t>
+      </w:r>
+      <w:r>
+        <w:rPr>
+          <w:rFonts w:ascii="Times New Roman" w:hAnsi="Times New Roman" w:cs="Times New Roman"/>
+          <w:b/>
+          <w:sz w:val="28"/>
+          <w:color w:val="000000"/>
+        </w:rPr>
+        <w:t xml:space="preserve">Незалежність від інфраструктури:</w:t>
+      </w:r>
+      <w:r>
+        <w:rPr>
+          <w:rFonts w:ascii="Times New Roman" w:hAnsi="Times New Roman" w:cs="Times New Roman"/>
+          <w:sz w:val="28"/>
+          <w:color w:val="000000"/>
+        </w:rPr>
+        <w:t xml:space="preserve"> Тести можуть запускатися на будь-якій машині без необхідності піднятого сервера баз даних, міграцій або конфігураційних файлів доступу.</w:t>
+      </w:r>
+    </w:p>
+    <w:p>
+      <w:pPr>
         <w:ind w:left="720" w:hanging="360"/>
-      </w:pPr>
-      <w:r>
-        <w:rPr>
-          <w:rFonts w:ascii="Calibri" w:hAnsi="Calibri"/>
-          <w:b/>
-          <w:color w:val="003366"/>
-          <w:sz w:val="22"/>
-        </w:rPr>
-        <w:t xml:space="preserve">3. </w:t>
-      </w:r>
-      <w:r>
-        <w:rPr>
-          <w:rFonts w:ascii="Times New Roman" w:hAnsi="Times New Roman" w:cs="Times New Roman"/>
-          <w:b/>
-          <w:color w:val="222222"/>
-          <w:sz w:val="22"/>
-        </w:rPr>
-        <w:t xml:space="preserve">Незалежність від інфраструктури:</w:t>
-      </w:r>
-      <w:r>
-        <w:rPr>
-          <w:rFonts w:ascii="Times New Roman" w:hAnsi="Times New Roman" w:cs="Times New Roman"/>
-          <w:color w:val="222222"/>
-          <w:sz w:val="22"/>
-        </w:rPr>
-        <w:t xml:space="preserve"> Тести можуть запускатися на будь-якій машині без необхідності піднятого сервера баз даних, міграцій або конфігураційних файлів доступу.</w:t>
-      </w:r>
-    </w:p>
-    <w:p>
-      <w:pPr>
         <w:spacing w:before="0" w:after="60" w:line="240" w:lineRule="auto"/>
-        <w:ind w:left="720" w:hanging="360"/>
-      </w:pPr>
-      <w:r>
-        <w:rPr>
-          <w:rFonts w:ascii="Calibri" w:hAnsi="Calibri"/>
-          <w:b/>
-          <w:color w:val="003366"/>
-          <w:sz w:val="22"/>
+        <w:rPr>
+          <w:rFonts w:ascii="Times New Roman" w:hAnsi="Times New Roman" w:cs="Times New Roman"/>
+          <w:color w:val="000000"/>
+          <w:sz w:val="28"/>
+        </w:rPr>
+      </w:pPr>
+      <w:r>
+        <w:rPr>
+          <w:rFonts w:ascii="Times New Roman" w:hAnsi="Times New Roman"/>
+          <w:color w:val="000000"/>
+          <w:sz w:val="28"/>
+          <w:b/>
         </w:rPr>
         <w:t xml:space="preserve">4. </w:t>
       </w:r>
@@ -6600,33 +7007,32 @@
         <w:rPr>
           <w:rFonts w:ascii="Times New Roman" w:hAnsi="Times New Roman" w:cs="Times New Roman"/>
           <w:b/>
-          <w:color w:val="222222"/>
-          <w:sz w:val="22"/>
+          <w:sz w:val="28"/>
+          <w:color w:val="000000"/>
         </w:rPr>
         <w:t xml:space="preserve">Можливість емуляції збоїв:</w:t>
       </w:r>
       <w:r>
         <w:rPr>
           <w:rFonts w:ascii="Times New Roman" w:hAnsi="Times New Roman" w:cs="Times New Roman"/>
-          <w:color w:val="222222"/>
-          <w:sz w:val="22"/>
+          <w:sz w:val="28"/>
+          <w:color w:val="000000"/>
         </w:rPr>
         <w:t xml:space="preserve"> Легко протестувати обробку помилок мережі або винятків тайм-ауту (</w:t>
       </w:r>
       <w:r>
         <w:rPr>
-          <w:rFonts w:ascii="Consolas" w:hAnsi="Consolas"/>
-          <w:color w:val="C7254E"/>
-          <w:sz w:val="20"/>
-          <w:shd w:val="clear" w:color="auto" w:fill="F9F2F4"/>
+          <w:rFonts w:ascii="Times New Roman" w:hAnsi="Times New Roman"/>
+          <w:sz w:val="28"/>
+          <w:color w:val="000000"/>
         </w:rPr>
         <w:t xml:space="preserve">Setup(...).ThrowsAsync(...)</w:t>
       </w:r>
       <w:r>
         <w:rPr>
           <w:rFonts w:ascii="Times New Roman" w:hAnsi="Times New Roman" w:cs="Times New Roman"/>
-          <w:color w:val="222222"/>
-          <w:sz w:val="22"/>
+          <w:sz w:val="28"/>
+          <w:color w:val="000000"/>
         </w:rPr>
         <w:t xml:space="preserve">), що важко штучно спровокувати на реальній базі даних.</w:t>
       </w:r>
@@ -6634,21 +7040,26 @@
     <w:p>
       <w:pPr>
         <w:pBdr>
-          <w:bottom w:val="single" w:color="B0C4DE" w:sz="6"/>
+          <w:bottom w:val="single" w:color="888888" w:sz="6"/>
         </w:pBdr>
         <w:spacing w:before="120" w:after="120"/>
       </w:pPr>
     </w:p>
     <w:p>
       <w:pPr>
-        <w:spacing w:before="180" w:after="80" w:line="260" w:lineRule="auto"/>
-      </w:pPr>
-      <w:r>
-        <w:rPr>
-          <w:rFonts w:ascii="Times New Roman" w:hAnsi="Times New Roman" w:cs="Times New Roman"/>
-          <w:b/>
-          <w:color w:val="2C3E50"/>
-          <w:sz w:val="24"/>
+        <w:spacing w:before="240" w:after="100" w:line="260" w:lineRule="auto"/>
+        <w:rPr>
+          <w:rFonts w:ascii="Times New Roman" w:hAnsi="Times New Roman" w:cs="Times New Roman"/>
+          <w:color w:val="000000"/>
+          <w:sz w:val="28"/>
+        </w:rPr>
+      </w:pPr>
+      <w:r>
+        <w:rPr>
+          <w:rFonts w:ascii="Times New Roman" w:hAnsi="Times New Roman" w:cs="Times New Roman"/>
+          <w:b/>
+          <w:sz w:val="28"/>
+          <w:color w:val="000000"/>
         </w:rPr>
         <w:t xml:space="preserve">5. Який основний принцип Clean Architecture визначає напрямок залежностей між шарами (Domain, Application, Infrastructure, Api)?</w:t>
       </w:r>
@@ -6656,13 +7067,18 @@
     <w:p>
       <w:pPr>
         <w:spacing w:before="0" w:after="120" w:line="260" w:lineRule="auto"/>
-      </w:pPr>
-      <w:r>
-        <w:rPr>
-          <w:rFonts w:ascii="Times New Roman" w:hAnsi="Times New Roman" w:cs="Times New Roman"/>
-          <w:b/>
-          <w:color w:val="222222"/>
-          <w:sz w:val="22"/>
+        <w:rPr>
+          <w:rFonts w:ascii="Times New Roman" w:hAnsi="Times New Roman" w:cs="Times New Roman"/>
+          <w:color w:val="000000"/>
+          <w:sz w:val="28"/>
+        </w:rPr>
+      </w:pPr>
+      <w:r>
+        <w:rPr>
+          <w:rFonts w:ascii="Times New Roman" w:hAnsi="Times New Roman" w:cs="Times New Roman"/>
+          <w:b/>
+          <w:sz w:val="28"/>
+          <w:color w:val="000000"/>
         </w:rPr>
         <w:t xml:space="preserve">Відповідь:</w:t>
       </w:r>
@@ -6672,8 +7088,8 @@
       <w:r>
         <w:rPr>
           <w:rFonts w:ascii="Times New Roman" w:hAnsi="Times New Roman" w:cs="Times New Roman"/>
-          <w:color w:val="222222"/>
-          <w:sz w:val="22"/>
+          <w:sz w:val="28"/>
+          <w:color w:val="000000"/>
         </w:rPr>
         <w:t xml:space="preserve">Основним принципом є </w:t>
       </w:r>
@@ -6681,16 +7097,16 @@
         <w:rPr>
           <w:rFonts w:ascii="Times New Roman" w:hAnsi="Times New Roman" w:cs="Times New Roman"/>
           <w:b/>
-          <w:color w:val="222222"/>
-          <w:sz w:val="22"/>
+          <w:sz w:val="28"/>
+          <w:color w:val="000000"/>
         </w:rPr>
         <w:t xml:space="preserve">Правило Залежностей (The Dependency Rule)</w:t>
       </w:r>
       <w:r>
         <w:rPr>
           <w:rFonts w:ascii="Times New Roman" w:hAnsi="Times New Roman" w:cs="Times New Roman"/>
-          <w:color w:val="222222"/>
-          <w:sz w:val="22"/>
+          <w:sz w:val="28"/>
+          <w:color w:val="000000"/>
         </w:rPr>
         <w:t xml:space="preserve">:</w:t>
       </w:r>
@@ -6698,32 +7114,79 @@
     <w:p>
       <w:pPr>
         <w:pBdr>
-          <w:left w:val="single" w:color="4682B4" w:sz="18"/>
+          <w:left w:val="single" w:color="000000" w:sz="18"/>
         </w:pBdr>
         <w:spacing w:before="0" w:after="120" w:line="260" w:lineRule="auto"/>
         <w:ind w:left="480"/>
+        <w:rPr>
+          <w:rFonts w:ascii="Times New Roman" w:hAnsi="Times New Roman" w:cs="Times New Roman"/>
+          <w:color w:val="000000"/>
+          <w:sz w:val="28"/>
+        </w:rPr>
       </w:pPr>
       <w:r>
         <w:rPr>
           <w:rFonts w:ascii="Times New Roman" w:hAnsi="Times New Roman" w:cs="Times New Roman"/>
           <w:i/>
-          <w:color w:val="222222"/>
-          <w:sz w:val="22"/>
+          <w:sz w:val="28"/>
+          <w:color w:val="000000"/>
         </w:rPr>
         <w:t xml:space="preserve">"Залежності вихідного коду можуть бути спрямовані тільки всередину — до шарів із вищим рівнем абстракції (до Домену)".</w:t>
       </w:r>
     </w:p>
     <w:p>
       <w:pPr>
+        <w:ind w:left="720" w:hanging="360"/>
         <w:spacing w:before="0" w:after="60" w:line="240" w:lineRule="auto"/>
+        <w:rPr>
+          <w:rFonts w:ascii="Times New Roman" w:hAnsi="Times New Roman" w:cs="Times New Roman"/>
+          <w:color w:val="000000"/>
+          <w:sz w:val="28"/>
+        </w:rPr>
+      </w:pPr>
+      <w:r>
+        <w:rPr>
+          <w:rFonts w:ascii="Times New Roman" w:hAnsi="Times New Roman"/>
+          <w:color w:val="000000"/>
+          <w:sz w:val="28"/>
+          <w:b/>
+        </w:rPr>
+        <w:t xml:space="preserve">• </w:t>
+      </w:r>
+      <w:r>
+        <w:rPr>
+          <w:rFonts w:ascii="Times New Roman" w:hAnsi="Times New Roman" w:cs="Times New Roman"/>
+          <w:b/>
+          <w:sz w:val="28"/>
+          <w:color w:val="000000"/>
+        </w:rPr>
+        <w:t xml:space="preserve">Domain</w:t>
+      </w:r>
+      <w:r>
+        <w:rPr>
+          <w:rFonts w:ascii="Times New Roman" w:hAnsi="Times New Roman" w:cs="Times New Roman"/>
+          <w:sz w:val="28"/>
+          <w:color w:val="000000"/>
+        </w:rPr>
+        <w:t xml:space="preserve"> знаходиться в центрі архітектурного кола і не залежить ні від чого.</w:t>
+      </w:r>
+    </w:p>
+    <w:p>
+      <w:pPr>
         <w:ind w:left="720" w:hanging="360"/>
-      </w:pPr>
-      <w:r>
-        <w:rPr>
-          <w:rFonts w:ascii="Calibri" w:hAnsi="Calibri"/>
-          <w:b/>
-          <w:color w:val="003366"/>
-          <w:sz w:val="22"/>
+        <w:spacing w:before="0" w:after="60" w:line="240" w:lineRule="auto"/>
+        <w:rPr>
+          <w:rFonts w:ascii="Times New Roman" w:hAnsi="Times New Roman" w:cs="Times New Roman"/>
+          <w:color w:val="000000"/>
+          <w:sz w:val="28"/>
+        </w:rPr>
+      </w:pPr>
+      <w:r>
+        <w:rPr>
+          <w:rFonts w:ascii="Times New Roman" w:hAnsi="Times New Roman"/>
+          <w:color w:val="000000"/>
+          <w:sz w:val="28"/>
+          <w:b/>
         </w:rPr>
         <w:t xml:space="preserve">• </w:t>
       </w:r>
@@ -6731,120 +7194,98 @@
         <w:rPr>
           <w:rFonts w:ascii="Times New Roman" w:hAnsi="Times New Roman" w:cs="Times New Roman"/>
           <w:b/>
-          <w:color w:val="222222"/>
-          <w:sz w:val="22"/>
-        </w:rPr>
-        <w:t xml:space="preserve">Domain</w:t>
-      </w:r>
-      <w:r>
-        <w:rPr>
-          <w:rFonts w:ascii="Times New Roman" w:hAnsi="Times New Roman" w:cs="Times New Roman"/>
-          <w:color w:val="222222"/>
-          <w:sz w:val="22"/>
-        </w:rPr>
-        <w:t xml:space="preserve"> знаходиться в центрі архітектурного кола і не залежить ні від чого.</w:t>
-      </w:r>
-    </w:p>
-    <w:p>
-      <w:pPr>
+          <w:sz w:val="28"/>
+          <w:color w:val="000000"/>
+        </w:rPr>
+        <w:t xml:space="preserve">Application</w:t>
+      </w:r>
+      <w:r>
+        <w:rPr>
+          <w:rFonts w:ascii="Times New Roman" w:hAnsi="Times New Roman" w:cs="Times New Roman"/>
+          <w:sz w:val="28"/>
+          <w:color w:val="000000"/>
+        </w:rPr>
+        <w:t xml:space="preserve"> залежить тільки від Domain.</w:t>
+      </w:r>
+    </w:p>
+    <w:p>
+      <w:pPr>
+        <w:ind w:left="720" w:hanging="360"/>
         <w:spacing w:before="0" w:after="60" w:line="240" w:lineRule="auto"/>
+        <w:rPr>
+          <w:rFonts w:ascii="Times New Roman" w:hAnsi="Times New Roman" w:cs="Times New Roman"/>
+          <w:color w:val="000000"/>
+          <w:sz w:val="28"/>
+        </w:rPr>
+      </w:pPr>
+      <w:r>
+        <w:rPr>
+          <w:rFonts w:ascii="Times New Roman" w:hAnsi="Times New Roman"/>
+          <w:color w:val="000000"/>
+          <w:sz w:val="28"/>
+          <w:b/>
+        </w:rPr>
+        <w:t xml:space="preserve">• </w:t>
+      </w:r>
+      <w:r>
+        <w:rPr>
+          <w:rFonts w:ascii="Times New Roman" w:hAnsi="Times New Roman" w:cs="Times New Roman"/>
+          <w:b/>
+          <w:sz w:val="28"/>
+          <w:color w:val="000000"/>
+        </w:rPr>
+        <w:t xml:space="preserve">Infrastructure</w:t>
+      </w:r>
+      <w:r>
+        <w:rPr>
+          <w:rFonts w:ascii="Times New Roman" w:hAnsi="Times New Roman" w:cs="Times New Roman"/>
+          <w:sz w:val="28"/>
+          <w:color w:val="000000"/>
+        </w:rPr>
+        <w:t xml:space="preserve"> та </w:t>
+      </w:r>
+      <w:r>
+        <w:rPr>
+          <w:rFonts w:ascii="Times New Roman" w:hAnsi="Times New Roman" w:cs="Times New Roman"/>
+          <w:b/>
+          <w:sz w:val="28"/>
+          <w:color w:val="000000"/>
+        </w:rPr>
+        <w:t xml:space="preserve">Presentation (Api)</w:t>
+      </w:r>
+      <w:r>
+        <w:rPr>
+          <w:rFonts w:ascii="Times New Roman" w:hAnsi="Times New Roman" w:cs="Times New Roman"/>
+          <w:sz w:val="28"/>
+          <w:color w:val="000000"/>
+        </w:rPr>
+        <w:t xml:space="preserve"> знаходяться на зовнішніх колах і залежать від внутрішніх шарів (Application та Domain).</w:t>
+      </w:r>
+    </w:p>
+    <w:p>
+      <w:pPr>
         <w:ind w:left="720" w:hanging="360"/>
-      </w:pPr>
-      <w:r>
-        <w:rPr>
-          <w:rFonts w:ascii="Calibri" w:hAnsi="Calibri"/>
-          <w:b/>
-          <w:color w:val="003366"/>
-          <w:sz w:val="22"/>
+        <w:spacing w:before="0" w:after="60" w:line="240" w:lineRule="auto"/>
+        <w:rPr>
+          <w:rFonts w:ascii="Times New Roman" w:hAnsi="Times New Roman" w:cs="Times New Roman"/>
+          <w:color w:val="000000"/>
+          <w:sz w:val="28"/>
+        </w:rPr>
+      </w:pPr>
+      <w:r>
+        <w:rPr>
+          <w:rFonts w:ascii="Times New Roman" w:hAnsi="Times New Roman"/>
+          <w:color w:val="000000"/>
+          <w:sz w:val="28"/>
+          <w:b/>
         </w:rPr>
         <w:t xml:space="preserve">• </w:t>
       </w:r>
       <w:r>
         <w:rPr>
           <w:rFonts w:ascii="Times New Roman" w:hAnsi="Times New Roman" w:cs="Times New Roman"/>
-          <w:b/>
-          <w:color w:val="222222"/>
-          <w:sz w:val="22"/>
-        </w:rPr>
-        <w:t xml:space="preserve">Application</w:t>
-      </w:r>
-      <w:r>
-        <w:rPr>
-          <w:rFonts w:ascii="Times New Roman" w:hAnsi="Times New Roman" w:cs="Times New Roman"/>
-          <w:color w:val="222222"/>
-          <w:sz w:val="22"/>
-        </w:rPr>
-        <w:t xml:space="preserve"> залежить тільки від Domain.</w:t>
-      </w:r>
-    </w:p>
-    <w:p>
-      <w:pPr>
-        <w:spacing w:before="0" w:after="60" w:line="240" w:lineRule="auto"/>
-        <w:ind w:left="720" w:hanging="360"/>
-      </w:pPr>
-      <w:r>
-        <w:rPr>
-          <w:rFonts w:ascii="Calibri" w:hAnsi="Calibri"/>
-          <w:b/>
-          <w:color w:val="003366"/>
-          <w:sz w:val="22"/>
-        </w:rPr>
-        <w:t xml:space="preserve">• </w:t>
-      </w:r>
-      <w:r>
-        <w:rPr>
-          <w:rFonts w:ascii="Times New Roman" w:hAnsi="Times New Roman" w:cs="Times New Roman"/>
-          <w:b/>
-          <w:color w:val="222222"/>
-          <w:sz w:val="22"/>
-        </w:rPr>
-        <w:t xml:space="preserve">Infrastructure</w:t>
-      </w:r>
-      <w:r>
-        <w:rPr>
-          <w:rFonts w:ascii="Times New Roman" w:hAnsi="Times New Roman" w:cs="Times New Roman"/>
-          <w:color w:val="222222"/>
-          <w:sz w:val="22"/>
-        </w:rPr>
-        <w:t xml:space="preserve"> та </w:t>
-      </w:r>
-      <w:r>
-        <w:rPr>
-          <w:rFonts w:ascii="Times New Roman" w:hAnsi="Times New Roman" w:cs="Times New Roman"/>
-          <w:b/>
-          <w:color w:val="222222"/>
-          <w:sz w:val="22"/>
-        </w:rPr>
-        <w:t xml:space="preserve">Presentation (Api)</w:t>
-      </w:r>
-      <w:r>
-        <w:rPr>
-          <w:rFonts w:ascii="Times New Roman" w:hAnsi="Times New Roman" w:cs="Times New Roman"/>
-          <w:color w:val="222222"/>
-          <w:sz w:val="22"/>
-        </w:rPr>
-        <w:t xml:space="preserve"> знаходяться на зовнішніх колах і залежать від внутрішніх шарів (Application та Domain).</w:t>
-      </w:r>
-    </w:p>
-    <w:p>
-      <w:pPr>
-        <w:spacing w:before="0" w:after="60" w:line="240" w:lineRule="auto"/>
-        <w:ind w:left="720" w:hanging="360"/>
-      </w:pPr>
-      <w:r>
-        <w:rPr>
-          <w:rFonts w:ascii="Calibri" w:hAnsi="Calibri"/>
-          <w:b/>
-          <w:color w:val="003366"/>
-          <w:sz w:val="22"/>
-        </w:rPr>
-        <w:t xml:space="preserve">• </w:t>
-      </w:r>
-      <w:r>
-        <w:rPr>
-          <w:rFonts w:ascii="Times New Roman" w:hAnsi="Times New Roman" w:cs="Times New Roman"/>
-          <w:color w:val="222222"/>
-          <w:sz w:val="22"/>
+          <w:sz w:val="28"/>
+          <w:color w:val="000000"/>
         </w:rPr>
         <w:t xml:space="preserve">Завдяки </w:t>
       </w:r>
@@ -6852,16 +7293,16 @@
         <w:rPr>
           <w:rFonts w:ascii="Times New Roman" w:hAnsi="Times New Roman" w:cs="Times New Roman"/>
           <w:b/>
-          <w:color w:val="222222"/>
-          <w:sz w:val="22"/>
+          <w:sz w:val="28"/>
+          <w:color w:val="000000"/>
         </w:rPr>
         <w:t xml:space="preserve">інверсії залежностей (DIP з SOLID)</w:t>
       </w:r>
       <w:r>
         <w:rPr>
           <w:rFonts w:ascii="Times New Roman" w:hAnsi="Times New Roman" w:cs="Times New Roman"/>
-          <w:color w:val="222222"/>
-          <w:sz w:val="22"/>
+          <w:sz w:val="28"/>
+          <w:color w:val="000000"/>
         </w:rPr>
         <w:t xml:space="preserve">, високорівнева бізнес-логіка не залежить від деталей реалізації низькорівневих модулів (наприклад, яка СУБД використовується — SQLite, PostgreSQL чи SQL Server; яку бібліотеку обрано для ORM тощо).</w:t>
       </w:r>
@@ -6869,21 +7310,26 @@
     <w:p>
       <w:pPr>
         <w:pBdr>
-          <w:bottom w:val="single" w:color="B0C4DE" w:sz="6"/>
+          <w:bottom w:val="single" w:color="888888" w:sz="6"/>
         </w:pBdr>
         <w:spacing w:before="120" w:after="120"/>
       </w:pPr>
     </w:p>
     <w:p>
       <w:pPr>
-        <w:spacing w:before="180" w:after="80" w:line="260" w:lineRule="auto"/>
-      </w:pPr>
-      <w:r>
-        <w:rPr>
-          <w:rFonts w:ascii="Times New Roman" w:hAnsi="Times New Roman" w:cs="Times New Roman"/>
-          <w:b/>
-          <w:color w:val="2C3E50"/>
-          <w:sz w:val="24"/>
+        <w:spacing w:before="240" w:after="100" w:line="260" w:lineRule="auto"/>
+        <w:rPr>
+          <w:rFonts w:ascii="Times New Roman" w:hAnsi="Times New Roman" w:cs="Times New Roman"/>
+          <w:color w:val="000000"/>
+          <w:sz w:val="28"/>
+        </w:rPr>
+      </w:pPr>
+      <w:r>
+        <w:rPr>
+          <w:rFonts w:ascii="Times New Roman" w:hAnsi="Times New Roman" w:cs="Times New Roman"/>
+          <w:b/>
+          <w:sz w:val="28"/>
+          <w:color w:val="000000"/>
         </w:rPr>
         <w:t xml:space="preserve">6. Як WebApplicationFactory дозволяє тестувати Web API «end-to-end» без розгортання окремого сервера?</w:t>
       </w:r>
@@ -6891,13 +7337,18 @@
     <w:p>
       <w:pPr>
         <w:spacing w:before="0" w:after="120" w:line="260" w:lineRule="auto"/>
-      </w:pPr>
-      <w:r>
-        <w:rPr>
-          <w:rFonts w:ascii="Times New Roman" w:hAnsi="Times New Roman" w:cs="Times New Roman"/>
-          <w:b/>
-          <w:color w:val="222222"/>
-          <w:sz w:val="22"/>
+        <w:rPr>
+          <w:rFonts w:ascii="Times New Roman" w:hAnsi="Times New Roman" w:cs="Times New Roman"/>
+          <w:color w:val="000000"/>
+          <w:sz w:val="28"/>
+        </w:rPr>
+      </w:pPr>
+      <w:r>
+        <w:rPr>
+          <w:rFonts w:ascii="Times New Roman" w:hAnsi="Times New Roman" w:cs="Times New Roman"/>
+          <w:b/>
+          <w:sz w:val="28"/>
+          <w:color w:val="000000"/>
         </w:rPr>
         <w:t xml:space="preserve">Відповідь:</w:t>
       </w:r>
@@ -6906,212 +7357,225 @@
       </w:r>
       <w:r>
         <w:rPr>
-          <w:rFonts w:ascii="Consolas" w:hAnsi="Consolas"/>
-          <w:color w:val="C7254E"/>
-          <w:sz w:val="20"/>
-          <w:shd w:val="clear" w:color="auto" w:fill="F9F2F4"/>
+          <w:rFonts w:ascii="Times New Roman" w:hAnsi="Times New Roman"/>
+          <w:sz w:val="28"/>
+          <w:color w:val="000000"/>
         </w:rPr>
         <w:t xml:space="preserve">WebApplicationFactory&lt;TEntryPoint&gt;</w:t>
       </w:r>
       <w:r>
         <w:rPr>
           <w:rFonts w:ascii="Times New Roman" w:hAnsi="Times New Roman" w:cs="Times New Roman"/>
-          <w:color w:val="222222"/>
-          <w:sz w:val="22"/>
+          <w:sz w:val="28"/>
+          <w:color w:val="000000"/>
         </w:rPr>
         <w:t xml:space="preserve"> (з бібліотеки </w:t>
       </w:r>
       <w:r>
         <w:rPr>
-          <w:rFonts w:ascii="Consolas" w:hAnsi="Consolas"/>
-          <w:color w:val="C7254E"/>
-          <w:sz w:val="20"/>
-          <w:shd w:val="clear" w:color="auto" w:fill="F9F2F4"/>
+          <w:rFonts w:ascii="Times New Roman" w:hAnsi="Times New Roman"/>
+          <w:sz w:val="28"/>
+          <w:color w:val="000000"/>
         </w:rPr>
         <w:t xml:space="preserve">Microsoft.AspNetCore.Mvc.Testing</w:t>
       </w:r>
       <w:r>
         <w:rPr>
           <w:rFonts w:ascii="Times New Roman" w:hAnsi="Times New Roman" w:cs="Times New Roman"/>
-          <w:color w:val="222222"/>
-          <w:sz w:val="22"/>
+          <w:sz w:val="28"/>
+          <w:color w:val="000000"/>
         </w:rPr>
         <w:t xml:space="preserve">):</w:t>
       </w:r>
     </w:p>
     <w:p>
       <w:pPr>
+        <w:ind w:left="720" w:hanging="360"/>
         <w:spacing w:before="0" w:after="60" w:line="240" w:lineRule="auto"/>
+        <w:rPr>
+          <w:rFonts w:ascii="Times New Roman" w:hAnsi="Times New Roman" w:cs="Times New Roman"/>
+          <w:color w:val="000000"/>
+          <w:sz w:val="28"/>
+        </w:rPr>
+      </w:pPr>
+      <w:r>
+        <w:rPr>
+          <w:rFonts w:ascii="Times New Roman" w:hAnsi="Times New Roman"/>
+          <w:color w:val="000000"/>
+          <w:sz w:val="28"/>
+          <w:b/>
+        </w:rPr>
+        <w:t xml:space="preserve">1. </w:t>
+      </w:r>
+      <w:r>
+        <w:rPr>
+          <w:rFonts w:ascii="Times New Roman" w:hAnsi="Times New Roman" w:cs="Times New Roman"/>
+          <w:sz w:val="28"/>
+          <w:color w:val="000000"/>
+        </w:rPr>
+        <w:t xml:space="preserve">Запускає веб-застосунок безпосередньо у пам'яті тестового процесу за допомогою тестового сервера </w:t>
+      </w:r>
+      <w:r>
+        <w:rPr>
+          <w:rFonts w:ascii="Times New Roman" w:hAnsi="Times New Roman"/>
+          <w:sz w:val="28"/>
+          <w:color w:val="000000"/>
+        </w:rPr>
+        <w:t xml:space="preserve">TestServer</w:t>
+      </w:r>
+      <w:r>
+        <w:rPr>
+          <w:rFonts w:ascii="Times New Roman" w:hAnsi="Times New Roman" w:cs="Times New Roman"/>
+          <w:sz w:val="28"/>
+          <w:color w:val="000000"/>
+        </w:rPr>
+        <w:t xml:space="preserve">.</w:t>
+      </w:r>
+    </w:p>
+    <w:p>
+      <w:pPr>
         <w:ind w:left="720" w:hanging="360"/>
-      </w:pPr>
-      <w:r>
-        <w:rPr>
-          <w:rFonts w:ascii="Calibri" w:hAnsi="Calibri"/>
-          <w:b/>
-          <w:color w:val="003366"/>
-          <w:sz w:val="22"/>
-        </w:rPr>
-        <w:t xml:space="preserve">1. </w:t>
-      </w:r>
-      <w:r>
-        <w:rPr>
-          <w:rFonts w:ascii="Times New Roman" w:hAnsi="Times New Roman" w:cs="Times New Roman"/>
-          <w:color w:val="222222"/>
-          <w:sz w:val="22"/>
-        </w:rPr>
-        <w:t xml:space="preserve">Запускає веб-застосунок безпосередньо у пам'яті тестового процесу за допомогою тестового сервера </w:t>
-      </w:r>
-      <w:r>
-        <w:rPr>
-          <w:rFonts w:ascii="Consolas" w:hAnsi="Consolas"/>
-          <w:color w:val="C7254E"/>
-          <w:sz w:val="20"/>
-          <w:shd w:val="clear" w:color="auto" w:fill="F9F2F4"/>
+        <w:spacing w:before="0" w:after="60" w:line="240" w:lineRule="auto"/>
+        <w:rPr>
+          <w:rFonts w:ascii="Times New Roman" w:hAnsi="Times New Roman" w:cs="Times New Roman"/>
+          <w:color w:val="000000"/>
+          <w:sz w:val="28"/>
+        </w:rPr>
+      </w:pPr>
+      <w:r>
+        <w:rPr>
+          <w:rFonts w:ascii="Times New Roman" w:hAnsi="Times New Roman"/>
+          <w:color w:val="000000"/>
+          <w:sz w:val="28"/>
+          <w:b/>
+        </w:rPr>
+        <w:t xml:space="preserve">2. </w:t>
+      </w:r>
+      <w:r>
+        <w:rPr>
+          <w:rFonts w:ascii="Times New Roman" w:hAnsi="Times New Roman" w:cs="Times New Roman"/>
+          <w:sz w:val="28"/>
+          <w:color w:val="000000"/>
+        </w:rPr>
+        <w:t xml:space="preserve">Повністю створює та ініціалізує конвеєр обробки запитів (Middleware pipeline), конфігурацію, DI-контейнер та маршрутизацію.</w:t>
+      </w:r>
+    </w:p>
+    <w:p>
+      <w:pPr>
+        <w:ind w:left="720" w:hanging="360"/>
+        <w:spacing w:before="0" w:after="60" w:line="240" w:lineRule="auto"/>
+        <w:rPr>
+          <w:rFonts w:ascii="Times New Roman" w:hAnsi="Times New Roman" w:cs="Times New Roman"/>
+          <w:color w:val="000000"/>
+          <w:sz w:val="28"/>
+        </w:rPr>
+      </w:pPr>
+      <w:r>
+        <w:rPr>
+          <w:rFonts w:ascii="Times New Roman" w:hAnsi="Times New Roman"/>
+          <w:color w:val="000000"/>
+          <w:sz w:val="28"/>
+          <w:b/>
+        </w:rPr>
+        <w:t xml:space="preserve">3. </w:t>
+      </w:r>
+      <w:r>
+        <w:rPr>
+          <w:rFonts w:ascii="Times New Roman" w:hAnsi="Times New Roman" w:cs="Times New Roman"/>
+          <w:sz w:val="28"/>
+          <w:color w:val="000000"/>
+        </w:rPr>
+        <w:t xml:space="preserve">Надає метод </w:t>
+      </w:r>
+      <w:r>
+        <w:rPr>
+          <w:rFonts w:ascii="Times New Roman" w:hAnsi="Times New Roman"/>
+          <w:sz w:val="28"/>
+          <w:color w:val="000000"/>
+        </w:rPr>
+        <w:t xml:space="preserve">factory.CreateClient()</w:t>
+      </w:r>
+      <w:r>
+        <w:rPr>
+          <w:rFonts w:ascii="Times New Roman" w:hAnsi="Times New Roman" w:cs="Times New Roman"/>
+          <w:sz w:val="28"/>
+          <w:color w:val="000000"/>
+        </w:rPr>
+        <w:t xml:space="preserve">, який повертає налаштований екземпляр </w:t>
+      </w:r>
+      <w:r>
+        <w:rPr>
+          <w:rFonts w:ascii="Times New Roman" w:hAnsi="Times New Roman"/>
+          <w:sz w:val="28"/>
+          <w:color w:val="000000"/>
+        </w:rPr>
+        <w:t xml:space="preserve">HttpClient</w:t>
+      </w:r>
+      <w:r>
+        <w:rPr>
+          <w:rFonts w:ascii="Times New Roman" w:hAnsi="Times New Roman" w:cs="Times New Roman"/>
+          <w:sz w:val="28"/>
+          <w:color w:val="000000"/>
+        </w:rPr>
+        <w:t xml:space="preserve">. Запити, що відправляються через цей клієнт, потрапляють у </w:t>
+      </w:r>
+      <w:r>
+        <w:rPr>
+          <w:rFonts w:ascii="Times New Roman" w:hAnsi="Times New Roman"/>
+          <w:sz w:val="28"/>
+          <w:color w:val="000000"/>
         </w:rPr>
         <w:t xml:space="preserve">TestServer</w:t>
       </w:r>
       <w:r>
         <w:rPr>
           <w:rFonts w:ascii="Times New Roman" w:hAnsi="Times New Roman" w:cs="Times New Roman"/>
-          <w:color w:val="222222"/>
-          <w:sz w:val="22"/>
-        </w:rPr>
-        <w:t xml:space="preserve">.</w:t>
-      </w:r>
-    </w:p>
-    <w:p>
-      <w:pPr>
+          <w:sz w:val="28"/>
+          <w:color w:val="000000"/>
+        </w:rPr>
+        <w:t xml:space="preserve"> безпосередньо через пам'ять (in-memory pipeline) без звернення до фізичних мережевих сокетів ОС чи відкриття TCP-портів.</w:t>
+      </w:r>
+    </w:p>
+    <w:p>
+      <w:pPr>
+        <w:ind w:left="720" w:hanging="360"/>
         <w:spacing w:before="0" w:after="60" w:line="240" w:lineRule="auto"/>
-        <w:ind w:left="720" w:hanging="360"/>
-      </w:pPr>
-      <w:r>
-        <w:rPr>
-          <w:rFonts w:ascii="Calibri" w:hAnsi="Calibri"/>
-          <w:b/>
-          <w:color w:val="003366"/>
-          <w:sz w:val="22"/>
-        </w:rPr>
-        <w:t xml:space="preserve">2. </w:t>
-      </w:r>
-      <w:r>
-        <w:rPr>
-          <w:rFonts w:ascii="Times New Roman" w:hAnsi="Times New Roman" w:cs="Times New Roman"/>
-          <w:color w:val="222222"/>
-          <w:sz w:val="22"/>
-        </w:rPr>
-        <w:t xml:space="preserve">Повністю створює та ініціалізує конвеєр обробки запитів (Middleware pipeline), конфігурацію, DI-контейнер та маршрутизацію.</w:t>
-      </w:r>
-    </w:p>
-    <w:p>
-      <w:pPr>
-        <w:spacing w:before="0" w:after="60" w:line="240" w:lineRule="auto"/>
-        <w:ind w:left="720" w:hanging="360"/>
-      </w:pPr>
-      <w:r>
-        <w:rPr>
-          <w:rFonts w:ascii="Calibri" w:hAnsi="Calibri"/>
-          <w:b/>
-          <w:color w:val="003366"/>
-          <w:sz w:val="22"/>
-        </w:rPr>
-        <w:t xml:space="preserve">3. </w:t>
-      </w:r>
-      <w:r>
-        <w:rPr>
-          <w:rFonts w:ascii="Times New Roman" w:hAnsi="Times New Roman" w:cs="Times New Roman"/>
-          <w:color w:val="222222"/>
-          <w:sz w:val="22"/>
-        </w:rPr>
-        <w:t xml:space="preserve">Надає метод </w:t>
-      </w:r>
-      <w:r>
-        <w:rPr>
-          <w:rFonts w:ascii="Consolas" w:hAnsi="Consolas"/>
-          <w:color w:val="C7254E"/>
-          <w:sz w:val="20"/>
-          <w:shd w:val="clear" w:color="auto" w:fill="F9F2F4"/>
-        </w:rPr>
-        <w:t xml:space="preserve">factory.CreateClient()</w:t>
-      </w:r>
-      <w:r>
-        <w:rPr>
-          <w:rFonts w:ascii="Times New Roman" w:hAnsi="Times New Roman" w:cs="Times New Roman"/>
-          <w:color w:val="222222"/>
-          <w:sz w:val="22"/>
-        </w:rPr>
-        <w:t xml:space="preserve">, який повертає налаштований екземпляр </w:t>
-      </w:r>
-      <w:r>
-        <w:rPr>
-          <w:rFonts w:ascii="Consolas" w:hAnsi="Consolas"/>
-          <w:color w:val="C7254E"/>
-          <w:sz w:val="20"/>
-          <w:shd w:val="clear" w:color="auto" w:fill="F9F2F4"/>
-        </w:rPr>
-        <w:t xml:space="preserve">HttpClient</w:t>
-      </w:r>
-      <w:r>
-        <w:rPr>
-          <w:rFonts w:ascii="Times New Roman" w:hAnsi="Times New Roman" w:cs="Times New Roman"/>
-          <w:color w:val="222222"/>
-          <w:sz w:val="22"/>
-        </w:rPr>
-        <w:t xml:space="preserve">. Запити, що відправляються через цей клієнт, потрапляють у </w:t>
-      </w:r>
-      <w:r>
-        <w:rPr>
-          <w:rFonts w:ascii="Consolas" w:hAnsi="Consolas"/>
-          <w:color w:val="C7254E"/>
-          <w:sz w:val="20"/>
-          <w:shd w:val="clear" w:color="auto" w:fill="F9F2F4"/>
-        </w:rPr>
-        <w:t xml:space="preserve">TestServer</w:t>
-      </w:r>
-      <w:r>
-        <w:rPr>
-          <w:rFonts w:ascii="Times New Roman" w:hAnsi="Times New Roman" w:cs="Times New Roman"/>
-          <w:color w:val="222222"/>
-          <w:sz w:val="22"/>
-        </w:rPr>
-        <w:t xml:space="preserve"> безпосередньо через пам'ять (in-memory pipeline) без звернення до фізичних мережевих сокетів ОС чи відкриття TCP-портів.</w:t>
-      </w:r>
-    </w:p>
-    <w:p>
-      <w:pPr>
-        <w:spacing w:before="0" w:after="60" w:line="240" w:lineRule="auto"/>
-        <w:ind w:left="720" w:hanging="360"/>
-      </w:pPr>
-      <w:r>
-        <w:rPr>
-          <w:rFonts w:ascii="Calibri" w:hAnsi="Calibri"/>
-          <w:b/>
-          <w:color w:val="003366"/>
-          <w:sz w:val="22"/>
+        <w:rPr>
+          <w:rFonts w:ascii="Times New Roman" w:hAnsi="Times New Roman" w:cs="Times New Roman"/>
+          <w:color w:val="000000"/>
+          <w:sz w:val="28"/>
+        </w:rPr>
+      </w:pPr>
+      <w:r>
+        <w:rPr>
+          <w:rFonts w:ascii="Times New Roman" w:hAnsi="Times New Roman"/>
+          <w:color w:val="000000"/>
+          <w:sz w:val="28"/>
+          <w:b/>
         </w:rPr>
         <w:t xml:space="preserve">4. </w:t>
       </w:r>
       <w:r>
         <w:rPr>
           <w:rFonts w:ascii="Times New Roman" w:hAnsi="Times New Roman" w:cs="Times New Roman"/>
-          <w:color w:val="222222"/>
-          <w:sz w:val="22"/>
+          <w:sz w:val="28"/>
+          <w:color w:val="000000"/>
         </w:rPr>
         <w:t xml:space="preserve">Дозволяє перехоплювати та підміняти конфігурацію сервісів через метод </w:t>
       </w:r>
       <w:r>
         <w:rPr>
-          <w:rFonts w:ascii="Consolas" w:hAnsi="Consolas"/>
-          <w:color w:val="C7254E"/>
-          <w:sz w:val="20"/>
-          <w:shd w:val="clear" w:color="auto" w:fill="F9F2F4"/>
+          <w:rFonts w:ascii="Times New Roman" w:hAnsi="Times New Roman"/>
+          <w:sz w:val="28"/>
+          <w:color w:val="000000"/>
         </w:rPr>
         <w:t xml:space="preserve">WithWebHostBuilder()</w:t>
       </w:r>
       <w:r>
         <w:rPr>
           <w:rFonts w:ascii="Times New Roman" w:hAnsi="Times New Roman" w:cs="Times New Roman"/>
-          <w:color w:val="222222"/>
-          <w:sz w:val="22"/>
+          <w:sz w:val="28"/>
+          <w:color w:val="000000"/>
         </w:rPr>
         <w:t xml:space="preserve">, наприклад, для підключення ізольованої тестової бази даних замість продакшн-конфігурації.</w:t>
       </w:r>
@@ -7119,7 +7583,7 @@
     <w:p>
       <w:pPr>
         <w:pBdr>
-          <w:bottom w:val="single" w:color="B0C4DE" w:sz="6"/>
+          <w:bottom w:val="single" w:color="888888" w:sz="6"/>
         </w:pBdr>
         <w:spacing w:before="120" w:after="120"/>
       </w:pPr>
@@ -7127,13 +7591,18 @@
     <w:p>
       <w:pPr>
         <w:spacing w:before="240" w:after="100" w:line="260" w:lineRule="auto"/>
-      </w:pPr>
-      <w:r>
-        <w:rPr>
-          <w:rFonts w:ascii="Times New Roman" w:hAnsi="Times New Roman" w:cs="Times New Roman"/>
-          <w:b/>
-          <w:color w:val="1B365D"/>
-          <w:sz w:val="28"/>
+        <w:rPr>
+          <w:rFonts w:ascii="Times New Roman" w:hAnsi="Times New Roman" w:cs="Times New Roman"/>
+          <w:color w:val="000000"/>
+          <w:sz w:val="28"/>
+        </w:rPr>
+      </w:pPr>
+      <w:r>
+        <w:rPr>
+          <w:rFonts w:ascii="Times New Roman" w:hAnsi="Times New Roman" w:cs="Times New Roman"/>
+          <w:b/>
+          <w:sz w:val="28"/>
+          <w:color w:val="000000"/>
         </w:rPr>
         <w:t xml:space="preserve">7. Висновки</w:t>
       </w:r>
@@ -7141,80 +7610,81 @@
     <w:p>
       <w:pPr>
         <w:spacing w:before="0" w:after="120" w:line="260" w:lineRule="auto"/>
-      </w:pPr>
-      <w:r>
-        <w:rPr>
-          <w:rFonts w:ascii="Times New Roman" w:hAnsi="Times New Roman" w:cs="Times New Roman"/>
-          <w:color w:val="222222"/>
-          <w:sz w:val="22"/>
+        <w:rPr>
+          <w:rFonts w:ascii="Times New Roman" w:hAnsi="Times New Roman" w:cs="Times New Roman"/>
+          <w:color w:val="000000"/>
+          <w:sz w:val="28"/>
+        </w:rPr>
+      </w:pPr>
+      <w:r>
+        <w:rPr>
+          <w:rFonts w:ascii="Times New Roman" w:hAnsi="Times New Roman" w:cs="Times New Roman"/>
+          <w:sz w:val="28"/>
+          <w:color w:val="000000"/>
         </w:rPr>
         <w:t xml:space="preserve">У процесі виконання практичної роботи №8 було здійснено комплексний архітектурний рефакторинг веб-застосунку «Бібліотека» відповідно до канонів Clean Architecture. Було розділено обов'язки між шарами Domain, Application, Infrastructure та Presentation, а також усунуто пряму залежність контролерів від </w:t>
       </w:r>
       <w:r>
         <w:rPr>
-          <w:rFonts w:ascii="Consolas" w:hAnsi="Consolas"/>
-          <w:color w:val="C7254E"/>
-          <w:sz w:val="20"/>
-          <w:shd w:val="clear" w:color="auto" w:fill="F9F2F4"/>
+          <w:rFonts w:ascii="Times New Roman" w:hAnsi="Times New Roman"/>
+          <w:sz w:val="28"/>
+          <w:color w:val="000000"/>
         </w:rPr>
         <w:t xml:space="preserve">DbContext</w:t>
       </w:r>
       <w:r>
         <w:rPr>
           <w:rFonts w:ascii="Times New Roman" w:hAnsi="Times New Roman" w:cs="Times New Roman"/>
-          <w:color w:val="222222"/>
-          <w:sz w:val="22"/>
+          <w:sz w:val="28"/>
+          <w:color w:val="000000"/>
         </w:rPr>
         <w:t xml:space="preserve"> за допомогою патернів Repository та Unit of Work. Розроблено набір із 8 модульних тестів із використанням </w:t>
       </w:r>
       <w:r>
         <w:rPr>
-          <w:rFonts w:ascii="Consolas" w:hAnsi="Consolas"/>
-          <w:color w:val="C7254E"/>
-          <w:sz w:val="20"/>
-          <w:shd w:val="clear" w:color="auto" w:fill="F9F2F4"/>
+          <w:rFonts w:ascii="Times New Roman" w:hAnsi="Times New Roman"/>
+          <w:sz w:val="28"/>
+          <w:color w:val="000000"/>
         </w:rPr>
         <w:t xml:space="preserve">xUnit</w:t>
       </w:r>
       <w:r>
         <w:rPr>
           <w:rFonts w:ascii="Times New Roman" w:hAnsi="Times New Roman" w:cs="Times New Roman"/>
-          <w:color w:val="222222"/>
-          <w:sz w:val="22"/>
+          <w:sz w:val="28"/>
+          <w:color w:val="000000"/>
         </w:rPr>
         <w:t xml:space="preserve"> та </w:t>
       </w:r>
       <w:r>
         <w:rPr>
-          <w:rFonts w:ascii="Consolas" w:hAnsi="Consolas"/>
-          <w:color w:val="C7254E"/>
-          <w:sz w:val="20"/>
-          <w:shd w:val="clear" w:color="auto" w:fill="F9F2F4"/>
+          <w:rFonts w:ascii="Times New Roman" w:hAnsi="Times New Roman"/>
+          <w:sz w:val="28"/>
+          <w:color w:val="000000"/>
         </w:rPr>
         <w:t xml:space="preserve">Moq</w:t>
       </w:r>
       <w:r>
         <w:rPr>
           <w:rFonts w:ascii="Times New Roman" w:hAnsi="Times New Roman" w:cs="Times New Roman"/>
-          <w:color w:val="222222"/>
-          <w:sz w:val="22"/>
+          <w:sz w:val="28"/>
+          <w:color w:val="000000"/>
         </w:rPr>
         <w:t xml:space="preserve">, що перевіряють роботу бізнес-правил в ізоляції, та набір із 5 інтеграційних тестів із </w:t>
       </w:r>
       <w:r>
         <w:rPr>
-          <w:rFonts w:ascii="Consolas" w:hAnsi="Consolas"/>
-          <w:color w:val="C7254E"/>
-          <w:sz w:val="20"/>
-          <w:shd w:val="clear" w:color="auto" w:fill="F9F2F4"/>
+          <w:rFonts w:ascii="Times New Roman" w:hAnsi="Times New Roman"/>
+          <w:sz w:val="28"/>
+          <w:color w:val="000000"/>
         </w:rPr>
         <w:t xml:space="preserve">WebApplicationFactory</w:t>
       </w:r>
       <w:r>
         <w:rPr>
           <w:rFonts w:ascii="Times New Roman" w:hAnsi="Times New Roman" w:cs="Times New Roman"/>
-          <w:color w:val="222222"/>
-          <w:sz w:val="22"/>
+          <w:sz w:val="28"/>
+          <w:color w:val="000000"/>
         </w:rPr>
         <w:t xml:space="preserve">, які підтверджують коректне функціонування REST API наскрізно через HTTP-конвеєр.</w:t>
       </w:r>

--- a/08-architecture-testing/REPORT_LAB08.docx
+++ b/08-architecture-testing/REPORT_LAB08.docx
@@ -16,9 +16,9 @@
       <w:r>
         <w:rPr>
           <w:rFonts w:ascii="Times New Roman" w:hAnsi="Times New Roman" w:cs="Times New Roman"/>
-          <w:color w:val="000000"/>
-          <w:sz w:val="28"/>
-          <w:szCs w:val="28"/>
+          <w:sz w:val="28"/>
+          <w:szCs w:val="28"/>
+          <w:color w:val="000000"/>
         </w:rPr>
         <w:t xml:space="preserve">Міністерство освіти і науки України</w:t>
       </w:r>
@@ -37,9 +37,9 @@
       <w:r>
         <w:rPr>
           <w:rFonts w:ascii="Times New Roman" w:hAnsi="Times New Roman" w:cs="Times New Roman"/>
-          <w:color w:val="000000"/>
-          <w:sz w:val="28"/>
-          <w:szCs w:val="28"/>
+          <w:sz w:val="28"/>
+          <w:szCs w:val="28"/>
+          <w:color w:val="000000"/>
         </w:rPr>
         <w:t xml:space="preserve">Вінницький національний технічний університет</w:t>
       </w:r>
@@ -58,9 +58,9 @@
       <w:r>
         <w:rPr>
           <w:rFonts w:ascii="Times New Roman" w:hAnsi="Times New Roman" w:cs="Times New Roman"/>
-          <w:color w:val="000000"/>
-          <w:sz w:val="28"/>
-          <w:szCs w:val="28"/>
+          <w:sz w:val="28"/>
+          <w:szCs w:val="28"/>
+          <w:color w:val="000000"/>
         </w:rPr>
         <w:t xml:space="preserve">Факультет інформаційних технологій та комп’ютерної інженерії</w:t>
       </w:r>
@@ -79,9 +79,9 @@
       <w:r>
         <w:rPr>
           <w:rFonts w:ascii="Times New Roman" w:hAnsi="Times New Roman" w:cs="Times New Roman"/>
-          <w:color w:val="000000"/>
-          <w:sz w:val="28"/>
-          <w:szCs w:val="28"/>
+          <w:sz w:val="28"/>
+          <w:szCs w:val="28"/>
+          <w:color w:val="000000"/>
         </w:rPr>
         <w:t xml:space="preserve">Кафедра ПЗ</w:t>
       </w:r>
@@ -100,9 +100,9 @@
       <w:r>
         <w:rPr>
           <w:rFonts w:ascii="Times New Roman" w:hAnsi="Times New Roman" w:cs="Times New Roman"/>
-          <w:color w:val="000000"/>
-          <w:sz w:val="28"/>
-          <w:szCs w:val="28"/>
+          <w:sz w:val="28"/>
+          <w:szCs w:val="28"/>
+          <w:color w:val="000000"/>
         </w:rPr>
         <w:t xml:space="preserve">Лабораторна робота №8</w:t>
       </w:r>
@@ -121,9 +121,9 @@
       <w:r>
         <w:rPr>
           <w:rFonts w:ascii="Times New Roman" w:hAnsi="Times New Roman" w:cs="Times New Roman"/>
-          <w:color w:val="000000"/>
-          <w:sz w:val="28"/>
-          <w:szCs w:val="28"/>
+          <w:sz w:val="28"/>
+          <w:szCs w:val="28"/>
+          <w:color w:val="000000"/>
         </w:rPr>
         <w:t xml:space="preserve">Архітектурні патерни та тестування .NET-застосунку</w:t>
       </w:r>
@@ -142,16 +142,71 @@
       <w:r>
         <w:rPr>
           <w:rFonts w:ascii="Times New Roman" w:hAnsi="Times New Roman" w:cs="Times New Roman"/>
-          <w:color w:val="000000"/>
-          <w:sz w:val="28"/>
-          <w:szCs w:val="28"/>
+          <w:sz w:val="28"/>
+          <w:szCs w:val="28"/>
+          <w:color w:val="000000"/>
         </w:rPr>
         <w:t xml:space="preserve">Виконав: ст. 2ПІ-24б</w:t>
+      </w:r>
+      <w:r>
         <w:br/>
+      </w:r>
+      <w:r>
+        <w:rPr>
+          <w:rFonts w:ascii="Times New Roman" w:hAnsi="Times New Roman" w:cs="Times New Roman"/>
+          <w:sz w:val="28"/>
+          <w:szCs w:val="28"/>
+          <w:color w:val="000000"/>
+        </w:rPr>
         <w:t xml:space="preserve">Слободян І. В.</w:t>
+      </w:r>
+      <w:r>
         <w:br/>
+      </w:r>
+      <w:r>
+        <w:rPr>
+          <w:rFonts w:ascii="Times New Roman" w:hAnsi="Times New Roman" w:cs="Times New Roman"/>
+          <w:sz w:val="28"/>
+          <w:szCs w:val="28"/>
+          <w:color w:val="000000"/>
+        </w:rPr>
+        <w:t xml:space="preserve">GitHub: </w:t>
+      </w:r>
+      <w:hyperlink xmlns:r="http://schemas.openxmlformats.org/officeDocument/2006/relationships" r:id="R64001d0b0a904995">
+        <w:r>
+          <w:rPr>
+            <w:rFonts w:ascii="Times New Roman" w:hAnsi="Times New Roman" w:cs="Times New Roman"/>
+            <w:sz w:val="24"/>
+            <w:szCs w:val="24"/>
+            <w:color w:val="0563C1"/>
+            <w:u w:val="single"/>
+          </w:rPr>
+          <w:t xml:space="preserve">Gerald20001/vntu-dotnet-labs</w:t>
+        </w:r>
+      </w:hyperlink>
+      <w:r>
         <w:br/>
-        <w:t xml:space="preserve">Перевірив: Позур М. Ю.</w:t>
+      </w:r>
+      <w:r>
+        <w:br/>
+      </w:r>
+      <w:r>
+        <w:rPr>
+          <w:rFonts w:ascii="Times New Roman" w:hAnsi="Times New Roman" w:cs="Times New Roman"/>
+          <w:sz w:val="28"/>
+          <w:szCs w:val="28"/>
+          <w:color w:val="000000"/>
+        </w:rPr>
+        <w:t xml:space="preserve">Перевірив: </w:t>
+      </w:r>
+      <w:r>
+        <w:rPr>
+          <w:rFonts w:ascii="Times New Roman" w:hAnsi="Times New Roman" w:cs="Times New Roman"/>
+          <w:sz w:val="28"/>
+          <w:szCs w:val="28"/>
+          <w:color w:val="000000"/>
+        </w:rPr>
+        <w:t xml:space="preserve">Позур М. Ю.</w:t>
       </w:r>
     </w:p>
     <w:p>
@@ -244,28 +299,6 @@
     </w:p>
     <w:p>
       <w:pPr>
-        <w:ind w:left="5102"/>
-        <w:jc w:val="right"/>
-        <w:rPr>
-          <w:rFonts w:ascii="Times New Roman" w:hAnsi="Times New Roman" w:cs="Times New Roman"/>
-          <w:color w:val="000000"/>
-          <w:sz w:val="28"/>
-        </w:rPr>
-      </w:pPr>
-    </w:p>
-    <w:p>
-      <w:pPr>
-        <w:ind w:left="5102"/>
-        <w:jc w:val="right"/>
-        <w:rPr>
-          <w:rFonts w:ascii="Times New Roman" w:hAnsi="Times New Roman" w:cs="Times New Roman"/>
-          <w:color w:val="000000"/>
-          <w:sz w:val="28"/>
-        </w:rPr>
-      </w:pPr>
-    </w:p>
-    <w:p>
-      <w:pPr>
         <w:spacing w:before="2200"/>
         <w:jc w:val="center"/>
         <w:rPr>
@@ -277,10 +310,11 @@
       <w:r>
         <w:rPr>
           <w:rFonts w:ascii="Times New Roman" w:hAnsi="Times New Roman" w:cs="Times New Roman"/>
-          <w:color w:val="000000"/>
-          <w:sz w:val="28"/>
-        </w:rPr>
-        <w:t>м. Вінниця – 2026</w:t>
+          <w:sz w:val="28"/>
+          <w:szCs w:val="28"/>
+          <w:color w:val="000000"/>
+        </w:rPr>
+        <w:t xml:space="preserve">м. Вінниця – 2026</w:t>
       </w:r>
     </w:p>
     <w:p>
@@ -297,6 +331,38 @@
     </w:p>
     <w:p>
       <w:pPr>
+        <w:spacing w:before="0" w:after="180" w:line="260" w:lineRule="auto"/>
+        <w:rPr>
+          <w:rFonts w:ascii="Times New Roman" w:hAnsi="Times New Roman" w:cs="Times New Roman"/>
+          <w:color w:val="000000"/>
+          <w:sz w:val="28"/>
+        </w:rPr>
+      </w:pPr>
+      <w:r>
+        <w:rPr>
+          <w:rFonts w:ascii="Times New Roman" w:hAnsi="Times New Roman" w:cs="Times New Roman"/>
+          <w:b/>
+          <w:sz w:val="28"/>
+          <w:szCs w:val="28"/>
+          <w:color w:val="000000"/>
+        </w:rPr>
+        <w:t xml:space="preserve">GitHub репозиторій проєкту: </w:t>
+      </w:r>
+      <w:hyperlink xmlns:r="http://schemas.openxmlformats.org/officeDocument/2006/relationships" r:id="R7d7405b5721c48ef">
+        <w:r>
+          <w:rPr>
+            <w:rFonts w:ascii="Times New Roman" w:hAnsi="Times New Roman" w:cs="Times New Roman"/>
+            <w:sz w:val="26"/>
+            <w:szCs w:val="26"/>
+            <w:color w:val="0563C1"/>
+            <w:u w:val="single"/>
+          </w:rPr>
+          <w:t xml:space="preserve">https://github.com/Gerald20001/vntu-dotnet-labs</w:t>
+        </w:r>
+      </w:hyperlink>
+    </w:p>
+    <w:p>
+      <w:pPr>
         <w:spacing w:before="240" w:after="100" w:line="260" w:lineRule="auto"/>
         <w:rPr>
           <w:rFonts w:ascii="Times New Roman" w:hAnsi="Times New Roman" w:cs="Times New Roman"/>
@@ -309,6 +375,7 @@
           <w:rFonts w:ascii="Times New Roman" w:hAnsi="Times New Roman" w:cs="Times New Roman"/>
           <w:b/>
           <w:sz w:val="28"/>
+          <w:szCs w:val="28"/>
           <w:color w:val="000000"/>
         </w:rPr>
         <w:t xml:space="preserve">1. Мета роботи</w:t>
@@ -327,6 +394,7 @@
         <w:rPr>
           <w:rFonts w:ascii="Times New Roman" w:hAnsi="Times New Roman" w:cs="Times New Roman"/>
           <w:sz w:val="28"/>
+          <w:szCs w:val="28"/>
           <w:color w:val="000000"/>
         </w:rPr>
         <w:t xml:space="preserve">Опанувати практичні навички проєктування архітектури enterprise-застосунків на платформі .NET з використанням принципів Чистої Архітектури (Clean Architecture / Onion Architecture), шаблонів проєктування </w:t>
@@ -336,6 +404,7 @@
           <w:rFonts w:ascii="Times New Roman" w:hAnsi="Times New Roman" w:cs="Times New Roman"/>
           <w:b/>
           <w:sz w:val="28"/>
+          <w:szCs w:val="28"/>
           <w:color w:val="000000"/>
         </w:rPr>
         <w:t xml:space="preserve">Repository</w:t>
@@ -344,6 +413,7 @@
         <w:rPr>
           <w:rFonts w:ascii="Times New Roman" w:hAnsi="Times New Roman" w:cs="Times New Roman"/>
           <w:sz w:val="28"/>
+          <w:szCs w:val="28"/>
           <w:color w:val="000000"/>
         </w:rPr>
         <w:t xml:space="preserve"> та </w:t>
@@ -353,6 +423,7 @@
           <w:rFonts w:ascii="Times New Roman" w:hAnsi="Times New Roman" w:cs="Times New Roman"/>
           <w:b/>
           <w:sz w:val="28"/>
+          <w:szCs w:val="28"/>
           <w:color w:val="000000"/>
         </w:rPr>
         <w:t xml:space="preserve">Unit of Work</w:t>
@@ -361,6 +432,7 @@
         <w:rPr>
           <w:rFonts w:ascii="Times New Roman" w:hAnsi="Times New Roman" w:cs="Times New Roman"/>
           <w:sz w:val="28"/>
+          <w:szCs w:val="28"/>
           <w:color w:val="000000"/>
         </w:rPr>
         <w:t xml:space="preserve">, розшарування бізнес-логіки у виділений сервісний шар, а також реалізувати всебічне автоматизоване тестування:</w:t>
@@ -389,6 +461,7 @@
         <w:rPr>
           <w:rFonts w:ascii="Times New Roman" w:hAnsi="Times New Roman" w:cs="Times New Roman"/>
           <w:sz w:val="28"/>
+          <w:szCs w:val="28"/>
           <w:color w:val="000000"/>
         </w:rPr>
         <w:t xml:space="preserve">Модульне тестування (Unit Testing) сервісного шару з ізоляцією залежностей за допомогою </w:t>
@@ -398,6 +471,7 @@
           <w:rFonts w:ascii="Times New Roman" w:hAnsi="Times New Roman" w:cs="Times New Roman"/>
           <w:b/>
           <w:sz w:val="28"/>
+          <w:szCs w:val="28"/>
           <w:color w:val="000000"/>
         </w:rPr>
         <w:t xml:space="preserve">xUnit</w:t>
@@ -406,6 +480,7 @@
         <w:rPr>
           <w:rFonts w:ascii="Times New Roman" w:hAnsi="Times New Roman" w:cs="Times New Roman"/>
           <w:sz w:val="28"/>
+          <w:szCs w:val="28"/>
           <w:color w:val="000000"/>
         </w:rPr>
         <w:t xml:space="preserve"> та </w:t>
@@ -415,6 +490,7 @@
           <w:rFonts w:ascii="Times New Roman" w:hAnsi="Times New Roman" w:cs="Times New Roman"/>
           <w:b/>
           <w:sz w:val="28"/>
+          <w:szCs w:val="28"/>
           <w:color w:val="000000"/>
         </w:rPr>
         <w:t xml:space="preserve">Moq</w:t>
@@ -423,6 +499,7 @@
         <w:rPr>
           <w:rFonts w:ascii="Times New Roman" w:hAnsi="Times New Roman" w:cs="Times New Roman"/>
           <w:sz w:val="28"/>
+          <w:szCs w:val="28"/>
           <w:color w:val="000000"/>
         </w:rPr>
         <w:t xml:space="preserve">.</w:t>
@@ -451,6 +528,7 @@
         <w:rPr>
           <w:rFonts w:ascii="Times New Roman" w:hAnsi="Times New Roman" w:cs="Times New Roman"/>
           <w:sz w:val="28"/>
+          <w:szCs w:val="28"/>
           <w:color w:val="000000"/>
         </w:rPr>
         <w:t xml:space="preserve">Інтеграційне тестування (Integration Testing) кінцевих точок Web API за допомогою </w:t>
@@ -460,6 +538,7 @@
           <w:rFonts w:ascii="Times New Roman" w:hAnsi="Times New Roman" w:cs="Times New Roman"/>
           <w:b/>
           <w:sz w:val="28"/>
+          <w:szCs w:val="28"/>
           <w:color w:val="000000"/>
         </w:rPr>
         <w:t xml:space="preserve">WebApplicationFactory</w:t>
@@ -468,6 +547,7 @@
         <w:rPr>
           <w:rFonts w:ascii="Times New Roman" w:hAnsi="Times New Roman" w:cs="Times New Roman"/>
           <w:sz w:val="28"/>
+          <w:szCs w:val="28"/>
           <w:color w:val="000000"/>
         </w:rPr>
         <w:t xml:space="preserve"> та реального тестового HTTP-клієнта.</w:t>
@@ -495,6 +575,7 @@
           <w:rFonts w:ascii="Times New Roman" w:hAnsi="Times New Roman" w:cs="Times New Roman"/>
           <w:b/>
           <w:sz w:val="28"/>
+          <w:szCs w:val="28"/>
           <w:color w:val="000000"/>
         </w:rPr>
         <w:t xml:space="preserve">2. Завдання варіанту</w:t>
@@ -524,6 +605,7 @@
           <w:rFonts w:ascii="Times New Roman" w:hAnsi="Times New Roman" w:cs="Times New Roman"/>
           <w:b/>
           <w:sz w:val="28"/>
+          <w:szCs w:val="28"/>
           <w:color w:val="000000"/>
         </w:rPr>
         <w:t xml:space="preserve">Рефакторинг архітектури проєкту:</w:t>
@@ -552,15 +634,16 @@
         <w:rPr>
           <w:rFonts w:ascii="Times New Roman" w:hAnsi="Times New Roman" w:cs="Times New Roman"/>
           <w:sz w:val="28"/>
+          <w:szCs w:val="28"/>
           <w:color w:val="000000"/>
         </w:rPr>
         <w:t xml:space="preserve">Повністю ізолювати шар доступу до даних (</w:t>
       </w:r>
       <w:r>
         <w:rPr>
-          <w:rFonts w:ascii="Times New Roman" w:hAnsi="Times New Roman"/>
-          <w:sz w:val="28"/>
-          <w:color w:val="000000"/>
+          <w:rFonts w:ascii="Consolas" w:hAnsi="Consolas" w:cs="Consolas"/>
+          <w:sz w:val="28"/>
+          <w:color w:val="1A1A1A"/>
         </w:rPr>
         <w:t xml:space="preserve">DbContext</w:t>
       </w:r>
@@ -568,6 +651,7 @@
         <w:rPr>
           <w:rFonts w:ascii="Times New Roman" w:hAnsi="Times New Roman" w:cs="Times New Roman"/>
           <w:sz w:val="28"/>
+          <w:szCs w:val="28"/>
           <w:color w:val="000000"/>
         </w:rPr>
         <w:t xml:space="preserve">) від презентаційного шару (контролерів).</w:t>
@@ -596,6 +680,7 @@
         <w:rPr>
           <w:rFonts w:ascii="Times New Roman" w:hAnsi="Times New Roman" w:cs="Times New Roman"/>
           <w:sz w:val="28"/>
+          <w:szCs w:val="28"/>
           <w:color w:val="000000"/>
         </w:rPr>
         <w:t xml:space="preserve">Реалізувати патерн </w:t>
@@ -605,6 +690,7 @@
           <w:rFonts w:ascii="Times New Roman" w:hAnsi="Times New Roman" w:cs="Times New Roman"/>
           <w:b/>
           <w:sz w:val="28"/>
+          <w:szCs w:val="28"/>
           <w:color w:val="000000"/>
         </w:rPr>
         <w:t xml:space="preserve">Repository</w:t>
@@ -613,15 +699,16 @@
         <w:rPr>
           <w:rFonts w:ascii="Times New Roman" w:hAnsi="Times New Roman" w:cs="Times New Roman"/>
           <w:sz w:val="28"/>
+          <w:szCs w:val="28"/>
           <w:color w:val="000000"/>
         </w:rPr>
         <w:t xml:space="preserve"> для сутностей бібліотеки (</w:t>
       </w:r>
       <w:r>
         <w:rPr>
-          <w:rFonts w:ascii="Times New Roman" w:hAnsi="Times New Roman"/>
-          <w:sz w:val="28"/>
-          <w:color w:val="000000"/>
+          <w:rFonts w:ascii="Consolas" w:hAnsi="Consolas" w:cs="Consolas"/>
+          <w:sz w:val="28"/>
+          <w:color w:val="1A1A1A"/>
         </w:rPr>
         <w:t xml:space="preserve">IBookRepository</w:t>
       </w:r>
@@ -629,15 +716,16 @@
         <w:rPr>
           <w:rFonts w:ascii="Times New Roman" w:hAnsi="Times New Roman" w:cs="Times New Roman"/>
           <w:sz w:val="28"/>
+          <w:szCs w:val="28"/>
           <w:color w:val="000000"/>
         </w:rPr>
         <w:t xml:space="preserve">, </w:t>
       </w:r>
       <w:r>
         <w:rPr>
-          <w:rFonts w:ascii="Times New Roman" w:hAnsi="Times New Roman"/>
-          <w:sz w:val="28"/>
-          <w:color w:val="000000"/>
+          <w:rFonts w:ascii="Consolas" w:hAnsi="Consolas" w:cs="Consolas"/>
+          <w:sz w:val="28"/>
+          <w:color w:val="1A1A1A"/>
         </w:rPr>
         <w:t xml:space="preserve">IAuthorRepository</w:t>
       </w:r>
@@ -645,6 +733,7 @@
         <w:rPr>
           <w:rFonts w:ascii="Times New Roman" w:hAnsi="Times New Roman" w:cs="Times New Roman"/>
           <w:sz w:val="28"/>
+          <w:szCs w:val="28"/>
           <w:color w:val="000000"/>
         </w:rPr>
         <w:t xml:space="preserve">).</w:t>
@@ -673,6 +762,7 @@
         <w:rPr>
           <w:rFonts w:ascii="Times New Roman" w:hAnsi="Times New Roman" w:cs="Times New Roman"/>
           <w:sz w:val="28"/>
+          <w:szCs w:val="28"/>
           <w:color w:val="000000"/>
         </w:rPr>
         <w:t xml:space="preserve">Реалізувати патерн </w:t>
@@ -682,6 +772,7 @@
           <w:rFonts w:ascii="Times New Roman" w:hAnsi="Times New Roman" w:cs="Times New Roman"/>
           <w:b/>
           <w:sz w:val="28"/>
+          <w:szCs w:val="28"/>
           <w:color w:val="000000"/>
         </w:rPr>
         <w:t xml:space="preserve">Unit of Work</w:t>
@@ -690,15 +781,16 @@
         <w:rPr>
           <w:rFonts w:ascii="Times New Roman" w:hAnsi="Times New Roman" w:cs="Times New Roman"/>
           <w:sz w:val="28"/>
+          <w:szCs w:val="28"/>
           <w:color w:val="000000"/>
         </w:rPr>
         <w:t xml:space="preserve"> (</w:t>
       </w:r>
       <w:r>
         <w:rPr>
-          <w:rFonts w:ascii="Times New Roman" w:hAnsi="Times New Roman"/>
-          <w:sz w:val="28"/>
-          <w:color w:val="000000"/>
+          <w:rFonts w:ascii="Consolas" w:hAnsi="Consolas" w:cs="Consolas"/>
+          <w:sz w:val="28"/>
+          <w:color w:val="1A1A1A"/>
         </w:rPr>
         <w:t xml:space="preserve">IUnitOfWork</w:t>
       </w:r>
@@ -706,6 +798,7 @@
         <w:rPr>
           <w:rFonts w:ascii="Times New Roman" w:hAnsi="Times New Roman" w:cs="Times New Roman"/>
           <w:sz w:val="28"/>
+          <w:szCs w:val="28"/>
           <w:color w:val="000000"/>
         </w:rPr>
         <w:t xml:space="preserve">) для гарантування атомарності операцій збереження змін кількох репозиторіїв у межах єдиної транзакції.</w:t>
@@ -734,15 +827,16 @@
         <w:rPr>
           <w:rFonts w:ascii="Times New Roman" w:hAnsi="Times New Roman" w:cs="Times New Roman"/>
           <w:sz w:val="28"/>
+          <w:szCs w:val="28"/>
           <w:color w:val="000000"/>
         </w:rPr>
         <w:t xml:space="preserve">Винести бізнес-логіку та бізнес-правила з контролерів у спеціалізований сервісний шар (</w:t>
       </w:r>
       <w:r>
         <w:rPr>
-          <w:rFonts w:ascii="Times New Roman" w:hAnsi="Times New Roman"/>
-          <w:sz w:val="28"/>
-          <w:color w:val="000000"/>
+          <w:rFonts w:ascii="Consolas" w:hAnsi="Consolas" w:cs="Consolas"/>
+          <w:sz w:val="28"/>
+          <w:color w:val="1A1A1A"/>
         </w:rPr>
         <w:t xml:space="preserve">IBookService</w:t>
       </w:r>
@@ -750,15 +844,16 @@
         <w:rPr>
           <w:rFonts w:ascii="Times New Roman" w:hAnsi="Times New Roman" w:cs="Times New Roman"/>
           <w:sz w:val="28"/>
+          <w:szCs w:val="28"/>
           <w:color w:val="000000"/>
         </w:rPr>
         <w:t xml:space="preserve">, </w:t>
       </w:r>
       <w:r>
         <w:rPr>
-          <w:rFonts w:ascii="Times New Roman" w:hAnsi="Times New Roman"/>
-          <w:sz w:val="28"/>
-          <w:color w:val="000000"/>
+          <w:rFonts w:ascii="Consolas" w:hAnsi="Consolas" w:cs="Consolas"/>
+          <w:sz w:val="28"/>
+          <w:color w:val="1A1A1A"/>
         </w:rPr>
         <w:t xml:space="preserve">BookService</w:t>
       </w:r>
@@ -766,6 +861,7 @@
         <w:rPr>
           <w:rFonts w:ascii="Times New Roman" w:hAnsi="Times New Roman" w:cs="Times New Roman"/>
           <w:sz w:val="28"/>
+          <w:szCs w:val="28"/>
           <w:color w:val="000000"/>
         </w:rPr>
         <w:t xml:space="preserve">).</w:t>
@@ -795,6 +891,7 @@
           <w:rFonts w:ascii="Times New Roman" w:hAnsi="Times New Roman" w:cs="Times New Roman"/>
           <w:b/>
           <w:sz w:val="28"/>
+          <w:szCs w:val="28"/>
           <w:color w:val="000000"/>
         </w:rPr>
         <w:t xml:space="preserve">Розподіл на шари (Clean Architecture):</w:t>
@@ -824,6 +921,7 @@
           <w:rFonts w:ascii="Times New Roman" w:hAnsi="Times New Roman" w:cs="Times New Roman"/>
           <w:b/>
           <w:sz w:val="28"/>
+          <w:szCs w:val="28"/>
           <w:color w:val="000000"/>
         </w:rPr>
         <w:t xml:space="preserve">Domain:</w:t>
@@ -832,15 +930,16 @@
         <w:rPr>
           <w:rFonts w:ascii="Times New Roman" w:hAnsi="Times New Roman" w:cs="Times New Roman"/>
           <w:sz w:val="28"/>
+          <w:szCs w:val="28"/>
           <w:color w:val="000000"/>
         </w:rPr>
         <w:t xml:space="preserve"> Сутності (</w:t>
       </w:r>
       <w:r>
         <w:rPr>
-          <w:rFonts w:ascii="Times New Roman" w:hAnsi="Times New Roman"/>
-          <w:sz w:val="28"/>
-          <w:color w:val="000000"/>
+          <w:rFonts w:ascii="Consolas" w:hAnsi="Consolas" w:cs="Consolas"/>
+          <w:sz w:val="28"/>
+          <w:color w:val="1A1A1A"/>
         </w:rPr>
         <w:t xml:space="preserve">Author</w:t>
       </w:r>
@@ -848,15 +947,16 @@
         <w:rPr>
           <w:rFonts w:ascii="Times New Roman" w:hAnsi="Times New Roman" w:cs="Times New Roman"/>
           <w:sz w:val="28"/>
+          <w:szCs w:val="28"/>
           <w:color w:val="000000"/>
         </w:rPr>
         <w:t xml:space="preserve">, </w:t>
       </w:r>
       <w:r>
         <w:rPr>
-          <w:rFonts w:ascii="Times New Roman" w:hAnsi="Times New Roman"/>
-          <w:sz w:val="28"/>
-          <w:color w:val="000000"/>
+          <w:rFonts w:ascii="Consolas" w:hAnsi="Consolas" w:cs="Consolas"/>
+          <w:sz w:val="28"/>
+          <w:color w:val="1A1A1A"/>
         </w:rPr>
         <w:t xml:space="preserve">Book</w:t>
       </w:r>
@@ -864,15 +964,16 @@
         <w:rPr>
           <w:rFonts w:ascii="Times New Roman" w:hAnsi="Times New Roman" w:cs="Times New Roman"/>
           <w:sz w:val="28"/>
+          <w:szCs w:val="28"/>
           <w:color w:val="000000"/>
         </w:rPr>
         <w:t xml:space="preserve">, </w:t>
       </w:r>
       <w:r>
         <w:rPr>
-          <w:rFonts w:ascii="Times New Roman" w:hAnsi="Times New Roman"/>
-          <w:sz w:val="28"/>
-          <w:color w:val="000000"/>
+          <w:rFonts w:ascii="Consolas" w:hAnsi="Consolas" w:cs="Consolas"/>
+          <w:sz w:val="28"/>
+          <w:color w:val="1A1A1A"/>
         </w:rPr>
         <w:t xml:space="preserve">Reader</w:t>
       </w:r>
@@ -880,15 +981,16 @@
         <w:rPr>
           <w:rFonts w:ascii="Times New Roman" w:hAnsi="Times New Roman" w:cs="Times New Roman"/>
           <w:sz w:val="28"/>
+          <w:szCs w:val="28"/>
           <w:color w:val="000000"/>
         </w:rPr>
         <w:t xml:space="preserve">, </w:t>
       </w:r>
       <w:r>
         <w:rPr>
-          <w:rFonts w:ascii="Times New Roman" w:hAnsi="Times New Roman"/>
-          <w:sz w:val="28"/>
-          <w:color w:val="000000"/>
+          <w:rFonts w:ascii="Consolas" w:hAnsi="Consolas" w:cs="Consolas"/>
+          <w:sz w:val="28"/>
+          <w:color w:val="1A1A1A"/>
         </w:rPr>
         <w:t xml:space="preserve">BookLoan</w:t>
       </w:r>
@@ -896,15 +998,16 @@
         <w:rPr>
           <w:rFonts w:ascii="Times New Roman" w:hAnsi="Times New Roman" w:cs="Times New Roman"/>
           <w:sz w:val="28"/>
+          <w:szCs w:val="28"/>
           <w:color w:val="000000"/>
         </w:rPr>
         <w:t xml:space="preserve">), інтерфейси сховищ, доменні винятки (</w:t>
       </w:r>
       <w:r>
         <w:rPr>
-          <w:rFonts w:ascii="Times New Roman" w:hAnsi="Times New Roman"/>
-          <w:sz w:val="28"/>
-          <w:color w:val="000000"/>
+          <w:rFonts w:ascii="Consolas" w:hAnsi="Consolas" w:cs="Consolas"/>
+          <w:sz w:val="28"/>
+          <w:color w:val="1A1A1A"/>
         </w:rPr>
         <w:t xml:space="preserve">EntityNotFoundException</w:t>
       </w:r>
@@ -912,15 +1015,16 @@
         <w:rPr>
           <w:rFonts w:ascii="Times New Roman" w:hAnsi="Times New Roman" w:cs="Times New Roman"/>
           <w:sz w:val="28"/>
+          <w:szCs w:val="28"/>
           <w:color w:val="000000"/>
         </w:rPr>
         <w:t xml:space="preserve">, </w:t>
       </w:r>
       <w:r>
         <w:rPr>
-          <w:rFonts w:ascii="Times New Roman" w:hAnsi="Times New Roman"/>
-          <w:sz w:val="28"/>
-          <w:color w:val="000000"/>
+          <w:rFonts w:ascii="Consolas" w:hAnsi="Consolas" w:cs="Consolas"/>
+          <w:sz w:val="28"/>
+          <w:color w:val="1A1A1A"/>
         </w:rPr>
         <w:t xml:space="preserve">BusinessRuleValidationException</w:t>
       </w:r>
@@ -928,6 +1032,7 @@
         <w:rPr>
           <w:rFonts w:ascii="Times New Roman" w:hAnsi="Times New Roman" w:cs="Times New Roman"/>
           <w:sz w:val="28"/>
+          <w:szCs w:val="28"/>
           <w:color w:val="000000"/>
         </w:rPr>
         <w:t xml:space="preserve">). Шар не має жодних зовнішніх залежностей.</w:t>
@@ -957,6 +1062,7 @@
           <w:rFonts w:ascii="Times New Roman" w:hAnsi="Times New Roman" w:cs="Times New Roman"/>
           <w:b/>
           <w:sz w:val="28"/>
+          <w:szCs w:val="28"/>
           <w:color w:val="000000"/>
         </w:rPr>
         <w:t xml:space="preserve">Application:</w:t>
@@ -965,15 +1071,16 @@
         <w:rPr>
           <w:rFonts w:ascii="Times New Roman" w:hAnsi="Times New Roman" w:cs="Times New Roman"/>
           <w:sz w:val="28"/>
+          <w:szCs w:val="28"/>
           <w:color w:val="000000"/>
         </w:rPr>
         <w:t xml:space="preserve"> DTO-моделі (</w:t>
       </w:r>
       <w:r>
         <w:rPr>
-          <w:rFonts w:ascii="Times New Roman" w:hAnsi="Times New Roman"/>
-          <w:sz w:val="28"/>
-          <w:color w:val="000000"/>
+          <w:rFonts w:ascii="Consolas" w:hAnsi="Consolas" w:cs="Consolas"/>
+          <w:sz w:val="28"/>
+          <w:color w:val="1A1A1A"/>
         </w:rPr>
         <w:t xml:space="preserve">BookDto</w:t>
       </w:r>
@@ -981,15 +1088,16 @@
         <w:rPr>
           <w:rFonts w:ascii="Times New Roman" w:hAnsi="Times New Roman" w:cs="Times New Roman"/>
           <w:sz w:val="28"/>
+          <w:szCs w:val="28"/>
           <w:color w:val="000000"/>
         </w:rPr>
         <w:t xml:space="preserve">, </w:t>
       </w:r>
       <w:r>
         <w:rPr>
-          <w:rFonts w:ascii="Times New Roman" w:hAnsi="Times New Roman"/>
-          <w:sz w:val="28"/>
-          <w:color w:val="000000"/>
+          <w:rFonts w:ascii="Consolas" w:hAnsi="Consolas" w:cs="Consolas"/>
+          <w:sz w:val="28"/>
+          <w:color w:val="1A1A1A"/>
         </w:rPr>
         <w:t xml:space="preserve">CreateBookDto</w:t>
       </w:r>
@@ -997,15 +1105,16 @@
         <w:rPr>
           <w:rFonts w:ascii="Times New Roman" w:hAnsi="Times New Roman" w:cs="Times New Roman"/>
           <w:sz w:val="28"/>
+          <w:szCs w:val="28"/>
           <w:color w:val="000000"/>
         </w:rPr>
         <w:t xml:space="preserve">, </w:t>
       </w:r>
       <w:r>
         <w:rPr>
-          <w:rFonts w:ascii="Times New Roman" w:hAnsi="Times New Roman"/>
-          <w:sz w:val="28"/>
-          <w:color w:val="000000"/>
+          <w:rFonts w:ascii="Consolas" w:hAnsi="Consolas" w:cs="Consolas"/>
+          <w:sz w:val="28"/>
+          <w:color w:val="1A1A1A"/>
         </w:rPr>
         <w:t xml:space="preserve">UpdateBookDto</w:t>
       </w:r>
@@ -1013,15 +1122,16 @@
         <w:rPr>
           <w:rFonts w:ascii="Times New Roman" w:hAnsi="Times New Roman" w:cs="Times New Roman"/>
           <w:sz w:val="28"/>
+          <w:szCs w:val="28"/>
           <w:color w:val="000000"/>
         </w:rPr>
         <w:t xml:space="preserve">), інтерфейси та реалізації сервісів (</w:t>
       </w:r>
       <w:r>
         <w:rPr>
-          <w:rFonts w:ascii="Times New Roman" w:hAnsi="Times New Roman"/>
-          <w:sz w:val="28"/>
-          <w:color w:val="000000"/>
+          <w:rFonts w:ascii="Consolas" w:hAnsi="Consolas" w:cs="Consolas"/>
+          <w:sz w:val="28"/>
+          <w:color w:val="1A1A1A"/>
         </w:rPr>
         <w:t xml:space="preserve">IBookService</w:t>
       </w:r>
@@ -1029,15 +1139,16 @@
         <w:rPr>
           <w:rFonts w:ascii="Times New Roman" w:hAnsi="Times New Roman" w:cs="Times New Roman"/>
           <w:sz w:val="28"/>
+          <w:szCs w:val="28"/>
           <w:color w:val="000000"/>
         </w:rPr>
         <w:t xml:space="preserve">, </w:t>
       </w:r>
       <w:r>
         <w:rPr>
-          <w:rFonts w:ascii="Times New Roman" w:hAnsi="Times New Roman"/>
-          <w:sz w:val="28"/>
-          <w:color w:val="000000"/>
+          <w:rFonts w:ascii="Consolas" w:hAnsi="Consolas" w:cs="Consolas"/>
+          <w:sz w:val="28"/>
+          <w:color w:val="1A1A1A"/>
         </w:rPr>
         <w:t xml:space="preserve">BookService</w:t>
       </w:r>
@@ -1045,6 +1156,7 @@
         <w:rPr>
           <w:rFonts w:ascii="Times New Roman" w:hAnsi="Times New Roman" w:cs="Times New Roman"/>
           <w:sz w:val="28"/>
+          <w:szCs w:val="28"/>
           <w:color w:val="000000"/>
         </w:rPr>
         <w:t xml:space="preserve">).</w:t>
@@ -1074,6 +1186,7 @@
           <w:rFonts w:ascii="Times New Roman" w:hAnsi="Times New Roman" w:cs="Times New Roman"/>
           <w:b/>
           <w:sz w:val="28"/>
+          <w:szCs w:val="28"/>
           <w:color w:val="000000"/>
         </w:rPr>
         <w:t xml:space="preserve">Infrastructure:</w:t>
@@ -1082,15 +1195,16 @@
         <w:rPr>
           <w:rFonts w:ascii="Times New Roman" w:hAnsi="Times New Roman" w:cs="Times New Roman"/>
           <w:sz w:val="28"/>
+          <w:szCs w:val="28"/>
           <w:color w:val="000000"/>
         </w:rPr>
         <w:t xml:space="preserve"> Реалізація </w:t>
       </w:r>
       <w:r>
         <w:rPr>
-          <w:rFonts w:ascii="Times New Roman" w:hAnsi="Times New Roman"/>
-          <w:sz w:val="28"/>
-          <w:color w:val="000000"/>
+          <w:rFonts w:ascii="Consolas" w:hAnsi="Consolas" w:cs="Consolas"/>
+          <w:sz w:val="28"/>
+          <w:color w:val="1A1A1A"/>
         </w:rPr>
         <w:t xml:space="preserve">LibraryDbContext</w:t>
       </w:r>
@@ -1098,15 +1212,16 @@
         <w:rPr>
           <w:rFonts w:ascii="Times New Roman" w:hAnsi="Times New Roman" w:cs="Times New Roman"/>
           <w:sz w:val="28"/>
+          <w:szCs w:val="28"/>
           <w:color w:val="000000"/>
         </w:rPr>
         <w:t xml:space="preserve"> (EF Core SQLite), конкретні класи репозиторіїв (</w:t>
       </w:r>
       <w:r>
         <w:rPr>
-          <w:rFonts w:ascii="Times New Roman" w:hAnsi="Times New Roman"/>
-          <w:sz w:val="28"/>
-          <w:color w:val="000000"/>
+          <w:rFonts w:ascii="Consolas" w:hAnsi="Consolas" w:cs="Consolas"/>
+          <w:sz w:val="28"/>
+          <w:color w:val="1A1A1A"/>
         </w:rPr>
         <w:t xml:space="preserve">BookRepository</w:t>
       </w:r>
@@ -1114,15 +1229,16 @@
         <w:rPr>
           <w:rFonts w:ascii="Times New Roman" w:hAnsi="Times New Roman" w:cs="Times New Roman"/>
           <w:sz w:val="28"/>
+          <w:szCs w:val="28"/>
           <w:color w:val="000000"/>
         </w:rPr>
         <w:t xml:space="preserve">, </w:t>
       </w:r>
       <w:r>
         <w:rPr>
-          <w:rFonts w:ascii="Times New Roman" w:hAnsi="Times New Roman"/>
-          <w:sz w:val="28"/>
-          <w:color w:val="000000"/>
+          <w:rFonts w:ascii="Consolas" w:hAnsi="Consolas" w:cs="Consolas"/>
+          <w:sz w:val="28"/>
+          <w:color w:val="1A1A1A"/>
         </w:rPr>
         <w:t xml:space="preserve">AuthorRepository</w:t>
       </w:r>
@@ -1130,15 +1246,16 @@
         <w:rPr>
           <w:rFonts w:ascii="Times New Roman" w:hAnsi="Times New Roman" w:cs="Times New Roman"/>
           <w:sz w:val="28"/>
+          <w:szCs w:val="28"/>
           <w:color w:val="000000"/>
         </w:rPr>
         <w:t xml:space="preserve">, </w:t>
       </w:r>
       <w:r>
         <w:rPr>
-          <w:rFonts w:ascii="Times New Roman" w:hAnsi="Times New Roman"/>
-          <w:sz w:val="28"/>
-          <w:color w:val="000000"/>
+          <w:rFonts w:ascii="Consolas" w:hAnsi="Consolas" w:cs="Consolas"/>
+          <w:sz w:val="28"/>
+          <w:color w:val="1A1A1A"/>
         </w:rPr>
         <w:t xml:space="preserve">UnitOfWork</w:t>
       </w:r>
@@ -1146,6 +1263,7 @@
         <w:rPr>
           <w:rFonts w:ascii="Times New Roman" w:hAnsi="Times New Roman" w:cs="Times New Roman"/>
           <w:sz w:val="28"/>
+          <w:szCs w:val="28"/>
           <w:color w:val="000000"/>
         </w:rPr>
         <w:t xml:space="preserve">).</w:t>
@@ -1175,6 +1293,7 @@
           <w:rFonts w:ascii="Times New Roman" w:hAnsi="Times New Roman" w:cs="Times New Roman"/>
           <w:b/>
           <w:sz w:val="28"/>
+          <w:szCs w:val="28"/>
           <w:color w:val="000000"/>
         </w:rPr>
         <w:t xml:space="preserve">Presentation (API):</w:t>
@@ -1183,15 +1302,16 @@
         <w:rPr>
           <w:rFonts w:ascii="Times New Roman" w:hAnsi="Times New Roman" w:cs="Times New Roman"/>
           <w:sz w:val="28"/>
+          <w:szCs w:val="28"/>
           <w:color w:val="000000"/>
         </w:rPr>
         <w:t xml:space="preserve"> Тонкі REST-контролери (</w:t>
       </w:r>
       <w:r>
         <w:rPr>
-          <w:rFonts w:ascii="Times New Roman" w:hAnsi="Times New Roman"/>
-          <w:sz w:val="28"/>
-          <w:color w:val="000000"/>
+          <w:rFonts w:ascii="Consolas" w:hAnsi="Consolas" w:cs="Consolas"/>
+          <w:sz w:val="28"/>
+          <w:color w:val="1A1A1A"/>
         </w:rPr>
         <w:t xml:space="preserve">BooksController</w:t>
       </w:r>
@@ -1199,6 +1319,7 @@
         <w:rPr>
           <w:rFonts w:ascii="Times New Roman" w:hAnsi="Times New Roman" w:cs="Times New Roman"/>
           <w:sz w:val="28"/>
+          <w:szCs w:val="28"/>
           <w:color w:val="000000"/>
         </w:rPr>
         <w:t xml:space="preserve">), які приймають HTTP-запити, транслюють їх у виклики сервісного шару та повертають стандартизовані HTTP-відповіді.</w:t>
@@ -1228,6 +1349,7 @@
           <w:rFonts w:ascii="Times New Roman" w:hAnsi="Times New Roman" w:cs="Times New Roman"/>
           <w:b/>
           <w:sz w:val="28"/>
+          <w:szCs w:val="28"/>
           <w:color w:val="000000"/>
         </w:rPr>
         <w:t xml:space="preserve">Модульне тестування (Unit Testing):</w:t>
@@ -1256,15 +1378,16 @@
         <w:rPr>
           <w:rFonts w:ascii="Times New Roman" w:hAnsi="Times New Roman" w:cs="Times New Roman"/>
           <w:sz w:val="28"/>
+          <w:szCs w:val="28"/>
           <w:color w:val="000000"/>
         </w:rPr>
         <w:t xml:space="preserve">Написати щонайменше 6 тестів (реалізовано 8) на базі </w:t>
       </w:r>
       <w:r>
         <w:rPr>
-          <w:rFonts w:ascii="Times New Roman" w:hAnsi="Times New Roman"/>
-          <w:sz w:val="28"/>
-          <w:color w:val="000000"/>
+          <w:rFonts w:ascii="Consolas" w:hAnsi="Consolas" w:cs="Consolas"/>
+          <w:sz w:val="28"/>
+          <w:color w:val="1A1A1A"/>
         </w:rPr>
         <w:t xml:space="preserve">xUnit</w:t>
       </w:r>
@@ -1272,15 +1395,16 @@
         <w:rPr>
           <w:rFonts w:ascii="Times New Roman" w:hAnsi="Times New Roman" w:cs="Times New Roman"/>
           <w:sz w:val="28"/>
+          <w:szCs w:val="28"/>
           <w:color w:val="000000"/>
         </w:rPr>
         <w:t xml:space="preserve"> та </w:t>
       </w:r>
       <w:r>
         <w:rPr>
-          <w:rFonts w:ascii="Times New Roman" w:hAnsi="Times New Roman"/>
-          <w:sz w:val="28"/>
-          <w:color w:val="000000"/>
+          <w:rFonts w:ascii="Consolas" w:hAnsi="Consolas" w:cs="Consolas"/>
+          <w:sz w:val="28"/>
+          <w:color w:val="1A1A1A"/>
         </w:rPr>
         <w:t xml:space="preserve">Moq</w:t>
       </w:r>
@@ -1288,6 +1412,7 @@
         <w:rPr>
           <w:rFonts w:ascii="Times New Roman" w:hAnsi="Times New Roman" w:cs="Times New Roman"/>
           <w:sz w:val="28"/>
+          <w:szCs w:val="28"/>
           <w:color w:val="000000"/>
         </w:rPr>
         <w:t xml:space="preserve">.</w:t>
@@ -1316,15 +1441,16 @@
         <w:rPr>
           <w:rFonts w:ascii="Times New Roman" w:hAnsi="Times New Roman" w:cs="Times New Roman"/>
           <w:sz w:val="28"/>
+          <w:szCs w:val="28"/>
           <w:color w:val="000000"/>
         </w:rPr>
         <w:t xml:space="preserve">Покрити позитивні та негативні сценарії (читання, створення, валідація наявності автора, оновлення, видалення, помилки </w:t>
       </w:r>
       <w:r>
         <w:rPr>
-          <w:rFonts w:ascii="Times New Roman" w:hAnsi="Times New Roman"/>
-          <w:sz w:val="28"/>
-          <w:color w:val="000000"/>
+          <w:rFonts w:ascii="Consolas" w:hAnsi="Consolas" w:cs="Consolas"/>
+          <w:sz w:val="28"/>
+          <w:color w:val="1A1A1A"/>
         </w:rPr>
         <w:t xml:space="preserve">EntityNotFoundException</w:t>
       </w:r>
@@ -1332,15 +1458,16 @@
         <w:rPr>
           <w:rFonts w:ascii="Times New Roman" w:hAnsi="Times New Roman" w:cs="Times New Roman"/>
           <w:sz w:val="28"/>
+          <w:szCs w:val="28"/>
           <w:color w:val="000000"/>
         </w:rPr>
         <w:t xml:space="preserve"> та </w:t>
       </w:r>
       <w:r>
         <w:rPr>
-          <w:rFonts w:ascii="Times New Roman" w:hAnsi="Times New Roman"/>
-          <w:sz w:val="28"/>
-          <w:color w:val="000000"/>
+          <w:rFonts w:ascii="Consolas" w:hAnsi="Consolas" w:cs="Consolas"/>
+          <w:sz w:val="28"/>
+          <w:color w:val="1A1A1A"/>
         </w:rPr>
         <w:t xml:space="preserve">BusinessRuleValidationException</w:t>
       </w:r>
@@ -1348,6 +1475,7 @@
         <w:rPr>
           <w:rFonts w:ascii="Times New Roman" w:hAnsi="Times New Roman" w:cs="Times New Roman"/>
           <w:sz w:val="28"/>
+          <w:szCs w:val="28"/>
           <w:color w:val="000000"/>
         </w:rPr>
         <w:t xml:space="preserve">).</w:t>
@@ -1377,6 +1505,7 @@
           <w:rFonts w:ascii="Times New Roman" w:hAnsi="Times New Roman" w:cs="Times New Roman"/>
           <w:b/>
           <w:sz w:val="28"/>
+          <w:szCs w:val="28"/>
           <w:color w:val="000000"/>
         </w:rPr>
         <w:t xml:space="preserve">Інтеграційне тестування (Integration Testing):</w:t>
@@ -1405,15 +1534,16 @@
         <w:rPr>
           <w:rFonts w:ascii="Times New Roman" w:hAnsi="Times New Roman" w:cs="Times New Roman"/>
           <w:sz w:val="28"/>
+          <w:szCs w:val="28"/>
           <w:color w:val="000000"/>
         </w:rPr>
         <w:t xml:space="preserve">Написати інтеграційні тести за допомогою </w:t>
       </w:r>
       <w:r>
         <w:rPr>
-          <w:rFonts w:ascii="Times New Roman" w:hAnsi="Times New Roman"/>
-          <w:sz w:val="28"/>
-          <w:color w:val="000000"/>
+          <w:rFonts w:ascii="Consolas" w:hAnsi="Consolas" w:cs="Consolas"/>
+          <w:sz w:val="28"/>
+          <w:color w:val="1A1A1A"/>
         </w:rPr>
         <w:t xml:space="preserve">WebApplicationFactory&lt;Program&gt;</w:t>
       </w:r>
@@ -1421,15 +1551,16 @@
         <w:rPr>
           <w:rFonts w:ascii="Times New Roman" w:hAnsi="Times New Roman" w:cs="Times New Roman"/>
           <w:sz w:val="28"/>
+          <w:szCs w:val="28"/>
           <w:color w:val="000000"/>
         </w:rPr>
         <w:t xml:space="preserve"> для ендпоінтів </w:t>
       </w:r>
       <w:r>
         <w:rPr>
-          <w:rFonts w:ascii="Times New Roman" w:hAnsi="Times New Roman"/>
-          <w:sz w:val="28"/>
-          <w:color w:val="000000"/>
+          <w:rFonts w:ascii="Consolas" w:hAnsi="Consolas" w:cs="Consolas"/>
+          <w:sz w:val="28"/>
+          <w:color w:val="1A1A1A"/>
         </w:rPr>
         <w:t xml:space="preserve">/api/books</w:t>
       </w:r>
@@ -1437,6 +1568,7 @@
         <w:rPr>
           <w:rFonts w:ascii="Times New Roman" w:hAnsi="Times New Roman" w:cs="Times New Roman"/>
           <w:sz w:val="28"/>
+          <w:szCs w:val="28"/>
           <w:color w:val="000000"/>
         </w:rPr>
         <w:t xml:space="preserve">.</w:t>
@@ -1465,15 +1597,16 @@
         <w:rPr>
           <w:rFonts w:ascii="Times New Roman" w:hAnsi="Times New Roman" w:cs="Times New Roman"/>
           <w:sz w:val="28"/>
+          <w:szCs w:val="28"/>
           <w:color w:val="000000"/>
         </w:rPr>
         <w:t xml:space="preserve">Перевірити повернення статусів HTTP </w:t>
       </w:r>
       <w:r>
         <w:rPr>
-          <w:rFonts w:ascii="Times New Roman" w:hAnsi="Times New Roman"/>
-          <w:sz w:val="28"/>
-          <w:color w:val="000000"/>
+          <w:rFonts w:ascii="Consolas" w:hAnsi="Consolas" w:cs="Consolas"/>
+          <w:sz w:val="28"/>
+          <w:color w:val="1A1A1A"/>
         </w:rPr>
         <w:t xml:space="preserve">200 OK</w:t>
       </w:r>
@@ -1481,15 +1614,16 @@
         <w:rPr>
           <w:rFonts w:ascii="Times New Roman" w:hAnsi="Times New Roman" w:cs="Times New Roman"/>
           <w:sz w:val="28"/>
+          <w:szCs w:val="28"/>
           <w:color w:val="000000"/>
         </w:rPr>
         <w:t xml:space="preserve">, </w:t>
       </w:r>
       <w:r>
         <w:rPr>
-          <w:rFonts w:ascii="Times New Roman" w:hAnsi="Times New Roman"/>
-          <w:sz w:val="28"/>
-          <w:color w:val="000000"/>
+          <w:rFonts w:ascii="Consolas" w:hAnsi="Consolas" w:cs="Consolas"/>
+          <w:sz w:val="28"/>
+          <w:color w:val="1A1A1A"/>
         </w:rPr>
         <w:t xml:space="preserve">201 Created</w:t>
       </w:r>
@@ -1497,15 +1631,16 @@
         <w:rPr>
           <w:rFonts w:ascii="Times New Roman" w:hAnsi="Times New Roman" w:cs="Times New Roman"/>
           <w:sz w:val="28"/>
+          <w:szCs w:val="28"/>
           <w:color w:val="000000"/>
         </w:rPr>
         <w:t xml:space="preserve">, </w:t>
       </w:r>
       <w:r>
         <w:rPr>
-          <w:rFonts w:ascii="Times New Roman" w:hAnsi="Times New Roman"/>
-          <w:sz w:val="28"/>
-          <w:color w:val="000000"/>
+          <w:rFonts w:ascii="Consolas" w:hAnsi="Consolas" w:cs="Consolas"/>
+          <w:sz w:val="28"/>
+          <w:color w:val="1A1A1A"/>
         </w:rPr>
         <w:t xml:space="preserve">400 Bad Request</w:t>
       </w:r>
@@ -1513,15 +1648,16 @@
         <w:rPr>
           <w:rFonts w:ascii="Times New Roman" w:hAnsi="Times New Roman" w:cs="Times New Roman"/>
           <w:sz w:val="28"/>
+          <w:szCs w:val="28"/>
           <w:color w:val="000000"/>
         </w:rPr>
         <w:t xml:space="preserve">, </w:t>
       </w:r>
       <w:r>
         <w:rPr>
-          <w:rFonts w:ascii="Times New Roman" w:hAnsi="Times New Roman"/>
-          <w:sz w:val="28"/>
-          <w:color w:val="000000"/>
+          <w:rFonts w:ascii="Consolas" w:hAnsi="Consolas" w:cs="Consolas"/>
+          <w:sz w:val="28"/>
+          <w:color w:val="1A1A1A"/>
         </w:rPr>
         <w:t xml:space="preserve">404 Not Found</w:t>
       </w:r>
@@ -1529,6 +1665,7 @@
         <w:rPr>
           <w:rFonts w:ascii="Times New Roman" w:hAnsi="Times New Roman" w:cs="Times New Roman"/>
           <w:sz w:val="28"/>
+          <w:szCs w:val="28"/>
           <w:color w:val="000000"/>
         </w:rPr>
         <w:t xml:space="preserve">.</w:t>
@@ -1556,6 +1693,7 @@
           <w:rFonts w:ascii="Times New Roman" w:hAnsi="Times New Roman" w:cs="Times New Roman"/>
           <w:b/>
           <w:sz w:val="28"/>
+          <w:szCs w:val="28"/>
           <w:color w:val="000000"/>
         </w:rPr>
         <w:t xml:space="preserve">3. Архітектурна схема Clean Architecture та напрямок залежностей</w:t>
@@ -1563,23 +1701,31 @@
     </w:p>
     <w:tbl>
       <w:tblPr>
-        <w:tblW w:w="5000" w:type="pct"/>
+        <w:tblW w:w="9638" w:type="dxa"/>
+        <w:tblLayout w:type="fixed"/>
         <w:tblBorders>
-          <w:top w:val="single" w:color="CCCCCC" w:sz="4"/>
-          <w:bottom w:val="single" w:color="CCCCCC" w:sz="4"/>
-          <w:left w:val="single" w:color="003366" w:sz="12"/>
-          <w:right w:val="single" w:color="CCCCCC" w:sz="4"/>
+          <w:top w:val="single" w:color="D0D5DD" w:sz="4"/>
+          <w:bottom w:val="single" w:color="D0D5DD" w:sz="4"/>
+          <w:left w:val="single" w:color="003366" w:sz="16"/>
+          <w:right w:val="single" w:color="D0D5DD" w:sz="4"/>
         </w:tblBorders>
         <w:tblCellMar>
-          <w:top w:w="120"/>
-          <w:bottom w:w="120"/>
-          <w:left w:w="180"/>
-          <w:right w:w="180"/>
+          <w:top w:w="100"/>
+          <w:bottom w:w="100"/>
+          <w:left w:w="160"/>
+          <w:right w:w="160"/>
         </w:tblCellMar>
       </w:tblPr>
+      <w:tblGrid>
+        <w:gridCol w:w="9638"/>
+      </w:tblGrid>
       <w:tr>
+        <w:trPr>
+          <w:cantSplit/>
+        </w:trPr>
         <w:tc>
           <w:tcPr>
+            <w:tcW w:w="9638" w:type="dxa"/>
             <w:shd w:val="clear" w:color="auto" w:fill="F8F9FA"/>
           </w:tcPr>
           <w:p>
@@ -1588,9 +1734,10 @@
             </w:pPr>
             <w:r>
               <w:rPr>
-                <w:rFonts w:ascii="Times New Roman" w:hAnsi="Times New Roman" w:eastAsia="Consolas" w:cs="Times New Roman"/>
-                <w:sz w:val="28"/>
-                <w:color w:val="000000"/>
+                <w:rFonts w:ascii="Consolas" w:hAnsi="Consolas" w:eastAsia="Consolas" w:cs="Consolas"/>
+                <w:sz w:val="20"/>
+                <w:szCs w:val="20"/>
+                <w:color w:val="1A1A1A"/>
               </w:rPr>
               <w:t xml:space="preserve">flowchart TD</w:t>
             </w:r>
@@ -1601,9 +1748,10 @@
             </w:pPr>
             <w:r>
               <w:rPr>
-                <w:rFonts w:ascii="Times New Roman" w:hAnsi="Times New Roman" w:eastAsia="Consolas" w:cs="Times New Roman"/>
-                <w:sz w:val="28"/>
-                <w:color w:val="000000"/>
+                <w:rFonts w:ascii="Consolas" w:hAnsi="Consolas" w:eastAsia="Consolas" w:cs="Consolas"/>
+                <w:sz w:val="20"/>
+                <w:szCs w:val="20"/>
+                <w:color w:val="1A1A1A"/>
               </w:rPr>
               <w:t xml:space="preserve">    subgraph Presentation["Presentation Layer (API)"]</w:t>
             </w:r>
@@ -1614,9 +1762,10 @@
             </w:pPr>
             <w:r>
               <w:rPr>
-                <w:rFonts w:ascii="Times New Roman" w:hAnsi="Times New Roman" w:eastAsia="Consolas" w:cs="Times New Roman"/>
-                <w:sz w:val="28"/>
-                <w:color w:val="000000"/>
+                <w:rFonts w:ascii="Consolas" w:hAnsi="Consolas" w:eastAsia="Consolas" w:cs="Consolas"/>
+                <w:sz w:val="20"/>
+                <w:szCs w:val="20"/>
+                <w:color w:val="1A1A1A"/>
               </w:rPr>
               <w:t xml:space="preserve">        Controller["BooksController"]</w:t>
             </w:r>
@@ -1627,9 +1776,10 @@
             </w:pPr>
             <w:r>
               <w:rPr>
-                <w:rFonts w:ascii="Times New Roman" w:hAnsi="Times New Roman" w:eastAsia="Consolas" w:cs="Times New Roman"/>
-                <w:sz w:val="28"/>
-                <w:color w:val="000000"/>
+                <w:rFonts w:ascii="Consolas" w:hAnsi="Consolas" w:eastAsia="Consolas" w:cs="Consolas"/>
+                <w:sz w:val="20"/>
+                <w:szCs w:val="20"/>
+                <w:color w:val="1A1A1A"/>
               </w:rPr>
               <w:t xml:space="preserve">    end</w:t>
             </w:r>
@@ -1640,9 +1790,10 @@
             </w:pPr>
             <w:r>
               <w:rPr>
-                <w:rFonts w:ascii="Times New Roman" w:hAnsi="Times New Roman" w:eastAsia="Consolas" w:cs="Times New Roman"/>
-                <w:sz w:val="28"/>
-                <w:color w:val="000000"/>
+                <w:rFonts w:ascii="Consolas" w:hAnsi="Consolas" w:eastAsia="Consolas" w:cs="Consolas"/>
+                <w:sz w:val="20"/>
+                <w:szCs w:val="20"/>
+                <w:color w:val="1A1A1A"/>
               </w:rPr>
               <w:t xml:space="preserve"/>
             </w:r>
@@ -1653,9 +1804,10 @@
             </w:pPr>
             <w:r>
               <w:rPr>
-                <w:rFonts w:ascii="Times New Roman" w:hAnsi="Times New Roman" w:eastAsia="Consolas" w:cs="Times New Roman"/>
-                <w:sz w:val="28"/>
-                <w:color w:val="000000"/>
+                <w:rFonts w:ascii="Consolas" w:hAnsi="Consolas" w:eastAsia="Consolas" w:cs="Consolas"/>
+                <w:sz w:val="20"/>
+                <w:szCs w:val="20"/>
+                <w:color w:val="1A1A1A"/>
               </w:rPr>
               <w:t xml:space="preserve">    subgraph Application["Application Layer"]</w:t>
             </w:r>
@@ -1666,9 +1818,10 @@
             </w:pPr>
             <w:r>
               <w:rPr>
-                <w:rFonts w:ascii="Times New Roman" w:hAnsi="Times New Roman" w:eastAsia="Consolas" w:cs="Times New Roman"/>
-                <w:sz w:val="28"/>
-                <w:color w:val="000000"/>
+                <w:rFonts w:ascii="Consolas" w:hAnsi="Consolas" w:eastAsia="Consolas" w:cs="Consolas"/>
+                <w:sz w:val="20"/>
+                <w:szCs w:val="20"/>
+                <w:color w:val="1A1A1A"/>
               </w:rPr>
               <w:t xml:space="preserve">        Service["BookService (IBookService)"]</w:t>
             </w:r>
@@ -1679,9 +1832,10 @@
             </w:pPr>
             <w:r>
               <w:rPr>
-                <w:rFonts w:ascii="Times New Roman" w:hAnsi="Times New Roman" w:eastAsia="Consolas" w:cs="Times New Roman"/>
-                <w:sz w:val="28"/>
-                <w:color w:val="000000"/>
+                <w:rFonts w:ascii="Consolas" w:hAnsi="Consolas" w:eastAsia="Consolas" w:cs="Consolas"/>
+                <w:sz w:val="20"/>
+                <w:szCs w:val="20"/>
+                <w:color w:val="1A1A1A"/>
               </w:rPr>
               <w:t xml:space="preserve">        DTOs["DTO Models (BookDto, CreateBookDto)"]</w:t>
             </w:r>
@@ -1692,9 +1846,10 @@
             </w:pPr>
             <w:r>
               <w:rPr>
-                <w:rFonts w:ascii="Times New Roman" w:hAnsi="Times New Roman" w:eastAsia="Consolas" w:cs="Times New Roman"/>
-                <w:sz w:val="28"/>
-                <w:color w:val="000000"/>
+                <w:rFonts w:ascii="Consolas" w:hAnsi="Consolas" w:eastAsia="Consolas" w:cs="Consolas"/>
+                <w:sz w:val="20"/>
+                <w:szCs w:val="20"/>
+                <w:color w:val="1A1A1A"/>
               </w:rPr>
               <w:t xml:space="preserve">    end</w:t>
             </w:r>
@@ -1705,9 +1860,10 @@
             </w:pPr>
             <w:r>
               <w:rPr>
-                <w:rFonts w:ascii="Times New Roman" w:hAnsi="Times New Roman" w:eastAsia="Consolas" w:cs="Times New Roman"/>
-                <w:sz w:val="28"/>
-                <w:color w:val="000000"/>
+                <w:rFonts w:ascii="Consolas" w:hAnsi="Consolas" w:eastAsia="Consolas" w:cs="Consolas"/>
+                <w:sz w:val="20"/>
+                <w:szCs w:val="20"/>
+                <w:color w:val="1A1A1A"/>
               </w:rPr>
               <w:t xml:space="preserve"/>
             </w:r>
@@ -1718,9 +1874,10 @@
             </w:pPr>
             <w:r>
               <w:rPr>
-                <w:rFonts w:ascii="Times New Roman" w:hAnsi="Times New Roman" w:eastAsia="Consolas" w:cs="Times New Roman"/>
-                <w:sz w:val="28"/>
-                <w:color w:val="000000"/>
+                <w:rFonts w:ascii="Consolas" w:hAnsi="Consolas" w:eastAsia="Consolas" w:cs="Consolas"/>
+                <w:sz w:val="20"/>
+                <w:szCs w:val="20"/>
+                <w:color w:val="1A1A1A"/>
               </w:rPr>
               <w:t xml:space="preserve">    subgraph Domain["Domain Layer (Core)"]</w:t>
             </w:r>
@@ -1731,9 +1888,10 @@
             </w:pPr>
             <w:r>
               <w:rPr>
-                <w:rFonts w:ascii="Times New Roman" w:hAnsi="Times New Roman" w:eastAsia="Consolas" w:cs="Times New Roman"/>
-                <w:sz w:val="28"/>
-                <w:color w:val="000000"/>
+                <w:rFonts w:ascii="Consolas" w:hAnsi="Consolas" w:eastAsia="Consolas" w:cs="Consolas"/>
+                <w:sz w:val="20"/>
+                <w:szCs w:val="20"/>
+                <w:color w:val="1A1A1A"/>
               </w:rPr>
               <w:t xml:space="preserve">        Entities["Entities (Book, Author, Reader, BookLoan)"]</w:t>
             </w:r>
@@ -1744,9 +1902,10 @@
             </w:pPr>
             <w:r>
               <w:rPr>
-                <w:rFonts w:ascii="Times New Roman" w:hAnsi="Times New Roman" w:eastAsia="Consolas" w:cs="Times New Roman"/>
-                <w:sz w:val="28"/>
-                <w:color w:val="000000"/>
+                <w:rFonts w:ascii="Consolas" w:hAnsi="Consolas" w:eastAsia="Consolas" w:cs="Consolas"/>
+                <w:sz w:val="20"/>
+                <w:szCs w:val="20"/>
+                <w:color w:val="1A1A1A"/>
               </w:rPr>
               <w:t xml:space="preserve">        RepoInterfaces["Interfaces (IBookRepository, IUnitOfWork)"]</w:t>
             </w:r>
@@ -1757,9 +1916,10 @@
             </w:pPr>
             <w:r>
               <w:rPr>
-                <w:rFonts w:ascii="Times New Roman" w:hAnsi="Times New Roman" w:eastAsia="Consolas" w:cs="Times New Roman"/>
-                <w:sz w:val="28"/>
-                <w:color w:val="000000"/>
+                <w:rFonts w:ascii="Consolas" w:hAnsi="Consolas" w:eastAsia="Consolas" w:cs="Consolas"/>
+                <w:sz w:val="20"/>
+                <w:szCs w:val="20"/>
+                <w:color w:val="1A1A1A"/>
               </w:rPr>
               <w:t xml:space="preserve">        DomainEx["Domain Exceptions"]</w:t>
             </w:r>
@@ -1770,9 +1930,10 @@
             </w:pPr>
             <w:r>
               <w:rPr>
-                <w:rFonts w:ascii="Times New Roman" w:hAnsi="Times New Roman" w:eastAsia="Consolas" w:cs="Times New Roman"/>
-                <w:sz w:val="28"/>
-                <w:color w:val="000000"/>
+                <w:rFonts w:ascii="Consolas" w:hAnsi="Consolas" w:eastAsia="Consolas" w:cs="Consolas"/>
+                <w:sz w:val="20"/>
+                <w:szCs w:val="20"/>
+                <w:color w:val="1A1A1A"/>
               </w:rPr>
               <w:t xml:space="preserve">    end</w:t>
             </w:r>
@@ -1783,9 +1944,10 @@
             </w:pPr>
             <w:r>
               <w:rPr>
-                <w:rFonts w:ascii="Times New Roman" w:hAnsi="Times New Roman" w:eastAsia="Consolas" w:cs="Times New Roman"/>
-                <w:sz w:val="28"/>
-                <w:color w:val="000000"/>
+                <w:rFonts w:ascii="Consolas" w:hAnsi="Consolas" w:eastAsia="Consolas" w:cs="Consolas"/>
+                <w:sz w:val="20"/>
+                <w:szCs w:val="20"/>
+                <w:color w:val="1A1A1A"/>
               </w:rPr>
               <w:t xml:space="preserve"/>
             </w:r>
@@ -1796,9 +1958,10 @@
             </w:pPr>
             <w:r>
               <w:rPr>
-                <w:rFonts w:ascii="Times New Roman" w:hAnsi="Times New Roman" w:eastAsia="Consolas" w:cs="Times New Roman"/>
-                <w:sz w:val="28"/>
-                <w:color w:val="000000"/>
+                <w:rFonts w:ascii="Consolas" w:hAnsi="Consolas" w:eastAsia="Consolas" w:cs="Consolas"/>
+                <w:sz w:val="20"/>
+                <w:szCs w:val="20"/>
+                <w:color w:val="1A1A1A"/>
               </w:rPr>
               <w:t xml:space="preserve">    subgraph Infrastructure["Infrastructure Layer"]</w:t>
             </w:r>
@@ -1809,9 +1972,10 @@
             </w:pPr>
             <w:r>
               <w:rPr>
-                <w:rFonts w:ascii="Times New Roman" w:hAnsi="Times New Roman" w:eastAsia="Consolas" w:cs="Times New Roman"/>
-                <w:sz w:val="28"/>
-                <w:color w:val="000000"/>
+                <w:rFonts w:ascii="Consolas" w:hAnsi="Consolas" w:eastAsia="Consolas" w:cs="Consolas"/>
+                <w:sz w:val="20"/>
+                <w:szCs w:val="20"/>
+                <w:color w:val="1A1A1A"/>
               </w:rPr>
               <w:t xml:space="preserve">        DbContext["LibraryDbContext (EF Core / SQLite)"]</w:t>
             </w:r>
@@ -1822,9 +1986,10 @@
             </w:pPr>
             <w:r>
               <w:rPr>
-                <w:rFonts w:ascii="Times New Roman" w:hAnsi="Times New Roman" w:eastAsia="Consolas" w:cs="Times New Roman"/>
-                <w:sz w:val="28"/>
-                <w:color w:val="000000"/>
+                <w:rFonts w:ascii="Consolas" w:hAnsi="Consolas" w:eastAsia="Consolas" w:cs="Consolas"/>
+                <w:sz w:val="20"/>
+                <w:szCs w:val="20"/>
+                <w:color w:val="1A1A1A"/>
               </w:rPr>
               <w:t xml:space="preserve">        RepoImpl["Repositories &amp; UnitOfWork Implementation"]</w:t>
             </w:r>
@@ -1835,9 +2000,10 @@
             </w:pPr>
             <w:r>
               <w:rPr>
-                <w:rFonts w:ascii="Times New Roman" w:hAnsi="Times New Roman" w:eastAsia="Consolas" w:cs="Times New Roman"/>
-                <w:sz w:val="28"/>
-                <w:color w:val="000000"/>
+                <w:rFonts w:ascii="Consolas" w:hAnsi="Consolas" w:eastAsia="Consolas" w:cs="Consolas"/>
+                <w:sz w:val="20"/>
+                <w:szCs w:val="20"/>
+                <w:color w:val="1A1A1A"/>
               </w:rPr>
               <w:t xml:space="preserve">    end</w:t>
             </w:r>
@@ -1848,9 +2014,10 @@
             </w:pPr>
             <w:r>
               <w:rPr>
-                <w:rFonts w:ascii="Times New Roman" w:hAnsi="Times New Roman" w:eastAsia="Consolas" w:cs="Times New Roman"/>
-                <w:sz w:val="28"/>
-                <w:color w:val="000000"/>
+                <w:rFonts w:ascii="Consolas" w:hAnsi="Consolas" w:eastAsia="Consolas" w:cs="Consolas"/>
+                <w:sz w:val="20"/>
+                <w:szCs w:val="20"/>
+                <w:color w:val="1A1A1A"/>
               </w:rPr>
               <w:t xml:space="preserve"/>
             </w:r>
@@ -1861,9 +2028,10 @@
             </w:pPr>
             <w:r>
               <w:rPr>
-                <w:rFonts w:ascii="Times New Roman" w:hAnsi="Times New Roman" w:eastAsia="Consolas" w:cs="Times New Roman"/>
-                <w:sz w:val="28"/>
-                <w:color w:val="000000"/>
+                <w:rFonts w:ascii="Consolas" w:hAnsi="Consolas" w:eastAsia="Consolas" w:cs="Consolas"/>
+                <w:sz w:val="20"/>
+                <w:szCs w:val="20"/>
+                <w:color w:val="1A1A1A"/>
               </w:rPr>
               <w:t xml:space="preserve">    Controller --&gt;|викликає| Service</w:t>
             </w:r>
@@ -1874,9 +2042,10 @@
             </w:pPr>
             <w:r>
               <w:rPr>
-                <w:rFonts w:ascii="Times New Roman" w:hAnsi="Times New Roman" w:eastAsia="Consolas" w:cs="Times New Roman"/>
-                <w:sz w:val="28"/>
-                <w:color w:val="000000"/>
+                <w:rFonts w:ascii="Consolas" w:hAnsi="Consolas" w:eastAsia="Consolas" w:cs="Consolas"/>
+                <w:sz w:val="20"/>
+                <w:szCs w:val="20"/>
+                <w:color w:val="1A1A1A"/>
               </w:rPr>
               <w:t xml:space="preserve">    Service --&gt;|використовує| RepoInterfaces</w:t>
             </w:r>
@@ -1887,9 +2056,10 @@
             </w:pPr>
             <w:r>
               <w:rPr>
-                <w:rFonts w:ascii="Times New Roman" w:hAnsi="Times New Roman" w:eastAsia="Consolas" w:cs="Times New Roman"/>
-                <w:sz w:val="28"/>
-                <w:color w:val="000000"/>
+                <w:rFonts w:ascii="Consolas" w:hAnsi="Consolas" w:eastAsia="Consolas" w:cs="Consolas"/>
+                <w:sz w:val="20"/>
+                <w:szCs w:val="20"/>
+                <w:color w:val="1A1A1A"/>
               </w:rPr>
               <w:t xml:space="preserve">    Service --&gt;|мапить на| DTOs</w:t>
             </w:r>
@@ -1900,9 +2070,10 @@
             </w:pPr>
             <w:r>
               <w:rPr>
-                <w:rFonts w:ascii="Times New Roman" w:hAnsi="Times New Roman" w:eastAsia="Consolas" w:cs="Times New Roman"/>
-                <w:sz w:val="28"/>
-                <w:color w:val="000000"/>
+                <w:rFonts w:ascii="Consolas" w:hAnsi="Consolas" w:eastAsia="Consolas" w:cs="Consolas"/>
+                <w:sz w:val="20"/>
+                <w:szCs w:val="20"/>
+                <w:color w:val="1A1A1A"/>
               </w:rPr>
               <w:t xml:space="preserve">    RepoImpl -.-&gt;|реалізує| RepoInterfaces</w:t>
             </w:r>
@@ -1913,9 +2084,10 @@
             </w:pPr>
             <w:r>
               <w:rPr>
-                <w:rFonts w:ascii="Times New Roman" w:hAnsi="Times New Roman" w:eastAsia="Consolas" w:cs="Times New Roman"/>
-                <w:sz w:val="28"/>
-                <w:color w:val="000000"/>
+                <w:rFonts w:ascii="Consolas" w:hAnsi="Consolas" w:eastAsia="Consolas" w:cs="Consolas"/>
+                <w:sz w:val="20"/>
+                <w:szCs w:val="20"/>
+                <w:color w:val="1A1A1A"/>
               </w:rPr>
               <w:t xml:space="preserve">    RepoImpl --&gt;|використовує| DbContext</w:t>
             </w:r>
@@ -1926,9 +2098,10 @@
             </w:pPr>
             <w:r>
               <w:rPr>
-                <w:rFonts w:ascii="Times New Roman" w:hAnsi="Times New Roman" w:eastAsia="Consolas" w:cs="Times New Roman"/>
-                <w:sz w:val="28"/>
-                <w:color w:val="000000"/>
+                <w:rFonts w:ascii="Consolas" w:hAnsi="Consolas" w:eastAsia="Consolas" w:cs="Consolas"/>
+                <w:sz w:val="20"/>
+                <w:szCs w:val="20"/>
+                <w:color w:val="1A1A1A"/>
               </w:rPr>
               <w:t xml:space="preserve">    DbContext --&gt;|керує| Entities</w:t>
             </w:r>
@@ -1939,9 +2112,10 @@
             </w:pPr>
             <w:r>
               <w:rPr>
-                <w:rFonts w:ascii="Times New Roman" w:hAnsi="Times New Roman" w:eastAsia="Consolas" w:cs="Times New Roman"/>
-                <w:sz w:val="28"/>
-                <w:color w:val="000000"/>
+                <w:rFonts w:ascii="Consolas" w:hAnsi="Consolas" w:eastAsia="Consolas" w:cs="Consolas"/>
+                <w:sz w:val="20"/>
+                <w:szCs w:val="20"/>
+                <w:color w:val="1A1A1A"/>
               </w:rPr>
               <w:t xml:space="preserve">    RepoInterfaces --&gt;|оперує| Entities</w:t>
             </w:r>
@@ -1963,6 +2137,7 @@
           <w:rFonts w:ascii="Times New Roman" w:hAnsi="Times New Roman" w:cs="Times New Roman"/>
           <w:b/>
           <w:sz w:val="28"/>
+          <w:szCs w:val="28"/>
           <w:color w:val="000000"/>
         </w:rPr>
         <w:t xml:space="preserve">Принцип інверсії залежностей (Dependency Inversion Principle)</w:t>
@@ -1991,6 +2166,7 @@
         <w:rPr>
           <w:rFonts w:ascii="Times New Roman" w:hAnsi="Times New Roman" w:cs="Times New Roman"/>
           <w:sz w:val="28"/>
+          <w:szCs w:val="28"/>
           <w:color w:val="000000"/>
         </w:rPr>
         <w:t xml:space="preserve">Ядром системи є </w:t>
@@ -2000,6 +2176,7 @@
           <w:rFonts w:ascii="Times New Roman" w:hAnsi="Times New Roman" w:cs="Times New Roman"/>
           <w:b/>
           <w:sz w:val="28"/>
+          <w:szCs w:val="28"/>
           <w:color w:val="000000"/>
         </w:rPr>
         <w:t xml:space="preserve">Domain Layer</w:t>
@@ -2008,6 +2185,7 @@
         <w:rPr>
           <w:rFonts w:ascii="Times New Roman" w:hAnsi="Times New Roman" w:cs="Times New Roman"/>
           <w:sz w:val="28"/>
+          <w:szCs w:val="28"/>
           <w:color w:val="000000"/>
         </w:rPr>
         <w:t xml:space="preserve">, що містить чисті бізнес-сутності та інтерфейси. Він не посилається на жодні зовнішні бібліотеки (ні EF Core, ні ASP.NET Core).</w:t>
@@ -2037,6 +2215,7 @@
           <w:rFonts w:ascii="Times New Roman" w:hAnsi="Times New Roman" w:cs="Times New Roman"/>
           <w:b/>
           <w:sz w:val="28"/>
+          <w:szCs w:val="28"/>
           <w:color w:val="000000"/>
         </w:rPr>
         <w:t xml:space="preserve">Application Layer</w:t>
@@ -2045,6 +2224,7 @@
         <w:rPr>
           <w:rFonts w:ascii="Times New Roman" w:hAnsi="Times New Roman" w:cs="Times New Roman"/>
           <w:sz w:val="28"/>
+          <w:szCs w:val="28"/>
           <w:color w:val="000000"/>
         </w:rPr>
         <w:t xml:space="preserve"> залежить виключно від </w:t>
@@ -2054,6 +2234,7 @@
           <w:rFonts w:ascii="Times New Roman" w:hAnsi="Times New Roman" w:cs="Times New Roman"/>
           <w:b/>
           <w:sz w:val="28"/>
+          <w:szCs w:val="28"/>
           <w:color w:val="000000"/>
         </w:rPr>
         <w:t xml:space="preserve">Domain Layer</w:t>
@@ -2062,15 +2243,16 @@
         <w:rPr>
           <w:rFonts w:ascii="Times New Roman" w:hAnsi="Times New Roman" w:cs="Times New Roman"/>
           <w:sz w:val="28"/>
+          <w:szCs w:val="28"/>
           <w:color w:val="000000"/>
         </w:rPr>
         <w:t xml:space="preserve">. Сервіси оперують інтерфейсами </w:t>
       </w:r>
       <w:r>
         <w:rPr>
-          <w:rFonts w:ascii="Times New Roman" w:hAnsi="Times New Roman"/>
-          <w:sz w:val="28"/>
-          <w:color w:val="000000"/>
+          <w:rFonts w:ascii="Consolas" w:hAnsi="Consolas" w:cs="Consolas"/>
+          <w:sz w:val="28"/>
+          <w:color w:val="1A1A1A"/>
         </w:rPr>
         <w:t xml:space="preserve">IUnitOfWork</w:t>
       </w:r>
@@ -2078,15 +2260,16 @@
         <w:rPr>
           <w:rFonts w:ascii="Times New Roman" w:hAnsi="Times New Roman" w:cs="Times New Roman"/>
           <w:sz w:val="28"/>
+          <w:szCs w:val="28"/>
           <w:color w:val="000000"/>
         </w:rPr>
         <w:t xml:space="preserve"> та </w:t>
       </w:r>
       <w:r>
         <w:rPr>
-          <w:rFonts w:ascii="Times New Roman" w:hAnsi="Times New Roman"/>
-          <w:sz w:val="28"/>
-          <w:color w:val="000000"/>
+          <w:rFonts w:ascii="Consolas" w:hAnsi="Consolas" w:cs="Consolas"/>
+          <w:sz w:val="28"/>
+          <w:color w:val="1A1A1A"/>
         </w:rPr>
         <w:t xml:space="preserve">IBookRepository</w:t>
       </w:r>
@@ -2094,6 +2277,7 @@
         <w:rPr>
           <w:rFonts w:ascii="Times New Roman" w:hAnsi="Times New Roman" w:cs="Times New Roman"/>
           <w:sz w:val="28"/>
+          <w:szCs w:val="28"/>
           <w:color w:val="000000"/>
         </w:rPr>
         <w:t xml:space="preserve">.</w:t>
@@ -2123,6 +2307,7 @@
           <w:rFonts w:ascii="Times New Roman" w:hAnsi="Times New Roman" w:cs="Times New Roman"/>
           <w:b/>
           <w:sz w:val="28"/>
+          <w:szCs w:val="28"/>
           <w:color w:val="000000"/>
         </w:rPr>
         <w:t xml:space="preserve">Infrastructure Layer</w:t>
@@ -2131,6 +2316,7 @@
         <w:rPr>
           <w:rFonts w:ascii="Times New Roman" w:hAnsi="Times New Roman" w:cs="Times New Roman"/>
           <w:sz w:val="28"/>
+          <w:szCs w:val="28"/>
           <w:color w:val="000000"/>
         </w:rPr>
         <w:t xml:space="preserve"> реалізує інтерфейси, оголошені в Domain, та інкапсулює специфіку роботи з базою даних SQLite через EF Core.</w:t>
@@ -2160,6 +2346,7 @@
           <w:rFonts w:ascii="Times New Roman" w:hAnsi="Times New Roman" w:cs="Times New Roman"/>
           <w:b/>
           <w:sz w:val="28"/>
+          <w:szCs w:val="28"/>
           <w:color w:val="000000"/>
         </w:rPr>
         <w:t xml:space="preserve">Presentation Layer (Api)</w:t>
@@ -2168,6 +2355,7 @@
         <w:rPr>
           <w:rFonts w:ascii="Times New Roman" w:hAnsi="Times New Roman" w:cs="Times New Roman"/>
           <w:sz w:val="28"/>
+          <w:szCs w:val="28"/>
           <w:color w:val="000000"/>
         </w:rPr>
         <w:t xml:space="preserve"> залежить від Application та Domain для прив'язки моделей та налаштування контейнера впровадження залежностей (IoC Container).</w:t>
@@ -2195,6 +2383,7 @@
           <w:rFonts w:ascii="Times New Roman" w:hAnsi="Times New Roman" w:cs="Times New Roman"/>
           <w:b/>
           <w:sz w:val="28"/>
+          <w:szCs w:val="28"/>
           <w:color w:val="000000"/>
         </w:rPr>
         <w:t xml:space="preserve">4. Структура реалізації проєкту</w:t>
@@ -2214,15 +2403,16 @@
           <w:rFonts w:ascii="Times New Roman" w:hAnsi="Times New Roman" w:cs="Times New Roman"/>
           <w:b/>
           <w:sz w:val="28"/>
+          <w:szCs w:val="28"/>
           <w:color w:val="000000"/>
         </w:rPr>
         <w:t xml:space="preserve">4.1. Доменні сутності та інтерфейси (</w:t>
       </w:r>
       <w:r>
         <w:rPr>
-          <w:rFonts w:ascii="Times New Roman" w:hAnsi="Times New Roman"/>
-          <w:sz w:val="28"/>
-          <w:color w:val="000000"/>
+          <w:rFonts w:ascii="Consolas" w:hAnsi="Consolas" w:cs="Consolas"/>
+          <w:sz w:val="28"/>
+          <w:color w:val="1A1A1A"/>
         </w:rPr>
         <w:t xml:space="preserve">Domain</w:t>
       </w:r>
@@ -2231,6 +2421,7 @@
           <w:rFonts w:ascii="Times New Roman" w:hAnsi="Times New Roman" w:cs="Times New Roman"/>
           <w:b/>
           <w:sz w:val="28"/>
+          <w:szCs w:val="28"/>
           <w:color w:val="000000"/>
         </w:rPr>
         <w:t xml:space="preserve">)</w:t>
@@ -2250,15 +2441,16 @@
           <w:rFonts w:ascii="Times New Roman" w:hAnsi="Times New Roman" w:cs="Times New Roman"/>
           <w:b/>
           <w:sz w:val="28"/>
+          <w:szCs w:val="28"/>
           <w:color w:val="000000"/>
         </w:rPr>
         <w:t xml:space="preserve">Сутності (</w:t>
       </w:r>
       <w:r>
         <w:rPr>
-          <w:rFonts w:ascii="Times New Roman" w:hAnsi="Times New Roman"/>
-          <w:sz w:val="28"/>
-          <w:color w:val="000000"/>
+          <w:rFonts w:ascii="Consolas" w:hAnsi="Consolas" w:cs="Consolas"/>
+          <w:sz w:val="28"/>
+          <w:color w:val="1A1A1A"/>
         </w:rPr>
         <w:t xml:space="preserve">Domain/Entities/LibraryEntities.cs</w:t>
       </w:r>
@@ -2267,6 +2459,7 @@
           <w:rFonts w:ascii="Times New Roman" w:hAnsi="Times New Roman" w:cs="Times New Roman"/>
           <w:b/>
           <w:sz w:val="28"/>
+          <w:szCs w:val="28"/>
           <w:color w:val="000000"/>
         </w:rPr>
         <w:t xml:space="preserve">)</w:t>
@@ -2274,23 +2467,31 @@
     </w:p>
     <w:tbl>
       <w:tblPr>
-        <w:tblW w:w="5000" w:type="pct"/>
+        <w:tblW w:w="9638" w:type="dxa"/>
+        <w:tblLayout w:type="fixed"/>
         <w:tblBorders>
-          <w:top w:val="single" w:color="CCCCCC" w:sz="4"/>
-          <w:bottom w:val="single" w:color="CCCCCC" w:sz="4"/>
-          <w:left w:val="single" w:color="003366" w:sz="12"/>
-          <w:right w:val="single" w:color="CCCCCC" w:sz="4"/>
+          <w:top w:val="single" w:color="D0D5DD" w:sz="4"/>
+          <w:bottom w:val="single" w:color="D0D5DD" w:sz="4"/>
+          <w:left w:val="single" w:color="003366" w:sz="16"/>
+          <w:right w:val="single" w:color="D0D5DD" w:sz="4"/>
         </w:tblBorders>
         <w:tblCellMar>
-          <w:top w:w="120"/>
-          <w:bottom w:w="120"/>
-          <w:left w:w="180"/>
-          <w:right w:w="180"/>
+          <w:top w:w="100"/>
+          <w:bottom w:w="100"/>
+          <w:left w:w="160"/>
+          <w:right w:w="160"/>
         </w:tblCellMar>
       </w:tblPr>
+      <w:tblGrid>
+        <w:gridCol w:w="9638"/>
+      </w:tblGrid>
       <w:tr>
+        <w:trPr>
+          <w:cantSplit/>
+        </w:trPr>
         <w:tc>
           <w:tcPr>
+            <w:tcW w:w="9638" w:type="dxa"/>
             <w:shd w:val="clear" w:color="auto" w:fill="F8F9FA"/>
           </w:tcPr>
           <w:p>
@@ -2299,9 +2500,10 @@
             </w:pPr>
             <w:r>
               <w:rPr>
-                <w:rFonts w:ascii="Times New Roman" w:hAnsi="Times New Roman" w:eastAsia="Consolas" w:cs="Times New Roman"/>
-                <w:sz w:val="28"/>
-                <w:color w:val="000000"/>
+                <w:rFonts w:ascii="Consolas" w:hAnsi="Consolas" w:eastAsia="Consolas" w:cs="Consolas"/>
+                <w:sz w:val="20"/>
+                <w:szCs w:val="20"/>
+                <w:color w:val="1A1A1A"/>
               </w:rPr>
               <w:t xml:space="preserve">public class Book</w:t>
             </w:r>
@@ -2312,9 +2514,10 @@
             </w:pPr>
             <w:r>
               <w:rPr>
-                <w:rFonts w:ascii="Times New Roman" w:hAnsi="Times New Roman" w:eastAsia="Consolas" w:cs="Times New Roman"/>
-                <w:sz w:val="28"/>
-                <w:color w:val="000000"/>
+                <w:rFonts w:ascii="Consolas" w:hAnsi="Consolas" w:eastAsia="Consolas" w:cs="Consolas"/>
+                <w:sz w:val="20"/>
+                <w:szCs w:val="20"/>
+                <w:color w:val="1A1A1A"/>
               </w:rPr>
               <w:t xml:space="preserve">{</w:t>
             </w:r>
@@ -2325,9 +2528,10 @@
             </w:pPr>
             <w:r>
               <w:rPr>
-                <w:rFonts w:ascii="Times New Roman" w:hAnsi="Times New Roman" w:eastAsia="Consolas" w:cs="Times New Roman"/>
-                <w:sz w:val="28"/>
-                <w:color w:val="000000"/>
+                <w:rFonts w:ascii="Consolas" w:hAnsi="Consolas" w:eastAsia="Consolas" w:cs="Consolas"/>
+                <w:sz w:val="20"/>
+                <w:szCs w:val="20"/>
+                <w:color w:val="1A1A1A"/>
               </w:rPr>
               <w:t xml:space="preserve">    public int Id { get; set; }</w:t>
             </w:r>
@@ -2338,9 +2542,10 @@
             </w:pPr>
             <w:r>
               <w:rPr>
-                <w:rFonts w:ascii="Times New Roman" w:hAnsi="Times New Roman" w:eastAsia="Consolas" w:cs="Times New Roman"/>
-                <w:sz w:val="28"/>
-                <w:color w:val="000000"/>
+                <w:rFonts w:ascii="Consolas" w:hAnsi="Consolas" w:eastAsia="Consolas" w:cs="Consolas"/>
+                <w:sz w:val="20"/>
+                <w:szCs w:val="20"/>
+                <w:color w:val="1A1A1A"/>
               </w:rPr>
               <w:t xml:space="preserve">    public string Title { get; set; } = string.Empty;</w:t>
             </w:r>
@@ -2351,9 +2556,10 @@
             </w:pPr>
             <w:r>
               <w:rPr>
-                <w:rFonts w:ascii="Times New Roman" w:hAnsi="Times New Roman" w:eastAsia="Consolas" w:cs="Times New Roman"/>
-                <w:sz w:val="28"/>
-                <w:color w:val="000000"/>
+                <w:rFonts w:ascii="Consolas" w:hAnsi="Consolas" w:eastAsia="Consolas" w:cs="Consolas"/>
+                <w:sz w:val="20"/>
+                <w:szCs w:val="20"/>
+                <w:color w:val="1A1A1A"/>
               </w:rPr>
               <w:t xml:space="preserve">    public string ISBN { get; set; } = string.Empty;</w:t>
             </w:r>
@@ -2364,9 +2570,10 @@
             </w:pPr>
             <w:r>
               <w:rPr>
-                <w:rFonts w:ascii="Times New Roman" w:hAnsi="Times New Roman" w:eastAsia="Consolas" w:cs="Times New Roman"/>
-                <w:sz w:val="28"/>
-                <w:color w:val="000000"/>
+                <w:rFonts w:ascii="Consolas" w:hAnsi="Consolas" w:eastAsia="Consolas" w:cs="Consolas"/>
+                <w:sz w:val="20"/>
+                <w:szCs w:val="20"/>
+                <w:color w:val="1A1A1A"/>
               </w:rPr>
               <w:t xml:space="preserve">    public int PublicationYear { get; set; }</w:t>
             </w:r>
@@ -2377,9 +2584,10 @@
             </w:pPr>
             <w:r>
               <w:rPr>
-                <w:rFonts w:ascii="Times New Roman" w:hAnsi="Times New Roman" w:eastAsia="Consolas" w:cs="Times New Roman"/>
-                <w:sz w:val="28"/>
-                <w:color w:val="000000"/>
+                <w:rFonts w:ascii="Consolas" w:hAnsi="Consolas" w:eastAsia="Consolas" w:cs="Consolas"/>
+                <w:sz w:val="20"/>
+                <w:szCs w:val="20"/>
+                <w:color w:val="1A1A1A"/>
               </w:rPr>
               <w:t xml:space="preserve">    public string Genre { get; set; } = string.Empty;</w:t>
             </w:r>
@@ -2390,9 +2598,10 @@
             </w:pPr>
             <w:r>
               <w:rPr>
-                <w:rFonts w:ascii="Times New Roman" w:hAnsi="Times New Roman" w:eastAsia="Consolas" w:cs="Times New Roman"/>
-                <w:sz w:val="28"/>
-                <w:color w:val="000000"/>
+                <w:rFonts w:ascii="Consolas" w:hAnsi="Consolas" w:eastAsia="Consolas" w:cs="Consolas"/>
+                <w:sz w:val="20"/>
+                <w:szCs w:val="20"/>
+                <w:color w:val="1A1A1A"/>
               </w:rPr>
               <w:t xml:space="preserve"/>
             </w:r>
@@ -2403,9 +2612,10 @@
             </w:pPr>
             <w:r>
               <w:rPr>
-                <w:rFonts w:ascii="Times New Roman" w:hAnsi="Times New Roman" w:eastAsia="Consolas" w:cs="Times New Roman"/>
-                <w:sz w:val="28"/>
-                <w:color w:val="000000"/>
+                <w:rFonts w:ascii="Consolas" w:hAnsi="Consolas" w:eastAsia="Consolas" w:cs="Consolas"/>
+                <w:sz w:val="20"/>
+                <w:szCs w:val="20"/>
+                <w:color w:val="1A1A1A"/>
               </w:rPr>
               <w:t xml:space="preserve">    public int AuthorId { get; set; }</w:t>
             </w:r>
@@ -2416,9 +2626,10 @@
             </w:pPr>
             <w:r>
               <w:rPr>
-                <w:rFonts w:ascii="Times New Roman" w:hAnsi="Times New Roman" w:eastAsia="Consolas" w:cs="Times New Roman"/>
-                <w:sz w:val="28"/>
-                <w:color w:val="000000"/>
+                <w:rFonts w:ascii="Consolas" w:hAnsi="Consolas" w:eastAsia="Consolas" w:cs="Consolas"/>
+                <w:sz w:val="20"/>
+                <w:szCs w:val="20"/>
+                <w:color w:val="1A1A1A"/>
               </w:rPr>
               <w:t xml:space="preserve">    public Author? Author { get; set; }</w:t>
             </w:r>
@@ -2429,9 +2640,10 @@
             </w:pPr>
             <w:r>
               <w:rPr>
-                <w:rFonts w:ascii="Times New Roman" w:hAnsi="Times New Roman" w:eastAsia="Consolas" w:cs="Times New Roman"/>
-                <w:sz w:val="28"/>
-                <w:color w:val="000000"/>
+                <w:rFonts w:ascii="Consolas" w:hAnsi="Consolas" w:eastAsia="Consolas" w:cs="Consolas"/>
+                <w:sz w:val="20"/>
+                <w:szCs w:val="20"/>
+                <w:color w:val="1A1A1A"/>
               </w:rPr>
               <w:t xml:space="preserve"/>
             </w:r>
@@ -2442,9 +2654,10 @@
             </w:pPr>
             <w:r>
               <w:rPr>
-                <w:rFonts w:ascii="Times New Roman" w:hAnsi="Times New Roman" w:eastAsia="Consolas" w:cs="Times New Roman"/>
-                <w:sz w:val="28"/>
-                <w:color w:val="000000"/>
+                <w:rFonts w:ascii="Consolas" w:hAnsi="Consolas" w:eastAsia="Consolas" w:cs="Consolas"/>
+                <w:sz w:val="20"/>
+                <w:szCs w:val="20"/>
+                <w:color w:val="1A1A1A"/>
               </w:rPr>
               <w:t xml:space="preserve">    public ICollection&lt;BookLoan&gt; BookLoans { get; set; } = new List&lt;BookLoan&gt;();</w:t>
             </w:r>
@@ -2455,9 +2668,10 @@
             </w:pPr>
             <w:r>
               <w:rPr>
-                <w:rFonts w:ascii="Times New Roman" w:hAnsi="Times New Roman" w:eastAsia="Consolas" w:cs="Times New Roman"/>
-                <w:sz w:val="28"/>
-                <w:color w:val="000000"/>
+                <w:rFonts w:ascii="Consolas" w:hAnsi="Consolas" w:eastAsia="Consolas" w:cs="Consolas"/>
+                <w:sz w:val="20"/>
+                <w:szCs w:val="20"/>
+                <w:color w:val="1A1A1A"/>
               </w:rPr>
               <w:t xml:space="preserve">}</w:t>
             </w:r>
@@ -2479,15 +2693,16 @@
           <w:rFonts w:ascii="Times New Roman" w:hAnsi="Times New Roman" w:cs="Times New Roman"/>
           <w:b/>
           <w:sz w:val="28"/>
+          <w:szCs w:val="28"/>
           <w:color w:val="000000"/>
         </w:rPr>
         <w:t xml:space="preserve">Інтерфейси репозиторіїв та Unit of Work (</w:t>
       </w:r>
       <w:r>
         <w:rPr>
-          <w:rFonts w:ascii="Times New Roman" w:hAnsi="Times New Roman"/>
-          <w:sz w:val="28"/>
-          <w:color w:val="000000"/>
+          <w:rFonts w:ascii="Consolas" w:hAnsi="Consolas" w:cs="Consolas"/>
+          <w:sz w:val="28"/>
+          <w:color w:val="1A1A1A"/>
         </w:rPr>
         <w:t xml:space="preserve">Domain/Interfaces/IRepositories.cs</w:t>
       </w:r>
@@ -2496,6 +2711,7 @@
           <w:rFonts w:ascii="Times New Roman" w:hAnsi="Times New Roman" w:cs="Times New Roman"/>
           <w:b/>
           <w:sz w:val="28"/>
+          <w:szCs w:val="28"/>
           <w:color w:val="000000"/>
         </w:rPr>
         <w:t xml:space="preserve">)</w:t>
@@ -2503,23 +2719,31 @@
     </w:p>
     <w:tbl>
       <w:tblPr>
-        <w:tblW w:w="5000" w:type="pct"/>
+        <w:tblW w:w="9638" w:type="dxa"/>
+        <w:tblLayout w:type="fixed"/>
         <w:tblBorders>
-          <w:top w:val="single" w:color="CCCCCC" w:sz="4"/>
-          <w:bottom w:val="single" w:color="CCCCCC" w:sz="4"/>
-          <w:left w:val="single" w:color="003366" w:sz="12"/>
-          <w:right w:val="single" w:color="CCCCCC" w:sz="4"/>
+          <w:top w:val="single" w:color="D0D5DD" w:sz="4"/>
+          <w:bottom w:val="single" w:color="D0D5DD" w:sz="4"/>
+          <w:left w:val="single" w:color="003366" w:sz="16"/>
+          <w:right w:val="single" w:color="D0D5DD" w:sz="4"/>
         </w:tblBorders>
         <w:tblCellMar>
-          <w:top w:w="120"/>
-          <w:bottom w:w="120"/>
-          <w:left w:w="180"/>
-          <w:right w:w="180"/>
+          <w:top w:w="100"/>
+          <w:bottom w:w="100"/>
+          <w:left w:w="160"/>
+          <w:right w:w="160"/>
         </w:tblCellMar>
       </w:tblPr>
+      <w:tblGrid>
+        <w:gridCol w:w="9638"/>
+      </w:tblGrid>
       <w:tr>
+        <w:trPr>
+          <w:cantSplit/>
+        </w:trPr>
         <w:tc>
           <w:tcPr>
+            <w:tcW w:w="9638" w:type="dxa"/>
             <w:shd w:val="clear" w:color="auto" w:fill="F8F9FA"/>
           </w:tcPr>
           <w:p>
@@ -2528,9 +2752,10 @@
             </w:pPr>
             <w:r>
               <w:rPr>
-                <w:rFonts w:ascii="Times New Roman" w:hAnsi="Times New Roman" w:eastAsia="Consolas" w:cs="Times New Roman"/>
-                <w:sz w:val="28"/>
-                <w:color w:val="000000"/>
+                <w:rFonts w:ascii="Consolas" w:hAnsi="Consolas" w:eastAsia="Consolas" w:cs="Consolas"/>
+                <w:sz w:val="20"/>
+                <w:szCs w:val="20"/>
+                <w:color w:val="1A1A1A"/>
               </w:rPr>
               <w:t xml:space="preserve">public interface IBookRepository</w:t>
             </w:r>
@@ -2541,9 +2766,10 @@
             </w:pPr>
             <w:r>
               <w:rPr>
-                <w:rFonts w:ascii="Times New Roman" w:hAnsi="Times New Roman" w:eastAsia="Consolas" w:cs="Times New Roman"/>
-                <w:sz w:val="28"/>
-                <w:color w:val="000000"/>
+                <w:rFonts w:ascii="Consolas" w:hAnsi="Consolas" w:eastAsia="Consolas" w:cs="Consolas"/>
+                <w:sz w:val="20"/>
+                <w:szCs w:val="20"/>
+                <w:color w:val="1A1A1A"/>
               </w:rPr>
               <w:t xml:space="preserve">{</w:t>
             </w:r>
@@ -2554,9 +2780,10 @@
             </w:pPr>
             <w:r>
               <w:rPr>
-                <w:rFonts w:ascii="Times New Roman" w:hAnsi="Times New Roman" w:eastAsia="Consolas" w:cs="Times New Roman"/>
-                <w:sz w:val="28"/>
-                <w:color w:val="000000"/>
+                <w:rFonts w:ascii="Consolas" w:hAnsi="Consolas" w:eastAsia="Consolas" w:cs="Consolas"/>
+                <w:sz w:val="20"/>
+                <w:szCs w:val="20"/>
+                <w:color w:val="1A1A1A"/>
               </w:rPr>
               <w:t xml:space="preserve">    Task&lt;IReadOnlyList&lt;Book&gt;&gt; GetAllAsync();</w:t>
             </w:r>
@@ -2567,9 +2794,10 @@
             </w:pPr>
             <w:r>
               <w:rPr>
-                <w:rFonts w:ascii="Times New Roman" w:hAnsi="Times New Roman" w:eastAsia="Consolas" w:cs="Times New Roman"/>
-                <w:sz w:val="28"/>
-                <w:color w:val="000000"/>
+                <w:rFonts w:ascii="Consolas" w:hAnsi="Consolas" w:eastAsia="Consolas" w:cs="Consolas"/>
+                <w:sz w:val="20"/>
+                <w:szCs w:val="20"/>
+                <w:color w:val="1A1A1A"/>
               </w:rPr>
               <w:t xml:space="preserve">    Task&lt;Book?&gt; GetByIdAsync(int id);</w:t>
             </w:r>
@@ -2580,9 +2808,10 @@
             </w:pPr>
             <w:r>
               <w:rPr>
-                <w:rFonts w:ascii="Times New Roman" w:hAnsi="Times New Roman" w:eastAsia="Consolas" w:cs="Times New Roman"/>
-                <w:sz w:val="28"/>
-                <w:color w:val="000000"/>
+                <w:rFonts w:ascii="Consolas" w:hAnsi="Consolas" w:eastAsia="Consolas" w:cs="Consolas"/>
+                <w:sz w:val="20"/>
+                <w:szCs w:val="20"/>
+                <w:color w:val="1A1A1A"/>
               </w:rPr>
               <w:t xml:space="preserve">    Task AddAsync(Book book);</w:t>
             </w:r>
@@ -2593,9 +2822,10 @@
             </w:pPr>
             <w:r>
               <w:rPr>
-                <w:rFonts w:ascii="Times New Roman" w:hAnsi="Times New Roman" w:eastAsia="Consolas" w:cs="Times New Roman"/>
-                <w:sz w:val="28"/>
-                <w:color w:val="000000"/>
+                <w:rFonts w:ascii="Consolas" w:hAnsi="Consolas" w:eastAsia="Consolas" w:cs="Consolas"/>
+                <w:sz w:val="20"/>
+                <w:szCs w:val="20"/>
+                <w:color w:val="1A1A1A"/>
               </w:rPr>
               <w:t xml:space="preserve">    void Update(Book book);</w:t>
             </w:r>
@@ -2606,9 +2836,10 @@
             </w:pPr>
             <w:r>
               <w:rPr>
-                <w:rFonts w:ascii="Times New Roman" w:hAnsi="Times New Roman" w:eastAsia="Consolas" w:cs="Times New Roman"/>
-                <w:sz w:val="28"/>
-                <w:color w:val="000000"/>
+                <w:rFonts w:ascii="Consolas" w:hAnsi="Consolas" w:eastAsia="Consolas" w:cs="Consolas"/>
+                <w:sz w:val="20"/>
+                <w:szCs w:val="20"/>
+                <w:color w:val="1A1A1A"/>
               </w:rPr>
               <w:t xml:space="preserve">    void Delete(Book book);</w:t>
             </w:r>
@@ -2619,9 +2850,10 @@
             </w:pPr>
             <w:r>
               <w:rPr>
-                <w:rFonts w:ascii="Times New Roman" w:hAnsi="Times New Roman" w:eastAsia="Consolas" w:cs="Times New Roman"/>
-                <w:sz w:val="28"/>
-                <w:color w:val="000000"/>
+                <w:rFonts w:ascii="Consolas" w:hAnsi="Consolas" w:eastAsia="Consolas" w:cs="Consolas"/>
+                <w:sz w:val="20"/>
+                <w:szCs w:val="20"/>
+                <w:color w:val="1A1A1A"/>
               </w:rPr>
               <w:t xml:space="preserve">}</w:t>
             </w:r>
@@ -2632,9 +2864,10 @@
             </w:pPr>
             <w:r>
               <w:rPr>
-                <w:rFonts w:ascii="Times New Roman" w:hAnsi="Times New Roman" w:eastAsia="Consolas" w:cs="Times New Roman"/>
-                <w:sz w:val="28"/>
-                <w:color w:val="000000"/>
+                <w:rFonts w:ascii="Consolas" w:hAnsi="Consolas" w:eastAsia="Consolas" w:cs="Consolas"/>
+                <w:sz w:val="20"/>
+                <w:szCs w:val="20"/>
+                <w:color w:val="1A1A1A"/>
               </w:rPr>
               <w:t xml:space="preserve"/>
             </w:r>
@@ -2645,9 +2878,10 @@
             </w:pPr>
             <w:r>
               <w:rPr>
-                <w:rFonts w:ascii="Times New Roman" w:hAnsi="Times New Roman" w:eastAsia="Consolas" w:cs="Times New Roman"/>
-                <w:sz w:val="28"/>
-                <w:color w:val="000000"/>
+                <w:rFonts w:ascii="Consolas" w:hAnsi="Consolas" w:eastAsia="Consolas" w:cs="Consolas"/>
+                <w:sz w:val="20"/>
+                <w:szCs w:val="20"/>
+                <w:color w:val="1A1A1A"/>
               </w:rPr>
               <w:t xml:space="preserve">public interface IAuthorRepository</w:t>
             </w:r>
@@ -2658,9 +2892,10 @@
             </w:pPr>
             <w:r>
               <w:rPr>
-                <w:rFonts w:ascii="Times New Roman" w:hAnsi="Times New Roman" w:eastAsia="Consolas" w:cs="Times New Roman"/>
-                <w:sz w:val="28"/>
-                <w:color w:val="000000"/>
+                <w:rFonts w:ascii="Consolas" w:hAnsi="Consolas" w:eastAsia="Consolas" w:cs="Consolas"/>
+                <w:sz w:val="20"/>
+                <w:szCs w:val="20"/>
+                <w:color w:val="1A1A1A"/>
               </w:rPr>
               <w:t xml:space="preserve">{</w:t>
             </w:r>
@@ -2671,9 +2906,10 @@
             </w:pPr>
             <w:r>
               <w:rPr>
-                <w:rFonts w:ascii="Times New Roman" w:hAnsi="Times New Roman" w:eastAsia="Consolas" w:cs="Times New Roman"/>
-                <w:sz w:val="28"/>
-                <w:color w:val="000000"/>
+                <w:rFonts w:ascii="Consolas" w:hAnsi="Consolas" w:eastAsia="Consolas" w:cs="Consolas"/>
+                <w:sz w:val="20"/>
+                <w:szCs w:val="20"/>
+                <w:color w:val="1A1A1A"/>
               </w:rPr>
               <w:t xml:space="preserve">    Task&lt;bool&gt; ExistsAsync(int id);</w:t>
             </w:r>
@@ -2684,9 +2920,10 @@
             </w:pPr>
             <w:r>
               <w:rPr>
-                <w:rFonts w:ascii="Times New Roman" w:hAnsi="Times New Roman" w:eastAsia="Consolas" w:cs="Times New Roman"/>
-                <w:sz w:val="28"/>
-                <w:color w:val="000000"/>
+                <w:rFonts w:ascii="Consolas" w:hAnsi="Consolas" w:eastAsia="Consolas" w:cs="Consolas"/>
+                <w:sz w:val="20"/>
+                <w:szCs w:val="20"/>
+                <w:color w:val="1A1A1A"/>
               </w:rPr>
               <w:t xml:space="preserve">    Task&lt;Author?&gt; GetByIdAsync(int id);</w:t>
             </w:r>
@@ -2697,9 +2934,10 @@
             </w:pPr>
             <w:r>
               <w:rPr>
-                <w:rFonts w:ascii="Times New Roman" w:hAnsi="Times New Roman" w:eastAsia="Consolas" w:cs="Times New Roman"/>
-                <w:sz w:val="28"/>
-                <w:color w:val="000000"/>
+                <w:rFonts w:ascii="Consolas" w:hAnsi="Consolas" w:eastAsia="Consolas" w:cs="Consolas"/>
+                <w:sz w:val="20"/>
+                <w:szCs w:val="20"/>
+                <w:color w:val="1A1A1A"/>
               </w:rPr>
               <w:t xml:space="preserve">}</w:t>
             </w:r>
@@ -2710,9 +2948,10 @@
             </w:pPr>
             <w:r>
               <w:rPr>
-                <w:rFonts w:ascii="Times New Roman" w:hAnsi="Times New Roman" w:eastAsia="Consolas" w:cs="Times New Roman"/>
-                <w:sz w:val="28"/>
-                <w:color w:val="000000"/>
+                <w:rFonts w:ascii="Consolas" w:hAnsi="Consolas" w:eastAsia="Consolas" w:cs="Consolas"/>
+                <w:sz w:val="20"/>
+                <w:szCs w:val="20"/>
+                <w:color w:val="1A1A1A"/>
               </w:rPr>
               <w:t xml:space="preserve"/>
             </w:r>
@@ -2723,9 +2962,10 @@
             </w:pPr>
             <w:r>
               <w:rPr>
-                <w:rFonts w:ascii="Times New Roman" w:hAnsi="Times New Roman" w:eastAsia="Consolas" w:cs="Times New Roman"/>
-                <w:sz w:val="28"/>
-                <w:color w:val="000000"/>
+                <w:rFonts w:ascii="Consolas" w:hAnsi="Consolas" w:eastAsia="Consolas" w:cs="Consolas"/>
+                <w:sz w:val="20"/>
+                <w:szCs w:val="20"/>
+                <w:color w:val="1A1A1A"/>
               </w:rPr>
               <w:t xml:space="preserve">public interface IUnitOfWork : IDisposable</w:t>
             </w:r>
@@ -2736,9 +2976,10 @@
             </w:pPr>
             <w:r>
               <w:rPr>
-                <w:rFonts w:ascii="Times New Roman" w:hAnsi="Times New Roman" w:eastAsia="Consolas" w:cs="Times New Roman"/>
-                <w:sz w:val="28"/>
-                <w:color w:val="000000"/>
+                <w:rFonts w:ascii="Consolas" w:hAnsi="Consolas" w:eastAsia="Consolas" w:cs="Consolas"/>
+                <w:sz w:val="20"/>
+                <w:szCs w:val="20"/>
+                <w:color w:val="1A1A1A"/>
               </w:rPr>
               <w:t xml:space="preserve">{</w:t>
             </w:r>
@@ -2749,9 +2990,10 @@
             </w:pPr>
             <w:r>
               <w:rPr>
-                <w:rFonts w:ascii="Times New Roman" w:hAnsi="Times New Roman" w:eastAsia="Consolas" w:cs="Times New Roman"/>
-                <w:sz w:val="28"/>
-                <w:color w:val="000000"/>
+                <w:rFonts w:ascii="Consolas" w:hAnsi="Consolas" w:eastAsia="Consolas" w:cs="Consolas"/>
+                <w:sz w:val="20"/>
+                <w:szCs w:val="20"/>
+                <w:color w:val="1A1A1A"/>
               </w:rPr>
               <w:t xml:space="preserve">    IBookRepository Books { get; }</w:t>
             </w:r>
@@ -2762,9 +3004,10 @@
             </w:pPr>
             <w:r>
               <w:rPr>
-                <w:rFonts w:ascii="Times New Roman" w:hAnsi="Times New Roman" w:eastAsia="Consolas" w:cs="Times New Roman"/>
-                <w:sz w:val="28"/>
-                <w:color w:val="000000"/>
+                <w:rFonts w:ascii="Consolas" w:hAnsi="Consolas" w:eastAsia="Consolas" w:cs="Consolas"/>
+                <w:sz w:val="20"/>
+                <w:szCs w:val="20"/>
+                <w:color w:val="1A1A1A"/>
               </w:rPr>
               <w:t xml:space="preserve">    IAuthorRepository Authors { get; }</w:t>
             </w:r>
@@ -2775,9 +3018,10 @@
             </w:pPr>
             <w:r>
               <w:rPr>
-                <w:rFonts w:ascii="Times New Roman" w:hAnsi="Times New Roman" w:eastAsia="Consolas" w:cs="Times New Roman"/>
-                <w:sz w:val="28"/>
-                <w:color w:val="000000"/>
+                <w:rFonts w:ascii="Consolas" w:hAnsi="Consolas" w:eastAsia="Consolas" w:cs="Consolas"/>
+                <w:sz w:val="20"/>
+                <w:szCs w:val="20"/>
+                <w:color w:val="1A1A1A"/>
               </w:rPr>
               <w:t xml:space="preserve">    Task&lt;int&gt; SaveChangesAsync();</w:t>
             </w:r>
@@ -2788,9 +3032,10 @@
             </w:pPr>
             <w:r>
               <w:rPr>
-                <w:rFonts w:ascii="Times New Roman" w:hAnsi="Times New Roman" w:eastAsia="Consolas" w:cs="Times New Roman"/>
-                <w:sz w:val="28"/>
-                <w:color w:val="000000"/>
+                <w:rFonts w:ascii="Consolas" w:hAnsi="Consolas" w:eastAsia="Consolas" w:cs="Consolas"/>
+                <w:sz w:val="20"/>
+                <w:szCs w:val="20"/>
+                <w:color w:val="1A1A1A"/>
               </w:rPr>
               <w:t xml:space="preserve">}</w:t>
             </w:r>
@@ -2820,15 +3065,16 @@
           <w:rFonts w:ascii="Times New Roman" w:hAnsi="Times New Roman" w:cs="Times New Roman"/>
           <w:b/>
           <w:sz w:val="28"/>
+          <w:szCs w:val="28"/>
           <w:color w:val="000000"/>
         </w:rPr>
         <w:t xml:space="preserve">4.2. Сервісний шар бізнес-логіки (</w:t>
       </w:r>
       <w:r>
         <w:rPr>
-          <w:rFonts w:ascii="Times New Roman" w:hAnsi="Times New Roman"/>
-          <w:sz w:val="28"/>
-          <w:color w:val="000000"/>
+          <w:rFonts w:ascii="Consolas" w:hAnsi="Consolas" w:cs="Consolas"/>
+          <w:sz w:val="28"/>
+          <w:color w:val="1A1A1A"/>
         </w:rPr>
         <w:t xml:space="preserve">Application/Services/BookService.cs</w:t>
       </w:r>
@@ -2837,6 +3083,7 @@
           <w:rFonts w:ascii="Times New Roman" w:hAnsi="Times New Roman" w:cs="Times New Roman"/>
           <w:b/>
           <w:sz w:val="28"/>
+          <w:szCs w:val="28"/>
           <w:color w:val="000000"/>
         </w:rPr>
         <w:t xml:space="preserve">)</w:t>
@@ -2855,6 +3102,7 @@
         <w:rPr>
           <w:rFonts w:ascii="Times New Roman" w:hAnsi="Times New Roman" w:cs="Times New Roman"/>
           <w:sz w:val="28"/>
+          <w:szCs w:val="28"/>
           <w:color w:val="000000"/>
         </w:rPr>
         <w:t xml:space="preserve">Сервіс інкапсулює бізнес-правила (перевірку обов'язкової наявності автора книги перед збереженням) та трансляцію доменних сутностей у DTO.</w:t>
@@ -2862,23 +3110,31 @@
     </w:p>
     <w:tbl>
       <w:tblPr>
-        <w:tblW w:w="5000" w:type="pct"/>
+        <w:tblW w:w="9638" w:type="dxa"/>
+        <w:tblLayout w:type="fixed"/>
         <w:tblBorders>
-          <w:top w:val="single" w:color="CCCCCC" w:sz="4"/>
-          <w:bottom w:val="single" w:color="CCCCCC" w:sz="4"/>
-          <w:left w:val="single" w:color="003366" w:sz="12"/>
-          <w:right w:val="single" w:color="CCCCCC" w:sz="4"/>
+          <w:top w:val="single" w:color="D0D5DD" w:sz="4"/>
+          <w:bottom w:val="single" w:color="D0D5DD" w:sz="4"/>
+          <w:left w:val="single" w:color="003366" w:sz="16"/>
+          <w:right w:val="single" w:color="D0D5DD" w:sz="4"/>
         </w:tblBorders>
         <w:tblCellMar>
-          <w:top w:w="120"/>
-          <w:bottom w:w="120"/>
-          <w:left w:w="180"/>
-          <w:right w:w="180"/>
+          <w:top w:w="100"/>
+          <w:bottom w:w="100"/>
+          <w:left w:w="160"/>
+          <w:right w:w="160"/>
         </w:tblCellMar>
       </w:tblPr>
+      <w:tblGrid>
+        <w:gridCol w:w="9638"/>
+      </w:tblGrid>
       <w:tr>
+        <w:trPr>
+          <w:cantSplit/>
+        </w:trPr>
         <w:tc>
           <w:tcPr>
+            <w:tcW w:w="9638" w:type="dxa"/>
             <w:shd w:val="clear" w:color="auto" w:fill="F8F9FA"/>
           </w:tcPr>
           <w:p>
@@ -2887,9 +3143,10 @@
             </w:pPr>
             <w:r>
               <w:rPr>
-                <w:rFonts w:ascii="Times New Roman" w:hAnsi="Times New Roman" w:eastAsia="Consolas" w:cs="Times New Roman"/>
-                <w:sz w:val="28"/>
-                <w:color w:val="000000"/>
+                <w:rFonts w:ascii="Consolas" w:hAnsi="Consolas" w:eastAsia="Consolas" w:cs="Consolas"/>
+                <w:sz w:val="20"/>
+                <w:szCs w:val="20"/>
+                <w:color w:val="1A1A1A"/>
               </w:rPr>
               <w:t xml:space="preserve">public class BookService : IBookService</w:t>
             </w:r>
@@ -2900,9 +3157,10 @@
             </w:pPr>
             <w:r>
               <w:rPr>
-                <w:rFonts w:ascii="Times New Roman" w:hAnsi="Times New Roman" w:eastAsia="Consolas" w:cs="Times New Roman"/>
-                <w:sz w:val="28"/>
-                <w:color w:val="000000"/>
+                <w:rFonts w:ascii="Consolas" w:hAnsi="Consolas" w:eastAsia="Consolas" w:cs="Consolas"/>
+                <w:sz w:val="20"/>
+                <w:szCs w:val="20"/>
+                <w:color w:val="1A1A1A"/>
               </w:rPr>
               <w:t xml:space="preserve">{</w:t>
             </w:r>
@@ -2913,9 +3171,10 @@
             </w:pPr>
             <w:r>
               <w:rPr>
-                <w:rFonts w:ascii="Times New Roman" w:hAnsi="Times New Roman" w:eastAsia="Consolas" w:cs="Times New Roman"/>
-                <w:sz w:val="28"/>
-                <w:color w:val="000000"/>
+                <w:rFonts w:ascii="Consolas" w:hAnsi="Consolas" w:eastAsia="Consolas" w:cs="Consolas"/>
+                <w:sz w:val="20"/>
+                <w:szCs w:val="20"/>
+                <w:color w:val="1A1A1A"/>
               </w:rPr>
               <w:t xml:space="preserve">    private readonly IUnitOfWork _unitOfWork;</w:t>
             </w:r>
@@ -2926,9 +3185,10 @@
             </w:pPr>
             <w:r>
               <w:rPr>
-                <w:rFonts w:ascii="Times New Roman" w:hAnsi="Times New Roman" w:eastAsia="Consolas" w:cs="Times New Roman"/>
-                <w:sz w:val="28"/>
-                <w:color w:val="000000"/>
+                <w:rFonts w:ascii="Consolas" w:hAnsi="Consolas" w:eastAsia="Consolas" w:cs="Consolas"/>
+                <w:sz w:val="20"/>
+                <w:szCs w:val="20"/>
+                <w:color w:val="1A1A1A"/>
               </w:rPr>
               <w:t xml:space="preserve"/>
             </w:r>
@@ -2939,9 +3199,10 @@
             </w:pPr>
             <w:r>
               <w:rPr>
-                <w:rFonts w:ascii="Times New Roman" w:hAnsi="Times New Roman" w:eastAsia="Consolas" w:cs="Times New Roman"/>
-                <w:sz w:val="28"/>
-                <w:color w:val="000000"/>
+                <w:rFonts w:ascii="Consolas" w:hAnsi="Consolas" w:eastAsia="Consolas" w:cs="Consolas"/>
+                <w:sz w:val="20"/>
+                <w:szCs w:val="20"/>
+                <w:color w:val="1A1A1A"/>
               </w:rPr>
               <w:t xml:space="preserve">    public BookService(IUnitOfWork unitOfWork)</w:t>
             </w:r>
@@ -2952,9 +3213,10 @@
             </w:pPr>
             <w:r>
               <w:rPr>
-                <w:rFonts w:ascii="Times New Roman" w:hAnsi="Times New Roman" w:eastAsia="Consolas" w:cs="Times New Roman"/>
-                <w:sz w:val="28"/>
-                <w:color w:val="000000"/>
+                <w:rFonts w:ascii="Consolas" w:hAnsi="Consolas" w:eastAsia="Consolas" w:cs="Consolas"/>
+                <w:sz w:val="20"/>
+                <w:szCs w:val="20"/>
+                <w:color w:val="1A1A1A"/>
               </w:rPr>
               <w:t xml:space="preserve">    {</w:t>
             </w:r>
@@ -2965,9 +3227,10 @@
             </w:pPr>
             <w:r>
               <w:rPr>
-                <w:rFonts w:ascii="Times New Roman" w:hAnsi="Times New Roman" w:eastAsia="Consolas" w:cs="Times New Roman"/>
-                <w:sz w:val="28"/>
-                <w:color w:val="000000"/>
+                <w:rFonts w:ascii="Consolas" w:hAnsi="Consolas" w:eastAsia="Consolas" w:cs="Consolas"/>
+                <w:sz w:val="20"/>
+                <w:szCs w:val="20"/>
+                <w:color w:val="1A1A1A"/>
               </w:rPr>
               <w:t xml:space="preserve">        _unitOfWork = unitOfWork;</w:t>
             </w:r>
@@ -2978,9 +3241,10 @@
             </w:pPr>
             <w:r>
               <w:rPr>
-                <w:rFonts w:ascii="Times New Roman" w:hAnsi="Times New Roman" w:eastAsia="Consolas" w:cs="Times New Roman"/>
-                <w:sz w:val="28"/>
-                <w:color w:val="000000"/>
+                <w:rFonts w:ascii="Consolas" w:hAnsi="Consolas" w:eastAsia="Consolas" w:cs="Consolas"/>
+                <w:sz w:val="20"/>
+                <w:szCs w:val="20"/>
+                <w:color w:val="1A1A1A"/>
               </w:rPr>
               <w:t xml:space="preserve">    }</w:t>
             </w:r>
@@ -2991,9 +3255,10 @@
             </w:pPr>
             <w:r>
               <w:rPr>
-                <w:rFonts w:ascii="Times New Roman" w:hAnsi="Times New Roman" w:eastAsia="Consolas" w:cs="Times New Roman"/>
-                <w:sz w:val="28"/>
-                <w:color w:val="000000"/>
+                <w:rFonts w:ascii="Consolas" w:hAnsi="Consolas" w:eastAsia="Consolas" w:cs="Consolas"/>
+                <w:sz w:val="20"/>
+                <w:szCs w:val="20"/>
+                <w:color w:val="1A1A1A"/>
               </w:rPr>
               <w:t xml:space="preserve"/>
             </w:r>
@@ -3004,9 +3269,10 @@
             </w:pPr>
             <w:r>
               <w:rPr>
-                <w:rFonts w:ascii="Times New Roman" w:hAnsi="Times New Roman" w:eastAsia="Consolas" w:cs="Times New Roman"/>
-                <w:sz w:val="28"/>
-                <w:color w:val="000000"/>
+                <w:rFonts w:ascii="Consolas" w:hAnsi="Consolas" w:eastAsia="Consolas" w:cs="Consolas"/>
+                <w:sz w:val="20"/>
+                <w:szCs w:val="20"/>
+                <w:color w:val="1A1A1A"/>
               </w:rPr>
               <w:t xml:space="preserve">    public async Task&lt;BookDto&gt; CreateBookAsync(CreateBookDto dto)</w:t>
             </w:r>
@@ -3017,9 +3283,10 @@
             </w:pPr>
             <w:r>
               <w:rPr>
-                <w:rFonts w:ascii="Times New Roman" w:hAnsi="Times New Roman" w:eastAsia="Consolas" w:cs="Times New Roman"/>
-                <w:sz w:val="28"/>
-                <w:color w:val="000000"/>
+                <w:rFonts w:ascii="Consolas" w:hAnsi="Consolas" w:eastAsia="Consolas" w:cs="Consolas"/>
+                <w:sz w:val="20"/>
+                <w:szCs w:val="20"/>
+                <w:color w:val="1A1A1A"/>
               </w:rPr>
               <w:t xml:space="preserve">    {</w:t>
             </w:r>
@@ -3030,9 +3297,10 @@
             </w:pPr>
             <w:r>
               <w:rPr>
-                <w:rFonts w:ascii="Times New Roman" w:hAnsi="Times New Roman" w:eastAsia="Consolas" w:cs="Times New Roman"/>
-                <w:sz w:val="28"/>
-                <w:color w:val="000000"/>
+                <w:rFonts w:ascii="Consolas" w:hAnsi="Consolas" w:eastAsia="Consolas" w:cs="Consolas"/>
+                <w:sz w:val="20"/>
+                <w:szCs w:val="20"/>
+                <w:color w:val="1A1A1A"/>
               </w:rPr>
               <w:t xml:space="preserve">        ArgumentNullException.ThrowIfNull(dto);</w:t>
             </w:r>
@@ -3043,9 +3311,10 @@
             </w:pPr>
             <w:r>
               <w:rPr>
-                <w:rFonts w:ascii="Times New Roman" w:hAnsi="Times New Roman" w:eastAsia="Consolas" w:cs="Times New Roman"/>
-                <w:sz w:val="28"/>
-                <w:color w:val="000000"/>
+                <w:rFonts w:ascii="Consolas" w:hAnsi="Consolas" w:eastAsia="Consolas" w:cs="Consolas"/>
+                <w:sz w:val="20"/>
+                <w:szCs w:val="20"/>
+                <w:color w:val="1A1A1A"/>
               </w:rPr>
               <w:t xml:space="preserve"/>
             </w:r>
@@ -3056,9 +3325,10 @@
             </w:pPr>
             <w:r>
               <w:rPr>
-                <w:rFonts w:ascii="Times New Roman" w:hAnsi="Times New Roman" w:eastAsia="Consolas" w:cs="Times New Roman"/>
-                <w:sz w:val="28"/>
-                <w:color w:val="000000"/>
+                <w:rFonts w:ascii="Consolas" w:hAnsi="Consolas" w:eastAsia="Consolas" w:cs="Consolas"/>
+                <w:sz w:val="20"/>
+                <w:szCs w:val="20"/>
+                <w:color w:val="1A1A1A"/>
               </w:rPr>
               <w:t xml:space="preserve">        // Бізнес-правило: Перевірка існування автора перед створенням книги</w:t>
             </w:r>
@@ -3069,9 +3339,10 @@
             </w:pPr>
             <w:r>
               <w:rPr>
-                <w:rFonts w:ascii="Times New Roman" w:hAnsi="Times New Roman" w:eastAsia="Consolas" w:cs="Times New Roman"/>
-                <w:sz w:val="28"/>
-                <w:color w:val="000000"/>
+                <w:rFonts w:ascii="Consolas" w:hAnsi="Consolas" w:eastAsia="Consolas" w:cs="Consolas"/>
+                <w:sz w:val="20"/>
+                <w:szCs w:val="20"/>
+                <w:color w:val="1A1A1A"/>
               </w:rPr>
               <w:t xml:space="preserve">        bool authorExists = await _unitOfWork.Authors.ExistsAsync(dto.AuthorId);</w:t>
             </w:r>
@@ -3082,9 +3353,10 @@
             </w:pPr>
             <w:r>
               <w:rPr>
-                <w:rFonts w:ascii="Times New Roman" w:hAnsi="Times New Roman" w:eastAsia="Consolas" w:cs="Times New Roman"/>
-                <w:sz w:val="28"/>
-                <w:color w:val="000000"/>
+                <w:rFonts w:ascii="Consolas" w:hAnsi="Consolas" w:eastAsia="Consolas" w:cs="Consolas"/>
+                <w:sz w:val="20"/>
+                <w:szCs w:val="20"/>
+                <w:color w:val="1A1A1A"/>
               </w:rPr>
               <w:t xml:space="preserve">        if (!authorExists)</w:t>
             </w:r>
@@ -3095,9 +3367,10 @@
             </w:pPr>
             <w:r>
               <w:rPr>
-                <w:rFonts w:ascii="Times New Roman" w:hAnsi="Times New Roman" w:eastAsia="Consolas" w:cs="Times New Roman"/>
-                <w:sz w:val="28"/>
-                <w:color w:val="000000"/>
+                <w:rFonts w:ascii="Consolas" w:hAnsi="Consolas" w:eastAsia="Consolas" w:cs="Consolas"/>
+                <w:sz w:val="20"/>
+                <w:szCs w:val="20"/>
+                <w:color w:val="1A1A1A"/>
               </w:rPr>
               <w:t xml:space="preserve">        {</w:t>
             </w:r>
@@ -3108,22 +3381,24 @@
             </w:pPr>
             <w:r>
               <w:rPr>
-                <w:rFonts w:ascii="Times New Roman" w:hAnsi="Times New Roman" w:eastAsia="Consolas" w:cs="Times New Roman"/>
-                <w:sz w:val="28"/>
-                <w:color w:val="000000"/>
-              </w:rPr>
-              <w:t xml:space="preserve">            throw new BusinessRuleValidationException($"Автора з Id={dto.AuthorId} не знайдено в базі даних.");</w:t>
-            </w:r>
-          </w:p>
-          <w:p>
-            <w:pPr>
-              <w:spacing w:before="0" w:after="0" w:line="220" w:lineRule="auto"/>
-            </w:pPr>
-            <w:r>
-              <w:rPr>
-                <w:rFonts w:ascii="Times New Roman" w:hAnsi="Times New Roman" w:eastAsia="Consolas" w:cs="Times New Roman"/>
-                <w:sz w:val="28"/>
-                <w:color w:val="000000"/>
+                <w:rFonts w:ascii="Consolas" w:hAnsi="Consolas" w:eastAsia="Consolas" w:cs="Consolas"/>
+                <w:sz w:val="20"/>
+                <w:szCs w:val="20"/>
+                <w:color w:val="1A1A1A"/>
+              </w:rPr>
+              <w:t xml:space="preserve">            throw new BusinessRuleValidationException($"Автора з Id={dto.​AuthorId} не знайдено в базі даних.");</w:t>
+            </w:r>
+          </w:p>
+          <w:p>
+            <w:pPr>
+              <w:spacing w:before="0" w:after="0" w:line="220" w:lineRule="auto"/>
+            </w:pPr>
+            <w:r>
+              <w:rPr>
+                <w:rFonts w:ascii="Consolas" w:hAnsi="Consolas" w:eastAsia="Consolas" w:cs="Consolas"/>
+                <w:sz w:val="20"/>
+                <w:szCs w:val="20"/>
+                <w:color w:val="1A1A1A"/>
               </w:rPr>
               <w:t xml:space="preserve">        }</w:t>
             </w:r>
@@ -3134,9 +3409,10 @@
             </w:pPr>
             <w:r>
               <w:rPr>
-                <w:rFonts w:ascii="Times New Roman" w:hAnsi="Times New Roman" w:eastAsia="Consolas" w:cs="Times New Roman"/>
-                <w:sz w:val="28"/>
-                <w:color w:val="000000"/>
+                <w:rFonts w:ascii="Consolas" w:hAnsi="Consolas" w:eastAsia="Consolas" w:cs="Consolas"/>
+                <w:sz w:val="20"/>
+                <w:szCs w:val="20"/>
+                <w:color w:val="1A1A1A"/>
               </w:rPr>
               <w:t xml:space="preserve"/>
             </w:r>
@@ -3147,9 +3423,10 @@
             </w:pPr>
             <w:r>
               <w:rPr>
-                <w:rFonts w:ascii="Times New Roman" w:hAnsi="Times New Roman" w:eastAsia="Consolas" w:cs="Times New Roman"/>
-                <w:sz w:val="28"/>
-                <w:color w:val="000000"/>
+                <w:rFonts w:ascii="Consolas" w:hAnsi="Consolas" w:eastAsia="Consolas" w:cs="Consolas"/>
+                <w:sz w:val="20"/>
+                <w:szCs w:val="20"/>
+                <w:color w:val="1A1A1A"/>
               </w:rPr>
               <w:t xml:space="preserve">        var book = new Book</w:t>
             </w:r>
@@ -3160,9 +3437,10 @@
             </w:pPr>
             <w:r>
               <w:rPr>
-                <w:rFonts w:ascii="Times New Roman" w:hAnsi="Times New Roman" w:eastAsia="Consolas" w:cs="Times New Roman"/>
-                <w:sz w:val="28"/>
-                <w:color w:val="000000"/>
+                <w:rFonts w:ascii="Consolas" w:hAnsi="Consolas" w:eastAsia="Consolas" w:cs="Consolas"/>
+                <w:sz w:val="20"/>
+                <w:szCs w:val="20"/>
+                <w:color w:val="1A1A1A"/>
               </w:rPr>
               <w:t xml:space="preserve">        {</w:t>
             </w:r>
@@ -3173,9 +3451,10 @@
             </w:pPr>
             <w:r>
               <w:rPr>
-                <w:rFonts w:ascii="Times New Roman" w:hAnsi="Times New Roman" w:eastAsia="Consolas" w:cs="Times New Roman"/>
-                <w:sz w:val="28"/>
-                <w:color w:val="000000"/>
+                <w:rFonts w:ascii="Consolas" w:hAnsi="Consolas" w:eastAsia="Consolas" w:cs="Consolas"/>
+                <w:sz w:val="20"/>
+                <w:szCs w:val="20"/>
+                <w:color w:val="1A1A1A"/>
               </w:rPr>
               <w:t xml:space="preserve">            Title = dto.Title,</w:t>
             </w:r>
@@ -3186,9 +3465,10 @@
             </w:pPr>
             <w:r>
               <w:rPr>
-                <w:rFonts w:ascii="Times New Roman" w:hAnsi="Times New Roman" w:eastAsia="Consolas" w:cs="Times New Roman"/>
-                <w:sz w:val="28"/>
-                <w:color w:val="000000"/>
+                <w:rFonts w:ascii="Consolas" w:hAnsi="Consolas" w:eastAsia="Consolas" w:cs="Consolas"/>
+                <w:sz w:val="20"/>
+                <w:szCs w:val="20"/>
+                <w:color w:val="1A1A1A"/>
               </w:rPr>
               <w:t xml:space="preserve">            ISBN = dto.ISBN,</w:t>
             </w:r>
@@ -3199,9 +3479,10 @@
             </w:pPr>
             <w:r>
               <w:rPr>
-                <w:rFonts w:ascii="Times New Roman" w:hAnsi="Times New Roman" w:eastAsia="Consolas" w:cs="Times New Roman"/>
-                <w:sz w:val="28"/>
-                <w:color w:val="000000"/>
+                <w:rFonts w:ascii="Consolas" w:hAnsi="Consolas" w:eastAsia="Consolas" w:cs="Consolas"/>
+                <w:sz w:val="20"/>
+                <w:szCs w:val="20"/>
+                <w:color w:val="1A1A1A"/>
               </w:rPr>
               <w:t xml:space="preserve">            PublicationYear = dto.PublicationYear,</w:t>
             </w:r>
@@ -3212,9 +3493,10 @@
             </w:pPr>
             <w:r>
               <w:rPr>
-                <w:rFonts w:ascii="Times New Roman" w:hAnsi="Times New Roman" w:eastAsia="Consolas" w:cs="Times New Roman"/>
-                <w:sz w:val="28"/>
-                <w:color w:val="000000"/>
+                <w:rFonts w:ascii="Consolas" w:hAnsi="Consolas" w:eastAsia="Consolas" w:cs="Consolas"/>
+                <w:sz w:val="20"/>
+                <w:szCs w:val="20"/>
+                <w:color w:val="1A1A1A"/>
               </w:rPr>
               <w:t xml:space="preserve">            Genre = dto.Genre,</w:t>
             </w:r>
@@ -3225,9 +3507,10 @@
             </w:pPr>
             <w:r>
               <w:rPr>
-                <w:rFonts w:ascii="Times New Roman" w:hAnsi="Times New Roman" w:eastAsia="Consolas" w:cs="Times New Roman"/>
-                <w:sz w:val="28"/>
-                <w:color w:val="000000"/>
+                <w:rFonts w:ascii="Consolas" w:hAnsi="Consolas" w:eastAsia="Consolas" w:cs="Consolas"/>
+                <w:sz w:val="20"/>
+                <w:szCs w:val="20"/>
+                <w:color w:val="1A1A1A"/>
               </w:rPr>
               <w:t xml:space="preserve">            AuthorId = dto.AuthorId</w:t>
             </w:r>
@@ -3238,9 +3521,10 @@
             </w:pPr>
             <w:r>
               <w:rPr>
-                <w:rFonts w:ascii="Times New Roman" w:hAnsi="Times New Roman" w:eastAsia="Consolas" w:cs="Times New Roman"/>
-                <w:sz w:val="28"/>
-                <w:color w:val="000000"/>
+                <w:rFonts w:ascii="Consolas" w:hAnsi="Consolas" w:eastAsia="Consolas" w:cs="Consolas"/>
+                <w:sz w:val="20"/>
+                <w:szCs w:val="20"/>
+                <w:color w:val="1A1A1A"/>
               </w:rPr>
               <w:t xml:space="preserve">        };</w:t>
             </w:r>
@@ -3251,9 +3535,10 @@
             </w:pPr>
             <w:r>
               <w:rPr>
-                <w:rFonts w:ascii="Times New Roman" w:hAnsi="Times New Roman" w:eastAsia="Consolas" w:cs="Times New Roman"/>
-                <w:sz w:val="28"/>
-                <w:color w:val="000000"/>
+                <w:rFonts w:ascii="Consolas" w:hAnsi="Consolas" w:eastAsia="Consolas" w:cs="Consolas"/>
+                <w:sz w:val="20"/>
+                <w:szCs w:val="20"/>
+                <w:color w:val="1A1A1A"/>
               </w:rPr>
               <w:t xml:space="preserve"/>
             </w:r>
@@ -3264,9 +3549,10 @@
             </w:pPr>
             <w:r>
               <w:rPr>
-                <w:rFonts w:ascii="Times New Roman" w:hAnsi="Times New Roman" w:eastAsia="Consolas" w:cs="Times New Roman"/>
-                <w:sz w:val="28"/>
-                <w:color w:val="000000"/>
+                <w:rFonts w:ascii="Consolas" w:hAnsi="Consolas" w:eastAsia="Consolas" w:cs="Consolas"/>
+                <w:sz w:val="20"/>
+                <w:szCs w:val="20"/>
+                <w:color w:val="1A1A1A"/>
               </w:rPr>
               <w:t xml:space="preserve">        await _unitOfWork.Books.AddAsync(book);</w:t>
             </w:r>
@@ -3277,9 +3563,10 @@
             </w:pPr>
             <w:r>
               <w:rPr>
-                <w:rFonts w:ascii="Times New Roman" w:hAnsi="Times New Roman" w:eastAsia="Consolas" w:cs="Times New Roman"/>
-                <w:sz w:val="28"/>
-                <w:color w:val="000000"/>
+                <w:rFonts w:ascii="Consolas" w:hAnsi="Consolas" w:eastAsia="Consolas" w:cs="Consolas"/>
+                <w:sz w:val="20"/>
+                <w:szCs w:val="20"/>
+                <w:color w:val="1A1A1A"/>
               </w:rPr>
               <w:t xml:space="preserve">        await _unitOfWork.SaveChangesAsync();</w:t>
             </w:r>
@@ -3290,9 +3577,10 @@
             </w:pPr>
             <w:r>
               <w:rPr>
-                <w:rFonts w:ascii="Times New Roman" w:hAnsi="Times New Roman" w:eastAsia="Consolas" w:cs="Times New Roman"/>
-                <w:sz w:val="28"/>
-                <w:color w:val="000000"/>
+                <w:rFonts w:ascii="Consolas" w:hAnsi="Consolas" w:eastAsia="Consolas" w:cs="Consolas"/>
+                <w:sz w:val="20"/>
+                <w:szCs w:val="20"/>
+                <w:color w:val="1A1A1A"/>
               </w:rPr>
               <w:t xml:space="preserve"/>
             </w:r>
@@ -3303,9 +3591,10 @@
             </w:pPr>
             <w:r>
               <w:rPr>
-                <w:rFonts w:ascii="Times New Roman" w:hAnsi="Times New Roman" w:eastAsia="Consolas" w:cs="Times New Roman"/>
-                <w:sz w:val="28"/>
-                <w:color w:val="000000"/>
+                <w:rFonts w:ascii="Consolas" w:hAnsi="Consolas" w:eastAsia="Consolas" w:cs="Consolas"/>
+                <w:sz w:val="20"/>
+                <w:szCs w:val="20"/>
+                <w:color w:val="1A1A1A"/>
               </w:rPr>
               <w:t xml:space="preserve">        var author = await _unitOfWork.Authors.GetByIdAsync(dto.AuthorId);</w:t>
             </w:r>
@@ -3316,9 +3605,10 @@
             </w:pPr>
             <w:r>
               <w:rPr>
-                <w:rFonts w:ascii="Times New Roman" w:hAnsi="Times New Roman" w:eastAsia="Consolas" w:cs="Times New Roman"/>
-                <w:sz w:val="28"/>
-                <w:color w:val="000000"/>
+                <w:rFonts w:ascii="Consolas" w:hAnsi="Consolas" w:eastAsia="Consolas" w:cs="Consolas"/>
+                <w:sz w:val="20"/>
+                <w:szCs w:val="20"/>
+                <w:color w:val="1A1A1A"/>
               </w:rPr>
               <w:t xml:space="preserve">        book.Author = author;</w:t>
             </w:r>
@@ -3329,9 +3619,10 @@
             </w:pPr>
             <w:r>
               <w:rPr>
-                <w:rFonts w:ascii="Times New Roman" w:hAnsi="Times New Roman" w:eastAsia="Consolas" w:cs="Times New Roman"/>
-                <w:sz w:val="28"/>
-                <w:color w:val="000000"/>
+                <w:rFonts w:ascii="Consolas" w:hAnsi="Consolas" w:eastAsia="Consolas" w:cs="Consolas"/>
+                <w:sz w:val="20"/>
+                <w:szCs w:val="20"/>
+                <w:color w:val="1A1A1A"/>
               </w:rPr>
               <w:t xml:space="preserve"/>
             </w:r>
@@ -3342,9 +3633,10 @@
             </w:pPr>
             <w:r>
               <w:rPr>
-                <w:rFonts w:ascii="Times New Roman" w:hAnsi="Times New Roman" w:eastAsia="Consolas" w:cs="Times New Roman"/>
-                <w:sz w:val="28"/>
-                <w:color w:val="000000"/>
+                <w:rFonts w:ascii="Consolas" w:hAnsi="Consolas" w:eastAsia="Consolas" w:cs="Consolas"/>
+                <w:sz w:val="20"/>
+                <w:szCs w:val="20"/>
+                <w:color w:val="1A1A1A"/>
               </w:rPr>
               <w:t xml:space="preserve">        return MapToDto(book);</w:t>
             </w:r>
@@ -3355,9 +3647,10 @@
             </w:pPr>
             <w:r>
               <w:rPr>
-                <w:rFonts w:ascii="Times New Roman" w:hAnsi="Times New Roman" w:eastAsia="Consolas" w:cs="Times New Roman"/>
-                <w:sz w:val="28"/>
-                <w:color w:val="000000"/>
+                <w:rFonts w:ascii="Consolas" w:hAnsi="Consolas" w:eastAsia="Consolas" w:cs="Consolas"/>
+                <w:sz w:val="20"/>
+                <w:szCs w:val="20"/>
+                <w:color w:val="1A1A1A"/>
               </w:rPr>
               <w:t xml:space="preserve">    }</w:t>
             </w:r>
@@ -3368,9 +3661,10 @@
             </w:pPr>
             <w:r>
               <w:rPr>
-                <w:rFonts w:ascii="Times New Roman" w:hAnsi="Times New Roman" w:eastAsia="Consolas" w:cs="Times New Roman"/>
-                <w:sz w:val="28"/>
-                <w:color w:val="000000"/>
+                <w:rFonts w:ascii="Consolas" w:hAnsi="Consolas" w:eastAsia="Consolas" w:cs="Consolas"/>
+                <w:sz w:val="20"/>
+                <w:szCs w:val="20"/>
+                <w:color w:val="1A1A1A"/>
               </w:rPr>
               <w:t xml:space="preserve">    // ... реалізація GetAll, GetById, Update, Delete</w:t>
             </w:r>
@@ -3381,9 +3675,10 @@
             </w:pPr>
             <w:r>
               <w:rPr>
-                <w:rFonts w:ascii="Times New Roman" w:hAnsi="Times New Roman" w:eastAsia="Consolas" w:cs="Times New Roman"/>
-                <w:sz w:val="28"/>
-                <w:color w:val="000000"/>
+                <w:rFonts w:ascii="Consolas" w:hAnsi="Consolas" w:eastAsia="Consolas" w:cs="Consolas"/>
+                <w:sz w:val="20"/>
+                <w:szCs w:val="20"/>
+                <w:color w:val="1A1A1A"/>
               </w:rPr>
               <w:t xml:space="preserve">}</w:t>
             </w:r>
@@ -3413,15 +3708,16 @@
           <w:rFonts w:ascii="Times New Roman" w:hAnsi="Times New Roman" w:cs="Times New Roman"/>
           <w:b/>
           <w:sz w:val="28"/>
+          <w:szCs w:val="28"/>
           <w:color w:val="000000"/>
         </w:rPr>
         <w:t xml:space="preserve">4.3. Інфраструктурний шар (</w:t>
       </w:r>
       <w:r>
         <w:rPr>
-          <w:rFonts w:ascii="Times New Roman" w:hAnsi="Times New Roman"/>
-          <w:sz w:val="28"/>
-          <w:color w:val="000000"/>
+          <w:rFonts w:ascii="Consolas" w:hAnsi="Consolas" w:cs="Consolas"/>
+          <w:sz w:val="28"/>
+          <w:color w:val="1A1A1A"/>
         </w:rPr>
         <w:t xml:space="preserve">Infrastructure/Repositories/Repositories.cs</w:t>
       </w:r>
@@ -3430,6 +3726,7 @@
           <w:rFonts w:ascii="Times New Roman" w:hAnsi="Times New Roman" w:cs="Times New Roman"/>
           <w:b/>
           <w:sz w:val="28"/>
+          <w:szCs w:val="28"/>
           <w:color w:val="000000"/>
         </w:rPr>
         <w:t xml:space="preserve">)</w:t>
@@ -3437,23 +3734,31 @@
     </w:p>
     <w:tbl>
       <w:tblPr>
-        <w:tblW w:w="5000" w:type="pct"/>
+        <w:tblW w:w="9638" w:type="dxa"/>
+        <w:tblLayout w:type="fixed"/>
         <w:tblBorders>
-          <w:top w:val="single" w:color="CCCCCC" w:sz="4"/>
-          <w:bottom w:val="single" w:color="CCCCCC" w:sz="4"/>
-          <w:left w:val="single" w:color="003366" w:sz="12"/>
-          <w:right w:val="single" w:color="CCCCCC" w:sz="4"/>
+          <w:top w:val="single" w:color="D0D5DD" w:sz="4"/>
+          <w:bottom w:val="single" w:color="D0D5DD" w:sz="4"/>
+          <w:left w:val="single" w:color="003366" w:sz="16"/>
+          <w:right w:val="single" w:color="D0D5DD" w:sz="4"/>
         </w:tblBorders>
         <w:tblCellMar>
-          <w:top w:w="120"/>
-          <w:bottom w:w="120"/>
-          <w:left w:w="180"/>
-          <w:right w:w="180"/>
+          <w:top w:w="100"/>
+          <w:bottom w:w="100"/>
+          <w:left w:w="160"/>
+          <w:right w:w="160"/>
         </w:tblCellMar>
       </w:tblPr>
+      <w:tblGrid>
+        <w:gridCol w:w="9638"/>
+      </w:tblGrid>
       <w:tr>
+        <w:trPr>
+          <w:cantSplit/>
+        </w:trPr>
         <w:tc>
           <w:tcPr>
+            <w:tcW w:w="9638" w:type="dxa"/>
             <w:shd w:val="clear" w:color="auto" w:fill="F8F9FA"/>
           </w:tcPr>
           <w:p>
@@ -3462,9 +3767,10 @@
             </w:pPr>
             <w:r>
               <w:rPr>
-                <w:rFonts w:ascii="Times New Roman" w:hAnsi="Times New Roman" w:eastAsia="Consolas" w:cs="Times New Roman"/>
-                <w:sz w:val="28"/>
-                <w:color w:val="000000"/>
+                <w:rFonts w:ascii="Consolas" w:hAnsi="Consolas" w:eastAsia="Consolas" w:cs="Consolas"/>
+                <w:sz w:val="20"/>
+                <w:szCs w:val="20"/>
+                <w:color w:val="1A1A1A"/>
               </w:rPr>
               <w:t xml:space="preserve">public class UnitOfWork : IUnitOfWork</w:t>
             </w:r>
@@ -3475,9 +3781,10 @@
             </w:pPr>
             <w:r>
               <w:rPr>
-                <w:rFonts w:ascii="Times New Roman" w:hAnsi="Times New Roman" w:eastAsia="Consolas" w:cs="Times New Roman"/>
-                <w:sz w:val="28"/>
-                <w:color w:val="000000"/>
+                <w:rFonts w:ascii="Consolas" w:hAnsi="Consolas" w:eastAsia="Consolas" w:cs="Consolas"/>
+                <w:sz w:val="20"/>
+                <w:szCs w:val="20"/>
+                <w:color w:val="1A1A1A"/>
               </w:rPr>
               <w:t xml:space="preserve">{</w:t>
             </w:r>
@@ -3488,9 +3795,10 @@
             </w:pPr>
             <w:r>
               <w:rPr>
-                <w:rFonts w:ascii="Times New Roman" w:hAnsi="Times New Roman" w:eastAsia="Consolas" w:cs="Times New Roman"/>
-                <w:sz w:val="28"/>
-                <w:color w:val="000000"/>
+                <w:rFonts w:ascii="Consolas" w:hAnsi="Consolas" w:eastAsia="Consolas" w:cs="Consolas"/>
+                <w:sz w:val="20"/>
+                <w:szCs w:val="20"/>
+                <w:color w:val="1A1A1A"/>
               </w:rPr>
               <w:t xml:space="preserve">    private readonly LibraryDbContext _context;</w:t>
             </w:r>
@@ -3501,9 +3809,10 @@
             </w:pPr>
             <w:r>
               <w:rPr>
-                <w:rFonts w:ascii="Times New Roman" w:hAnsi="Times New Roman" w:eastAsia="Consolas" w:cs="Times New Roman"/>
-                <w:sz w:val="28"/>
-                <w:color w:val="000000"/>
+                <w:rFonts w:ascii="Consolas" w:hAnsi="Consolas" w:eastAsia="Consolas" w:cs="Consolas"/>
+                <w:sz w:val="20"/>
+                <w:szCs w:val="20"/>
+                <w:color w:val="1A1A1A"/>
               </w:rPr>
               <w:t xml:space="preserve">    private IBookRepository? _books;</w:t>
             </w:r>
@@ -3514,9 +3823,10 @@
             </w:pPr>
             <w:r>
               <w:rPr>
-                <w:rFonts w:ascii="Times New Roman" w:hAnsi="Times New Roman" w:eastAsia="Consolas" w:cs="Times New Roman"/>
-                <w:sz w:val="28"/>
-                <w:color w:val="000000"/>
+                <w:rFonts w:ascii="Consolas" w:hAnsi="Consolas" w:eastAsia="Consolas" w:cs="Consolas"/>
+                <w:sz w:val="20"/>
+                <w:szCs w:val="20"/>
+                <w:color w:val="1A1A1A"/>
               </w:rPr>
               <w:t xml:space="preserve">    private IAuthorRepository? _authors;</w:t>
             </w:r>
@@ -3527,9 +3837,10 @@
             </w:pPr>
             <w:r>
               <w:rPr>
-                <w:rFonts w:ascii="Times New Roman" w:hAnsi="Times New Roman" w:eastAsia="Consolas" w:cs="Times New Roman"/>
-                <w:sz w:val="28"/>
-                <w:color w:val="000000"/>
+                <w:rFonts w:ascii="Consolas" w:hAnsi="Consolas" w:eastAsia="Consolas" w:cs="Consolas"/>
+                <w:sz w:val="20"/>
+                <w:szCs w:val="20"/>
+                <w:color w:val="1A1A1A"/>
               </w:rPr>
               <w:t xml:space="preserve"/>
             </w:r>
@@ -3540,9 +3851,10 @@
             </w:pPr>
             <w:r>
               <w:rPr>
-                <w:rFonts w:ascii="Times New Roman" w:hAnsi="Times New Roman" w:eastAsia="Consolas" w:cs="Times New Roman"/>
-                <w:sz w:val="28"/>
-                <w:color w:val="000000"/>
+                <w:rFonts w:ascii="Consolas" w:hAnsi="Consolas" w:eastAsia="Consolas" w:cs="Consolas"/>
+                <w:sz w:val="20"/>
+                <w:szCs w:val="20"/>
+                <w:color w:val="1A1A1A"/>
               </w:rPr>
               <w:t xml:space="preserve">    public UnitOfWork(LibraryDbContext context) =&gt; _context = context;</w:t>
             </w:r>
@@ -3553,9 +3865,10 @@
             </w:pPr>
             <w:r>
               <w:rPr>
-                <w:rFonts w:ascii="Times New Roman" w:hAnsi="Times New Roman" w:eastAsia="Consolas" w:cs="Times New Roman"/>
-                <w:sz w:val="28"/>
-                <w:color w:val="000000"/>
+                <w:rFonts w:ascii="Consolas" w:hAnsi="Consolas" w:eastAsia="Consolas" w:cs="Consolas"/>
+                <w:sz w:val="20"/>
+                <w:szCs w:val="20"/>
+                <w:color w:val="1A1A1A"/>
               </w:rPr>
               <w:t xml:space="preserve"/>
             </w:r>
@@ -3566,9 +3879,10 @@
             </w:pPr>
             <w:r>
               <w:rPr>
-                <w:rFonts w:ascii="Times New Roman" w:hAnsi="Times New Roman" w:eastAsia="Consolas" w:cs="Times New Roman"/>
-                <w:sz w:val="28"/>
-                <w:color w:val="000000"/>
+                <w:rFonts w:ascii="Consolas" w:hAnsi="Consolas" w:eastAsia="Consolas" w:cs="Consolas"/>
+                <w:sz w:val="20"/>
+                <w:szCs w:val="20"/>
+                <w:color w:val="1A1A1A"/>
               </w:rPr>
               <w:t xml:space="preserve">    public IBookRepository Books =&gt; _books ??= new BookRepository(_context);</w:t>
             </w:r>
@@ -3579,9 +3893,10 @@
             </w:pPr>
             <w:r>
               <w:rPr>
-                <w:rFonts w:ascii="Times New Roman" w:hAnsi="Times New Roman" w:eastAsia="Consolas" w:cs="Times New Roman"/>
-                <w:sz w:val="28"/>
-                <w:color w:val="000000"/>
+                <w:rFonts w:ascii="Consolas" w:hAnsi="Consolas" w:eastAsia="Consolas" w:cs="Consolas"/>
+                <w:sz w:val="20"/>
+                <w:szCs w:val="20"/>
+                <w:color w:val="1A1A1A"/>
               </w:rPr>
               <w:t xml:space="preserve">    public IAuthorRepository Authors =&gt; _authors ??= new AuthorRepository(_context);</w:t>
             </w:r>
@@ -3592,9 +3907,10 @@
             </w:pPr>
             <w:r>
               <w:rPr>
-                <w:rFonts w:ascii="Times New Roman" w:hAnsi="Times New Roman" w:eastAsia="Consolas" w:cs="Times New Roman"/>
-                <w:sz w:val="28"/>
-                <w:color w:val="000000"/>
+                <w:rFonts w:ascii="Consolas" w:hAnsi="Consolas" w:eastAsia="Consolas" w:cs="Consolas"/>
+                <w:sz w:val="20"/>
+                <w:szCs w:val="20"/>
+                <w:color w:val="1A1A1A"/>
               </w:rPr>
               <w:t xml:space="preserve"/>
             </w:r>
@@ -3605,9 +3921,10 @@
             </w:pPr>
             <w:r>
               <w:rPr>
-                <w:rFonts w:ascii="Times New Roman" w:hAnsi="Times New Roman" w:eastAsia="Consolas" w:cs="Times New Roman"/>
-                <w:sz w:val="28"/>
-                <w:color w:val="000000"/>
+                <w:rFonts w:ascii="Consolas" w:hAnsi="Consolas" w:eastAsia="Consolas" w:cs="Consolas"/>
+                <w:sz w:val="20"/>
+                <w:szCs w:val="20"/>
+                <w:color w:val="1A1A1A"/>
               </w:rPr>
               <w:t xml:space="preserve">    public async Task&lt;int&gt; SaveChangesAsync() =&gt; await _context.SaveChangesAsync();</w:t>
             </w:r>
@@ -3618,9 +3935,10 @@
             </w:pPr>
             <w:r>
               <w:rPr>
-                <w:rFonts w:ascii="Times New Roman" w:hAnsi="Times New Roman" w:eastAsia="Consolas" w:cs="Times New Roman"/>
-                <w:sz w:val="28"/>
-                <w:color w:val="000000"/>
+                <w:rFonts w:ascii="Consolas" w:hAnsi="Consolas" w:eastAsia="Consolas" w:cs="Consolas"/>
+                <w:sz w:val="20"/>
+                <w:szCs w:val="20"/>
+                <w:color w:val="1A1A1A"/>
               </w:rPr>
               <w:t xml:space="preserve"/>
             </w:r>
@@ -3631,9 +3949,10 @@
             </w:pPr>
             <w:r>
               <w:rPr>
-                <w:rFonts w:ascii="Times New Roman" w:hAnsi="Times New Roman" w:eastAsia="Consolas" w:cs="Times New Roman"/>
-                <w:sz w:val="28"/>
-                <w:color w:val="000000"/>
+                <w:rFonts w:ascii="Consolas" w:hAnsi="Consolas" w:eastAsia="Consolas" w:cs="Consolas"/>
+                <w:sz w:val="20"/>
+                <w:szCs w:val="20"/>
+                <w:color w:val="1A1A1A"/>
               </w:rPr>
               <w:t xml:space="preserve">    public void Dispose()</w:t>
             </w:r>
@@ -3644,9 +3963,10 @@
             </w:pPr>
             <w:r>
               <w:rPr>
-                <w:rFonts w:ascii="Times New Roman" w:hAnsi="Times New Roman" w:eastAsia="Consolas" w:cs="Times New Roman"/>
-                <w:sz w:val="28"/>
-                <w:color w:val="000000"/>
+                <w:rFonts w:ascii="Consolas" w:hAnsi="Consolas" w:eastAsia="Consolas" w:cs="Consolas"/>
+                <w:sz w:val="20"/>
+                <w:szCs w:val="20"/>
+                <w:color w:val="1A1A1A"/>
               </w:rPr>
               <w:t xml:space="preserve">    {</w:t>
             </w:r>
@@ -3657,9 +3977,10 @@
             </w:pPr>
             <w:r>
               <w:rPr>
-                <w:rFonts w:ascii="Times New Roman" w:hAnsi="Times New Roman" w:eastAsia="Consolas" w:cs="Times New Roman"/>
-                <w:sz w:val="28"/>
-                <w:color w:val="000000"/>
+                <w:rFonts w:ascii="Consolas" w:hAnsi="Consolas" w:eastAsia="Consolas" w:cs="Consolas"/>
+                <w:sz w:val="20"/>
+                <w:szCs w:val="20"/>
+                <w:color w:val="1A1A1A"/>
               </w:rPr>
               <w:t xml:space="preserve">        _context.Dispose();</w:t>
             </w:r>
@@ -3670,9 +3991,10 @@
             </w:pPr>
             <w:r>
               <w:rPr>
-                <w:rFonts w:ascii="Times New Roman" w:hAnsi="Times New Roman" w:eastAsia="Consolas" w:cs="Times New Roman"/>
-                <w:sz w:val="28"/>
-                <w:color w:val="000000"/>
+                <w:rFonts w:ascii="Consolas" w:hAnsi="Consolas" w:eastAsia="Consolas" w:cs="Consolas"/>
+                <w:sz w:val="20"/>
+                <w:szCs w:val="20"/>
+                <w:color w:val="1A1A1A"/>
               </w:rPr>
               <w:t xml:space="preserve">        GC.SuppressFinalize(this);</w:t>
             </w:r>
@@ -3683,9 +4005,10 @@
             </w:pPr>
             <w:r>
               <w:rPr>
-                <w:rFonts w:ascii="Times New Roman" w:hAnsi="Times New Roman" w:eastAsia="Consolas" w:cs="Times New Roman"/>
-                <w:sz w:val="28"/>
-                <w:color w:val="000000"/>
+                <w:rFonts w:ascii="Consolas" w:hAnsi="Consolas" w:eastAsia="Consolas" w:cs="Consolas"/>
+                <w:sz w:val="20"/>
+                <w:szCs w:val="20"/>
+                <w:color w:val="1A1A1A"/>
               </w:rPr>
               <w:t xml:space="preserve">    }</w:t>
             </w:r>
@@ -3696,9 +4019,10 @@
             </w:pPr>
             <w:r>
               <w:rPr>
-                <w:rFonts w:ascii="Times New Roman" w:hAnsi="Times New Roman" w:eastAsia="Consolas" w:cs="Times New Roman"/>
-                <w:sz w:val="28"/>
-                <w:color w:val="000000"/>
+                <w:rFonts w:ascii="Consolas" w:hAnsi="Consolas" w:eastAsia="Consolas" w:cs="Consolas"/>
+                <w:sz w:val="20"/>
+                <w:szCs w:val="20"/>
+                <w:color w:val="1A1A1A"/>
               </w:rPr>
               <w:t xml:space="preserve">}</w:t>
             </w:r>
@@ -3728,15 +4052,16 @@
           <w:rFonts w:ascii="Times New Roman" w:hAnsi="Times New Roman" w:cs="Times New Roman"/>
           <w:b/>
           <w:sz w:val="28"/>
+          <w:szCs w:val="28"/>
           <w:color w:val="000000"/>
         </w:rPr>
         <w:t xml:space="preserve">4.4. Тонкий контролер Web API (</w:t>
       </w:r>
       <w:r>
         <w:rPr>
-          <w:rFonts w:ascii="Times New Roman" w:hAnsi="Times New Roman"/>
-          <w:sz w:val="28"/>
-          <w:color w:val="000000"/>
+          <w:rFonts w:ascii="Consolas" w:hAnsi="Consolas" w:cs="Consolas"/>
+          <w:sz w:val="28"/>
+          <w:color w:val="1A1A1A"/>
         </w:rPr>
         <w:t xml:space="preserve">Controllers/BooksController.cs</w:t>
       </w:r>
@@ -3745,6 +4070,7 @@
           <w:rFonts w:ascii="Times New Roman" w:hAnsi="Times New Roman" w:cs="Times New Roman"/>
           <w:b/>
           <w:sz w:val="28"/>
+          <w:szCs w:val="28"/>
           <w:color w:val="000000"/>
         </w:rPr>
         <w:t xml:space="preserve">)</w:t>
@@ -3763,15 +4089,16 @@
         <w:rPr>
           <w:rFonts w:ascii="Times New Roman" w:hAnsi="Times New Roman" w:cs="Times New Roman"/>
           <w:sz w:val="28"/>
+          <w:szCs w:val="28"/>
           <w:color w:val="000000"/>
         </w:rPr>
         <w:t xml:space="preserve">Контролер не має жодного зв'язку з </w:t>
       </w:r>
       <w:r>
         <w:rPr>
-          <w:rFonts w:ascii="Times New Roman" w:hAnsi="Times New Roman"/>
-          <w:sz w:val="28"/>
-          <w:color w:val="000000"/>
+          <w:rFonts w:ascii="Consolas" w:hAnsi="Consolas" w:cs="Consolas"/>
+          <w:sz w:val="28"/>
+          <w:color w:val="1A1A1A"/>
         </w:rPr>
         <w:t xml:space="preserve">DbContext</w:t>
       </w:r>
@@ -3779,15 +4106,16 @@
         <w:rPr>
           <w:rFonts w:ascii="Times New Roman" w:hAnsi="Times New Roman" w:cs="Times New Roman"/>
           <w:sz w:val="28"/>
+          <w:szCs w:val="28"/>
           <w:color w:val="000000"/>
         </w:rPr>
         <w:t xml:space="preserve"> чи SQL-базою. Він оперує виключно сервісним інтерфейсом </w:t>
       </w:r>
       <w:r>
         <w:rPr>
-          <w:rFonts w:ascii="Times New Roman" w:hAnsi="Times New Roman"/>
-          <w:sz w:val="28"/>
-          <w:color w:val="000000"/>
+          <w:rFonts w:ascii="Consolas" w:hAnsi="Consolas" w:cs="Consolas"/>
+          <w:sz w:val="28"/>
+          <w:color w:val="1A1A1A"/>
         </w:rPr>
         <w:t xml:space="preserve">IBookService</w:t>
       </w:r>
@@ -3795,6 +4123,7 @@
         <w:rPr>
           <w:rFonts w:ascii="Times New Roman" w:hAnsi="Times New Roman" w:cs="Times New Roman"/>
           <w:sz w:val="28"/>
+          <w:szCs w:val="28"/>
           <w:color w:val="000000"/>
         </w:rPr>
         <w:t xml:space="preserve"> та транслює доменні винятки у стандартні коди помилок HTTP:</w:t>
@@ -3802,23 +4131,31 @@
     </w:p>
     <w:tbl>
       <w:tblPr>
-        <w:tblW w:w="5000" w:type="pct"/>
+        <w:tblW w:w="9638" w:type="dxa"/>
+        <w:tblLayout w:type="fixed"/>
         <w:tblBorders>
-          <w:top w:val="single" w:color="CCCCCC" w:sz="4"/>
-          <w:bottom w:val="single" w:color="CCCCCC" w:sz="4"/>
-          <w:left w:val="single" w:color="003366" w:sz="12"/>
-          <w:right w:val="single" w:color="CCCCCC" w:sz="4"/>
+          <w:top w:val="single" w:color="D0D5DD" w:sz="4"/>
+          <w:bottom w:val="single" w:color="D0D5DD" w:sz="4"/>
+          <w:left w:val="single" w:color="003366" w:sz="16"/>
+          <w:right w:val="single" w:color="D0D5DD" w:sz="4"/>
         </w:tblBorders>
         <w:tblCellMar>
-          <w:top w:w="120"/>
-          <w:bottom w:w="120"/>
-          <w:left w:w="180"/>
-          <w:right w:w="180"/>
+          <w:top w:w="100"/>
+          <w:bottom w:w="100"/>
+          <w:left w:w="160"/>
+          <w:right w:w="160"/>
         </w:tblCellMar>
       </w:tblPr>
+      <w:tblGrid>
+        <w:gridCol w:w="9638"/>
+      </w:tblGrid>
       <w:tr>
+        <w:trPr>
+          <w:cantSplit/>
+        </w:trPr>
         <w:tc>
           <w:tcPr>
+            <w:tcW w:w="9638" w:type="dxa"/>
             <w:shd w:val="clear" w:color="auto" w:fill="F8F9FA"/>
           </w:tcPr>
           <w:p>
@@ -3827,9 +4164,10 @@
             </w:pPr>
             <w:r>
               <w:rPr>
-                <w:rFonts w:ascii="Times New Roman" w:hAnsi="Times New Roman" w:eastAsia="Consolas" w:cs="Times New Roman"/>
-                <w:sz w:val="28"/>
-                <w:color w:val="000000"/>
+                <w:rFonts w:ascii="Consolas" w:hAnsi="Consolas" w:eastAsia="Consolas" w:cs="Consolas"/>
+                <w:sz w:val="20"/>
+                <w:szCs w:val="20"/>
+                <w:color w:val="1A1A1A"/>
               </w:rPr>
               <w:t xml:space="preserve">[ApiController]</w:t>
             </w:r>
@@ -3840,9 +4178,10 @@
             </w:pPr>
             <w:r>
               <w:rPr>
-                <w:rFonts w:ascii="Times New Roman" w:hAnsi="Times New Roman" w:eastAsia="Consolas" w:cs="Times New Roman"/>
-                <w:sz w:val="28"/>
-                <w:color w:val="000000"/>
+                <w:rFonts w:ascii="Consolas" w:hAnsi="Consolas" w:eastAsia="Consolas" w:cs="Consolas"/>
+                <w:sz w:val="20"/>
+                <w:szCs w:val="20"/>
+                <w:color w:val="1A1A1A"/>
               </w:rPr>
               <w:t xml:space="preserve">[Route("api/[controller]")]</w:t>
             </w:r>
@@ -3853,9 +4192,10 @@
             </w:pPr>
             <w:r>
               <w:rPr>
-                <w:rFonts w:ascii="Times New Roman" w:hAnsi="Times New Roman" w:eastAsia="Consolas" w:cs="Times New Roman"/>
-                <w:sz w:val="28"/>
-                <w:color w:val="000000"/>
+                <w:rFonts w:ascii="Consolas" w:hAnsi="Consolas" w:eastAsia="Consolas" w:cs="Consolas"/>
+                <w:sz w:val="20"/>
+                <w:szCs w:val="20"/>
+                <w:color w:val="1A1A1A"/>
               </w:rPr>
               <w:t xml:space="preserve">public class BooksController : ControllerBase</w:t>
             </w:r>
@@ -3866,9 +4206,10 @@
             </w:pPr>
             <w:r>
               <w:rPr>
-                <w:rFonts w:ascii="Times New Roman" w:hAnsi="Times New Roman" w:eastAsia="Consolas" w:cs="Times New Roman"/>
-                <w:sz w:val="28"/>
-                <w:color w:val="000000"/>
+                <w:rFonts w:ascii="Consolas" w:hAnsi="Consolas" w:eastAsia="Consolas" w:cs="Consolas"/>
+                <w:sz w:val="20"/>
+                <w:szCs w:val="20"/>
+                <w:color w:val="1A1A1A"/>
               </w:rPr>
               <w:t xml:space="preserve">{</w:t>
             </w:r>
@@ -3879,9 +4220,10 @@
             </w:pPr>
             <w:r>
               <w:rPr>
-                <w:rFonts w:ascii="Times New Roman" w:hAnsi="Times New Roman" w:eastAsia="Consolas" w:cs="Times New Roman"/>
-                <w:sz w:val="28"/>
-                <w:color w:val="000000"/>
+                <w:rFonts w:ascii="Consolas" w:hAnsi="Consolas" w:eastAsia="Consolas" w:cs="Consolas"/>
+                <w:sz w:val="20"/>
+                <w:szCs w:val="20"/>
+                <w:color w:val="1A1A1A"/>
               </w:rPr>
               <w:t xml:space="preserve">    private readonly IBookService _bookService;</w:t>
             </w:r>
@@ -3892,9 +4234,10 @@
             </w:pPr>
             <w:r>
               <w:rPr>
-                <w:rFonts w:ascii="Times New Roman" w:hAnsi="Times New Roman" w:eastAsia="Consolas" w:cs="Times New Roman"/>
-                <w:sz w:val="28"/>
-                <w:color w:val="000000"/>
+                <w:rFonts w:ascii="Consolas" w:hAnsi="Consolas" w:eastAsia="Consolas" w:cs="Consolas"/>
+                <w:sz w:val="20"/>
+                <w:szCs w:val="20"/>
+                <w:color w:val="1A1A1A"/>
               </w:rPr>
               <w:t xml:space="preserve"/>
             </w:r>
@@ -3905,9 +4248,10 @@
             </w:pPr>
             <w:r>
               <w:rPr>
-                <w:rFonts w:ascii="Times New Roman" w:hAnsi="Times New Roman" w:eastAsia="Consolas" w:cs="Times New Roman"/>
-                <w:sz w:val="28"/>
-                <w:color w:val="000000"/>
+                <w:rFonts w:ascii="Consolas" w:hAnsi="Consolas" w:eastAsia="Consolas" w:cs="Consolas"/>
+                <w:sz w:val="20"/>
+                <w:szCs w:val="20"/>
+                <w:color w:val="1A1A1A"/>
               </w:rPr>
               <w:t xml:space="preserve">    public BooksController(IBookService bookService) =&gt; _bookService = bookService;</w:t>
             </w:r>
@@ -3918,9 +4262,10 @@
             </w:pPr>
             <w:r>
               <w:rPr>
-                <w:rFonts w:ascii="Times New Roman" w:hAnsi="Times New Roman" w:eastAsia="Consolas" w:cs="Times New Roman"/>
-                <w:sz w:val="28"/>
-                <w:color w:val="000000"/>
+                <w:rFonts w:ascii="Consolas" w:hAnsi="Consolas" w:eastAsia="Consolas" w:cs="Consolas"/>
+                <w:sz w:val="20"/>
+                <w:szCs w:val="20"/>
+                <w:color w:val="1A1A1A"/>
               </w:rPr>
               <w:t xml:space="preserve"/>
             </w:r>
@@ -3931,9 +4276,10 @@
             </w:pPr>
             <w:r>
               <w:rPr>
-                <w:rFonts w:ascii="Times New Roman" w:hAnsi="Times New Roman" w:eastAsia="Consolas" w:cs="Times New Roman"/>
-                <w:sz w:val="28"/>
-                <w:color w:val="000000"/>
+                <w:rFonts w:ascii="Consolas" w:hAnsi="Consolas" w:eastAsia="Consolas" w:cs="Consolas"/>
+                <w:sz w:val="20"/>
+                <w:szCs w:val="20"/>
+                <w:color w:val="1A1A1A"/>
               </w:rPr>
               <w:t xml:space="preserve">    [HttpGet]</w:t>
             </w:r>
@@ -3944,9 +4290,10 @@
             </w:pPr>
             <w:r>
               <w:rPr>
-                <w:rFonts w:ascii="Times New Roman" w:hAnsi="Times New Roman" w:eastAsia="Consolas" w:cs="Times New Roman"/>
-                <w:sz w:val="28"/>
-                <w:color w:val="000000"/>
+                <w:rFonts w:ascii="Consolas" w:hAnsi="Consolas" w:eastAsia="Consolas" w:cs="Consolas"/>
+                <w:sz w:val="20"/>
+                <w:szCs w:val="20"/>
+                <w:color w:val="1A1A1A"/>
               </w:rPr>
               <w:t xml:space="preserve">    public async Task&lt;ActionResult&lt;IReadOnlyList&lt;BookDto&gt;&gt;&gt; GetAll() =&gt;</w:t>
             </w:r>
@@ -3957,9 +4304,10 @@
             </w:pPr>
             <w:r>
               <w:rPr>
-                <w:rFonts w:ascii="Times New Roman" w:hAnsi="Times New Roman" w:eastAsia="Consolas" w:cs="Times New Roman"/>
-                <w:sz w:val="28"/>
-                <w:color w:val="000000"/>
+                <w:rFonts w:ascii="Consolas" w:hAnsi="Consolas" w:eastAsia="Consolas" w:cs="Consolas"/>
+                <w:sz w:val="20"/>
+                <w:szCs w:val="20"/>
+                <w:color w:val="1A1A1A"/>
               </w:rPr>
               <w:t xml:space="preserve">        Ok(await _bookService.GetAllBooksAsync());</w:t>
             </w:r>
@@ -3970,9 +4318,10 @@
             </w:pPr>
             <w:r>
               <w:rPr>
-                <w:rFonts w:ascii="Times New Roman" w:hAnsi="Times New Roman" w:eastAsia="Consolas" w:cs="Times New Roman"/>
-                <w:sz w:val="28"/>
-                <w:color w:val="000000"/>
+                <w:rFonts w:ascii="Consolas" w:hAnsi="Consolas" w:eastAsia="Consolas" w:cs="Consolas"/>
+                <w:sz w:val="20"/>
+                <w:szCs w:val="20"/>
+                <w:color w:val="1A1A1A"/>
               </w:rPr>
               <w:t xml:space="preserve"/>
             </w:r>
@@ -3983,9 +4332,10 @@
             </w:pPr>
             <w:r>
               <w:rPr>
-                <w:rFonts w:ascii="Times New Roman" w:hAnsi="Times New Roman" w:eastAsia="Consolas" w:cs="Times New Roman"/>
-                <w:sz w:val="28"/>
-                <w:color w:val="000000"/>
+                <w:rFonts w:ascii="Consolas" w:hAnsi="Consolas" w:eastAsia="Consolas" w:cs="Consolas"/>
+                <w:sz w:val="20"/>
+                <w:szCs w:val="20"/>
+                <w:color w:val="1A1A1A"/>
               </w:rPr>
               <w:t xml:space="preserve">    [HttpPost]</w:t>
             </w:r>
@@ -3996,9 +4346,10 @@
             </w:pPr>
             <w:r>
               <w:rPr>
-                <w:rFonts w:ascii="Times New Roman" w:hAnsi="Times New Roman" w:eastAsia="Consolas" w:cs="Times New Roman"/>
-                <w:sz w:val="28"/>
-                <w:color w:val="000000"/>
+                <w:rFonts w:ascii="Consolas" w:hAnsi="Consolas" w:eastAsia="Consolas" w:cs="Consolas"/>
+                <w:sz w:val="20"/>
+                <w:szCs w:val="20"/>
+                <w:color w:val="1A1A1A"/>
               </w:rPr>
               <w:t xml:space="preserve">    public async Task&lt;ActionResult&lt;BookDto&gt;&gt; Create([FromBody] CreateBookDto dto)</w:t>
             </w:r>
@@ -4009,9 +4360,10 @@
             </w:pPr>
             <w:r>
               <w:rPr>
-                <w:rFonts w:ascii="Times New Roman" w:hAnsi="Times New Roman" w:eastAsia="Consolas" w:cs="Times New Roman"/>
-                <w:sz w:val="28"/>
-                <w:color w:val="000000"/>
+                <w:rFonts w:ascii="Consolas" w:hAnsi="Consolas" w:eastAsia="Consolas" w:cs="Consolas"/>
+                <w:sz w:val="20"/>
+                <w:szCs w:val="20"/>
+                <w:color w:val="1A1A1A"/>
               </w:rPr>
               <w:t xml:space="preserve">    {</w:t>
             </w:r>
@@ -4022,9 +4374,10 @@
             </w:pPr>
             <w:r>
               <w:rPr>
-                <w:rFonts w:ascii="Times New Roman" w:hAnsi="Times New Roman" w:eastAsia="Consolas" w:cs="Times New Roman"/>
-                <w:sz w:val="28"/>
-                <w:color w:val="000000"/>
+                <w:rFonts w:ascii="Consolas" w:hAnsi="Consolas" w:eastAsia="Consolas" w:cs="Consolas"/>
+                <w:sz w:val="20"/>
+                <w:szCs w:val="20"/>
+                <w:color w:val="1A1A1A"/>
               </w:rPr>
               <w:t xml:space="preserve">        try</w:t>
             </w:r>
@@ -4035,9 +4388,10 @@
             </w:pPr>
             <w:r>
               <w:rPr>
-                <w:rFonts w:ascii="Times New Roman" w:hAnsi="Times New Roman" w:eastAsia="Consolas" w:cs="Times New Roman"/>
-                <w:sz w:val="28"/>
-                <w:color w:val="000000"/>
+                <w:rFonts w:ascii="Consolas" w:hAnsi="Consolas" w:eastAsia="Consolas" w:cs="Consolas"/>
+                <w:sz w:val="20"/>
+                <w:szCs w:val="20"/>
+                <w:color w:val="1A1A1A"/>
               </w:rPr>
               <w:t xml:space="preserve">        {</w:t>
             </w:r>
@@ -4048,9 +4402,10 @@
             </w:pPr>
             <w:r>
               <w:rPr>
-                <w:rFonts w:ascii="Times New Roman" w:hAnsi="Times New Roman" w:eastAsia="Consolas" w:cs="Times New Roman"/>
-                <w:sz w:val="28"/>
-                <w:color w:val="000000"/>
+                <w:rFonts w:ascii="Consolas" w:hAnsi="Consolas" w:eastAsia="Consolas" w:cs="Consolas"/>
+                <w:sz w:val="20"/>
+                <w:szCs w:val="20"/>
+                <w:color w:val="1A1A1A"/>
               </w:rPr>
               <w:t xml:space="preserve">            var created = await _bookService.CreateBookAsync(dto);</w:t>
             </w:r>
@@ -4061,22 +4416,24 @@
             </w:pPr>
             <w:r>
               <w:rPr>
-                <w:rFonts w:ascii="Times New Roman" w:hAnsi="Times New Roman" w:eastAsia="Consolas" w:cs="Times New Roman"/>
-                <w:sz w:val="28"/>
-                <w:color w:val="000000"/>
-              </w:rPr>
-              <w:t xml:space="preserve">            return CreatedAtAction(nameof(GetById), new { id = created.Id }, created);</w:t>
-            </w:r>
-          </w:p>
-          <w:p>
-            <w:pPr>
-              <w:spacing w:before="0" w:after="0" w:line="220" w:lineRule="auto"/>
-            </w:pPr>
-            <w:r>
-              <w:rPr>
-                <w:rFonts w:ascii="Times New Roman" w:hAnsi="Times New Roman" w:eastAsia="Consolas" w:cs="Times New Roman"/>
-                <w:sz w:val="28"/>
-                <w:color w:val="000000"/>
+                <w:rFonts w:ascii="Consolas" w:hAnsi="Consolas" w:eastAsia="Consolas" w:cs="Consolas"/>
+                <w:sz w:val="20"/>
+                <w:szCs w:val="20"/>
+                <w:color w:val="1A1A1A"/>
+              </w:rPr>
+              <w:t xml:space="preserve">            return CreatedAtAction(nameof(GetById), new { id = created.​Id }, created);</w:t>
+            </w:r>
+          </w:p>
+          <w:p>
+            <w:pPr>
+              <w:spacing w:before="0" w:after="0" w:line="220" w:lineRule="auto"/>
+            </w:pPr>
+            <w:r>
+              <w:rPr>
+                <w:rFonts w:ascii="Consolas" w:hAnsi="Consolas" w:eastAsia="Consolas" w:cs="Consolas"/>
+                <w:sz w:val="20"/>
+                <w:szCs w:val="20"/>
+                <w:color w:val="1A1A1A"/>
               </w:rPr>
               <w:t xml:space="preserve">        }</w:t>
             </w:r>
@@ -4087,9 +4444,10 @@
             </w:pPr>
             <w:r>
               <w:rPr>
-                <w:rFonts w:ascii="Times New Roman" w:hAnsi="Times New Roman" w:eastAsia="Consolas" w:cs="Times New Roman"/>
-                <w:sz w:val="28"/>
-                <w:color w:val="000000"/>
+                <w:rFonts w:ascii="Consolas" w:hAnsi="Consolas" w:eastAsia="Consolas" w:cs="Consolas"/>
+                <w:sz w:val="20"/>
+                <w:szCs w:val="20"/>
+                <w:color w:val="1A1A1A"/>
               </w:rPr>
               <w:t xml:space="preserve">        catch (BusinessRuleValidationException ex)</w:t>
             </w:r>
@@ -4100,9 +4458,10 @@
             </w:pPr>
             <w:r>
               <w:rPr>
-                <w:rFonts w:ascii="Times New Roman" w:hAnsi="Times New Roman" w:eastAsia="Consolas" w:cs="Times New Roman"/>
-                <w:sz w:val="28"/>
-                <w:color w:val="000000"/>
+                <w:rFonts w:ascii="Consolas" w:hAnsi="Consolas" w:eastAsia="Consolas" w:cs="Consolas"/>
+                <w:sz w:val="20"/>
+                <w:szCs w:val="20"/>
+                <w:color w:val="1A1A1A"/>
               </w:rPr>
               <w:t xml:space="preserve">        {</w:t>
             </w:r>
@@ -4113,9 +4472,10 @@
             </w:pPr>
             <w:r>
               <w:rPr>
-                <w:rFonts w:ascii="Times New Roman" w:hAnsi="Times New Roman" w:eastAsia="Consolas" w:cs="Times New Roman"/>
-                <w:sz w:val="28"/>
-                <w:color w:val="000000"/>
+                <w:rFonts w:ascii="Consolas" w:hAnsi="Consolas" w:eastAsia="Consolas" w:cs="Consolas"/>
+                <w:sz w:val="20"/>
+                <w:szCs w:val="20"/>
+                <w:color w:val="1A1A1A"/>
               </w:rPr>
               <w:t xml:space="preserve">            return BadRequest(new { error = ex.Message });</w:t>
             </w:r>
@@ -4126,9 +4486,10 @@
             </w:pPr>
             <w:r>
               <w:rPr>
-                <w:rFonts w:ascii="Times New Roman" w:hAnsi="Times New Roman" w:eastAsia="Consolas" w:cs="Times New Roman"/>
-                <w:sz w:val="28"/>
-                <w:color w:val="000000"/>
+                <w:rFonts w:ascii="Consolas" w:hAnsi="Consolas" w:eastAsia="Consolas" w:cs="Consolas"/>
+                <w:sz w:val="20"/>
+                <w:szCs w:val="20"/>
+                <w:color w:val="1A1A1A"/>
               </w:rPr>
               <w:t xml:space="preserve">        }</w:t>
             </w:r>
@@ -4139,9 +4500,10 @@
             </w:pPr>
             <w:r>
               <w:rPr>
-                <w:rFonts w:ascii="Times New Roman" w:hAnsi="Times New Roman" w:eastAsia="Consolas" w:cs="Times New Roman"/>
-                <w:sz w:val="28"/>
-                <w:color w:val="000000"/>
+                <w:rFonts w:ascii="Consolas" w:hAnsi="Consolas" w:eastAsia="Consolas" w:cs="Consolas"/>
+                <w:sz w:val="20"/>
+                <w:szCs w:val="20"/>
+                <w:color w:val="1A1A1A"/>
               </w:rPr>
               <w:t xml:space="preserve">    }</w:t>
             </w:r>
@@ -4152,9 +4514,10 @@
             </w:pPr>
             <w:r>
               <w:rPr>
-                <w:rFonts w:ascii="Times New Roman" w:hAnsi="Times New Roman" w:eastAsia="Consolas" w:cs="Times New Roman"/>
-                <w:sz w:val="28"/>
-                <w:color w:val="000000"/>
+                <w:rFonts w:ascii="Consolas" w:hAnsi="Consolas" w:eastAsia="Consolas" w:cs="Consolas"/>
+                <w:sz w:val="20"/>
+                <w:szCs w:val="20"/>
+                <w:color w:val="1A1A1A"/>
               </w:rPr>
               <w:t xml:space="preserve">}</w:t>
             </w:r>
@@ -4184,6 +4547,7 @@
           <w:rFonts w:ascii="Times New Roman" w:hAnsi="Times New Roman" w:cs="Times New Roman"/>
           <w:b/>
           <w:sz w:val="28"/>
+          <w:szCs w:val="28"/>
           <w:color w:val="000000"/>
         </w:rPr>
         <w:t xml:space="preserve">5. Модульне та інтеграційне тестування</w:t>
@@ -4203,15 +4567,16 @@
           <w:rFonts w:ascii="Times New Roman" w:hAnsi="Times New Roman" w:cs="Times New Roman"/>
           <w:b/>
           <w:sz w:val="28"/>
+          <w:szCs w:val="28"/>
           <w:color w:val="000000"/>
         </w:rPr>
         <w:t xml:space="preserve">5.1. Модульні тести з Moq (</w:t>
       </w:r>
       <w:r>
         <w:rPr>
-          <w:rFonts w:ascii="Times New Roman" w:hAnsi="Times New Roman"/>
-          <w:sz w:val="28"/>
-          <w:color w:val="000000"/>
+          <w:rFonts w:ascii="Consolas" w:hAnsi="Consolas" w:cs="Consolas"/>
+          <w:sz w:val="28"/>
+          <w:color w:val="1A1A1A"/>
         </w:rPr>
         <w:t xml:space="preserve">BookServiceTests.cs</w:t>
       </w:r>
@@ -4220,6 +4585,7 @@
           <w:rFonts w:ascii="Times New Roman" w:hAnsi="Times New Roman" w:cs="Times New Roman"/>
           <w:b/>
           <w:sz w:val="28"/>
+          <w:szCs w:val="28"/>
           <w:color w:val="000000"/>
         </w:rPr>
         <w:t xml:space="preserve">)</w:t>
@@ -4238,15 +4604,16 @@
         <w:rPr>
           <w:rFonts w:ascii="Times New Roman" w:hAnsi="Times New Roman" w:cs="Times New Roman"/>
           <w:sz w:val="28"/>
+          <w:szCs w:val="28"/>
           <w:color w:val="000000"/>
         </w:rPr>
         <w:t xml:space="preserve">Сервіс </w:t>
       </w:r>
       <w:r>
         <w:rPr>
-          <w:rFonts w:ascii="Times New Roman" w:hAnsi="Times New Roman"/>
-          <w:sz w:val="28"/>
-          <w:color w:val="000000"/>
+          <w:rFonts w:ascii="Consolas" w:hAnsi="Consolas" w:cs="Consolas"/>
+          <w:sz w:val="28"/>
+          <w:color w:val="1A1A1A"/>
         </w:rPr>
         <w:t xml:space="preserve">BookService</w:t>
       </w:r>
@@ -4254,15 +4621,16 @@
         <w:rPr>
           <w:rFonts w:ascii="Times New Roman" w:hAnsi="Times New Roman" w:cs="Times New Roman"/>
           <w:sz w:val="28"/>
+          <w:szCs w:val="28"/>
           <w:color w:val="000000"/>
         </w:rPr>
         <w:t xml:space="preserve"> тестується в повній ізоляції від фізичної бази даних завдяки симуляції поведінки репозиторіїв та </w:t>
       </w:r>
       <w:r>
         <w:rPr>
-          <w:rFonts w:ascii="Times New Roman" w:hAnsi="Times New Roman"/>
-          <w:sz w:val="28"/>
-          <w:color w:val="000000"/>
+          <w:rFonts w:ascii="Consolas" w:hAnsi="Consolas" w:cs="Consolas"/>
+          <w:sz w:val="28"/>
+          <w:color w:val="1A1A1A"/>
         </w:rPr>
         <w:t xml:space="preserve">IUnitOfWork</w:t>
       </w:r>
@@ -4270,6 +4638,7 @@
         <w:rPr>
           <w:rFonts w:ascii="Times New Roman" w:hAnsi="Times New Roman" w:cs="Times New Roman"/>
           <w:sz w:val="28"/>
+          <w:szCs w:val="28"/>
           <w:color w:val="000000"/>
         </w:rPr>
         <w:t xml:space="preserve">.</w:t>
@@ -4277,39 +4646,1452 @@
     </w:p>
     <w:tbl>
       <w:tblPr>
-        <w:tblW w:w="5000" w:type="pct"/>
+        <w:tblW w:w="9638" w:type="dxa"/>
+        <w:tblLayout w:type="fixed"/>
         <w:tblBorders>
-          <w:top w:val="single" w:color="A0A0A0" w:sz="6"/>
-          <w:bottom w:val="single" w:color="A0A0A0" w:sz="6"/>
-          <w:left w:val="single" w:color="A0A0A0" w:sz="6"/>
-          <w:right w:val="single" w:color="A0A0A0" w:sz="6"/>
-          <w:insideH w:val="single" w:color="D0D0D0" w:sz="4"/>
-          <w:insideV w:val="single" w:color="D0D0D0" w:sz="4"/>
+          <w:top w:val="single" w:color="888888" w:sz="6"/>
+          <w:bottom w:val="single" w:color="888888" w:sz="6"/>
+          <w:left w:val="single" w:color="888888" w:sz="6"/>
+          <w:right w:val="single" w:color="888888" w:sz="6"/>
+          <w:insideH w:val="single" w:color="CCCCCC" w:sz="4"/>
+          <w:insideV w:val="single" w:color="CCCCCC" w:sz="4"/>
+        </w:tblBorders>
+        <w:tblCellMar>
+          <w:top w:w="80"/>
+          <w:bottom w:w="80"/>
+          <w:left w:w="120"/>
+          <w:right w:w="120"/>
+        </w:tblCellMar>
+      </w:tblPr>
+      <w:tblGrid>
+        <w:gridCol w:w="600"/>
+        <w:gridCol w:w="2219"/>
+        <w:gridCol w:w="3467"/>
+        <w:gridCol w:w="3352"/>
+      </w:tblGrid>
+      <w:tr>
+        <w:trPr>
+          <w:cantSplit/>
+          <w:tblHeader/>
+        </w:trPr>
+        <w:tc>
+          <w:tcPr>
+            <w:tcW w:w="600" w:type="dxa"/>
+            <w:vAlign w:val="center"/>
+            <w:shd w:val="clear" w:color="auto" w:fill="EAECEE"/>
+          </w:tcPr>
+          <w:p>
+            <w:pPr>
+              <w:spacing w:before="30" w:after="30" w:line="220" w:lineRule="auto"/>
+              <w:jc w:val="center"/>
+            </w:pPr>
+            <w:r>
+              <w:rPr>
+                <w:rFonts w:ascii="Times New Roman" w:hAnsi="Times New Roman" w:cs="Times New Roman"/>
+                <w:b/>
+                <w:sz w:val="22"/>
+                <w:szCs w:val="22"/>
+                <w:color w:val="000000"/>
+              </w:rPr>
+              <w:t xml:space="preserve">№</w:t>
+            </w:r>
+          </w:p>
+        </w:tc>
+        <w:tc>
+          <w:tcPr>
+            <w:tcW w:w="2219" w:type="dxa"/>
+            <w:vAlign w:val="center"/>
+            <w:shd w:val="clear" w:color="auto" w:fill="EAECEE"/>
+          </w:tcPr>
+          <w:p>
+            <w:pPr>
+              <w:spacing w:before="30" w:after="30" w:line="220" w:lineRule="auto"/>
+              <w:jc w:val="center"/>
+            </w:pPr>
+            <w:r>
+              <w:rPr>
+                <w:rFonts w:ascii="Times New Roman" w:hAnsi="Times New Roman" w:cs="Times New Roman"/>
+                <w:b/>
+                <w:sz w:val="22"/>
+                <w:szCs w:val="22"/>
+                <w:color w:val="000000"/>
+              </w:rPr>
+              <w:t xml:space="preserve">Метод тесту</w:t>
+            </w:r>
+          </w:p>
+        </w:tc>
+        <w:tc>
+          <w:tcPr>
+            <w:tcW w:w="3467" w:type="dxa"/>
+            <w:vAlign w:val="center"/>
+            <w:shd w:val="clear" w:color="auto" w:fill="EAECEE"/>
+          </w:tcPr>
+          <w:p>
+            <w:pPr>
+              <w:spacing w:before="30" w:after="30" w:line="220" w:lineRule="auto"/>
+              <w:jc w:val="center"/>
+            </w:pPr>
+            <w:r>
+              <w:rPr>
+                <w:rFonts w:ascii="Times New Roman" w:hAnsi="Times New Roman" w:cs="Times New Roman"/>
+                <w:b/>
+                <w:sz w:val="22"/>
+                <w:szCs w:val="22"/>
+                <w:color w:val="000000"/>
+              </w:rPr>
+              <w:t xml:space="preserve">Що перевіряє (Сценарій)</w:t>
+            </w:r>
+          </w:p>
+        </w:tc>
+        <w:tc>
+          <w:tcPr>
+            <w:tcW w:w="3352" w:type="dxa"/>
+            <w:vAlign w:val="center"/>
+            <w:shd w:val="clear" w:color="auto" w:fill="EAECEE"/>
+          </w:tcPr>
+          <w:p>
+            <w:pPr>
+              <w:spacing w:before="30" w:after="30" w:line="220" w:lineRule="auto"/>
+              <w:jc w:val="center"/>
+            </w:pPr>
+            <w:r>
+              <w:rPr>
+                <w:rFonts w:ascii="Times New Roman" w:hAnsi="Times New Roman" w:cs="Times New Roman"/>
+                <w:b/>
+                <w:sz w:val="22"/>
+                <w:szCs w:val="22"/>
+                <w:color w:val="000000"/>
+              </w:rPr>
+              <w:t xml:space="preserve">Очікуваний результат</w:t>
+            </w:r>
+          </w:p>
+        </w:tc>
+      </w:tr>
+      <w:tr>
+        <w:trPr>
+          <w:cantSplit/>
+        </w:trPr>
+        <w:tc>
+          <w:tcPr>
+            <w:tcW w:w="600" w:type="dxa"/>
+            <w:vAlign w:val="center"/>
+            <w:shd w:val="clear" w:color="auto" w:fill="FFFFFF"/>
+          </w:tcPr>
+          <w:p>
+            <w:pPr>
+              <w:spacing w:before="30" w:after="30" w:line="220" w:lineRule="auto"/>
+            </w:pPr>
+            <w:r>
+              <w:rPr>
+                <w:rFonts w:ascii="Times New Roman" w:hAnsi="Times New Roman" w:cs="Times New Roman"/>
+                <w:sz w:val="21"/>
+                <w:szCs w:val="21"/>
+                <w:color w:val="000000"/>
+              </w:rPr>
+              <w:t xml:space="preserve">1</w:t>
+            </w:r>
+          </w:p>
+        </w:tc>
+        <w:tc>
+          <w:tcPr>
+            <w:tcW w:w="2219" w:type="dxa"/>
+            <w:vAlign w:val="center"/>
+            <w:shd w:val="clear" w:color="auto" w:fill="FFFFFF"/>
+          </w:tcPr>
+          <w:p>
+            <w:pPr>
+              <w:spacing w:before="30" w:after="30" w:line="220" w:lineRule="auto"/>
+            </w:pPr>
+            <w:r>
+              <w:rPr>
+                <w:rFonts w:ascii="Times New Roman" w:hAnsi="Times New Roman" w:cs="Times New Roman"/>
+                <w:sz w:val="21"/>
+                <w:szCs w:val="21"/>
+                <w:color w:val="000000"/>
+              </w:rPr>
+              <w:t xml:space="preserve"/>
+            </w:r>
+            <w:r>
+              <w:rPr>
+                <w:rFonts w:ascii="Consolas" w:hAnsi="Consolas" w:cs="Consolas"/>
+                <w:sz w:val="21"/>
+                <w:color w:val="1A1A1A"/>
+              </w:rPr>
+              <w:t xml:space="preserve">GetAllBooksAsync_​WhenBooksExist_​ReturnsListOfBookDtos</w:t>
+            </w:r>
+            <w:r>
+              <w:rPr>
+                <w:rFonts w:ascii="Times New Roman" w:hAnsi="Times New Roman" w:cs="Times New Roman"/>
+                <w:sz w:val="21"/>
+                <w:szCs w:val="21"/>
+                <w:color w:val="000000"/>
+              </w:rPr>
+              <w:t xml:space="preserve"/>
+            </w:r>
+          </w:p>
+        </w:tc>
+        <w:tc>
+          <w:tcPr>
+            <w:tcW w:w="3467" w:type="dxa"/>
+            <w:vAlign w:val="center"/>
+            <w:shd w:val="clear" w:color="auto" w:fill="FFFFFF"/>
+          </w:tcPr>
+          <w:p>
+            <w:pPr>
+              <w:spacing w:before="30" w:after="30" w:line="220" w:lineRule="auto"/>
+            </w:pPr>
+            <w:r>
+              <w:rPr>
+                <w:rFonts w:ascii="Times New Roman" w:hAnsi="Times New Roman" w:cs="Times New Roman"/>
+                <w:sz w:val="21"/>
+                <w:szCs w:val="21"/>
+                <w:color w:val="000000"/>
+              </w:rPr>
+              <w:t xml:space="preserve">Отримання колекції всіх книг через репозиторій</w:t>
+            </w:r>
+          </w:p>
+        </w:tc>
+        <w:tc>
+          <w:tcPr>
+            <w:tcW w:w="3352" w:type="dxa"/>
+            <w:vAlign w:val="center"/>
+            <w:shd w:val="clear" w:color="auto" w:fill="FFFFFF"/>
+          </w:tcPr>
+          <w:p>
+            <w:pPr>
+              <w:spacing w:before="30" w:after="30" w:line="220" w:lineRule="auto"/>
+            </w:pPr>
+            <w:r>
+              <w:rPr>
+                <w:rFonts w:ascii="Times New Roman" w:hAnsi="Times New Roman" w:cs="Times New Roman"/>
+                <w:sz w:val="21"/>
+                <w:szCs w:val="21"/>
+                <w:color w:val="000000"/>
+              </w:rPr>
+              <w:t xml:space="preserve">Повертає список DTO з коректними даними автора</w:t>
+            </w:r>
+          </w:p>
+        </w:tc>
+      </w:tr>
+      <w:tr>
+        <w:trPr>
+          <w:cantSplit/>
+        </w:trPr>
+        <w:tc>
+          <w:tcPr>
+            <w:tcW w:w="600" w:type="dxa"/>
+            <w:vAlign w:val="center"/>
+            <w:shd w:val="clear" w:color="auto" w:fill="FFFFFF"/>
+          </w:tcPr>
+          <w:p>
+            <w:pPr>
+              <w:spacing w:before="30" w:after="30" w:line="220" w:lineRule="auto"/>
+            </w:pPr>
+            <w:r>
+              <w:rPr>
+                <w:rFonts w:ascii="Times New Roman" w:hAnsi="Times New Roman" w:cs="Times New Roman"/>
+                <w:sz w:val="21"/>
+                <w:szCs w:val="21"/>
+                <w:color w:val="000000"/>
+              </w:rPr>
+              <w:t xml:space="preserve">2</w:t>
+            </w:r>
+          </w:p>
+        </w:tc>
+        <w:tc>
+          <w:tcPr>
+            <w:tcW w:w="2219" w:type="dxa"/>
+            <w:vAlign w:val="center"/>
+            <w:shd w:val="clear" w:color="auto" w:fill="FFFFFF"/>
+          </w:tcPr>
+          <w:p>
+            <w:pPr>
+              <w:spacing w:before="30" w:after="30" w:line="220" w:lineRule="auto"/>
+            </w:pPr>
+            <w:r>
+              <w:rPr>
+                <w:rFonts w:ascii="Times New Roman" w:hAnsi="Times New Roman" w:cs="Times New Roman"/>
+                <w:sz w:val="21"/>
+                <w:szCs w:val="21"/>
+                <w:color w:val="000000"/>
+              </w:rPr>
+              <w:t xml:space="preserve"/>
+            </w:r>
+            <w:r>
+              <w:rPr>
+                <w:rFonts w:ascii="Consolas" w:hAnsi="Consolas" w:cs="Consolas"/>
+                <w:sz w:val="21"/>
+                <w:color w:val="1A1A1A"/>
+              </w:rPr>
+              <w:t xml:space="preserve">GetBookByIdAsync_​WhenBookExists_​ReturnsBookDto</w:t>
+            </w:r>
+            <w:r>
+              <w:rPr>
+                <w:rFonts w:ascii="Times New Roman" w:hAnsi="Times New Roman" w:cs="Times New Roman"/>
+                <w:sz w:val="21"/>
+                <w:szCs w:val="21"/>
+                <w:color w:val="000000"/>
+              </w:rPr>
+              <w:t xml:space="preserve"/>
+            </w:r>
+          </w:p>
+        </w:tc>
+        <w:tc>
+          <w:tcPr>
+            <w:tcW w:w="3467" w:type="dxa"/>
+            <w:vAlign w:val="center"/>
+            <w:shd w:val="clear" w:color="auto" w:fill="FFFFFF"/>
+          </w:tcPr>
+          <w:p>
+            <w:pPr>
+              <w:spacing w:before="30" w:after="30" w:line="220" w:lineRule="auto"/>
+            </w:pPr>
+            <w:r>
+              <w:rPr>
+                <w:rFonts w:ascii="Times New Roman" w:hAnsi="Times New Roman" w:cs="Times New Roman"/>
+                <w:sz w:val="21"/>
+                <w:szCs w:val="21"/>
+                <w:color w:val="000000"/>
+              </w:rPr>
+              <w:t xml:space="preserve">Пошук книги за існуючим первинним ключем</w:t>
+            </w:r>
+          </w:p>
+        </w:tc>
+        <w:tc>
+          <w:tcPr>
+            <w:tcW w:w="3352" w:type="dxa"/>
+            <w:vAlign w:val="center"/>
+            <w:shd w:val="clear" w:color="auto" w:fill="FFFFFF"/>
+          </w:tcPr>
+          <w:p>
+            <w:pPr>
+              <w:spacing w:before="30" w:after="30" w:line="220" w:lineRule="auto"/>
+            </w:pPr>
+            <w:r>
+              <w:rPr>
+                <w:rFonts w:ascii="Times New Roman" w:hAnsi="Times New Roman" w:cs="Times New Roman"/>
+                <w:sz w:val="21"/>
+                <w:szCs w:val="21"/>
+                <w:color w:val="000000"/>
+              </w:rPr>
+              <w:t xml:space="preserve">Повертає відповідний DTO об'єкт</w:t>
+            </w:r>
+          </w:p>
+        </w:tc>
+      </w:tr>
+      <w:tr>
+        <w:trPr>
+          <w:cantSplit/>
+        </w:trPr>
+        <w:tc>
+          <w:tcPr>
+            <w:tcW w:w="600" w:type="dxa"/>
+            <w:vAlign w:val="center"/>
+            <w:shd w:val="clear" w:color="auto" w:fill="FFFFFF"/>
+          </w:tcPr>
+          <w:p>
+            <w:pPr>
+              <w:spacing w:before="30" w:after="30" w:line="220" w:lineRule="auto"/>
+            </w:pPr>
+            <w:r>
+              <w:rPr>
+                <w:rFonts w:ascii="Times New Roman" w:hAnsi="Times New Roman" w:cs="Times New Roman"/>
+                <w:sz w:val="21"/>
+                <w:szCs w:val="21"/>
+                <w:color w:val="000000"/>
+              </w:rPr>
+              <w:t xml:space="preserve">3</w:t>
+            </w:r>
+          </w:p>
+        </w:tc>
+        <w:tc>
+          <w:tcPr>
+            <w:tcW w:w="2219" w:type="dxa"/>
+            <w:vAlign w:val="center"/>
+            <w:shd w:val="clear" w:color="auto" w:fill="FFFFFF"/>
+          </w:tcPr>
+          <w:p>
+            <w:pPr>
+              <w:spacing w:before="30" w:after="30" w:line="220" w:lineRule="auto"/>
+            </w:pPr>
+            <w:r>
+              <w:rPr>
+                <w:rFonts w:ascii="Times New Roman" w:hAnsi="Times New Roman" w:cs="Times New Roman"/>
+                <w:sz w:val="21"/>
+                <w:szCs w:val="21"/>
+                <w:color w:val="000000"/>
+              </w:rPr>
+              <w:t xml:space="preserve"/>
+            </w:r>
+            <w:r>
+              <w:rPr>
+                <w:rFonts w:ascii="Consolas" w:hAnsi="Consolas" w:cs="Consolas"/>
+                <w:sz w:val="21"/>
+                <w:color w:val="1A1A1A"/>
+              </w:rPr>
+              <w:t xml:space="preserve">GetBookByIdAsync_​WhenBookDoesNotExist_​ThrowsEntityNotFoundException</w:t>
+            </w:r>
+            <w:r>
+              <w:rPr>
+                <w:rFonts w:ascii="Times New Roman" w:hAnsi="Times New Roman" w:cs="Times New Roman"/>
+                <w:sz w:val="21"/>
+                <w:szCs w:val="21"/>
+                <w:color w:val="000000"/>
+              </w:rPr>
+              <w:t xml:space="preserve"/>
+            </w:r>
+          </w:p>
+        </w:tc>
+        <w:tc>
+          <w:tcPr>
+            <w:tcW w:w="3467" w:type="dxa"/>
+            <w:vAlign w:val="center"/>
+            <w:shd w:val="clear" w:color="auto" w:fill="FFFFFF"/>
+          </w:tcPr>
+          <w:p>
+            <w:pPr>
+              <w:spacing w:before="30" w:after="30" w:line="220" w:lineRule="auto"/>
+            </w:pPr>
+            <w:r>
+              <w:rPr>
+                <w:rFonts w:ascii="Times New Roman" w:hAnsi="Times New Roman" w:cs="Times New Roman"/>
+                <w:sz w:val="21"/>
+                <w:szCs w:val="21"/>
+                <w:color w:val="000000"/>
+              </w:rPr>
+              <w:t xml:space="preserve">Пошук неіснуючої книги</w:t>
+            </w:r>
+          </w:p>
+        </w:tc>
+        <w:tc>
+          <w:tcPr>
+            <w:tcW w:w="3352" w:type="dxa"/>
+            <w:vAlign w:val="center"/>
+            <w:shd w:val="clear" w:color="auto" w:fill="FFFFFF"/>
+          </w:tcPr>
+          <w:p>
+            <w:pPr>
+              <w:spacing w:before="30" w:after="30" w:line="220" w:lineRule="auto"/>
+            </w:pPr>
+            <w:r>
+              <w:rPr>
+                <w:rFonts w:ascii="Times New Roman" w:hAnsi="Times New Roman" w:cs="Times New Roman"/>
+                <w:sz w:val="21"/>
+                <w:szCs w:val="21"/>
+                <w:color w:val="000000"/>
+              </w:rPr>
+              <w:t xml:space="preserve">Викликає виняток </w:t>
+            </w:r>
+            <w:r>
+              <w:rPr>
+                <w:rFonts w:ascii="Consolas" w:hAnsi="Consolas" w:cs="Consolas"/>
+                <w:sz w:val="21"/>
+                <w:color w:val="1A1A1A"/>
+              </w:rPr>
+              <w:t xml:space="preserve">EntityNotFoundException</w:t>
+            </w:r>
+            <w:r>
+              <w:rPr>
+                <w:rFonts w:ascii="Times New Roman" w:hAnsi="Times New Roman" w:cs="Times New Roman"/>
+                <w:sz w:val="21"/>
+                <w:szCs w:val="21"/>
+                <w:color w:val="000000"/>
+              </w:rPr>
+              <w:t xml:space="preserve"/>
+            </w:r>
+          </w:p>
+        </w:tc>
+      </w:tr>
+      <w:tr>
+        <w:trPr>
+          <w:cantSplit/>
+        </w:trPr>
+        <w:tc>
+          <w:tcPr>
+            <w:tcW w:w="600" w:type="dxa"/>
+            <w:vAlign w:val="center"/>
+            <w:shd w:val="clear" w:color="auto" w:fill="FFFFFF"/>
+          </w:tcPr>
+          <w:p>
+            <w:pPr>
+              <w:spacing w:before="30" w:after="30" w:line="220" w:lineRule="auto"/>
+            </w:pPr>
+            <w:r>
+              <w:rPr>
+                <w:rFonts w:ascii="Times New Roman" w:hAnsi="Times New Roman" w:cs="Times New Roman"/>
+                <w:sz w:val="21"/>
+                <w:szCs w:val="21"/>
+                <w:color w:val="000000"/>
+              </w:rPr>
+              <w:t xml:space="preserve">4</w:t>
+            </w:r>
+          </w:p>
+        </w:tc>
+        <w:tc>
+          <w:tcPr>
+            <w:tcW w:w="2219" w:type="dxa"/>
+            <w:vAlign w:val="center"/>
+            <w:shd w:val="clear" w:color="auto" w:fill="FFFFFF"/>
+          </w:tcPr>
+          <w:p>
+            <w:pPr>
+              <w:spacing w:before="30" w:after="30" w:line="220" w:lineRule="auto"/>
+            </w:pPr>
+            <w:r>
+              <w:rPr>
+                <w:rFonts w:ascii="Times New Roman" w:hAnsi="Times New Roman" w:cs="Times New Roman"/>
+                <w:sz w:val="21"/>
+                <w:szCs w:val="21"/>
+                <w:color w:val="000000"/>
+              </w:rPr>
+              <w:t xml:space="preserve"/>
+            </w:r>
+            <w:r>
+              <w:rPr>
+                <w:rFonts w:ascii="Consolas" w:hAnsi="Consolas" w:cs="Consolas"/>
+                <w:sz w:val="21"/>
+                <w:color w:val="1A1A1A"/>
+              </w:rPr>
+              <w:t xml:space="preserve">CreateBookAsync_​WhenAuthorExists_​CreatesAndReturnsBookDto</w:t>
+            </w:r>
+            <w:r>
+              <w:rPr>
+                <w:rFonts w:ascii="Times New Roman" w:hAnsi="Times New Roman" w:cs="Times New Roman"/>
+                <w:sz w:val="21"/>
+                <w:szCs w:val="21"/>
+                <w:color w:val="000000"/>
+              </w:rPr>
+              <w:t xml:space="preserve"/>
+            </w:r>
+          </w:p>
+        </w:tc>
+        <w:tc>
+          <w:tcPr>
+            <w:tcW w:w="3467" w:type="dxa"/>
+            <w:vAlign w:val="center"/>
+            <w:shd w:val="clear" w:color="auto" w:fill="FFFFFF"/>
+          </w:tcPr>
+          <w:p>
+            <w:pPr>
+              <w:spacing w:before="30" w:after="30" w:line="220" w:lineRule="auto"/>
+            </w:pPr>
+            <w:r>
+              <w:rPr>
+                <w:rFonts w:ascii="Times New Roman" w:hAnsi="Times New Roman" w:cs="Times New Roman"/>
+                <w:sz w:val="21"/>
+                <w:szCs w:val="21"/>
+                <w:color w:val="000000"/>
+              </w:rPr>
+              <w:t xml:space="preserve">Створення книги з валідним автором</w:t>
+            </w:r>
+          </w:p>
+        </w:tc>
+        <w:tc>
+          <w:tcPr>
+            <w:tcW w:w="3352" w:type="dxa"/>
+            <w:vAlign w:val="center"/>
+            <w:shd w:val="clear" w:color="auto" w:fill="FFFFFF"/>
+          </w:tcPr>
+          <w:p>
+            <w:pPr>
+              <w:spacing w:before="30" w:after="30" w:line="220" w:lineRule="auto"/>
+            </w:pPr>
+            <w:r>
+              <w:rPr>
+                <w:rFonts w:ascii="Times New Roman" w:hAnsi="Times New Roman" w:cs="Times New Roman"/>
+                <w:sz w:val="21"/>
+                <w:szCs w:val="21"/>
+                <w:color w:val="000000"/>
+              </w:rPr>
+              <w:t xml:space="preserve">Книга додається, викликається </w:t>
+            </w:r>
+            <w:r>
+              <w:rPr>
+                <w:rFonts w:ascii="Consolas" w:hAnsi="Consolas" w:cs="Consolas"/>
+                <w:sz w:val="21"/>
+                <w:color w:val="1A1A1A"/>
+              </w:rPr>
+              <w:t xml:space="preserve">SaveChangesAsync</w:t>
+            </w:r>
+            <w:r>
+              <w:rPr>
+                <w:rFonts w:ascii="Times New Roman" w:hAnsi="Times New Roman" w:cs="Times New Roman"/>
+                <w:sz w:val="21"/>
+                <w:szCs w:val="21"/>
+                <w:color w:val="000000"/>
+              </w:rPr>
+              <w:t xml:space="preserve">, повертається DTO</w:t>
+            </w:r>
+          </w:p>
+        </w:tc>
+      </w:tr>
+      <w:tr>
+        <w:trPr>
+          <w:cantSplit/>
+        </w:trPr>
+        <w:tc>
+          <w:tcPr>
+            <w:tcW w:w="600" w:type="dxa"/>
+            <w:vAlign w:val="center"/>
+            <w:shd w:val="clear" w:color="auto" w:fill="FFFFFF"/>
+          </w:tcPr>
+          <w:p>
+            <w:pPr>
+              <w:spacing w:before="30" w:after="30" w:line="220" w:lineRule="auto"/>
+            </w:pPr>
+            <w:r>
+              <w:rPr>
+                <w:rFonts w:ascii="Times New Roman" w:hAnsi="Times New Roman" w:cs="Times New Roman"/>
+                <w:sz w:val="21"/>
+                <w:szCs w:val="21"/>
+                <w:color w:val="000000"/>
+              </w:rPr>
+              <w:t xml:space="preserve">5</w:t>
+            </w:r>
+          </w:p>
+        </w:tc>
+        <w:tc>
+          <w:tcPr>
+            <w:tcW w:w="2219" w:type="dxa"/>
+            <w:vAlign w:val="center"/>
+            <w:shd w:val="clear" w:color="auto" w:fill="FFFFFF"/>
+          </w:tcPr>
+          <w:p>
+            <w:pPr>
+              <w:spacing w:before="30" w:after="30" w:line="220" w:lineRule="auto"/>
+            </w:pPr>
+            <w:r>
+              <w:rPr>
+                <w:rFonts w:ascii="Times New Roman" w:hAnsi="Times New Roman" w:cs="Times New Roman"/>
+                <w:sz w:val="21"/>
+                <w:szCs w:val="21"/>
+                <w:color w:val="000000"/>
+              </w:rPr>
+              <w:t xml:space="preserve"/>
+            </w:r>
+            <w:r>
+              <w:rPr>
+                <w:rFonts w:ascii="Consolas" w:hAnsi="Consolas" w:cs="Consolas"/>
+                <w:sz w:val="21"/>
+                <w:color w:val="1A1A1A"/>
+              </w:rPr>
+              <w:t xml:space="preserve">CreateBookAsync_​WhenAuthorDoesNotExist_​ThrowsBusinessRuleValidationException</w:t>
+            </w:r>
+            <w:r>
+              <w:rPr>
+                <w:rFonts w:ascii="Times New Roman" w:hAnsi="Times New Roman" w:cs="Times New Roman"/>
+                <w:sz w:val="21"/>
+                <w:szCs w:val="21"/>
+                <w:color w:val="000000"/>
+              </w:rPr>
+              <w:t xml:space="preserve"/>
+            </w:r>
+          </w:p>
+        </w:tc>
+        <w:tc>
+          <w:tcPr>
+            <w:tcW w:w="3467" w:type="dxa"/>
+            <w:vAlign w:val="center"/>
+            <w:shd w:val="clear" w:color="auto" w:fill="FFFFFF"/>
+          </w:tcPr>
+          <w:p>
+            <w:pPr>
+              <w:spacing w:before="30" w:after="30" w:line="220" w:lineRule="auto"/>
+            </w:pPr>
+            <w:r>
+              <w:rPr>
+                <w:rFonts w:ascii="Times New Roman" w:hAnsi="Times New Roman" w:cs="Times New Roman"/>
+                <w:sz w:val="21"/>
+                <w:szCs w:val="21"/>
+                <w:color w:val="000000"/>
+              </w:rPr>
+              <w:t xml:space="preserve">Створення книги з неіснуючим автором</w:t>
+            </w:r>
+          </w:p>
+        </w:tc>
+        <w:tc>
+          <w:tcPr>
+            <w:tcW w:w="3352" w:type="dxa"/>
+            <w:vAlign w:val="center"/>
+            <w:shd w:val="clear" w:color="auto" w:fill="FFFFFF"/>
+          </w:tcPr>
+          <w:p>
+            <w:pPr>
+              <w:spacing w:before="30" w:after="30" w:line="220" w:lineRule="auto"/>
+            </w:pPr>
+            <w:r>
+              <w:rPr>
+                <w:rFonts w:ascii="Times New Roman" w:hAnsi="Times New Roman" w:cs="Times New Roman"/>
+                <w:sz w:val="21"/>
+                <w:szCs w:val="21"/>
+                <w:color w:val="000000"/>
+              </w:rPr>
+              <w:t xml:space="preserve">Викликає </w:t>
+            </w:r>
+            <w:r>
+              <w:rPr>
+                <w:rFonts w:ascii="Consolas" w:hAnsi="Consolas" w:cs="Consolas"/>
+                <w:sz w:val="21"/>
+                <w:color w:val="1A1A1A"/>
+              </w:rPr>
+              <w:t xml:space="preserve">BusinessRuleValidationException</w:t>
+            </w:r>
+            <w:r>
+              <w:rPr>
+                <w:rFonts w:ascii="Times New Roman" w:hAnsi="Times New Roman" w:cs="Times New Roman"/>
+                <w:sz w:val="21"/>
+                <w:szCs w:val="21"/>
+                <w:color w:val="000000"/>
+              </w:rPr>
+              <w:t xml:space="preserve">, транзакція блокується</w:t>
+            </w:r>
+          </w:p>
+        </w:tc>
+      </w:tr>
+      <w:tr>
+        <w:trPr>
+          <w:cantSplit/>
+        </w:trPr>
+        <w:tc>
+          <w:tcPr>
+            <w:tcW w:w="600" w:type="dxa"/>
+            <w:vAlign w:val="center"/>
+            <w:shd w:val="clear" w:color="auto" w:fill="FFFFFF"/>
+          </w:tcPr>
+          <w:p>
+            <w:pPr>
+              <w:spacing w:before="30" w:after="30" w:line="220" w:lineRule="auto"/>
+            </w:pPr>
+            <w:r>
+              <w:rPr>
+                <w:rFonts w:ascii="Times New Roman" w:hAnsi="Times New Roman" w:cs="Times New Roman"/>
+                <w:sz w:val="21"/>
+                <w:szCs w:val="21"/>
+                <w:color w:val="000000"/>
+              </w:rPr>
+              <w:t xml:space="preserve">6</w:t>
+            </w:r>
+          </w:p>
+        </w:tc>
+        <w:tc>
+          <w:tcPr>
+            <w:tcW w:w="2219" w:type="dxa"/>
+            <w:vAlign w:val="center"/>
+            <w:shd w:val="clear" w:color="auto" w:fill="FFFFFF"/>
+          </w:tcPr>
+          <w:p>
+            <w:pPr>
+              <w:spacing w:before="30" w:after="30" w:line="220" w:lineRule="auto"/>
+            </w:pPr>
+            <w:r>
+              <w:rPr>
+                <w:rFonts w:ascii="Times New Roman" w:hAnsi="Times New Roman" w:cs="Times New Roman"/>
+                <w:sz w:val="21"/>
+                <w:szCs w:val="21"/>
+                <w:color w:val="000000"/>
+              </w:rPr>
+              <w:t xml:space="preserve"/>
+            </w:r>
+            <w:r>
+              <w:rPr>
+                <w:rFonts w:ascii="Consolas" w:hAnsi="Consolas" w:cs="Consolas"/>
+                <w:sz w:val="21"/>
+                <w:color w:val="1A1A1A"/>
+              </w:rPr>
+              <w:t xml:space="preserve">UpdateBookAsync_​WhenBookAndAuthorExist_​UpdatesBookAndSavesChanges</w:t>
+            </w:r>
+            <w:r>
+              <w:rPr>
+                <w:rFonts w:ascii="Times New Roman" w:hAnsi="Times New Roman" w:cs="Times New Roman"/>
+                <w:sz w:val="21"/>
+                <w:szCs w:val="21"/>
+                <w:color w:val="000000"/>
+              </w:rPr>
+              <w:t xml:space="preserve"/>
+            </w:r>
+          </w:p>
+        </w:tc>
+        <w:tc>
+          <w:tcPr>
+            <w:tcW w:w="3467" w:type="dxa"/>
+            <w:vAlign w:val="center"/>
+            <w:shd w:val="clear" w:color="auto" w:fill="FFFFFF"/>
+          </w:tcPr>
+          <w:p>
+            <w:pPr>
+              <w:spacing w:before="30" w:after="30" w:line="220" w:lineRule="auto"/>
+            </w:pPr>
+            <w:r>
+              <w:rPr>
+                <w:rFonts w:ascii="Times New Roman" w:hAnsi="Times New Roman" w:cs="Times New Roman"/>
+                <w:sz w:val="21"/>
+                <w:szCs w:val="21"/>
+                <w:color w:val="000000"/>
+              </w:rPr>
+              <w:t xml:space="preserve">Оновлення полів існуючої книги</w:t>
+            </w:r>
+          </w:p>
+        </w:tc>
+        <w:tc>
+          <w:tcPr>
+            <w:tcW w:w="3352" w:type="dxa"/>
+            <w:vAlign w:val="center"/>
+            <w:shd w:val="clear" w:color="auto" w:fill="FFFFFF"/>
+          </w:tcPr>
+          <w:p>
+            <w:pPr>
+              <w:spacing w:before="30" w:after="30" w:line="220" w:lineRule="auto"/>
+            </w:pPr>
+            <w:r>
+              <w:rPr>
+                <w:rFonts w:ascii="Times New Roman" w:hAnsi="Times New Roman" w:cs="Times New Roman"/>
+                <w:sz w:val="21"/>
+                <w:szCs w:val="21"/>
+                <w:color w:val="000000"/>
+              </w:rPr>
+              <w:t xml:space="preserve">Викликається метод оновлення та збереження змін</w:t>
+            </w:r>
+          </w:p>
+        </w:tc>
+      </w:tr>
+      <w:tr>
+        <w:trPr>
+          <w:cantSplit/>
+        </w:trPr>
+        <w:tc>
+          <w:tcPr>
+            <w:tcW w:w="600" w:type="dxa"/>
+            <w:vAlign w:val="center"/>
+            <w:shd w:val="clear" w:color="auto" w:fill="FFFFFF"/>
+          </w:tcPr>
+          <w:p>
+            <w:pPr>
+              <w:spacing w:before="30" w:after="30" w:line="220" w:lineRule="auto"/>
+            </w:pPr>
+            <w:r>
+              <w:rPr>
+                <w:rFonts w:ascii="Times New Roman" w:hAnsi="Times New Roman" w:cs="Times New Roman"/>
+                <w:sz w:val="21"/>
+                <w:szCs w:val="21"/>
+                <w:color w:val="000000"/>
+              </w:rPr>
+              <w:t xml:space="preserve">7</w:t>
+            </w:r>
+          </w:p>
+        </w:tc>
+        <w:tc>
+          <w:tcPr>
+            <w:tcW w:w="2219" w:type="dxa"/>
+            <w:vAlign w:val="center"/>
+            <w:shd w:val="clear" w:color="auto" w:fill="FFFFFF"/>
+          </w:tcPr>
+          <w:p>
+            <w:pPr>
+              <w:spacing w:before="30" w:after="30" w:line="220" w:lineRule="auto"/>
+            </w:pPr>
+            <w:r>
+              <w:rPr>
+                <w:rFonts w:ascii="Times New Roman" w:hAnsi="Times New Roman" w:cs="Times New Roman"/>
+                <w:sz w:val="21"/>
+                <w:szCs w:val="21"/>
+                <w:color w:val="000000"/>
+              </w:rPr>
+              <w:t xml:space="preserve"/>
+            </w:r>
+            <w:r>
+              <w:rPr>
+                <w:rFonts w:ascii="Consolas" w:hAnsi="Consolas" w:cs="Consolas"/>
+                <w:sz w:val="21"/>
+                <w:color w:val="1A1A1A"/>
+              </w:rPr>
+              <w:t xml:space="preserve">DeleteBookAsync_​WhenBookExists_​DeletesBookAndSavesChanges</w:t>
+            </w:r>
+            <w:r>
+              <w:rPr>
+                <w:rFonts w:ascii="Times New Roman" w:hAnsi="Times New Roman" w:cs="Times New Roman"/>
+                <w:sz w:val="21"/>
+                <w:szCs w:val="21"/>
+                <w:color w:val="000000"/>
+              </w:rPr>
+              <w:t xml:space="preserve"/>
+            </w:r>
+          </w:p>
+        </w:tc>
+        <w:tc>
+          <w:tcPr>
+            <w:tcW w:w="3467" w:type="dxa"/>
+            <w:vAlign w:val="center"/>
+            <w:shd w:val="clear" w:color="auto" w:fill="FFFFFF"/>
+          </w:tcPr>
+          <w:p>
+            <w:pPr>
+              <w:spacing w:before="30" w:after="30" w:line="220" w:lineRule="auto"/>
+            </w:pPr>
+            <w:r>
+              <w:rPr>
+                <w:rFonts w:ascii="Times New Roman" w:hAnsi="Times New Roman" w:cs="Times New Roman"/>
+                <w:sz w:val="21"/>
+                <w:szCs w:val="21"/>
+                <w:color w:val="000000"/>
+              </w:rPr>
+              <w:t xml:space="preserve">Видалення існуючої книги</w:t>
+            </w:r>
+          </w:p>
+        </w:tc>
+        <w:tc>
+          <w:tcPr>
+            <w:tcW w:w="3352" w:type="dxa"/>
+            <w:vAlign w:val="center"/>
+            <w:shd w:val="clear" w:color="auto" w:fill="FFFFFF"/>
+          </w:tcPr>
+          <w:p>
+            <w:pPr>
+              <w:spacing w:before="30" w:after="30" w:line="220" w:lineRule="auto"/>
+            </w:pPr>
+            <w:r>
+              <w:rPr>
+                <w:rFonts w:ascii="Times New Roman" w:hAnsi="Times New Roman" w:cs="Times New Roman"/>
+                <w:sz w:val="21"/>
+                <w:szCs w:val="21"/>
+                <w:color w:val="000000"/>
+              </w:rPr>
+              <w:t xml:space="preserve">Викликається </w:t>
+            </w:r>
+            <w:r>
+              <w:rPr>
+                <w:rFonts w:ascii="Consolas" w:hAnsi="Consolas" w:cs="Consolas"/>
+                <w:sz w:val="21"/>
+                <w:color w:val="1A1A1A"/>
+              </w:rPr>
+              <w:t xml:space="preserve">Delete</w:t>
+            </w:r>
+            <w:r>
+              <w:rPr>
+                <w:rFonts w:ascii="Times New Roman" w:hAnsi="Times New Roman" w:cs="Times New Roman"/>
+                <w:sz w:val="21"/>
+                <w:szCs w:val="21"/>
+                <w:color w:val="000000"/>
+              </w:rPr>
+              <w:t xml:space="preserve"> і </w:t>
+            </w:r>
+            <w:r>
+              <w:rPr>
+                <w:rFonts w:ascii="Consolas" w:hAnsi="Consolas" w:cs="Consolas"/>
+                <w:sz w:val="21"/>
+                <w:color w:val="1A1A1A"/>
+              </w:rPr>
+              <w:t xml:space="preserve">SaveChangesAsync</w:t>
+            </w:r>
+            <w:r>
+              <w:rPr>
+                <w:rFonts w:ascii="Times New Roman" w:hAnsi="Times New Roman" w:cs="Times New Roman"/>
+                <w:sz w:val="21"/>
+                <w:szCs w:val="21"/>
+                <w:color w:val="000000"/>
+              </w:rPr>
+              <w:t xml:space="preserve"/>
+            </w:r>
+          </w:p>
+        </w:tc>
+      </w:tr>
+      <w:tr>
+        <w:trPr>
+          <w:cantSplit/>
+        </w:trPr>
+        <w:tc>
+          <w:tcPr>
+            <w:tcW w:w="600" w:type="dxa"/>
+            <w:vAlign w:val="center"/>
+            <w:shd w:val="clear" w:color="auto" w:fill="FFFFFF"/>
+          </w:tcPr>
+          <w:p>
+            <w:pPr>
+              <w:spacing w:before="30" w:after="30" w:line="220" w:lineRule="auto"/>
+            </w:pPr>
+            <w:r>
+              <w:rPr>
+                <w:rFonts w:ascii="Times New Roman" w:hAnsi="Times New Roman" w:cs="Times New Roman"/>
+                <w:sz w:val="21"/>
+                <w:szCs w:val="21"/>
+                <w:color w:val="000000"/>
+              </w:rPr>
+              <w:t xml:space="preserve">8</w:t>
+            </w:r>
+          </w:p>
+        </w:tc>
+        <w:tc>
+          <w:tcPr>
+            <w:tcW w:w="2219" w:type="dxa"/>
+            <w:vAlign w:val="center"/>
+            <w:shd w:val="clear" w:color="auto" w:fill="FFFFFF"/>
+          </w:tcPr>
+          <w:p>
+            <w:pPr>
+              <w:spacing w:before="30" w:after="30" w:line="220" w:lineRule="auto"/>
+            </w:pPr>
+            <w:r>
+              <w:rPr>
+                <w:rFonts w:ascii="Times New Roman" w:hAnsi="Times New Roman" w:cs="Times New Roman"/>
+                <w:sz w:val="21"/>
+                <w:szCs w:val="21"/>
+                <w:color w:val="000000"/>
+              </w:rPr>
+              <w:t xml:space="preserve"/>
+            </w:r>
+            <w:r>
+              <w:rPr>
+                <w:rFonts w:ascii="Consolas" w:hAnsi="Consolas" w:cs="Consolas"/>
+                <w:sz w:val="21"/>
+                <w:color w:val="1A1A1A"/>
+              </w:rPr>
+              <w:t xml:space="preserve">DeleteBookAsync_​WhenBookDoesNotExist_​ThrowsEntityNotFoundException</w:t>
+            </w:r>
+            <w:r>
+              <w:rPr>
+                <w:rFonts w:ascii="Times New Roman" w:hAnsi="Times New Roman" w:cs="Times New Roman"/>
+                <w:sz w:val="21"/>
+                <w:szCs w:val="21"/>
+                <w:color w:val="000000"/>
+              </w:rPr>
+              <w:t xml:space="preserve"/>
+            </w:r>
+          </w:p>
+        </w:tc>
+        <w:tc>
+          <w:tcPr>
+            <w:tcW w:w="3467" w:type="dxa"/>
+            <w:vAlign w:val="center"/>
+            <w:shd w:val="clear" w:color="auto" w:fill="FFFFFF"/>
+          </w:tcPr>
+          <w:p>
+            <w:pPr>
+              <w:spacing w:before="30" w:after="30" w:line="220" w:lineRule="auto"/>
+            </w:pPr>
+            <w:r>
+              <w:rPr>
+                <w:rFonts w:ascii="Times New Roman" w:hAnsi="Times New Roman" w:cs="Times New Roman"/>
+                <w:sz w:val="21"/>
+                <w:szCs w:val="21"/>
+                <w:color w:val="000000"/>
+              </w:rPr>
+              <w:t xml:space="preserve">Спроба видалення неіснуючої книги</w:t>
+            </w:r>
+          </w:p>
+        </w:tc>
+        <w:tc>
+          <w:tcPr>
+            <w:tcW w:w="3352" w:type="dxa"/>
+            <w:vAlign w:val="center"/>
+            <w:shd w:val="clear" w:color="auto" w:fill="FFFFFF"/>
+          </w:tcPr>
+          <w:p>
+            <w:pPr>
+              <w:spacing w:before="30" w:after="30" w:line="220" w:lineRule="auto"/>
+            </w:pPr>
+            <w:r>
+              <w:rPr>
+                <w:rFonts w:ascii="Times New Roman" w:hAnsi="Times New Roman" w:cs="Times New Roman"/>
+                <w:sz w:val="21"/>
+                <w:szCs w:val="21"/>
+                <w:color w:val="000000"/>
+              </w:rPr>
+              <w:t xml:space="preserve">Викликає </w:t>
+            </w:r>
+            <w:r>
+              <w:rPr>
+                <w:rFonts w:ascii="Consolas" w:hAnsi="Consolas" w:cs="Consolas"/>
+                <w:sz w:val="21"/>
+                <w:color w:val="1A1A1A"/>
+              </w:rPr>
+              <w:t xml:space="preserve">EntityNotFoundException</w:t>
+            </w:r>
+            <w:r>
+              <w:rPr>
+                <w:rFonts w:ascii="Times New Roman" w:hAnsi="Times New Roman" w:cs="Times New Roman"/>
+                <w:sz w:val="21"/>
+                <w:szCs w:val="21"/>
+                <w:color w:val="000000"/>
+              </w:rPr>
+              <w:t xml:space="preserve">, видалення блокується</w:t>
+            </w:r>
+          </w:p>
+        </w:tc>
+      </w:tr>
+    </w:tbl>
+    <w:p>
+      <w:pPr>
+        <w:spacing w:before="240" w:after="100" w:line="260" w:lineRule="auto"/>
+        <w:rPr>
+          <w:rFonts w:ascii="Times New Roman" w:hAnsi="Times New Roman" w:cs="Times New Roman"/>
+          <w:color w:val="000000"/>
+          <w:sz w:val="28"/>
+        </w:rPr>
+      </w:pPr>
+      <w:r>
+        <w:rPr>
+          <w:rFonts w:ascii="Times New Roman" w:hAnsi="Times New Roman" w:cs="Times New Roman"/>
+          <w:b/>
+          <w:sz w:val="28"/>
+          <w:szCs w:val="28"/>
+          <w:color w:val="000000"/>
+        </w:rPr>
+        <w:t xml:space="preserve">Приклад модульного тесту з перевіркою викликів Moq:</w:t>
+      </w:r>
+    </w:p>
+    <w:tbl>
+      <w:tblPr>
+        <w:tblW w:w="9638" w:type="dxa"/>
+        <w:tblLayout w:type="fixed"/>
+        <w:tblBorders>
+          <w:top w:val="single" w:color="D0D5DD" w:sz="4"/>
+          <w:bottom w:val="single" w:color="D0D5DD" w:sz="4"/>
+          <w:left w:val="single" w:color="003366" w:sz="16"/>
+          <w:right w:val="single" w:color="D0D5DD" w:sz="4"/>
         </w:tblBorders>
         <w:tblCellMar>
           <w:top w:w="100"/>
           <w:bottom w:w="100"/>
-          <w:left w:w="140"/>
-          <w:right w:w="140"/>
+          <w:left w:w="160"/>
+          <w:right w:w="160"/>
         </w:tblCellMar>
       </w:tblPr>
+      <w:tblGrid>
+        <w:gridCol w:w="9638"/>
+      </w:tblGrid>
       <w:tr>
         <w:trPr>
+          <w:cantSplit/>
+        </w:trPr>
+        <w:tc>
+          <w:tcPr>
+            <w:tcW w:w="9638" w:type="dxa"/>
+            <w:shd w:val="clear" w:color="auto" w:fill="F8F9FA"/>
+          </w:tcPr>
+          <w:p>
+            <w:pPr>
+              <w:spacing w:before="0" w:after="0" w:line="220" w:lineRule="auto"/>
+            </w:pPr>
+            <w:r>
+              <w:rPr>
+                <w:rFonts w:ascii="Consolas" w:hAnsi="Consolas" w:eastAsia="Consolas" w:cs="Consolas"/>
+                <w:sz w:val="20"/>
+                <w:szCs w:val="20"/>
+                <w:color w:val="1A1A1A"/>
+              </w:rPr>
+              <w:t xml:space="preserve">[Fact]</w:t>
+            </w:r>
+          </w:p>
+          <w:p>
+            <w:pPr>
+              <w:spacing w:before="0" w:after="0" w:line="220" w:lineRule="auto"/>
+            </w:pPr>
+            <w:r>
+              <w:rPr>
+                <w:rFonts w:ascii="Consolas" w:hAnsi="Consolas" w:eastAsia="Consolas" w:cs="Consolas"/>
+                <w:sz w:val="20"/>
+                <w:szCs w:val="20"/>
+                <w:color w:val="1A1A1A"/>
+              </w:rPr>
+              <w:t xml:space="preserve">public async Task CreateBookAsync_​WhenAuthorDoesNotExist_​ThrowsBusinessRuleValidationException()</w:t>
+            </w:r>
+          </w:p>
+          <w:p>
+            <w:pPr>
+              <w:spacing w:before="0" w:after="0" w:line="220" w:lineRule="auto"/>
+            </w:pPr>
+            <w:r>
+              <w:rPr>
+                <w:rFonts w:ascii="Consolas" w:hAnsi="Consolas" w:eastAsia="Consolas" w:cs="Consolas"/>
+                <w:sz w:val="20"/>
+                <w:szCs w:val="20"/>
+                <w:color w:val="1A1A1A"/>
+              </w:rPr>
+              <w:t xml:space="preserve">{</w:t>
+            </w:r>
+          </w:p>
+          <w:p>
+            <w:pPr>
+              <w:spacing w:before="0" w:after="0" w:line="220" w:lineRule="auto"/>
+            </w:pPr>
+            <w:r>
+              <w:rPr>
+                <w:rFonts w:ascii="Consolas" w:hAnsi="Consolas" w:eastAsia="Consolas" w:cs="Consolas"/>
+                <w:sz w:val="20"/>
+                <w:szCs w:val="20"/>
+                <w:color w:val="1A1A1A"/>
+              </w:rPr>
+              <w:t xml:space="preserve">    // Arrange (Підготовка)</w:t>
+            </w:r>
+          </w:p>
+          <w:p>
+            <w:pPr>
+              <w:spacing w:before="0" w:after="0" w:line="220" w:lineRule="auto"/>
+            </w:pPr>
+            <w:r>
+              <w:rPr>
+                <w:rFonts w:ascii="Consolas" w:hAnsi="Consolas" w:eastAsia="Consolas" w:cs="Consolas"/>
+                <w:sz w:val="20"/>
+                <w:szCs w:val="20"/>
+                <w:color w:val="1A1A1A"/>
+              </w:rPr>
+              <w:t xml:space="preserve">    var dto = new CreateBookDto { Title = "Книга", AuthorId = 999 };</w:t>
+            </w:r>
+          </w:p>
+          <w:p>
+            <w:pPr>
+              <w:spacing w:before="0" w:after="0" w:line="220" w:lineRule="auto"/>
+            </w:pPr>
+            <w:r>
+              <w:rPr>
+                <w:rFonts w:ascii="Consolas" w:hAnsi="Consolas" w:eastAsia="Consolas" w:cs="Consolas"/>
+                <w:sz w:val="20"/>
+                <w:szCs w:val="20"/>
+                <w:color w:val="1A1A1A"/>
+              </w:rPr>
+              <w:t xml:space="preserve">    _mockAuthorRepo.Setup(a =&gt; a.ExistsAsync(999)).ReturnsAsync(false);</w:t>
+            </w:r>
+          </w:p>
+          <w:p>
+            <w:pPr>
+              <w:spacing w:before="0" w:after="0" w:line="220" w:lineRule="auto"/>
+            </w:pPr>
+            <w:r>
+              <w:rPr>
+                <w:rFonts w:ascii="Consolas" w:hAnsi="Consolas" w:eastAsia="Consolas" w:cs="Consolas"/>
+                <w:sz w:val="20"/>
+                <w:szCs w:val="20"/>
+                <w:color w:val="1A1A1A"/>
+              </w:rPr>
+              <w:t xml:space="preserve"/>
+            </w:r>
+          </w:p>
+          <w:p>
+            <w:pPr>
+              <w:spacing w:before="0" w:after="0" w:line="220" w:lineRule="auto"/>
+            </w:pPr>
+            <w:r>
+              <w:rPr>
+                <w:rFonts w:ascii="Consolas" w:hAnsi="Consolas" w:eastAsia="Consolas" w:cs="Consolas"/>
+                <w:sz w:val="20"/>
+                <w:szCs w:val="20"/>
+                <w:color w:val="1A1A1A"/>
+              </w:rPr>
+              <w:t xml:space="preserve">    // Act &amp; Assert (Виклик та перевірка винятку)</w:t>
+            </w:r>
+          </w:p>
+          <w:p>
+            <w:pPr>
+              <w:spacing w:before="0" w:after="0" w:line="220" w:lineRule="auto"/>
+            </w:pPr>
+            <w:r>
+              <w:rPr>
+                <w:rFonts w:ascii="Consolas" w:hAnsi="Consolas" w:eastAsia="Consolas" w:cs="Consolas"/>
+                <w:sz w:val="20"/>
+                <w:szCs w:val="20"/>
+                <w:color w:val="1A1A1A"/>
+              </w:rPr>
+              <w:t xml:space="preserve">    var ex = await Assert.​ThrowsAsync&lt;BusinessRuleValidationException&gt;(() =&gt; _​bookService.​CreateBookAsync(dto));</w:t>
+            </w:r>
+          </w:p>
+          <w:p>
+            <w:pPr>
+              <w:spacing w:before="0" w:after="0" w:line="220" w:lineRule="auto"/>
+            </w:pPr>
+            <w:r>
+              <w:rPr>
+                <w:rFonts w:ascii="Consolas" w:hAnsi="Consolas" w:eastAsia="Consolas" w:cs="Consolas"/>
+                <w:sz w:val="20"/>
+                <w:szCs w:val="20"/>
+                <w:color w:val="1A1A1A"/>
+              </w:rPr>
+              <w:t xml:space="preserve">    Assert.Contains("999", ex.Message);</w:t>
+            </w:r>
+          </w:p>
+          <w:p>
+            <w:pPr>
+              <w:spacing w:before="0" w:after="0" w:line="220" w:lineRule="auto"/>
+            </w:pPr>
+            <w:r>
+              <w:rPr>
+                <w:rFonts w:ascii="Consolas" w:hAnsi="Consolas" w:eastAsia="Consolas" w:cs="Consolas"/>
+                <w:sz w:val="20"/>
+                <w:szCs w:val="20"/>
+                <w:color w:val="1A1A1A"/>
+              </w:rPr>
+              <w:t xml:space="preserve"/>
+            </w:r>
+          </w:p>
+          <w:p>
+            <w:pPr>
+              <w:spacing w:before="0" w:after="0" w:line="220" w:lineRule="auto"/>
+            </w:pPr>
+            <w:r>
+              <w:rPr>
+                <w:rFonts w:ascii="Consolas" w:hAnsi="Consolas" w:eastAsia="Consolas" w:cs="Consolas"/>
+                <w:sz w:val="20"/>
+                <w:szCs w:val="20"/>
+                <w:color w:val="1A1A1A"/>
+              </w:rPr>
+              <w:t xml:space="preserve">    // Перевірка (Verify): методи додавання та збереження не викликалися</w:t>
+            </w:r>
+          </w:p>
+          <w:p>
+            <w:pPr>
+              <w:spacing w:before="0" w:after="0" w:line="220" w:lineRule="auto"/>
+            </w:pPr>
+            <w:r>
+              <w:rPr>
+                <w:rFonts w:ascii="Consolas" w:hAnsi="Consolas" w:eastAsia="Consolas" w:cs="Consolas"/>
+                <w:sz w:val="20"/>
+                <w:szCs w:val="20"/>
+                <w:color w:val="1A1A1A"/>
+              </w:rPr>
+              <w:t xml:space="preserve">    _mockBookRepo.Verify(b =&gt; b.AddAsync(It.IsAny&lt;Book&gt;()), Times.Never);</w:t>
+            </w:r>
+          </w:p>
+          <w:p>
+            <w:pPr>
+              <w:spacing w:before="0" w:after="0" w:line="220" w:lineRule="auto"/>
+            </w:pPr>
+            <w:r>
+              <w:rPr>
+                <w:rFonts w:ascii="Consolas" w:hAnsi="Consolas" w:eastAsia="Consolas" w:cs="Consolas"/>
+                <w:sz w:val="20"/>
+                <w:szCs w:val="20"/>
+                <w:color w:val="1A1A1A"/>
+              </w:rPr>
+              <w:t xml:space="preserve">    _mockUnitOfWork.Verify(u =&gt; u.SaveChangesAsync(), Times.Never);</w:t>
+            </w:r>
+          </w:p>
+          <w:p>
+            <w:pPr>
+              <w:spacing w:before="0" w:after="0" w:line="220" w:lineRule="auto"/>
+            </w:pPr>
+            <w:r>
+              <w:rPr>
+                <w:rFonts w:ascii="Consolas" w:hAnsi="Consolas" w:eastAsia="Consolas" w:cs="Consolas"/>
+                <w:sz w:val="20"/>
+                <w:szCs w:val="20"/>
+                <w:color w:val="1A1A1A"/>
+              </w:rPr>
+              <w:t xml:space="preserve">}</w:t>
+            </w:r>
+          </w:p>
+        </w:tc>
+      </w:tr>
+    </w:tbl>
+    <w:p>
+      <w:pPr>
+        <w:pBdr>
+          <w:bottom w:val="single" w:color="888888" w:sz="6"/>
+        </w:pBdr>
+        <w:spacing w:before="120" w:after="120"/>
+      </w:pPr>
+    </w:p>
+    <w:p>
+      <w:pPr>
+        <w:spacing w:before="240" w:after="100" w:line="260" w:lineRule="auto"/>
+        <w:rPr>
+          <w:rFonts w:ascii="Times New Roman" w:hAnsi="Times New Roman" w:cs="Times New Roman"/>
+          <w:color w:val="000000"/>
+          <w:sz w:val="28"/>
+        </w:rPr>
+      </w:pPr>
+      <w:r>
+        <w:rPr>
+          <w:rFonts w:ascii="Times New Roman" w:hAnsi="Times New Roman" w:cs="Times New Roman"/>
+          <w:b/>
+          <w:sz w:val="28"/>
+          <w:szCs w:val="28"/>
+          <w:color w:val="000000"/>
+        </w:rPr>
+        <w:t xml:space="preserve">5.2. Інтеграційні тести з WebApplicationFactory (</w:t>
+      </w:r>
+      <w:r>
+        <w:rPr>
+          <w:rFonts w:ascii="Consolas" w:hAnsi="Consolas" w:cs="Consolas"/>
+          <w:sz w:val="28"/>
+          <w:color w:val="1A1A1A"/>
+        </w:rPr>
+        <w:t xml:space="preserve">BookApiIntegrationTests.cs</w:t>
+      </w:r>
+      <w:r>
+        <w:rPr>
+          <w:rFonts w:ascii="Times New Roman" w:hAnsi="Times New Roman" w:cs="Times New Roman"/>
+          <w:b/>
+          <w:sz w:val="28"/>
+          <w:szCs w:val="28"/>
+          <w:color w:val="000000"/>
+        </w:rPr>
+        <w:t xml:space="preserve">)</w:t>
+      </w:r>
+    </w:p>
+    <w:p>
+      <w:pPr>
+        <w:spacing w:before="0" w:after="120" w:line="260" w:lineRule="auto"/>
+        <w:rPr>
+          <w:rFonts w:ascii="Times New Roman" w:hAnsi="Times New Roman" w:cs="Times New Roman"/>
+          <w:color w:val="000000"/>
+          <w:sz w:val="28"/>
+        </w:rPr>
+      </w:pPr>
+      <w:r>
+        <w:rPr>
+          <w:rFonts w:ascii="Times New Roman" w:hAnsi="Times New Roman" w:cs="Times New Roman"/>
+          <w:sz w:val="28"/>
+          <w:szCs w:val="28"/>
+          <w:color w:val="000000"/>
+        </w:rPr>
+        <w:t xml:space="preserve">Тестується реальна робота ASP.NET Core конвеєра (маршрутизація, серіалізація JSON, валідація, DI) без необхідності підняття зовнішнього веб-сервера.</w:t>
+      </w:r>
+    </w:p>
+    <w:tbl>
+      <w:tblPr>
+        <w:tblW w:w="9638" w:type="dxa"/>
+        <w:tblLayout w:type="fixed"/>
+        <w:tblBorders>
+          <w:top w:val="single" w:color="888888" w:sz="6"/>
+          <w:bottom w:val="single" w:color="888888" w:sz="6"/>
+          <w:left w:val="single" w:color="888888" w:sz="6"/>
+          <w:right w:val="single" w:color="888888" w:sz="6"/>
+          <w:insideH w:val="single" w:color="CCCCCC" w:sz="4"/>
+          <w:insideV w:val="single" w:color="CCCCCC" w:sz="4"/>
+        </w:tblBorders>
+        <w:tblCellMar>
+          <w:top w:w="80"/>
+          <w:bottom w:w="80"/>
+          <w:left w:w="120"/>
+          <w:right w:w="120"/>
+        </w:tblCellMar>
+      </w:tblPr>
+      <w:tblGrid>
+        <w:gridCol w:w="608"/>
+        <w:gridCol w:w="2779"/>
+        <w:gridCol w:w="1910"/>
+        <w:gridCol w:w="4341"/>
+      </w:tblGrid>
+      <w:tr>
+        <w:trPr>
+          <w:cantSplit/>
           <w:tblHeader/>
         </w:trPr>
         <w:tc>
           <w:tcPr>
-            <w:shd w:val="clear" w:color="auto" w:fill="EAEAEA"/>
+            <w:tcW w:w="608" w:type="dxa"/>
+            <w:vAlign w:val="center"/>
+            <w:shd w:val="clear" w:color="auto" w:fill="EAECEE"/>
           </w:tcPr>
           <w:p>
             <w:pPr>
-              <w:spacing w:before="20" w:after="20" w:line="240" w:lineRule="auto"/>
+              <w:spacing w:before="30" w:after="30" w:line="220" w:lineRule="auto"/>
+              <w:jc w:val="center"/>
             </w:pPr>
             <w:r>
               <w:rPr>
                 <w:rFonts w:ascii="Times New Roman" w:hAnsi="Times New Roman" w:cs="Times New Roman"/>
                 <w:b/>
-                <w:sz w:val="28"/>
+                <w:sz w:val="22"/>
+                <w:szCs w:val="22"/>
                 <w:color w:val="000000"/>
               </w:rPr>
               <w:t xml:space="preserve">№</w:t>
@@ -4318,17 +6100,21 @@
         </w:tc>
         <w:tc>
           <w:tcPr>
-            <w:shd w:val="clear" w:color="auto" w:fill="EAEAEA"/>
+            <w:tcW w:w="2779" w:type="dxa"/>
+            <w:vAlign w:val="center"/>
+            <w:shd w:val="clear" w:color="auto" w:fill="EAECEE"/>
           </w:tcPr>
           <w:p>
             <w:pPr>
-              <w:spacing w:before="20" w:after="20" w:line="240" w:lineRule="auto"/>
+              <w:spacing w:before="30" w:after="30" w:line="220" w:lineRule="auto"/>
+              <w:jc w:val="center"/>
             </w:pPr>
             <w:r>
               <w:rPr>
                 <w:rFonts w:ascii="Times New Roman" w:hAnsi="Times New Roman" w:cs="Times New Roman"/>
                 <w:b/>
-                <w:sz w:val="28"/>
+                <w:sz w:val="22"/>
+                <w:szCs w:val="22"/>
                 <w:color w:val="000000"/>
               </w:rPr>
               <w:t xml:space="preserve">Метод тесту</w:t>
@@ -4337,56 +6123,70 @@
         </w:tc>
         <w:tc>
           <w:tcPr>
-            <w:shd w:val="clear" w:color="auto" w:fill="EAEAEA"/>
+            <w:tcW w:w="1910" w:type="dxa"/>
+            <w:vAlign w:val="center"/>
+            <w:shd w:val="clear" w:color="auto" w:fill="EAECEE"/>
           </w:tcPr>
           <w:p>
             <w:pPr>
-              <w:spacing w:before="20" w:after="20" w:line="240" w:lineRule="auto"/>
+              <w:spacing w:before="30" w:after="30" w:line="220" w:lineRule="auto"/>
+              <w:jc w:val="center"/>
             </w:pPr>
             <w:r>
               <w:rPr>
                 <w:rFonts w:ascii="Times New Roman" w:hAnsi="Times New Roman" w:cs="Times New Roman"/>
                 <w:b/>
-                <w:sz w:val="28"/>
+                <w:sz w:val="22"/>
+                <w:szCs w:val="22"/>
                 <w:color w:val="000000"/>
               </w:rPr>
-              <w:t xml:space="preserve">Що перевіряє (Сценарій)</w:t>
+              <w:t xml:space="preserve">Ендпоінт</w:t>
             </w:r>
           </w:p>
         </w:tc>
         <w:tc>
           <w:tcPr>
-            <w:shd w:val="clear" w:color="auto" w:fill="EAEAEA"/>
+            <w:tcW w:w="4341" w:type="dxa"/>
+            <w:vAlign w:val="center"/>
+            <w:shd w:val="clear" w:color="auto" w:fill="EAECEE"/>
           </w:tcPr>
           <w:p>
             <w:pPr>
-              <w:spacing w:before="20" w:after="20" w:line="240" w:lineRule="auto"/>
+              <w:spacing w:before="30" w:after="30" w:line="220" w:lineRule="auto"/>
+              <w:jc w:val="center"/>
             </w:pPr>
             <w:r>
               <w:rPr>
                 <w:rFonts w:ascii="Times New Roman" w:hAnsi="Times New Roman" w:cs="Times New Roman"/>
                 <w:b/>
-                <w:sz w:val="28"/>
+                <w:sz w:val="22"/>
+                <w:szCs w:val="22"/>
                 <w:color w:val="000000"/>
               </w:rPr>
-              <w:t xml:space="preserve">Очікуваний результат</w:t>
+              <w:t xml:space="preserve">Перевірка</w:t>
             </w:r>
           </w:p>
         </w:tc>
       </w:tr>
       <w:tr>
+        <w:trPr>
+          <w:cantSplit/>
+        </w:trPr>
         <w:tc>
           <w:tcPr>
+            <w:tcW w:w="608" w:type="dxa"/>
+            <w:vAlign w:val="center"/>
             <w:shd w:val="clear" w:color="auto" w:fill="FFFFFF"/>
           </w:tcPr>
           <w:p>
             <w:pPr>
-              <w:spacing w:before="20" w:after="20" w:line="240" w:lineRule="auto"/>
+              <w:spacing w:before="30" w:after="30" w:line="220" w:lineRule="auto"/>
             </w:pPr>
             <w:r>
               <w:rPr>
                 <w:rFonts w:ascii="Times New Roman" w:hAnsi="Times New Roman" w:cs="Times New Roman"/>
-                <w:sz w:val="28"/>
+                <w:sz w:val="21"/>
+                <w:szCs w:val="21"/>
                 <w:color w:val="000000"/>
               </w:rPr>
               <w:t xml:space="preserve">1</w:t>
@@ -4395,32 +6195,36 @@
         </w:tc>
         <w:tc>
           <w:tcPr>
+            <w:tcW w:w="2779" w:type="dxa"/>
+            <w:vAlign w:val="center"/>
             <w:shd w:val="clear" w:color="auto" w:fill="FFFFFF"/>
           </w:tcPr>
           <w:p>
             <w:pPr>
-              <w:spacing w:before="20" w:after="20" w:line="240" w:lineRule="auto"/>
+              <w:spacing w:before="30" w:after="30" w:line="220" w:lineRule="auto"/>
             </w:pPr>
             <w:r>
               <w:rPr>
                 <w:rFonts w:ascii="Times New Roman" w:hAnsi="Times New Roman" w:cs="Times New Roman"/>
-                <w:sz w:val="28"/>
+                <w:sz w:val="21"/>
+                <w:szCs w:val="21"/>
                 <w:color w:val="000000"/>
               </w:rPr>
               <w:t xml:space="preserve"/>
             </w:r>
             <w:r>
               <w:rPr>
-                <w:rFonts w:ascii="Times New Roman" w:hAnsi="Times New Roman"/>
-                <w:sz w:val="28"/>
-                <w:color w:val="000000"/>
-              </w:rPr>
-              <w:t xml:space="preserve">GetAllBooksAsync_WhenBooksExist_ReturnsListOfBookDtos</w:t>
+                <w:rFonts w:ascii="Consolas" w:hAnsi="Consolas" w:cs="Consolas"/>
+                <w:sz w:val="21"/>
+                <w:color w:val="1A1A1A"/>
+              </w:rPr>
+              <w:t xml:space="preserve">GetAllBooks_​ReturnsSuccessStatusCodeAndJsonArray</w:t>
             </w:r>
             <w:r>
               <w:rPr>
                 <w:rFonts w:ascii="Times New Roman" w:hAnsi="Times New Roman" w:cs="Times New Roman"/>
-                <w:sz w:val="28"/>
+                <w:sz w:val="21"/>
+                <w:szCs w:val="21"/>
                 <w:color w:val="000000"/>
               </w:rPr>
               <w:t xml:space="preserve"/>
@@ -4429,54 +6233,83 @@
         </w:tc>
         <w:tc>
           <w:tcPr>
+            <w:tcW w:w="1910" w:type="dxa"/>
+            <w:vAlign w:val="center"/>
             <w:shd w:val="clear" w:color="auto" w:fill="FFFFFF"/>
           </w:tcPr>
           <w:p>
             <w:pPr>
-              <w:spacing w:before="20" w:after="20" w:line="240" w:lineRule="auto"/>
+              <w:spacing w:before="30" w:after="30" w:line="220" w:lineRule="auto"/>
             </w:pPr>
             <w:r>
               <w:rPr>
                 <w:rFonts w:ascii="Times New Roman" w:hAnsi="Times New Roman" w:cs="Times New Roman"/>
-                <w:sz w:val="28"/>
+                <w:sz w:val="21"/>
+                <w:szCs w:val="21"/>
                 <w:color w:val="000000"/>
               </w:rPr>
-              <w:t xml:space="preserve">Отримання колекції всіх книг через репозиторій</w:t>
+              <w:t xml:space="preserve"/>
+            </w:r>
+            <w:r>
+              <w:rPr>
+                <w:rFonts w:ascii="Consolas" w:hAnsi="Consolas" w:cs="Consolas"/>
+                <w:sz w:val="21"/>
+                <w:color w:val="1A1A1A"/>
+              </w:rPr>
+              <w:t xml:space="preserve">GET /​api/​books</w:t>
+            </w:r>
+            <w:r>
+              <w:rPr>
+                <w:rFonts w:ascii="Times New Roman" w:hAnsi="Times New Roman" w:cs="Times New Roman"/>
+                <w:sz w:val="21"/>
+                <w:szCs w:val="21"/>
+                <w:color w:val="000000"/>
+              </w:rPr>
+              <w:t xml:space="preserve"/>
             </w:r>
           </w:p>
         </w:tc>
         <w:tc>
           <w:tcPr>
+            <w:tcW w:w="4341" w:type="dxa"/>
+            <w:vAlign w:val="center"/>
             <w:shd w:val="clear" w:color="auto" w:fill="FFFFFF"/>
           </w:tcPr>
           <w:p>
             <w:pPr>
-              <w:spacing w:before="20" w:after="20" w:line="240" w:lineRule="auto"/>
+              <w:spacing w:before="30" w:after="30" w:line="220" w:lineRule="auto"/>
             </w:pPr>
             <w:r>
               <w:rPr>
                 <w:rFonts w:ascii="Times New Roman" w:hAnsi="Times New Roman" w:cs="Times New Roman"/>
-                <w:sz w:val="28"/>
+                <w:sz w:val="21"/>
+                <w:szCs w:val="21"/>
                 <w:color w:val="000000"/>
               </w:rPr>
-              <w:t xml:space="preserve">Повертає список DTO з коректними даними автора</w:t>
+              <w:t xml:space="preserve">Код 200 OK, непорожній JSON масив</w:t>
             </w:r>
           </w:p>
         </w:tc>
       </w:tr>
       <w:tr>
+        <w:trPr>
+          <w:cantSplit/>
+        </w:trPr>
         <w:tc>
           <w:tcPr>
+            <w:tcW w:w="608" w:type="dxa"/>
+            <w:vAlign w:val="center"/>
             <w:shd w:val="clear" w:color="auto" w:fill="FFFFFF"/>
           </w:tcPr>
           <w:p>
             <w:pPr>
-              <w:spacing w:before="20" w:after="20" w:line="240" w:lineRule="auto"/>
+              <w:spacing w:before="30" w:after="30" w:line="220" w:lineRule="auto"/>
             </w:pPr>
             <w:r>
               <w:rPr>
                 <w:rFonts w:ascii="Times New Roman" w:hAnsi="Times New Roman" w:cs="Times New Roman"/>
-                <w:sz w:val="28"/>
+                <w:sz w:val="21"/>
+                <w:szCs w:val="21"/>
                 <w:color w:val="000000"/>
               </w:rPr>
               <w:t xml:space="preserve">2</w:t>
@@ -4485,32 +6318,36 @@
         </w:tc>
         <w:tc>
           <w:tcPr>
+            <w:tcW w:w="2779" w:type="dxa"/>
+            <w:vAlign w:val="center"/>
             <w:shd w:val="clear" w:color="auto" w:fill="FFFFFF"/>
           </w:tcPr>
           <w:p>
             <w:pPr>
-              <w:spacing w:before="20" w:after="20" w:line="240" w:lineRule="auto"/>
+              <w:spacing w:before="30" w:after="30" w:line="220" w:lineRule="auto"/>
             </w:pPr>
             <w:r>
               <w:rPr>
                 <w:rFonts w:ascii="Times New Roman" w:hAnsi="Times New Roman" w:cs="Times New Roman"/>
-                <w:sz w:val="28"/>
+                <w:sz w:val="21"/>
+                <w:szCs w:val="21"/>
                 <w:color w:val="000000"/>
               </w:rPr>
               <w:t xml:space="preserve"/>
             </w:r>
             <w:r>
               <w:rPr>
-                <w:rFonts w:ascii="Times New Roman" w:hAnsi="Times New Roman"/>
-                <w:sz w:val="28"/>
-                <w:color w:val="000000"/>
-              </w:rPr>
-              <w:t xml:space="preserve">GetBookByIdAsync_WhenBookExists_ReturnsBookDto</w:t>
+                <w:rFonts w:ascii="Consolas" w:hAnsi="Consolas" w:cs="Consolas"/>
+                <w:sz w:val="21"/>
+                <w:color w:val="1A1A1A"/>
+              </w:rPr>
+              <w:t xml:space="preserve">GetBookById_​WhenBookExists_​ReturnsOkAndBookDetails</w:t>
             </w:r>
             <w:r>
               <w:rPr>
                 <w:rFonts w:ascii="Times New Roman" w:hAnsi="Times New Roman" w:cs="Times New Roman"/>
-                <w:sz w:val="28"/>
+                <w:sz w:val="21"/>
+                <w:szCs w:val="21"/>
                 <w:color w:val="000000"/>
               </w:rPr>
               <w:t xml:space="preserve"/>
@@ -4519,54 +6356,83 @@
         </w:tc>
         <w:tc>
           <w:tcPr>
+            <w:tcW w:w="1910" w:type="dxa"/>
+            <w:vAlign w:val="center"/>
             <w:shd w:val="clear" w:color="auto" w:fill="FFFFFF"/>
           </w:tcPr>
           <w:p>
             <w:pPr>
-              <w:spacing w:before="20" w:after="20" w:line="240" w:lineRule="auto"/>
+              <w:spacing w:before="30" w:after="30" w:line="220" w:lineRule="auto"/>
             </w:pPr>
             <w:r>
               <w:rPr>
                 <w:rFonts w:ascii="Times New Roman" w:hAnsi="Times New Roman" w:cs="Times New Roman"/>
-                <w:sz w:val="28"/>
+                <w:sz w:val="21"/>
+                <w:szCs w:val="21"/>
                 <w:color w:val="000000"/>
               </w:rPr>
-              <w:t xml:space="preserve">Пошук книги за існуючим первинним ключем</w:t>
+              <w:t xml:space="preserve"/>
+            </w:r>
+            <w:r>
+              <w:rPr>
+                <w:rFonts w:ascii="Consolas" w:hAnsi="Consolas" w:cs="Consolas"/>
+                <w:sz w:val="21"/>
+                <w:color w:val="1A1A1A"/>
+              </w:rPr>
+              <w:t xml:space="preserve">GET /​api/​books/​1</w:t>
+            </w:r>
+            <w:r>
+              <w:rPr>
+                <w:rFonts w:ascii="Times New Roman" w:hAnsi="Times New Roman" w:cs="Times New Roman"/>
+                <w:sz w:val="21"/>
+                <w:szCs w:val="21"/>
+                <w:color w:val="000000"/>
+              </w:rPr>
+              <w:t xml:space="preserve"/>
             </w:r>
           </w:p>
         </w:tc>
         <w:tc>
           <w:tcPr>
+            <w:tcW w:w="4341" w:type="dxa"/>
+            <w:vAlign w:val="center"/>
             <w:shd w:val="clear" w:color="auto" w:fill="FFFFFF"/>
           </w:tcPr>
           <w:p>
             <w:pPr>
-              <w:spacing w:before="20" w:after="20" w:line="240" w:lineRule="auto"/>
+              <w:spacing w:before="30" w:after="30" w:line="220" w:lineRule="auto"/>
             </w:pPr>
             <w:r>
               <w:rPr>
                 <w:rFonts w:ascii="Times New Roman" w:hAnsi="Times New Roman" w:cs="Times New Roman"/>
-                <w:sz w:val="28"/>
+                <w:sz w:val="21"/>
+                <w:szCs w:val="21"/>
                 <w:color w:val="000000"/>
               </w:rPr>
-              <w:t xml:space="preserve">Повертає відповідний DTO об'єкт</w:t>
+              <w:t xml:space="preserve">Код 200 OK, книга «Кобзар»</w:t>
             </w:r>
           </w:p>
         </w:tc>
       </w:tr>
       <w:tr>
+        <w:trPr>
+          <w:cantSplit/>
+        </w:trPr>
         <w:tc>
           <w:tcPr>
+            <w:tcW w:w="608" w:type="dxa"/>
+            <w:vAlign w:val="center"/>
             <w:shd w:val="clear" w:color="auto" w:fill="FFFFFF"/>
           </w:tcPr>
           <w:p>
             <w:pPr>
-              <w:spacing w:before="20" w:after="20" w:line="240" w:lineRule="auto"/>
+              <w:spacing w:before="30" w:after="30" w:line="220" w:lineRule="auto"/>
             </w:pPr>
             <w:r>
               <w:rPr>
                 <w:rFonts w:ascii="Times New Roman" w:hAnsi="Times New Roman" w:cs="Times New Roman"/>
-                <w:sz w:val="28"/>
+                <w:sz w:val="21"/>
+                <w:szCs w:val="21"/>
                 <w:color w:val="000000"/>
               </w:rPr>
               <w:t xml:space="preserve">3</w:t>
@@ -4575,32 +6441,36 @@
         </w:tc>
         <w:tc>
           <w:tcPr>
+            <w:tcW w:w="2779" w:type="dxa"/>
+            <w:vAlign w:val="center"/>
             <w:shd w:val="clear" w:color="auto" w:fill="FFFFFF"/>
           </w:tcPr>
           <w:p>
             <w:pPr>
-              <w:spacing w:before="20" w:after="20" w:line="240" w:lineRule="auto"/>
+              <w:spacing w:before="30" w:after="30" w:line="220" w:lineRule="auto"/>
             </w:pPr>
             <w:r>
               <w:rPr>
                 <w:rFonts w:ascii="Times New Roman" w:hAnsi="Times New Roman" w:cs="Times New Roman"/>
-                <w:sz w:val="28"/>
+                <w:sz w:val="21"/>
+                <w:szCs w:val="21"/>
                 <w:color w:val="000000"/>
               </w:rPr>
               <w:t xml:space="preserve"/>
             </w:r>
             <w:r>
               <w:rPr>
-                <w:rFonts w:ascii="Times New Roman" w:hAnsi="Times New Roman"/>
-                <w:sz w:val="28"/>
-                <w:color w:val="000000"/>
-              </w:rPr>
-              <w:t xml:space="preserve">GetBookByIdAsync_WhenBookDoesNotExist_ThrowsEntityNotFoundException</w:t>
+                <w:rFonts w:ascii="Consolas" w:hAnsi="Consolas" w:cs="Consolas"/>
+                <w:sz w:val="21"/>
+                <w:color w:val="1A1A1A"/>
+              </w:rPr>
+              <w:t xml:space="preserve">GetBookById_​WhenBookDoesNotExist_​ReturnsNotFound</w:t>
             </w:r>
             <w:r>
               <w:rPr>
                 <w:rFonts w:ascii="Times New Roman" w:hAnsi="Times New Roman" w:cs="Times New Roman"/>
-                <w:sz w:val="28"/>
+                <w:sz w:val="21"/>
+                <w:szCs w:val="21"/>
                 <w:color w:val="000000"/>
               </w:rPr>
               <w:t xml:space="preserve"/>
@@ -4609,70 +6479,83 @@
         </w:tc>
         <w:tc>
           <w:tcPr>
+            <w:tcW w:w="1910" w:type="dxa"/>
+            <w:vAlign w:val="center"/>
             <w:shd w:val="clear" w:color="auto" w:fill="FFFFFF"/>
           </w:tcPr>
           <w:p>
             <w:pPr>
-              <w:spacing w:before="20" w:after="20" w:line="240" w:lineRule="auto"/>
+              <w:spacing w:before="30" w:after="30" w:line="220" w:lineRule="auto"/>
             </w:pPr>
             <w:r>
               <w:rPr>
                 <w:rFonts w:ascii="Times New Roman" w:hAnsi="Times New Roman" w:cs="Times New Roman"/>
-                <w:sz w:val="28"/>
+                <w:sz w:val="21"/>
+                <w:szCs w:val="21"/>
                 <w:color w:val="000000"/>
               </w:rPr>
-              <w:t xml:space="preserve">Пошук неіснуючої книги</w:t>
+              <w:t xml:space="preserve"/>
+            </w:r>
+            <w:r>
+              <w:rPr>
+                <w:rFonts w:ascii="Consolas" w:hAnsi="Consolas" w:cs="Consolas"/>
+                <w:sz w:val="21"/>
+                <w:color w:val="1A1A1A"/>
+              </w:rPr>
+              <w:t xml:space="preserve">GET /​api/​books/​9999</w:t>
+            </w:r>
+            <w:r>
+              <w:rPr>
+                <w:rFonts w:ascii="Times New Roman" w:hAnsi="Times New Roman" w:cs="Times New Roman"/>
+                <w:sz w:val="21"/>
+                <w:szCs w:val="21"/>
+                <w:color w:val="000000"/>
+              </w:rPr>
+              <w:t xml:space="preserve"/>
             </w:r>
           </w:p>
         </w:tc>
         <w:tc>
           <w:tcPr>
+            <w:tcW w:w="4341" w:type="dxa"/>
+            <w:vAlign w:val="center"/>
             <w:shd w:val="clear" w:color="auto" w:fill="FFFFFF"/>
           </w:tcPr>
           <w:p>
             <w:pPr>
-              <w:spacing w:before="20" w:after="20" w:line="240" w:lineRule="auto"/>
+              <w:spacing w:before="30" w:after="30" w:line="220" w:lineRule="auto"/>
             </w:pPr>
             <w:r>
               <w:rPr>
                 <w:rFonts w:ascii="Times New Roman" w:hAnsi="Times New Roman" w:cs="Times New Roman"/>
-                <w:sz w:val="28"/>
+                <w:sz w:val="21"/>
+                <w:szCs w:val="21"/>
                 <w:color w:val="000000"/>
               </w:rPr>
-              <w:t xml:space="preserve">Викликає виняток </w:t>
-            </w:r>
-            <w:r>
-              <w:rPr>
-                <w:rFonts w:ascii="Times New Roman" w:hAnsi="Times New Roman"/>
-                <w:sz w:val="28"/>
-                <w:color w:val="000000"/>
-              </w:rPr>
-              <w:t xml:space="preserve">EntityNotFoundException</w:t>
-            </w:r>
-            <w:r>
-              <w:rPr>
-                <w:rFonts w:ascii="Times New Roman" w:hAnsi="Times New Roman" w:cs="Times New Roman"/>
-                <w:sz w:val="28"/>
-                <w:color w:val="000000"/>
-              </w:rPr>
-              <w:t xml:space="preserve"/>
+              <w:t xml:space="preserve">Код 404 Not Found</w:t>
             </w:r>
           </w:p>
         </w:tc>
       </w:tr>
       <w:tr>
+        <w:trPr>
+          <w:cantSplit/>
+        </w:trPr>
         <w:tc>
           <w:tcPr>
+            <w:tcW w:w="608" w:type="dxa"/>
+            <w:vAlign w:val="center"/>
             <w:shd w:val="clear" w:color="auto" w:fill="FFFFFF"/>
           </w:tcPr>
           <w:p>
             <w:pPr>
-              <w:spacing w:before="20" w:after="20" w:line="240" w:lineRule="auto"/>
+              <w:spacing w:before="30" w:after="30" w:line="220" w:lineRule="auto"/>
             </w:pPr>
             <w:r>
               <w:rPr>
                 <w:rFonts w:ascii="Times New Roman" w:hAnsi="Times New Roman" w:cs="Times New Roman"/>
-                <w:sz w:val="28"/>
+                <w:sz w:val="21"/>
+                <w:szCs w:val="21"/>
                 <w:color w:val="000000"/>
               </w:rPr>
               <w:t xml:space="preserve">4</w:t>
@@ -4681,32 +6564,36 @@
         </w:tc>
         <w:tc>
           <w:tcPr>
+            <w:tcW w:w="2779" w:type="dxa"/>
+            <w:vAlign w:val="center"/>
             <w:shd w:val="clear" w:color="auto" w:fill="FFFFFF"/>
           </w:tcPr>
           <w:p>
             <w:pPr>
-              <w:spacing w:before="20" w:after="20" w:line="240" w:lineRule="auto"/>
+              <w:spacing w:before="30" w:after="30" w:line="220" w:lineRule="auto"/>
             </w:pPr>
             <w:r>
               <w:rPr>
                 <w:rFonts w:ascii="Times New Roman" w:hAnsi="Times New Roman" w:cs="Times New Roman"/>
-                <w:sz w:val="28"/>
+                <w:sz w:val="21"/>
+                <w:szCs w:val="21"/>
                 <w:color w:val="000000"/>
               </w:rPr>
               <w:t xml:space="preserve"/>
             </w:r>
             <w:r>
               <w:rPr>
-                <w:rFonts w:ascii="Times New Roman" w:hAnsi="Times New Roman"/>
-                <w:sz w:val="28"/>
-                <w:color w:val="000000"/>
-              </w:rPr>
-              <w:t xml:space="preserve">CreateBookAsync_WhenAuthorExists_CreatesAndReturnsBookDto</w:t>
+                <w:rFonts w:ascii="Consolas" w:hAnsi="Consolas" w:cs="Consolas"/>
+                <w:sz w:val="21"/>
+                <w:color w:val="1A1A1A"/>
+              </w:rPr>
+              <w:t xml:space="preserve">CreateBook_​WithValidData_​ReturnsCreated</w:t>
             </w:r>
             <w:r>
               <w:rPr>
                 <w:rFonts w:ascii="Times New Roman" w:hAnsi="Times New Roman" w:cs="Times New Roman"/>
-                <w:sz w:val="28"/>
+                <w:sz w:val="21"/>
+                <w:szCs w:val="21"/>
                 <w:color w:val="000000"/>
               </w:rPr>
               <w:t xml:space="preserve"/>
@@ -4715,70 +6602,83 @@
         </w:tc>
         <w:tc>
           <w:tcPr>
+            <w:tcW w:w="1910" w:type="dxa"/>
+            <w:vAlign w:val="center"/>
             <w:shd w:val="clear" w:color="auto" w:fill="FFFFFF"/>
           </w:tcPr>
           <w:p>
             <w:pPr>
-              <w:spacing w:before="20" w:after="20" w:line="240" w:lineRule="auto"/>
+              <w:spacing w:before="30" w:after="30" w:line="220" w:lineRule="auto"/>
             </w:pPr>
             <w:r>
               <w:rPr>
                 <w:rFonts w:ascii="Times New Roman" w:hAnsi="Times New Roman" w:cs="Times New Roman"/>
-                <w:sz w:val="28"/>
+                <w:sz w:val="21"/>
+                <w:szCs w:val="21"/>
                 <w:color w:val="000000"/>
               </w:rPr>
-              <w:t xml:space="preserve">Створення книги з валідним автором</w:t>
+              <w:t xml:space="preserve"/>
+            </w:r>
+            <w:r>
+              <w:rPr>
+                <w:rFonts w:ascii="Consolas" w:hAnsi="Consolas" w:cs="Consolas"/>
+                <w:sz w:val="21"/>
+                <w:color w:val="1A1A1A"/>
+              </w:rPr>
+              <w:t xml:space="preserve">POST /​api/​books</w:t>
+            </w:r>
+            <w:r>
+              <w:rPr>
+                <w:rFonts w:ascii="Times New Roman" w:hAnsi="Times New Roman" w:cs="Times New Roman"/>
+                <w:sz w:val="21"/>
+                <w:szCs w:val="21"/>
+                <w:color w:val="000000"/>
+              </w:rPr>
+              <w:t xml:space="preserve"/>
             </w:r>
           </w:p>
         </w:tc>
         <w:tc>
           <w:tcPr>
+            <w:tcW w:w="4341" w:type="dxa"/>
+            <w:vAlign w:val="center"/>
             <w:shd w:val="clear" w:color="auto" w:fill="FFFFFF"/>
           </w:tcPr>
           <w:p>
             <w:pPr>
-              <w:spacing w:before="20" w:after="20" w:line="240" w:lineRule="auto"/>
+              <w:spacing w:before="30" w:after="30" w:line="220" w:lineRule="auto"/>
             </w:pPr>
             <w:r>
               <w:rPr>
                 <w:rFonts w:ascii="Times New Roman" w:hAnsi="Times New Roman" w:cs="Times New Roman"/>
-                <w:sz w:val="28"/>
+                <w:sz w:val="21"/>
+                <w:szCs w:val="21"/>
                 <w:color w:val="000000"/>
               </w:rPr>
-              <w:t xml:space="preserve">Книга додається, викликається </w:t>
-            </w:r>
-            <w:r>
-              <w:rPr>
-                <w:rFonts w:ascii="Times New Roman" w:hAnsi="Times New Roman"/>
-                <w:sz w:val="28"/>
-                <w:color w:val="000000"/>
-              </w:rPr>
-              <w:t xml:space="preserve">SaveChangesAsync</w:t>
-            </w:r>
-            <w:r>
-              <w:rPr>
-                <w:rFonts w:ascii="Times New Roman" w:hAnsi="Times New Roman" w:cs="Times New Roman"/>
-                <w:sz w:val="28"/>
-                <w:color w:val="000000"/>
-              </w:rPr>
-              <w:t xml:space="preserve">, повертається DTO</w:t>
+              <w:t xml:space="preserve">Код 201 Created, повертає створену сутність</w:t>
             </w:r>
           </w:p>
         </w:tc>
       </w:tr>
       <w:tr>
+        <w:trPr>
+          <w:cantSplit/>
+        </w:trPr>
         <w:tc>
           <w:tcPr>
+            <w:tcW w:w="608" w:type="dxa"/>
+            <w:vAlign w:val="center"/>
             <w:shd w:val="clear" w:color="auto" w:fill="FFFFFF"/>
           </w:tcPr>
           <w:p>
             <w:pPr>
-              <w:spacing w:before="20" w:after="20" w:line="240" w:lineRule="auto"/>
+              <w:spacing w:before="30" w:after="30" w:line="220" w:lineRule="auto"/>
             </w:pPr>
             <w:r>
               <w:rPr>
                 <w:rFonts w:ascii="Times New Roman" w:hAnsi="Times New Roman" w:cs="Times New Roman"/>
-                <w:sz w:val="28"/>
+                <w:sz w:val="21"/>
+                <w:szCs w:val="21"/>
                 <w:color w:val="000000"/>
               </w:rPr>
               <w:t xml:space="preserve">5</w:t>
@@ -4787,32 +6687,36 @@
         </w:tc>
         <w:tc>
           <w:tcPr>
+            <w:tcW w:w="2779" w:type="dxa"/>
+            <w:vAlign w:val="center"/>
             <w:shd w:val="clear" w:color="auto" w:fill="FFFFFF"/>
           </w:tcPr>
           <w:p>
             <w:pPr>
-              <w:spacing w:before="20" w:after="20" w:line="240" w:lineRule="auto"/>
+              <w:spacing w:before="30" w:after="30" w:line="220" w:lineRule="auto"/>
             </w:pPr>
             <w:r>
               <w:rPr>
                 <w:rFonts w:ascii="Times New Roman" w:hAnsi="Times New Roman" w:cs="Times New Roman"/>
-                <w:sz w:val="28"/>
+                <w:sz w:val="21"/>
+                <w:szCs w:val="21"/>
                 <w:color w:val="000000"/>
               </w:rPr>
               <w:t xml:space="preserve"/>
             </w:r>
             <w:r>
               <w:rPr>
-                <w:rFonts w:ascii="Times New Roman" w:hAnsi="Times New Roman"/>
-                <w:sz w:val="28"/>
-                <w:color w:val="000000"/>
-              </w:rPr>
-              <w:t xml:space="preserve">CreateBookAsync_WhenAuthorDoesNotExist_ThrowsBusinessRuleValidationException</w:t>
+                <w:rFonts w:ascii="Consolas" w:hAnsi="Consolas" w:cs="Consolas"/>
+                <w:sz w:val="21"/>
+                <w:color w:val="1A1A1A"/>
+              </w:rPr>
+              <w:t xml:space="preserve">CreateBook_​WithNonExistentAuthor_​ReturnsBadRequest</w:t>
             </w:r>
             <w:r>
               <w:rPr>
                 <w:rFonts w:ascii="Times New Roman" w:hAnsi="Times New Roman" w:cs="Times New Roman"/>
-                <w:sz w:val="28"/>
+                <w:sz w:val="21"/>
+                <w:szCs w:val="21"/>
                 <w:color w:val="000000"/>
               </w:rPr>
               <w:t xml:space="preserve"/>
@@ -4821,609 +6725,60 @@
         </w:tc>
         <w:tc>
           <w:tcPr>
+            <w:tcW w:w="1910" w:type="dxa"/>
+            <w:vAlign w:val="center"/>
             <w:shd w:val="clear" w:color="auto" w:fill="FFFFFF"/>
           </w:tcPr>
           <w:p>
             <w:pPr>
-              <w:spacing w:before="20" w:after="20" w:line="240" w:lineRule="auto"/>
+              <w:spacing w:before="30" w:after="30" w:line="220" w:lineRule="auto"/>
             </w:pPr>
             <w:r>
               <w:rPr>
                 <w:rFonts w:ascii="Times New Roman" w:hAnsi="Times New Roman" w:cs="Times New Roman"/>
-                <w:sz w:val="28"/>
+                <w:sz w:val="21"/>
+                <w:szCs w:val="21"/>
                 <w:color w:val="000000"/>
               </w:rPr>
-              <w:t xml:space="preserve">Створення книги з неіснуючим автором</w:t>
+              <w:t xml:space="preserve"/>
+            </w:r>
+            <w:r>
+              <w:rPr>
+                <w:rFonts w:ascii="Consolas" w:hAnsi="Consolas" w:cs="Consolas"/>
+                <w:sz w:val="21"/>
+                <w:color w:val="1A1A1A"/>
+              </w:rPr>
+              <w:t xml:space="preserve">POST /​api/​books</w:t>
+            </w:r>
+            <w:r>
+              <w:rPr>
+                <w:rFonts w:ascii="Times New Roman" w:hAnsi="Times New Roman" w:cs="Times New Roman"/>
+                <w:sz w:val="21"/>
+                <w:szCs w:val="21"/>
+                <w:color w:val="000000"/>
+              </w:rPr>
+              <w:t xml:space="preserve"/>
             </w:r>
           </w:p>
         </w:tc>
         <w:tc>
           <w:tcPr>
+            <w:tcW w:w="4341" w:type="dxa"/>
+            <w:vAlign w:val="center"/>
             <w:shd w:val="clear" w:color="auto" w:fill="FFFFFF"/>
           </w:tcPr>
           <w:p>
             <w:pPr>
-              <w:spacing w:before="20" w:after="20" w:line="240" w:lineRule="auto"/>
+              <w:spacing w:before="30" w:after="30" w:line="220" w:lineRule="auto"/>
             </w:pPr>
             <w:r>
               <w:rPr>
                 <w:rFonts w:ascii="Times New Roman" w:hAnsi="Times New Roman" w:cs="Times New Roman"/>
-                <w:sz w:val="28"/>
+                <w:sz w:val="21"/>
+                <w:szCs w:val="21"/>
                 <w:color w:val="000000"/>
               </w:rPr>
-              <w:t xml:space="preserve">Викликає </w:t>
-            </w:r>
-            <w:r>
-              <w:rPr>
-                <w:rFonts w:ascii="Times New Roman" w:hAnsi="Times New Roman"/>
-                <w:sz w:val="28"/>
-                <w:color w:val="000000"/>
-              </w:rPr>
-              <w:t xml:space="preserve">BusinessRuleValidationException</w:t>
-            </w:r>
-            <w:r>
-              <w:rPr>
-                <w:rFonts w:ascii="Times New Roman" w:hAnsi="Times New Roman" w:cs="Times New Roman"/>
-                <w:sz w:val="28"/>
-                <w:color w:val="000000"/>
-              </w:rPr>
-              <w:t xml:space="preserve">, транзакція блокується</w:t>
-            </w:r>
-          </w:p>
-        </w:tc>
-      </w:tr>
-      <w:tr>
-        <w:tc>
-          <w:tcPr>
-            <w:shd w:val="clear" w:color="auto" w:fill="FFFFFF"/>
-          </w:tcPr>
-          <w:p>
-            <w:pPr>
-              <w:spacing w:before="20" w:after="20" w:line="240" w:lineRule="auto"/>
-            </w:pPr>
-            <w:r>
-              <w:rPr>
-                <w:rFonts w:ascii="Times New Roman" w:hAnsi="Times New Roman" w:cs="Times New Roman"/>
-                <w:sz w:val="28"/>
-                <w:color w:val="000000"/>
-              </w:rPr>
-              <w:t xml:space="preserve">6</w:t>
-            </w:r>
-          </w:p>
-        </w:tc>
-        <w:tc>
-          <w:tcPr>
-            <w:shd w:val="clear" w:color="auto" w:fill="FFFFFF"/>
-          </w:tcPr>
-          <w:p>
-            <w:pPr>
-              <w:spacing w:before="20" w:after="20" w:line="240" w:lineRule="auto"/>
-            </w:pPr>
-            <w:r>
-              <w:rPr>
-                <w:rFonts w:ascii="Times New Roman" w:hAnsi="Times New Roman" w:cs="Times New Roman"/>
-                <w:sz w:val="28"/>
-                <w:color w:val="000000"/>
-              </w:rPr>
-              <w:t xml:space="preserve"/>
-            </w:r>
-            <w:r>
-              <w:rPr>
-                <w:rFonts w:ascii="Times New Roman" w:hAnsi="Times New Roman"/>
-                <w:sz w:val="28"/>
-                <w:color w:val="000000"/>
-              </w:rPr>
-              <w:t xml:space="preserve">UpdateBookAsync_WhenBookAndAuthorExist_UpdatesBookAndSavesChanges</w:t>
-            </w:r>
-            <w:r>
-              <w:rPr>
-                <w:rFonts w:ascii="Times New Roman" w:hAnsi="Times New Roman" w:cs="Times New Roman"/>
-                <w:sz w:val="28"/>
-                <w:color w:val="000000"/>
-              </w:rPr>
-              <w:t xml:space="preserve"/>
-            </w:r>
-          </w:p>
-        </w:tc>
-        <w:tc>
-          <w:tcPr>
-            <w:shd w:val="clear" w:color="auto" w:fill="FFFFFF"/>
-          </w:tcPr>
-          <w:p>
-            <w:pPr>
-              <w:spacing w:before="20" w:after="20" w:line="240" w:lineRule="auto"/>
-            </w:pPr>
-            <w:r>
-              <w:rPr>
-                <w:rFonts w:ascii="Times New Roman" w:hAnsi="Times New Roman" w:cs="Times New Roman"/>
-                <w:sz w:val="28"/>
-                <w:color w:val="000000"/>
-              </w:rPr>
-              <w:t xml:space="preserve">Оновлення полів існуючої книги</w:t>
-            </w:r>
-          </w:p>
-        </w:tc>
-        <w:tc>
-          <w:tcPr>
-            <w:shd w:val="clear" w:color="auto" w:fill="FFFFFF"/>
-          </w:tcPr>
-          <w:p>
-            <w:pPr>
-              <w:spacing w:before="20" w:after="20" w:line="240" w:lineRule="auto"/>
-            </w:pPr>
-            <w:r>
-              <w:rPr>
-                <w:rFonts w:ascii="Times New Roman" w:hAnsi="Times New Roman" w:cs="Times New Roman"/>
-                <w:sz w:val="28"/>
-                <w:color w:val="000000"/>
-              </w:rPr>
-              <w:t xml:space="preserve">Викликається метод оновлення та збереження змін</w:t>
-            </w:r>
-          </w:p>
-        </w:tc>
-      </w:tr>
-      <w:tr>
-        <w:tc>
-          <w:tcPr>
-            <w:shd w:val="clear" w:color="auto" w:fill="FFFFFF"/>
-          </w:tcPr>
-          <w:p>
-            <w:pPr>
-              <w:spacing w:before="20" w:after="20" w:line="240" w:lineRule="auto"/>
-            </w:pPr>
-            <w:r>
-              <w:rPr>
-                <w:rFonts w:ascii="Times New Roman" w:hAnsi="Times New Roman" w:cs="Times New Roman"/>
-                <w:sz w:val="28"/>
-                <w:color w:val="000000"/>
-              </w:rPr>
-              <w:t xml:space="preserve">7</w:t>
-            </w:r>
-          </w:p>
-        </w:tc>
-        <w:tc>
-          <w:tcPr>
-            <w:shd w:val="clear" w:color="auto" w:fill="FFFFFF"/>
-          </w:tcPr>
-          <w:p>
-            <w:pPr>
-              <w:spacing w:before="20" w:after="20" w:line="240" w:lineRule="auto"/>
-            </w:pPr>
-            <w:r>
-              <w:rPr>
-                <w:rFonts w:ascii="Times New Roman" w:hAnsi="Times New Roman" w:cs="Times New Roman"/>
-                <w:sz w:val="28"/>
-                <w:color w:val="000000"/>
-              </w:rPr>
-              <w:t xml:space="preserve"/>
-            </w:r>
-            <w:r>
-              <w:rPr>
-                <w:rFonts w:ascii="Times New Roman" w:hAnsi="Times New Roman"/>
-                <w:sz w:val="28"/>
-                <w:color w:val="000000"/>
-              </w:rPr>
-              <w:t xml:space="preserve">DeleteBookAsync_WhenBookExists_DeletesBookAndSavesChanges</w:t>
-            </w:r>
-            <w:r>
-              <w:rPr>
-                <w:rFonts w:ascii="Times New Roman" w:hAnsi="Times New Roman" w:cs="Times New Roman"/>
-                <w:sz w:val="28"/>
-                <w:color w:val="000000"/>
-              </w:rPr>
-              <w:t xml:space="preserve"/>
-            </w:r>
-          </w:p>
-        </w:tc>
-        <w:tc>
-          <w:tcPr>
-            <w:shd w:val="clear" w:color="auto" w:fill="FFFFFF"/>
-          </w:tcPr>
-          <w:p>
-            <w:pPr>
-              <w:spacing w:before="20" w:after="20" w:line="240" w:lineRule="auto"/>
-            </w:pPr>
-            <w:r>
-              <w:rPr>
-                <w:rFonts w:ascii="Times New Roman" w:hAnsi="Times New Roman" w:cs="Times New Roman"/>
-                <w:sz w:val="28"/>
-                <w:color w:val="000000"/>
-              </w:rPr>
-              <w:t xml:space="preserve">Видалення існуючої книги</w:t>
-            </w:r>
-          </w:p>
-        </w:tc>
-        <w:tc>
-          <w:tcPr>
-            <w:shd w:val="clear" w:color="auto" w:fill="FFFFFF"/>
-          </w:tcPr>
-          <w:p>
-            <w:pPr>
-              <w:spacing w:before="20" w:after="20" w:line="240" w:lineRule="auto"/>
-            </w:pPr>
-            <w:r>
-              <w:rPr>
-                <w:rFonts w:ascii="Times New Roman" w:hAnsi="Times New Roman" w:cs="Times New Roman"/>
-                <w:sz w:val="28"/>
-                <w:color w:val="000000"/>
-              </w:rPr>
-              <w:t xml:space="preserve">Викликається </w:t>
-            </w:r>
-            <w:r>
-              <w:rPr>
-                <w:rFonts w:ascii="Times New Roman" w:hAnsi="Times New Roman"/>
-                <w:sz w:val="28"/>
-                <w:color w:val="000000"/>
-              </w:rPr>
-              <w:t xml:space="preserve">Delete</w:t>
-            </w:r>
-            <w:r>
-              <w:rPr>
-                <w:rFonts w:ascii="Times New Roman" w:hAnsi="Times New Roman" w:cs="Times New Roman"/>
-                <w:sz w:val="28"/>
-                <w:color w:val="000000"/>
-              </w:rPr>
-              <w:t xml:space="preserve"> і </w:t>
-            </w:r>
-            <w:r>
-              <w:rPr>
-                <w:rFonts w:ascii="Times New Roman" w:hAnsi="Times New Roman"/>
-                <w:sz w:val="28"/>
-                <w:color w:val="000000"/>
-              </w:rPr>
-              <w:t xml:space="preserve">SaveChangesAsync</w:t>
-            </w:r>
-            <w:r>
-              <w:rPr>
-                <w:rFonts w:ascii="Times New Roman" w:hAnsi="Times New Roman" w:cs="Times New Roman"/>
-                <w:sz w:val="28"/>
-                <w:color w:val="000000"/>
-              </w:rPr>
-              <w:t xml:space="preserve"/>
-            </w:r>
-          </w:p>
-        </w:tc>
-      </w:tr>
-      <w:tr>
-        <w:tc>
-          <w:tcPr>
-            <w:shd w:val="clear" w:color="auto" w:fill="FFFFFF"/>
-          </w:tcPr>
-          <w:p>
-            <w:pPr>
-              <w:spacing w:before="20" w:after="20" w:line="240" w:lineRule="auto"/>
-            </w:pPr>
-            <w:r>
-              <w:rPr>
-                <w:rFonts w:ascii="Times New Roman" w:hAnsi="Times New Roman" w:cs="Times New Roman"/>
-                <w:sz w:val="28"/>
-                <w:color w:val="000000"/>
-              </w:rPr>
-              <w:t xml:space="preserve">8</w:t>
-            </w:r>
-          </w:p>
-        </w:tc>
-        <w:tc>
-          <w:tcPr>
-            <w:shd w:val="clear" w:color="auto" w:fill="FFFFFF"/>
-          </w:tcPr>
-          <w:p>
-            <w:pPr>
-              <w:spacing w:before="20" w:after="20" w:line="240" w:lineRule="auto"/>
-            </w:pPr>
-            <w:r>
-              <w:rPr>
-                <w:rFonts w:ascii="Times New Roman" w:hAnsi="Times New Roman" w:cs="Times New Roman"/>
-                <w:sz w:val="28"/>
-                <w:color w:val="000000"/>
-              </w:rPr>
-              <w:t xml:space="preserve"/>
-            </w:r>
-            <w:r>
-              <w:rPr>
-                <w:rFonts w:ascii="Times New Roman" w:hAnsi="Times New Roman"/>
-                <w:sz w:val="28"/>
-                <w:color w:val="000000"/>
-              </w:rPr>
-              <w:t xml:space="preserve">DeleteBookAsync_WhenBookDoesNotExist_ThrowsEntityNotFoundException</w:t>
-            </w:r>
-            <w:r>
-              <w:rPr>
-                <w:rFonts w:ascii="Times New Roman" w:hAnsi="Times New Roman" w:cs="Times New Roman"/>
-                <w:sz w:val="28"/>
-                <w:color w:val="000000"/>
-              </w:rPr>
-              <w:t xml:space="preserve"/>
-            </w:r>
-          </w:p>
-        </w:tc>
-        <w:tc>
-          <w:tcPr>
-            <w:shd w:val="clear" w:color="auto" w:fill="FFFFFF"/>
-          </w:tcPr>
-          <w:p>
-            <w:pPr>
-              <w:spacing w:before="20" w:after="20" w:line="240" w:lineRule="auto"/>
-            </w:pPr>
-            <w:r>
-              <w:rPr>
-                <w:rFonts w:ascii="Times New Roman" w:hAnsi="Times New Roman" w:cs="Times New Roman"/>
-                <w:sz w:val="28"/>
-                <w:color w:val="000000"/>
-              </w:rPr>
-              <w:t xml:space="preserve">Спроба видалення неіснуючої книги</w:t>
-            </w:r>
-          </w:p>
-        </w:tc>
-        <w:tc>
-          <w:tcPr>
-            <w:shd w:val="clear" w:color="auto" w:fill="FFFFFF"/>
-          </w:tcPr>
-          <w:p>
-            <w:pPr>
-              <w:spacing w:before="20" w:after="20" w:line="240" w:lineRule="auto"/>
-            </w:pPr>
-            <w:r>
-              <w:rPr>
-                <w:rFonts w:ascii="Times New Roman" w:hAnsi="Times New Roman" w:cs="Times New Roman"/>
-                <w:sz w:val="28"/>
-                <w:color w:val="000000"/>
-              </w:rPr>
-              <w:t xml:space="preserve">Викликає </w:t>
-            </w:r>
-            <w:r>
-              <w:rPr>
-                <w:rFonts w:ascii="Times New Roman" w:hAnsi="Times New Roman"/>
-                <w:sz w:val="28"/>
-                <w:color w:val="000000"/>
-              </w:rPr>
-              <w:t xml:space="preserve">EntityNotFoundException</w:t>
-            </w:r>
-            <w:r>
-              <w:rPr>
-                <w:rFonts w:ascii="Times New Roman" w:hAnsi="Times New Roman" w:cs="Times New Roman"/>
-                <w:sz w:val="28"/>
-                <w:color w:val="000000"/>
-              </w:rPr>
-              <w:t xml:space="preserve">, видалення блокується</w:t>
-            </w:r>
-          </w:p>
-        </w:tc>
-      </w:tr>
-    </w:tbl>
-    <w:p>
-      <w:pPr>
-        <w:spacing w:before="240" w:after="100" w:line="260" w:lineRule="auto"/>
-        <w:rPr>
-          <w:rFonts w:ascii="Times New Roman" w:hAnsi="Times New Roman" w:cs="Times New Roman"/>
-          <w:color w:val="000000"/>
-          <w:sz w:val="28"/>
-        </w:rPr>
-      </w:pPr>
-      <w:r>
-        <w:rPr>
-          <w:rFonts w:ascii="Times New Roman" w:hAnsi="Times New Roman" w:cs="Times New Roman"/>
-          <w:b/>
-          <w:sz w:val="28"/>
-          <w:color w:val="000000"/>
-        </w:rPr>
-        <w:t xml:space="preserve">Приклад модульного тесту з перевіркою викликів Moq:</w:t>
-      </w:r>
-    </w:p>
-    <w:tbl>
-      <w:tblPr>
-        <w:tblW w:w="5000" w:type="pct"/>
-        <w:tblBorders>
-          <w:top w:val="single" w:color="CCCCCC" w:sz="4"/>
-          <w:bottom w:val="single" w:color="CCCCCC" w:sz="4"/>
-          <w:left w:val="single" w:color="003366" w:sz="12"/>
-          <w:right w:val="single" w:color="CCCCCC" w:sz="4"/>
-        </w:tblBorders>
-        <w:tblCellMar>
-          <w:top w:w="120"/>
-          <w:bottom w:w="120"/>
-          <w:left w:w="180"/>
-          <w:right w:w="180"/>
-        </w:tblCellMar>
-      </w:tblPr>
-      <w:tr>
-        <w:tc>
-          <w:tcPr>
-            <w:shd w:val="clear" w:color="auto" w:fill="F8F9FA"/>
-          </w:tcPr>
-          <w:p>
-            <w:pPr>
-              <w:spacing w:before="0" w:after="0" w:line="220" w:lineRule="auto"/>
-            </w:pPr>
-            <w:r>
-              <w:rPr>
-                <w:rFonts w:ascii="Times New Roman" w:hAnsi="Times New Roman" w:eastAsia="Consolas" w:cs="Times New Roman"/>
-                <w:sz w:val="28"/>
-                <w:color w:val="000000"/>
-              </w:rPr>
-              <w:t xml:space="preserve">[Fact]</w:t>
-            </w:r>
-          </w:p>
-          <w:p>
-            <w:pPr>
-              <w:spacing w:before="0" w:after="0" w:line="220" w:lineRule="auto"/>
-            </w:pPr>
-            <w:r>
-              <w:rPr>
-                <w:rFonts w:ascii="Times New Roman" w:hAnsi="Times New Roman" w:eastAsia="Consolas" w:cs="Times New Roman"/>
-                <w:sz w:val="28"/>
-                <w:color w:val="000000"/>
-              </w:rPr>
-              <w:t xml:space="preserve">public async Task CreateBookAsync_WhenAuthorDoesNotExist_ThrowsBusinessRuleValidationException()</w:t>
-            </w:r>
-          </w:p>
-          <w:p>
-            <w:pPr>
-              <w:spacing w:before="0" w:after="0" w:line="220" w:lineRule="auto"/>
-            </w:pPr>
-            <w:r>
-              <w:rPr>
-                <w:rFonts w:ascii="Times New Roman" w:hAnsi="Times New Roman" w:eastAsia="Consolas" w:cs="Times New Roman"/>
-                <w:sz w:val="28"/>
-                <w:color w:val="000000"/>
-              </w:rPr>
-              <w:t xml:space="preserve">{</w:t>
-            </w:r>
-          </w:p>
-          <w:p>
-            <w:pPr>
-              <w:spacing w:before="0" w:after="0" w:line="220" w:lineRule="auto"/>
-            </w:pPr>
-            <w:r>
-              <w:rPr>
-                <w:rFonts w:ascii="Times New Roman" w:hAnsi="Times New Roman" w:eastAsia="Consolas" w:cs="Times New Roman"/>
-                <w:sz w:val="28"/>
-                <w:color w:val="000000"/>
-              </w:rPr>
-              <w:t xml:space="preserve">    // Arrange (Підготовка)</w:t>
-            </w:r>
-          </w:p>
-          <w:p>
-            <w:pPr>
-              <w:spacing w:before="0" w:after="0" w:line="220" w:lineRule="auto"/>
-            </w:pPr>
-            <w:r>
-              <w:rPr>
-                <w:rFonts w:ascii="Times New Roman" w:hAnsi="Times New Roman" w:eastAsia="Consolas" w:cs="Times New Roman"/>
-                <w:sz w:val="28"/>
-                <w:color w:val="000000"/>
-              </w:rPr>
-              <w:t xml:space="preserve">    var dto = new CreateBookDto { Title = "Книга", AuthorId = 999 };</w:t>
-            </w:r>
-          </w:p>
-          <w:p>
-            <w:pPr>
-              <w:spacing w:before="0" w:after="0" w:line="220" w:lineRule="auto"/>
-            </w:pPr>
-            <w:r>
-              <w:rPr>
-                <w:rFonts w:ascii="Times New Roman" w:hAnsi="Times New Roman" w:eastAsia="Consolas" w:cs="Times New Roman"/>
-                <w:sz w:val="28"/>
-                <w:color w:val="000000"/>
-              </w:rPr>
-              <w:t xml:space="preserve">    _mockAuthorRepo.Setup(a =&gt; a.ExistsAsync(999)).ReturnsAsync(false);</w:t>
-            </w:r>
-          </w:p>
-          <w:p>
-            <w:pPr>
-              <w:spacing w:before="0" w:after="0" w:line="220" w:lineRule="auto"/>
-            </w:pPr>
-            <w:r>
-              <w:rPr>
-                <w:rFonts w:ascii="Times New Roman" w:hAnsi="Times New Roman" w:eastAsia="Consolas" w:cs="Times New Roman"/>
-                <w:sz w:val="28"/>
-                <w:color w:val="000000"/>
-              </w:rPr>
-              <w:t xml:space="preserve"/>
-            </w:r>
-          </w:p>
-          <w:p>
-            <w:pPr>
-              <w:spacing w:before="0" w:after="0" w:line="220" w:lineRule="auto"/>
-            </w:pPr>
-            <w:r>
-              <w:rPr>
-                <w:rFonts w:ascii="Times New Roman" w:hAnsi="Times New Roman" w:eastAsia="Consolas" w:cs="Times New Roman"/>
-                <w:sz w:val="28"/>
-                <w:color w:val="000000"/>
-              </w:rPr>
-              <w:t xml:space="preserve">    // Act &amp; Assert (Виклик та перевірка винятку)</w:t>
-            </w:r>
-          </w:p>
-          <w:p>
-            <w:pPr>
-              <w:spacing w:before="0" w:after="0" w:line="220" w:lineRule="auto"/>
-            </w:pPr>
-            <w:r>
-              <w:rPr>
-                <w:rFonts w:ascii="Times New Roman" w:hAnsi="Times New Roman" w:eastAsia="Consolas" w:cs="Times New Roman"/>
-                <w:sz w:val="28"/>
-                <w:color w:val="000000"/>
-              </w:rPr>
-              <w:t xml:space="preserve">    var ex = await Assert.ThrowsAsync&lt;BusinessRuleValidationException&gt;(() =&gt; _bookService.CreateBookAsync(dto));</w:t>
-            </w:r>
-          </w:p>
-          <w:p>
-            <w:pPr>
-              <w:spacing w:before="0" w:after="0" w:line="220" w:lineRule="auto"/>
-            </w:pPr>
-            <w:r>
-              <w:rPr>
-                <w:rFonts w:ascii="Times New Roman" w:hAnsi="Times New Roman" w:eastAsia="Consolas" w:cs="Times New Roman"/>
-                <w:sz w:val="28"/>
-                <w:color w:val="000000"/>
-              </w:rPr>
-              <w:t xml:space="preserve">    Assert.Contains("999", ex.Message);</w:t>
-            </w:r>
-          </w:p>
-          <w:p>
-            <w:pPr>
-              <w:spacing w:before="0" w:after="0" w:line="220" w:lineRule="auto"/>
-            </w:pPr>
-            <w:r>
-              <w:rPr>
-                <w:rFonts w:ascii="Times New Roman" w:hAnsi="Times New Roman" w:eastAsia="Consolas" w:cs="Times New Roman"/>
-                <w:sz w:val="28"/>
-                <w:color w:val="000000"/>
-              </w:rPr>
-              <w:t xml:space="preserve"/>
-            </w:r>
-          </w:p>
-          <w:p>
-            <w:pPr>
-              <w:spacing w:before="0" w:after="0" w:line="220" w:lineRule="auto"/>
-            </w:pPr>
-            <w:r>
-              <w:rPr>
-                <w:rFonts w:ascii="Times New Roman" w:hAnsi="Times New Roman" w:eastAsia="Consolas" w:cs="Times New Roman"/>
-                <w:sz w:val="28"/>
-                <w:color w:val="000000"/>
-              </w:rPr>
-              <w:t xml:space="preserve">    // Перевірка (Verify): методи додавання та збереження не викликалися</w:t>
-            </w:r>
-          </w:p>
-          <w:p>
-            <w:pPr>
-              <w:spacing w:before="0" w:after="0" w:line="220" w:lineRule="auto"/>
-            </w:pPr>
-            <w:r>
-              <w:rPr>
-                <w:rFonts w:ascii="Times New Roman" w:hAnsi="Times New Roman" w:eastAsia="Consolas" w:cs="Times New Roman"/>
-                <w:sz w:val="28"/>
-                <w:color w:val="000000"/>
-              </w:rPr>
-              <w:t xml:space="preserve">    _mockBookRepo.Verify(b =&gt; b.AddAsync(It.IsAny&lt;Book&gt;()), Times.Never);</w:t>
-            </w:r>
-          </w:p>
-          <w:p>
-            <w:pPr>
-              <w:spacing w:before="0" w:after="0" w:line="220" w:lineRule="auto"/>
-            </w:pPr>
-            <w:r>
-              <w:rPr>
-                <w:rFonts w:ascii="Times New Roman" w:hAnsi="Times New Roman" w:eastAsia="Consolas" w:cs="Times New Roman"/>
-                <w:sz w:val="28"/>
-                <w:color w:val="000000"/>
-              </w:rPr>
-              <w:t xml:space="preserve">    _mockUnitOfWork.Verify(u =&gt; u.SaveChangesAsync(), Times.Never);</w:t>
-            </w:r>
-          </w:p>
-          <w:p>
-            <w:pPr>
-              <w:spacing w:before="0" w:after="0" w:line="220" w:lineRule="auto"/>
-            </w:pPr>
-            <w:r>
-              <w:rPr>
-                <w:rFonts w:ascii="Times New Roman" w:hAnsi="Times New Roman" w:eastAsia="Consolas" w:cs="Times New Roman"/>
-                <w:sz w:val="28"/>
-                <w:color w:val="000000"/>
-              </w:rPr>
-              <w:t xml:space="preserve">}</w:t>
+              <w:t xml:space="preserve">Код 400 Bad Request при неіснуючому авторі</w:t>
             </w:r>
           </w:p>
         </w:tc>
@@ -5451,676 +6806,195 @@
           <w:rFonts w:ascii="Times New Roman" w:hAnsi="Times New Roman" w:cs="Times New Roman"/>
           <w:b/>
           <w:sz w:val="28"/>
-          <w:color w:val="000000"/>
-        </w:rPr>
-        <w:t xml:space="preserve">5.2. Інтеграційні тести з WebApplicationFactory (</w:t>
-      </w:r>
+          <w:szCs w:val="28"/>
+          <w:color w:val="000000"/>
+        </w:rPr>
+        <w:t xml:space="preserve">6. Відповіді на контрольні питання</w:t>
+      </w:r>
+    </w:p>
+    <w:p>
+      <w:pPr>
+        <w:spacing w:before="240" w:after="100" w:line="260" w:lineRule="auto"/>
+        <w:rPr>
+          <w:rFonts w:ascii="Times New Roman" w:hAnsi="Times New Roman" w:cs="Times New Roman"/>
+          <w:color w:val="000000"/>
+          <w:sz w:val="28"/>
+        </w:rPr>
+      </w:pPr>
+      <w:r>
+        <w:rPr>
+          <w:rFonts w:ascii="Times New Roman" w:hAnsi="Times New Roman" w:cs="Times New Roman"/>
+          <w:b/>
+          <w:sz w:val="28"/>
+          <w:szCs w:val="28"/>
+          <w:color w:val="000000"/>
+        </w:rPr>
+        <w:t xml:space="preserve">1. Яку проблему вирішує патерн Repository і чому це полегшує тестування бізнес-логіки?</w:t>
+      </w:r>
+    </w:p>
+    <w:p>
+      <w:pPr>
+        <w:spacing w:before="0" w:after="120" w:line="260" w:lineRule="auto"/>
+        <w:rPr>
+          <w:rFonts w:ascii="Times New Roman" w:hAnsi="Times New Roman" w:cs="Times New Roman"/>
+          <w:color w:val="000000"/>
+          <w:sz w:val="28"/>
+        </w:rPr>
+      </w:pPr>
+      <w:r>
+        <w:rPr>
+          <w:rFonts w:ascii="Times New Roman" w:hAnsi="Times New Roman" w:cs="Times New Roman"/>
+          <w:b/>
+          <w:sz w:val="28"/>
+          <w:szCs w:val="28"/>
+          <w:color w:val="000000"/>
+        </w:rPr>
+        <w:t xml:space="preserve">Відповідь:</w:t>
+      </w:r>
+      <w:r>
+        <w:br/>
+      </w:r>
+      <w:r>
+        <w:rPr>
+          <w:rFonts w:ascii="Times New Roman" w:hAnsi="Times New Roman" w:cs="Times New Roman"/>
+          <w:sz w:val="28"/>
+          <w:szCs w:val="28"/>
+          <w:color w:val="000000"/>
+        </w:rPr>
+        <w:t xml:space="preserve">Патерн </w:t>
+      </w:r>
+      <w:r>
+        <w:rPr>
+          <w:rFonts w:ascii="Times New Roman" w:hAnsi="Times New Roman" w:cs="Times New Roman"/>
+          <w:b/>
+          <w:sz w:val="28"/>
+          <w:szCs w:val="28"/>
+          <w:color w:val="000000"/>
+        </w:rPr>
+        <w:t xml:space="preserve">Repository</w:t>
+      </w:r>
+      <w:r>
+        <w:rPr>
+          <w:rFonts w:ascii="Times New Roman" w:hAnsi="Times New Roman" w:cs="Times New Roman"/>
+          <w:sz w:val="28"/>
+          <w:szCs w:val="28"/>
+          <w:color w:val="000000"/>
+        </w:rPr>
+        <w:t xml:space="preserve"> інкапсулює логіку роботи з рівнем персистентності даних (доступ до бази даних, побудова запитів LINQ/SQL, кешування).</w:t>
+      </w:r>
+    </w:p>
+    <w:p>
+      <w:pPr>
+        <w:ind w:left="720" w:hanging="360"/>
+        <w:spacing w:before="0" w:after="60" w:line="240" w:lineRule="auto"/>
+        <w:rPr>
+          <w:rFonts w:ascii="Times New Roman" w:hAnsi="Times New Roman" w:cs="Times New Roman"/>
+          <w:color w:val="000000"/>
+          <w:sz w:val="28"/>
+        </w:rPr>
+      </w:pPr>
       <w:r>
         <w:rPr>
           <w:rFonts w:ascii="Times New Roman" w:hAnsi="Times New Roman"/>
-          <w:sz w:val="28"/>
-          <w:color w:val="000000"/>
-        </w:rPr>
-        <w:t xml:space="preserve">BookApiIntegrationTests.cs</w:t>
-      </w:r>
-      <w:r>
-        <w:rPr>
-          <w:rFonts w:ascii="Times New Roman" w:hAnsi="Times New Roman" w:cs="Times New Roman"/>
-          <w:b/>
-          <w:sz w:val="28"/>
-          <w:color w:val="000000"/>
-        </w:rPr>
-        <w:t xml:space="preserve">)</w:t>
-      </w:r>
-    </w:p>
-    <w:p>
-      <w:pPr>
-        <w:spacing w:before="0" w:after="120" w:line="260" w:lineRule="auto"/>
-        <w:rPr>
-          <w:rFonts w:ascii="Times New Roman" w:hAnsi="Times New Roman" w:cs="Times New Roman"/>
-          <w:color w:val="000000"/>
-          <w:sz w:val="28"/>
-        </w:rPr>
-      </w:pPr>
-      <w:r>
-        <w:rPr>
-          <w:rFonts w:ascii="Times New Roman" w:hAnsi="Times New Roman" w:cs="Times New Roman"/>
-          <w:sz w:val="28"/>
-          <w:color w:val="000000"/>
-        </w:rPr>
-        <w:t xml:space="preserve">Тестується реальна робота ASP.NET Core конвеєра (маршрутизація, серіалізація JSON, валідація, DI) без необхідності підняття зовнішнього веб-сервера.</w:t>
-      </w:r>
-    </w:p>
-    <w:tbl>
-      <w:tblPr>
-        <w:tblW w:w="5000" w:type="pct"/>
-        <w:tblBorders>
-          <w:top w:val="single" w:color="A0A0A0" w:sz="6"/>
-          <w:bottom w:val="single" w:color="A0A0A0" w:sz="6"/>
-          <w:left w:val="single" w:color="A0A0A0" w:sz="6"/>
-          <w:right w:val="single" w:color="A0A0A0" w:sz="6"/>
-          <w:insideH w:val="single" w:color="D0D0D0" w:sz="4"/>
-          <w:insideV w:val="single" w:color="D0D0D0" w:sz="4"/>
-        </w:tblBorders>
-        <w:tblCellMar>
-          <w:top w:w="100"/>
-          <w:bottom w:w="100"/>
-          <w:left w:w="140"/>
-          <w:right w:w="140"/>
-        </w:tblCellMar>
-      </w:tblPr>
-      <w:tr>
-        <w:trPr>
-          <w:tblHeader/>
-        </w:trPr>
-        <w:tc>
-          <w:tcPr>
-            <w:shd w:val="clear" w:color="auto" w:fill="EAEAEA"/>
-          </w:tcPr>
-          <w:p>
-            <w:pPr>
-              <w:spacing w:before="20" w:after="20" w:line="240" w:lineRule="auto"/>
-            </w:pPr>
-            <w:r>
-              <w:rPr>
-                <w:rFonts w:ascii="Times New Roman" w:hAnsi="Times New Roman" w:cs="Times New Roman"/>
-                <w:b/>
-                <w:sz w:val="28"/>
-                <w:color w:val="000000"/>
-              </w:rPr>
-              <w:t xml:space="preserve">№</w:t>
-            </w:r>
-          </w:p>
-        </w:tc>
-        <w:tc>
-          <w:tcPr>
-            <w:shd w:val="clear" w:color="auto" w:fill="EAEAEA"/>
-          </w:tcPr>
-          <w:p>
-            <w:pPr>
-              <w:spacing w:before="20" w:after="20" w:line="240" w:lineRule="auto"/>
-            </w:pPr>
-            <w:r>
-              <w:rPr>
-                <w:rFonts w:ascii="Times New Roman" w:hAnsi="Times New Roman" w:cs="Times New Roman"/>
-                <w:b/>
-                <w:sz w:val="28"/>
-                <w:color w:val="000000"/>
-              </w:rPr>
-              <w:t xml:space="preserve">Метод тесту</w:t>
-            </w:r>
-          </w:p>
-        </w:tc>
-        <w:tc>
-          <w:tcPr>
-            <w:shd w:val="clear" w:color="auto" w:fill="EAEAEA"/>
-          </w:tcPr>
-          <w:p>
-            <w:pPr>
-              <w:spacing w:before="20" w:after="20" w:line="240" w:lineRule="auto"/>
-            </w:pPr>
-            <w:r>
-              <w:rPr>
-                <w:rFonts w:ascii="Times New Roman" w:hAnsi="Times New Roman" w:cs="Times New Roman"/>
-                <w:b/>
-                <w:sz w:val="28"/>
-                <w:color w:val="000000"/>
-              </w:rPr>
-              <w:t xml:space="preserve">Ендпоінт</w:t>
-            </w:r>
-          </w:p>
-        </w:tc>
-        <w:tc>
-          <w:tcPr>
-            <w:shd w:val="clear" w:color="auto" w:fill="EAEAEA"/>
-          </w:tcPr>
-          <w:p>
-            <w:pPr>
-              <w:spacing w:before="20" w:after="20" w:line="240" w:lineRule="auto"/>
-            </w:pPr>
-            <w:r>
-              <w:rPr>
-                <w:rFonts w:ascii="Times New Roman" w:hAnsi="Times New Roman" w:cs="Times New Roman"/>
-                <w:b/>
-                <w:sz w:val="28"/>
-                <w:color w:val="000000"/>
-              </w:rPr>
-              <w:t xml:space="preserve">Перевірка</w:t>
-            </w:r>
-          </w:p>
-        </w:tc>
-      </w:tr>
-      <w:tr>
-        <w:tc>
-          <w:tcPr>
-            <w:shd w:val="clear" w:color="auto" w:fill="FFFFFF"/>
-          </w:tcPr>
-          <w:p>
-            <w:pPr>
-              <w:spacing w:before="20" w:after="20" w:line="240" w:lineRule="auto"/>
-            </w:pPr>
-            <w:r>
-              <w:rPr>
-                <w:rFonts w:ascii="Times New Roman" w:hAnsi="Times New Roman" w:cs="Times New Roman"/>
-                <w:sz w:val="28"/>
-                <w:color w:val="000000"/>
-              </w:rPr>
-              <w:t xml:space="preserve">1</w:t>
-            </w:r>
-          </w:p>
-        </w:tc>
-        <w:tc>
-          <w:tcPr>
-            <w:shd w:val="clear" w:color="auto" w:fill="FFFFFF"/>
-          </w:tcPr>
-          <w:p>
-            <w:pPr>
-              <w:spacing w:before="20" w:after="20" w:line="240" w:lineRule="auto"/>
-            </w:pPr>
-            <w:r>
-              <w:rPr>
-                <w:rFonts w:ascii="Times New Roman" w:hAnsi="Times New Roman" w:cs="Times New Roman"/>
-                <w:sz w:val="28"/>
-                <w:color w:val="000000"/>
-              </w:rPr>
-              <w:t xml:space="preserve"/>
-            </w:r>
-            <w:r>
-              <w:rPr>
-                <w:rFonts w:ascii="Times New Roman" w:hAnsi="Times New Roman"/>
-                <w:sz w:val="28"/>
-                <w:color w:val="000000"/>
-              </w:rPr>
-              <w:t xml:space="preserve">GetAllBooks_ReturnsSuccessStatusCodeAndJsonArray</w:t>
-            </w:r>
-            <w:r>
-              <w:rPr>
-                <w:rFonts w:ascii="Times New Roman" w:hAnsi="Times New Roman" w:cs="Times New Roman"/>
-                <w:sz w:val="28"/>
-                <w:color w:val="000000"/>
-              </w:rPr>
-              <w:t xml:space="preserve"/>
-            </w:r>
-          </w:p>
-        </w:tc>
-        <w:tc>
-          <w:tcPr>
-            <w:shd w:val="clear" w:color="auto" w:fill="FFFFFF"/>
-          </w:tcPr>
-          <w:p>
-            <w:pPr>
-              <w:spacing w:before="20" w:after="20" w:line="240" w:lineRule="auto"/>
-            </w:pPr>
-            <w:r>
-              <w:rPr>
-                <w:rFonts w:ascii="Times New Roman" w:hAnsi="Times New Roman" w:cs="Times New Roman"/>
-                <w:sz w:val="28"/>
-                <w:color w:val="000000"/>
-              </w:rPr>
-              <w:t xml:space="preserve"/>
-            </w:r>
-            <w:r>
-              <w:rPr>
-                <w:rFonts w:ascii="Times New Roman" w:hAnsi="Times New Roman"/>
-                <w:sz w:val="28"/>
-                <w:color w:val="000000"/>
-              </w:rPr>
-              <w:t xml:space="preserve">GET /api/books</w:t>
-            </w:r>
-            <w:r>
-              <w:rPr>
-                <w:rFonts w:ascii="Times New Roman" w:hAnsi="Times New Roman" w:cs="Times New Roman"/>
-                <w:sz w:val="28"/>
-                <w:color w:val="000000"/>
-              </w:rPr>
-              <w:t xml:space="preserve"/>
-            </w:r>
-          </w:p>
-        </w:tc>
-        <w:tc>
-          <w:tcPr>
-            <w:shd w:val="clear" w:color="auto" w:fill="FFFFFF"/>
-          </w:tcPr>
-          <w:p>
-            <w:pPr>
-              <w:spacing w:before="20" w:after="20" w:line="240" w:lineRule="auto"/>
-            </w:pPr>
-            <w:r>
-              <w:rPr>
-                <w:rFonts w:ascii="Times New Roman" w:hAnsi="Times New Roman" w:cs="Times New Roman"/>
-                <w:sz w:val="28"/>
-                <w:color w:val="000000"/>
-              </w:rPr>
-              <w:t xml:space="preserve">Код 200 OK, непорожній JSON масив</w:t>
-            </w:r>
-          </w:p>
-        </w:tc>
-      </w:tr>
-      <w:tr>
-        <w:tc>
-          <w:tcPr>
-            <w:shd w:val="clear" w:color="auto" w:fill="FFFFFF"/>
-          </w:tcPr>
-          <w:p>
-            <w:pPr>
-              <w:spacing w:before="20" w:after="20" w:line="240" w:lineRule="auto"/>
-            </w:pPr>
-            <w:r>
-              <w:rPr>
-                <w:rFonts w:ascii="Times New Roman" w:hAnsi="Times New Roman" w:cs="Times New Roman"/>
-                <w:sz w:val="28"/>
-                <w:color w:val="000000"/>
-              </w:rPr>
-              <w:t xml:space="preserve">2</w:t>
-            </w:r>
-          </w:p>
-        </w:tc>
-        <w:tc>
-          <w:tcPr>
-            <w:shd w:val="clear" w:color="auto" w:fill="FFFFFF"/>
-          </w:tcPr>
-          <w:p>
-            <w:pPr>
-              <w:spacing w:before="20" w:after="20" w:line="240" w:lineRule="auto"/>
-            </w:pPr>
-            <w:r>
-              <w:rPr>
-                <w:rFonts w:ascii="Times New Roman" w:hAnsi="Times New Roman" w:cs="Times New Roman"/>
-                <w:sz w:val="28"/>
-                <w:color w:val="000000"/>
-              </w:rPr>
-              <w:t xml:space="preserve"/>
-            </w:r>
-            <w:r>
-              <w:rPr>
-                <w:rFonts w:ascii="Times New Roman" w:hAnsi="Times New Roman"/>
-                <w:sz w:val="28"/>
-                <w:color w:val="000000"/>
-              </w:rPr>
-              <w:t xml:space="preserve">GetBookById_WhenBookExists_ReturnsOkAndBookDetails</w:t>
-            </w:r>
-            <w:r>
-              <w:rPr>
-                <w:rFonts w:ascii="Times New Roman" w:hAnsi="Times New Roman" w:cs="Times New Roman"/>
-                <w:sz w:val="28"/>
-                <w:color w:val="000000"/>
-              </w:rPr>
-              <w:t xml:space="preserve"/>
-            </w:r>
-          </w:p>
-        </w:tc>
-        <w:tc>
-          <w:tcPr>
-            <w:shd w:val="clear" w:color="auto" w:fill="FFFFFF"/>
-          </w:tcPr>
-          <w:p>
-            <w:pPr>
-              <w:spacing w:before="20" w:after="20" w:line="240" w:lineRule="auto"/>
-            </w:pPr>
-            <w:r>
-              <w:rPr>
-                <w:rFonts w:ascii="Times New Roman" w:hAnsi="Times New Roman" w:cs="Times New Roman"/>
-                <w:sz w:val="28"/>
-                <w:color w:val="000000"/>
-              </w:rPr>
-              <w:t xml:space="preserve"/>
-            </w:r>
-            <w:r>
-              <w:rPr>
-                <w:rFonts w:ascii="Times New Roman" w:hAnsi="Times New Roman"/>
-                <w:sz w:val="28"/>
-                <w:color w:val="000000"/>
-              </w:rPr>
-              <w:t xml:space="preserve">GET /api/books/1</w:t>
-            </w:r>
-            <w:r>
-              <w:rPr>
-                <w:rFonts w:ascii="Times New Roman" w:hAnsi="Times New Roman" w:cs="Times New Roman"/>
-                <w:sz w:val="28"/>
-                <w:color w:val="000000"/>
-              </w:rPr>
-              <w:t xml:space="preserve"/>
-            </w:r>
-          </w:p>
-        </w:tc>
-        <w:tc>
-          <w:tcPr>
-            <w:shd w:val="clear" w:color="auto" w:fill="FFFFFF"/>
-          </w:tcPr>
-          <w:p>
-            <w:pPr>
-              <w:spacing w:before="20" w:after="20" w:line="240" w:lineRule="auto"/>
-            </w:pPr>
-            <w:r>
-              <w:rPr>
-                <w:rFonts w:ascii="Times New Roman" w:hAnsi="Times New Roman" w:cs="Times New Roman"/>
-                <w:sz w:val="28"/>
-                <w:color w:val="000000"/>
-              </w:rPr>
-              <w:t xml:space="preserve">Код 200 OK, книга «Кобзар»</w:t>
-            </w:r>
-          </w:p>
-        </w:tc>
-      </w:tr>
-      <w:tr>
-        <w:tc>
-          <w:tcPr>
-            <w:shd w:val="clear" w:color="auto" w:fill="FFFFFF"/>
-          </w:tcPr>
-          <w:p>
-            <w:pPr>
-              <w:spacing w:before="20" w:after="20" w:line="240" w:lineRule="auto"/>
-            </w:pPr>
-            <w:r>
-              <w:rPr>
-                <w:rFonts w:ascii="Times New Roman" w:hAnsi="Times New Roman" w:cs="Times New Roman"/>
-                <w:sz w:val="28"/>
-                <w:color w:val="000000"/>
-              </w:rPr>
-              <w:t xml:space="preserve">3</w:t>
-            </w:r>
-          </w:p>
-        </w:tc>
-        <w:tc>
-          <w:tcPr>
-            <w:shd w:val="clear" w:color="auto" w:fill="FFFFFF"/>
-          </w:tcPr>
-          <w:p>
-            <w:pPr>
-              <w:spacing w:before="20" w:after="20" w:line="240" w:lineRule="auto"/>
-            </w:pPr>
-            <w:r>
-              <w:rPr>
-                <w:rFonts w:ascii="Times New Roman" w:hAnsi="Times New Roman" w:cs="Times New Roman"/>
-                <w:sz w:val="28"/>
-                <w:color w:val="000000"/>
-              </w:rPr>
-              <w:t xml:space="preserve"/>
-            </w:r>
-            <w:r>
-              <w:rPr>
-                <w:rFonts w:ascii="Times New Roman" w:hAnsi="Times New Roman"/>
-                <w:sz w:val="28"/>
-                <w:color w:val="000000"/>
-              </w:rPr>
-              <w:t xml:space="preserve">GetBookById_WhenBookDoesNotExist_ReturnsNotFound</w:t>
-            </w:r>
-            <w:r>
-              <w:rPr>
-                <w:rFonts w:ascii="Times New Roman" w:hAnsi="Times New Roman" w:cs="Times New Roman"/>
-                <w:sz w:val="28"/>
-                <w:color w:val="000000"/>
-              </w:rPr>
-              <w:t xml:space="preserve"/>
-            </w:r>
-          </w:p>
-        </w:tc>
-        <w:tc>
-          <w:tcPr>
-            <w:shd w:val="clear" w:color="auto" w:fill="FFFFFF"/>
-          </w:tcPr>
-          <w:p>
-            <w:pPr>
-              <w:spacing w:before="20" w:after="20" w:line="240" w:lineRule="auto"/>
-            </w:pPr>
-            <w:r>
-              <w:rPr>
-                <w:rFonts w:ascii="Times New Roman" w:hAnsi="Times New Roman" w:cs="Times New Roman"/>
-                <w:sz w:val="28"/>
-                <w:color w:val="000000"/>
-              </w:rPr>
-              <w:t xml:space="preserve"/>
-            </w:r>
-            <w:r>
-              <w:rPr>
-                <w:rFonts w:ascii="Times New Roman" w:hAnsi="Times New Roman"/>
-                <w:sz w:val="28"/>
-                <w:color w:val="000000"/>
-              </w:rPr>
-              <w:t xml:space="preserve">GET /api/books/9999</w:t>
-            </w:r>
-            <w:r>
-              <w:rPr>
-                <w:rFonts w:ascii="Times New Roman" w:hAnsi="Times New Roman" w:cs="Times New Roman"/>
-                <w:sz w:val="28"/>
-                <w:color w:val="000000"/>
-              </w:rPr>
-              <w:t xml:space="preserve"/>
-            </w:r>
-          </w:p>
-        </w:tc>
-        <w:tc>
-          <w:tcPr>
-            <w:shd w:val="clear" w:color="auto" w:fill="FFFFFF"/>
-          </w:tcPr>
-          <w:p>
-            <w:pPr>
-              <w:spacing w:before="20" w:after="20" w:line="240" w:lineRule="auto"/>
-            </w:pPr>
-            <w:r>
-              <w:rPr>
-                <w:rFonts w:ascii="Times New Roman" w:hAnsi="Times New Roman" w:cs="Times New Roman"/>
-                <w:sz w:val="28"/>
-                <w:color w:val="000000"/>
-              </w:rPr>
-              <w:t xml:space="preserve">Код 404 Not Found</w:t>
-            </w:r>
-          </w:p>
-        </w:tc>
-      </w:tr>
-      <w:tr>
-        <w:tc>
-          <w:tcPr>
-            <w:shd w:val="clear" w:color="auto" w:fill="FFFFFF"/>
-          </w:tcPr>
-          <w:p>
-            <w:pPr>
-              <w:spacing w:before="20" w:after="20" w:line="240" w:lineRule="auto"/>
-            </w:pPr>
-            <w:r>
-              <w:rPr>
-                <w:rFonts w:ascii="Times New Roman" w:hAnsi="Times New Roman" w:cs="Times New Roman"/>
-                <w:sz w:val="28"/>
-                <w:color w:val="000000"/>
-              </w:rPr>
-              <w:t xml:space="preserve">4</w:t>
-            </w:r>
-          </w:p>
-        </w:tc>
-        <w:tc>
-          <w:tcPr>
-            <w:shd w:val="clear" w:color="auto" w:fill="FFFFFF"/>
-          </w:tcPr>
-          <w:p>
-            <w:pPr>
-              <w:spacing w:before="20" w:after="20" w:line="240" w:lineRule="auto"/>
-            </w:pPr>
-            <w:r>
-              <w:rPr>
-                <w:rFonts w:ascii="Times New Roman" w:hAnsi="Times New Roman" w:cs="Times New Roman"/>
-                <w:sz w:val="28"/>
-                <w:color w:val="000000"/>
-              </w:rPr>
-              <w:t xml:space="preserve"/>
-            </w:r>
-            <w:r>
-              <w:rPr>
-                <w:rFonts w:ascii="Times New Roman" w:hAnsi="Times New Roman"/>
-                <w:sz w:val="28"/>
-                <w:color w:val="000000"/>
-              </w:rPr>
-              <w:t xml:space="preserve">CreateBook_WithValidData_ReturnsCreated</w:t>
-            </w:r>
-            <w:r>
-              <w:rPr>
-                <w:rFonts w:ascii="Times New Roman" w:hAnsi="Times New Roman" w:cs="Times New Roman"/>
-                <w:sz w:val="28"/>
-                <w:color w:val="000000"/>
-              </w:rPr>
-              <w:t xml:space="preserve"/>
-            </w:r>
-          </w:p>
-        </w:tc>
-        <w:tc>
-          <w:tcPr>
-            <w:shd w:val="clear" w:color="auto" w:fill="FFFFFF"/>
-          </w:tcPr>
-          <w:p>
-            <w:pPr>
-              <w:spacing w:before="20" w:after="20" w:line="240" w:lineRule="auto"/>
-            </w:pPr>
-            <w:r>
-              <w:rPr>
-                <w:rFonts w:ascii="Times New Roman" w:hAnsi="Times New Roman" w:cs="Times New Roman"/>
-                <w:sz w:val="28"/>
-                <w:color w:val="000000"/>
-              </w:rPr>
-              <w:t xml:space="preserve"/>
-            </w:r>
-            <w:r>
-              <w:rPr>
-                <w:rFonts w:ascii="Times New Roman" w:hAnsi="Times New Roman"/>
-                <w:sz w:val="28"/>
-                <w:color w:val="000000"/>
-              </w:rPr>
-              <w:t xml:space="preserve">POST /api/books</w:t>
-            </w:r>
-            <w:r>
-              <w:rPr>
-                <w:rFonts w:ascii="Times New Roman" w:hAnsi="Times New Roman" w:cs="Times New Roman"/>
-                <w:sz w:val="28"/>
-                <w:color w:val="000000"/>
-              </w:rPr>
-              <w:t xml:space="preserve"/>
-            </w:r>
-          </w:p>
-        </w:tc>
-        <w:tc>
-          <w:tcPr>
-            <w:shd w:val="clear" w:color="auto" w:fill="FFFFFF"/>
-          </w:tcPr>
-          <w:p>
-            <w:pPr>
-              <w:spacing w:before="20" w:after="20" w:line="240" w:lineRule="auto"/>
-            </w:pPr>
-            <w:r>
-              <w:rPr>
-                <w:rFonts w:ascii="Times New Roman" w:hAnsi="Times New Roman" w:cs="Times New Roman"/>
-                <w:sz w:val="28"/>
-                <w:color w:val="000000"/>
-              </w:rPr>
-              <w:t xml:space="preserve">Код 201 Created, повертає створену сутність</w:t>
-            </w:r>
-          </w:p>
-        </w:tc>
-      </w:tr>
-      <w:tr>
-        <w:tc>
-          <w:tcPr>
-            <w:shd w:val="clear" w:color="auto" w:fill="FFFFFF"/>
-          </w:tcPr>
-          <w:p>
-            <w:pPr>
-              <w:spacing w:before="20" w:after="20" w:line="240" w:lineRule="auto"/>
-            </w:pPr>
-            <w:r>
-              <w:rPr>
-                <w:rFonts w:ascii="Times New Roman" w:hAnsi="Times New Roman" w:cs="Times New Roman"/>
-                <w:sz w:val="28"/>
-                <w:color w:val="000000"/>
-              </w:rPr>
-              <w:t xml:space="preserve">5</w:t>
-            </w:r>
-          </w:p>
-        </w:tc>
-        <w:tc>
-          <w:tcPr>
-            <w:shd w:val="clear" w:color="auto" w:fill="FFFFFF"/>
-          </w:tcPr>
-          <w:p>
-            <w:pPr>
-              <w:spacing w:before="20" w:after="20" w:line="240" w:lineRule="auto"/>
-            </w:pPr>
-            <w:r>
-              <w:rPr>
-                <w:rFonts w:ascii="Times New Roman" w:hAnsi="Times New Roman" w:cs="Times New Roman"/>
-                <w:sz w:val="28"/>
-                <w:color w:val="000000"/>
-              </w:rPr>
-              <w:t xml:space="preserve"/>
-            </w:r>
-            <w:r>
-              <w:rPr>
-                <w:rFonts w:ascii="Times New Roman" w:hAnsi="Times New Roman"/>
-                <w:sz w:val="28"/>
-                <w:color w:val="000000"/>
-              </w:rPr>
-              <w:t xml:space="preserve">CreateBook_WithNonExistentAuthor_ReturnsBadRequest</w:t>
-            </w:r>
-            <w:r>
-              <w:rPr>
-                <w:rFonts w:ascii="Times New Roman" w:hAnsi="Times New Roman" w:cs="Times New Roman"/>
-                <w:sz w:val="28"/>
-                <w:color w:val="000000"/>
-              </w:rPr>
-              <w:t xml:space="preserve"/>
-            </w:r>
-          </w:p>
-        </w:tc>
-        <w:tc>
-          <w:tcPr>
-            <w:shd w:val="clear" w:color="auto" w:fill="FFFFFF"/>
-          </w:tcPr>
-          <w:p>
-            <w:pPr>
-              <w:spacing w:before="20" w:after="20" w:line="240" w:lineRule="auto"/>
-            </w:pPr>
-            <w:r>
-              <w:rPr>
-                <w:rFonts w:ascii="Times New Roman" w:hAnsi="Times New Roman" w:cs="Times New Roman"/>
-                <w:sz w:val="28"/>
-                <w:color w:val="000000"/>
-              </w:rPr>
-              <w:t xml:space="preserve"/>
-            </w:r>
-            <w:r>
-              <w:rPr>
-                <w:rFonts w:ascii="Times New Roman" w:hAnsi="Times New Roman"/>
-                <w:sz w:val="28"/>
-                <w:color w:val="000000"/>
-              </w:rPr>
-              <w:t xml:space="preserve">POST /api/books</w:t>
-            </w:r>
-            <w:r>
-              <w:rPr>
-                <w:rFonts w:ascii="Times New Roman" w:hAnsi="Times New Roman" w:cs="Times New Roman"/>
-                <w:sz w:val="28"/>
-                <w:color w:val="000000"/>
-              </w:rPr>
-              <w:t xml:space="preserve"/>
-            </w:r>
-          </w:p>
-        </w:tc>
-        <w:tc>
-          <w:tcPr>
-            <w:shd w:val="clear" w:color="auto" w:fill="FFFFFF"/>
-          </w:tcPr>
-          <w:p>
-            <w:pPr>
-              <w:spacing w:before="20" w:after="20" w:line="240" w:lineRule="auto"/>
-            </w:pPr>
-            <w:r>
-              <w:rPr>
-                <w:rFonts w:ascii="Times New Roman" w:hAnsi="Times New Roman" w:cs="Times New Roman"/>
-                <w:sz w:val="28"/>
-                <w:color w:val="000000"/>
-              </w:rPr>
-              <w:t xml:space="preserve">Код 400 Bad Request при неіснуючому авторі</w:t>
-            </w:r>
-          </w:p>
-        </w:tc>
-      </w:tr>
-    </w:tbl>
+          <w:color w:val="000000"/>
+          <w:sz w:val="28"/>
+          <w:b/>
+        </w:rPr>
+        <w:t xml:space="preserve">• </w:t>
+      </w:r>
+      <w:r>
+        <w:rPr>
+          <w:rFonts w:ascii="Times New Roman" w:hAnsi="Times New Roman" w:cs="Times New Roman"/>
+          <w:b/>
+          <w:sz w:val="28"/>
+          <w:szCs w:val="28"/>
+          <w:color w:val="000000"/>
+        </w:rPr>
+        <w:t xml:space="preserve">Проблема, яку він вирішує:</w:t>
+      </w:r>
+      <w:r>
+        <w:rPr>
+          <w:rFonts w:ascii="Times New Roman" w:hAnsi="Times New Roman" w:cs="Times New Roman"/>
+          <w:sz w:val="28"/>
+          <w:szCs w:val="28"/>
+          <w:color w:val="000000"/>
+        </w:rPr>
+        <w:t xml:space="preserve"> Без репозиторію контролери або сервіси безпосередньо звертаються до </w:t>
+      </w:r>
+      <w:r>
+        <w:rPr>
+          <w:rFonts w:ascii="Consolas" w:hAnsi="Consolas" w:cs="Consolas"/>
+          <w:sz w:val="28"/>
+          <w:color w:val="1A1A1A"/>
+        </w:rPr>
+        <w:t xml:space="preserve">DbContext</w:t>
+      </w:r>
+      <w:r>
+        <w:rPr>
+          <w:rFonts w:ascii="Times New Roman" w:hAnsi="Times New Roman" w:cs="Times New Roman"/>
+          <w:sz w:val="28"/>
+          <w:szCs w:val="28"/>
+          <w:color w:val="000000"/>
+        </w:rPr>
+        <w:t xml:space="preserve"> чи SQL-драйверів, що призводить до жорсткої зв'язності (tight coupling) між бізнес-логікою та конкретною СУБД.</w:t>
+      </w:r>
+    </w:p>
+    <w:p>
+      <w:pPr>
+        <w:ind w:left="720" w:hanging="360"/>
+        <w:spacing w:before="0" w:after="60" w:line="240" w:lineRule="auto"/>
+        <w:rPr>
+          <w:rFonts w:ascii="Times New Roman" w:hAnsi="Times New Roman" w:cs="Times New Roman"/>
+          <w:color w:val="000000"/>
+          <w:sz w:val="28"/>
+        </w:rPr>
+      </w:pPr>
+      <w:r>
+        <w:rPr>
+          <w:rFonts w:ascii="Times New Roman" w:hAnsi="Times New Roman"/>
+          <w:color w:val="000000"/>
+          <w:sz w:val="28"/>
+          <w:b/>
+        </w:rPr>
+        <w:t xml:space="preserve">• </w:t>
+      </w:r>
+      <w:r>
+        <w:rPr>
+          <w:rFonts w:ascii="Times New Roman" w:hAnsi="Times New Roman" w:cs="Times New Roman"/>
+          <w:b/>
+          <w:sz w:val="28"/>
+          <w:szCs w:val="28"/>
+          <w:color w:val="000000"/>
+        </w:rPr>
+        <w:t xml:space="preserve">Полегшення тестування:</w:t>
+      </w:r>
+      <w:r>
+        <w:rPr>
+          <w:rFonts w:ascii="Times New Roman" w:hAnsi="Times New Roman" w:cs="Times New Roman"/>
+          <w:sz w:val="28"/>
+          <w:szCs w:val="28"/>
+          <w:color w:val="000000"/>
+        </w:rPr>
+        <w:t xml:space="preserve"> Завдяки інтерфейсу (</w:t>
+      </w:r>
+      <w:r>
+        <w:rPr>
+          <w:rFonts w:ascii="Consolas" w:hAnsi="Consolas" w:cs="Consolas"/>
+          <w:sz w:val="28"/>
+          <w:color w:val="1A1A1A"/>
+        </w:rPr>
+        <w:t xml:space="preserve">IBookRepository</w:t>
+      </w:r>
+      <w:r>
+        <w:rPr>
+          <w:rFonts w:ascii="Times New Roman" w:hAnsi="Times New Roman" w:cs="Times New Roman"/>
+          <w:sz w:val="28"/>
+          <w:szCs w:val="28"/>
+          <w:color w:val="000000"/>
+        </w:rPr>
+        <w:t xml:space="preserve">), бізнес-логіку можна протестувати у повній ізоляції за допомогою інструментів мокування (Moq/NSubstitute). Мок-об'єкт замінює реальний доступ до БД миттєвим поверненням даних із пам'яті, що робить unit-тести надзвичайно швидкими, стабільними та незалежними від наявності зв'язку з базою даних.</w:t>
+      </w:r>
+    </w:p>
     <w:p>
       <w:pPr>
         <w:pBdr>
@@ -6143,28 +7017,10 @@
           <w:rFonts w:ascii="Times New Roman" w:hAnsi="Times New Roman" w:cs="Times New Roman"/>
           <w:b/>
           <w:sz w:val="28"/>
-          <w:color w:val="000000"/>
-        </w:rPr>
-        <w:t xml:space="preserve">6. Відповіді на контрольні питання</w:t>
-      </w:r>
-    </w:p>
-    <w:p>
-      <w:pPr>
-        <w:spacing w:before="240" w:after="100" w:line="260" w:lineRule="auto"/>
-        <w:rPr>
-          <w:rFonts w:ascii="Times New Roman" w:hAnsi="Times New Roman" w:cs="Times New Roman"/>
-          <w:color w:val="000000"/>
-          <w:sz w:val="28"/>
-        </w:rPr>
-      </w:pPr>
-      <w:r>
-        <w:rPr>
-          <w:rFonts w:ascii="Times New Roman" w:hAnsi="Times New Roman" w:cs="Times New Roman"/>
-          <w:b/>
-          <w:sz w:val="28"/>
-          <w:color w:val="000000"/>
-        </w:rPr>
-        <w:t xml:space="preserve">1. Яку проблему вирішує патерн Repository і чому це полегшує тестування бізнес-логіки?</w:t>
+          <w:szCs w:val="28"/>
+          <w:color w:val="000000"/>
+        </w:rPr>
+        <w:t xml:space="preserve">2. У чому призначення Unit of Work і чим він відрізняється від окремих незалежних репозиторіїв?</w:t>
       </w:r>
     </w:p>
     <w:p>
@@ -6181,37 +7037,10 @@
           <w:rFonts w:ascii="Times New Roman" w:hAnsi="Times New Roman" w:cs="Times New Roman"/>
           <w:b/>
           <w:sz w:val="28"/>
+          <w:szCs w:val="28"/>
           <w:color w:val="000000"/>
         </w:rPr>
         <w:t xml:space="preserve">Відповідь:</w:t>
-      </w:r>
-      <w:r>
-        <w:br/>
-      </w:r>
-      <w:r>
-        <w:rPr>
-          <w:rFonts w:ascii="Times New Roman" w:hAnsi="Times New Roman" w:cs="Times New Roman"/>
-          <w:sz w:val="28"/>
-          <w:color w:val="000000"/>
-        </w:rPr>
-        <w:t xml:space="preserve">Патерн </w:t>
-      </w:r>
-      <w:r>
-        <w:rPr>
-          <w:rFonts w:ascii="Times New Roman" w:hAnsi="Times New Roman" w:cs="Times New Roman"/>
-          <w:b/>
-          <w:sz w:val="28"/>
-          <w:color w:val="000000"/>
-        </w:rPr>
-        <w:t xml:space="preserve">Repository</w:t>
-      </w:r>
-      <w:r>
-        <w:rPr>
-          <w:rFonts w:ascii="Times New Roman" w:hAnsi="Times New Roman" w:cs="Times New Roman"/>
-          <w:sz w:val="28"/>
-          <w:color w:val="000000"/>
-        </w:rPr>
-        <w:t xml:space="preserve"> інкапсулює логіку роботи з рівнем персистентності даних (доступ до бази даних, побудова запитів LINQ/SQL, кешування).</w:t>
       </w:r>
     </w:p>
     <w:p>
@@ -6238,33 +7067,55 @@
           <w:rFonts w:ascii="Times New Roman" w:hAnsi="Times New Roman" w:cs="Times New Roman"/>
           <w:b/>
           <w:sz w:val="28"/>
-          <w:color w:val="000000"/>
-        </w:rPr>
-        <w:t xml:space="preserve">Проблема, яку він вирішує:</w:t>
-      </w:r>
-      <w:r>
-        <w:rPr>
-          <w:rFonts w:ascii="Times New Roman" w:hAnsi="Times New Roman" w:cs="Times New Roman"/>
-          <w:sz w:val="28"/>
-          <w:color w:val="000000"/>
-        </w:rPr>
-        <w:t xml:space="preserve"> Без репозиторію контролери або сервіси безпосередньо звертаються до </w:t>
-      </w:r>
-      <w:r>
-        <w:rPr>
-          <w:rFonts w:ascii="Times New Roman" w:hAnsi="Times New Roman"/>
-          <w:sz w:val="28"/>
-          <w:color w:val="000000"/>
-        </w:rPr>
-        <w:t xml:space="preserve">DbContext</w:t>
-      </w:r>
-      <w:r>
-        <w:rPr>
-          <w:rFonts w:ascii="Times New Roman" w:hAnsi="Times New Roman" w:cs="Times New Roman"/>
-          <w:sz w:val="28"/>
-          <w:color w:val="000000"/>
-        </w:rPr>
-        <w:t xml:space="preserve"> чи SQL-драйверів, що призводить до жорсткої зв'язності (tight coupling) між бізнес-логікою та конкретною СУБД.</w:t>
+          <w:szCs w:val="28"/>
+          <w:color w:val="000000"/>
+        </w:rPr>
+        <w:t xml:space="preserve">Призначення:</w:t>
+      </w:r>
+      <w:r>
+        <w:rPr>
+          <w:rFonts w:ascii="Times New Roman" w:hAnsi="Times New Roman" w:cs="Times New Roman"/>
+          <w:sz w:val="28"/>
+          <w:szCs w:val="28"/>
+          <w:color w:val="000000"/>
+        </w:rPr>
+        <w:t xml:space="preserve"> Шаблон </w:t>
+      </w:r>
+      <w:r>
+        <w:rPr>
+          <w:rFonts w:ascii="Times New Roman" w:hAnsi="Times New Roman" w:cs="Times New Roman"/>
+          <w:b/>
+          <w:sz w:val="28"/>
+          <w:szCs w:val="28"/>
+          <w:color w:val="000000"/>
+        </w:rPr>
+        <w:t xml:space="preserve">Unit of Work</w:t>
+      </w:r>
+      <w:r>
+        <w:rPr>
+          <w:rFonts w:ascii="Times New Roman" w:hAnsi="Times New Roman" w:cs="Times New Roman"/>
+          <w:sz w:val="28"/>
+          <w:szCs w:val="28"/>
+          <w:color w:val="000000"/>
+        </w:rPr>
+        <w:t xml:space="preserve"> забезпечує підтримку транзакційної цілісності (ACID) під час виконання операцій, що зачіпають декілька різних репозиторіїв. Він веде облік усіх змін (створення, редагування, видалення) і гарантує, що вони будуть або збережені в базі даних одночасно в межах єдиної транзакції через спільний виклик </w:t>
+      </w:r>
+      <w:r>
+        <w:rPr>
+          <w:rFonts w:ascii="Consolas" w:hAnsi="Consolas" w:cs="Consolas"/>
+          <w:sz w:val="28"/>
+          <w:color w:val="1A1A1A"/>
+        </w:rPr>
+        <w:t xml:space="preserve">SaveChangesAsync()</w:t>
+      </w:r>
+      <w:r>
+        <w:rPr>
+          <w:rFonts w:ascii="Times New Roman" w:hAnsi="Times New Roman" w:cs="Times New Roman"/>
+          <w:sz w:val="28"/>
+          <w:szCs w:val="28"/>
+          <w:color w:val="000000"/>
+        </w:rPr>
+        <w:t xml:space="preserve">, або скасовані (rollback) у разі помилки.</w:t>
       </w:r>
     </w:p>
     <w:p>
@@ -6291,33 +7142,70 @@
           <w:rFonts w:ascii="Times New Roman" w:hAnsi="Times New Roman" w:cs="Times New Roman"/>
           <w:b/>
           <w:sz w:val="28"/>
-          <w:color w:val="000000"/>
-        </w:rPr>
-        <w:t xml:space="preserve">Полегшення тестування:</w:t>
-      </w:r>
-      <w:r>
-        <w:rPr>
-          <w:rFonts w:ascii="Times New Roman" w:hAnsi="Times New Roman" w:cs="Times New Roman"/>
-          <w:sz w:val="28"/>
-          <w:color w:val="000000"/>
-        </w:rPr>
-        <w:t xml:space="preserve"> Завдяки інтерфейсу (</w:t>
-      </w:r>
-      <w:r>
-        <w:rPr>
-          <w:rFonts w:ascii="Times New Roman" w:hAnsi="Times New Roman"/>
-          <w:sz w:val="28"/>
-          <w:color w:val="000000"/>
-        </w:rPr>
-        <w:t xml:space="preserve">IBookRepository</w:t>
-      </w:r>
-      <w:r>
-        <w:rPr>
-          <w:rFonts w:ascii="Times New Roman" w:hAnsi="Times New Roman" w:cs="Times New Roman"/>
-          <w:sz w:val="28"/>
-          <w:color w:val="000000"/>
-        </w:rPr>
-        <w:t xml:space="preserve">), бізнес-логіку можна протестувати у повній ізоляції за допомогою інструментів мокування (Moq/NSubstitute). Мок-об'єкт замінює реальний доступ до БД миттєвим поверненням даних із пам'яті, що робить unit-тести надзвичайно швидкими, стабільними та незалежними від наявності зв'язку з базою даних.</w:t>
+          <w:szCs w:val="28"/>
+          <w:color w:val="000000"/>
+        </w:rPr>
+        <w:t xml:space="preserve">Відмінність від окремих репозиторіїв:</w:t>
+      </w:r>
+      <w:r>
+        <w:rPr>
+          <w:rFonts w:ascii="Times New Roman" w:hAnsi="Times New Roman" w:cs="Times New Roman"/>
+          <w:sz w:val="28"/>
+          <w:szCs w:val="28"/>
+          <w:color w:val="000000"/>
+        </w:rPr>
+        <w:t xml:space="preserve"> Якщо кожен репозиторій самостійно викликатиме </w:t>
+      </w:r>
+      <w:r>
+        <w:rPr>
+          <w:rFonts w:ascii="Consolas" w:hAnsi="Consolas" w:cs="Consolas"/>
+          <w:sz w:val="28"/>
+          <w:color w:val="1A1A1A"/>
+        </w:rPr>
+        <w:t xml:space="preserve">SaveChanges()</w:t>
+      </w:r>
+      <w:r>
+        <w:rPr>
+          <w:rFonts w:ascii="Times New Roman" w:hAnsi="Times New Roman" w:cs="Times New Roman"/>
+          <w:sz w:val="28"/>
+          <w:szCs w:val="28"/>
+          <w:color w:val="000000"/>
+        </w:rPr>
+        <w:t xml:space="preserve">, то операція, яка створює книгу і списує екземпляр у формулярі видачі, може зберегти першу сутність і впасти на другій, спричинивши розрив узгодженості даних. </w:t>
+      </w:r>
+      <w:r>
+        <w:rPr>
+          <w:rFonts w:ascii="Consolas" w:hAnsi="Consolas" w:cs="Consolas"/>
+          <w:sz w:val="28"/>
+          <w:color w:val="1A1A1A"/>
+        </w:rPr>
+        <w:t xml:space="preserve">Unit of Work</w:t>
+      </w:r>
+      <w:r>
+        <w:rPr>
+          <w:rFonts w:ascii="Times New Roman" w:hAnsi="Times New Roman" w:cs="Times New Roman"/>
+          <w:sz w:val="28"/>
+          <w:szCs w:val="28"/>
+          <w:color w:val="000000"/>
+        </w:rPr>
+        <w:t xml:space="preserve"> об'єднує всі репозиторії навколо єдиного контексту (</w:t>
+      </w:r>
+      <w:r>
+        <w:rPr>
+          <w:rFonts w:ascii="Consolas" w:hAnsi="Consolas" w:cs="Consolas"/>
+          <w:sz w:val="28"/>
+          <w:color w:val="1A1A1A"/>
+        </w:rPr>
+        <w:t xml:space="preserve">DbContext</w:t>
+      </w:r>
+      <w:r>
+        <w:rPr>
+          <w:rFonts w:ascii="Times New Roman" w:hAnsi="Times New Roman" w:cs="Times New Roman"/>
+          <w:sz w:val="28"/>
+          <w:szCs w:val="28"/>
+          <w:color w:val="000000"/>
+        </w:rPr>
+        <w:t xml:space="preserve">).</w:t>
       </w:r>
     </w:p>
     <w:p>
@@ -6342,9 +7230,10 @@
           <w:rFonts w:ascii="Times New Roman" w:hAnsi="Times New Roman" w:cs="Times New Roman"/>
           <w:b/>
           <w:sz w:val="28"/>
-          <w:color w:val="000000"/>
-        </w:rPr>
-        <w:t xml:space="preserve">2. У чому призначення Unit of Work і чим він відрізняється від окремих незалежних репозиторіїв?</w:t>
+          <w:szCs w:val="28"/>
+          <w:color w:val="000000"/>
+        </w:rPr>
+        <w:t xml:space="preserve">3. Чим unit-тест принципово відрізняється від інтеграційного тесту? Наведіть приклад кожного для цього проєкту.</w:t>
       </w:r>
     </w:p>
     <w:p>
@@ -6361,6 +7250,7 @@
           <w:rFonts w:ascii="Times New Roman" w:hAnsi="Times New Roman" w:cs="Times New Roman"/>
           <w:b/>
           <w:sz w:val="28"/>
+          <w:szCs w:val="28"/>
           <w:color w:val="000000"/>
         </w:rPr>
         <w:t xml:space="preserve">Відповідь:</w:t>
@@ -6390,50 +7280,109 @@
           <w:rFonts w:ascii="Times New Roman" w:hAnsi="Times New Roman" w:cs="Times New Roman"/>
           <w:b/>
           <w:sz w:val="28"/>
-          <w:color w:val="000000"/>
-        </w:rPr>
-        <w:t xml:space="preserve">Призначення:</w:t>
-      </w:r>
-      <w:r>
-        <w:rPr>
-          <w:rFonts w:ascii="Times New Roman" w:hAnsi="Times New Roman" w:cs="Times New Roman"/>
-          <w:sz w:val="28"/>
-          <w:color w:val="000000"/>
-        </w:rPr>
-        <w:t xml:space="preserve"> Шаблон </w:t>
-      </w:r>
-      <w:r>
-        <w:rPr>
-          <w:rFonts w:ascii="Times New Roman" w:hAnsi="Times New Roman" w:cs="Times New Roman"/>
-          <w:b/>
-          <w:sz w:val="28"/>
-          <w:color w:val="000000"/>
-        </w:rPr>
-        <w:t xml:space="preserve">Unit of Work</w:t>
-      </w:r>
-      <w:r>
-        <w:rPr>
-          <w:rFonts w:ascii="Times New Roman" w:hAnsi="Times New Roman" w:cs="Times New Roman"/>
-          <w:sz w:val="28"/>
-          <w:color w:val="000000"/>
-        </w:rPr>
-        <w:t xml:space="preserve"> забезпечує підтримку транзакційної цілісності (ACID) під час виконання операцій, що зачіпають декілька різних репозиторіїв. Він веде облік усіх змін (створення, редагування, видалення) і гарантує, що вони будуть або збережені в базі даних одночасно в межах єдиної транзакції через спільний виклик </w:t>
-      </w:r>
+          <w:szCs w:val="28"/>
+          <w:color w:val="000000"/>
+        </w:rPr>
+        <w:t xml:space="preserve">Unit-тест (модульний тест):</w:t>
+      </w:r>
+      <w:r>
+        <w:rPr>
+          <w:rFonts w:ascii="Times New Roman" w:hAnsi="Times New Roman" w:cs="Times New Roman"/>
+          <w:sz w:val="28"/>
+          <w:szCs w:val="28"/>
+          <w:color w:val="000000"/>
+        </w:rPr>
+        <w:t xml:space="preserve"> Перевіряє роботу одного ізольованого компонента (класу чи методу) у повній ізоляції від зовнішнього середовища (БД, файлової системи, мережі, HTTP-контексту). Усі зовнішні залежності замінюються заглушками (Mocks/Stubs). Працює за частки мілісекунди.</w:t>
+      </w:r>
+    </w:p>
+    <w:p>
+      <w:pPr>
+        <w:ind w:left="1440" w:hanging="360"/>
+        <w:spacing w:before="0" w:after="60" w:line="240" w:lineRule="auto"/>
+        <w:rPr>
+          <w:rFonts w:ascii="Times New Roman" w:hAnsi="Times New Roman" w:cs="Times New Roman"/>
+          <w:color w:val="000000"/>
+          <w:sz w:val="28"/>
+        </w:rPr>
+      </w:pPr>
       <w:r>
         <w:rPr>
           <w:rFonts w:ascii="Times New Roman" w:hAnsi="Times New Roman"/>
-          <w:sz w:val="28"/>
-          <w:color w:val="000000"/>
-        </w:rPr>
-        <w:t xml:space="preserve">SaveChangesAsync()</w:t>
-      </w:r>
-      <w:r>
-        <w:rPr>
-          <w:rFonts w:ascii="Times New Roman" w:hAnsi="Times New Roman" w:cs="Times New Roman"/>
-          <w:sz w:val="28"/>
-          <w:color w:val="000000"/>
-        </w:rPr>
-        <w:t xml:space="preserve">, або скасовані (rollback) у разі помилки.</w:t>
+          <w:color w:val="000000"/>
+          <w:sz w:val="28"/>
+          <w:b/>
+        </w:rPr>
+        <w:t xml:space="preserve">• </w:t>
+      </w:r>
+      <w:r>
+        <w:rPr>
+          <w:rFonts w:ascii="Times New Roman" w:hAnsi="Times New Roman" w:cs="Times New Roman"/>
+          <w:i/>
+          <w:sz w:val="28"/>
+          <w:szCs w:val="28"/>
+          <w:color w:val="000000"/>
+        </w:rPr>
+        <w:t xml:space="preserve">Приклад у проєкті:</w:t>
+      </w:r>
+      <w:r>
+        <w:rPr>
+          <w:rFonts w:ascii="Times New Roman" w:hAnsi="Times New Roman" w:cs="Times New Roman"/>
+          <w:sz w:val="28"/>
+          <w:szCs w:val="28"/>
+          <w:color w:val="000000"/>
+        </w:rPr>
+        <w:t xml:space="preserve"> Метод </w:t>
+      </w:r>
+      <w:r>
+        <w:rPr>
+          <w:rFonts w:ascii="Consolas" w:hAnsi="Consolas" w:cs="Consolas"/>
+          <w:sz w:val="28"/>
+          <w:color w:val="1A1A1A"/>
+        </w:rPr>
+        <w:t xml:space="preserve">CreateBookAsync_WhenAuthorDoesNotExist_ThrowsBusinessRuleValidationException</w:t>
+      </w:r>
+      <w:r>
+        <w:rPr>
+          <w:rFonts w:ascii="Times New Roman" w:hAnsi="Times New Roman" w:cs="Times New Roman"/>
+          <w:sz w:val="28"/>
+          <w:szCs w:val="28"/>
+          <w:color w:val="000000"/>
+        </w:rPr>
+        <w:t xml:space="preserve">, де </w:t>
+      </w:r>
+      <w:r>
+        <w:rPr>
+          <w:rFonts w:ascii="Consolas" w:hAnsi="Consolas" w:cs="Consolas"/>
+          <w:sz w:val="28"/>
+          <w:color w:val="1A1A1A"/>
+        </w:rPr>
+        <w:t xml:space="preserve">IUnitOfWork</w:t>
+      </w:r>
+      <w:r>
+        <w:rPr>
+          <w:rFonts w:ascii="Times New Roman" w:hAnsi="Times New Roman" w:cs="Times New Roman"/>
+          <w:sz w:val="28"/>
+          <w:szCs w:val="28"/>
+          <w:color w:val="000000"/>
+        </w:rPr>
+        <w:t xml:space="preserve"> та репозиторії змоковані за допомогою Moq, перевіряючи лише правильність спрацювання перевірки правила в </w:t>
+      </w:r>
+      <w:r>
+        <w:rPr>
+          <w:rFonts w:ascii="Consolas" w:hAnsi="Consolas" w:cs="Consolas"/>
+          <w:sz w:val="28"/>
+          <w:color w:val="1A1A1A"/>
+        </w:rPr>
+        <w:t xml:space="preserve">BookService</w:t>
+      </w:r>
+      <w:r>
+        <w:rPr>
+          <w:rFonts w:ascii="Times New Roman" w:hAnsi="Times New Roman" w:cs="Times New Roman"/>
+          <w:sz w:val="28"/>
+          <w:szCs w:val="28"/>
+          <w:color w:val="000000"/>
+        </w:rPr>
+        <w:t xml:space="preserve">.</w:t>
       </w:r>
     </w:p>
     <w:p>
@@ -6460,65 +7409,109 @@
           <w:rFonts w:ascii="Times New Roman" w:hAnsi="Times New Roman" w:cs="Times New Roman"/>
           <w:b/>
           <w:sz w:val="28"/>
-          <w:color w:val="000000"/>
-        </w:rPr>
-        <w:t xml:space="preserve">Відмінність від окремих репозиторіїв:</w:t>
-      </w:r>
-      <w:r>
-        <w:rPr>
-          <w:rFonts w:ascii="Times New Roman" w:hAnsi="Times New Roman" w:cs="Times New Roman"/>
-          <w:sz w:val="28"/>
-          <w:color w:val="000000"/>
-        </w:rPr>
-        <w:t xml:space="preserve"> Якщо кожен репозиторій самостійно викликатиме </w:t>
-      </w:r>
+          <w:szCs w:val="28"/>
+          <w:color w:val="000000"/>
+        </w:rPr>
+        <w:t xml:space="preserve">Інтеграційний тест:</w:t>
+      </w:r>
+      <w:r>
+        <w:rPr>
+          <w:rFonts w:ascii="Times New Roman" w:hAnsi="Times New Roman" w:cs="Times New Roman"/>
+          <w:sz w:val="28"/>
+          <w:szCs w:val="28"/>
+          <w:color w:val="000000"/>
+        </w:rPr>
+        <w:t xml:space="preserve"> Перевіряє взаємодію декількох взаємопов'язаних компонентів системи між собою (конвеєр ASP.NET Core, routing, model binding, валідація, DI-контейнер, реальна БД або in-memory база).</w:t>
+      </w:r>
+    </w:p>
+    <w:p>
+      <w:pPr>
+        <w:ind w:left="1440" w:hanging="360"/>
+        <w:spacing w:before="0" w:after="60" w:line="240" w:lineRule="auto"/>
+        <w:rPr>
+          <w:rFonts w:ascii="Times New Roman" w:hAnsi="Times New Roman" w:cs="Times New Roman"/>
+          <w:color w:val="000000"/>
+          <w:sz w:val="28"/>
+        </w:rPr>
+      </w:pPr>
       <w:r>
         <w:rPr>
           <w:rFonts w:ascii="Times New Roman" w:hAnsi="Times New Roman"/>
-          <w:sz w:val="28"/>
-          <w:color w:val="000000"/>
-        </w:rPr>
-        <w:t xml:space="preserve">SaveChanges()</w:t>
-      </w:r>
-      <w:r>
-        <w:rPr>
-          <w:rFonts w:ascii="Times New Roman" w:hAnsi="Times New Roman" w:cs="Times New Roman"/>
-          <w:sz w:val="28"/>
-          <w:color w:val="000000"/>
-        </w:rPr>
-        <w:t xml:space="preserve">, то операція, яка створює книгу і списує екземпляр у формулярі видачі, може зберегти першу сутність і впасти на другій, спричинивши розрив узгодженості даних. </w:t>
-      </w:r>
-      <w:r>
-        <w:rPr>
-          <w:rFonts w:ascii="Times New Roman" w:hAnsi="Times New Roman"/>
-          <w:sz w:val="28"/>
-          <w:color w:val="000000"/>
-        </w:rPr>
-        <w:t xml:space="preserve">Unit of Work</w:t>
-      </w:r>
-      <w:r>
-        <w:rPr>
-          <w:rFonts w:ascii="Times New Roman" w:hAnsi="Times New Roman" w:cs="Times New Roman"/>
-          <w:sz w:val="28"/>
-          <w:color w:val="000000"/>
-        </w:rPr>
-        <w:t xml:space="preserve"> об'єднує всі репозиторії навколо єдиного контексту (</w:t>
-      </w:r>
-      <w:r>
-        <w:rPr>
-          <w:rFonts w:ascii="Times New Roman" w:hAnsi="Times New Roman"/>
-          <w:sz w:val="28"/>
-          <w:color w:val="000000"/>
-        </w:rPr>
-        <w:t xml:space="preserve">DbContext</w:t>
-      </w:r>
-      <w:r>
-        <w:rPr>
-          <w:rFonts w:ascii="Times New Roman" w:hAnsi="Times New Roman" w:cs="Times New Roman"/>
-          <w:sz w:val="28"/>
-          <w:color w:val="000000"/>
-        </w:rPr>
-        <w:t xml:space="preserve">).</w:t>
+          <w:color w:val="000000"/>
+          <w:sz w:val="28"/>
+          <w:b/>
+        </w:rPr>
+        <w:t xml:space="preserve">• </w:t>
+      </w:r>
+      <w:r>
+        <w:rPr>
+          <w:rFonts w:ascii="Times New Roman" w:hAnsi="Times New Roman" w:cs="Times New Roman"/>
+          <w:i/>
+          <w:sz w:val="28"/>
+          <w:szCs w:val="28"/>
+          <w:color w:val="000000"/>
+        </w:rPr>
+        <w:t xml:space="preserve">Приклад у проєкті:</w:t>
+      </w:r>
+      <w:r>
+        <w:rPr>
+          <w:rFonts w:ascii="Times New Roman" w:hAnsi="Times New Roman" w:cs="Times New Roman"/>
+          <w:sz w:val="28"/>
+          <w:szCs w:val="28"/>
+          <w:color w:val="000000"/>
+        </w:rPr>
+        <w:t xml:space="preserve"> Метод </w:t>
+      </w:r>
+      <w:r>
+        <w:rPr>
+          <w:rFonts w:ascii="Consolas" w:hAnsi="Consolas" w:cs="Consolas"/>
+          <w:sz w:val="28"/>
+          <w:color w:val="1A1A1A"/>
+        </w:rPr>
+        <w:t xml:space="preserve">CreateBook_WithValidData_ReturnsCreated</w:t>
+      </w:r>
+      <w:r>
+        <w:rPr>
+          <w:rFonts w:ascii="Times New Roman" w:hAnsi="Times New Roman" w:cs="Times New Roman"/>
+          <w:sz w:val="28"/>
+          <w:szCs w:val="28"/>
+          <w:color w:val="000000"/>
+        </w:rPr>
+        <w:t xml:space="preserve"> за допомогою </w:t>
+      </w:r>
+      <w:r>
+        <w:rPr>
+          <w:rFonts w:ascii="Consolas" w:hAnsi="Consolas" w:cs="Consolas"/>
+          <w:sz w:val="28"/>
+          <w:color w:val="1A1A1A"/>
+        </w:rPr>
+        <w:t xml:space="preserve">WebApplicationFactory&lt;Program&gt;</w:t>
+      </w:r>
+      <w:r>
+        <w:rPr>
+          <w:rFonts w:ascii="Times New Roman" w:hAnsi="Times New Roman" w:cs="Times New Roman"/>
+          <w:sz w:val="28"/>
+          <w:szCs w:val="28"/>
+          <w:color w:val="000000"/>
+        </w:rPr>
+        <w:t xml:space="preserve">, що відправляє реальний HTTP POST-запит, проходить весь стек middleware, звертається до SQLite-бази та перевіряє код статусу </w:t>
+      </w:r>
+      <w:r>
+        <w:rPr>
+          <w:rFonts w:ascii="Consolas" w:hAnsi="Consolas" w:cs="Consolas"/>
+          <w:sz w:val="28"/>
+          <w:color w:val="1A1A1A"/>
+        </w:rPr>
+        <w:t xml:space="preserve">201 Created</w:t>
+      </w:r>
+      <w:r>
+        <w:rPr>
+          <w:rFonts w:ascii="Times New Roman" w:hAnsi="Times New Roman" w:cs="Times New Roman"/>
+          <w:sz w:val="28"/>
+          <w:szCs w:val="28"/>
+          <w:color w:val="000000"/>
+        </w:rPr>
+        <w:t xml:space="preserve">.</w:t>
       </w:r>
     </w:p>
     <w:p>
@@ -6543,9 +7536,10 @@
           <w:rFonts w:ascii="Times New Roman" w:hAnsi="Times New Roman" w:cs="Times New Roman"/>
           <w:b/>
           <w:sz w:val="28"/>
-          <w:color w:val="000000"/>
-        </w:rPr>
-        <w:t xml:space="preserve">3. Чим unit-тест принципово відрізняється від інтеграційного тесту? Наведіть приклад кожного для цього проєкту.</w:t>
+          <w:szCs w:val="28"/>
+          <w:color w:val="000000"/>
+        </w:rPr>
+        <w:t xml:space="preserve">4. Навіщо в unit-тестах сервісного шару мокати репозиторії, а не використовувати реальну базу даних?</w:t>
       </w:r>
     </w:p>
     <w:p>
@@ -6562,6 +7556,7 @@
           <w:rFonts w:ascii="Times New Roman" w:hAnsi="Times New Roman" w:cs="Times New Roman"/>
           <w:b/>
           <w:sz w:val="28"/>
+          <w:szCs w:val="28"/>
           <w:color w:val="000000"/>
         </w:rPr>
         <w:t xml:space="preserve">Відповідь:</w:t>
@@ -6584,109 +7579,26 @@
           <w:sz w:val="28"/>
           <w:b/>
         </w:rPr>
-        <w:t xml:space="preserve">• </w:t>
-      </w:r>
-      <w:r>
-        <w:rPr>
-          <w:rFonts w:ascii="Times New Roman" w:hAnsi="Times New Roman" w:cs="Times New Roman"/>
-          <w:b/>
-          <w:sz w:val="28"/>
-          <w:color w:val="000000"/>
-        </w:rPr>
-        <w:t xml:space="preserve">Unit-тест (модульний тест):</w:t>
-      </w:r>
-      <w:r>
-        <w:rPr>
-          <w:rFonts w:ascii="Times New Roman" w:hAnsi="Times New Roman" w:cs="Times New Roman"/>
-          <w:sz w:val="28"/>
-          <w:color w:val="000000"/>
-        </w:rPr>
-        <w:t xml:space="preserve"> Перевіряє роботу одного ізольованого компонента (класу чи методу) у повній ізоляції від зовнішнього середовища (БД, файлової системи, мережі, HTTP-контексту). Усі зовнішні залежності замінюються заглушками (Mocks/Stubs). Працює за частки мілісекунди.</w:t>
-      </w:r>
-    </w:p>
-    <w:p>
-      <w:pPr>
-        <w:ind w:left="1440" w:hanging="360"/>
-        <w:spacing w:before="0" w:after="60" w:line="240" w:lineRule="auto"/>
-        <w:rPr>
-          <w:rFonts w:ascii="Times New Roman" w:hAnsi="Times New Roman" w:cs="Times New Roman"/>
-          <w:color w:val="000000"/>
-          <w:sz w:val="28"/>
-        </w:rPr>
-      </w:pPr>
-      <w:r>
-        <w:rPr>
-          <w:rFonts w:ascii="Times New Roman" w:hAnsi="Times New Roman"/>
-          <w:color w:val="000000"/>
-          <w:sz w:val="28"/>
-          <w:b/>
-        </w:rPr>
-        <w:t xml:space="preserve">• </w:t>
-      </w:r>
-      <w:r>
-        <w:rPr>
-          <w:rFonts w:ascii="Times New Roman" w:hAnsi="Times New Roman" w:cs="Times New Roman"/>
-          <w:i/>
-          <w:sz w:val="28"/>
-          <w:color w:val="000000"/>
-        </w:rPr>
-        <w:t xml:space="preserve">Приклад у проєкті:</w:t>
-      </w:r>
-      <w:r>
-        <w:rPr>
-          <w:rFonts w:ascii="Times New Roman" w:hAnsi="Times New Roman" w:cs="Times New Roman"/>
-          <w:sz w:val="28"/>
-          <w:color w:val="000000"/>
-        </w:rPr>
-        <w:t xml:space="preserve"> Метод </w:t>
-      </w:r>
-      <w:r>
-        <w:rPr>
-          <w:rFonts w:ascii="Times New Roman" w:hAnsi="Times New Roman"/>
-          <w:sz w:val="28"/>
-          <w:color w:val="000000"/>
-        </w:rPr>
-        <w:t xml:space="preserve">CreateBookAsync_WhenAuthorDoesNotExist_ThrowsBusinessRuleValidationException</w:t>
-      </w:r>
-      <w:r>
-        <w:rPr>
-          <w:rFonts w:ascii="Times New Roman" w:hAnsi="Times New Roman" w:cs="Times New Roman"/>
-          <w:sz w:val="28"/>
-          <w:color w:val="000000"/>
-        </w:rPr>
-        <w:t xml:space="preserve">, де </w:t>
-      </w:r>
-      <w:r>
-        <w:rPr>
-          <w:rFonts w:ascii="Times New Roman" w:hAnsi="Times New Roman"/>
-          <w:sz w:val="28"/>
-          <w:color w:val="000000"/>
-        </w:rPr>
-        <w:t xml:space="preserve">IUnitOfWork</w:t>
-      </w:r>
-      <w:r>
-        <w:rPr>
-          <w:rFonts w:ascii="Times New Roman" w:hAnsi="Times New Roman" w:cs="Times New Roman"/>
-          <w:sz w:val="28"/>
-          <w:color w:val="000000"/>
-        </w:rPr>
-        <w:t xml:space="preserve"> та репозиторії змоковані за допомогою Moq, перевіряючи лише правильність спрацювання перевірки правила в </w:t>
-      </w:r>
-      <w:r>
-        <w:rPr>
-          <w:rFonts w:ascii="Times New Roman" w:hAnsi="Times New Roman"/>
-          <w:sz w:val="28"/>
-          <w:color w:val="000000"/>
-        </w:rPr>
-        <w:t xml:space="preserve">BookService</w:t>
-      </w:r>
-      <w:r>
-        <w:rPr>
-          <w:rFonts w:ascii="Times New Roman" w:hAnsi="Times New Roman" w:cs="Times New Roman"/>
-          <w:sz w:val="28"/>
-          <w:color w:val="000000"/>
-        </w:rPr>
-        <w:t xml:space="preserve">.</w:t>
+        <w:t xml:space="preserve">1. </w:t>
+      </w:r>
+      <w:r>
+        <w:rPr>
+          <w:rFonts w:ascii="Times New Roman" w:hAnsi="Times New Roman" w:cs="Times New Roman"/>
+          <w:b/>
+          <w:sz w:val="28"/>
+          <w:szCs w:val="28"/>
+          <w:color w:val="000000"/>
+        </w:rPr>
+        <w:t xml:space="preserve">Швидкість:</w:t>
+      </w:r>
+      <w:r>
+        <w:rPr>
+          <w:rFonts w:ascii="Times New Roman" w:hAnsi="Times New Roman" w:cs="Times New Roman"/>
+          <w:sz w:val="28"/>
+          <w:szCs w:val="28"/>
+          <w:color w:val="000000"/>
+        </w:rPr>
+        <w:t xml:space="preserve"> Тести на реальній БД витрачають час на відкриття сокетів, I/O операції та ініціалізацію з'єднання. Моки в пам'яті виконуються за частки мілісекунд, що дозволяє запускати сотні й тисячі тестів під час кожної збірки CI/CD.</w:t>
       </w:r>
     </w:p>
     <w:p>
@@ -6706,29 +7618,48 @@
           <w:sz w:val="28"/>
           <w:b/>
         </w:rPr>
-        <w:t xml:space="preserve">• </w:t>
-      </w:r>
-      <w:r>
-        <w:rPr>
-          <w:rFonts w:ascii="Times New Roman" w:hAnsi="Times New Roman" w:cs="Times New Roman"/>
-          <w:b/>
-          <w:sz w:val="28"/>
-          <w:color w:val="000000"/>
-        </w:rPr>
-        <w:t xml:space="preserve">Інтеграційний тест:</w:t>
-      </w:r>
-      <w:r>
-        <w:rPr>
-          <w:rFonts w:ascii="Times New Roman" w:hAnsi="Times New Roman" w:cs="Times New Roman"/>
-          <w:sz w:val="28"/>
-          <w:color w:val="000000"/>
-        </w:rPr>
-        <w:t xml:space="preserve"> Перевіряє взаємодію декількох взаємопов'язаних компонентів системи між собою (конвеєр ASP.NET Core, routing, model binding, валідація, DI-контейнер, реальна БД або in-memory база).</w:t>
-      </w:r>
-    </w:p>
-    <w:p>
-      <w:pPr>
-        <w:ind w:left="1440" w:hanging="360"/>
+        <w:t xml:space="preserve">2. </w:t>
+      </w:r>
+      <w:r>
+        <w:rPr>
+          <w:rFonts w:ascii="Times New Roman" w:hAnsi="Times New Roman" w:cs="Times New Roman"/>
+          <w:b/>
+          <w:sz w:val="28"/>
+          <w:szCs w:val="28"/>
+          <w:color w:val="000000"/>
+        </w:rPr>
+        <w:t xml:space="preserve">Ізоляція та повторюваність (Determinism):</w:t>
+      </w:r>
+      <w:r>
+        <w:rPr>
+          <w:rFonts w:ascii="Times New Roman" w:hAnsi="Times New Roman" w:cs="Times New Roman"/>
+          <w:sz w:val="28"/>
+          <w:szCs w:val="28"/>
+          <w:color w:val="000000"/>
+        </w:rPr>
+        <w:t xml:space="preserve"> Реальна БД містить стан, який може змінюватися попередніми тестами або зовнішніми факторами. Мок завжди повертає строго детермінований результат, заданий у секції </w:t>
+      </w:r>
+      <w:r>
+        <w:rPr>
+          <w:rFonts w:ascii="Consolas" w:hAnsi="Consolas" w:cs="Consolas"/>
+          <w:sz w:val="28"/>
+          <w:color w:val="1A1A1A"/>
+        </w:rPr>
+        <w:t xml:space="preserve">Arrange</w:t>
+      </w:r>
+      <w:r>
+        <w:rPr>
+          <w:rFonts w:ascii="Times New Roman" w:hAnsi="Times New Roman" w:cs="Times New Roman"/>
+          <w:sz w:val="28"/>
+          <w:szCs w:val="28"/>
+          <w:color w:val="000000"/>
+        </w:rPr>
+        <w:t xml:space="preserve">.</w:t>
+      </w:r>
+    </w:p>
+    <w:p>
+      <w:pPr>
+        <w:ind w:left="720" w:hanging="360"/>
         <w:spacing w:before="0" w:after="60" w:line="240" w:lineRule="auto"/>
         <w:rPr>
           <w:rFonts w:ascii="Times New Roman" w:hAnsi="Times New Roman" w:cs="Times New Roman"/>
@@ -6743,72 +7674,82 @@
           <w:sz w:val="28"/>
           <w:b/>
         </w:rPr>
-        <w:t xml:space="preserve">• </w:t>
-      </w:r>
-      <w:r>
-        <w:rPr>
-          <w:rFonts w:ascii="Times New Roman" w:hAnsi="Times New Roman" w:cs="Times New Roman"/>
-          <w:i/>
-          <w:sz w:val="28"/>
-          <w:color w:val="000000"/>
-        </w:rPr>
-        <w:t xml:space="preserve">Приклад у проєкті:</w:t>
-      </w:r>
-      <w:r>
-        <w:rPr>
-          <w:rFonts w:ascii="Times New Roman" w:hAnsi="Times New Roman" w:cs="Times New Roman"/>
-          <w:sz w:val="28"/>
-          <w:color w:val="000000"/>
-        </w:rPr>
-        <w:t xml:space="preserve"> Метод </w:t>
-      </w:r>
+        <w:t xml:space="preserve">3. </w:t>
+      </w:r>
+      <w:r>
+        <w:rPr>
+          <w:rFonts w:ascii="Times New Roman" w:hAnsi="Times New Roman" w:cs="Times New Roman"/>
+          <w:b/>
+          <w:sz w:val="28"/>
+          <w:szCs w:val="28"/>
+          <w:color w:val="000000"/>
+        </w:rPr>
+        <w:t xml:space="preserve">Незалежність від інфраструктури:</w:t>
+      </w:r>
+      <w:r>
+        <w:rPr>
+          <w:rFonts w:ascii="Times New Roman" w:hAnsi="Times New Roman" w:cs="Times New Roman"/>
+          <w:sz w:val="28"/>
+          <w:szCs w:val="28"/>
+          <w:color w:val="000000"/>
+        </w:rPr>
+        <w:t xml:space="preserve"> Тести можуть запускатися на будь-якій машині без необхідності піднятого сервера баз даних, міграцій або конфігураційних файлів доступу.</w:t>
+      </w:r>
+    </w:p>
+    <w:p>
+      <w:pPr>
+        <w:ind w:left="720" w:hanging="360"/>
+        <w:spacing w:before="0" w:after="60" w:line="240" w:lineRule="auto"/>
+        <w:rPr>
+          <w:rFonts w:ascii="Times New Roman" w:hAnsi="Times New Roman" w:cs="Times New Roman"/>
+          <w:color w:val="000000"/>
+          <w:sz w:val="28"/>
+        </w:rPr>
+      </w:pPr>
       <w:r>
         <w:rPr>
           <w:rFonts w:ascii="Times New Roman" w:hAnsi="Times New Roman"/>
-          <w:sz w:val="28"/>
-          <w:color w:val="000000"/>
-        </w:rPr>
-        <w:t xml:space="preserve">CreateBook_WithValidData_ReturnsCreated</w:t>
-      </w:r>
-      <w:r>
-        <w:rPr>
-          <w:rFonts w:ascii="Times New Roman" w:hAnsi="Times New Roman" w:cs="Times New Roman"/>
-          <w:sz w:val="28"/>
-          <w:color w:val="000000"/>
-        </w:rPr>
-        <w:t xml:space="preserve"> за допомогою </w:t>
-      </w:r>
-      <w:r>
-        <w:rPr>
-          <w:rFonts w:ascii="Times New Roman" w:hAnsi="Times New Roman"/>
-          <w:sz w:val="28"/>
-          <w:color w:val="000000"/>
-        </w:rPr>
-        <w:t xml:space="preserve">WebApplicationFactory&lt;Program&gt;</w:t>
-      </w:r>
-      <w:r>
-        <w:rPr>
-          <w:rFonts w:ascii="Times New Roman" w:hAnsi="Times New Roman" w:cs="Times New Roman"/>
-          <w:sz w:val="28"/>
-          <w:color w:val="000000"/>
-        </w:rPr>
-        <w:t xml:space="preserve">, що відправляє реальний HTTP POST-запит, проходить весь стек middleware, звертається до SQLite-бази та перевіряє код статусу </w:t>
-      </w:r>
-      <w:r>
-        <w:rPr>
-          <w:rFonts w:ascii="Times New Roman" w:hAnsi="Times New Roman"/>
-          <w:sz w:val="28"/>
-          <w:color w:val="000000"/>
-        </w:rPr>
-        <w:t xml:space="preserve">201 Created</w:t>
-      </w:r>
-      <w:r>
-        <w:rPr>
-          <w:rFonts w:ascii="Times New Roman" w:hAnsi="Times New Roman" w:cs="Times New Roman"/>
-          <w:sz w:val="28"/>
-          <w:color w:val="000000"/>
-        </w:rPr>
-        <w:t xml:space="preserve">.</w:t>
+          <w:color w:val="000000"/>
+          <w:sz w:val="28"/>
+          <w:b/>
+        </w:rPr>
+        <w:t xml:space="preserve">4. </w:t>
+      </w:r>
+      <w:r>
+        <w:rPr>
+          <w:rFonts w:ascii="Times New Roman" w:hAnsi="Times New Roman" w:cs="Times New Roman"/>
+          <w:b/>
+          <w:sz w:val="28"/>
+          <w:szCs w:val="28"/>
+          <w:color w:val="000000"/>
+        </w:rPr>
+        <w:t xml:space="preserve">Можливість емуляції збоїв:</w:t>
+      </w:r>
+      <w:r>
+        <w:rPr>
+          <w:rFonts w:ascii="Times New Roman" w:hAnsi="Times New Roman" w:cs="Times New Roman"/>
+          <w:sz w:val="28"/>
+          <w:szCs w:val="28"/>
+          <w:color w:val="000000"/>
+        </w:rPr>
+        <w:t xml:space="preserve"> Легко протестувати обробку помилок мережі або винятків тайм-ауту (</w:t>
+      </w:r>
+      <w:r>
+        <w:rPr>
+          <w:rFonts w:ascii="Consolas" w:hAnsi="Consolas" w:cs="Consolas"/>
+          <w:sz w:val="28"/>
+          <w:color w:val="1A1A1A"/>
+        </w:rPr>
+        <w:t xml:space="preserve">Setup(...).ThrowsAsync(...)</w:t>
+      </w:r>
+      <w:r>
+        <w:rPr>
+          <w:rFonts w:ascii="Times New Roman" w:hAnsi="Times New Roman" w:cs="Times New Roman"/>
+          <w:sz w:val="28"/>
+          <w:szCs w:val="28"/>
+          <w:color w:val="000000"/>
+        </w:rPr>
+        <w:t xml:space="preserve">), що важко штучно спровокувати на реальній базі даних.</w:t>
       </w:r>
     </w:p>
     <w:p>
@@ -6833,9 +7774,10 @@
           <w:rFonts w:ascii="Times New Roman" w:hAnsi="Times New Roman" w:cs="Times New Roman"/>
           <w:b/>
           <w:sz w:val="28"/>
-          <w:color w:val="000000"/>
-        </w:rPr>
-        <w:t xml:space="preserve">4. Навіщо в unit-тестах сервісного шару мокати репозиторії, а не використовувати реальну базу даних?</w:t>
+          <w:szCs w:val="28"/>
+          <w:color w:val="000000"/>
+        </w:rPr>
+        <w:t xml:space="preserve">5. Який основний принцип Clean Architecture визначає напрямок залежностей між шарами (Domain, Application, Infrastructure, Api)?</w:t>
       </w:r>
     </w:p>
     <w:p>
@@ -6852,236 +7794,11 @@
           <w:rFonts w:ascii="Times New Roman" w:hAnsi="Times New Roman" w:cs="Times New Roman"/>
           <w:b/>
           <w:sz w:val="28"/>
+          <w:szCs w:val="28"/>
           <w:color w:val="000000"/>
         </w:rPr>
         <w:t xml:space="preserve">Відповідь:</w:t>
       </w:r>
-    </w:p>
-    <w:p>
-      <w:pPr>
-        <w:ind w:left="720" w:hanging="360"/>
-        <w:spacing w:before="0" w:after="60" w:line="240" w:lineRule="auto"/>
-        <w:rPr>
-          <w:rFonts w:ascii="Times New Roman" w:hAnsi="Times New Roman" w:cs="Times New Roman"/>
-          <w:color w:val="000000"/>
-          <w:sz w:val="28"/>
-        </w:rPr>
-      </w:pPr>
-      <w:r>
-        <w:rPr>
-          <w:rFonts w:ascii="Times New Roman" w:hAnsi="Times New Roman"/>
-          <w:color w:val="000000"/>
-          <w:sz w:val="28"/>
-          <w:b/>
-        </w:rPr>
-        <w:t xml:space="preserve">1. </w:t>
-      </w:r>
-      <w:r>
-        <w:rPr>
-          <w:rFonts w:ascii="Times New Roman" w:hAnsi="Times New Roman" w:cs="Times New Roman"/>
-          <w:b/>
-          <w:sz w:val="28"/>
-          <w:color w:val="000000"/>
-        </w:rPr>
-        <w:t xml:space="preserve">Швидкість:</w:t>
-      </w:r>
-      <w:r>
-        <w:rPr>
-          <w:rFonts w:ascii="Times New Roman" w:hAnsi="Times New Roman" w:cs="Times New Roman"/>
-          <w:sz w:val="28"/>
-          <w:color w:val="000000"/>
-        </w:rPr>
-        <w:t xml:space="preserve"> Тести на реальній БД витрачають час на відкриття сокетів, I/O операції та ініціалізацію з'єднання. Моки в пам'яті виконуються за частки мілісекунд, що дозволяє запускати сотні й тисячі тестів під час кожної збірки CI/CD.</w:t>
-      </w:r>
-    </w:p>
-    <w:p>
-      <w:pPr>
-        <w:ind w:left="720" w:hanging="360"/>
-        <w:spacing w:before="0" w:after="60" w:line="240" w:lineRule="auto"/>
-        <w:rPr>
-          <w:rFonts w:ascii="Times New Roman" w:hAnsi="Times New Roman" w:cs="Times New Roman"/>
-          <w:color w:val="000000"/>
-          <w:sz w:val="28"/>
-        </w:rPr>
-      </w:pPr>
-      <w:r>
-        <w:rPr>
-          <w:rFonts w:ascii="Times New Roman" w:hAnsi="Times New Roman"/>
-          <w:color w:val="000000"/>
-          <w:sz w:val="28"/>
-          <w:b/>
-        </w:rPr>
-        <w:t xml:space="preserve">2. </w:t>
-      </w:r>
-      <w:r>
-        <w:rPr>
-          <w:rFonts w:ascii="Times New Roman" w:hAnsi="Times New Roman" w:cs="Times New Roman"/>
-          <w:b/>
-          <w:sz w:val="28"/>
-          <w:color w:val="000000"/>
-        </w:rPr>
-        <w:t xml:space="preserve">Ізоляція та повторюваність (Determinism):</w:t>
-      </w:r>
-      <w:r>
-        <w:rPr>
-          <w:rFonts w:ascii="Times New Roman" w:hAnsi="Times New Roman" w:cs="Times New Roman"/>
-          <w:sz w:val="28"/>
-          <w:color w:val="000000"/>
-        </w:rPr>
-        <w:t xml:space="preserve"> Реальна БД містить стан, який може змінюватися попередніми тестами або зовнішніми факторами. Мок завжди повертає строго детермінований результат, заданий у секції </w:t>
-      </w:r>
-      <w:r>
-        <w:rPr>
-          <w:rFonts w:ascii="Times New Roman" w:hAnsi="Times New Roman"/>
-          <w:sz w:val="28"/>
-          <w:color w:val="000000"/>
-        </w:rPr>
-        <w:t xml:space="preserve">Arrange</w:t>
-      </w:r>
-      <w:r>
-        <w:rPr>
-          <w:rFonts w:ascii="Times New Roman" w:hAnsi="Times New Roman" w:cs="Times New Roman"/>
-          <w:sz w:val="28"/>
-          <w:color w:val="000000"/>
-        </w:rPr>
-        <w:t xml:space="preserve">.</w:t>
-      </w:r>
-    </w:p>
-    <w:p>
-      <w:pPr>
-        <w:ind w:left="720" w:hanging="360"/>
-        <w:spacing w:before="0" w:after="60" w:line="240" w:lineRule="auto"/>
-        <w:rPr>
-          <w:rFonts w:ascii="Times New Roman" w:hAnsi="Times New Roman" w:cs="Times New Roman"/>
-          <w:color w:val="000000"/>
-          <w:sz w:val="28"/>
-        </w:rPr>
-      </w:pPr>
-      <w:r>
-        <w:rPr>
-          <w:rFonts w:ascii="Times New Roman" w:hAnsi="Times New Roman"/>
-          <w:color w:val="000000"/>
-          <w:sz w:val="28"/>
-          <w:b/>
-        </w:rPr>
-        <w:t xml:space="preserve">3. </w:t>
-      </w:r>
-      <w:r>
-        <w:rPr>
-          <w:rFonts w:ascii="Times New Roman" w:hAnsi="Times New Roman" w:cs="Times New Roman"/>
-          <w:b/>
-          <w:sz w:val="28"/>
-          <w:color w:val="000000"/>
-        </w:rPr>
-        <w:t xml:space="preserve">Незалежність від інфраструктури:</w:t>
-      </w:r>
-      <w:r>
-        <w:rPr>
-          <w:rFonts w:ascii="Times New Roman" w:hAnsi="Times New Roman" w:cs="Times New Roman"/>
-          <w:sz w:val="28"/>
-          <w:color w:val="000000"/>
-        </w:rPr>
-        <w:t xml:space="preserve"> Тести можуть запускатися на будь-якій машині без необхідності піднятого сервера баз даних, міграцій або конфігураційних файлів доступу.</w:t>
-      </w:r>
-    </w:p>
-    <w:p>
-      <w:pPr>
-        <w:ind w:left="720" w:hanging="360"/>
-        <w:spacing w:before="0" w:after="60" w:line="240" w:lineRule="auto"/>
-        <w:rPr>
-          <w:rFonts w:ascii="Times New Roman" w:hAnsi="Times New Roman" w:cs="Times New Roman"/>
-          <w:color w:val="000000"/>
-          <w:sz w:val="28"/>
-        </w:rPr>
-      </w:pPr>
-      <w:r>
-        <w:rPr>
-          <w:rFonts w:ascii="Times New Roman" w:hAnsi="Times New Roman"/>
-          <w:color w:val="000000"/>
-          <w:sz w:val="28"/>
-          <w:b/>
-        </w:rPr>
-        <w:t xml:space="preserve">4. </w:t>
-      </w:r>
-      <w:r>
-        <w:rPr>
-          <w:rFonts w:ascii="Times New Roman" w:hAnsi="Times New Roman" w:cs="Times New Roman"/>
-          <w:b/>
-          <w:sz w:val="28"/>
-          <w:color w:val="000000"/>
-        </w:rPr>
-        <w:t xml:space="preserve">Можливість емуляції збоїв:</w:t>
-      </w:r>
-      <w:r>
-        <w:rPr>
-          <w:rFonts w:ascii="Times New Roman" w:hAnsi="Times New Roman" w:cs="Times New Roman"/>
-          <w:sz w:val="28"/>
-          <w:color w:val="000000"/>
-        </w:rPr>
-        <w:t xml:space="preserve"> Легко протестувати обробку помилок мережі або винятків тайм-ауту (</w:t>
-      </w:r>
-      <w:r>
-        <w:rPr>
-          <w:rFonts w:ascii="Times New Roman" w:hAnsi="Times New Roman"/>
-          <w:sz w:val="28"/>
-          <w:color w:val="000000"/>
-        </w:rPr>
-        <w:t xml:space="preserve">Setup(...).ThrowsAsync(...)</w:t>
-      </w:r>
-      <w:r>
-        <w:rPr>
-          <w:rFonts w:ascii="Times New Roman" w:hAnsi="Times New Roman" w:cs="Times New Roman"/>
-          <w:sz w:val="28"/>
-          <w:color w:val="000000"/>
-        </w:rPr>
-        <w:t xml:space="preserve">), що важко штучно спровокувати на реальній базі даних.</w:t>
-      </w:r>
-    </w:p>
-    <w:p>
-      <w:pPr>
-        <w:pBdr>
-          <w:bottom w:val="single" w:color="888888" w:sz="6"/>
-        </w:pBdr>
-        <w:spacing w:before="120" w:after="120"/>
-      </w:pPr>
-    </w:p>
-    <w:p>
-      <w:pPr>
-        <w:spacing w:before="240" w:after="100" w:line="260" w:lineRule="auto"/>
-        <w:rPr>
-          <w:rFonts w:ascii="Times New Roman" w:hAnsi="Times New Roman" w:cs="Times New Roman"/>
-          <w:color w:val="000000"/>
-          <w:sz w:val="28"/>
-        </w:rPr>
-      </w:pPr>
-      <w:r>
-        <w:rPr>
-          <w:rFonts w:ascii="Times New Roman" w:hAnsi="Times New Roman" w:cs="Times New Roman"/>
-          <w:b/>
-          <w:sz w:val="28"/>
-          <w:color w:val="000000"/>
-        </w:rPr>
-        <w:t xml:space="preserve">5. Який основний принцип Clean Architecture визначає напрямок залежностей між шарами (Domain, Application, Infrastructure, Api)?</w:t>
-      </w:r>
-    </w:p>
-    <w:p>
-      <w:pPr>
-        <w:spacing w:before="0" w:after="120" w:line="260" w:lineRule="auto"/>
-        <w:rPr>
-          <w:rFonts w:ascii="Times New Roman" w:hAnsi="Times New Roman" w:cs="Times New Roman"/>
-          <w:color w:val="000000"/>
-          <w:sz w:val="28"/>
-        </w:rPr>
-      </w:pPr>
-      <w:r>
-        <w:rPr>
-          <w:rFonts w:ascii="Times New Roman" w:hAnsi="Times New Roman" w:cs="Times New Roman"/>
-          <w:b/>
-          <w:sz w:val="28"/>
-          <w:color w:val="000000"/>
-        </w:rPr>
-        <w:t xml:space="preserve">Відповідь:</w:t>
-      </w:r>
       <w:r>
         <w:br/>
       </w:r>
@@ -7089,6 +7806,7 @@
         <w:rPr>
           <w:rFonts w:ascii="Times New Roman" w:hAnsi="Times New Roman" w:cs="Times New Roman"/>
           <w:sz w:val="28"/>
+          <w:szCs w:val="28"/>
           <w:color w:val="000000"/>
         </w:rPr>
         <w:t xml:space="preserve">Основним принципом є </w:t>
@@ -7098,6 +7816,7 @@
           <w:rFonts w:ascii="Times New Roman" w:hAnsi="Times New Roman" w:cs="Times New Roman"/>
           <w:b/>
           <w:sz w:val="28"/>
+          <w:szCs w:val="28"/>
           <w:color w:val="000000"/>
         </w:rPr>
         <w:t xml:space="preserve">Правило Залежностей (The Dependency Rule)</w:t>
@@ -7106,6 +7825,7 @@
         <w:rPr>
           <w:rFonts w:ascii="Times New Roman" w:hAnsi="Times New Roman" w:cs="Times New Roman"/>
           <w:sz w:val="28"/>
+          <w:szCs w:val="28"/>
           <w:color w:val="000000"/>
         </w:rPr>
         <w:t xml:space="preserve">:</w:t>
@@ -7129,6 +7849,7 @@
           <w:rFonts w:ascii="Times New Roman" w:hAnsi="Times New Roman" w:cs="Times New Roman"/>
           <w:i/>
           <w:sz w:val="28"/>
+          <w:szCs w:val="28"/>
           <w:color w:val="000000"/>
         </w:rPr>
         <w:t xml:space="preserve">"Залежності вихідного коду можуть бути спрямовані тільки всередину — до шарів із вищим рівнем абстракції (до Домену)".</w:t>
@@ -7158,6 +7879,7 @@
           <w:rFonts w:ascii="Times New Roman" w:hAnsi="Times New Roman" w:cs="Times New Roman"/>
           <w:b/>
           <w:sz w:val="28"/>
+          <w:szCs w:val="28"/>
           <w:color w:val="000000"/>
         </w:rPr>
         <w:t xml:space="preserve">Domain</w:t>
@@ -7166,6 +7888,7 @@
         <w:rPr>
           <w:rFonts w:ascii="Times New Roman" w:hAnsi="Times New Roman" w:cs="Times New Roman"/>
           <w:sz w:val="28"/>
+          <w:szCs w:val="28"/>
           <w:color w:val="000000"/>
         </w:rPr>
         <w:t xml:space="preserve"> знаходиться в центрі архітектурного кола і не залежить ні від чого.</w:t>
@@ -7195,6 +7918,7 @@
           <w:rFonts w:ascii="Times New Roman" w:hAnsi="Times New Roman" w:cs="Times New Roman"/>
           <w:b/>
           <w:sz w:val="28"/>
+          <w:szCs w:val="28"/>
           <w:color w:val="000000"/>
         </w:rPr>
         <w:t xml:space="preserve">Application</w:t>
@@ -7203,6 +7927,7 @@
         <w:rPr>
           <w:rFonts w:ascii="Times New Roman" w:hAnsi="Times New Roman" w:cs="Times New Roman"/>
           <w:sz w:val="28"/>
+          <w:szCs w:val="28"/>
           <w:color w:val="000000"/>
         </w:rPr>
         <w:t xml:space="preserve"> залежить тільки від Domain.</w:t>
@@ -7232,6 +7957,7 @@
           <w:rFonts w:ascii="Times New Roman" w:hAnsi="Times New Roman" w:cs="Times New Roman"/>
           <w:b/>
           <w:sz w:val="28"/>
+          <w:szCs w:val="28"/>
           <w:color w:val="000000"/>
         </w:rPr>
         <w:t xml:space="preserve">Infrastructure</w:t>
@@ -7240,6 +7966,7 @@
         <w:rPr>
           <w:rFonts w:ascii="Times New Roman" w:hAnsi="Times New Roman" w:cs="Times New Roman"/>
           <w:sz w:val="28"/>
+          <w:szCs w:val="28"/>
           <w:color w:val="000000"/>
         </w:rPr>
         <w:t xml:space="preserve"> та </w:t>
@@ -7249,6 +7976,7 @@
           <w:rFonts w:ascii="Times New Roman" w:hAnsi="Times New Roman" w:cs="Times New Roman"/>
           <w:b/>
           <w:sz w:val="28"/>
+          <w:szCs w:val="28"/>
           <w:color w:val="000000"/>
         </w:rPr>
         <w:t xml:space="preserve">Presentation (Api)</w:t>
@@ -7257,6 +7985,7 @@
         <w:rPr>
           <w:rFonts w:ascii="Times New Roman" w:hAnsi="Times New Roman" w:cs="Times New Roman"/>
           <w:sz w:val="28"/>
+          <w:szCs w:val="28"/>
           <w:color w:val="000000"/>
         </w:rPr>
         <w:t xml:space="preserve"> знаходяться на зовнішніх колах і залежать від внутрішніх шарів (Application та Domain).</w:t>
@@ -7285,6 +8014,7 @@
         <w:rPr>
           <w:rFonts w:ascii="Times New Roman" w:hAnsi="Times New Roman" w:cs="Times New Roman"/>
           <w:sz w:val="28"/>
+          <w:szCs w:val="28"/>
           <w:color w:val="000000"/>
         </w:rPr>
         <w:t xml:space="preserve">Завдяки </w:t>
@@ -7294,6 +8024,7 @@
           <w:rFonts w:ascii="Times New Roman" w:hAnsi="Times New Roman" w:cs="Times New Roman"/>
           <w:b/>
           <w:sz w:val="28"/>
+          <w:szCs w:val="28"/>
           <w:color w:val="000000"/>
         </w:rPr>
         <w:t xml:space="preserve">інверсії залежностей (DIP з SOLID)</w:t>
@@ -7302,6 +8033,7 @@
         <w:rPr>
           <w:rFonts w:ascii="Times New Roman" w:hAnsi="Times New Roman" w:cs="Times New Roman"/>
           <w:sz w:val="28"/>
+          <w:szCs w:val="28"/>
           <w:color w:val="000000"/>
         </w:rPr>
         <w:t xml:space="preserve">, високорівнева бізнес-логіка не залежить від деталей реалізації низькорівневих модулів (наприклад, яка СУБД використовується — SQLite, PostgreSQL чи SQL Server; яку бібліотеку обрано для ORM тощо).</w:t>
@@ -7329,6 +8061,7 @@
           <w:rFonts w:ascii="Times New Roman" w:hAnsi="Times New Roman" w:cs="Times New Roman"/>
           <w:b/>
           <w:sz w:val="28"/>
+          <w:szCs w:val="28"/>
           <w:color w:val="000000"/>
         </w:rPr>
         <w:t xml:space="preserve">6. Як WebApplicationFactory дозволяє тестувати Web API «end-to-end» без розгортання окремого сервера?</w:t>
@@ -7348,6 +8081,7 @@
           <w:rFonts w:ascii="Times New Roman" w:hAnsi="Times New Roman" w:cs="Times New Roman"/>
           <w:b/>
           <w:sz w:val="28"/>
+          <w:szCs w:val="28"/>
           <w:color w:val="000000"/>
         </w:rPr>
         <w:t xml:space="preserve">Відповідь:</w:t>
@@ -7357,9 +8091,9 @@
       </w:r>
       <w:r>
         <w:rPr>
-          <w:rFonts w:ascii="Times New Roman" w:hAnsi="Times New Roman"/>
-          <w:sz w:val="28"/>
-          <w:color w:val="000000"/>
+          <w:rFonts w:ascii="Consolas" w:hAnsi="Consolas" w:cs="Consolas"/>
+          <w:sz w:val="28"/>
+          <w:color w:val="1A1A1A"/>
         </w:rPr>
         <w:t xml:space="preserve">WebApplicationFactory&lt;TEntryPoint&gt;</w:t>
       </w:r>
@@ -7367,15 +8101,16 @@
         <w:rPr>
           <w:rFonts w:ascii="Times New Roman" w:hAnsi="Times New Roman" w:cs="Times New Roman"/>
           <w:sz w:val="28"/>
+          <w:szCs w:val="28"/>
           <w:color w:val="000000"/>
         </w:rPr>
         <w:t xml:space="preserve"> (з бібліотеки </w:t>
       </w:r>
       <w:r>
         <w:rPr>
-          <w:rFonts w:ascii="Times New Roman" w:hAnsi="Times New Roman"/>
-          <w:sz w:val="28"/>
-          <w:color w:val="000000"/>
+          <w:rFonts w:ascii="Consolas" w:hAnsi="Consolas" w:cs="Consolas"/>
+          <w:sz w:val="28"/>
+          <w:color w:val="1A1A1A"/>
         </w:rPr>
         <w:t xml:space="preserve">Microsoft.AspNetCore.Mvc.Testing</w:t>
       </w:r>
@@ -7383,6 +8118,7 @@
         <w:rPr>
           <w:rFonts w:ascii="Times New Roman" w:hAnsi="Times New Roman" w:cs="Times New Roman"/>
           <w:sz w:val="28"/>
+          <w:szCs w:val="28"/>
           <w:color w:val="000000"/>
         </w:rPr>
         <w:t xml:space="preserve">):</w:t>
@@ -7411,15 +8147,16 @@
         <w:rPr>
           <w:rFonts w:ascii="Times New Roman" w:hAnsi="Times New Roman" w:cs="Times New Roman"/>
           <w:sz w:val="28"/>
+          <w:szCs w:val="28"/>
           <w:color w:val="000000"/>
         </w:rPr>
         <w:t xml:space="preserve">Запускає веб-застосунок безпосередньо у пам'яті тестового процесу за допомогою тестового сервера </w:t>
       </w:r>
       <w:r>
         <w:rPr>
-          <w:rFonts w:ascii="Times New Roman" w:hAnsi="Times New Roman"/>
-          <w:sz w:val="28"/>
-          <w:color w:val="000000"/>
+          <w:rFonts w:ascii="Consolas" w:hAnsi="Consolas" w:cs="Consolas"/>
+          <w:sz w:val="28"/>
+          <w:color w:val="1A1A1A"/>
         </w:rPr>
         <w:t xml:space="preserve">TestServer</w:t>
       </w:r>
@@ -7427,6 +8164,7 @@
         <w:rPr>
           <w:rFonts w:ascii="Times New Roman" w:hAnsi="Times New Roman" w:cs="Times New Roman"/>
           <w:sz w:val="28"/>
+          <w:szCs w:val="28"/>
           <w:color w:val="000000"/>
         </w:rPr>
         <w:t xml:space="preserve">.</w:t>
@@ -7455,6 +8193,7 @@
         <w:rPr>
           <w:rFonts w:ascii="Times New Roman" w:hAnsi="Times New Roman" w:cs="Times New Roman"/>
           <w:sz w:val="28"/>
+          <w:szCs w:val="28"/>
           <w:color w:val="000000"/>
         </w:rPr>
         <w:t xml:space="preserve">Повністю створює та ініціалізує конвеєр обробки запитів (Middleware pipeline), конфігурацію, DI-контейнер та маршрутизацію.</w:t>
@@ -7483,15 +8222,16 @@
         <w:rPr>
           <w:rFonts w:ascii="Times New Roman" w:hAnsi="Times New Roman" w:cs="Times New Roman"/>
           <w:sz w:val="28"/>
+          <w:szCs w:val="28"/>
           <w:color w:val="000000"/>
         </w:rPr>
         <w:t xml:space="preserve">Надає метод </w:t>
       </w:r>
       <w:r>
         <w:rPr>
-          <w:rFonts w:ascii="Times New Roman" w:hAnsi="Times New Roman"/>
-          <w:sz w:val="28"/>
-          <w:color w:val="000000"/>
+          <w:rFonts w:ascii="Consolas" w:hAnsi="Consolas" w:cs="Consolas"/>
+          <w:sz w:val="28"/>
+          <w:color w:val="1A1A1A"/>
         </w:rPr>
         <w:t xml:space="preserve">factory.CreateClient()</w:t>
       </w:r>
@@ -7499,15 +8239,16 @@
         <w:rPr>
           <w:rFonts w:ascii="Times New Roman" w:hAnsi="Times New Roman" w:cs="Times New Roman"/>
           <w:sz w:val="28"/>
+          <w:szCs w:val="28"/>
           <w:color w:val="000000"/>
         </w:rPr>
         <w:t xml:space="preserve">, який повертає налаштований екземпляр </w:t>
       </w:r>
       <w:r>
         <w:rPr>
-          <w:rFonts w:ascii="Times New Roman" w:hAnsi="Times New Roman"/>
-          <w:sz w:val="28"/>
-          <w:color w:val="000000"/>
+          <w:rFonts w:ascii="Consolas" w:hAnsi="Consolas" w:cs="Consolas"/>
+          <w:sz w:val="28"/>
+          <w:color w:val="1A1A1A"/>
         </w:rPr>
         <w:t xml:space="preserve">HttpClient</w:t>
       </w:r>
@@ -7515,15 +8256,16 @@
         <w:rPr>
           <w:rFonts w:ascii="Times New Roman" w:hAnsi="Times New Roman" w:cs="Times New Roman"/>
           <w:sz w:val="28"/>
+          <w:szCs w:val="28"/>
           <w:color w:val="000000"/>
         </w:rPr>
         <w:t xml:space="preserve">. Запити, що відправляються через цей клієнт, потрапляють у </w:t>
       </w:r>
       <w:r>
         <w:rPr>
-          <w:rFonts w:ascii="Times New Roman" w:hAnsi="Times New Roman"/>
-          <w:sz w:val="28"/>
-          <w:color w:val="000000"/>
+          <w:rFonts w:ascii="Consolas" w:hAnsi="Consolas" w:cs="Consolas"/>
+          <w:sz w:val="28"/>
+          <w:color w:val="1A1A1A"/>
         </w:rPr>
         <w:t xml:space="preserve">TestServer</w:t>
       </w:r>
@@ -7531,6 +8273,7 @@
         <w:rPr>
           <w:rFonts w:ascii="Times New Roman" w:hAnsi="Times New Roman" w:cs="Times New Roman"/>
           <w:sz w:val="28"/>
+          <w:szCs w:val="28"/>
           <w:color w:val="000000"/>
         </w:rPr>
         <w:t xml:space="preserve"> безпосередньо через пам'ять (in-memory pipeline) без звернення до фізичних мережевих сокетів ОС чи відкриття TCP-портів.</w:t>
@@ -7559,15 +8302,16 @@
         <w:rPr>
           <w:rFonts w:ascii="Times New Roman" w:hAnsi="Times New Roman" w:cs="Times New Roman"/>
           <w:sz w:val="28"/>
+          <w:szCs w:val="28"/>
           <w:color w:val="000000"/>
         </w:rPr>
         <w:t xml:space="preserve">Дозволяє перехоплювати та підміняти конфігурацію сервісів через метод </w:t>
       </w:r>
       <w:r>
         <w:rPr>
-          <w:rFonts w:ascii="Times New Roman" w:hAnsi="Times New Roman"/>
-          <w:sz w:val="28"/>
-          <w:color w:val="000000"/>
+          <w:rFonts w:ascii="Consolas" w:hAnsi="Consolas" w:cs="Consolas"/>
+          <w:sz w:val="28"/>
+          <w:color w:val="1A1A1A"/>
         </w:rPr>
         <w:t xml:space="preserve">WithWebHostBuilder()</w:t>
       </w:r>
@@ -7575,6 +8319,7 @@
         <w:rPr>
           <w:rFonts w:ascii="Times New Roman" w:hAnsi="Times New Roman" w:cs="Times New Roman"/>
           <w:sz w:val="28"/>
+          <w:szCs w:val="28"/>
           <w:color w:val="000000"/>
         </w:rPr>
         <w:t xml:space="preserve">, наприклад, для підключення ізольованої тестової бази даних замість продакшн-конфігурації.</w:t>
@@ -7602,6 +8347,7 @@
           <w:rFonts w:ascii="Times New Roman" w:hAnsi="Times New Roman" w:cs="Times New Roman"/>
           <w:b/>
           <w:sz w:val="28"/>
+          <w:szCs w:val="28"/>
           <w:color w:val="000000"/>
         </w:rPr>
         <w:t xml:space="preserve">7. Висновки</w:t>
@@ -7620,77 +8366,162 @@
         <w:rPr>
           <w:rFonts w:ascii="Times New Roman" w:hAnsi="Times New Roman" w:cs="Times New Roman"/>
           <w:sz w:val="28"/>
+          <w:szCs w:val="28"/>
           <w:color w:val="000000"/>
         </w:rPr>
         <w:t xml:space="preserve">У процесі виконання практичної роботи №8 було здійснено комплексний архітектурний рефакторинг веб-застосунку «Бібліотека» відповідно до канонів Clean Architecture. Було розділено обов'язки між шарами Domain, Application, Infrastructure та Presentation, а також усунуто пряму залежність контролерів від </w:t>
       </w:r>
       <w:r>
         <w:rPr>
+          <w:rFonts w:ascii="Consolas" w:hAnsi="Consolas" w:cs="Consolas"/>
+          <w:sz w:val="28"/>
+          <w:color w:val="1A1A1A"/>
+        </w:rPr>
+        <w:t xml:space="preserve">DbContext</w:t>
+      </w:r>
+      <w:r>
+        <w:rPr>
+          <w:rFonts w:ascii="Times New Roman" w:hAnsi="Times New Roman" w:cs="Times New Roman"/>
+          <w:sz w:val="28"/>
+          <w:szCs w:val="28"/>
+          <w:color w:val="000000"/>
+        </w:rPr>
+        <w:t xml:space="preserve"> за допомогою патернів Repository та Unit of Work. Розроблено набір із 8 модульних тестів із використанням </w:t>
+      </w:r>
+      <w:r>
+        <w:rPr>
+          <w:rFonts w:ascii="Consolas" w:hAnsi="Consolas" w:cs="Consolas"/>
+          <w:sz w:val="28"/>
+          <w:color w:val="1A1A1A"/>
+        </w:rPr>
+        <w:t xml:space="preserve">xUnit</w:t>
+      </w:r>
+      <w:r>
+        <w:rPr>
+          <w:rFonts w:ascii="Times New Roman" w:hAnsi="Times New Roman" w:cs="Times New Roman"/>
+          <w:sz w:val="28"/>
+          <w:szCs w:val="28"/>
+          <w:color w:val="000000"/>
+        </w:rPr>
+        <w:t xml:space="preserve"> та </w:t>
+      </w:r>
+      <w:r>
+        <w:rPr>
+          <w:rFonts w:ascii="Consolas" w:hAnsi="Consolas" w:cs="Consolas"/>
+          <w:sz w:val="28"/>
+          <w:color w:val="1A1A1A"/>
+        </w:rPr>
+        <w:t xml:space="preserve">Moq</w:t>
+      </w:r>
+      <w:r>
+        <w:rPr>
+          <w:rFonts w:ascii="Times New Roman" w:hAnsi="Times New Roman" w:cs="Times New Roman"/>
+          <w:sz w:val="28"/>
+          <w:szCs w:val="28"/>
+          <w:color w:val="000000"/>
+        </w:rPr>
+        <w:t xml:space="preserve">, що перевіряють роботу бізнес-правил в ізоляції, та набір із 5 інтеграційних тестів із </w:t>
+      </w:r>
+      <w:r>
+        <w:rPr>
+          <w:rFonts w:ascii="Consolas" w:hAnsi="Consolas" w:cs="Consolas"/>
+          <w:sz w:val="28"/>
+          <w:color w:val="1A1A1A"/>
+        </w:rPr>
+        <w:t xml:space="preserve">WebApplicationFactory</w:t>
+      </w:r>
+      <w:r>
+        <w:rPr>
+          <w:rFonts w:ascii="Times New Roman" w:hAnsi="Times New Roman" w:cs="Times New Roman"/>
+          <w:sz w:val="28"/>
+          <w:szCs w:val="28"/>
+          <w:color w:val="000000"/>
+        </w:rPr>
+        <w:t xml:space="preserve">, які підтверджують коректне функціонування REST API наскрізно через HTTP-конвеєр.</w:t>
+      </w:r>
+    </w:p>
+    <w:p>
+      <w:pPr>
+        <w:pBdr>
+          <w:bottom w:val="single" w:color="888888" w:sz="6"/>
+        </w:pBdr>
+        <w:spacing w:before="120" w:after="120"/>
+      </w:pPr>
+    </w:p>
+    <w:p>
+      <w:pPr>
+        <w:spacing w:before="240" w:after="100" w:line="260" w:lineRule="auto"/>
+        <w:rPr>
+          <w:rFonts w:ascii="Times New Roman" w:hAnsi="Times New Roman" w:cs="Times New Roman"/>
+          <w:color w:val="000000"/>
+          <w:sz w:val="28"/>
+        </w:rPr>
+      </w:pPr>
+      <w:r>
+        <w:rPr>
+          <w:rFonts w:ascii="Times New Roman" w:hAnsi="Times New Roman" w:cs="Times New Roman"/>
+          <w:b/>
+          <w:sz w:val="28"/>
+          <w:szCs w:val="28"/>
+          <w:color w:val="000000"/>
+        </w:rPr>
+        <w:t xml:space="preserve">8. Посилання на GitHub-репозиторій</w:t>
+      </w:r>
+    </w:p>
+    <w:p>
+      <w:pPr>
+        <w:ind w:left="720" w:hanging="360"/>
+        <w:spacing w:before="0" w:after="60" w:line="240" w:lineRule="auto"/>
+        <w:rPr>
+          <w:rFonts w:ascii="Times New Roman" w:hAnsi="Times New Roman" w:cs="Times New Roman"/>
+          <w:color w:val="000000"/>
+          <w:sz w:val="28"/>
+        </w:rPr>
+      </w:pPr>
+      <w:r>
+        <w:rPr>
           <w:rFonts w:ascii="Times New Roman" w:hAnsi="Times New Roman"/>
-          <w:sz w:val="28"/>
-          <w:color w:val="000000"/>
-        </w:rPr>
-        <w:t xml:space="preserve">DbContext</w:t>
-      </w:r>
-      <w:r>
-        <w:rPr>
-          <w:rFonts w:ascii="Times New Roman" w:hAnsi="Times New Roman" w:cs="Times New Roman"/>
-          <w:sz w:val="28"/>
-          <w:color w:val="000000"/>
-        </w:rPr>
-        <w:t xml:space="preserve"> за допомогою патернів Repository та Unit of Work. Розроблено набір із 8 модульних тестів із використанням </w:t>
-      </w:r>
-      <w:r>
-        <w:rPr>
-          <w:rFonts w:ascii="Times New Roman" w:hAnsi="Times New Roman"/>
-          <w:sz w:val="28"/>
-          <w:color w:val="000000"/>
-        </w:rPr>
-        <w:t xml:space="preserve">xUnit</w:t>
-      </w:r>
-      <w:r>
-        <w:rPr>
-          <w:rFonts w:ascii="Times New Roman" w:hAnsi="Times New Roman" w:cs="Times New Roman"/>
-          <w:sz w:val="28"/>
-          <w:color w:val="000000"/>
-        </w:rPr>
-        <w:t xml:space="preserve"> та </w:t>
-      </w:r>
-      <w:r>
-        <w:rPr>
-          <w:rFonts w:ascii="Times New Roman" w:hAnsi="Times New Roman"/>
-          <w:sz w:val="28"/>
-          <w:color w:val="000000"/>
-        </w:rPr>
-        <w:t xml:space="preserve">Moq</w:t>
-      </w:r>
-      <w:r>
-        <w:rPr>
-          <w:rFonts w:ascii="Times New Roman" w:hAnsi="Times New Roman" w:cs="Times New Roman"/>
-          <w:sz w:val="28"/>
-          <w:color w:val="000000"/>
-        </w:rPr>
-        <w:t xml:space="preserve">, що перевіряють роботу бізнес-правил в ізоляції, та набір із 5 інтеграційних тестів із </w:t>
-      </w:r>
-      <w:r>
-        <w:rPr>
-          <w:rFonts w:ascii="Times New Roman" w:hAnsi="Times New Roman"/>
-          <w:sz w:val="28"/>
-          <w:color w:val="000000"/>
-        </w:rPr>
-        <w:t xml:space="preserve">WebApplicationFactory</w:t>
-      </w:r>
-      <w:r>
-        <w:rPr>
-          <w:rFonts w:ascii="Times New Roman" w:hAnsi="Times New Roman" w:cs="Times New Roman"/>
-          <w:sz w:val="28"/>
-          <w:color w:val="000000"/>
-        </w:rPr>
-        <w:t xml:space="preserve">, які підтверджують коректне функціонування REST API наскрізно через HTTP-конвеєр.</w:t>
-      </w:r>
+          <w:color w:val="000000"/>
+          <w:sz w:val="28"/>
+          <w:b/>
+        </w:rPr>
+        <w:t xml:space="preserve">• </w:t>
+      </w:r>
+      <w:r>
+        <w:rPr>
+          <w:rFonts w:ascii="Times New Roman" w:hAnsi="Times New Roman" w:cs="Times New Roman"/>
+          <w:b/>
+          <w:sz w:val="28"/>
+          <w:szCs w:val="28"/>
+          <w:color w:val="000000"/>
+        </w:rPr>
+        <w:t xml:space="preserve">URL репозиторію:</w:t>
+      </w:r>
+      <w:r>
+        <w:rPr>
+          <w:rFonts w:ascii="Times New Roman" w:hAnsi="Times New Roman" w:cs="Times New Roman"/>
+          <w:sz w:val="28"/>
+          <w:szCs w:val="28"/>
+          <w:color w:val="000000"/>
+        </w:rPr>
+        <w:t xml:space="preserve"> </w:t>
+      </w:r>
+      <w:hyperlink xmlns:r="http://schemas.openxmlformats.org/officeDocument/2006/relationships" r:id="R554782cb48284873">
+        <w:r>
+          <w:rPr>
+            <w:rFonts w:ascii="Times New Roman" w:hAnsi="Times New Roman" w:cs="Times New Roman"/>
+            <w:sz w:val="28"/>
+            <w:szCs w:val="28"/>
+            <w:color w:val="0563C1"/>
+            <w:u w:val="single"/>
+          </w:rPr>
+          <w:t xml:space="preserve">https://github.com/Gerald20001/vntu-dotnet-labs</w:t>
+        </w:r>
+      </w:hyperlink>
     </w:p>
     <w:sectPr>
-      <w:pgMar w:top="1134" w:right="1134" w:bottom="1134" w:left="1134"/>
+      <w:pgSz w:w="11906" w:h="16838" w:orient="portrait"/>
+      <w:pgMar w:top="1134" w:right="1134" w:bottom="1134" w:left="1134" w:header="708" w:footer="708"/>
     </w:sectPr>
   </w:body>
 </w:document>
